--- a/worksheets/14주차_학생워크시트.docx
+++ b/worksheets/14주차_학생워크시트.docx
@@ -46,7 +46,7 @@
           <w:sz w:val="24"/>
           <w:szCs w:val="24"/>
         </w:rPr>
-        <w:t xml:space="preserve">바이브 코딩으로 화면 다듬기 — 아이콘 · 휴대폰 · 반응</w:t>
+        <w:t xml:space="preserve">전시장에 내놓기 — 전시 모드 · 멀리서 보이게 · 작품 설명</w:t>
       </w:r>
     </w:p>
     <w:tbl>
@@ -328,7 +328,7 @@
                 <w:sz w:val="20"/>
                 <w:szCs w:val="20"/>
               </w:rPr>
-              <w:t xml:space="preserve">13주차까지는 선생님이 준 완성본을 붙여넣었습니다. 오늘은 다릅니다. 여러분이 제미나이에게 부탁해서 직접 고칩니다. 11주차에 기능을 만들던 방법 그대로이고, 대상만 화면으로 바뀝니다. 오늘 제일 중요한 것은 코드가 아니라 '무엇을 올리고 무엇을 올리지 않는가' 입니다.</w:t>
+              <w:t xml:space="preserve">마지막 수업입니다. 다음은 11월 20일 전시회입니다. 오늘은 새 기능을 배우지 않습니다. 몇 시간 동안 사람 없이 켜 두어도 멀쩡한 화면을 만듭니다. 기능이 되는 것과 전시장에서 버티는 것은 다릅니다. 오늘 고치는 것은 전부 '관람객이 보는 쪽' 입니다.</w:t>
             </w:r>
           </w:p>
         </w:tc>
@@ -385,7 +385,7 @@
           <w:sz w:val="21"/>
           <w:szCs w:val="21"/>
         </w:rPr>
-        <w:t xml:space="preserve">☐  비밀번호가 올라가지 않은 것을 눈으로 확인한 뒤 업로드할 수 있다.</w:t>
+        <w:t xml:space="preserve">☐  비밀번호와 데이터베이스 접속 정보가 올라가지 않은 것을 눈으로 확인한 뒤 업로드할 수 있다.</w:t>
       </w:r>
     </w:p>
     <w:p>
@@ -399,7 +399,7 @@
           <w:sz w:val="21"/>
           <w:szCs w:val="21"/>
         </w:rPr>
-        <w:t xml:space="preserve">☐  아이콘을 붙이되 글자를 지우지 않아야 하는 이유를 설명할 수 있다.</w:t>
+        <w:t xml:space="preserve">☐  몇 시간 동안 화면이 꺼지지 않게 만들고, 그것을 직접 확인할 수 있다.</w:t>
       </w:r>
     </w:p>
     <w:p>
@@ -413,7 +413,7 @@
           <w:sz w:val="21"/>
           <w:szCs w:val="21"/>
         </w:rPr>
-        <w:t xml:space="preserve">☐  휴대폰 폭(390px)에서 가로 스크롤이 생기지 않게 고칠 수 있다.</w:t>
+        <w:t xml:space="preserve">☐  관람객이 1m 밖에서 읽을 수 있는 화면과 노트북 앞에서 보는 화면이 다르다는 것을 설명할 수 있다.</w:t>
       </w:r>
     </w:p>
     <w:p>
@@ -427,7 +427,7 @@
           <w:sz w:val="21"/>
           <w:szCs w:val="21"/>
         </w:rPr>
-        <w:t xml:space="preserve">☐  focus 와 focus-visible 의 차이를 눈으로 확인하고 설명할 수 있다.</w:t>
+        <w:t xml:space="preserve">☐  상태를 색 하나로만 알리면 안 되는 이유를 설명할 수 있다.</w:t>
       </w:r>
     </w:p>
     <w:p>
@@ -441,9 +441,530 @@
           <w:sz w:val="21"/>
           <w:szCs w:val="21"/>
         </w:rPr>
-        <w:t xml:space="preserve">☐  AI 가 규칙을 어겼을 때 규칙 문서를 근거로 되돌리게 할 수 있다.</w:t>
-      </w:r>
-    </w:p>
+        <w:t xml:space="preserve">☐  관람객이 읽을 작품 설명을 내 말로 쓸 수 있다.</w:t>
+      </w:r>
+    </w:p>
+    <w:p>
+      <w:pPr>
+        <w:spacing w:after="100"/>
+        <w:ind w:left="260"/>
+      </w:pPr>
+      <w:r>
+        <w:rPr>
+          <w:rFonts w:ascii="Malgun Gothic" w:cs="Malgun Gothic" w:eastAsia="Malgun Gothic" w:hAnsi="Malgun Gothic"/>
+          <w:sz w:val="21"/>
+          <w:szCs w:val="21"/>
+        </w:rPr>
+        <w:t xml:space="preserve">☐  사람 없이 30분 동안 돌려서 작품이 버티는지 확인할 수 있다.</w:t>
+      </w:r>
+    </w:p>
+    <w:p>
+      <w:pPr>
+        <w:spacing w:after="120"/>
+      </w:pPr>
+    </w:p>
+    <w:tbl>
+      <w:tblPr>
+        <w:tblW w:type="dxa" w:w="9350"/>
+        <w:tblBorders>
+          <w:top w:val="single" w:color="BFBFBF" w:sz="4"/>
+          <w:left w:val="single" w:color="BFBFBF" w:sz="4"/>
+          <w:bottom w:val="single" w:color="BFBFBF" w:sz="4"/>
+          <w:right w:val="single" w:color="BFBFBF" w:sz="4"/>
+          <w:insideH w:val="single" w:color="BFBFBF" w:sz="4"/>
+          <w:insideV w:val="single" w:color="BFBFBF" w:sz="4"/>
+        </w:tblBorders>
+      </w:tblPr>
+      <w:tblGrid>
+        <w:gridCol w:w="1700"/>
+        <w:gridCol w:w="1300"/>
+        <w:gridCol w:w="6350"/>
+      </w:tblGrid>
+      <w:tr>
+        <w:trPr>
+          <w:cantSplit/>
+          <w:tblHeader/>
+        </w:trPr>
+        <w:tc>
+          <w:tcPr>
+            <w:tcW w:type="dxa" w:w="1700"/>
+            <w:shd w:fill="2F5496" w:val="clear"/>
+            <w:tcMar>
+              <w:top w:type="dxa" w:w="100"/>
+              <w:left w:type="dxa" w:w="120"/>
+              <w:bottom w:type="dxa" w:w="100"/>
+              <w:right w:type="dxa" w:w="120"/>
+            </w:tcMar>
+            <w:vAlign w:val="center"/>
+          </w:tcPr>
+          <w:p>
+            <w:r>
+              <w:rPr>
+                <w:rFonts w:ascii="Malgun Gothic" w:cs="Malgun Gothic" w:eastAsia="Malgun Gothic" w:hAnsi="Malgun Gothic"/>
+                <w:b/>
+                <w:bCs/>
+                <w:color w:val="FFFFFF"/>
+                <w:sz w:val="20"/>
+                <w:szCs w:val="20"/>
+              </w:rPr>
+              <w:t xml:space="preserve">구간</w:t>
+            </w:r>
+          </w:p>
+        </w:tc>
+        <w:tc>
+          <w:tcPr>
+            <w:tcW w:type="dxa" w:w="1300"/>
+            <w:shd w:fill="2F5496" w:val="clear"/>
+            <w:tcMar>
+              <w:top w:type="dxa" w:w="100"/>
+              <w:left w:type="dxa" w:w="120"/>
+              <w:bottom w:type="dxa" w:w="100"/>
+              <w:right w:type="dxa" w:w="120"/>
+            </w:tcMar>
+            <w:vAlign w:val="center"/>
+          </w:tcPr>
+          <w:p>
+            <w:r>
+              <w:rPr>
+                <w:rFonts w:ascii="Malgun Gothic" w:cs="Malgun Gothic" w:eastAsia="Malgun Gothic" w:hAnsi="Malgun Gothic"/>
+                <w:b/>
+                <w:bCs/>
+                <w:color w:val="FFFFFF"/>
+                <w:sz w:val="20"/>
+                <w:szCs w:val="20"/>
+              </w:rPr>
+              <w:t xml:space="preserve">시간</w:t>
+            </w:r>
+          </w:p>
+        </w:tc>
+        <w:tc>
+          <w:tcPr>
+            <w:tcW w:type="dxa" w:w="6350"/>
+            <w:shd w:fill="2F5496" w:val="clear"/>
+            <w:tcMar>
+              <w:top w:type="dxa" w:w="100"/>
+              <w:left w:type="dxa" w:w="120"/>
+              <w:bottom w:type="dxa" w:w="100"/>
+              <w:right w:type="dxa" w:w="120"/>
+            </w:tcMar>
+            <w:vAlign w:val="center"/>
+          </w:tcPr>
+          <w:p>
+            <w:r>
+              <w:rPr>
+                <w:rFonts w:ascii="Malgun Gothic" w:cs="Malgun Gothic" w:eastAsia="Malgun Gothic" w:hAnsi="Malgun Gothic"/>
+                <w:b/>
+                <w:bCs/>
+                <w:color w:val="FFFFFF"/>
+                <w:sz w:val="20"/>
+                <w:szCs w:val="20"/>
+              </w:rPr>
+              <w:t xml:space="preserve">내용</w:t>
+            </w:r>
+          </w:p>
+        </w:tc>
+      </w:tr>
+      <w:tr>
+        <w:trPr>
+          <w:cantSplit/>
+        </w:trPr>
+        <w:tc>
+          <w:tcPr>
+            <w:tcW w:type="dxa" w:w="1700"/>
+            <w:tcMar>
+              <w:top w:type="dxa" w:w="100"/>
+              <w:left w:type="dxa" w:w="120"/>
+              <w:bottom w:type="dxa" w:w="100"/>
+              <w:right w:type="dxa" w:w="120"/>
+            </w:tcMar>
+            <w:vAlign w:val="center"/>
+          </w:tcPr>
+          <w:p>
+            <w:r>
+              <w:rPr>
+                <w:rFonts w:ascii="Malgun Gothic" w:cs="Malgun Gothic" w:eastAsia="Malgun Gothic" w:hAnsi="Malgun Gothic"/>
+                <w:b w:val="false"/>
+                <w:bCs w:val="false"/>
+                <w:color w:val="000000"/>
+                <w:sz w:val="20"/>
+                <w:szCs w:val="20"/>
+              </w:rPr>
+              <w:t xml:space="preserve">준비</w:t>
+            </w:r>
+          </w:p>
+        </w:tc>
+        <w:tc>
+          <w:tcPr>
+            <w:tcW w:type="dxa" w:w="1300"/>
+            <w:tcMar>
+              <w:top w:type="dxa" w:w="100"/>
+              <w:left w:type="dxa" w:w="120"/>
+              <w:bottom w:type="dxa" w:w="100"/>
+              <w:right w:type="dxa" w:w="120"/>
+            </w:tcMar>
+            <w:vAlign w:val="center"/>
+          </w:tcPr>
+          <w:p>
+            <w:r>
+              <w:rPr>
+                <w:rFonts w:ascii="Malgun Gothic" w:cs="Malgun Gothic" w:eastAsia="Malgun Gothic" w:hAnsi="Malgun Gothic"/>
+                <w:b w:val="false"/>
+                <w:bCs w:val="false"/>
+                <w:color w:val="000000"/>
+                <w:sz w:val="20"/>
+                <w:szCs w:val="20"/>
+              </w:rPr>
+              <w:t xml:space="preserve">10분</w:t>
+            </w:r>
+          </w:p>
+        </w:tc>
+        <w:tc>
+          <w:tcPr>
+            <w:tcW w:type="dxa" w:w="6350"/>
+            <w:tcMar>
+              <w:top w:type="dxa" w:w="100"/>
+              <w:left w:type="dxa" w:w="120"/>
+              <w:bottom w:type="dxa" w:w="100"/>
+              <w:right w:type="dxa" w:w="120"/>
+            </w:tcMar>
+            <w:vAlign w:val="center"/>
+          </w:tcPr>
+          <w:p>
+            <w:r>
+              <w:rPr>
+                <w:rFonts w:ascii="Malgun Gothic" w:cs="Malgun Gothic" w:eastAsia="Malgun Gothic" w:hAnsi="Malgun Gothic"/>
+                <w:b w:val="false"/>
+                <w:bCs w:val="false"/>
+                <w:color w:val="000000"/>
+                <w:sz w:val="20"/>
+                <w:szCs w:val="20"/>
+              </w:rPr>
+              <w:t xml:space="preserve">화면 소스 묶기 · 올리기 전 확인</w:t>
+            </w:r>
+          </w:p>
+        </w:tc>
+      </w:tr>
+      <w:tr>
+        <w:trPr>
+          <w:cantSplit/>
+        </w:trPr>
+        <w:tc>
+          <w:tcPr>
+            <w:tcW w:type="dxa" w:w="1700"/>
+            <w:tcMar>
+              <w:top w:type="dxa" w:w="100"/>
+              <w:left w:type="dxa" w:w="120"/>
+              <w:bottom w:type="dxa" w:w="100"/>
+              <w:right w:type="dxa" w:w="120"/>
+            </w:tcMar>
+            <w:vAlign w:val="center"/>
+          </w:tcPr>
+          <w:p>
+            <w:r>
+              <w:rPr>
+                <w:rFonts w:ascii="Malgun Gothic" w:cs="Malgun Gothic" w:eastAsia="Malgun Gothic" w:hAnsi="Malgun Gothic"/>
+                <w:b w:val="false"/>
+                <w:bCs w:val="false"/>
+                <w:color w:val="000000"/>
+                <w:sz w:val="20"/>
+                <w:szCs w:val="20"/>
+              </w:rPr>
+              <w:t xml:space="preserve">미션 1</w:t>
+            </w:r>
+          </w:p>
+        </w:tc>
+        <w:tc>
+          <w:tcPr>
+            <w:tcW w:type="dxa" w:w="1300"/>
+            <w:tcMar>
+              <w:top w:type="dxa" w:w="100"/>
+              <w:left w:type="dxa" w:w="120"/>
+              <w:bottom w:type="dxa" w:w="100"/>
+              <w:right w:type="dxa" w:w="120"/>
+            </w:tcMar>
+            <w:vAlign w:val="center"/>
+          </w:tcPr>
+          <w:p>
+            <w:r>
+              <w:rPr>
+                <w:rFonts w:ascii="Malgun Gothic" w:cs="Malgun Gothic" w:eastAsia="Malgun Gothic" w:hAnsi="Malgun Gothic"/>
+                <w:b w:val="false"/>
+                <w:bCs w:val="false"/>
+                <w:color w:val="000000"/>
+                <w:sz w:val="20"/>
+                <w:szCs w:val="20"/>
+              </w:rPr>
+              <w:t xml:space="preserve">30분</w:t>
+            </w:r>
+          </w:p>
+        </w:tc>
+        <w:tc>
+          <w:tcPr>
+            <w:tcW w:type="dxa" w:w="6350"/>
+            <w:tcMar>
+              <w:top w:type="dxa" w:w="100"/>
+              <w:left w:type="dxa" w:w="120"/>
+              <w:bottom w:type="dxa" w:w="100"/>
+              <w:right w:type="dxa" w:w="120"/>
+            </w:tcMar>
+            <w:vAlign w:val="center"/>
+          </w:tcPr>
+          <w:p>
+            <w:r>
+              <w:rPr>
+                <w:rFonts w:ascii="Malgun Gothic" w:cs="Malgun Gothic" w:eastAsia="Malgun Gothic" w:hAnsi="Malgun Gothic"/>
+                <w:b w:val="false"/>
+                <w:bCs w:val="false"/>
+                <w:color w:val="000000"/>
+                <w:sz w:val="20"/>
+                <w:szCs w:val="20"/>
+              </w:rPr>
+              <w:t xml:space="preserve">전시 모드 — 화면이 안 꺼지게, 전체화면, 버튼 숨김</w:t>
+            </w:r>
+          </w:p>
+        </w:tc>
+      </w:tr>
+      <w:tr>
+        <w:trPr>
+          <w:cantSplit/>
+        </w:trPr>
+        <w:tc>
+          <w:tcPr>
+            <w:tcW w:type="dxa" w:w="1700"/>
+            <w:tcMar>
+              <w:top w:type="dxa" w:w="100"/>
+              <w:left w:type="dxa" w:w="120"/>
+              <w:bottom w:type="dxa" w:w="100"/>
+              <w:right w:type="dxa" w:w="120"/>
+            </w:tcMar>
+            <w:vAlign w:val="center"/>
+          </w:tcPr>
+          <w:p>
+            <w:r>
+              <w:rPr>
+                <w:rFonts w:ascii="Malgun Gothic" w:cs="Malgun Gothic" w:eastAsia="Malgun Gothic" w:hAnsi="Malgun Gothic"/>
+                <w:b w:val="false"/>
+                <w:bCs w:val="false"/>
+                <w:color w:val="000000"/>
+                <w:sz w:val="20"/>
+                <w:szCs w:val="20"/>
+              </w:rPr>
+              <w:t xml:space="preserve">미션 2</w:t>
+            </w:r>
+          </w:p>
+        </w:tc>
+        <w:tc>
+          <w:tcPr>
+            <w:tcW w:type="dxa" w:w="1300"/>
+            <w:tcMar>
+              <w:top w:type="dxa" w:w="100"/>
+              <w:left w:type="dxa" w:w="120"/>
+              <w:bottom w:type="dxa" w:w="100"/>
+              <w:right w:type="dxa" w:w="120"/>
+            </w:tcMar>
+            <w:vAlign w:val="center"/>
+          </w:tcPr>
+          <w:p>
+            <w:r>
+              <w:rPr>
+                <w:rFonts w:ascii="Malgun Gothic" w:cs="Malgun Gothic" w:eastAsia="Malgun Gothic" w:hAnsi="Malgun Gothic"/>
+                <w:b w:val="false"/>
+                <w:bCs w:val="false"/>
+                <w:color w:val="000000"/>
+                <w:sz w:val="20"/>
+                <w:szCs w:val="20"/>
+              </w:rPr>
+              <w:t xml:space="preserve">25분</w:t>
+            </w:r>
+          </w:p>
+        </w:tc>
+        <w:tc>
+          <w:tcPr>
+            <w:tcW w:type="dxa" w:w="6350"/>
+            <w:tcMar>
+              <w:top w:type="dxa" w:w="100"/>
+              <w:left w:type="dxa" w:w="120"/>
+              <w:bottom w:type="dxa" w:w="100"/>
+              <w:right w:type="dxa" w:w="120"/>
+            </w:tcMar>
+            <w:vAlign w:val="center"/>
+          </w:tcPr>
+          <w:p>
+            <w:r>
+              <w:rPr>
+                <w:rFonts w:ascii="Malgun Gothic" w:cs="Malgun Gothic" w:eastAsia="Malgun Gothic" w:hAnsi="Malgun Gothic"/>
+                <w:b w:val="false"/>
+                <w:bCs w:val="false"/>
+                <w:color w:val="000000"/>
+                <w:sz w:val="20"/>
+                <w:szCs w:val="20"/>
+              </w:rPr>
+              <w:t xml:space="preserve">멀리서도 보이게</w:t>
+            </w:r>
+          </w:p>
+        </w:tc>
+      </w:tr>
+      <w:tr>
+        <w:trPr>
+          <w:cantSplit/>
+        </w:trPr>
+        <w:tc>
+          <w:tcPr>
+            <w:tcW w:type="dxa" w:w="1700"/>
+            <w:tcMar>
+              <w:top w:type="dxa" w:w="100"/>
+              <w:left w:type="dxa" w:w="120"/>
+              <w:bottom w:type="dxa" w:w="100"/>
+              <w:right w:type="dxa" w:w="120"/>
+            </w:tcMar>
+            <w:vAlign w:val="center"/>
+          </w:tcPr>
+          <w:p>
+            <w:r>
+              <w:rPr>
+                <w:rFonts w:ascii="Malgun Gothic" w:cs="Malgun Gothic" w:eastAsia="Malgun Gothic" w:hAnsi="Malgun Gothic"/>
+                <w:b w:val="false"/>
+                <w:bCs w:val="false"/>
+                <w:color w:val="000000"/>
+                <w:sz w:val="20"/>
+                <w:szCs w:val="20"/>
+              </w:rPr>
+              <w:t xml:space="preserve">미션 3</w:t>
+            </w:r>
+          </w:p>
+        </w:tc>
+        <w:tc>
+          <w:tcPr>
+            <w:tcW w:type="dxa" w:w="1300"/>
+            <w:tcMar>
+              <w:top w:type="dxa" w:w="100"/>
+              <w:left w:type="dxa" w:w="120"/>
+              <w:bottom w:type="dxa" w:w="100"/>
+              <w:right w:type="dxa" w:w="120"/>
+            </w:tcMar>
+            <w:vAlign w:val="center"/>
+          </w:tcPr>
+          <w:p>
+            <w:r>
+              <w:rPr>
+                <w:rFonts w:ascii="Malgun Gothic" w:cs="Malgun Gothic" w:eastAsia="Malgun Gothic" w:hAnsi="Malgun Gothic"/>
+                <w:b w:val="false"/>
+                <w:bCs w:val="false"/>
+                <w:color w:val="000000"/>
+                <w:sz w:val="20"/>
+                <w:szCs w:val="20"/>
+              </w:rPr>
+              <w:t xml:space="preserve">25분</w:t>
+            </w:r>
+          </w:p>
+        </w:tc>
+        <w:tc>
+          <w:tcPr>
+            <w:tcW w:type="dxa" w:w="6350"/>
+            <w:tcMar>
+              <w:top w:type="dxa" w:w="100"/>
+              <w:left w:type="dxa" w:w="120"/>
+              <w:bottom w:type="dxa" w:w="100"/>
+              <w:right w:type="dxa" w:w="120"/>
+            </w:tcMar>
+            <w:vAlign w:val="center"/>
+          </w:tcPr>
+          <w:p>
+            <w:r>
+              <w:rPr>
+                <w:rFonts w:ascii="Malgun Gothic" w:cs="Malgun Gothic" w:eastAsia="Malgun Gothic" w:hAnsi="Malgun Gothic"/>
+                <w:b w:val="false"/>
+                <w:bCs w:val="false"/>
+                <w:color w:val="000000"/>
+                <w:sz w:val="20"/>
+                <w:szCs w:val="20"/>
+              </w:rPr>
+              <w:t xml:space="preserve">관람객이 읽는 작품 설명</w:t>
+            </w:r>
+          </w:p>
+        </w:tc>
+      </w:tr>
+      <w:tr>
+        <w:trPr>
+          <w:cantSplit/>
+        </w:trPr>
+        <w:tc>
+          <w:tcPr>
+            <w:tcW w:type="dxa" w:w="1700"/>
+            <w:tcMar>
+              <w:top w:type="dxa" w:w="100"/>
+              <w:left w:type="dxa" w:w="120"/>
+              <w:bottom w:type="dxa" w:w="100"/>
+              <w:right w:type="dxa" w:w="120"/>
+            </w:tcMar>
+            <w:vAlign w:val="center"/>
+          </w:tcPr>
+          <w:p>
+            <w:r>
+              <w:rPr>
+                <w:rFonts w:ascii="Malgun Gothic" w:cs="Malgun Gothic" w:eastAsia="Malgun Gothic" w:hAnsi="Malgun Gothic"/>
+                <w:b w:val="false"/>
+                <w:bCs w:val="false"/>
+                <w:color w:val="000000"/>
+                <w:sz w:val="20"/>
+                <w:szCs w:val="20"/>
+              </w:rPr>
+              <w:t xml:space="preserve">마무리</w:t>
+            </w:r>
+          </w:p>
+        </w:tc>
+        <w:tc>
+          <w:tcPr>
+            <w:tcW w:type="dxa" w:w="1300"/>
+            <w:tcMar>
+              <w:top w:type="dxa" w:w="100"/>
+              <w:left w:type="dxa" w:w="120"/>
+              <w:bottom w:type="dxa" w:w="100"/>
+              <w:right w:type="dxa" w:w="120"/>
+            </w:tcMar>
+            <w:vAlign w:val="center"/>
+          </w:tcPr>
+          <w:p>
+            <w:r>
+              <w:rPr>
+                <w:rFonts w:ascii="Malgun Gothic" w:cs="Malgun Gothic" w:eastAsia="Malgun Gothic" w:hAnsi="Malgun Gothic"/>
+                <w:b w:val="false"/>
+                <w:bCs w:val="false"/>
+                <w:color w:val="000000"/>
+                <w:sz w:val="20"/>
+                <w:szCs w:val="20"/>
+              </w:rPr>
+              <w:t xml:space="preserve">30분</w:t>
+            </w:r>
+          </w:p>
+        </w:tc>
+        <w:tc>
+          <w:tcPr>
+            <w:tcW w:type="dxa" w:w="6350"/>
+            <w:tcMar>
+              <w:top w:type="dxa" w:w="100"/>
+              <w:left w:type="dxa" w:w="120"/>
+              <w:bottom w:type="dxa" w:w="100"/>
+              <w:right w:type="dxa" w:w="120"/>
+            </w:tcMar>
+            <w:vAlign w:val="center"/>
+          </w:tcPr>
+          <w:p>
+            <w:r>
+              <w:rPr>
+                <w:rFonts w:ascii="Malgun Gothic" w:cs="Malgun Gothic" w:eastAsia="Malgun Gothic" w:hAnsi="Malgun Gothic"/>
+                <w:b w:val="false"/>
+                <w:bCs w:val="false"/>
+                <w:color w:val="000000"/>
+                <w:sz w:val="20"/>
+                <w:szCs w:val="20"/>
+              </w:rPr>
+              <w:t xml:space="preserve">무인 리허설 (아무도 손대지 않습니다)</w:t>
+            </w:r>
+          </w:p>
+        </w:tc>
+      </w:tr>
+    </w:tbl>
     <w:p>
       <w:pPr>
         <w:pStyle w:val="Heading1"/>
@@ -689,7 +1210,7 @@
                 <w:sz w:val="20"/>
                 <w:szCs w:val="20"/>
               </w:rPr>
-              <w:t xml:space="preserve">프로젝트-규칙-tailwind.md</w:t>
+              <w:t xml:space="preserve">프로젝트-규칙.md</w:t>
             </w:r>
           </w:p>
         </w:tc>
@@ -739,7 +1260,58 @@
                 <w:sz w:val="20"/>
                 <w:szCs w:val="20"/>
               </w:rPr>
-              <w:t xml:space="preserve">13주차에 받은 파일 그대로</w:t>
+              <w:t xml:space="preserve">11주차에 받은 파일 그대로</w:t>
+            </w:r>
+          </w:p>
+        </w:tc>
+      </w:tr>
+    </w:tbl>
+    <w:p>
+      <w:pPr>
+        <w:spacing w:after="120"/>
+      </w:pPr>
+    </w:p>
+    <w:tbl>
+      <w:tblPr>
+        <w:tblW w:type="dxa" w:w="9350"/>
+        <w:tblBorders>
+          <w:top w:val="single" w:color="BFBFBF" w:sz="4"/>
+          <w:left w:val="single" w:color="BFBFBF" w:sz="4"/>
+          <w:bottom w:val="single" w:color="BFBFBF" w:sz="4"/>
+          <w:right w:val="single" w:color="BFBFBF" w:sz="4"/>
+          <w:insideH w:val="single" w:color="BFBFBF" w:sz="4"/>
+          <w:insideV w:val="single" w:color="BFBFBF" w:sz="4"/>
+        </w:tblBorders>
+      </w:tblPr>
+      <w:tblGrid>
+        <w:gridCol w:w="9350"/>
+      </w:tblGrid>
+      <w:tr>
+        <w:trPr>
+          <w:cantSplit/>
+        </w:trPr>
+        <w:tc>
+          <w:tcPr>
+            <w:tcW w:type="dxa" w:w="9350"/>
+            <w:shd w:fill="EEF3FB" w:val="clear"/>
+            <w:tcMar>
+              <w:top w:type="dxa" w:w="140"/>
+              <w:left w:type="dxa" w:w="200"/>
+              <w:bottom w:type="dxa" w:w="140"/>
+              <w:right w:type="dxa" w:w="200"/>
+            </w:tcMar>
+          </w:tcPr>
+          <w:p>
+            <w:r>
+              <w:rPr>
+                <w:rFonts w:ascii="Malgun Gothic" w:cs="Malgun Gothic" w:eastAsia="Malgun Gothic" w:hAnsi="Malgun Gothic"/>
+                <w:i/>
+                <w:iCs/>
+                <w:color w:val="1F3864"/>
+                <w:sz w:val="20"/>
+                <w:szCs w:val="20"/>
+              </w:rPr>
+              <w:t xml:space="preserve">규칙 파일 이름을 잘 보세요. 13주차 폴더에 있는 프로젝트-규칙-tailwind.md 가 아닙니다. 그 문서는 우리 코드에 없는 색 이름을 전제하고 있어서, 올리면 AI 가 globals.css 에 없던 @theme 블록을 만들라고 합니다. 11주차에 받은 프로젝트-규칙.md 하나만 쓰세요.</w:t>
             </w:r>
           </w:p>
         </w:tc>
@@ -783,7 +1355,7 @@
           <w:sz w:val="21"/>
           <w:szCs w:val="21"/>
         </w:rPr>
-        <w:t xml:space="preserve">bundle-ui.js 를 iot-tailwind 폴더(= package.json 이 있는 곳)에 넣고 실행합니다.</w:t>
+        <w:t xml:space="preserve">bundle-ui.js 를 프로젝트 폴더(= package.json 이 있는 곳)에 넣고 실행합니다.</w:t>
       </w:r>
     </w:p>
     <w:tbl>
@@ -830,20 +1402,6 @@
                 <w:szCs w:val="18"/>
               </w:rPr>
               <w:t xml:space="preserve"># 터미널</w:t>
-            </w:r>
-          </w:p>
-          <w:p>
-            <w:pPr>
-              <w:spacing w:after="0"/>
-              <w:ind w:left="0"/>
-            </w:pPr>
-            <w:r>
-              <w:rPr>
-                <w:rFonts w:ascii="Courier New" w:cs="Courier New" w:eastAsia="Courier New" w:hAnsi="Courier New"/>
-                <w:sz w:val="18"/>
-                <w:szCs w:val="18"/>
-              </w:rPr>
-              <w:t xml:space="preserve">cd iot-tailwind</w:t>
             </w:r>
           </w:p>
           <w:p>
@@ -1188,6 +1746,71 @@
         <w:spacing w:after="200"/>
       </w:pPr>
     </w:p>
+    <w:p>
+      <w:pPr>
+        <w:pStyle w:val="Heading2"/>
+        <w:keepNext/>
+        <w:spacing w:after="120" w:before="240"/>
+      </w:pPr>
+      <w:r>
+        <w:rPr>
+          <w:rFonts w:ascii="Malgun Gothic" w:cs="Malgun Gothic" w:eastAsia="Malgun Gothic" w:hAnsi="Malgun Gothic"/>
+          <w:b/>
+          <w:bCs/>
+          <w:color w:val="2F5496"/>
+          <w:sz w:val="24"/>
+          <w:szCs w:val="24"/>
+        </w:rPr>
+        <w:t xml:space="preserve">올리기 전에 이 세 줄을 눈으로 찾으세요</w:t>
+      </w:r>
+    </w:p>
+    <w:p>
+      <w:pPr>
+        <w:spacing w:after="100"/>
+        <w:ind w:left="260"/>
+      </w:pPr>
+      <w:r>
+        <w:rPr>
+          <w:rFonts w:ascii="Malgun Gothic" w:cs="Malgun Gothic" w:eastAsia="Malgun Gothic" w:hAnsi="Malgun Gothic"/>
+          <w:sz w:val="21"/>
+          <w:szCs w:val="21"/>
+        </w:rPr>
+        <w:t xml:space="preserve">☐  .env.local 을 뺐다고 찍혀 있다 (2주차 데이터베이스 접속 정보가 들어 있는 파일입니다)</w:t>
+      </w:r>
+    </w:p>
+    <w:p>
+      <w:pPr>
+        <w:spacing w:after="100"/>
+        <w:ind w:left="260"/>
+      </w:pPr>
+      <w:r>
+        <w:rPr>
+          <w:rFonts w:ascii="Malgun Gothic" w:cs="Malgun Gothic" w:eastAsia="Malgun Gothic" w:hAnsi="Malgun Gothic"/>
+          <w:sz w:val="21"/>
+          <w:szCs w:val="21"/>
+        </w:rPr>
+        <w:t xml:space="preserve">☐  src/app/api 와 src/lib 을 뺐다고 찍혀 있다</w:t>
+      </w:r>
+    </w:p>
+    <w:p>
+      <w:pPr>
+        <w:spacing w:after="100"/>
+        <w:ind w:left="260"/>
+      </w:pPr>
+      <w:r>
+        <w:rPr>
+          <w:rFonts w:ascii="Malgun Gothic" w:cs="Malgun Gothic" w:eastAsia="Malgun Gothic" w:hAnsi="Malgun Gothic"/>
+          <w:sz w:val="21"/>
+          <w:szCs w:val="21"/>
+        </w:rPr>
+        <w:t xml:space="preserve">☐  '비밀번호처럼 보이는 줄은 없습니다' 가 찍혀 있다</w:t>
+      </w:r>
+    </w:p>
+    <w:p>
+      <w:pPr>
+        <w:spacing w:after="120"/>
+      </w:pPr>
+    </w:p>
     <w:tbl>
       <w:tblPr>
         <w:tblW w:type="dxa" w:w="9350"/>
@@ -1228,7 +1851,7 @@
                 <w:sz w:val="20"/>
                 <w:szCs w:val="20"/>
               </w:rPr>
-              <w:t xml:space="preserve">'비밀번호처럼 보이는 줄은 없습니다' 를 눈으로 확인하고 올리세요. 경고가 떴다면 그 줄을 먼저 지우고 다시 묶습니다. 한 번 올라간 비밀번호는 되돌릴 수 없습니다.</w:t>
+              <w:t xml:space="preserve">경고가 떴다면 그 줄을 먼저 지우고 다시 묶습니다. 한 번 올라간 비밀번호는 되돌릴 수 없습니다. 지웠다고 해서 AI 가 잊어주는 것이 아닙니다.</w:t>
             </w:r>
           </w:p>
         </w:tc>
@@ -1637,7 +2260,7 @@
           <w:sz w:val="21"/>
           <w:szCs w:val="21"/>
         </w:rPr>
-        <w:t xml:space="preserve">통신 코드를 일부러 빼는 이유가 무엇일까요? (힌트: AI 는 올라온 것만 고칠 수 있습니다)</w:t>
+        <w:t xml:space="preserve">오늘 고치는 것은 보이는 부분뿐입니다. 통신 코드와 데이터베이스 코드를 일부러 빼는 이유가 무엇일까요?</w:t>
       </w:r>
     </w:p>
     <w:tbl>
@@ -1719,6 +2342,33 @@
     </w:tbl>
     <w:p>
       <w:pPr>
+        <w:spacing w:after="120"/>
+      </w:pPr>
+    </w:p>
+    <w:p>
+      <w:pPr>
+        <w:spacing w:after="60"/>
+        <w:ind w:left="260"/>
+      </w:pPr>
+      <w:r>
+        <w:rPr>
+          <w:rFonts w:ascii="Malgun Gothic" w:cs="Malgun Gothic" w:eastAsia="Malgun Gothic" w:hAnsi="Malgun Gothic"/>
+          <w:i/>
+          <w:iCs/>
+          <w:color w:val="555555"/>
+          <w:sz w:val="19"/>
+          <w:szCs w:val="19"/>
+        </w:rPr>
+        <w:t xml:space="preserve">· AI 는 올라온 것만 고칠 수 있습니다. 안 올라간 코드는 어떻게 될까요?</w:t>
+      </w:r>
+    </w:p>
+    <w:p>
+      <w:r>
+        <w:br w:type="page"/>
+      </w:r>
+    </w:p>
+    <w:p>
+      <w:pPr>
         <w:pStyle w:val="Heading1"/>
         <w:keepNext/>
         <w:pBdr>
@@ -1735,7 +2385,7 @@
           <w:sz w:val="30"/>
           <w:szCs w:val="30"/>
         </w:rPr>
-        <w:t xml:space="preserve">3. 프롬프트 0 · 계획부터 받기</w:t>
+        <w:t xml:space="preserve">3. 미션 1 · 전시 모드</w:t>
       </w:r>
     </w:p>
     <w:p>
@@ -1753,13 +2403,400 @@
           <w:sz w:val="21"/>
           <w:szCs w:val="21"/>
         </w:rPr>
-        <w:t xml:space="preserve">11주차와 똑같이 시작합니다. 코드를 바로 달라고 하지 않습니다.</w:t>
+        <w:t xml:space="preserve">전시장에서는 노트북 앞에 아무도 앉아 있지 않습니다. 지금 화면은 몇 분만 두면 저절로 꺼집니다.</w:t>
       </w:r>
     </w:p>
     <w:p>
       <w:pPr>
         <w:spacing w:after="120"/>
       </w:pPr>
+    </w:p>
+    <w:p>
+      <w:pPr>
+        <w:pStyle w:val="Heading2"/>
+        <w:keepNext/>
+        <w:spacing w:after="120" w:before="240"/>
+      </w:pPr>
+      <w:r>
+        <w:rPr>
+          <w:rFonts w:ascii="Malgun Gothic" w:cs="Malgun Gothic" w:eastAsia="Malgun Gothic" w:hAnsi="Malgun Gothic"/>
+          <w:b/>
+          <w:bCs/>
+          <w:color w:val="2F5496"/>
+          <w:sz w:val="24"/>
+          <w:szCs w:val="24"/>
+        </w:rPr>
+        <w:t xml:space="preserve">무엇을 부탁할 것인가 — 네 가지를 한 번에</w:t>
+      </w:r>
+    </w:p>
+    <w:tbl>
+      <w:tblPr>
+        <w:tblW w:type="dxa" w:w="9350"/>
+        <w:tblBorders>
+          <w:top w:val="single" w:color="BFBFBF" w:sz="4"/>
+          <w:left w:val="single" w:color="BFBFBF" w:sz="4"/>
+          <w:bottom w:val="single" w:color="BFBFBF" w:sz="4"/>
+          <w:right w:val="single" w:color="BFBFBF" w:sz="4"/>
+          <w:insideH w:val="single" w:color="BFBFBF" w:sz="4"/>
+          <w:insideV w:val="single" w:color="BFBFBF" w:sz="4"/>
+        </w:tblBorders>
+      </w:tblPr>
+      <w:tblGrid>
+        <w:gridCol w:w="3600"/>
+        <w:gridCol w:w="5750"/>
+      </w:tblGrid>
+      <w:tr>
+        <w:trPr>
+          <w:cantSplit/>
+          <w:tblHeader/>
+        </w:trPr>
+        <w:tc>
+          <w:tcPr>
+            <w:tcW w:type="dxa" w:w="3600"/>
+            <w:shd w:fill="2F5496" w:val="clear"/>
+            <w:tcMar>
+              <w:top w:type="dxa" w:w="100"/>
+              <w:left w:type="dxa" w:w="120"/>
+              <w:bottom w:type="dxa" w:w="100"/>
+              <w:right w:type="dxa" w:w="120"/>
+            </w:tcMar>
+            <w:vAlign w:val="center"/>
+          </w:tcPr>
+          <w:p>
+            <w:r>
+              <w:rPr>
+                <w:rFonts w:ascii="Malgun Gothic" w:cs="Malgun Gothic" w:eastAsia="Malgun Gothic" w:hAnsi="Malgun Gothic"/>
+                <w:b/>
+                <w:bCs/>
+                <w:color w:val="FFFFFF"/>
+                <w:sz w:val="20"/>
+                <w:szCs w:val="20"/>
+              </w:rPr>
+              <w:t xml:space="preserve">부탁할 것</w:t>
+            </w:r>
+          </w:p>
+        </w:tc>
+        <w:tc>
+          <w:tcPr>
+            <w:tcW w:type="dxa" w:w="5750"/>
+            <w:shd w:fill="2F5496" w:val="clear"/>
+            <w:tcMar>
+              <w:top w:type="dxa" w:w="100"/>
+              <w:left w:type="dxa" w:w="120"/>
+              <w:bottom w:type="dxa" w:w="100"/>
+              <w:right w:type="dxa" w:w="120"/>
+            </w:tcMar>
+            <w:vAlign w:val="center"/>
+          </w:tcPr>
+          <w:p>
+            <w:r>
+              <w:rPr>
+                <w:rFonts w:ascii="Malgun Gothic" w:cs="Malgun Gothic" w:eastAsia="Malgun Gothic" w:hAnsi="Malgun Gothic"/>
+                <w:b/>
+                <w:bCs/>
+                <w:color w:val="FFFFFF"/>
+                <w:sz w:val="20"/>
+                <w:szCs w:val="20"/>
+              </w:rPr>
+              <w:t xml:space="preserve">왜 필요한가</w:t>
+            </w:r>
+          </w:p>
+        </w:tc>
+      </w:tr>
+      <w:tr>
+        <w:trPr>
+          <w:cantSplit/>
+        </w:trPr>
+        <w:tc>
+          <w:tcPr>
+            <w:tcW w:type="dxa" w:w="3600"/>
+            <w:tcMar>
+              <w:top w:type="dxa" w:w="100"/>
+              <w:left w:type="dxa" w:w="120"/>
+              <w:bottom w:type="dxa" w:w="100"/>
+              <w:right w:type="dxa" w:w="120"/>
+            </w:tcMar>
+            <w:vAlign w:val="center"/>
+          </w:tcPr>
+          <w:p>
+            <w:r>
+              <w:rPr>
+                <w:rFonts w:ascii="Malgun Gothic" w:cs="Malgun Gothic" w:eastAsia="Malgun Gothic" w:hAnsi="Malgun Gothic"/>
+                <w:b w:val="false"/>
+                <w:bCs w:val="false"/>
+                <w:color w:val="000000"/>
+                <w:sz w:val="20"/>
+                <w:szCs w:val="20"/>
+              </w:rPr>
+              <w:t xml:space="preserve">화면이 꺼지지 않게 (Screen Wake Lock)</w:t>
+            </w:r>
+          </w:p>
+        </w:tc>
+        <w:tc>
+          <w:tcPr>
+            <w:tcW w:type="dxa" w:w="5750"/>
+            <w:tcMar>
+              <w:top w:type="dxa" w:w="100"/>
+              <w:left w:type="dxa" w:w="120"/>
+              <w:bottom w:type="dxa" w:w="100"/>
+              <w:right w:type="dxa" w:w="120"/>
+            </w:tcMar>
+            <w:vAlign w:val="center"/>
+          </w:tcPr>
+          <w:p>
+            <w:r>
+              <w:rPr>
+                <w:rFonts w:ascii="Malgun Gothic" w:cs="Malgun Gothic" w:eastAsia="Malgun Gothic" w:hAnsi="Malgun Gothic"/>
+                <w:b w:val="false"/>
+                <w:bCs w:val="false"/>
+                <w:color w:val="000000"/>
+                <w:sz w:val="20"/>
+                <w:szCs w:val="20"/>
+              </w:rPr>
+              <w:t xml:space="preserve">꺼진 화면을 보면 관람객은 작품이 고장 난 줄 압니다</w:t>
+            </w:r>
+          </w:p>
+        </w:tc>
+      </w:tr>
+      <w:tr>
+        <w:trPr>
+          <w:cantSplit/>
+        </w:trPr>
+        <w:tc>
+          <w:tcPr>
+            <w:tcW w:type="dxa" w:w="3600"/>
+            <w:tcMar>
+              <w:top w:type="dxa" w:w="100"/>
+              <w:left w:type="dxa" w:w="120"/>
+              <w:bottom w:type="dxa" w:w="100"/>
+              <w:right w:type="dxa" w:w="120"/>
+            </w:tcMar>
+            <w:vAlign w:val="center"/>
+          </w:tcPr>
+          <w:p>
+            <w:r>
+              <w:rPr>
+                <w:rFonts w:ascii="Malgun Gothic" w:cs="Malgun Gothic" w:eastAsia="Malgun Gothic" w:hAnsi="Malgun Gothic"/>
+                <w:b w:val="false"/>
+                <w:bCs w:val="false"/>
+                <w:color w:val="000000"/>
+                <w:sz w:val="20"/>
+                <w:szCs w:val="20"/>
+              </w:rPr>
+              <w:t xml:space="preserve">켜면 전체화면으로</w:t>
+            </w:r>
+          </w:p>
+        </w:tc>
+        <w:tc>
+          <w:tcPr>
+            <w:tcW w:type="dxa" w:w="5750"/>
+            <w:tcMar>
+              <w:top w:type="dxa" w:w="100"/>
+              <w:left w:type="dxa" w:w="120"/>
+              <w:bottom w:type="dxa" w:w="100"/>
+              <w:right w:type="dxa" w:w="120"/>
+            </w:tcMar>
+            <w:vAlign w:val="center"/>
+          </w:tcPr>
+          <w:p>
+            <w:r>
+              <w:rPr>
+                <w:rFonts w:ascii="Malgun Gothic" w:cs="Malgun Gothic" w:eastAsia="Malgun Gothic" w:hAnsi="Malgun Gothic"/>
+                <w:b w:val="false"/>
+                <w:bCs w:val="false"/>
+                <w:color w:val="000000"/>
+                <w:sz w:val="20"/>
+                <w:szCs w:val="20"/>
+              </w:rPr>
+              <w:t xml:space="preserve">브라우저 주소창과 탭은 작품이 아닙니다</w:t>
+            </w:r>
+          </w:p>
+        </w:tc>
+      </w:tr>
+      <w:tr>
+        <w:trPr>
+          <w:cantSplit/>
+        </w:trPr>
+        <w:tc>
+          <w:tcPr>
+            <w:tcW w:type="dxa" w:w="3600"/>
+            <w:tcMar>
+              <w:top w:type="dxa" w:w="100"/>
+              <w:left w:type="dxa" w:w="120"/>
+              <w:bottom w:type="dxa" w:w="100"/>
+              <w:right w:type="dxa" w:w="120"/>
+            </w:tcMar>
+            <w:vAlign w:val="center"/>
+          </w:tcPr>
+          <w:p>
+            <w:r>
+              <w:rPr>
+                <w:rFonts w:ascii="Malgun Gothic" w:cs="Malgun Gothic" w:eastAsia="Malgun Gothic" w:hAnsi="Malgun Gothic"/>
+                <w:b w:val="false"/>
+                <w:bCs w:val="false"/>
+                <w:color w:val="000000"/>
+                <w:sz w:val="20"/>
+                <w:szCs w:val="20"/>
+              </w:rPr>
+              <w:t xml:space="preserve">IP 입력칸과 연결 버튼 숨기기</w:t>
+            </w:r>
+          </w:p>
+        </w:tc>
+        <w:tc>
+          <w:tcPr>
+            <w:tcW w:type="dxa" w:w="5750"/>
+            <w:tcMar>
+              <w:top w:type="dxa" w:w="100"/>
+              <w:left w:type="dxa" w:w="120"/>
+              <w:bottom w:type="dxa" w:w="100"/>
+              <w:right w:type="dxa" w:w="120"/>
+            </w:tcMar>
+            <w:vAlign w:val="center"/>
+          </w:tcPr>
+          <w:p>
+            <w:r>
+              <w:rPr>
+                <w:rFonts w:ascii="Malgun Gothic" w:cs="Malgun Gothic" w:eastAsia="Malgun Gothic" w:hAnsi="Malgun Gothic"/>
+                <w:b w:val="false"/>
+                <w:bCs w:val="false"/>
+                <w:color w:val="000000"/>
+                <w:sz w:val="20"/>
+                <w:szCs w:val="20"/>
+              </w:rPr>
+              <w:t xml:space="preserve">관람객이 눌러서 연결을 끊어 버립니다</w:t>
+            </w:r>
+          </w:p>
+        </w:tc>
+      </w:tr>
+      <w:tr>
+        <w:trPr>
+          <w:cantSplit/>
+        </w:trPr>
+        <w:tc>
+          <w:tcPr>
+            <w:tcW w:type="dxa" w:w="3600"/>
+            <w:tcMar>
+              <w:top w:type="dxa" w:w="100"/>
+              <w:left w:type="dxa" w:w="120"/>
+              <w:bottom w:type="dxa" w:w="100"/>
+              <w:right w:type="dxa" w:w="120"/>
+            </w:tcMar>
+            <w:vAlign w:val="center"/>
+          </w:tcPr>
+          <w:p>
+            <w:r>
+              <w:rPr>
+                <w:rFonts w:ascii="Malgun Gothic" w:cs="Malgun Gothic" w:eastAsia="Malgun Gothic" w:hAnsi="Malgun Gothic"/>
+                <w:b w:val="false"/>
+                <w:bCs w:val="false"/>
+                <w:color w:val="000000"/>
+                <w:sz w:val="20"/>
+                <w:szCs w:val="20"/>
+              </w:rPr>
+              <w:t xml:space="preserve">전체화면을 빠져나가면 전시 모드도 같이 끄기</w:t>
+            </w:r>
+          </w:p>
+        </w:tc>
+        <w:tc>
+          <w:tcPr>
+            <w:tcW w:type="dxa" w:w="5750"/>
+            <w:tcMar>
+              <w:top w:type="dxa" w:w="100"/>
+              <w:left w:type="dxa" w:w="120"/>
+              <w:bottom w:type="dxa" w:w="100"/>
+              <w:right w:type="dxa" w:w="120"/>
+            </w:tcMar>
+            <w:vAlign w:val="center"/>
+          </w:tcPr>
+          <w:p>
+            <w:r>
+              <w:rPr>
+                <w:rFonts w:ascii="Malgun Gothic" w:cs="Malgun Gothic" w:eastAsia="Malgun Gothic" w:hAnsi="Malgun Gothic"/>
+                <w:b w:val="false"/>
+                <w:bCs w:val="false"/>
+                <w:color w:val="000000"/>
+                <w:sz w:val="20"/>
+                <w:szCs w:val="20"/>
+              </w:rPr>
+              <w:t xml:space="preserve">아래 경고를 읽으세요</w:t>
+            </w:r>
+          </w:p>
+        </w:tc>
+      </w:tr>
+    </w:tbl>
+    <w:p>
+      <w:pPr>
+        <w:spacing w:after="160"/>
+      </w:pPr>
+    </w:p>
+    <w:tbl>
+      <w:tblPr>
+        <w:tblW w:type="dxa" w:w="9350"/>
+        <w:tblBorders>
+          <w:top w:val="single" w:color="BFBFBF" w:sz="4"/>
+          <w:left w:val="single" w:color="BFBFBF" w:sz="4"/>
+          <w:bottom w:val="single" w:color="BFBFBF" w:sz="4"/>
+          <w:right w:val="single" w:color="BFBFBF" w:sz="4"/>
+          <w:insideH w:val="single" w:color="BFBFBF" w:sz="4"/>
+          <w:insideV w:val="single" w:color="BFBFBF" w:sz="4"/>
+        </w:tblBorders>
+      </w:tblPr>
+      <w:tblGrid>
+        <w:gridCol w:w="9350"/>
+      </w:tblGrid>
+      <w:tr>
+        <w:trPr>
+          <w:cantSplit/>
+        </w:trPr>
+        <w:tc>
+          <w:tcPr>
+            <w:tcW w:type="dxa" w:w="9350"/>
+            <w:shd w:fill="EEF3FB" w:val="clear"/>
+            <w:tcMar>
+              <w:top w:type="dxa" w:w="140"/>
+              <w:left w:type="dxa" w:w="200"/>
+              <w:bottom w:type="dxa" w:w="140"/>
+              <w:right w:type="dxa" w:w="200"/>
+            </w:tcMar>
+          </w:tcPr>
+          <w:p>
+            <w:r>
+              <w:rPr>
+                <w:rFonts w:ascii="Malgun Gothic" w:cs="Malgun Gothic" w:eastAsia="Malgun Gothic" w:hAnsi="Malgun Gothic"/>
+                <w:i/>
+                <w:iCs/>
+                <w:color w:val="1F3864"/>
+                <w:sz w:val="20"/>
+                <w:szCs w:val="20"/>
+              </w:rPr>
+              <w:t xml:space="preserve">네 번째 줄이 오늘 가장 중요합니다. 전시 모드에서는 조작 버튼이 숨어 있습니다. 누가 ESC 를 누르면 전체화면만 풀리는데, 그러면 버튼이 숨겨진 채로 남아서 되돌릴 방법이 없어집니다. 새로고침밖에 없습니다. fullscreenchange 를 보고 처리해 달라고 프롬프트에 꼭 넣으세요. AI 가 가장 자주 빼먹는 것입니다.</w:t>
+            </w:r>
+          </w:p>
+        </w:tc>
+      </w:tr>
+    </w:tbl>
+    <w:p>
+      <w:pPr>
+        <w:spacing w:after="160"/>
+      </w:pPr>
+    </w:p>
+    <w:p>
+      <w:pPr>
+        <w:pStyle w:val="Heading2"/>
+        <w:keepNext/>
+        <w:spacing w:after="120" w:before="240"/>
+      </w:pPr>
+      <w:r>
+        <w:rPr>
+          <w:rFonts w:ascii="Malgun Gothic" w:cs="Malgun Gothic" w:eastAsia="Malgun Gothic" w:hAnsi="Malgun Gothic"/>
+          <w:b/>
+          <w:bCs/>
+          <w:color w:val="2F5496"/>
+          <w:sz w:val="24"/>
+          <w:szCs w:val="24"/>
+        </w:rPr>
+        <w:t xml:space="preserve">프롬프트에 꼭 넣을 두 줄 — 빈칸을 채우세요</w:t>
+      </w:r>
     </w:p>
     <w:tbl>
       <w:tblPr>
@@ -1821,7 +2858,7 @@
                 <w:sz w:val="18"/>
                 <w:szCs w:val="18"/>
               </w:rPr>
-              <w:t xml:space="preserve"># 프롬프트 끝에 반드시 넣는 한 줄</w:t>
+              <w:t xml:space="preserve"># 두 가지를 더 적지 않으면 전시 중에 반드시 문제가 됩니다</w:t>
             </w:r>
           </w:p>
           <w:p>
@@ -1836,6 +2873,20 @@
                 <w:szCs w:val="18"/>
               </w:rPr>
               <w:t xml:space="preserve"/>
+            </w:r>
+          </w:p>
+          <w:p>
+            <w:pPr>
+              <w:spacing w:after="0"/>
+              <w:ind w:left="0"/>
+            </w:pPr>
+            <w:r>
+              <w:rPr>
+                <w:rFonts w:ascii="Courier New" w:cs="Courier New" w:eastAsia="Courier New" w:hAnsi="Courier New"/>
+                <w:sz w:val="18"/>
+                <w:szCs w:val="18"/>
+              </w:rPr>
+              <w:t xml:space="preserve">Wake Lock 은 다른 탭에 갔다 오면 저절로 풀립니다.</w:t>
             </w:r>
           </w:p>
           <w:p>
@@ -1852,7 +2903,15 @@
                 <w:sz w:val="18"/>
                 <w:szCs w:val="18"/>
               </w:rPr>
-              <w:t xml:space="preserve">〔 ① 〕__________________________________</w:t>
+              <w:t xml:space="preserve">〔 ① 〕______________________________</w:t>
+            </w:r>
+            <w:r>
+              <w:rPr>
+                <w:rFonts w:ascii="Courier New" w:cs="Courier New" w:eastAsia="Courier New" w:hAnsi="Courier New"/>
+                <w:sz w:val="18"/>
+                <w:szCs w:val="18"/>
+              </w:rPr>
+              <w:t xml:space="preserve"> 로 화면이 다시 보일 때 한 번 더 걸어 주세요.</w:t>
             </w:r>
           </w:p>
           <w:p>
@@ -1880,7 +2939,7 @@
                 <w:sz w:val="18"/>
                 <w:szCs w:val="18"/>
               </w:rPr>
-              <w:t xml:space="preserve">먼저 아래 세 가지만 답해 주세요.</w:t>
+              <w:t xml:space="preserve">Wake Lock 을 지원하지 않는 브라우저에서도 오류가 나면 안 됩니다.</w:t>
             </w:r>
           </w:p>
           <w:p>
@@ -1891,38 +2950,21 @@
             <w:r>
               <w:rPr>
                 <w:rFonts w:ascii="Courier New" w:cs="Courier New" w:eastAsia="Courier New" w:hAnsi="Courier New"/>
+                <w:b/>
+                <w:bCs/>
+                <w:color w:val="AA0000"/>
                 <w:sz w:val="18"/>
                 <w:szCs w:val="18"/>
               </w:rPr>
-              <w:t xml:space="preserve">1. 어느 부분을 고쳐야 하는지 목록</w:t>
-            </w:r>
-          </w:p>
-          <w:p>
-            <w:pPr>
-              <w:spacing w:after="0"/>
-              <w:ind w:left="0"/>
-            </w:pPr>
+              <w:t xml:space="preserve">〔 ② 〕______________________________</w:t>
+            </w:r>
             <w:r>
               <w:rPr>
                 <w:rFonts w:ascii="Courier New" w:cs="Courier New" w:eastAsia="Courier New" w:hAnsi="Courier New"/>
                 <w:sz w:val="18"/>
                 <w:szCs w:val="18"/>
               </w:rPr>
-              <w:t xml:space="preserve">2. 빠진 정보가 있으면 무엇인지</w:t>
-            </w:r>
-          </w:p>
-          <w:p>
-            <w:pPr>
-              <w:spacing w:after="0"/>
-              <w:ind w:left="0"/>
-            </w:pPr>
-            <w:r>
-              <w:rPr>
-                <w:rFonts w:ascii="Courier New" w:cs="Courier New" w:eastAsia="Courier New" w:hAnsi="Courier New"/>
-                <w:sz w:val="18"/>
-                <w:szCs w:val="18"/>
-              </w:rPr>
-              <w:t xml:space="preserve">3. 어떤 순서로 하면 좋을지</w:t>
+              <w:t xml:space="preserve"> 로 감싸 주세요.</w:t>
             </w:r>
           </w:p>
         </w:tc>
@@ -1942,12 +2984,29 @@
           <w:sz w:val="19"/>
           <w:szCs w:val="19"/>
         </w:rPr>
-        <w:t xml:space="preserve">· ① 프롬프트-모음-14주차.md 의 프롬프트 0 맨 아래에 있습니다. '아직' 으로 시작하는 한 문장입니다.</w:t>
-      </w:r>
-    </w:p>
-    <w:p>
-      <w:pPr>
-        <w:spacing w:after="160"/>
+        <w:t xml:space="preserve">· ① 탭이 보이는지 숨었는지가 바뀔 때 일어나는 사건의 이름입니다. visibility 로 시작합니다.</w:t>
+      </w:r>
+    </w:p>
+    <w:p>
+      <w:pPr>
+        <w:spacing w:after="60"/>
+        <w:ind w:left="260"/>
+      </w:pPr>
+      <w:r>
+        <w:rPr>
+          <w:rFonts w:ascii="Malgun Gothic" w:cs="Malgun Gothic" w:eastAsia="Malgun Gothic" w:hAnsi="Malgun Gothic"/>
+          <w:i/>
+          <w:iCs/>
+          <w:color w:val="555555"/>
+          <w:sz w:val="19"/>
+          <w:szCs w:val="19"/>
+        </w:rPr>
+        <w:t xml:space="preserve">· ② 오류가 나도 프로그램이 멈추지 않게 감싸는 문법입니다. 영어 두 단어이고 / 로 이어 씁니다.</w:t>
+      </w:r>
+    </w:p>
+    <w:p>
+      <w:pPr>
+        <w:spacing w:after="200"/>
       </w:pPr>
     </w:p>
     <w:p>
@@ -1965,7 +3024,7 @@
           <w:sz w:val="24"/>
           <w:szCs w:val="24"/>
         </w:rPr>
-        <w:t xml:space="preserve">AI 가 알려준 '고쳐야 할 곳' 을 적으세요</w:t>
+        <w:t xml:space="preserve">확인 — 네 줄 전부 직접 해보고 표시하세요</w:t>
       </w:r>
     </w:p>
     <w:tbl>
@@ -1981,8 +3040,9 @@
         </w:tblBorders>
       </w:tblPr>
       <w:tblGrid>
-        <w:gridCol w:w="1800"/>
-        <w:gridCol w:w="7550"/>
+        <w:gridCol w:w="3100"/>
+        <w:gridCol w:w="3400"/>
+        <w:gridCol w:w="2850"/>
       </w:tblGrid>
       <w:tr>
         <w:trPr>
@@ -1991,7 +3051,7 @@
         </w:trPr>
         <w:tc>
           <w:tcPr>
-            <w:tcW w:type="dxa" w:w="1800"/>
+            <w:tcW w:type="dxa" w:w="3100"/>
             <w:shd w:fill="2F5496" w:val="clear"/>
             <w:tcMar>
               <w:top w:type="dxa" w:w="100"/>
@@ -2011,13 +3071,13 @@
                 <w:sz w:val="20"/>
                 <w:szCs w:val="20"/>
               </w:rPr>
-              <w:t xml:space="preserve">미션</w:t>
-            </w:r>
-          </w:p>
-        </w:tc>
-        <w:tc>
-          <w:tcPr>
-            <w:tcW w:type="dxa" w:w="7550"/>
+              <w:t xml:space="preserve">무엇을 한다</w:t>
+            </w:r>
+          </w:p>
+        </w:tc>
+        <w:tc>
+          <w:tcPr>
+            <w:tcW w:type="dxa" w:w="3400"/>
             <w:shd w:fill="2F5496" w:val="clear"/>
             <w:tcMar>
               <w:top w:type="dxa" w:w="100"/>
@@ -2037,7 +3097,33 @@
                 <w:sz w:val="20"/>
                 <w:szCs w:val="20"/>
               </w:rPr>
-              <w:t xml:space="preserve">AI 가 고치겠다고 한 부분</w:t>
+              <w:t xml:space="preserve">어떻게 되어야 한다</w:t>
+            </w:r>
+          </w:p>
+        </w:tc>
+        <w:tc>
+          <w:tcPr>
+            <w:tcW w:type="dxa" w:w="2850"/>
+            <w:shd w:fill="2F5496" w:val="clear"/>
+            <w:tcMar>
+              <w:top w:type="dxa" w:w="100"/>
+              <w:left w:type="dxa" w:w="120"/>
+              <w:bottom w:type="dxa" w:w="100"/>
+              <w:right w:type="dxa" w:w="120"/>
+            </w:tcMar>
+            <w:vAlign w:val="center"/>
+          </w:tcPr>
+          <w:p>
+            <w:r>
+              <w:rPr>
+                <w:rFonts w:ascii="Malgun Gothic" w:cs="Malgun Gothic" w:eastAsia="Malgun Gothic" w:hAnsi="Malgun Gothic"/>
+                <w:b/>
+                <w:bCs/>
+                <w:color w:val="FFFFFF"/>
+                <w:sz w:val="20"/>
+                <w:szCs w:val="20"/>
+              </w:rPr>
+              <w:t xml:space="preserve">실제로 그런가</w:t>
             </w:r>
           </w:p>
         </w:tc>
@@ -2048,39 +3134,72 @@
         </w:trPr>
         <w:tc>
           <w:tcPr>
-            <w:tcW w:type="dxa" w:w="1800"/>
-            <w:tcMar>
-              <w:top w:type="dxa" w:w="260"/>
-              <w:left w:type="dxa" w:w="120"/>
-              <w:bottom w:type="dxa" w:w="260"/>
-              <w:right w:type="dxa" w:w="120"/>
-            </w:tcMar>
-          </w:tcPr>
-          <w:p>
-            <w:r>
-              <w:rPr>
-                <w:rFonts w:ascii="Malgun Gothic" w:cs="Malgun Gothic" w:eastAsia="Malgun Gothic" w:hAnsi="Malgun Gothic"/>
-                <w:sz w:val="20"/>
-                <w:szCs w:val="20"/>
-              </w:rPr>
-              <w:t xml:space="preserve"/>
-            </w:r>
-          </w:p>
-        </w:tc>
-        <w:tc>
-          <w:tcPr>
-            <w:tcW w:type="dxa" w:w="7550"/>
-            <w:tcMar>
-              <w:top w:type="dxa" w:w="260"/>
-              <w:left w:type="dxa" w:w="120"/>
-              <w:bottom w:type="dxa" w:w="260"/>
-              <w:right w:type="dxa" w:w="120"/>
-            </w:tcMar>
-          </w:tcPr>
-          <w:p>
-            <w:r>
-              <w:rPr>
-                <w:rFonts w:ascii="Malgun Gothic" w:cs="Malgun Gothic" w:eastAsia="Malgun Gothic" w:hAnsi="Malgun Gothic"/>
+            <w:tcW w:type="dxa" w:w="3100"/>
+            <w:tcMar>
+              <w:top w:type="dxa" w:w="100"/>
+              <w:left w:type="dxa" w:w="120"/>
+              <w:bottom w:type="dxa" w:w="100"/>
+              <w:right w:type="dxa" w:w="120"/>
+            </w:tcMar>
+            <w:vAlign w:val="center"/>
+          </w:tcPr>
+          <w:p>
+            <w:r>
+              <w:rPr>
+                <w:rFonts w:ascii="Malgun Gothic" w:cs="Malgun Gothic" w:eastAsia="Malgun Gothic" w:hAnsi="Malgun Gothic"/>
+                <w:b w:val="false"/>
+                <w:bCs w:val="false"/>
+                <w:color w:val="000000"/>
+                <w:sz w:val="20"/>
+                <w:szCs w:val="20"/>
+              </w:rPr>
+              <w:t xml:space="preserve">전시 모드를 켠다</w:t>
+            </w:r>
+          </w:p>
+        </w:tc>
+        <w:tc>
+          <w:tcPr>
+            <w:tcW w:type="dxa" w:w="3400"/>
+            <w:tcMar>
+              <w:top w:type="dxa" w:w="100"/>
+              <w:left w:type="dxa" w:w="120"/>
+              <w:bottom w:type="dxa" w:w="100"/>
+              <w:right w:type="dxa" w:w="120"/>
+            </w:tcMar>
+            <w:vAlign w:val="center"/>
+          </w:tcPr>
+          <w:p>
+            <w:r>
+              <w:rPr>
+                <w:rFonts w:ascii="Malgun Gothic" w:cs="Malgun Gothic" w:eastAsia="Malgun Gothic" w:hAnsi="Malgun Gothic"/>
+                <w:b w:val="false"/>
+                <w:bCs w:val="false"/>
+                <w:color w:val="000000"/>
+                <w:sz w:val="20"/>
+                <w:szCs w:val="20"/>
+              </w:rPr>
+              <w:t xml:space="preserve">전체화면이 되고 조작 버튼이 사라진다</w:t>
+            </w:r>
+          </w:p>
+        </w:tc>
+        <w:tc>
+          <w:tcPr>
+            <w:tcW w:type="dxa" w:w="2850"/>
+            <w:tcMar>
+              <w:top w:type="dxa" w:w="100"/>
+              <w:left w:type="dxa" w:w="120"/>
+              <w:bottom w:type="dxa" w:w="100"/>
+              <w:right w:type="dxa" w:w="120"/>
+            </w:tcMar>
+            <w:vAlign w:val="center"/>
+          </w:tcPr>
+          <w:p>
+            <w:r>
+              <w:rPr>
+                <w:rFonts w:ascii="Malgun Gothic" w:cs="Malgun Gothic" w:eastAsia="Malgun Gothic" w:hAnsi="Malgun Gothic"/>
+                <w:b w:val="false"/>
+                <w:bCs w:val="false"/>
+                <w:color w:val="000000"/>
                 <w:sz w:val="20"/>
                 <w:szCs w:val="20"/>
               </w:rPr>
@@ -2095,39 +3214,72 @@
         </w:trPr>
         <w:tc>
           <w:tcPr>
-            <w:tcW w:type="dxa" w:w="1800"/>
-            <w:tcMar>
-              <w:top w:type="dxa" w:w="260"/>
-              <w:left w:type="dxa" w:w="120"/>
-              <w:bottom w:type="dxa" w:w="260"/>
-              <w:right w:type="dxa" w:w="120"/>
-            </w:tcMar>
-          </w:tcPr>
-          <w:p>
-            <w:r>
-              <w:rPr>
-                <w:rFonts w:ascii="Malgun Gothic" w:cs="Malgun Gothic" w:eastAsia="Malgun Gothic" w:hAnsi="Malgun Gothic"/>
-                <w:sz w:val="20"/>
-                <w:szCs w:val="20"/>
-              </w:rPr>
-              <w:t xml:space="preserve"/>
-            </w:r>
-          </w:p>
-        </w:tc>
-        <w:tc>
-          <w:tcPr>
-            <w:tcW w:type="dxa" w:w="7550"/>
-            <w:tcMar>
-              <w:top w:type="dxa" w:w="260"/>
-              <w:left w:type="dxa" w:w="120"/>
-              <w:bottom w:type="dxa" w:w="260"/>
-              <w:right w:type="dxa" w:w="120"/>
-            </w:tcMar>
-          </w:tcPr>
-          <w:p>
-            <w:r>
-              <w:rPr>
-                <w:rFonts w:ascii="Malgun Gothic" w:cs="Malgun Gothic" w:eastAsia="Malgun Gothic" w:hAnsi="Malgun Gothic"/>
+            <w:tcW w:type="dxa" w:w="3100"/>
+            <w:tcMar>
+              <w:top w:type="dxa" w:w="100"/>
+              <w:left w:type="dxa" w:w="120"/>
+              <w:bottom w:type="dxa" w:w="100"/>
+              <w:right w:type="dxa" w:w="120"/>
+            </w:tcMar>
+            <w:vAlign w:val="center"/>
+          </w:tcPr>
+          <w:p>
+            <w:r>
+              <w:rPr>
+                <w:rFonts w:ascii="Malgun Gothic" w:cs="Malgun Gothic" w:eastAsia="Malgun Gothic" w:hAnsi="Malgun Gothic"/>
+                <w:b w:val="false"/>
+                <w:bCs w:val="false"/>
+                <w:color w:val="000000"/>
+                <w:sz w:val="20"/>
+                <w:szCs w:val="20"/>
+              </w:rPr>
+              <w:t xml:space="preserve">5분 동안 손대지 않는다</w:t>
+            </w:r>
+          </w:p>
+        </w:tc>
+        <w:tc>
+          <w:tcPr>
+            <w:tcW w:type="dxa" w:w="3400"/>
+            <w:tcMar>
+              <w:top w:type="dxa" w:w="100"/>
+              <w:left w:type="dxa" w:w="120"/>
+              <w:bottom w:type="dxa" w:w="100"/>
+              <w:right w:type="dxa" w:w="120"/>
+            </w:tcMar>
+            <w:vAlign w:val="center"/>
+          </w:tcPr>
+          <w:p>
+            <w:r>
+              <w:rPr>
+                <w:rFonts w:ascii="Malgun Gothic" w:cs="Malgun Gothic" w:eastAsia="Malgun Gothic" w:hAnsi="Malgun Gothic"/>
+                <w:b w:val="false"/>
+                <w:bCs w:val="false"/>
+                <w:color w:val="000000"/>
+                <w:sz w:val="20"/>
+                <w:szCs w:val="20"/>
+              </w:rPr>
+              <w:t xml:space="preserve">화면이 안 꺼진다</w:t>
+            </w:r>
+          </w:p>
+        </w:tc>
+        <w:tc>
+          <w:tcPr>
+            <w:tcW w:type="dxa" w:w="2850"/>
+            <w:tcMar>
+              <w:top w:type="dxa" w:w="100"/>
+              <w:left w:type="dxa" w:w="120"/>
+              <w:bottom w:type="dxa" w:w="100"/>
+              <w:right w:type="dxa" w:w="120"/>
+            </w:tcMar>
+            <w:vAlign w:val="center"/>
+          </w:tcPr>
+          <w:p>
+            <w:r>
+              <w:rPr>
+                <w:rFonts w:ascii="Malgun Gothic" w:cs="Malgun Gothic" w:eastAsia="Malgun Gothic" w:hAnsi="Malgun Gothic"/>
+                <w:b w:val="false"/>
+                <w:bCs w:val="false"/>
+                <w:color w:val="000000"/>
                 <w:sz w:val="20"/>
                 <w:szCs w:val="20"/>
               </w:rPr>
@@ -2142,18 +3294,72 @@
         </w:trPr>
         <w:tc>
           <w:tcPr>
-            <w:tcW w:type="dxa" w:w="1800"/>
-            <w:tcMar>
-              <w:top w:type="dxa" w:w="260"/>
-              <w:left w:type="dxa" w:w="120"/>
-              <w:bottom w:type="dxa" w:w="260"/>
-              <w:right w:type="dxa" w:w="120"/>
-            </w:tcMar>
-          </w:tcPr>
-          <w:p>
-            <w:r>
-              <w:rPr>
-                <w:rFonts w:ascii="Malgun Gothic" w:cs="Malgun Gothic" w:eastAsia="Malgun Gothic" w:hAnsi="Malgun Gothic"/>
+            <w:tcW w:type="dxa" w:w="3100"/>
+            <w:tcMar>
+              <w:top w:type="dxa" w:w="100"/>
+              <w:left w:type="dxa" w:w="120"/>
+              <w:bottom w:type="dxa" w:w="100"/>
+              <w:right w:type="dxa" w:w="120"/>
+            </w:tcMar>
+            <w:vAlign w:val="center"/>
+          </w:tcPr>
+          <w:p>
+            <w:r>
+              <w:rPr>
+                <w:rFonts w:ascii="Malgun Gothic" w:cs="Malgun Gothic" w:eastAsia="Malgun Gothic" w:hAnsi="Malgun Gothic"/>
+                <w:b w:val="false"/>
+                <w:bCs w:val="false"/>
+                <w:color w:val="000000"/>
+                <w:sz w:val="20"/>
+                <w:szCs w:val="20"/>
+              </w:rPr>
+              <w:t xml:space="preserve">다른 탭에 갔다 돌아온다</w:t>
+            </w:r>
+          </w:p>
+        </w:tc>
+        <w:tc>
+          <w:tcPr>
+            <w:tcW w:type="dxa" w:w="3400"/>
+            <w:tcMar>
+              <w:top w:type="dxa" w:w="100"/>
+              <w:left w:type="dxa" w:w="120"/>
+              <w:bottom w:type="dxa" w:w="100"/>
+              <w:right w:type="dxa" w:w="120"/>
+            </w:tcMar>
+            <w:vAlign w:val="center"/>
+          </w:tcPr>
+          <w:p>
+            <w:r>
+              <w:rPr>
+                <w:rFonts w:ascii="Malgun Gothic" w:cs="Malgun Gothic" w:eastAsia="Malgun Gothic" w:hAnsi="Malgun Gothic"/>
+                <w:b w:val="false"/>
+                <w:bCs w:val="false"/>
+                <w:color w:val="000000"/>
+                <w:sz w:val="20"/>
+                <w:szCs w:val="20"/>
+              </w:rPr>
+              <w:t xml:space="preserve">여전히 안 꺼진다</w:t>
+            </w:r>
+          </w:p>
+        </w:tc>
+        <w:tc>
+          <w:tcPr>
+            <w:tcW w:type="dxa" w:w="2850"/>
+            <w:tcMar>
+              <w:top w:type="dxa" w:w="100"/>
+              <w:left w:type="dxa" w:w="120"/>
+              <w:bottom w:type="dxa" w:w="100"/>
+              <w:right w:type="dxa" w:w="120"/>
+            </w:tcMar>
+            <w:vAlign w:val="center"/>
+          </w:tcPr>
+          <w:p>
+            <w:r>
+              <w:rPr>
+                <w:rFonts w:ascii="Malgun Gothic" w:cs="Malgun Gothic" w:eastAsia="Malgun Gothic" w:hAnsi="Malgun Gothic"/>
+                <w:b w:val="false"/>
+                <w:bCs w:val="false"/>
+                <w:color w:val="000000"/>
                 <w:sz w:val="20"/>
                 <w:szCs w:val="20"/>
               </w:rPr>
@@ -2161,20 +3367,79 @@
             </w:r>
           </w:p>
         </w:tc>
-        <w:tc>
-          <w:tcPr>
-            <w:tcW w:type="dxa" w:w="7550"/>
-            <w:tcMar>
-              <w:top w:type="dxa" w:w="260"/>
-              <w:left w:type="dxa" w:w="120"/>
-              <w:bottom w:type="dxa" w:w="260"/>
-              <w:right w:type="dxa" w:w="120"/>
-            </w:tcMar>
-          </w:tcPr>
-          <w:p>
-            <w:r>
-              <w:rPr>
-                <w:rFonts w:ascii="Malgun Gothic" w:cs="Malgun Gothic" w:eastAsia="Malgun Gothic" w:hAnsi="Malgun Gothic"/>
+      </w:tr>
+      <w:tr>
+        <w:trPr>
+          <w:cantSplit/>
+        </w:trPr>
+        <w:tc>
+          <w:tcPr>
+            <w:tcW w:type="dxa" w:w="3100"/>
+            <w:tcMar>
+              <w:top w:type="dxa" w:w="100"/>
+              <w:left w:type="dxa" w:w="120"/>
+              <w:bottom w:type="dxa" w:w="100"/>
+              <w:right w:type="dxa" w:w="120"/>
+            </w:tcMar>
+            <w:vAlign w:val="center"/>
+          </w:tcPr>
+          <w:p>
+            <w:r>
+              <w:rPr>
+                <w:rFonts w:ascii="Malgun Gothic" w:cs="Malgun Gothic" w:eastAsia="Malgun Gothic" w:hAnsi="Malgun Gothic"/>
+                <w:b w:val="false"/>
+                <w:bCs w:val="false"/>
+                <w:color w:val="000000"/>
+                <w:sz w:val="20"/>
+                <w:szCs w:val="20"/>
+              </w:rPr>
+              <w:t xml:space="preserve">ESC 를 누른다</w:t>
+            </w:r>
+          </w:p>
+        </w:tc>
+        <w:tc>
+          <w:tcPr>
+            <w:tcW w:type="dxa" w:w="3400"/>
+            <w:tcMar>
+              <w:top w:type="dxa" w:w="100"/>
+              <w:left w:type="dxa" w:w="120"/>
+              <w:bottom w:type="dxa" w:w="100"/>
+              <w:right w:type="dxa" w:w="120"/>
+            </w:tcMar>
+            <w:vAlign w:val="center"/>
+          </w:tcPr>
+          <w:p>
+            <w:r>
+              <w:rPr>
+                <w:rFonts w:ascii="Malgun Gothic" w:cs="Malgun Gothic" w:eastAsia="Malgun Gothic" w:hAnsi="Malgun Gothic"/>
+                <w:b w:val="false"/>
+                <w:bCs w:val="false"/>
+                <w:color w:val="000000"/>
+                <w:sz w:val="20"/>
+                <w:szCs w:val="20"/>
+              </w:rPr>
+              <w:t xml:space="preserve">조작 버튼이 다시 나온다</w:t>
+            </w:r>
+          </w:p>
+        </w:tc>
+        <w:tc>
+          <w:tcPr>
+            <w:tcW w:type="dxa" w:w="2850"/>
+            <w:tcMar>
+              <w:top w:type="dxa" w:w="100"/>
+              <w:left w:type="dxa" w:w="120"/>
+              <w:bottom w:type="dxa" w:w="100"/>
+              <w:right w:type="dxa" w:w="120"/>
+            </w:tcMar>
+            <w:vAlign w:val="center"/>
+          </w:tcPr>
+          <w:p>
+            <w:r>
+              <w:rPr>
+                <w:rFonts w:ascii="Malgun Gothic" w:cs="Malgun Gothic" w:eastAsia="Malgun Gothic" w:hAnsi="Malgun Gothic"/>
+                <w:b w:val="false"/>
+                <w:bCs w:val="false"/>
+                <w:color w:val="000000"/>
                 <w:sz w:val="20"/>
                 <w:szCs w:val="20"/>
               </w:rPr>
@@ -2186,7 +3451,7 @@
     </w:tbl>
     <w:p>
       <w:pPr>
-        <w:spacing w:after="120"/>
+        <w:spacing w:after="160"/>
       </w:pPr>
     </w:p>
     <w:p>
@@ -2204,7 +3469,883 @@
           <w:sz w:val="21"/>
           <w:szCs w:val="21"/>
         </w:rPr>
-        <w:t xml:space="preserve">AI 가 엉뚱하게 이해한 것이 있었나요? 있었다면 무엇이고, 어떻게 바로잡았나요?</w:t>
+        <w:t xml:space="preserve">세 번째 줄에서 화면이 꺼졌다면 무엇이 빠진 것입니까?</w:t>
+      </w:r>
+    </w:p>
+    <w:p>
+      <w:pPr>
+        <w:spacing w:after="200"/>
+      </w:pPr>
+      <w:r>
+        <w:rPr>
+          <w:rFonts w:ascii="Malgun Gothic" w:cs="Malgun Gothic" w:eastAsia="Malgun Gothic" w:hAnsi="Malgun Gothic"/>
+          <w:sz w:val="21"/>
+          <w:szCs w:val="21"/>
+        </w:rPr>
+        <w:t xml:space="preserve">→ </w:t>
+      </w:r>
+      <w:r>
+        <w:rPr>
+          <w:rFonts w:ascii="Malgun Gothic" w:cs="Malgun Gothic" w:eastAsia="Malgun Gothic" w:hAnsi="Malgun Gothic"/>
+          <w:sz w:val="21"/>
+          <w:szCs w:val="21"/>
+        </w:rPr>
+        <w:t xml:space="preserve">____________________________________________________________</w:t>
+      </w:r>
+    </w:p>
+    <w:p>
+      <w:pPr>
+        <w:pStyle w:val="Heading1"/>
+        <w:keepNext/>
+        <w:pBdr>
+          <w:bottom w:val="single" w:color="2F5496" w:sz="6"/>
+        </w:pBdr>
+        <w:spacing w:after="160" w:before="320"/>
+      </w:pPr>
+      <w:r>
+        <w:rPr>
+          <w:rFonts w:ascii="Malgun Gothic" w:cs="Malgun Gothic" w:eastAsia="Malgun Gothic" w:hAnsi="Malgun Gothic"/>
+          <w:b/>
+          <w:bCs/>
+          <w:color w:val="1F3864"/>
+          <w:sz w:val="30"/>
+          <w:szCs w:val="30"/>
+        </w:rPr>
+        <w:t xml:space="preserve">4. 미션 2 · 멀리서도 보이게</w:t>
+      </w:r>
+    </w:p>
+    <w:p>
+      <w:pPr>
+        <w:keepNext w:val="false"/>
+        <w:spacing w:after="120"/>
+      </w:pPr>
+      <w:r>
+        <w:rPr>
+          <w:rFonts w:ascii="Malgun Gothic" w:cs="Malgun Gothic" w:eastAsia="Malgun Gothic" w:hAnsi="Malgun Gothic"/>
+          <w:b/>
+          <w:bCs/>
+          <w:i w:val="false"/>
+          <w:iCs w:val="false"/>
+          <w:sz w:val="21"/>
+          <w:szCs w:val="21"/>
+        </w:rPr>
+        <w:t xml:space="preserve">관람객은 1m 쯤 떨어져서 봅니다. 지금 글자 크기는 노트북 앞에 앉아서 보는 크기입니다.</w:t>
+      </w:r>
+    </w:p>
+    <w:p>
+      <w:pPr>
+        <w:spacing w:after="120"/>
+      </w:pPr>
+    </w:p>
+    <w:p>
+      <w:pPr>
+        <w:pStyle w:val="Heading2"/>
+        <w:keepNext/>
+        <w:spacing w:after="120" w:before="240"/>
+      </w:pPr>
+      <w:r>
+        <w:rPr>
+          <w:rFonts w:ascii="Malgun Gothic" w:cs="Malgun Gothic" w:eastAsia="Malgun Gothic" w:hAnsi="Malgun Gothic"/>
+          <w:b/>
+          <w:bCs/>
+          <w:color w:val="2F5496"/>
+          <w:sz w:val="24"/>
+          <w:szCs w:val="24"/>
+        </w:rPr>
+        <w:t xml:space="preserve">먼저 재세요 — 고치기 전</w:t>
+      </w:r>
+    </w:p>
+    <w:p>
+      <w:pPr>
+        <w:keepNext w:val="false"/>
+        <w:spacing w:after="120"/>
+      </w:pPr>
+      <w:r>
+        <w:rPr>
+          <w:rFonts w:ascii="Malgun Gothic" w:cs="Malgun Gothic" w:eastAsia="Malgun Gothic" w:hAnsi="Malgun Gothic"/>
+          <w:b w:val="false"/>
+          <w:bCs w:val="false"/>
+          <w:i w:val="false"/>
+          <w:iCs w:val="false"/>
+          <w:sz w:val="21"/>
+          <w:szCs w:val="21"/>
+        </w:rPr>
+        <w:t xml:space="preserve">센서 값 숫자를 F12 로 찍어 보고 글자 크기를 적으세요. 또는 자로 재도 됩니다.</w:t>
+      </w:r>
+    </w:p>
+    <w:tbl>
+      <w:tblPr>
+        <w:tblW w:type="dxa" w:w="9350"/>
+        <w:tblBorders>
+          <w:top w:val="single" w:color="BFBFBF" w:sz="4"/>
+          <w:left w:val="single" w:color="BFBFBF" w:sz="4"/>
+          <w:bottom w:val="single" w:color="BFBFBF" w:sz="4"/>
+          <w:right w:val="single" w:color="BFBFBF" w:sz="4"/>
+          <w:insideH w:val="single" w:color="BFBFBF" w:sz="4"/>
+          <w:insideV w:val="single" w:color="BFBFBF" w:sz="4"/>
+        </w:tblBorders>
+      </w:tblPr>
+      <w:tblGrid>
+        <w:gridCol w:w="3350"/>
+        <w:gridCol w:w="3000"/>
+        <w:gridCol w:w="3000"/>
+      </w:tblGrid>
+      <w:tr>
+        <w:trPr>
+          <w:cantSplit/>
+          <w:tblHeader/>
+        </w:trPr>
+        <w:tc>
+          <w:tcPr>
+            <w:tcW w:type="dxa" w:w="3350"/>
+            <w:shd w:fill="2F5496" w:val="clear"/>
+            <w:tcMar>
+              <w:top w:type="dxa" w:w="100"/>
+              <w:left w:type="dxa" w:w="120"/>
+              <w:bottom w:type="dxa" w:w="100"/>
+              <w:right w:type="dxa" w:w="120"/>
+            </w:tcMar>
+            <w:vAlign w:val="center"/>
+          </w:tcPr>
+          <w:p>
+            <w:r>
+              <w:rPr>
+                <w:rFonts w:ascii="Malgun Gothic" w:cs="Malgun Gothic" w:eastAsia="Malgun Gothic" w:hAnsi="Malgun Gothic"/>
+                <w:b/>
+                <w:bCs/>
+                <w:color w:val="FFFFFF"/>
+                <w:sz w:val="20"/>
+                <w:szCs w:val="20"/>
+              </w:rPr>
+              <w:t xml:space="preserve"/>
+            </w:r>
+          </w:p>
+        </w:tc>
+        <w:tc>
+          <w:tcPr>
+            <w:tcW w:type="dxa" w:w="3000"/>
+            <w:shd w:fill="2F5496" w:val="clear"/>
+            <w:tcMar>
+              <w:top w:type="dxa" w:w="100"/>
+              <w:left w:type="dxa" w:w="120"/>
+              <w:bottom w:type="dxa" w:w="100"/>
+              <w:right w:type="dxa" w:w="120"/>
+            </w:tcMar>
+            <w:vAlign w:val="center"/>
+          </w:tcPr>
+          <w:p>
+            <w:r>
+              <w:rPr>
+                <w:rFonts w:ascii="Malgun Gothic" w:cs="Malgun Gothic" w:eastAsia="Malgun Gothic" w:hAnsi="Malgun Gothic"/>
+                <w:b/>
+                <w:bCs/>
+                <w:color w:val="FFFFFF"/>
+                <w:sz w:val="20"/>
+                <w:szCs w:val="20"/>
+              </w:rPr>
+              <w:t xml:space="preserve">고치기 전</w:t>
+            </w:r>
+          </w:p>
+        </w:tc>
+        <w:tc>
+          <w:tcPr>
+            <w:tcW w:type="dxa" w:w="3000"/>
+            <w:shd w:fill="2F5496" w:val="clear"/>
+            <w:tcMar>
+              <w:top w:type="dxa" w:w="100"/>
+              <w:left w:type="dxa" w:w="120"/>
+              <w:bottom w:type="dxa" w:w="100"/>
+              <w:right w:type="dxa" w:w="120"/>
+            </w:tcMar>
+            <w:vAlign w:val="center"/>
+          </w:tcPr>
+          <w:p>
+            <w:r>
+              <w:rPr>
+                <w:rFonts w:ascii="Malgun Gothic" w:cs="Malgun Gothic" w:eastAsia="Malgun Gothic" w:hAnsi="Malgun Gothic"/>
+                <w:b/>
+                <w:bCs/>
+                <w:color w:val="FFFFFF"/>
+                <w:sz w:val="20"/>
+                <w:szCs w:val="20"/>
+              </w:rPr>
+              <w:t xml:space="preserve">고친 뒤 (전시 모드)</w:t>
+            </w:r>
+          </w:p>
+        </w:tc>
+      </w:tr>
+      <w:tr>
+        <w:trPr>
+          <w:cantSplit/>
+        </w:trPr>
+        <w:tc>
+          <w:tcPr>
+            <w:tcW w:type="dxa" w:w="3350"/>
+            <w:tcMar>
+              <w:top w:type="dxa" w:w="100"/>
+              <w:left w:type="dxa" w:w="120"/>
+              <w:bottom w:type="dxa" w:w="100"/>
+              <w:right w:type="dxa" w:w="120"/>
+            </w:tcMar>
+            <w:vAlign w:val="center"/>
+          </w:tcPr>
+          <w:p>
+            <w:r>
+              <w:rPr>
+                <w:rFonts w:ascii="Malgun Gothic" w:cs="Malgun Gothic" w:eastAsia="Malgun Gothic" w:hAnsi="Malgun Gothic"/>
+                <w:b w:val="false"/>
+                <w:bCs w:val="false"/>
+                <w:color w:val="000000"/>
+                <w:sz w:val="20"/>
+                <w:szCs w:val="20"/>
+              </w:rPr>
+              <w:t xml:space="preserve">센서 값 숫자 크기</w:t>
+            </w:r>
+          </w:p>
+        </w:tc>
+        <w:tc>
+          <w:tcPr>
+            <w:tcW w:type="dxa" w:w="3000"/>
+            <w:tcMar>
+              <w:top w:type="dxa" w:w="100"/>
+              <w:left w:type="dxa" w:w="120"/>
+              <w:bottom w:type="dxa" w:w="100"/>
+              <w:right w:type="dxa" w:w="120"/>
+            </w:tcMar>
+            <w:vAlign w:val="center"/>
+          </w:tcPr>
+          <w:p>
+            <w:r>
+              <w:rPr>
+                <w:rFonts w:ascii="Malgun Gothic" w:cs="Malgun Gothic" w:eastAsia="Malgun Gothic" w:hAnsi="Malgun Gothic"/>
+                <w:b w:val="false"/>
+                <w:bCs w:val="false"/>
+                <w:color w:val="000000"/>
+                <w:sz w:val="20"/>
+                <w:szCs w:val="20"/>
+              </w:rPr>
+              <w:t xml:space="preserve"/>
+            </w:r>
+          </w:p>
+        </w:tc>
+        <w:tc>
+          <w:tcPr>
+            <w:tcW w:type="dxa" w:w="3000"/>
+            <w:tcMar>
+              <w:top w:type="dxa" w:w="100"/>
+              <w:left w:type="dxa" w:w="120"/>
+              <w:bottom w:type="dxa" w:w="100"/>
+              <w:right w:type="dxa" w:w="120"/>
+            </w:tcMar>
+            <w:vAlign w:val="center"/>
+          </w:tcPr>
+          <w:p>
+            <w:r>
+              <w:rPr>
+                <w:rFonts w:ascii="Malgun Gothic" w:cs="Malgun Gothic" w:eastAsia="Malgun Gothic" w:hAnsi="Malgun Gothic"/>
+                <w:b w:val="false"/>
+                <w:bCs w:val="false"/>
+                <w:color w:val="000000"/>
+                <w:sz w:val="20"/>
+                <w:szCs w:val="20"/>
+              </w:rPr>
+              <w:t xml:space="preserve"/>
+            </w:r>
+          </w:p>
+        </w:tc>
+      </w:tr>
+      <w:tr>
+        <w:trPr>
+          <w:cantSplit/>
+        </w:trPr>
+        <w:tc>
+          <w:tcPr>
+            <w:tcW w:type="dxa" w:w="3350"/>
+            <w:tcMar>
+              <w:top w:type="dxa" w:w="100"/>
+              <w:left w:type="dxa" w:w="120"/>
+              <w:bottom w:type="dxa" w:w="100"/>
+              <w:right w:type="dxa" w:w="120"/>
+            </w:tcMar>
+            <w:vAlign w:val="center"/>
+          </w:tcPr>
+          <w:p>
+            <w:r>
+              <w:rPr>
+                <w:rFonts w:ascii="Malgun Gothic" w:cs="Malgun Gothic" w:eastAsia="Malgun Gothic" w:hAnsi="Malgun Gothic"/>
+                <w:b w:val="false"/>
+                <w:bCs w:val="false"/>
+                <w:color w:val="000000"/>
+                <w:sz w:val="20"/>
+                <w:szCs w:val="20"/>
+              </w:rPr>
+              <w:t xml:space="preserve">한 발짝 물러나서 읽히는가</w:t>
+            </w:r>
+          </w:p>
+        </w:tc>
+        <w:tc>
+          <w:tcPr>
+            <w:tcW w:type="dxa" w:w="3000"/>
+            <w:tcMar>
+              <w:top w:type="dxa" w:w="100"/>
+              <w:left w:type="dxa" w:w="120"/>
+              <w:bottom w:type="dxa" w:w="100"/>
+              <w:right w:type="dxa" w:w="120"/>
+            </w:tcMar>
+            <w:vAlign w:val="center"/>
+          </w:tcPr>
+          <w:p>
+            <w:r>
+              <w:rPr>
+                <w:rFonts w:ascii="Malgun Gothic" w:cs="Malgun Gothic" w:eastAsia="Malgun Gothic" w:hAnsi="Malgun Gothic"/>
+                <w:b w:val="false"/>
+                <w:bCs w:val="false"/>
+                <w:color w:val="000000"/>
+                <w:sz w:val="20"/>
+                <w:szCs w:val="20"/>
+              </w:rPr>
+              <w:t xml:space="preserve"/>
+            </w:r>
+          </w:p>
+        </w:tc>
+        <w:tc>
+          <w:tcPr>
+            <w:tcW w:type="dxa" w:w="3000"/>
+            <w:tcMar>
+              <w:top w:type="dxa" w:w="100"/>
+              <w:left w:type="dxa" w:w="120"/>
+              <w:bottom w:type="dxa" w:w="100"/>
+              <w:right w:type="dxa" w:w="120"/>
+            </w:tcMar>
+            <w:vAlign w:val="center"/>
+          </w:tcPr>
+          <w:p>
+            <w:r>
+              <w:rPr>
+                <w:rFonts w:ascii="Malgun Gothic" w:cs="Malgun Gothic" w:eastAsia="Malgun Gothic" w:hAnsi="Malgun Gothic"/>
+                <w:b w:val="false"/>
+                <w:bCs w:val="false"/>
+                <w:color w:val="000000"/>
+                <w:sz w:val="20"/>
+                <w:szCs w:val="20"/>
+              </w:rPr>
+              <w:t xml:space="preserve"/>
+            </w:r>
+          </w:p>
+        </w:tc>
+      </w:tr>
+    </w:tbl>
+    <w:p>
+      <w:pPr>
+        <w:spacing w:after="160"/>
+      </w:pPr>
+    </w:p>
+    <w:p>
+      <w:pPr>
+        <w:pStyle w:val="Heading2"/>
+        <w:keepNext/>
+        <w:spacing w:after="120" w:before="240"/>
+      </w:pPr>
+      <w:r>
+        <w:rPr>
+          <w:rFonts w:ascii="Malgun Gothic" w:cs="Malgun Gothic" w:eastAsia="Malgun Gothic" w:hAnsi="Malgun Gothic"/>
+          <w:b/>
+          <w:bCs/>
+          <w:color w:val="2F5496"/>
+          <w:sz w:val="24"/>
+          <w:szCs w:val="24"/>
+        </w:rPr>
+        <w:t xml:space="preserve">상태는 세 가지로 알립니다</w:t>
+      </w:r>
+    </w:p>
+    <w:p>
+      <w:pPr>
+        <w:keepNext w:val="false"/>
+        <w:spacing w:after="120"/>
+      </w:pPr>
+      <w:r>
+        <w:rPr>
+          <w:rFonts w:ascii="Malgun Gothic" w:cs="Malgun Gothic" w:eastAsia="Malgun Gothic" w:hAnsi="Malgun Gothic"/>
+          <w:b/>
+          <w:bCs/>
+          <w:i w:val="false"/>
+          <w:iCs w:val="false"/>
+          <w:sz w:val="21"/>
+          <w:szCs w:val="21"/>
+        </w:rPr>
+        <w:t xml:space="preserve">정상 · 주의 · 위험을 색만으로 알리면 안 됩니다. 색 + 아이콘 + 글자 세 가지가 같이 바뀌어야 합니다.</w:t>
+      </w:r>
+    </w:p>
+    <w:p>
+      <w:pPr>
+        <w:spacing w:after="120"/>
+      </w:pPr>
+    </w:p>
+    <w:tbl>
+      <w:tblPr>
+        <w:tblW w:type="dxa" w:w="9350"/>
+        <w:tblBorders>
+          <w:top w:val="single" w:color="BFBFBF" w:sz="4"/>
+          <w:left w:val="single" w:color="BFBFBF" w:sz="4"/>
+          <w:bottom w:val="single" w:color="BFBFBF" w:sz="4"/>
+          <w:right w:val="single" w:color="BFBFBF" w:sz="4"/>
+          <w:insideH w:val="single" w:color="BFBFBF" w:sz="4"/>
+          <w:insideV w:val="single" w:color="BFBFBF" w:sz="4"/>
+        </w:tblBorders>
+      </w:tblPr>
+      <w:tblGrid>
+        <w:gridCol w:w="1700"/>
+        <w:gridCol w:w="2550"/>
+        <w:gridCol w:w="2550"/>
+        <w:gridCol w:w="2550"/>
+      </w:tblGrid>
+      <w:tr>
+        <w:trPr>
+          <w:cantSplit/>
+          <w:tblHeader/>
+        </w:trPr>
+        <w:tc>
+          <w:tcPr>
+            <w:tcW w:type="dxa" w:w="1700"/>
+            <w:shd w:fill="2F5496" w:val="clear"/>
+            <w:tcMar>
+              <w:top w:type="dxa" w:w="100"/>
+              <w:left w:type="dxa" w:w="120"/>
+              <w:bottom w:type="dxa" w:w="100"/>
+              <w:right w:type="dxa" w:w="120"/>
+            </w:tcMar>
+            <w:vAlign w:val="center"/>
+          </w:tcPr>
+          <w:p>
+            <w:r>
+              <w:rPr>
+                <w:rFonts w:ascii="Malgun Gothic" w:cs="Malgun Gothic" w:eastAsia="Malgun Gothic" w:hAnsi="Malgun Gothic"/>
+                <w:b/>
+                <w:bCs/>
+                <w:color w:val="FFFFFF"/>
+                <w:sz w:val="20"/>
+                <w:szCs w:val="20"/>
+              </w:rPr>
+              <w:t xml:space="preserve">상태</w:t>
+            </w:r>
+          </w:p>
+        </w:tc>
+        <w:tc>
+          <w:tcPr>
+            <w:tcW w:type="dxa" w:w="2550"/>
+            <w:shd w:fill="2F5496" w:val="clear"/>
+            <w:tcMar>
+              <w:top w:type="dxa" w:w="100"/>
+              <w:left w:type="dxa" w:w="120"/>
+              <w:bottom w:type="dxa" w:w="100"/>
+              <w:right w:type="dxa" w:w="120"/>
+            </w:tcMar>
+            <w:vAlign w:val="center"/>
+          </w:tcPr>
+          <w:p>
+            <w:r>
+              <w:rPr>
+                <w:rFonts w:ascii="Malgun Gothic" w:cs="Malgun Gothic" w:eastAsia="Malgun Gothic" w:hAnsi="Malgun Gothic"/>
+                <w:b/>
+                <w:bCs/>
+                <w:color w:val="FFFFFF"/>
+                <w:sz w:val="20"/>
+                <w:szCs w:val="20"/>
+              </w:rPr>
+              <w:t xml:space="preserve">색</w:t>
+            </w:r>
+          </w:p>
+        </w:tc>
+        <w:tc>
+          <w:tcPr>
+            <w:tcW w:type="dxa" w:w="2550"/>
+            <w:shd w:fill="2F5496" w:val="clear"/>
+            <w:tcMar>
+              <w:top w:type="dxa" w:w="100"/>
+              <w:left w:type="dxa" w:w="120"/>
+              <w:bottom w:type="dxa" w:w="100"/>
+              <w:right w:type="dxa" w:w="120"/>
+            </w:tcMar>
+            <w:vAlign w:val="center"/>
+          </w:tcPr>
+          <w:p>
+            <w:r>
+              <w:rPr>
+                <w:rFonts w:ascii="Malgun Gothic" w:cs="Malgun Gothic" w:eastAsia="Malgun Gothic" w:hAnsi="Malgun Gothic"/>
+                <w:b/>
+                <w:bCs/>
+                <w:color w:val="FFFFFF"/>
+                <w:sz w:val="20"/>
+                <w:szCs w:val="20"/>
+              </w:rPr>
+              <w:t xml:space="preserve">아이콘</w:t>
+            </w:r>
+          </w:p>
+        </w:tc>
+        <w:tc>
+          <w:tcPr>
+            <w:tcW w:type="dxa" w:w="2550"/>
+            <w:shd w:fill="2F5496" w:val="clear"/>
+            <w:tcMar>
+              <w:top w:type="dxa" w:w="100"/>
+              <w:left w:type="dxa" w:w="120"/>
+              <w:bottom w:type="dxa" w:w="100"/>
+              <w:right w:type="dxa" w:w="120"/>
+            </w:tcMar>
+            <w:vAlign w:val="center"/>
+          </w:tcPr>
+          <w:p>
+            <w:r>
+              <w:rPr>
+                <w:rFonts w:ascii="Malgun Gothic" w:cs="Malgun Gothic" w:eastAsia="Malgun Gothic" w:hAnsi="Malgun Gothic"/>
+                <w:b/>
+                <w:bCs/>
+                <w:color w:val="FFFFFF"/>
+                <w:sz w:val="20"/>
+                <w:szCs w:val="20"/>
+              </w:rPr>
+              <w:t xml:space="preserve">글자</w:t>
+            </w:r>
+          </w:p>
+        </w:tc>
+      </w:tr>
+      <w:tr>
+        <w:trPr>
+          <w:cantSplit/>
+        </w:trPr>
+        <w:tc>
+          <w:tcPr>
+            <w:tcW w:type="dxa" w:w="1700"/>
+            <w:tcMar>
+              <w:top w:type="dxa" w:w="100"/>
+              <w:left w:type="dxa" w:w="120"/>
+              <w:bottom w:type="dxa" w:w="100"/>
+              <w:right w:type="dxa" w:w="120"/>
+            </w:tcMar>
+            <w:vAlign w:val="center"/>
+          </w:tcPr>
+          <w:p>
+            <w:r>
+              <w:rPr>
+                <w:rFonts w:ascii="Malgun Gothic" w:cs="Malgun Gothic" w:eastAsia="Malgun Gothic" w:hAnsi="Malgun Gothic"/>
+                <w:b w:val="false"/>
+                <w:bCs w:val="false"/>
+                <w:color w:val="000000"/>
+                <w:sz w:val="20"/>
+                <w:szCs w:val="20"/>
+              </w:rPr>
+              <w:t xml:space="preserve">정상</w:t>
+            </w:r>
+          </w:p>
+        </w:tc>
+        <w:tc>
+          <w:tcPr>
+            <w:tcW w:type="dxa" w:w="2550"/>
+            <w:tcMar>
+              <w:top w:type="dxa" w:w="100"/>
+              <w:left w:type="dxa" w:w="120"/>
+              <w:bottom w:type="dxa" w:w="100"/>
+              <w:right w:type="dxa" w:w="120"/>
+            </w:tcMar>
+            <w:vAlign w:val="center"/>
+          </w:tcPr>
+          <w:p>
+            <w:r>
+              <w:rPr>
+                <w:rFonts w:ascii="Malgun Gothic" w:cs="Malgun Gothic" w:eastAsia="Malgun Gothic" w:hAnsi="Malgun Gothic"/>
+                <w:b w:val="false"/>
+                <w:bCs w:val="false"/>
+                <w:color w:val="000000"/>
+                <w:sz w:val="20"/>
+                <w:szCs w:val="20"/>
+              </w:rPr>
+              <w:t xml:space="preserve"/>
+            </w:r>
+          </w:p>
+        </w:tc>
+        <w:tc>
+          <w:tcPr>
+            <w:tcW w:type="dxa" w:w="2550"/>
+            <w:tcMar>
+              <w:top w:type="dxa" w:w="100"/>
+              <w:left w:type="dxa" w:w="120"/>
+              <w:bottom w:type="dxa" w:w="100"/>
+              <w:right w:type="dxa" w:w="120"/>
+            </w:tcMar>
+            <w:vAlign w:val="center"/>
+          </w:tcPr>
+          <w:p>
+            <w:r>
+              <w:rPr>
+                <w:rFonts w:ascii="Malgun Gothic" w:cs="Malgun Gothic" w:eastAsia="Malgun Gothic" w:hAnsi="Malgun Gothic"/>
+                <w:b w:val="false"/>
+                <w:bCs w:val="false"/>
+                <w:color w:val="000000"/>
+                <w:sz w:val="20"/>
+                <w:szCs w:val="20"/>
+              </w:rPr>
+              <w:t xml:space="preserve"/>
+            </w:r>
+          </w:p>
+        </w:tc>
+        <w:tc>
+          <w:tcPr>
+            <w:tcW w:type="dxa" w:w="2550"/>
+            <w:tcMar>
+              <w:top w:type="dxa" w:w="100"/>
+              <w:left w:type="dxa" w:w="120"/>
+              <w:bottom w:type="dxa" w:w="100"/>
+              <w:right w:type="dxa" w:w="120"/>
+            </w:tcMar>
+            <w:vAlign w:val="center"/>
+          </w:tcPr>
+          <w:p>
+            <w:r>
+              <w:rPr>
+                <w:rFonts w:ascii="Malgun Gothic" w:cs="Malgun Gothic" w:eastAsia="Malgun Gothic" w:hAnsi="Malgun Gothic"/>
+                <w:b w:val="false"/>
+                <w:bCs w:val="false"/>
+                <w:color w:val="000000"/>
+                <w:sz w:val="20"/>
+                <w:szCs w:val="20"/>
+              </w:rPr>
+              <w:t xml:space="preserve"/>
+            </w:r>
+          </w:p>
+        </w:tc>
+      </w:tr>
+      <w:tr>
+        <w:trPr>
+          <w:cantSplit/>
+        </w:trPr>
+        <w:tc>
+          <w:tcPr>
+            <w:tcW w:type="dxa" w:w="1700"/>
+            <w:tcMar>
+              <w:top w:type="dxa" w:w="100"/>
+              <w:left w:type="dxa" w:w="120"/>
+              <w:bottom w:type="dxa" w:w="100"/>
+              <w:right w:type="dxa" w:w="120"/>
+            </w:tcMar>
+            <w:vAlign w:val="center"/>
+          </w:tcPr>
+          <w:p>
+            <w:r>
+              <w:rPr>
+                <w:rFonts w:ascii="Malgun Gothic" w:cs="Malgun Gothic" w:eastAsia="Malgun Gothic" w:hAnsi="Malgun Gothic"/>
+                <w:b w:val="false"/>
+                <w:bCs w:val="false"/>
+                <w:color w:val="000000"/>
+                <w:sz w:val="20"/>
+                <w:szCs w:val="20"/>
+              </w:rPr>
+              <w:t xml:space="preserve">주의</w:t>
+            </w:r>
+          </w:p>
+        </w:tc>
+        <w:tc>
+          <w:tcPr>
+            <w:tcW w:type="dxa" w:w="2550"/>
+            <w:tcMar>
+              <w:top w:type="dxa" w:w="100"/>
+              <w:left w:type="dxa" w:w="120"/>
+              <w:bottom w:type="dxa" w:w="100"/>
+              <w:right w:type="dxa" w:w="120"/>
+            </w:tcMar>
+            <w:vAlign w:val="center"/>
+          </w:tcPr>
+          <w:p>
+            <w:r>
+              <w:rPr>
+                <w:rFonts w:ascii="Malgun Gothic" w:cs="Malgun Gothic" w:eastAsia="Malgun Gothic" w:hAnsi="Malgun Gothic"/>
+                <w:b w:val="false"/>
+                <w:bCs w:val="false"/>
+                <w:color w:val="000000"/>
+                <w:sz w:val="20"/>
+                <w:szCs w:val="20"/>
+              </w:rPr>
+              <w:t xml:space="preserve"/>
+            </w:r>
+          </w:p>
+        </w:tc>
+        <w:tc>
+          <w:tcPr>
+            <w:tcW w:type="dxa" w:w="2550"/>
+            <w:tcMar>
+              <w:top w:type="dxa" w:w="100"/>
+              <w:left w:type="dxa" w:w="120"/>
+              <w:bottom w:type="dxa" w:w="100"/>
+              <w:right w:type="dxa" w:w="120"/>
+            </w:tcMar>
+            <w:vAlign w:val="center"/>
+          </w:tcPr>
+          <w:p>
+            <w:r>
+              <w:rPr>
+                <w:rFonts w:ascii="Malgun Gothic" w:cs="Malgun Gothic" w:eastAsia="Malgun Gothic" w:hAnsi="Malgun Gothic"/>
+                <w:b w:val="false"/>
+                <w:bCs w:val="false"/>
+                <w:color w:val="000000"/>
+                <w:sz w:val="20"/>
+                <w:szCs w:val="20"/>
+              </w:rPr>
+              <w:t xml:space="preserve"/>
+            </w:r>
+          </w:p>
+        </w:tc>
+        <w:tc>
+          <w:tcPr>
+            <w:tcW w:type="dxa" w:w="2550"/>
+            <w:tcMar>
+              <w:top w:type="dxa" w:w="100"/>
+              <w:left w:type="dxa" w:w="120"/>
+              <w:bottom w:type="dxa" w:w="100"/>
+              <w:right w:type="dxa" w:w="120"/>
+            </w:tcMar>
+            <w:vAlign w:val="center"/>
+          </w:tcPr>
+          <w:p>
+            <w:r>
+              <w:rPr>
+                <w:rFonts w:ascii="Malgun Gothic" w:cs="Malgun Gothic" w:eastAsia="Malgun Gothic" w:hAnsi="Malgun Gothic"/>
+                <w:b w:val="false"/>
+                <w:bCs w:val="false"/>
+                <w:color w:val="000000"/>
+                <w:sz w:val="20"/>
+                <w:szCs w:val="20"/>
+              </w:rPr>
+              <w:t xml:space="preserve"/>
+            </w:r>
+          </w:p>
+        </w:tc>
+      </w:tr>
+      <w:tr>
+        <w:trPr>
+          <w:cantSplit/>
+        </w:trPr>
+        <w:tc>
+          <w:tcPr>
+            <w:tcW w:type="dxa" w:w="1700"/>
+            <w:tcMar>
+              <w:top w:type="dxa" w:w="100"/>
+              <w:left w:type="dxa" w:w="120"/>
+              <w:bottom w:type="dxa" w:w="100"/>
+              <w:right w:type="dxa" w:w="120"/>
+            </w:tcMar>
+            <w:vAlign w:val="center"/>
+          </w:tcPr>
+          <w:p>
+            <w:r>
+              <w:rPr>
+                <w:rFonts w:ascii="Malgun Gothic" w:cs="Malgun Gothic" w:eastAsia="Malgun Gothic" w:hAnsi="Malgun Gothic"/>
+                <w:b w:val="false"/>
+                <w:bCs w:val="false"/>
+                <w:color w:val="000000"/>
+                <w:sz w:val="20"/>
+                <w:szCs w:val="20"/>
+              </w:rPr>
+              <w:t xml:space="preserve">위험</w:t>
+            </w:r>
+          </w:p>
+        </w:tc>
+        <w:tc>
+          <w:tcPr>
+            <w:tcW w:type="dxa" w:w="2550"/>
+            <w:tcMar>
+              <w:top w:type="dxa" w:w="100"/>
+              <w:left w:type="dxa" w:w="120"/>
+              <w:bottom w:type="dxa" w:w="100"/>
+              <w:right w:type="dxa" w:w="120"/>
+            </w:tcMar>
+            <w:vAlign w:val="center"/>
+          </w:tcPr>
+          <w:p>
+            <w:r>
+              <w:rPr>
+                <w:rFonts w:ascii="Malgun Gothic" w:cs="Malgun Gothic" w:eastAsia="Malgun Gothic" w:hAnsi="Malgun Gothic"/>
+                <w:b w:val="false"/>
+                <w:bCs w:val="false"/>
+                <w:color w:val="000000"/>
+                <w:sz w:val="20"/>
+                <w:szCs w:val="20"/>
+              </w:rPr>
+              <w:t xml:space="preserve"/>
+            </w:r>
+          </w:p>
+        </w:tc>
+        <w:tc>
+          <w:tcPr>
+            <w:tcW w:type="dxa" w:w="2550"/>
+            <w:tcMar>
+              <w:top w:type="dxa" w:w="100"/>
+              <w:left w:type="dxa" w:w="120"/>
+              <w:bottom w:type="dxa" w:w="100"/>
+              <w:right w:type="dxa" w:w="120"/>
+            </w:tcMar>
+            <w:vAlign w:val="center"/>
+          </w:tcPr>
+          <w:p>
+            <w:r>
+              <w:rPr>
+                <w:rFonts w:ascii="Malgun Gothic" w:cs="Malgun Gothic" w:eastAsia="Malgun Gothic" w:hAnsi="Malgun Gothic"/>
+                <w:b w:val="false"/>
+                <w:bCs w:val="false"/>
+                <w:color w:val="000000"/>
+                <w:sz w:val="20"/>
+                <w:szCs w:val="20"/>
+              </w:rPr>
+              <w:t xml:space="preserve"/>
+            </w:r>
+          </w:p>
+        </w:tc>
+        <w:tc>
+          <w:tcPr>
+            <w:tcW w:type="dxa" w:w="2550"/>
+            <w:tcMar>
+              <w:top w:type="dxa" w:w="100"/>
+              <w:left w:type="dxa" w:w="120"/>
+              <w:bottom w:type="dxa" w:w="100"/>
+              <w:right w:type="dxa" w:w="120"/>
+            </w:tcMar>
+            <w:vAlign w:val="center"/>
+          </w:tcPr>
+          <w:p>
+            <w:r>
+              <w:rPr>
+                <w:rFonts w:ascii="Malgun Gothic" w:cs="Malgun Gothic" w:eastAsia="Malgun Gothic" w:hAnsi="Malgun Gothic"/>
+                <w:b w:val="false"/>
+                <w:bCs w:val="false"/>
+                <w:color w:val="000000"/>
+                <w:sz w:val="20"/>
+                <w:szCs w:val="20"/>
+              </w:rPr>
+              <w:t xml:space="preserve"/>
+            </w:r>
+          </w:p>
+        </w:tc>
+      </w:tr>
+    </w:tbl>
+    <w:p>
+      <w:pPr>
+        <w:spacing w:after="160"/>
+      </w:pPr>
+    </w:p>
+    <w:p>
+      <w:pPr>
+        <w:keepNext w:val="false"/>
+        <w:spacing w:after="120"/>
+      </w:pPr>
+      <w:r>
+        <w:rPr>
+          <w:rFonts w:ascii="Malgun Gothic" w:cs="Malgun Gothic" w:eastAsia="Malgun Gothic" w:hAnsi="Malgun Gothic"/>
+          <w:b w:val="false"/>
+          <w:bCs w:val="false"/>
+          <w:i/>
+          <w:iCs/>
+          <w:sz w:val="21"/>
+          <w:szCs w:val="21"/>
+        </w:rPr>
+        <w:t xml:space="preserve">색만으로 알리면 안 되는 이유를 두 가지 쓰세요.</w:t>
       </w:r>
     </w:p>
     <w:tbl>
@@ -2286,6 +4427,138 @@
     </w:tbl>
     <w:p>
       <w:pPr>
+        <w:spacing w:after="60"/>
+        <w:ind w:left="260"/>
+      </w:pPr>
+      <w:r>
+        <w:rPr>
+          <w:rFonts w:ascii="Malgun Gothic" w:cs="Malgun Gothic" w:eastAsia="Malgun Gothic" w:hAnsi="Malgun Gothic"/>
+          <w:i/>
+          <w:iCs/>
+          <w:color w:val="555555"/>
+          <w:sz w:val="19"/>
+          <w:szCs w:val="19"/>
+        </w:rPr>
+        <w:t xml:space="preserve">· 하나는 보는 사람에 관한 것입니다. 색을 구분하기 어려운 사람이 전시회에 옵니다.</w:t>
+      </w:r>
+    </w:p>
+    <w:p>
+      <w:pPr>
+        <w:spacing w:after="60"/>
+        <w:ind w:left="260"/>
+      </w:pPr>
+      <w:r>
+        <w:rPr>
+          <w:rFonts w:ascii="Malgun Gothic" w:cs="Malgun Gothic" w:eastAsia="Malgun Gothic" w:hAnsi="Malgun Gothic"/>
+          <w:i/>
+          <w:iCs/>
+          <w:color w:val="555555"/>
+          <w:sz w:val="19"/>
+          <w:szCs w:val="19"/>
+        </w:rPr>
+        <w:t xml:space="preserve">· 하나는 거리에 관한 것입니다. 멀리서는 작은 색 점이 어떻게 보일까요?</w:t>
+      </w:r>
+    </w:p>
+    <w:p>
+      <w:pPr>
+        <w:spacing w:after="200"/>
+      </w:pPr>
+    </w:p>
+    <w:p>
+      <w:pPr>
+        <w:pStyle w:val="Heading2"/>
+        <w:keepNext/>
+        <w:spacing w:after="120" w:before="240"/>
+      </w:pPr>
+      <w:r>
+        <w:rPr>
+          <w:rFonts w:ascii="Malgun Gothic" w:cs="Malgun Gothic" w:eastAsia="Malgun Gothic" w:hAnsi="Malgun Gothic"/>
+          <w:b/>
+          <w:bCs/>
+          <w:color w:val="2F5496"/>
+          <w:sz w:val="24"/>
+          <w:szCs w:val="24"/>
+        </w:rPr>
+        <w:t xml:space="preserve">확인</w:t>
+      </w:r>
+    </w:p>
+    <w:p>
+      <w:pPr>
+        <w:spacing w:after="100"/>
+        <w:ind w:left="260"/>
+      </w:pPr>
+      <w:r>
+        <w:rPr>
+          <w:rFonts w:ascii="Malgun Gothic" w:cs="Malgun Gothic" w:eastAsia="Malgun Gothic" w:hAnsi="Malgun Gothic"/>
+          <w:sz w:val="21"/>
+          <w:szCs w:val="21"/>
+        </w:rPr>
+        <w:t xml:space="preserve">☐  전시 모드에서 값이 훨씬 크다</w:t>
+      </w:r>
+    </w:p>
+    <w:p>
+      <w:pPr>
+        <w:spacing w:after="100"/>
+        <w:ind w:left="260"/>
+      </w:pPr>
+      <w:r>
+        <w:rPr>
+          <w:rFonts w:ascii="Malgun Gothic" w:cs="Malgun Gothic" w:eastAsia="Malgun Gothic" w:hAnsi="Malgun Gothic"/>
+          <w:sz w:val="21"/>
+          <w:szCs w:val="21"/>
+        </w:rPr>
+        <w:t xml:space="preserve">☐  전시 모드를 끄면 원래 크기로 돌아온다 (평소에 쓸 수 없게 되면 안 됩니다)</w:t>
+      </w:r>
+    </w:p>
+    <w:p>
+      <w:pPr>
+        <w:spacing w:after="100"/>
+        <w:ind w:left="260"/>
+      </w:pPr>
+      <w:r>
+        <w:rPr>
+          <w:rFonts w:ascii="Malgun Gothic" w:cs="Malgun Gothic" w:eastAsia="Malgun Gothic" w:hAnsi="Malgun Gothic"/>
+          <w:sz w:val="21"/>
+          <w:szCs w:val="21"/>
+        </w:rPr>
+        <w:t xml:space="preserve">☐  한 발짝 물러나서도 값이 읽힌다</w:t>
+      </w:r>
+    </w:p>
+    <w:p>
+      <w:pPr>
+        <w:spacing w:after="100"/>
+        <w:ind w:left="260"/>
+      </w:pPr>
+      <w:r>
+        <w:rPr>
+          <w:rFonts w:ascii="Malgun Gothic" w:cs="Malgun Gothic" w:eastAsia="Malgun Gothic" w:hAnsi="Malgun Gothic"/>
+          <w:sz w:val="21"/>
+          <w:szCs w:val="21"/>
+        </w:rPr>
+        <w:t xml:space="preserve">☐  상태가 색 · 아이콘 · 글자 세 가지로 같이 바뀐다</w:t>
+      </w:r>
+    </w:p>
+    <w:p>
+      <w:pPr>
+        <w:spacing w:after="100"/>
+        <w:ind w:left="260"/>
+      </w:pPr>
+      <w:r>
+        <w:rPr>
+          <w:rFonts w:ascii="Malgun Gothic" w:cs="Malgun Gothic" w:eastAsia="Malgun Gothic" w:hAnsi="Malgun Gothic"/>
+          <w:sz w:val="21"/>
+          <w:szCs w:val="21"/>
+        </w:rPr>
+        <w:t xml:space="preserve">☐  새 CSS 파일이 생기지 않았다 (조건부 className 으로만 바꿨다)</w:t>
+      </w:r>
+    </w:p>
+    <w:p>
+      <w:r>
+        <w:br w:type="page"/>
+      </w:r>
+    </w:p>
+    <w:p>
+      <w:pPr>
         <w:pStyle w:val="Heading1"/>
         <w:keepNext/>
         <w:pBdr>
@@ -2302,7 +4575,7 @@
           <w:sz w:val="30"/>
           <w:szCs w:val="30"/>
         </w:rPr>
-        <w:t xml:space="preserve">4. 미션 1 · 아이콘 붙이기</w:t>
+        <w:t xml:space="preserve">5. 미션 3 · 관람객이 읽는 작품 설명</w:t>
       </w:r>
     </w:p>
     <w:p>
@@ -2320,12 +4593,12 @@
           <w:sz w:val="21"/>
           <w:szCs w:val="21"/>
         </w:rPr>
-        <w:t xml:space="preserve">lucide-react 는 이미 설치되어 있습니다. npm install 을 하라고 하면 그것부터 틀린 것입니다.</w:t>
-      </w:r>
-    </w:p>
-    <w:p>
-      <w:pPr>
-        <w:spacing w:after="120"/>
+        <w:t xml:space="preserve">지금 '이 작품은?' 에는 보통 Next.js, TypeScript, Tailwind CSS 같은 것이 적혀 있습니다. 관람객은 이것을 궁금해하지 않습니다. 그리고 버튼을 눌러 창을 열지도 않습니다.</w:t>
+      </w:r>
+    </w:p>
+    <w:p>
+      <w:pPr>
+        <w:spacing w:after="160"/>
       </w:pPr>
     </w:p>
     <w:p>
@@ -2343,128 +4616,267 @@
           <w:sz w:val="24"/>
           <w:szCs w:val="24"/>
         </w:rPr>
-        <w:t xml:space="preserve">배열 구조는 그대로, 필드만 하나 더</w:t>
-      </w:r>
+        <w:t xml:space="preserve">직접 적을 것 — AI 가 대신 못 씁니다</w:t>
+      </w:r>
+    </w:p>
+    <w:p>
+      <w:pPr>
+        <w:keepNext w:val="false"/>
+        <w:spacing w:after="120"/>
+      </w:pPr>
+      <w:r>
+        <w:rPr>
+          <w:rFonts w:ascii="Malgun Gothic" w:cs="Malgun Gothic" w:eastAsia="Malgun Gothic" w:hAnsi="Malgun Gothic"/>
+          <w:b w:val="false"/>
+          <w:bCs w:val="false"/>
+          <w:i w:val="false"/>
+          <w:iCs w:val="false"/>
+          <w:sz w:val="21"/>
+          <w:szCs w:val="21"/>
+        </w:rPr>
+        <w:t xml:space="preserve">우리 작품은 우리가 제일 잘 압니다. 쉬운 말로, 짧게 쓰세요.</w:t>
+      </w:r>
+    </w:p>
+    <w:p>
+      <w:pPr>
+        <w:spacing w:after="120"/>
+      </w:pPr>
     </w:p>
     <w:tbl>
       <w:tblPr>
         <w:tblW w:type="dxa" w:w="9350"/>
         <w:tblBorders>
-          <w:top w:val="single" w:color="D9D9D9" w:sz="4"/>
-          <w:left w:val="single" w:color="D9D9D9" w:sz="4"/>
-          <w:bottom w:val="single" w:color="D9D9D9" w:sz="4"/>
-          <w:right w:val="single" w:color="D9D9D9" w:sz="4"/>
-          <w:insideH w:val="single" w:color="D9D9D9" w:sz="4"/>
-          <w:insideV w:val="single" w:color="D9D9D9" w:sz="4"/>
+          <w:top w:val="single" w:color="BFBFBF" w:sz="4"/>
+          <w:left w:val="single" w:color="BFBFBF" w:sz="4"/>
+          <w:bottom w:val="single" w:color="BFBFBF" w:sz="4"/>
+          <w:right w:val="single" w:color="BFBFBF" w:sz="4"/>
+          <w:insideH w:val="single" w:color="BFBFBF" w:sz="4"/>
+          <w:insideV w:val="single" w:color="BFBFBF" w:sz="4"/>
         </w:tblBorders>
       </w:tblPr>
       <w:tblGrid>
-        <w:gridCol w:w="9350"/>
+        <w:gridCol w:w="3350"/>
+        <w:gridCol w:w="6000"/>
       </w:tblGrid>
       <w:tr>
         <w:trPr>
           <w:cantSplit/>
+          <w:tblHeader/>
         </w:trPr>
         <w:tc>
           <w:tcPr>
-            <w:tcW w:type="dxa" w:w="9350"/>
-            <w:shd w:fill="F5F5F5" w:val="clear"/>
-            <w:tcMar>
-              <w:top w:type="dxa" w:w="160"/>
-              <w:left w:type="dxa" w:w="200"/>
-              <w:bottom w:type="dxa" w:w="160"/>
-              <w:right w:type="dxa" w:w="200"/>
-            </w:tcMar>
-          </w:tcPr>
-          <w:p>
-            <w:pPr>
-              <w:spacing w:after="60"/>
-            </w:pPr>
-            <w:r>
-              <w:rPr>
-                <w:rFonts w:ascii="Courier New" w:cs="Courier New" w:eastAsia="Courier New" w:hAnsi="Courier New"/>
+            <w:tcW w:type="dxa" w:w="3350"/>
+            <w:shd w:fill="2F5496" w:val="clear"/>
+            <w:tcMar>
+              <w:top w:type="dxa" w:w="100"/>
+              <w:left w:type="dxa" w:w="120"/>
+              <w:bottom w:type="dxa" w:w="100"/>
+              <w:right w:type="dxa" w:w="120"/>
+            </w:tcMar>
+            <w:vAlign w:val="center"/>
+          </w:tcPr>
+          <w:p>
+            <w:r>
+              <w:rPr>
+                <w:rFonts w:ascii="Malgun Gothic" w:cs="Malgun Gothic" w:eastAsia="Malgun Gothic" w:hAnsi="Malgun Gothic"/>
                 <w:b/>
                 <w:bCs/>
-                <w:color w:val="555555"/>
-                <w:sz w:val="18"/>
-                <w:szCs w:val="18"/>
-              </w:rPr>
-              <w:t xml:space="preserve"># src/app/dashboard/page.tsx</w:t>
-            </w:r>
-          </w:p>
-          <w:p>
-            <w:pPr>
-              <w:spacing w:after="0"/>
-              <w:ind w:left="0"/>
-            </w:pPr>
-            <w:r>
-              <w:rPr>
-                <w:rFonts w:ascii="Courier New" w:cs="Courier New" w:eastAsia="Courier New" w:hAnsi="Courier New"/>
-                <w:sz w:val="18"/>
-                <w:szCs w:val="18"/>
-              </w:rPr>
-              <w:t xml:space="preserve">const SENSORS = [</w:t>
-            </w:r>
-          </w:p>
-          <w:p>
-            <w:pPr>
-              <w:spacing w:after="0"/>
-              <w:ind w:left="0"/>
-            </w:pPr>
-            <w:r>
-              <w:rPr>
-                <w:rFonts w:ascii="Courier New" w:cs="Courier New" w:eastAsia="Courier New" w:hAnsi="Courier New"/>
-                <w:sz w:val="18"/>
-                <w:szCs w:val="18"/>
-              </w:rPr>
-              <w:t xml:space="preserve">  { key: "soil", label: "토양수분", unit: "%", max: 100, </w:t>
-            </w:r>
-            <w:r>
-              <w:rPr>
-                <w:rFonts w:ascii="Courier New" w:cs="Courier New" w:eastAsia="Courier New" w:hAnsi="Courier New"/>
+                <w:color w:val="FFFFFF"/>
+                <w:sz w:val="20"/>
+                <w:szCs w:val="20"/>
+              </w:rPr>
+              <w:t xml:space="preserve"/>
+            </w:r>
+          </w:p>
+        </w:tc>
+        <w:tc>
+          <w:tcPr>
+            <w:tcW w:type="dxa" w:w="6000"/>
+            <w:shd w:fill="2F5496" w:val="clear"/>
+            <w:tcMar>
+              <w:top w:type="dxa" w:w="100"/>
+              <w:left w:type="dxa" w:w="120"/>
+              <w:bottom w:type="dxa" w:w="100"/>
+              <w:right w:type="dxa" w:w="120"/>
+            </w:tcMar>
+            <w:vAlign w:val="center"/>
+          </w:tcPr>
+          <w:p>
+            <w:r>
+              <w:rPr>
+                <w:rFonts w:ascii="Malgun Gothic" w:cs="Malgun Gothic" w:eastAsia="Malgun Gothic" w:hAnsi="Malgun Gothic"/>
                 <w:b/>
                 <w:bCs/>
-                <w:color w:val="AA0000"/>
-                <w:sz w:val="18"/>
-                <w:szCs w:val="18"/>
-              </w:rPr>
-              <w:t xml:space="preserve">〔 ② 〕____________</w:t>
-            </w:r>
-            <w:r>
-              <w:rPr>
-                <w:rFonts w:ascii="Courier New" w:cs="Courier New" w:eastAsia="Courier New" w:hAnsi="Courier New"/>
-                <w:sz w:val="18"/>
-                <w:szCs w:val="18"/>
-              </w:rPr>
-              <w:t xml:space="preserve"> },</w:t>
-            </w:r>
-          </w:p>
-          <w:p>
-            <w:pPr>
-              <w:spacing w:after="0"/>
-              <w:ind w:left="0"/>
-            </w:pPr>
-            <w:r>
-              <w:rPr>
-                <w:rFonts w:ascii="Courier New" w:cs="Courier New" w:eastAsia="Courier New" w:hAnsi="Courier New"/>
-                <w:sz w:val="18"/>
-                <w:szCs w:val="18"/>
-              </w:rPr>
-              <w:t xml:space="preserve">  ...</w:t>
-            </w:r>
-          </w:p>
-          <w:p>
-            <w:pPr>
-              <w:spacing w:after="0"/>
-              <w:ind w:left="0"/>
-            </w:pPr>
-            <w:r>
-              <w:rPr>
-                <w:rFonts w:ascii="Courier New" w:cs="Courier New" w:eastAsia="Courier New" w:hAnsi="Courier New"/>
-                <w:sz w:val="18"/>
-                <w:szCs w:val="18"/>
-              </w:rPr>
-              <w:t xml:space="preserve">];</w:t>
+                <w:color w:val="FFFFFF"/>
+                <w:sz w:val="20"/>
+                <w:szCs w:val="20"/>
+              </w:rPr>
+              <w:t xml:space="preserve">우리 팀 작품 설명</w:t>
+            </w:r>
+          </w:p>
+        </w:tc>
+      </w:tr>
+      <w:tr>
+        <w:trPr>
+          <w:cantSplit/>
+        </w:trPr>
+        <w:tc>
+          <w:tcPr>
+            <w:tcW w:type="dxa" w:w="3350"/>
+            <w:tcMar>
+              <w:top w:type="dxa" w:w="100"/>
+              <w:left w:type="dxa" w:w="120"/>
+              <w:bottom w:type="dxa" w:w="100"/>
+              <w:right w:type="dxa" w:w="120"/>
+            </w:tcMar>
+            <w:vAlign w:val="center"/>
+          </w:tcPr>
+          <w:p>
+            <w:r>
+              <w:rPr>
+                <w:rFonts w:ascii="Malgun Gothic" w:cs="Malgun Gothic" w:eastAsia="Malgun Gothic" w:hAnsi="Malgun Gothic"/>
+                <w:b w:val="false"/>
+                <w:bCs w:val="false"/>
+                <w:color w:val="000000"/>
+                <w:sz w:val="20"/>
+                <w:szCs w:val="20"/>
+              </w:rPr>
+              <w:t xml:space="preserve">무엇을 하는 물건인가 (한 문장)</w:t>
+            </w:r>
+          </w:p>
+        </w:tc>
+        <w:tc>
+          <w:tcPr>
+            <w:tcW w:type="dxa" w:w="6000"/>
+            <w:tcMar>
+              <w:top w:type="dxa" w:w="100"/>
+              <w:left w:type="dxa" w:w="120"/>
+              <w:bottom w:type="dxa" w:w="100"/>
+              <w:right w:type="dxa" w:w="120"/>
+            </w:tcMar>
+            <w:vAlign w:val="center"/>
+          </w:tcPr>
+          <w:p>
+            <w:r>
+              <w:rPr>
+                <w:rFonts w:ascii="Malgun Gothic" w:cs="Malgun Gothic" w:eastAsia="Malgun Gothic" w:hAnsi="Malgun Gothic"/>
+                <w:b w:val="false"/>
+                <w:bCs w:val="false"/>
+                <w:color w:val="000000"/>
+                <w:sz w:val="20"/>
+                <w:szCs w:val="20"/>
+              </w:rPr>
+              <w:t xml:space="preserve"/>
+            </w:r>
+          </w:p>
+        </w:tc>
+      </w:tr>
+      <w:tr>
+        <w:trPr>
+          <w:cantSplit/>
+        </w:trPr>
+        <w:tc>
+          <w:tcPr>
+            <w:tcW w:type="dxa" w:w="3350"/>
+            <w:tcMar>
+              <w:top w:type="dxa" w:w="100"/>
+              <w:left w:type="dxa" w:w="120"/>
+              <w:bottom w:type="dxa" w:w="100"/>
+              <w:right w:type="dxa" w:w="120"/>
+            </w:tcMar>
+            <w:vAlign w:val="center"/>
+          </w:tcPr>
+          <w:p>
+            <w:r>
+              <w:rPr>
+                <w:rFonts w:ascii="Malgun Gothic" w:cs="Malgun Gothic" w:eastAsia="Malgun Gothic" w:hAnsi="Malgun Gothic"/>
+                <w:b w:val="false"/>
+                <w:bCs w:val="false"/>
+                <w:color w:val="000000"/>
+                <w:sz w:val="20"/>
+                <w:szCs w:val="20"/>
+              </w:rPr>
+              <w:t xml:space="preserve">어떻게 동작하는가 (두세 문장)</w:t>
+            </w:r>
+          </w:p>
+        </w:tc>
+        <w:tc>
+          <w:tcPr>
+            <w:tcW w:type="dxa" w:w="6000"/>
+            <w:tcMar>
+              <w:top w:type="dxa" w:w="100"/>
+              <w:left w:type="dxa" w:w="120"/>
+              <w:bottom w:type="dxa" w:w="100"/>
+              <w:right w:type="dxa" w:w="120"/>
+            </w:tcMar>
+            <w:vAlign w:val="center"/>
+          </w:tcPr>
+          <w:p>
+            <w:r>
+              <w:rPr>
+                <w:rFonts w:ascii="Malgun Gothic" w:cs="Malgun Gothic" w:eastAsia="Malgun Gothic" w:hAnsi="Malgun Gothic"/>
+                <w:b w:val="false"/>
+                <w:bCs w:val="false"/>
+                <w:color w:val="000000"/>
+                <w:sz w:val="20"/>
+                <w:szCs w:val="20"/>
+              </w:rPr>
+              <w:t xml:space="preserve"/>
+            </w:r>
+          </w:p>
+        </w:tc>
+      </w:tr>
+      <w:tr>
+        <w:trPr>
+          <w:cantSplit/>
+        </w:trPr>
+        <w:tc>
+          <w:tcPr>
+            <w:tcW w:type="dxa" w:w="3350"/>
+            <w:tcMar>
+              <w:top w:type="dxa" w:w="100"/>
+              <w:left w:type="dxa" w:w="120"/>
+              <w:bottom w:type="dxa" w:w="100"/>
+              <w:right w:type="dxa" w:w="120"/>
+            </w:tcMar>
+            <w:vAlign w:val="center"/>
+          </w:tcPr>
+          <w:p>
+            <w:r>
+              <w:rPr>
+                <w:rFonts w:ascii="Malgun Gothic" w:cs="Malgun Gothic" w:eastAsia="Malgun Gothic" w:hAnsi="Malgun Gothic"/>
+                <w:b w:val="false"/>
+                <w:bCs w:val="false"/>
+                <w:color w:val="000000"/>
+                <w:sz w:val="20"/>
+                <w:szCs w:val="20"/>
+              </w:rPr>
+              <w:t xml:space="preserve">관람객이 직접 해 볼 수 있는 것 한 가지</w:t>
+            </w:r>
+          </w:p>
+        </w:tc>
+        <w:tc>
+          <w:tcPr>
+            <w:tcW w:type="dxa" w:w="6000"/>
+            <w:tcMar>
+              <w:top w:type="dxa" w:w="100"/>
+              <w:left w:type="dxa" w:w="120"/>
+              <w:bottom w:type="dxa" w:w="100"/>
+              <w:right w:type="dxa" w:w="120"/>
+            </w:tcMar>
+            <w:vAlign w:val="center"/>
+          </w:tcPr>
+          <w:p>
+            <w:r>
+              <w:rPr>
+                <w:rFonts w:ascii="Malgun Gothic" w:cs="Malgun Gothic" w:eastAsia="Malgun Gothic" w:hAnsi="Malgun Gothic"/>
+                <w:b w:val="false"/>
+                <w:bCs w:val="false"/>
+                <w:color w:val="000000"/>
+                <w:sz w:val="20"/>
+                <w:szCs w:val="20"/>
+              </w:rPr>
+              <w:t xml:space="preserve"/>
             </w:r>
           </w:p>
         </w:tc>
@@ -2472,24 +4884,7 @@
     </w:tbl>
     <w:p>
       <w:pPr>
-        <w:spacing w:after="60"/>
-        <w:ind w:left="260"/>
-      </w:pPr>
-      <w:r>
-        <w:rPr>
-          <w:rFonts w:ascii="Malgun Gothic" w:cs="Malgun Gothic" w:eastAsia="Malgun Gothic" w:hAnsi="Malgun Gothic"/>
-          <w:i/>
-          <w:iCs/>
-          <w:color w:val="555555"/>
-          <w:sz w:val="19"/>
-          <w:szCs w:val="19"/>
-        </w:rPr>
-        <w:t xml:space="preserve">· ② 아이콘을 담는 새 필드입니다. 13주차 규칙 3-5 에서 '항목에 필드를 하나 더 붙이는 것은 괜찮다' 고 했던 그것입니다.</w:t>
-      </w:r>
-    </w:p>
-    <w:p>
-      <w:pPr>
-        <w:spacing w:after="200"/>
+        <w:spacing w:after="160"/>
       </w:pPr>
     </w:p>
     <w:tbl>
@@ -2532,7 +4927,7 @@
                 <w:sz w:val="20"/>
                 <w:szCs w:val="20"/>
               </w:rPr>
-              <w:t xml:space="preserve">아이콘만 두고 글자를 지우면 안 됩니다. 아이콘은 글자 옆에 같이 있어야 합니다. 눈으로 구분하기 어려운 사람도 11월 20일 전시회에 옵니다. 뜻을 전하지 않는 장식 아이콘에는 aria-hidden 을 붙입니다.</w:t>
+              <w:t xml:space="preserve">세 번째 칸이 전시의 성패를 가릅니다. '조도 센서를 손으로 가려 보세요' 한 줄이 있으면 관람객이 멈춰 서서 해 봅니다. 없으면 그냥 지나갑니다. 우리 작품에서 관람객이 손으로 바꿀 수 있는 값이 무엇인지 찾아보세요.</w:t>
             </w:r>
           </w:p>
         </w:tc>
@@ -2558,471 +4953,6 @@
           <w:sz w:val="24"/>
           <w:szCs w:val="24"/>
         </w:rPr>
-        <w:t xml:space="preserve">내가 고른 아이콘을 적으세요</w:t>
-      </w:r>
-    </w:p>
-    <w:tbl>
-      <w:tblPr>
-        <w:tblW w:type="dxa" w:w="9350"/>
-        <w:tblBorders>
-          <w:top w:val="single" w:color="BFBFBF" w:sz="4"/>
-          <w:left w:val="single" w:color="BFBFBF" w:sz="4"/>
-          <w:bottom w:val="single" w:color="BFBFBF" w:sz="4"/>
-          <w:right w:val="single" w:color="BFBFBF" w:sz="4"/>
-          <w:insideH w:val="single" w:color="BFBFBF" w:sz="4"/>
-          <w:insideV w:val="single" w:color="BFBFBF" w:sz="4"/>
-        </w:tblBorders>
-      </w:tblPr>
-      <w:tblGrid>
-        <w:gridCol w:w="2200"/>
-        <w:gridCol w:w="3100"/>
-        <w:gridCol w:w="4050"/>
-      </w:tblGrid>
-      <w:tr>
-        <w:trPr>
-          <w:cantSplit/>
-          <w:tblHeader/>
-        </w:trPr>
-        <w:tc>
-          <w:tcPr>
-            <w:tcW w:type="dxa" w:w="2200"/>
-            <w:shd w:fill="2F5496" w:val="clear"/>
-            <w:tcMar>
-              <w:top w:type="dxa" w:w="100"/>
-              <w:left w:type="dxa" w:w="120"/>
-              <w:bottom w:type="dxa" w:w="100"/>
-              <w:right w:type="dxa" w:w="120"/>
-            </w:tcMar>
-            <w:vAlign w:val="center"/>
-          </w:tcPr>
-          <w:p>
-            <w:r>
-              <w:rPr>
-                <w:rFonts w:ascii="Malgun Gothic" w:cs="Malgun Gothic" w:eastAsia="Malgun Gothic" w:hAnsi="Malgun Gothic"/>
-                <w:b/>
-                <w:bCs/>
-                <w:color w:val="FFFFFF"/>
-                <w:sz w:val="20"/>
-                <w:szCs w:val="20"/>
-              </w:rPr>
-              <w:t xml:space="preserve">무엇</w:t>
-            </w:r>
-          </w:p>
-        </w:tc>
-        <w:tc>
-          <w:tcPr>
-            <w:tcW w:type="dxa" w:w="3100"/>
-            <w:shd w:fill="2F5496" w:val="clear"/>
-            <w:tcMar>
-              <w:top w:type="dxa" w:w="100"/>
-              <w:left w:type="dxa" w:w="120"/>
-              <w:bottom w:type="dxa" w:w="100"/>
-              <w:right w:type="dxa" w:w="120"/>
-            </w:tcMar>
-            <w:vAlign w:val="center"/>
-          </w:tcPr>
-          <w:p>
-            <w:r>
-              <w:rPr>
-                <w:rFonts w:ascii="Malgun Gothic" w:cs="Malgun Gothic" w:eastAsia="Malgun Gothic" w:hAnsi="Malgun Gothic"/>
-                <w:b/>
-                <w:bCs/>
-                <w:color w:val="FFFFFF"/>
-                <w:sz w:val="20"/>
-                <w:szCs w:val="20"/>
-              </w:rPr>
-              <w:t xml:space="preserve">고른 lucide 아이콘 이름</w:t>
-            </w:r>
-          </w:p>
-        </w:tc>
-        <w:tc>
-          <w:tcPr>
-            <w:tcW w:type="dxa" w:w="4050"/>
-            <w:shd w:fill="2F5496" w:val="clear"/>
-            <w:tcMar>
-              <w:top w:type="dxa" w:w="100"/>
-              <w:left w:type="dxa" w:w="120"/>
-              <w:bottom w:type="dxa" w:w="100"/>
-              <w:right w:type="dxa" w:w="120"/>
-            </w:tcMar>
-            <w:vAlign w:val="center"/>
-          </w:tcPr>
-          <w:p>
-            <w:r>
-              <w:rPr>
-                <w:rFonts w:ascii="Malgun Gothic" w:cs="Malgun Gothic" w:eastAsia="Malgun Gothic" w:hAnsi="Malgun Gothic"/>
-                <w:b/>
-                <w:bCs/>
-                <w:color w:val="FFFFFF"/>
-                <w:sz w:val="20"/>
-                <w:szCs w:val="20"/>
-              </w:rPr>
-              <w:t xml:space="preserve">왜 그것으로 골랐나</w:t>
-            </w:r>
-          </w:p>
-        </w:tc>
-      </w:tr>
-      <w:tr>
-        <w:trPr>
-          <w:cantSplit/>
-        </w:trPr>
-        <w:tc>
-          <w:tcPr>
-            <w:tcW w:type="dxa" w:w="2200"/>
-            <w:tcMar>
-              <w:top w:type="dxa" w:w="260"/>
-              <w:left w:type="dxa" w:w="120"/>
-              <w:bottom w:type="dxa" w:w="260"/>
-              <w:right w:type="dxa" w:w="120"/>
-            </w:tcMar>
-          </w:tcPr>
-          <w:p>
-            <w:r>
-              <w:rPr>
-                <w:rFonts w:ascii="Malgun Gothic" w:cs="Malgun Gothic" w:eastAsia="Malgun Gothic" w:hAnsi="Malgun Gothic"/>
-                <w:sz w:val="20"/>
-                <w:szCs w:val="20"/>
-              </w:rPr>
-              <w:t xml:space="preserve"/>
-            </w:r>
-          </w:p>
-        </w:tc>
-        <w:tc>
-          <w:tcPr>
-            <w:tcW w:type="dxa" w:w="3100"/>
-            <w:tcMar>
-              <w:top w:type="dxa" w:w="260"/>
-              <w:left w:type="dxa" w:w="120"/>
-              <w:bottom w:type="dxa" w:w="260"/>
-              <w:right w:type="dxa" w:w="120"/>
-            </w:tcMar>
-          </w:tcPr>
-          <w:p>
-            <w:r>
-              <w:rPr>
-                <w:rFonts w:ascii="Malgun Gothic" w:cs="Malgun Gothic" w:eastAsia="Malgun Gothic" w:hAnsi="Malgun Gothic"/>
-                <w:sz w:val="20"/>
-                <w:szCs w:val="20"/>
-              </w:rPr>
-              <w:t xml:space="preserve"/>
-            </w:r>
-          </w:p>
-        </w:tc>
-        <w:tc>
-          <w:tcPr>
-            <w:tcW w:type="dxa" w:w="4050"/>
-            <w:tcMar>
-              <w:top w:type="dxa" w:w="260"/>
-              <w:left w:type="dxa" w:w="120"/>
-              <w:bottom w:type="dxa" w:w="260"/>
-              <w:right w:type="dxa" w:w="120"/>
-            </w:tcMar>
-          </w:tcPr>
-          <w:p>
-            <w:r>
-              <w:rPr>
-                <w:rFonts w:ascii="Malgun Gothic" w:cs="Malgun Gothic" w:eastAsia="Malgun Gothic" w:hAnsi="Malgun Gothic"/>
-                <w:sz w:val="20"/>
-                <w:szCs w:val="20"/>
-              </w:rPr>
-              <w:t xml:space="preserve"/>
-            </w:r>
-          </w:p>
-        </w:tc>
-      </w:tr>
-      <w:tr>
-        <w:trPr>
-          <w:cantSplit/>
-        </w:trPr>
-        <w:tc>
-          <w:tcPr>
-            <w:tcW w:type="dxa" w:w="2200"/>
-            <w:tcMar>
-              <w:top w:type="dxa" w:w="260"/>
-              <w:left w:type="dxa" w:w="120"/>
-              <w:bottom w:type="dxa" w:w="260"/>
-              <w:right w:type="dxa" w:w="120"/>
-            </w:tcMar>
-          </w:tcPr>
-          <w:p>
-            <w:r>
-              <w:rPr>
-                <w:rFonts w:ascii="Malgun Gothic" w:cs="Malgun Gothic" w:eastAsia="Malgun Gothic" w:hAnsi="Malgun Gothic"/>
-                <w:sz w:val="20"/>
-                <w:szCs w:val="20"/>
-              </w:rPr>
-              <w:t xml:space="preserve"/>
-            </w:r>
-          </w:p>
-        </w:tc>
-        <w:tc>
-          <w:tcPr>
-            <w:tcW w:type="dxa" w:w="3100"/>
-            <w:tcMar>
-              <w:top w:type="dxa" w:w="260"/>
-              <w:left w:type="dxa" w:w="120"/>
-              <w:bottom w:type="dxa" w:w="260"/>
-              <w:right w:type="dxa" w:w="120"/>
-            </w:tcMar>
-          </w:tcPr>
-          <w:p>
-            <w:r>
-              <w:rPr>
-                <w:rFonts w:ascii="Malgun Gothic" w:cs="Malgun Gothic" w:eastAsia="Malgun Gothic" w:hAnsi="Malgun Gothic"/>
-                <w:sz w:val="20"/>
-                <w:szCs w:val="20"/>
-              </w:rPr>
-              <w:t xml:space="preserve"/>
-            </w:r>
-          </w:p>
-        </w:tc>
-        <w:tc>
-          <w:tcPr>
-            <w:tcW w:type="dxa" w:w="4050"/>
-            <w:tcMar>
-              <w:top w:type="dxa" w:w="260"/>
-              <w:left w:type="dxa" w:w="120"/>
-              <w:bottom w:type="dxa" w:w="260"/>
-              <w:right w:type="dxa" w:w="120"/>
-            </w:tcMar>
-          </w:tcPr>
-          <w:p>
-            <w:r>
-              <w:rPr>
-                <w:rFonts w:ascii="Malgun Gothic" w:cs="Malgun Gothic" w:eastAsia="Malgun Gothic" w:hAnsi="Malgun Gothic"/>
-                <w:sz w:val="20"/>
-                <w:szCs w:val="20"/>
-              </w:rPr>
-              <w:t xml:space="preserve"/>
-            </w:r>
-          </w:p>
-        </w:tc>
-      </w:tr>
-      <w:tr>
-        <w:trPr>
-          <w:cantSplit/>
-        </w:trPr>
-        <w:tc>
-          <w:tcPr>
-            <w:tcW w:type="dxa" w:w="2200"/>
-            <w:tcMar>
-              <w:top w:type="dxa" w:w="260"/>
-              <w:left w:type="dxa" w:w="120"/>
-              <w:bottom w:type="dxa" w:w="260"/>
-              <w:right w:type="dxa" w:w="120"/>
-            </w:tcMar>
-          </w:tcPr>
-          <w:p>
-            <w:r>
-              <w:rPr>
-                <w:rFonts w:ascii="Malgun Gothic" w:cs="Malgun Gothic" w:eastAsia="Malgun Gothic" w:hAnsi="Malgun Gothic"/>
-                <w:sz w:val="20"/>
-                <w:szCs w:val="20"/>
-              </w:rPr>
-              <w:t xml:space="preserve"/>
-            </w:r>
-          </w:p>
-        </w:tc>
-        <w:tc>
-          <w:tcPr>
-            <w:tcW w:type="dxa" w:w="3100"/>
-            <w:tcMar>
-              <w:top w:type="dxa" w:w="260"/>
-              <w:left w:type="dxa" w:w="120"/>
-              <w:bottom w:type="dxa" w:w="260"/>
-              <w:right w:type="dxa" w:w="120"/>
-            </w:tcMar>
-          </w:tcPr>
-          <w:p>
-            <w:r>
-              <w:rPr>
-                <w:rFonts w:ascii="Malgun Gothic" w:cs="Malgun Gothic" w:eastAsia="Malgun Gothic" w:hAnsi="Malgun Gothic"/>
-                <w:sz w:val="20"/>
-                <w:szCs w:val="20"/>
-              </w:rPr>
-              <w:t xml:space="preserve"/>
-            </w:r>
-          </w:p>
-        </w:tc>
-        <w:tc>
-          <w:tcPr>
-            <w:tcW w:type="dxa" w:w="4050"/>
-            <w:tcMar>
-              <w:top w:type="dxa" w:w="260"/>
-              <w:left w:type="dxa" w:w="120"/>
-              <w:bottom w:type="dxa" w:w="260"/>
-              <w:right w:type="dxa" w:w="120"/>
-            </w:tcMar>
-          </w:tcPr>
-          <w:p>
-            <w:r>
-              <w:rPr>
-                <w:rFonts w:ascii="Malgun Gothic" w:cs="Malgun Gothic" w:eastAsia="Malgun Gothic" w:hAnsi="Malgun Gothic"/>
-                <w:sz w:val="20"/>
-                <w:szCs w:val="20"/>
-              </w:rPr>
-              <w:t xml:space="preserve"/>
-            </w:r>
-          </w:p>
-        </w:tc>
-      </w:tr>
-      <w:tr>
-        <w:trPr>
-          <w:cantSplit/>
-        </w:trPr>
-        <w:tc>
-          <w:tcPr>
-            <w:tcW w:type="dxa" w:w="2200"/>
-            <w:tcMar>
-              <w:top w:type="dxa" w:w="260"/>
-              <w:left w:type="dxa" w:w="120"/>
-              <w:bottom w:type="dxa" w:w="260"/>
-              <w:right w:type="dxa" w:w="120"/>
-            </w:tcMar>
-          </w:tcPr>
-          <w:p>
-            <w:r>
-              <w:rPr>
-                <w:rFonts w:ascii="Malgun Gothic" w:cs="Malgun Gothic" w:eastAsia="Malgun Gothic" w:hAnsi="Malgun Gothic"/>
-                <w:sz w:val="20"/>
-                <w:szCs w:val="20"/>
-              </w:rPr>
-              <w:t xml:space="preserve"/>
-            </w:r>
-          </w:p>
-        </w:tc>
-        <w:tc>
-          <w:tcPr>
-            <w:tcW w:type="dxa" w:w="3100"/>
-            <w:tcMar>
-              <w:top w:type="dxa" w:w="260"/>
-              <w:left w:type="dxa" w:w="120"/>
-              <w:bottom w:type="dxa" w:w="260"/>
-              <w:right w:type="dxa" w:w="120"/>
-            </w:tcMar>
-          </w:tcPr>
-          <w:p>
-            <w:r>
-              <w:rPr>
-                <w:rFonts w:ascii="Malgun Gothic" w:cs="Malgun Gothic" w:eastAsia="Malgun Gothic" w:hAnsi="Malgun Gothic"/>
-                <w:sz w:val="20"/>
-                <w:szCs w:val="20"/>
-              </w:rPr>
-              <w:t xml:space="preserve"/>
-            </w:r>
-          </w:p>
-        </w:tc>
-        <w:tc>
-          <w:tcPr>
-            <w:tcW w:type="dxa" w:w="4050"/>
-            <w:tcMar>
-              <w:top w:type="dxa" w:w="260"/>
-              <w:left w:type="dxa" w:w="120"/>
-              <w:bottom w:type="dxa" w:w="260"/>
-              <w:right w:type="dxa" w:w="120"/>
-            </w:tcMar>
-          </w:tcPr>
-          <w:p>
-            <w:r>
-              <w:rPr>
-                <w:rFonts w:ascii="Malgun Gothic" w:cs="Malgun Gothic" w:eastAsia="Malgun Gothic" w:hAnsi="Malgun Gothic"/>
-                <w:sz w:val="20"/>
-                <w:szCs w:val="20"/>
-              </w:rPr>
-              <w:t xml:space="preserve"/>
-            </w:r>
-          </w:p>
-        </w:tc>
-      </w:tr>
-      <w:tr>
-        <w:trPr>
-          <w:cantSplit/>
-        </w:trPr>
-        <w:tc>
-          <w:tcPr>
-            <w:tcW w:type="dxa" w:w="2200"/>
-            <w:tcMar>
-              <w:top w:type="dxa" w:w="260"/>
-              <w:left w:type="dxa" w:w="120"/>
-              <w:bottom w:type="dxa" w:w="260"/>
-              <w:right w:type="dxa" w:w="120"/>
-            </w:tcMar>
-          </w:tcPr>
-          <w:p>
-            <w:r>
-              <w:rPr>
-                <w:rFonts w:ascii="Malgun Gothic" w:cs="Malgun Gothic" w:eastAsia="Malgun Gothic" w:hAnsi="Malgun Gothic"/>
-                <w:sz w:val="20"/>
-                <w:szCs w:val="20"/>
-              </w:rPr>
-              <w:t xml:space="preserve"/>
-            </w:r>
-          </w:p>
-        </w:tc>
-        <w:tc>
-          <w:tcPr>
-            <w:tcW w:type="dxa" w:w="3100"/>
-            <w:tcMar>
-              <w:top w:type="dxa" w:w="260"/>
-              <w:left w:type="dxa" w:w="120"/>
-              <w:bottom w:type="dxa" w:w="260"/>
-              <w:right w:type="dxa" w:w="120"/>
-            </w:tcMar>
-          </w:tcPr>
-          <w:p>
-            <w:r>
-              <w:rPr>
-                <w:rFonts w:ascii="Malgun Gothic" w:cs="Malgun Gothic" w:eastAsia="Malgun Gothic" w:hAnsi="Malgun Gothic"/>
-                <w:sz w:val="20"/>
-                <w:szCs w:val="20"/>
-              </w:rPr>
-              <w:t xml:space="preserve"/>
-            </w:r>
-          </w:p>
-        </w:tc>
-        <w:tc>
-          <w:tcPr>
-            <w:tcW w:type="dxa" w:w="4050"/>
-            <w:tcMar>
-              <w:top w:type="dxa" w:w="260"/>
-              <w:left w:type="dxa" w:w="120"/>
-              <w:bottom w:type="dxa" w:w="260"/>
-              <w:right w:type="dxa" w:w="120"/>
-            </w:tcMar>
-          </w:tcPr>
-          <w:p>
-            <w:r>
-              <w:rPr>
-                <w:rFonts w:ascii="Malgun Gothic" w:cs="Malgun Gothic" w:eastAsia="Malgun Gothic" w:hAnsi="Malgun Gothic"/>
-                <w:sz w:val="20"/>
-                <w:szCs w:val="20"/>
-              </w:rPr>
-              <w:t xml:space="preserve"/>
-            </w:r>
-          </w:p>
-        </w:tc>
-      </w:tr>
-    </w:tbl>
-    <w:p>
-      <w:pPr>
-        <w:spacing w:after="120"/>
-      </w:pPr>
-    </w:p>
-    <w:p>
-      <w:pPr>
-        <w:pStyle w:val="Heading2"/>
-        <w:keepNext/>
-        <w:spacing w:after="120" w:before="240"/>
-      </w:pPr>
-      <w:r>
-        <w:rPr>
-          <w:rFonts w:ascii="Malgun Gothic" w:cs="Malgun Gothic" w:eastAsia="Malgun Gothic" w:hAnsi="Malgun Gothic"/>
-          <w:b/>
-          <w:bCs/>
-          <w:color w:val="2F5496"/>
-          <w:sz w:val="24"/>
-          <w:szCs w:val="24"/>
-        </w:rPr>
         <w:t xml:space="preserve">확인</w:t>
       </w:r>
     </w:p>
@@ -3037,7 +4967,7 @@
           <w:sz w:val="21"/>
           <w:szCs w:val="21"/>
         </w:rPr>
-        <w:t xml:space="preserve">☐  센서 카드 6장에 아이콘과 글자가 둘 다 있다 (아이콘만 있는 카드가 없다)</w:t>
+        <w:t xml:space="preserve">☐  기술 이름(Next.js, Tailwind 같은 것)이 관람객 화면에서 사라졌다</w:t>
       </w:r>
     </w:p>
     <w:p>
@@ -3051,7 +4981,7 @@
           <w:sz w:val="21"/>
           <w:szCs w:val="21"/>
         </w:rPr>
-        <w:t xml:space="preserve">☐  경고에 이모지 대신 lucide 아이콘이 나온다</w:t>
+        <w:t xml:space="preserve">☐  전시 모드에서는 버튼을 누르지 않아도 설명이 보인다</w:t>
       </w:r>
     </w:p>
     <w:p>
@@ -3065,7 +4995,7 @@
           <w:sz w:val="21"/>
           <w:szCs w:val="21"/>
         </w:rPr>
-        <w:t xml:space="preserve">☐  연결을 끊으면 아이콘이 Wifi 에서 WifiOff 로 바뀐다</w:t>
+        <w:t xml:space="preserve">☐  '해 볼 수 있는 것' 이 화면에 적혀 있다</w:t>
       </w:r>
     </w:p>
     <w:p>
@@ -3079,1292 +5009,13 @@
           <w:sz w:val="21"/>
           <w:szCs w:val="21"/>
         </w:rPr>
-        <w:t xml:space="preserve">☐  장식 아이콘에 aria-hidden 이 붙어 있다</w:t>
-      </w:r>
-    </w:p>
-    <w:p>
-      <w:pPr>
-        <w:pStyle w:val="Heading1"/>
-        <w:keepNext/>
-        <w:pBdr>
-          <w:bottom w:val="single" w:color="2F5496" w:sz="6"/>
-        </w:pBdr>
-        <w:spacing w:after="160" w:before="320"/>
-      </w:pPr>
-      <w:r>
-        <w:rPr>
-          <w:rFonts w:ascii="Malgun Gothic" w:cs="Malgun Gothic" w:eastAsia="Malgun Gothic" w:hAnsi="Malgun Gothic"/>
-          <w:b/>
-          <w:bCs/>
-          <w:color w:val="1F3864"/>
-          <w:sz w:val="30"/>
-          <w:szCs w:val="30"/>
-        </w:rPr>
-        <w:t xml:space="preserve">5. 미션 2 · 휴대폰 폭 390px</w:t>
-      </w:r>
-    </w:p>
-    <w:p>
-      <w:pPr>
-        <w:keepNext w:val="false"/>
-        <w:spacing w:after="120"/>
-      </w:pPr>
-      <w:r>
-        <w:rPr>
-          <w:rFonts w:ascii="Malgun Gothic" w:cs="Malgun Gothic" w:eastAsia="Malgun Gothic" w:hAnsi="Malgun Gothic"/>
-          <w:b/>
-          <w:bCs/>
-          <w:i w:val="false"/>
-          <w:iCs w:val="false"/>
-          <w:sz w:val="21"/>
-          <w:szCs w:val="21"/>
-        </w:rPr>
-        <w:t xml:space="preserve">전시회에서 관람객이 휴대폰으로 열어 봅니다. 가로로 밀리면 안 됩니다.</w:t>
-      </w:r>
-    </w:p>
-    <w:p>
-      <w:pPr>
-        <w:spacing w:after="120"/>
-      </w:pPr>
-    </w:p>
-    <w:p>
-      <w:pPr>
-        <w:pStyle w:val="Heading2"/>
-        <w:keepNext/>
-        <w:spacing w:after="120" w:before="240"/>
-      </w:pPr>
-      <w:r>
-        <w:rPr>
-          <w:rFonts w:ascii="Malgun Gothic" w:cs="Malgun Gothic" w:eastAsia="Malgun Gothic" w:hAnsi="Malgun Gothic"/>
-          <w:b/>
-          <w:bCs/>
-          <w:color w:val="2F5496"/>
-          <w:sz w:val="24"/>
-          <w:szCs w:val="24"/>
-        </w:rPr>
-        <w:t xml:space="preserve">재는 방법</w:t>
-      </w:r>
-    </w:p>
-    <w:p>
-      <w:pPr>
-        <w:keepNext w:val="false"/>
-        <w:spacing w:after="120"/>
-      </w:pPr>
-      <w:r>
-        <w:rPr>
-          <w:rFonts w:ascii="Malgun Gothic" w:cs="Malgun Gothic" w:eastAsia="Malgun Gothic" w:hAnsi="Malgun Gothic"/>
-          <w:b w:val="false"/>
-          <w:bCs w:val="false"/>
-          <w:i w:val="false"/>
-          <w:iCs w:val="false"/>
-          <w:sz w:val="21"/>
-          <w:szCs w:val="21"/>
-        </w:rPr>
-        <w:t xml:space="preserve">브라우저에서 F12 → 왼쪽 위 휴대폰 모양 아이콘 → 폭을 390 으로 맞춥니다.</w:t>
+        <w:t xml:space="preserve">☐  초등학생이 읽어도 무슨 물건인지 알 수 있다</w:t>
       </w:r>
     </w:p>
     <w:p>
       <w:pPr>
         <w:spacing w:after="160"/>
       </w:pPr>
-    </w:p>
-    <w:p>
-      <w:pPr>
-        <w:pStyle w:val="Heading2"/>
-        <w:keepNext/>
-        <w:spacing w:after="120" w:before="240"/>
-      </w:pPr>
-      <w:r>
-        <w:rPr>
-          <w:rFonts w:ascii="Malgun Gothic" w:cs="Malgun Gothic" w:eastAsia="Malgun Gothic" w:hAnsi="Malgun Gothic"/>
-          <w:b/>
-          <w:bCs/>
-          <w:color w:val="2F5496"/>
-          <w:sz w:val="24"/>
-          <w:szCs w:val="24"/>
-        </w:rPr>
-        <w:t xml:space="preserve">고치기 전에 먼저 재세요</w:t>
-      </w:r>
-    </w:p>
-    <w:tbl>
-      <w:tblPr>
-        <w:tblW w:type="dxa" w:w="9350"/>
-        <w:tblBorders>
-          <w:top w:val="single" w:color="BFBFBF" w:sz="4"/>
-          <w:left w:val="single" w:color="BFBFBF" w:sz="4"/>
-          <w:bottom w:val="single" w:color="BFBFBF" w:sz="4"/>
-          <w:right w:val="single" w:color="BFBFBF" w:sz="4"/>
-          <w:insideH w:val="single" w:color="BFBFBF" w:sz="4"/>
-          <w:insideV w:val="single" w:color="BFBFBF" w:sz="4"/>
-        </w:tblBorders>
-      </w:tblPr>
-      <w:tblGrid>
-        <w:gridCol w:w="3000"/>
-        <w:gridCol w:w="6350"/>
-      </w:tblGrid>
-      <w:tr>
-        <w:trPr>
-          <w:cantSplit/>
-          <w:tblHeader/>
-        </w:trPr>
-        <w:tc>
-          <w:tcPr>
-            <w:tcW w:type="dxa" w:w="3000"/>
-            <w:shd w:fill="2F5496" w:val="clear"/>
-            <w:tcMar>
-              <w:top w:type="dxa" w:w="100"/>
-              <w:left w:type="dxa" w:w="120"/>
-              <w:bottom w:type="dxa" w:w="100"/>
-              <w:right w:type="dxa" w:w="120"/>
-            </w:tcMar>
-            <w:vAlign w:val="center"/>
-          </w:tcPr>
-          <w:p>
-            <w:r>
-              <w:rPr>
-                <w:rFonts w:ascii="Malgun Gothic" w:cs="Malgun Gothic" w:eastAsia="Malgun Gothic" w:hAnsi="Malgun Gothic"/>
-                <w:b/>
-                <w:bCs/>
-                <w:color w:val="FFFFFF"/>
-                <w:sz w:val="20"/>
-                <w:szCs w:val="20"/>
-              </w:rPr>
-              <w:t xml:space="preserve">어디가</w:t>
-            </w:r>
-          </w:p>
-        </w:tc>
-        <w:tc>
-          <w:tcPr>
-            <w:tcW w:type="dxa" w:w="6350"/>
-            <w:shd w:fill="2F5496" w:val="clear"/>
-            <w:tcMar>
-              <w:top w:type="dxa" w:w="100"/>
-              <w:left w:type="dxa" w:w="120"/>
-              <w:bottom w:type="dxa" w:w="100"/>
-              <w:right w:type="dxa" w:w="120"/>
-            </w:tcMar>
-            <w:vAlign w:val="center"/>
-          </w:tcPr>
-          <w:p>
-            <w:r>
-              <w:rPr>
-                <w:rFonts w:ascii="Malgun Gothic" w:cs="Malgun Gothic" w:eastAsia="Malgun Gothic" w:hAnsi="Malgun Gothic"/>
-                <w:b/>
-                <w:bCs/>
-                <w:color w:val="FFFFFF"/>
-                <w:sz w:val="20"/>
-                <w:szCs w:val="20"/>
-              </w:rPr>
-              <w:t xml:space="preserve">어떻게 넘치나 (또는 안 넘침)</w:t>
-            </w:r>
-          </w:p>
-        </w:tc>
-      </w:tr>
-      <w:tr>
-        <w:trPr>
-          <w:cantSplit/>
-        </w:trPr>
-        <w:tc>
-          <w:tcPr>
-            <w:tcW w:type="dxa" w:w="3000"/>
-            <w:tcMar>
-              <w:top w:type="dxa" w:w="260"/>
-              <w:left w:type="dxa" w:w="120"/>
-              <w:bottom w:type="dxa" w:w="260"/>
-              <w:right w:type="dxa" w:w="120"/>
-            </w:tcMar>
-          </w:tcPr>
-          <w:p>
-            <w:r>
-              <w:rPr>
-                <w:rFonts w:ascii="Malgun Gothic" w:cs="Malgun Gothic" w:eastAsia="Malgun Gothic" w:hAnsi="Malgun Gothic"/>
-                <w:sz w:val="20"/>
-                <w:szCs w:val="20"/>
-              </w:rPr>
-              <w:t xml:space="preserve"/>
-            </w:r>
-          </w:p>
-        </w:tc>
-        <w:tc>
-          <w:tcPr>
-            <w:tcW w:type="dxa" w:w="6350"/>
-            <w:tcMar>
-              <w:top w:type="dxa" w:w="260"/>
-              <w:left w:type="dxa" w:w="120"/>
-              <w:bottom w:type="dxa" w:w="260"/>
-              <w:right w:type="dxa" w:w="120"/>
-            </w:tcMar>
-          </w:tcPr>
-          <w:p>
-            <w:r>
-              <w:rPr>
-                <w:rFonts w:ascii="Malgun Gothic" w:cs="Malgun Gothic" w:eastAsia="Malgun Gothic" w:hAnsi="Malgun Gothic"/>
-                <w:sz w:val="20"/>
-                <w:szCs w:val="20"/>
-              </w:rPr>
-              <w:t xml:space="preserve"/>
-            </w:r>
-          </w:p>
-        </w:tc>
-      </w:tr>
-      <w:tr>
-        <w:trPr>
-          <w:cantSplit/>
-        </w:trPr>
-        <w:tc>
-          <w:tcPr>
-            <w:tcW w:type="dxa" w:w="3000"/>
-            <w:tcMar>
-              <w:top w:type="dxa" w:w="260"/>
-              <w:left w:type="dxa" w:w="120"/>
-              <w:bottom w:type="dxa" w:w="260"/>
-              <w:right w:type="dxa" w:w="120"/>
-            </w:tcMar>
-          </w:tcPr>
-          <w:p>
-            <w:r>
-              <w:rPr>
-                <w:rFonts w:ascii="Malgun Gothic" w:cs="Malgun Gothic" w:eastAsia="Malgun Gothic" w:hAnsi="Malgun Gothic"/>
-                <w:sz w:val="20"/>
-                <w:szCs w:val="20"/>
-              </w:rPr>
-              <w:t xml:space="preserve"/>
-            </w:r>
-          </w:p>
-        </w:tc>
-        <w:tc>
-          <w:tcPr>
-            <w:tcW w:type="dxa" w:w="6350"/>
-            <w:tcMar>
-              <w:top w:type="dxa" w:w="260"/>
-              <w:left w:type="dxa" w:w="120"/>
-              <w:bottom w:type="dxa" w:w="260"/>
-              <w:right w:type="dxa" w:w="120"/>
-            </w:tcMar>
-          </w:tcPr>
-          <w:p>
-            <w:r>
-              <w:rPr>
-                <w:rFonts w:ascii="Malgun Gothic" w:cs="Malgun Gothic" w:eastAsia="Malgun Gothic" w:hAnsi="Malgun Gothic"/>
-                <w:sz w:val="20"/>
-                <w:szCs w:val="20"/>
-              </w:rPr>
-              <w:t xml:space="preserve"/>
-            </w:r>
-          </w:p>
-        </w:tc>
-      </w:tr>
-      <w:tr>
-        <w:trPr>
-          <w:cantSplit/>
-        </w:trPr>
-        <w:tc>
-          <w:tcPr>
-            <w:tcW w:type="dxa" w:w="3000"/>
-            <w:tcMar>
-              <w:top w:type="dxa" w:w="260"/>
-              <w:left w:type="dxa" w:w="120"/>
-              <w:bottom w:type="dxa" w:w="260"/>
-              <w:right w:type="dxa" w:w="120"/>
-            </w:tcMar>
-          </w:tcPr>
-          <w:p>
-            <w:r>
-              <w:rPr>
-                <w:rFonts w:ascii="Malgun Gothic" w:cs="Malgun Gothic" w:eastAsia="Malgun Gothic" w:hAnsi="Malgun Gothic"/>
-                <w:sz w:val="20"/>
-                <w:szCs w:val="20"/>
-              </w:rPr>
-              <w:t xml:space="preserve"/>
-            </w:r>
-          </w:p>
-        </w:tc>
-        <w:tc>
-          <w:tcPr>
-            <w:tcW w:type="dxa" w:w="6350"/>
-            <w:tcMar>
-              <w:top w:type="dxa" w:w="260"/>
-              <w:left w:type="dxa" w:w="120"/>
-              <w:bottom w:type="dxa" w:w="260"/>
-              <w:right w:type="dxa" w:w="120"/>
-            </w:tcMar>
-          </w:tcPr>
-          <w:p>
-            <w:r>
-              <w:rPr>
-                <w:rFonts w:ascii="Malgun Gothic" w:cs="Malgun Gothic" w:eastAsia="Malgun Gothic" w:hAnsi="Malgun Gothic"/>
-                <w:sz w:val="20"/>
-                <w:szCs w:val="20"/>
-              </w:rPr>
-              <w:t xml:space="preserve"/>
-            </w:r>
-          </w:p>
-        </w:tc>
-      </w:tr>
-      <w:tr>
-        <w:trPr>
-          <w:cantSplit/>
-        </w:trPr>
-        <w:tc>
-          <w:tcPr>
-            <w:tcW w:type="dxa" w:w="3000"/>
-            <w:tcMar>
-              <w:top w:type="dxa" w:w="260"/>
-              <w:left w:type="dxa" w:w="120"/>
-              <w:bottom w:type="dxa" w:w="260"/>
-              <w:right w:type="dxa" w:w="120"/>
-            </w:tcMar>
-          </w:tcPr>
-          <w:p>
-            <w:r>
-              <w:rPr>
-                <w:rFonts w:ascii="Malgun Gothic" w:cs="Malgun Gothic" w:eastAsia="Malgun Gothic" w:hAnsi="Malgun Gothic"/>
-                <w:sz w:val="20"/>
-                <w:szCs w:val="20"/>
-              </w:rPr>
-              <w:t xml:space="preserve"/>
-            </w:r>
-          </w:p>
-        </w:tc>
-        <w:tc>
-          <w:tcPr>
-            <w:tcW w:type="dxa" w:w="6350"/>
-            <w:tcMar>
-              <w:top w:type="dxa" w:w="260"/>
-              <w:left w:type="dxa" w:w="120"/>
-              <w:bottom w:type="dxa" w:w="260"/>
-              <w:right w:type="dxa" w:w="120"/>
-            </w:tcMar>
-          </w:tcPr>
-          <w:p>
-            <w:r>
-              <w:rPr>
-                <w:rFonts w:ascii="Malgun Gothic" w:cs="Malgun Gothic" w:eastAsia="Malgun Gothic" w:hAnsi="Malgun Gothic"/>
-                <w:sz w:val="20"/>
-                <w:szCs w:val="20"/>
-              </w:rPr>
-              <w:t xml:space="preserve"/>
-            </w:r>
-          </w:p>
-        </w:tc>
-      </w:tr>
-    </w:tbl>
-    <w:p>
-      <w:pPr>
-        <w:spacing w:after="60"/>
-        <w:ind w:left="260"/>
-      </w:pPr>
-      <w:r>
-        <w:rPr>
-          <w:rFonts w:ascii="Malgun Gothic" w:cs="Malgun Gothic" w:eastAsia="Malgun Gothic" w:hAnsi="Malgun Gothic"/>
-          <w:i/>
-          <w:iCs/>
-          <w:color w:val="555555"/>
-          <w:sz w:val="19"/>
-          <w:szCs w:val="19"/>
-        </w:rPr>
-        <w:t xml:space="preserve">· 헤더의 IP 입력칸과 버튼들 / 주인공 카드의 큰 숫자 / 카드 격자 / 경고 글</w:t>
-      </w:r>
-    </w:p>
-    <w:p>
-      <w:pPr>
-        <w:spacing w:after="200"/>
-      </w:pPr>
-    </w:p>
-    <w:p>
-      <w:pPr>
-        <w:pStyle w:val="Heading2"/>
-        <w:keepNext/>
-        <w:spacing w:after="120" w:before="240"/>
-      </w:pPr>
-      <w:r>
-        <w:rPr>
-          <w:rFonts w:ascii="Malgun Gothic" w:cs="Malgun Gothic" w:eastAsia="Malgun Gothic" w:hAnsi="Malgun Gothic"/>
-          <w:b/>
-          <w:bCs/>
-          <w:color w:val="2F5496"/>
-          <w:sz w:val="24"/>
-          <w:szCs w:val="24"/>
-        </w:rPr>
-        <w:t xml:space="preserve">고친 뒤 — 반응형은 좁은 쪽이 기본입니다</w:t>
-      </w:r>
-    </w:p>
-    <w:tbl>
-      <w:tblPr>
-        <w:tblW w:type="dxa" w:w="9350"/>
-        <w:tblBorders>
-          <w:top w:val="single" w:color="D9D9D9" w:sz="4"/>
-          <w:left w:val="single" w:color="D9D9D9" w:sz="4"/>
-          <w:bottom w:val="single" w:color="D9D9D9" w:sz="4"/>
-          <w:right w:val="single" w:color="D9D9D9" w:sz="4"/>
-          <w:insideH w:val="single" w:color="D9D9D9" w:sz="4"/>
-          <w:insideV w:val="single" w:color="D9D9D9" w:sz="4"/>
-        </w:tblBorders>
-      </w:tblPr>
-      <w:tblGrid>
-        <w:gridCol w:w="9350"/>
-      </w:tblGrid>
-      <w:tr>
-        <w:trPr>
-          <w:cantSplit/>
-        </w:trPr>
-        <w:tc>
-          <w:tcPr>
-            <w:tcW w:type="dxa" w:w="9350"/>
-            <w:shd w:fill="F5F5F5" w:val="clear"/>
-            <w:tcMar>
-              <w:top w:type="dxa" w:w="160"/>
-              <w:left w:type="dxa" w:w="200"/>
-              <w:bottom w:type="dxa" w:w="160"/>
-              <w:right w:type="dxa" w:w="200"/>
-            </w:tcMar>
-          </w:tcPr>
-          <w:p>
-            <w:pPr>
-              <w:spacing w:after="60"/>
-            </w:pPr>
-            <w:r>
-              <w:rPr>
-                <w:rFonts w:ascii="Courier New" w:cs="Courier New" w:eastAsia="Courier New" w:hAnsi="Courier New"/>
-                <w:b/>
-                <w:bCs/>
-                <w:color w:val="555555"/>
-                <w:sz w:val="18"/>
-                <w:szCs w:val="18"/>
-              </w:rPr>
-              <w:t xml:space="preserve"># src/app/dashboard/page.tsx</w:t>
-            </w:r>
-          </w:p>
-          <w:p>
-            <w:pPr>
-              <w:spacing w:after="0"/>
-              <w:ind w:left="0"/>
-            </w:pPr>
-            <w:r>
-              <w:rPr>
-                <w:rFonts w:ascii="Courier New" w:cs="Courier New" w:eastAsia="Courier New" w:hAnsi="Courier New"/>
-                <w:i/>
-                <w:iCs/>
-                <w:color w:val="3A7D3A"/>
-                <w:sz w:val="18"/>
-                <w:szCs w:val="18"/>
-              </w:rPr>
-              <w:t xml:space="preserve"># 맞는 것</w:t>
-            </w:r>
-          </w:p>
-          <w:p>
-            <w:pPr>
-              <w:spacing w:after="0"/>
-              <w:ind w:left="0"/>
-            </w:pPr>
-            <w:r>
-              <w:rPr>
-                <w:rFonts w:ascii="Courier New" w:cs="Courier New" w:eastAsia="Courier New" w:hAnsi="Courier New"/>
-                <w:sz w:val="18"/>
-                <w:szCs w:val="18"/>
-              </w:rPr>
-              <w:t xml:space="preserve">className="grid grid-cols-1 sm:grid-cols-2 lg:grid-cols-3"</w:t>
-            </w:r>
-          </w:p>
-          <w:p>
-            <w:pPr>
-              <w:spacing w:after="0"/>
-              <w:ind w:left="0"/>
-            </w:pPr>
-            <w:r>
-              <w:rPr>
-                <w:rFonts w:ascii="Courier New" w:cs="Courier New" w:eastAsia="Courier New" w:hAnsi="Courier New"/>
-                <w:sz w:val="18"/>
-                <w:szCs w:val="18"/>
-              </w:rPr>
-              <w:t xml:space="preserve"/>
-            </w:r>
-          </w:p>
-          <w:p>
-            <w:pPr>
-              <w:spacing w:after="0"/>
-              <w:ind w:left="0"/>
-            </w:pPr>
-            <w:r>
-              <w:rPr>
-                <w:rFonts w:ascii="Courier New" w:cs="Courier New" w:eastAsia="Courier New" w:hAnsi="Courier New"/>
-                <w:i/>
-                <w:iCs/>
-                <w:color w:val="3A7D3A"/>
-                <w:sz w:val="18"/>
-                <w:szCs w:val="18"/>
-              </w:rPr>
-              <w:t xml:space="preserve"># 틀린 것 — 거꾸로 썼다</w:t>
-            </w:r>
-          </w:p>
-          <w:p>
-            <w:pPr>
-              <w:spacing w:after="0"/>
-              <w:ind w:left="0"/>
-            </w:pPr>
-            <w:r>
-              <w:rPr>
-                <w:rFonts w:ascii="Courier New" w:cs="Courier New" w:eastAsia="Courier New" w:hAnsi="Courier New"/>
-                <w:sz w:val="18"/>
-                <w:szCs w:val="18"/>
-              </w:rPr>
-              <w:t xml:space="preserve">className="grid grid-cols-3 sm:grid-cols-1"</w:t>
-            </w:r>
-          </w:p>
-          <w:p>
-            <w:pPr>
-              <w:spacing w:after="0"/>
-              <w:ind w:left="0"/>
-            </w:pPr>
-            <w:r>
-              <w:rPr>
-                <w:rFonts w:ascii="Courier New" w:cs="Courier New" w:eastAsia="Courier New" w:hAnsi="Courier New"/>
-                <w:sz w:val="18"/>
-                <w:szCs w:val="18"/>
-              </w:rPr>
-              <w:t xml:space="preserve"/>
-            </w:r>
-          </w:p>
-          <w:p>
-            <w:pPr>
-              <w:spacing w:after="0"/>
-              <w:ind w:left="0"/>
-            </w:pPr>
-            <w:r>
-              <w:rPr>
-                <w:rFonts w:ascii="Courier New" w:cs="Courier New" w:eastAsia="Courier New" w:hAnsi="Courier New"/>
-                <w:i/>
-                <w:iCs/>
-                <w:color w:val="3A7D3A"/>
-                <w:sz w:val="18"/>
-                <w:szCs w:val="18"/>
-              </w:rPr>
-              <w:t xml:space="preserve"># 큰 글자는 휴대폰에서 한 단계 작게</w:t>
-            </w:r>
-          </w:p>
-          <w:p>
-            <w:pPr>
-              <w:spacing w:after="0"/>
-              <w:ind w:left="0"/>
-            </w:pPr>
-            <w:r>
-              <w:rPr>
-                <w:rFonts w:ascii="Courier New" w:cs="Courier New" w:eastAsia="Courier New" w:hAnsi="Courier New"/>
-                <w:sz w:val="18"/>
-                <w:szCs w:val="18"/>
-              </w:rPr>
-              <w:t xml:space="preserve">className="</w:t>
-            </w:r>
-            <w:r>
-              <w:rPr>
-                <w:rFonts w:ascii="Courier New" w:cs="Courier New" w:eastAsia="Courier New" w:hAnsi="Courier New"/>
-                <w:b/>
-                <w:bCs/>
-                <w:color w:val="AA0000"/>
-                <w:sz w:val="18"/>
-                <w:szCs w:val="18"/>
-              </w:rPr>
-              <w:t xml:space="preserve">〔 ③ 〕___________</w:t>
-            </w:r>
-            <w:r>
-              <w:rPr>
-                <w:rFonts w:ascii="Courier New" w:cs="Courier New" w:eastAsia="Courier New" w:hAnsi="Courier New"/>
-                <w:sz w:val="18"/>
-                <w:szCs w:val="18"/>
-              </w:rPr>
-              <w:t xml:space="preserve"> sm:text-6xl"</w:t>
-            </w:r>
-          </w:p>
-        </w:tc>
-      </w:tr>
-    </w:tbl>
-    <w:p>
-      <w:pPr>
-        <w:spacing w:after="60"/>
-        <w:ind w:left="260"/>
-      </w:pPr>
-      <w:r>
-        <w:rPr>
-          <w:rFonts w:ascii="Malgun Gothic" w:cs="Malgun Gothic" w:eastAsia="Malgun Gothic" w:hAnsi="Malgun Gothic"/>
-          <w:i/>
-          <w:iCs/>
-          <w:color w:val="555555"/>
-          <w:sz w:val="19"/>
-          <w:szCs w:val="19"/>
-        </w:rPr>
-        <w:t xml:space="preserve">· ③ text- 로 시작합니다. 6xl 보다 한 단계 작은 것입니다.</w:t>
-      </w:r>
-    </w:p>
-    <w:p>
-      <w:pPr>
-        <w:spacing w:after="160"/>
-      </w:pPr>
-    </w:p>
-    <w:p>
-      <w:pPr>
-        <w:pStyle w:val="Heading2"/>
-        <w:keepNext/>
-        <w:spacing w:after="120" w:before="240"/>
-      </w:pPr>
-      <w:r>
-        <w:rPr>
-          <w:rFonts w:ascii="Malgun Gothic" w:cs="Malgun Gothic" w:eastAsia="Malgun Gothic" w:hAnsi="Malgun Gothic"/>
-          <w:b/>
-          <w:bCs/>
-          <w:color w:val="2F5496"/>
-          <w:sz w:val="24"/>
-          <w:szCs w:val="24"/>
-        </w:rPr>
-        <w:t xml:space="preserve">확인</w:t>
-      </w:r>
-    </w:p>
-    <w:p>
-      <w:pPr>
-        <w:spacing w:after="100"/>
-        <w:ind w:left="260"/>
-      </w:pPr>
-      <w:r>
-        <w:rPr>
-          <w:rFonts w:ascii="Malgun Gothic" w:cs="Malgun Gothic" w:eastAsia="Malgun Gothic" w:hAnsi="Malgun Gothic"/>
-          <w:sz w:val="21"/>
-          <w:szCs w:val="21"/>
-        </w:rPr>
-        <w:t xml:space="preserve">☐  폭 390px 에서 가로 스크롤 막대가 생기지 않는다</w:t>
-      </w:r>
-    </w:p>
-    <w:p>
-      <w:pPr>
-        <w:spacing w:after="100"/>
-        <w:ind w:left="260"/>
-      </w:pPr>
-      <w:r>
-        <w:rPr>
-          <w:rFonts w:ascii="Malgun Gothic" w:cs="Malgun Gothic" w:eastAsia="Malgun Gothic" w:hAnsi="Malgun Gothic"/>
-          <w:sz w:val="21"/>
-          <w:szCs w:val="21"/>
-        </w:rPr>
-        <w:t xml:space="preserve">☐  카드가 한 줄에 한 장씩 나온다</w:t>
-      </w:r>
-    </w:p>
-    <w:p>
-      <w:pPr>
-        <w:spacing w:after="100"/>
-        <w:ind w:left="260"/>
-      </w:pPr>
-      <w:r>
-        <w:rPr>
-          <w:rFonts w:ascii="Malgun Gothic" w:cs="Malgun Gothic" w:eastAsia="Malgun Gothic" w:hAnsi="Malgun Gothic"/>
-          <w:sz w:val="21"/>
-          <w:szCs w:val="21"/>
-        </w:rPr>
-        <w:t xml:space="preserve">☐  헤더의 입력칸과 버튼이 아래로 내려가 한 줄을 다 쓴다</w:t>
-      </w:r>
-    </w:p>
-    <w:p>
-      <w:pPr>
-        <w:spacing w:after="100"/>
-        <w:ind w:left="260"/>
-      </w:pPr>
-      <w:r>
-        <w:rPr>
-          <w:rFonts w:ascii="Malgun Gothic" w:cs="Malgun Gothic" w:eastAsia="Malgun Gothic" w:hAnsi="Malgun Gothic"/>
-          <w:sz w:val="21"/>
-          <w:szCs w:val="21"/>
-        </w:rPr>
-        <w:t xml:space="preserve">☐  주인공 카드의 큰 숫자가 화면 밖으로 나가지 않는다</w:t>
-      </w:r>
-    </w:p>
-    <w:p>
-      <w:pPr>
-        <w:spacing w:after="100"/>
-        <w:ind w:left="260"/>
-      </w:pPr>
-      <w:r>
-        <w:rPr>
-          <w:rFonts w:ascii="Malgun Gothic" w:cs="Malgun Gothic" w:eastAsia="Malgun Gothic" w:hAnsi="Malgun Gothic"/>
-          <w:sz w:val="21"/>
-          <w:szCs w:val="21"/>
-        </w:rPr>
-        <w:t xml:space="preserve">☐  창을 넓히면 다시 2열 → 3열로 돌아온다</w:t>
-      </w:r>
-    </w:p>
-    <w:p>
-      <w:pPr>
-        <w:pStyle w:val="Heading1"/>
-        <w:keepNext/>
-        <w:pBdr>
-          <w:bottom w:val="single" w:color="2F5496" w:sz="6"/>
-        </w:pBdr>
-        <w:spacing w:after="160" w:before="320"/>
-      </w:pPr>
-      <w:r>
-        <w:rPr>
-          <w:rFonts w:ascii="Malgun Gothic" w:cs="Malgun Gothic" w:eastAsia="Malgun Gothic" w:hAnsi="Malgun Gothic"/>
-          <w:b/>
-          <w:bCs/>
-          <w:color w:val="1F3864"/>
-          <w:sz w:val="30"/>
-          <w:szCs w:val="30"/>
-        </w:rPr>
-        <w:t xml:space="preserve">6. 미션 3 · 눌렀을 때 · 초점이 왔을 때</w:t>
-      </w:r>
-    </w:p>
-    <w:p>
-      <w:pPr>
-        <w:keepNext w:val="false"/>
-        <w:spacing w:after="120"/>
-      </w:pPr>
-      <w:r>
-        <w:rPr>
-          <w:rFonts w:ascii="Malgun Gothic" w:cs="Malgun Gothic" w:eastAsia="Malgun Gothic" w:hAnsi="Malgun Gothic"/>
-          <w:b/>
-          <w:bCs/>
-          <w:i w:val="false"/>
-          <w:iCs w:val="false"/>
-          <w:sz w:val="21"/>
-          <w:szCs w:val="21"/>
-        </w:rPr>
-        <w:t xml:space="preserve">오늘의 숨은 주인공은 focus 와 focus-visible 의 차이입니다.</w:t>
-      </w:r>
-    </w:p>
-    <w:p>
-      <w:pPr>
-        <w:spacing w:after="160"/>
-      </w:pPr>
-    </w:p>
-    <w:p>
-      <w:pPr>
-        <w:pStyle w:val="Heading2"/>
-        <w:keepNext/>
-        <w:spacing w:after="120" w:before="240"/>
-      </w:pPr>
-      <w:r>
-        <w:rPr>
-          <w:rFonts w:ascii="Malgun Gothic" w:cs="Malgun Gothic" w:eastAsia="Malgun Gothic" w:hAnsi="Malgun Gothic"/>
-          <w:b/>
-          <w:bCs/>
-          <w:color w:val="2F5496"/>
-          <w:sz w:val="24"/>
-          <w:szCs w:val="24"/>
-        </w:rPr>
-        <w:t xml:space="preserve">직접 비교하세요 — 이것이 오늘의 핵심 실험입니다</w:t>
-      </w:r>
-    </w:p>
-    <w:tbl>
-      <w:tblPr>
-        <w:tblW w:type="dxa" w:w="9350"/>
-        <w:tblBorders>
-          <w:top w:val="single" w:color="BFBFBF" w:sz="4"/>
-          <w:left w:val="single" w:color="BFBFBF" w:sz="4"/>
-          <w:bottom w:val="single" w:color="BFBFBF" w:sz="4"/>
-          <w:right w:val="single" w:color="BFBFBF" w:sz="4"/>
-          <w:insideH w:val="single" w:color="BFBFBF" w:sz="4"/>
-          <w:insideV w:val="single" w:color="BFBFBF" w:sz="4"/>
-        </w:tblBorders>
-      </w:tblPr>
-      <w:tblGrid>
-        <w:gridCol w:w="2900"/>
-        <w:gridCol w:w="2200"/>
-        <w:gridCol w:w="4250"/>
-      </w:tblGrid>
-      <w:tr>
-        <w:trPr>
-          <w:cantSplit/>
-          <w:tblHeader/>
-        </w:trPr>
-        <w:tc>
-          <w:tcPr>
-            <w:tcW w:type="dxa" w:w="2900"/>
-            <w:shd w:fill="2F5496" w:val="clear"/>
-            <w:tcMar>
-              <w:top w:type="dxa" w:w="100"/>
-              <w:left w:type="dxa" w:w="120"/>
-              <w:bottom w:type="dxa" w:w="100"/>
-              <w:right w:type="dxa" w:w="120"/>
-            </w:tcMar>
-            <w:vAlign w:val="center"/>
-          </w:tcPr>
-          <w:p>
-            <w:r>
-              <w:rPr>
-                <w:rFonts w:ascii="Malgun Gothic" w:cs="Malgun Gothic" w:eastAsia="Malgun Gothic" w:hAnsi="Malgun Gothic"/>
-                <w:b/>
-                <w:bCs/>
-                <w:color w:val="FFFFFF"/>
-                <w:sz w:val="20"/>
-                <w:szCs w:val="20"/>
-              </w:rPr>
-              <w:t xml:space="preserve">해 본 것</w:t>
-            </w:r>
-          </w:p>
-        </w:tc>
-        <w:tc>
-          <w:tcPr>
-            <w:tcW w:type="dxa" w:w="2200"/>
-            <w:shd w:fill="2F5496" w:val="clear"/>
-            <w:tcMar>
-              <w:top w:type="dxa" w:w="100"/>
-              <w:left w:type="dxa" w:w="120"/>
-              <w:bottom w:type="dxa" w:w="100"/>
-              <w:right w:type="dxa" w:w="120"/>
-            </w:tcMar>
-            <w:vAlign w:val="center"/>
-          </w:tcPr>
-          <w:p>
-            <w:r>
-              <w:rPr>
-                <w:rFonts w:ascii="Malgun Gothic" w:cs="Malgun Gothic" w:eastAsia="Malgun Gothic" w:hAnsi="Malgun Gothic"/>
-                <w:b/>
-                <w:bCs/>
-                <w:color w:val="FFFFFF"/>
-                <w:sz w:val="20"/>
-                <w:szCs w:val="20"/>
-              </w:rPr>
-              <w:t xml:space="preserve">테두리가 뜨는가</w:t>
-            </w:r>
-          </w:p>
-        </w:tc>
-        <w:tc>
-          <w:tcPr>
-            <w:tcW w:type="dxa" w:w="4250"/>
-            <w:shd w:fill="2F5496" w:val="clear"/>
-            <w:tcMar>
-              <w:top w:type="dxa" w:w="100"/>
-              <w:left w:type="dxa" w:w="120"/>
-              <w:bottom w:type="dxa" w:w="100"/>
-              <w:right w:type="dxa" w:w="120"/>
-            </w:tcMar>
-            <w:vAlign w:val="center"/>
-          </w:tcPr>
-          <w:p>
-            <w:r>
-              <w:rPr>
-                <w:rFonts w:ascii="Malgun Gothic" w:cs="Malgun Gothic" w:eastAsia="Malgun Gothic" w:hAnsi="Malgun Gothic"/>
-                <w:b/>
-                <w:bCs/>
-                <w:color w:val="FFFFFF"/>
-                <w:sz w:val="20"/>
-                <w:szCs w:val="20"/>
-              </w:rPr>
-              <w:t xml:space="preserve">왜 그렇게 되어 있을까</w:t>
-            </w:r>
-          </w:p>
-        </w:tc>
-      </w:tr>
-      <w:tr>
-        <w:trPr>
-          <w:cantSplit/>
-        </w:trPr>
-        <w:tc>
-          <w:tcPr>
-            <w:tcW w:type="dxa" w:w="2900"/>
-            <w:tcMar>
-              <w:top w:type="dxa" w:w="260"/>
-              <w:left w:type="dxa" w:w="120"/>
-              <w:bottom w:type="dxa" w:w="260"/>
-              <w:right w:type="dxa" w:w="120"/>
-            </w:tcMar>
-          </w:tcPr>
-          <w:p>
-            <w:r>
-              <w:rPr>
-                <w:rFonts w:ascii="Malgun Gothic" w:cs="Malgun Gothic" w:eastAsia="Malgun Gothic" w:hAnsi="Malgun Gothic"/>
-                <w:sz w:val="20"/>
-                <w:szCs w:val="20"/>
-              </w:rPr>
-              <w:t xml:space="preserve"/>
-            </w:r>
-          </w:p>
-        </w:tc>
-        <w:tc>
-          <w:tcPr>
-            <w:tcW w:type="dxa" w:w="2200"/>
-            <w:tcMar>
-              <w:top w:type="dxa" w:w="260"/>
-              <w:left w:type="dxa" w:w="120"/>
-              <w:bottom w:type="dxa" w:w="260"/>
-              <w:right w:type="dxa" w:w="120"/>
-            </w:tcMar>
-          </w:tcPr>
-          <w:p>
-            <w:r>
-              <w:rPr>
-                <w:rFonts w:ascii="Malgun Gothic" w:cs="Malgun Gothic" w:eastAsia="Malgun Gothic" w:hAnsi="Malgun Gothic"/>
-                <w:sz w:val="20"/>
-                <w:szCs w:val="20"/>
-              </w:rPr>
-              <w:t xml:space="preserve"/>
-            </w:r>
-          </w:p>
-        </w:tc>
-        <w:tc>
-          <w:tcPr>
-            <w:tcW w:type="dxa" w:w="4250"/>
-            <w:tcMar>
-              <w:top w:type="dxa" w:w="260"/>
-              <w:left w:type="dxa" w:w="120"/>
-              <w:bottom w:type="dxa" w:w="260"/>
-              <w:right w:type="dxa" w:w="120"/>
-            </w:tcMar>
-          </w:tcPr>
-          <w:p>
-            <w:r>
-              <w:rPr>
-                <w:rFonts w:ascii="Malgun Gothic" w:cs="Malgun Gothic" w:eastAsia="Malgun Gothic" w:hAnsi="Malgun Gothic"/>
-                <w:sz w:val="20"/>
-                <w:szCs w:val="20"/>
-              </w:rPr>
-              <w:t xml:space="preserve"/>
-            </w:r>
-          </w:p>
-        </w:tc>
-      </w:tr>
-      <w:tr>
-        <w:trPr>
-          <w:cantSplit/>
-        </w:trPr>
-        <w:tc>
-          <w:tcPr>
-            <w:tcW w:type="dxa" w:w="2900"/>
-            <w:tcMar>
-              <w:top w:type="dxa" w:w="260"/>
-              <w:left w:type="dxa" w:w="120"/>
-              <w:bottom w:type="dxa" w:w="260"/>
-              <w:right w:type="dxa" w:w="120"/>
-            </w:tcMar>
-          </w:tcPr>
-          <w:p>
-            <w:r>
-              <w:rPr>
-                <w:rFonts w:ascii="Malgun Gothic" w:cs="Malgun Gothic" w:eastAsia="Malgun Gothic" w:hAnsi="Malgun Gothic"/>
-                <w:sz w:val="20"/>
-                <w:szCs w:val="20"/>
-              </w:rPr>
-              <w:t xml:space="preserve"/>
-            </w:r>
-          </w:p>
-        </w:tc>
-        <w:tc>
-          <w:tcPr>
-            <w:tcW w:type="dxa" w:w="2200"/>
-            <w:tcMar>
-              <w:top w:type="dxa" w:w="260"/>
-              <w:left w:type="dxa" w:w="120"/>
-              <w:bottom w:type="dxa" w:w="260"/>
-              <w:right w:type="dxa" w:w="120"/>
-            </w:tcMar>
-          </w:tcPr>
-          <w:p>
-            <w:r>
-              <w:rPr>
-                <w:rFonts w:ascii="Malgun Gothic" w:cs="Malgun Gothic" w:eastAsia="Malgun Gothic" w:hAnsi="Malgun Gothic"/>
-                <w:sz w:val="20"/>
-                <w:szCs w:val="20"/>
-              </w:rPr>
-              <w:t xml:space="preserve"/>
-            </w:r>
-          </w:p>
-        </w:tc>
-        <w:tc>
-          <w:tcPr>
-            <w:tcW w:type="dxa" w:w="4250"/>
-            <w:tcMar>
-              <w:top w:type="dxa" w:w="260"/>
-              <w:left w:type="dxa" w:w="120"/>
-              <w:bottom w:type="dxa" w:w="260"/>
-              <w:right w:type="dxa" w:w="120"/>
-            </w:tcMar>
-          </w:tcPr>
-          <w:p>
-            <w:r>
-              <w:rPr>
-                <w:rFonts w:ascii="Malgun Gothic" w:cs="Malgun Gothic" w:eastAsia="Malgun Gothic" w:hAnsi="Malgun Gothic"/>
-                <w:sz w:val="20"/>
-                <w:szCs w:val="20"/>
-              </w:rPr>
-              <w:t xml:space="preserve"/>
-            </w:r>
-          </w:p>
-        </w:tc>
-      </w:tr>
-    </w:tbl>
-    <w:p>
-      <w:pPr>
-        <w:spacing w:after="60"/>
-        <w:ind w:left="260"/>
-      </w:pPr>
-      <w:r>
-        <w:rPr>
-          <w:rFonts w:ascii="Malgun Gothic" w:cs="Malgun Gothic" w:eastAsia="Malgun Gothic" w:hAnsi="Malgun Gothic"/>
-          <w:i/>
-          <w:iCs/>
-          <w:color w:val="555555"/>
-          <w:sz w:val="19"/>
-          <w:szCs w:val="19"/>
-        </w:rPr>
-        <w:t xml:space="preserve">· 첫 줄: 탭 키를 눌러 버튼으로 이동했을 때</w:t>
-      </w:r>
-    </w:p>
-    <w:p>
-      <w:pPr>
-        <w:spacing w:after="60"/>
-        <w:ind w:left="260"/>
-      </w:pPr>
-      <w:r>
-        <w:rPr>
-          <w:rFonts w:ascii="Malgun Gothic" w:cs="Malgun Gothic" w:eastAsia="Malgun Gothic" w:hAnsi="Malgun Gothic"/>
-          <w:i/>
-          <w:iCs/>
-          <w:color w:val="555555"/>
-          <w:sz w:val="19"/>
-          <w:szCs w:val="19"/>
-        </w:rPr>
-        <w:t xml:space="preserve">· 둘째 줄: 같은 버튼을 마우스로 클릭했을 때</w:t>
-      </w:r>
-    </w:p>
-    <w:p>
-      <w:pPr>
-        <w:spacing w:after="200"/>
-      </w:pPr>
-    </w:p>
-    <w:tbl>
-      <w:tblPr>
-        <w:tblW w:type="dxa" w:w="9350"/>
-        <w:tblBorders>
-          <w:top w:val="single" w:color="D9D9D9" w:sz="4"/>
-          <w:left w:val="single" w:color="D9D9D9" w:sz="4"/>
-          <w:bottom w:val="single" w:color="D9D9D9" w:sz="4"/>
-          <w:right w:val="single" w:color="D9D9D9" w:sz="4"/>
-          <w:insideH w:val="single" w:color="D9D9D9" w:sz="4"/>
-          <w:insideV w:val="single" w:color="D9D9D9" w:sz="4"/>
-        </w:tblBorders>
-      </w:tblPr>
-      <w:tblGrid>
-        <w:gridCol w:w="9350"/>
-      </w:tblGrid>
-      <w:tr>
-        <w:trPr>
-          <w:cantSplit/>
-        </w:trPr>
-        <w:tc>
-          <w:tcPr>
-            <w:tcW w:type="dxa" w:w="9350"/>
-            <w:shd w:fill="F5F5F5" w:val="clear"/>
-            <w:tcMar>
-              <w:top w:type="dxa" w:w="160"/>
-              <w:left w:type="dxa" w:w="200"/>
-              <w:bottom w:type="dxa" w:w="160"/>
-              <w:right w:type="dxa" w:w="200"/>
-            </w:tcMar>
-          </w:tcPr>
-          <w:p>
-            <w:pPr>
-              <w:spacing w:after="60"/>
-            </w:pPr>
-            <w:r>
-              <w:rPr>
-                <w:rFonts w:ascii="Courier New" w:cs="Courier New" w:eastAsia="Courier New" w:hAnsi="Courier New"/>
-                <w:b/>
-                <w:bCs/>
-                <w:color w:val="555555"/>
-                <w:sz w:val="18"/>
-                <w:szCs w:val="18"/>
-              </w:rPr>
-              <w:t xml:space="preserve"># src/app/dashboard/page.tsx</w:t>
-            </w:r>
-          </w:p>
-          <w:p>
-            <w:pPr>
-              <w:spacing w:after="0"/>
-              <w:ind w:left="0"/>
-            </w:pPr>
-            <w:r>
-              <w:rPr>
-                <w:rFonts w:ascii="Courier New" w:cs="Courier New" w:eastAsia="Courier New" w:hAnsi="Courier New"/>
-                <w:i/>
-                <w:iCs/>
-                <w:color w:val="3A7D3A"/>
-                <w:sz w:val="18"/>
-                <w:szCs w:val="18"/>
-              </w:rPr>
-              <w:t xml:space="preserve"># 우리가 쓰는 것</w:t>
-            </w:r>
-          </w:p>
-          <w:p>
-            <w:pPr>
-              <w:spacing w:after="0"/>
-              <w:ind w:left="0"/>
-            </w:pPr>
-            <w:r>
-              <w:rPr>
-                <w:rFonts w:ascii="Courier New" w:cs="Courier New" w:eastAsia="Courier New" w:hAnsi="Courier New"/>
-                <w:b/>
-                <w:bCs/>
-                <w:color w:val="AA0000"/>
-                <w:sz w:val="18"/>
-                <w:szCs w:val="18"/>
-              </w:rPr>
-              <w:t xml:space="preserve">〔 ④ 〕________________</w:t>
-            </w:r>
-            <w:r>
-              <w:rPr>
-                <w:rFonts w:ascii="Courier New" w:cs="Courier New" w:eastAsia="Courier New" w:hAnsi="Courier New"/>
-                <w:sz w:val="18"/>
-                <w:szCs w:val="18"/>
-              </w:rPr>
-              <w:t xml:space="preserve">:outline-2 </w:t>
-            </w:r>
-            <w:r>
-              <w:rPr>
-                <w:rFonts w:ascii="Courier New" w:cs="Courier New" w:eastAsia="Courier New" w:hAnsi="Courier New"/>
-                <w:b/>
-                <w:bCs/>
-                <w:color w:val="AA0000"/>
-                <w:sz w:val="18"/>
-                <w:szCs w:val="18"/>
-              </w:rPr>
-              <w:t xml:space="preserve">〔 ④ 〕________________</w:t>
-            </w:r>
-            <w:r>
-              <w:rPr>
-                <w:rFonts w:ascii="Courier New" w:cs="Courier New" w:eastAsia="Courier New" w:hAnsi="Courier New"/>
-                <w:sz w:val="18"/>
-                <w:szCs w:val="18"/>
-              </w:rPr>
-              <w:t xml:space="preserve">:outline-ok</w:t>
-            </w:r>
-          </w:p>
-          <w:p>
-            <w:pPr>
-              <w:spacing w:after="0"/>
-              <w:ind w:left="0"/>
-            </w:pPr>
-            <w:r>
-              <w:rPr>
-                <w:rFonts w:ascii="Courier New" w:cs="Courier New" w:eastAsia="Courier New" w:hAnsi="Courier New"/>
-                <w:sz w:val="18"/>
-                <w:szCs w:val="18"/>
-              </w:rPr>
-              <w:t xml:space="preserve"/>
-            </w:r>
-          </w:p>
-          <w:p>
-            <w:pPr>
-              <w:spacing w:after="0"/>
-              <w:ind w:left="0"/>
-            </w:pPr>
-            <w:r>
-              <w:rPr>
-                <w:rFonts w:ascii="Courier New" w:cs="Courier New" w:eastAsia="Courier New" w:hAnsi="Courier New"/>
-                <w:i/>
-                <w:iCs/>
-                <w:color w:val="3A7D3A"/>
-                <w:sz w:val="18"/>
-                <w:szCs w:val="18"/>
-              </w:rPr>
-              <w:t xml:space="preserve"># 쓰면 안 되는 것 — 마우스로 눌러도 테두리가 떠서 지저분하다</w:t>
-            </w:r>
-          </w:p>
-          <w:p>
-            <w:pPr>
-              <w:spacing w:after="0"/>
-              <w:ind w:left="0"/>
-            </w:pPr>
-            <w:r>
-              <w:rPr>
-                <w:rFonts w:ascii="Courier New" w:cs="Courier New" w:eastAsia="Courier New" w:hAnsi="Courier New"/>
-                <w:sz w:val="18"/>
-                <w:szCs w:val="18"/>
-              </w:rPr>
-              <w:t xml:space="preserve">focus:outline-2</w:t>
-            </w:r>
-          </w:p>
-          <w:p>
-            <w:pPr>
-              <w:spacing w:after="0"/>
-              <w:ind w:left="0"/>
-            </w:pPr>
-            <w:r>
-              <w:rPr>
-                <w:rFonts w:ascii="Courier New" w:cs="Courier New" w:eastAsia="Courier New" w:hAnsi="Courier New"/>
-                <w:sz w:val="18"/>
-                <w:szCs w:val="18"/>
-              </w:rPr>
-              <w:t xml:space="preserve"/>
-            </w:r>
-          </w:p>
-          <w:p>
-            <w:pPr>
-              <w:spacing w:after="0"/>
-              <w:ind w:left="0"/>
-            </w:pPr>
-            <w:r>
-              <w:rPr>
-                <w:rFonts w:ascii="Courier New" w:cs="Courier New" w:eastAsia="Courier New" w:hAnsi="Courier New"/>
-                <w:i/>
-                <w:iCs/>
-                <w:color w:val="3A7D3A"/>
-                <w:sz w:val="18"/>
-                <w:szCs w:val="18"/>
-              </w:rPr>
-              <w:t xml:space="preserve"># 절대 이것만 쓰면 안 된다 — 키보드 쓰는 사람이 길을 잃는다</w:t>
-            </w:r>
-          </w:p>
-          <w:p>
-            <w:pPr>
-              <w:spacing w:after="0"/>
-              <w:ind w:left="0"/>
-            </w:pPr>
-            <w:r>
-              <w:rPr>
-                <w:rFonts w:ascii="Courier New" w:cs="Courier New" w:eastAsia="Courier New" w:hAnsi="Courier New"/>
-                <w:sz w:val="18"/>
-                <w:szCs w:val="18"/>
-              </w:rPr>
-              <w:t xml:space="preserve">outline-none</w:t>
-            </w:r>
-          </w:p>
-        </w:tc>
-      </w:tr>
-    </w:tbl>
-    <w:p>
-      <w:pPr>
-        <w:spacing w:after="60"/>
-        <w:ind w:left="260"/>
-      </w:pPr>
-      <w:r>
-        <w:rPr>
-          <w:rFonts w:ascii="Malgun Gothic" w:cs="Malgun Gothic" w:eastAsia="Malgun Gothic" w:hAnsi="Malgun Gothic"/>
-          <w:i/>
-          <w:iCs/>
-          <w:color w:val="555555"/>
-          <w:sz w:val="19"/>
-          <w:szCs w:val="19"/>
-        </w:rPr>
-        <w:t xml:space="preserve">· ④ 브라우저가 '이 사람은 지금 키보드를 쓰는 중' 이라고 판단했을 때만 걸리는 것입니다.</w:t>
-      </w:r>
-    </w:p>
-    <w:p>
-      <w:pPr>
-        <w:spacing w:after="200"/>
-      </w:pPr>
-    </w:p>
-    <w:p>
-      <w:pPr>
-        <w:pStyle w:val="Heading2"/>
-        <w:keepNext/>
-        <w:spacing w:after="120" w:before="240"/>
-      </w:pPr>
-      <w:r>
-        <w:rPr>
-          <w:rFonts w:ascii="Malgun Gothic" w:cs="Malgun Gothic" w:eastAsia="Malgun Gothic" w:hAnsi="Malgun Gothic"/>
-          <w:b/>
-          <w:bCs/>
-          <w:color w:val="2F5496"/>
-          <w:sz w:val="24"/>
-          <w:szCs w:val="24"/>
-        </w:rPr>
-        <w:t xml:space="preserve">스위치는 왜 형제에게 거는가</w:t>
-      </w:r>
     </w:p>
     <w:p>
       <w:pPr>
@@ -4381,747 +5032,8 @@
           <w:sz w:val="21"/>
           <w:szCs w:val="21"/>
         </w:rPr>
-        <w:t xml:space="preserve">스위치의 진짜 체크박스는 sr-only 로 숨겨져 있습니다. 숨겨진 것에 테두리를 그려 봐야 안 보입니다. 그래서 13주차의 peer-checked: 와 같은 방법을 씁니다.</w:t>
-      </w:r>
-    </w:p>
-    <w:tbl>
-      <w:tblPr>
-        <w:tblW w:type="dxa" w:w="9350"/>
-        <w:tblBorders>
-          <w:top w:val="single" w:color="D9D9D9" w:sz="4"/>
-          <w:left w:val="single" w:color="D9D9D9" w:sz="4"/>
-          <w:bottom w:val="single" w:color="D9D9D9" w:sz="4"/>
-          <w:right w:val="single" w:color="D9D9D9" w:sz="4"/>
-          <w:insideH w:val="single" w:color="D9D9D9" w:sz="4"/>
-          <w:insideV w:val="single" w:color="D9D9D9" w:sz="4"/>
-        </w:tblBorders>
-      </w:tblPr>
-      <w:tblGrid>
-        <w:gridCol w:w="9350"/>
-      </w:tblGrid>
-      <w:tr>
-        <w:trPr>
-          <w:cantSplit/>
-        </w:trPr>
-        <w:tc>
-          <w:tcPr>
-            <w:tcW w:type="dxa" w:w="9350"/>
-            <w:shd w:fill="F5F5F5" w:val="clear"/>
-            <w:tcMar>
-              <w:top w:type="dxa" w:w="160"/>
-              <w:left w:type="dxa" w:w="200"/>
-              <w:bottom w:type="dxa" w:w="160"/>
-              <w:right w:type="dxa" w:w="200"/>
-            </w:tcMar>
-          </w:tcPr>
-          <w:p>
-            <w:pPr>
-              <w:spacing w:after="0"/>
-              <w:ind w:left="0"/>
-            </w:pPr>
-            <w:r>
-              <w:rPr>
-                <w:rFonts w:ascii="Courier New" w:cs="Courier New" w:eastAsia="Courier New" w:hAnsi="Courier New"/>
-                <w:b/>
-                <w:bCs/>
-                <w:color w:val="AA0000"/>
-                <w:sz w:val="18"/>
-                <w:szCs w:val="18"/>
-              </w:rPr>
-              <w:t xml:space="preserve">〔 ⑤ 〕____________________</w:t>
-            </w:r>
-            <w:r>
-              <w:rPr>
-                <w:rFonts w:ascii="Courier New" w:cs="Courier New" w:eastAsia="Courier New" w:hAnsi="Courier New"/>
-                <w:sz w:val="18"/>
-                <w:szCs w:val="18"/>
-              </w:rPr>
-              <w:t xml:space="preserve">:outline-2    </w:t>
-            </w:r>
-            <w:r>
-              <w:rPr>
-                <w:rFonts w:ascii="Courier New" w:cs="Courier New" w:eastAsia="Courier New" w:hAnsi="Courier New"/>
-                <w:i/>
-                <w:iCs/>
-                <w:color w:val="3A7D3A"/>
-                <w:sz w:val="18"/>
-                <w:szCs w:val="18"/>
-              </w:rPr>
-              <w:t xml:space="preserve"># 손잡이 트랙에 건다</w:t>
-            </w:r>
-          </w:p>
-        </w:tc>
-      </w:tr>
-    </w:tbl>
-    <w:p>
-      <w:pPr>
-        <w:spacing w:after="60"/>
-        <w:ind w:left="260"/>
-      </w:pPr>
-      <w:r>
-        <w:rPr>
-          <w:rFonts w:ascii="Malgun Gothic" w:cs="Malgun Gothic" w:eastAsia="Malgun Gothic" w:hAnsi="Malgun Gothic"/>
-          <w:i/>
-          <w:iCs/>
-          <w:color w:val="555555"/>
-          <w:sz w:val="19"/>
-          <w:szCs w:val="19"/>
-        </w:rPr>
-        <w:t xml:space="preserve">· ⑤ peer- 로 시작하고, ④ 와 이어집니다.</w:t>
-      </w:r>
-    </w:p>
-    <w:p>
-      <w:pPr>
-        <w:spacing w:after="200"/>
-      </w:pPr>
-    </w:p>
-    <w:p>
-      <w:pPr>
-        <w:pStyle w:val="Heading2"/>
-        <w:keepNext/>
-        <w:spacing w:after="120" w:before="240"/>
-      </w:pPr>
-      <w:r>
-        <w:rPr>
-          <w:rFonts w:ascii="Malgun Gothic" w:cs="Malgun Gothic" w:eastAsia="Malgun Gothic" w:hAnsi="Malgun Gothic"/>
-          <w:b/>
-          <w:bCs/>
-          <w:color w:val="2F5496"/>
-          <w:sz w:val="24"/>
-          <w:szCs w:val="24"/>
-        </w:rPr>
-        <w:t xml:space="preserve">연결 상태 — 색 하나로만 알리면 안 됩니다</w:t>
-      </w:r>
-    </w:p>
-    <w:p>
-      <w:pPr>
-        <w:keepNext w:val="false"/>
-        <w:spacing w:after="120"/>
-      </w:pPr>
-      <w:r>
-        <w:rPr>
-          <w:rFonts w:ascii="Malgun Gothic" w:cs="Malgun Gothic" w:eastAsia="Malgun Gothic" w:hAnsi="Malgun Gothic"/>
-          <w:b w:val="false"/>
-          <w:bCs w:val="false"/>
-          <w:i w:val="false"/>
-          <w:iCs w:val="false"/>
-          <w:sz w:val="21"/>
-          <w:szCs w:val="21"/>
-        </w:rPr>
-        <w:t xml:space="preserve">색 + 아이콘 + 글자 세 가지가 같이 바뀌어야 합니다. 가상 Pico 창에 x 를 쳐서 확인하세요.</w:t>
-      </w:r>
-    </w:p>
-    <w:tbl>
-      <w:tblPr>
-        <w:tblW w:type="dxa" w:w="9350"/>
-        <w:tblBorders>
-          <w:top w:val="single" w:color="BFBFBF" w:sz="4"/>
-          <w:left w:val="single" w:color="BFBFBF" w:sz="4"/>
-          <w:bottom w:val="single" w:color="BFBFBF" w:sz="4"/>
-          <w:right w:val="single" w:color="BFBFBF" w:sz="4"/>
-          <w:insideH w:val="single" w:color="BFBFBF" w:sz="4"/>
-          <w:insideV w:val="single" w:color="BFBFBF" w:sz="4"/>
-        </w:tblBorders>
-      </w:tblPr>
-      <w:tblGrid>
-        <w:gridCol w:w="2000"/>
-        <w:gridCol w:w="2450"/>
-        <w:gridCol w:w="2450"/>
-        <w:gridCol w:w="2450"/>
-      </w:tblGrid>
-      <w:tr>
-        <w:trPr>
-          <w:cantSplit/>
-          <w:tblHeader/>
-        </w:trPr>
-        <w:tc>
-          <w:tcPr>
-            <w:tcW w:type="dxa" w:w="2000"/>
-            <w:shd w:fill="2F5496" w:val="clear"/>
-            <w:tcMar>
-              <w:top w:type="dxa" w:w="100"/>
-              <w:left w:type="dxa" w:w="120"/>
-              <w:bottom w:type="dxa" w:w="100"/>
-              <w:right w:type="dxa" w:w="120"/>
-            </w:tcMar>
-            <w:vAlign w:val="center"/>
-          </w:tcPr>
-          <w:p>
-            <w:r>
-              <w:rPr>
-                <w:rFonts w:ascii="Malgun Gothic" w:cs="Malgun Gothic" w:eastAsia="Malgun Gothic" w:hAnsi="Malgun Gothic"/>
-                <w:b/>
-                <w:bCs/>
-                <w:color w:val="FFFFFF"/>
-                <w:sz w:val="20"/>
-                <w:szCs w:val="20"/>
-              </w:rPr>
-              <w:t xml:space="preserve">상태</w:t>
-            </w:r>
-          </w:p>
-        </w:tc>
-        <w:tc>
-          <w:tcPr>
-            <w:tcW w:type="dxa" w:w="2450"/>
-            <w:shd w:fill="2F5496" w:val="clear"/>
-            <w:tcMar>
-              <w:top w:type="dxa" w:w="100"/>
-              <w:left w:type="dxa" w:w="120"/>
-              <w:bottom w:type="dxa" w:w="100"/>
-              <w:right w:type="dxa" w:w="120"/>
-            </w:tcMar>
-            <w:vAlign w:val="center"/>
-          </w:tcPr>
-          <w:p>
-            <w:r>
-              <w:rPr>
-                <w:rFonts w:ascii="Malgun Gothic" w:cs="Malgun Gothic" w:eastAsia="Malgun Gothic" w:hAnsi="Malgun Gothic"/>
-                <w:b/>
-                <w:bCs/>
-                <w:color w:val="FFFFFF"/>
-                <w:sz w:val="20"/>
-                <w:szCs w:val="20"/>
-              </w:rPr>
-              <w:t xml:space="preserve">글자</w:t>
-            </w:r>
-          </w:p>
-        </w:tc>
-        <w:tc>
-          <w:tcPr>
-            <w:tcW w:type="dxa" w:w="2450"/>
-            <w:shd w:fill="2F5496" w:val="clear"/>
-            <w:tcMar>
-              <w:top w:type="dxa" w:w="100"/>
-              <w:left w:type="dxa" w:w="120"/>
-              <w:bottom w:type="dxa" w:w="100"/>
-              <w:right w:type="dxa" w:w="120"/>
-            </w:tcMar>
-            <w:vAlign w:val="center"/>
-          </w:tcPr>
-          <w:p>
-            <w:r>
-              <w:rPr>
-                <w:rFonts w:ascii="Malgun Gothic" w:cs="Malgun Gothic" w:eastAsia="Malgun Gothic" w:hAnsi="Malgun Gothic"/>
-                <w:b/>
-                <w:bCs/>
-                <w:color w:val="FFFFFF"/>
-                <w:sz w:val="20"/>
-                <w:szCs w:val="20"/>
-              </w:rPr>
-              <w:t xml:space="preserve">아이콘</w:t>
-            </w:r>
-          </w:p>
-        </w:tc>
-        <w:tc>
-          <w:tcPr>
-            <w:tcW w:type="dxa" w:w="2450"/>
-            <w:shd w:fill="2F5496" w:val="clear"/>
-            <w:tcMar>
-              <w:top w:type="dxa" w:w="100"/>
-              <w:left w:type="dxa" w:w="120"/>
-              <w:bottom w:type="dxa" w:w="100"/>
-              <w:right w:type="dxa" w:w="120"/>
-            </w:tcMar>
-            <w:vAlign w:val="center"/>
-          </w:tcPr>
-          <w:p>
-            <w:r>
-              <w:rPr>
-                <w:rFonts w:ascii="Malgun Gothic" w:cs="Malgun Gothic" w:eastAsia="Malgun Gothic" w:hAnsi="Malgun Gothic"/>
-                <w:b/>
-                <w:bCs/>
-                <w:color w:val="FFFFFF"/>
-                <w:sz w:val="20"/>
-                <w:szCs w:val="20"/>
-              </w:rPr>
-              <w:t xml:space="preserve">색</w:t>
-            </w:r>
-          </w:p>
-        </w:tc>
-      </w:tr>
-      <w:tr>
-        <w:trPr>
-          <w:cantSplit/>
-        </w:trPr>
-        <w:tc>
-          <w:tcPr>
-            <w:tcW w:type="dxa" w:w="2000"/>
-            <w:tcMar>
-              <w:top w:type="dxa" w:w="260"/>
-              <w:left w:type="dxa" w:w="120"/>
-              <w:bottom w:type="dxa" w:w="260"/>
-              <w:right w:type="dxa" w:w="120"/>
-            </w:tcMar>
-          </w:tcPr>
-          <w:p>
-            <w:r>
-              <w:rPr>
-                <w:rFonts w:ascii="Malgun Gothic" w:cs="Malgun Gothic" w:eastAsia="Malgun Gothic" w:hAnsi="Malgun Gothic"/>
-                <w:sz w:val="20"/>
-                <w:szCs w:val="20"/>
-              </w:rPr>
-              <w:t xml:space="preserve"/>
-            </w:r>
-          </w:p>
-        </w:tc>
-        <w:tc>
-          <w:tcPr>
-            <w:tcW w:type="dxa" w:w="2450"/>
-            <w:tcMar>
-              <w:top w:type="dxa" w:w="260"/>
-              <w:left w:type="dxa" w:w="120"/>
-              <w:bottom w:type="dxa" w:w="260"/>
-              <w:right w:type="dxa" w:w="120"/>
-            </w:tcMar>
-          </w:tcPr>
-          <w:p>
-            <w:r>
-              <w:rPr>
-                <w:rFonts w:ascii="Malgun Gothic" w:cs="Malgun Gothic" w:eastAsia="Malgun Gothic" w:hAnsi="Malgun Gothic"/>
-                <w:sz w:val="20"/>
-                <w:szCs w:val="20"/>
-              </w:rPr>
-              <w:t xml:space="preserve"/>
-            </w:r>
-          </w:p>
-        </w:tc>
-        <w:tc>
-          <w:tcPr>
-            <w:tcW w:type="dxa" w:w="2450"/>
-            <w:tcMar>
-              <w:top w:type="dxa" w:w="260"/>
-              <w:left w:type="dxa" w:w="120"/>
-              <w:bottom w:type="dxa" w:w="260"/>
-              <w:right w:type="dxa" w:w="120"/>
-            </w:tcMar>
-          </w:tcPr>
-          <w:p>
-            <w:r>
-              <w:rPr>
-                <w:rFonts w:ascii="Malgun Gothic" w:cs="Malgun Gothic" w:eastAsia="Malgun Gothic" w:hAnsi="Malgun Gothic"/>
-                <w:sz w:val="20"/>
-                <w:szCs w:val="20"/>
-              </w:rPr>
-              <w:t xml:space="preserve"/>
-            </w:r>
-          </w:p>
-        </w:tc>
-        <w:tc>
-          <w:tcPr>
-            <w:tcW w:type="dxa" w:w="2450"/>
-            <w:tcMar>
-              <w:top w:type="dxa" w:w="260"/>
-              <w:left w:type="dxa" w:w="120"/>
-              <w:bottom w:type="dxa" w:w="260"/>
-              <w:right w:type="dxa" w:w="120"/>
-            </w:tcMar>
-          </w:tcPr>
-          <w:p>
-            <w:r>
-              <w:rPr>
-                <w:rFonts w:ascii="Malgun Gothic" w:cs="Malgun Gothic" w:eastAsia="Malgun Gothic" w:hAnsi="Malgun Gothic"/>
-                <w:sz w:val="20"/>
-                <w:szCs w:val="20"/>
-              </w:rPr>
-              <w:t xml:space="preserve"/>
-            </w:r>
-          </w:p>
-        </w:tc>
-      </w:tr>
-      <w:tr>
-        <w:trPr>
-          <w:cantSplit/>
-        </w:trPr>
-        <w:tc>
-          <w:tcPr>
-            <w:tcW w:type="dxa" w:w="2000"/>
-            <w:tcMar>
-              <w:top w:type="dxa" w:w="260"/>
-              <w:left w:type="dxa" w:w="120"/>
-              <w:bottom w:type="dxa" w:w="260"/>
-              <w:right w:type="dxa" w:w="120"/>
-            </w:tcMar>
-          </w:tcPr>
-          <w:p>
-            <w:r>
-              <w:rPr>
-                <w:rFonts w:ascii="Malgun Gothic" w:cs="Malgun Gothic" w:eastAsia="Malgun Gothic" w:hAnsi="Malgun Gothic"/>
-                <w:sz w:val="20"/>
-                <w:szCs w:val="20"/>
-              </w:rPr>
-              <w:t xml:space="preserve"/>
-            </w:r>
-          </w:p>
-        </w:tc>
-        <w:tc>
-          <w:tcPr>
-            <w:tcW w:type="dxa" w:w="2450"/>
-            <w:tcMar>
-              <w:top w:type="dxa" w:w="260"/>
-              <w:left w:type="dxa" w:w="120"/>
-              <w:bottom w:type="dxa" w:w="260"/>
-              <w:right w:type="dxa" w:w="120"/>
-            </w:tcMar>
-          </w:tcPr>
-          <w:p>
-            <w:r>
-              <w:rPr>
-                <w:rFonts w:ascii="Malgun Gothic" w:cs="Malgun Gothic" w:eastAsia="Malgun Gothic" w:hAnsi="Malgun Gothic"/>
-                <w:sz w:val="20"/>
-                <w:szCs w:val="20"/>
-              </w:rPr>
-              <w:t xml:space="preserve"/>
-            </w:r>
-          </w:p>
-        </w:tc>
-        <w:tc>
-          <w:tcPr>
-            <w:tcW w:type="dxa" w:w="2450"/>
-            <w:tcMar>
-              <w:top w:type="dxa" w:w="260"/>
-              <w:left w:type="dxa" w:w="120"/>
-              <w:bottom w:type="dxa" w:w="260"/>
-              <w:right w:type="dxa" w:w="120"/>
-            </w:tcMar>
-          </w:tcPr>
-          <w:p>
-            <w:r>
-              <w:rPr>
-                <w:rFonts w:ascii="Malgun Gothic" w:cs="Malgun Gothic" w:eastAsia="Malgun Gothic" w:hAnsi="Malgun Gothic"/>
-                <w:sz w:val="20"/>
-                <w:szCs w:val="20"/>
-              </w:rPr>
-              <w:t xml:space="preserve"/>
-            </w:r>
-          </w:p>
-        </w:tc>
-        <w:tc>
-          <w:tcPr>
-            <w:tcW w:type="dxa" w:w="2450"/>
-            <w:tcMar>
-              <w:top w:type="dxa" w:w="260"/>
-              <w:left w:type="dxa" w:w="120"/>
-              <w:bottom w:type="dxa" w:w="260"/>
-              <w:right w:type="dxa" w:w="120"/>
-            </w:tcMar>
-          </w:tcPr>
-          <w:p>
-            <w:r>
-              <w:rPr>
-                <w:rFonts w:ascii="Malgun Gothic" w:cs="Malgun Gothic" w:eastAsia="Malgun Gothic" w:hAnsi="Malgun Gothic"/>
-                <w:sz w:val="20"/>
-                <w:szCs w:val="20"/>
-              </w:rPr>
-              <w:t xml:space="preserve"/>
-            </w:r>
-          </w:p>
-        </w:tc>
-      </w:tr>
-      <w:tr>
-        <w:trPr>
-          <w:cantSplit/>
-        </w:trPr>
-        <w:tc>
-          <w:tcPr>
-            <w:tcW w:type="dxa" w:w="2000"/>
-            <w:tcMar>
-              <w:top w:type="dxa" w:w="260"/>
-              <w:left w:type="dxa" w:w="120"/>
-              <w:bottom w:type="dxa" w:w="260"/>
-              <w:right w:type="dxa" w:w="120"/>
-            </w:tcMar>
-          </w:tcPr>
-          <w:p>
-            <w:r>
-              <w:rPr>
-                <w:rFonts w:ascii="Malgun Gothic" w:cs="Malgun Gothic" w:eastAsia="Malgun Gothic" w:hAnsi="Malgun Gothic"/>
-                <w:sz w:val="20"/>
-                <w:szCs w:val="20"/>
-              </w:rPr>
-              <w:t xml:space="preserve"/>
-            </w:r>
-          </w:p>
-        </w:tc>
-        <w:tc>
-          <w:tcPr>
-            <w:tcW w:type="dxa" w:w="2450"/>
-            <w:tcMar>
-              <w:top w:type="dxa" w:w="260"/>
-              <w:left w:type="dxa" w:w="120"/>
-              <w:bottom w:type="dxa" w:w="260"/>
-              <w:right w:type="dxa" w:w="120"/>
-            </w:tcMar>
-          </w:tcPr>
-          <w:p>
-            <w:r>
-              <w:rPr>
-                <w:rFonts w:ascii="Malgun Gothic" w:cs="Malgun Gothic" w:eastAsia="Malgun Gothic" w:hAnsi="Malgun Gothic"/>
-                <w:sz w:val="20"/>
-                <w:szCs w:val="20"/>
-              </w:rPr>
-              <w:t xml:space="preserve"/>
-            </w:r>
-          </w:p>
-        </w:tc>
-        <w:tc>
-          <w:tcPr>
-            <w:tcW w:type="dxa" w:w="2450"/>
-            <w:tcMar>
-              <w:top w:type="dxa" w:w="260"/>
-              <w:left w:type="dxa" w:w="120"/>
-              <w:bottom w:type="dxa" w:w="260"/>
-              <w:right w:type="dxa" w:w="120"/>
-            </w:tcMar>
-          </w:tcPr>
-          <w:p>
-            <w:r>
-              <w:rPr>
-                <w:rFonts w:ascii="Malgun Gothic" w:cs="Malgun Gothic" w:eastAsia="Malgun Gothic" w:hAnsi="Malgun Gothic"/>
-                <w:sz w:val="20"/>
-                <w:szCs w:val="20"/>
-              </w:rPr>
-              <w:t xml:space="preserve"/>
-            </w:r>
-          </w:p>
-        </w:tc>
-        <w:tc>
-          <w:tcPr>
-            <w:tcW w:type="dxa" w:w="2450"/>
-            <w:tcMar>
-              <w:top w:type="dxa" w:w="260"/>
-              <w:left w:type="dxa" w:w="120"/>
-              <w:bottom w:type="dxa" w:w="260"/>
-              <w:right w:type="dxa" w:w="120"/>
-            </w:tcMar>
-          </w:tcPr>
-          <w:p>
-            <w:r>
-              <w:rPr>
-                <w:rFonts w:ascii="Malgun Gothic" w:cs="Malgun Gothic" w:eastAsia="Malgun Gothic" w:hAnsi="Malgun Gothic"/>
-                <w:sz w:val="20"/>
-                <w:szCs w:val="20"/>
-              </w:rPr>
-              <w:t xml:space="preserve"/>
-            </w:r>
-          </w:p>
-        </w:tc>
-      </w:tr>
-    </w:tbl>
-    <w:p>
-      <w:pPr>
-        <w:keepNext w:val="false"/>
-        <w:spacing w:after="120"/>
-      </w:pPr>
-      <w:r>
-        <w:rPr>
-          <w:rFonts w:ascii="Malgun Gothic" w:cs="Malgun Gothic" w:eastAsia="Malgun Gothic" w:hAnsi="Malgun Gothic"/>
-          <w:b w:val="false"/>
-          <w:bCs w:val="false"/>
-          <w:i/>
-          <w:iCs/>
-          <w:sz w:val="21"/>
-          <w:szCs w:val="21"/>
-        </w:rPr>
-        <w:t xml:space="preserve">(OFFLINE / 재연결 중 / ONLINE 세 줄)</w:t>
-      </w:r>
-    </w:p>
-    <w:p>
-      <w:pPr>
-        <w:spacing w:after="160"/>
-      </w:pPr>
-    </w:p>
-    <w:p>
-      <w:pPr>
-        <w:pStyle w:val="Heading2"/>
-        <w:keepNext/>
-        <w:spacing w:after="120" w:before="240"/>
-      </w:pPr>
-      <w:r>
-        <w:rPr>
-          <w:rFonts w:ascii="Malgun Gothic" w:cs="Malgun Gothic" w:eastAsia="Malgun Gothic" w:hAnsi="Malgun Gothic"/>
-          <w:b/>
-          <w:bCs/>
-          <w:color w:val="2F5496"/>
-          <w:sz w:val="24"/>
-          <w:szCs w:val="24"/>
-        </w:rPr>
-        <w:t xml:space="preserve">확인</w:t>
-      </w:r>
-    </w:p>
-    <w:p>
-      <w:pPr>
-        <w:spacing w:after="100"/>
-        <w:ind w:left="260"/>
-      </w:pPr>
-      <w:r>
-        <w:rPr>
-          <w:rFonts w:ascii="Malgun Gothic" w:cs="Malgun Gothic" w:eastAsia="Malgun Gothic" w:hAnsi="Malgun Gothic"/>
-          <w:sz w:val="21"/>
-          <w:szCs w:val="21"/>
-        </w:rPr>
-        <w:t xml:space="preserve">☐  탭 키를 누르면 버튼과 스위치에 초록 테두리가 차례로 옮겨 다닌다</w:t>
-      </w:r>
-    </w:p>
-    <w:p>
-      <w:pPr>
-        <w:spacing w:after="100"/>
-        <w:ind w:left="260"/>
-      </w:pPr>
-      <w:r>
-        <w:rPr>
-          <w:rFonts w:ascii="Malgun Gothic" w:cs="Malgun Gothic" w:eastAsia="Malgun Gothic" w:hAnsi="Malgun Gothic"/>
-          <w:sz w:val="21"/>
-          <w:szCs w:val="21"/>
-        </w:rPr>
-        <w:t xml:space="preserve">☐  같은 버튼을 마우스로 클릭하면 테두리가 뜨지 않는다</w:t>
-      </w:r>
-    </w:p>
-    <w:p>
-      <w:pPr>
-        <w:spacing w:after="100"/>
-        <w:ind w:left="260"/>
-      </w:pPr>
-      <w:r>
-        <w:rPr>
-          <w:rFonts w:ascii="Malgun Gothic" w:cs="Malgun Gothic" w:eastAsia="Malgun Gothic" w:hAnsi="Malgun Gothic"/>
-          <w:sz w:val="21"/>
-          <w:szCs w:val="21"/>
-        </w:rPr>
-        <w:t xml:space="preserve">☐  마우스를 올리면(hover) 버튼이 달라 보인다</w:t>
-      </w:r>
-    </w:p>
-    <w:p>
-      <w:pPr>
-        <w:spacing w:after="100"/>
-        <w:ind w:left="260"/>
-      </w:pPr>
-      <w:r>
-        <w:rPr>
-          <w:rFonts w:ascii="Malgun Gothic" w:cs="Malgun Gothic" w:eastAsia="Malgun Gothic" w:hAnsi="Malgun Gothic"/>
-          <w:sz w:val="21"/>
-          <w:szCs w:val="21"/>
-        </w:rPr>
-        <w:t xml:space="preserve">☐  누르고 있는 동안(active) 버튼이 살짝 눌린다</w:t>
-      </w:r>
-    </w:p>
-    <w:p>
-      <w:pPr>
-        <w:spacing w:after="100"/>
-        <w:ind w:left="260"/>
-      </w:pPr>
-      <w:r>
-        <w:rPr>
-          <w:rFonts w:ascii="Malgun Gothic" w:cs="Malgun Gothic" w:eastAsia="Malgun Gothic" w:hAnsi="Malgun Gothic"/>
-          <w:sz w:val="21"/>
-          <w:szCs w:val="21"/>
-        </w:rPr>
-        <w:t xml:space="preserve">☐  연결 전에는 '설정 반영' 버튼이 흐리고 눌리지 않는다</w:t>
-      </w:r>
-    </w:p>
-    <w:p>
-      <w:pPr>
-        <w:pStyle w:val="Heading1"/>
-        <w:keepNext/>
-        <w:pBdr>
-          <w:bottom w:val="single" w:color="2F5496" w:sz="6"/>
-        </w:pBdr>
-        <w:spacing w:after="160" w:before="320"/>
-      </w:pPr>
-      <w:r>
-        <w:rPr>
-          <w:rFonts w:ascii="Malgun Gothic" w:cs="Malgun Gothic" w:eastAsia="Malgun Gothic" w:hAnsi="Malgun Gothic"/>
-          <w:b/>
-          <w:bCs/>
-          <w:color w:val="1F3864"/>
-          <w:sz w:val="30"/>
-          <w:szCs w:val="30"/>
-        </w:rPr>
-        <w:t xml:space="preserve">7. 우리 팀 화면으로 옮기기</w:t>
-      </w:r>
-    </w:p>
-    <w:p>
-      <w:pPr>
-        <w:keepNext w:val="false"/>
-        <w:spacing w:after="120"/>
-      </w:pPr>
-      <w:r>
-        <w:rPr>
-          <w:rFonts w:ascii="Malgun Gothic" w:cs="Malgun Gothic" w:eastAsia="Malgun Gothic" w:hAnsi="Malgun Gothic"/>
-          <w:b/>
-          <w:bCs/>
-          <w:i w:val="false"/>
-          <w:iCs w:val="false"/>
-          <w:sz w:val="21"/>
-          <w:szCs w:val="21"/>
-        </w:rPr>
-        <w:t xml:space="preserve">여기까지는 모두 같은 스마트팜 화면이었습니다. 이제 우리 팀 작품 화면에 같은 일을 합니다.</w:t>
-      </w:r>
-    </w:p>
-    <w:p>
-      <w:pPr>
-        <w:spacing w:after="120"/>
-      </w:pPr>
-    </w:p>
-    <w:p>
-      <w:pPr>
-        <w:spacing w:after="100"/>
-        <w:ind w:left="260"/>
-      </w:pPr>
-      <w:r>
-        <w:rPr>
-          <w:rFonts w:ascii="Malgun Gothic" w:cs="Malgun Gothic" w:eastAsia="Malgun Gothic" w:hAnsi="Malgun Gothic"/>
-          <w:sz w:val="21"/>
-          <w:szCs w:val="21"/>
-        </w:rPr>
-        <w:t xml:space="preserve">☐  우리 팀 프로젝트 폴더에서 node bundle-ui.js 를 다시 돌렸다</w:t>
-      </w:r>
-    </w:p>
-    <w:p>
-      <w:pPr>
-        <w:spacing w:after="100"/>
-        <w:ind w:left="260"/>
-      </w:pPr>
-      <w:r>
-        <w:rPr>
-          <w:rFonts w:ascii="Malgun Gothic" w:cs="Malgun Gothic" w:eastAsia="Malgun Gothic" w:hAnsi="Malgun Gothic"/>
-          <w:sz w:val="21"/>
-          <w:szCs w:val="21"/>
-        </w:rPr>
-        <w:t xml:space="preserve">☐  비밀번호 경고가 없는 것을 확인했다</w:t>
-      </w:r>
-    </w:p>
-    <w:p>
-      <w:pPr>
-        <w:spacing w:after="100"/>
-        <w:ind w:left="260"/>
-      </w:pPr>
-      <w:r>
-        <w:rPr>
-          <w:rFonts w:ascii="Malgun Gothic" w:cs="Malgun Gothic" w:eastAsia="Malgun Gothic" w:hAnsi="Malgun Gothic"/>
-          <w:sz w:val="21"/>
-          <w:szCs w:val="21"/>
-        </w:rPr>
-        <w:t xml:space="preserve">☐  제미나이에서 새 대화를 시작했다 (앞 대화에 스마트팜 코드가 가득하므로)</w:t>
-      </w:r>
-    </w:p>
-    <w:p>
-      <w:pPr>
-        <w:spacing w:after="100"/>
-        <w:ind w:left="260"/>
-      </w:pPr>
-      <w:r>
-        <w:rPr>
-          <w:rFonts w:ascii="Malgun Gothic" w:cs="Malgun Gothic" w:eastAsia="Malgun Gothic" w:hAnsi="Malgun Gothic"/>
-          <w:sz w:val="21"/>
-          <w:szCs w:val="21"/>
-        </w:rPr>
-        <w:t xml:space="preserve">☐  우리팀-UI.md 와 프로젝트-규칙-tailwind.md 를 올렸다</w:t>
-      </w:r>
-    </w:p>
-    <w:p>
-      <w:pPr>
-        <w:spacing w:after="160"/>
-      </w:pPr>
+        <w:t xml:space="preserve">우리 작품에서 관람객이 손으로 바꿀 수 있는 값은 무엇입니까? 그리고 화면의 무엇이 바뀝니까?</w:t>
+      </w:r>
     </w:p>
     <w:tbl>
       <w:tblPr>
@@ -5145,6 +5057,202 @@
         <w:tc>
           <w:tcPr>
             <w:tcW w:type="dxa" w:w="9350"/>
+            <w:tcMar>
+              <w:top w:type="dxa" w:w="160"/>
+              <w:left w:type="dxa" w:w="200"/>
+              <w:bottom w:type="dxa" w:w="160"/>
+              <w:right w:type="dxa" w:w="200"/>
+            </w:tcMar>
+          </w:tcPr>
+          <w:p>
+            <w:pPr>
+              <w:pBdr>
+                <w:bottom w:val="single" w:color="D9D9D9" w:sz="2"/>
+              </w:pBdr>
+              <w:spacing w:after="260"/>
+            </w:pPr>
+            <w:r>
+              <w:rPr>
+                <w:rFonts w:ascii="Malgun Gothic" w:cs="Malgun Gothic" w:eastAsia="Malgun Gothic" w:hAnsi="Malgun Gothic"/>
+                <w:sz w:val="21"/>
+                <w:szCs w:val="21"/>
+              </w:rPr>
+              <w:t xml:space="preserve"> </w:t>
+            </w:r>
+          </w:p>
+          <w:p>
+            <w:pPr>
+              <w:pBdr>
+                <w:bottom w:val="single" w:color="D9D9D9" w:sz="2"/>
+              </w:pBdr>
+              <w:spacing w:after="260"/>
+            </w:pPr>
+            <w:r>
+              <w:rPr>
+                <w:rFonts w:ascii="Malgun Gothic" w:cs="Malgun Gothic" w:eastAsia="Malgun Gothic" w:hAnsi="Malgun Gothic"/>
+                <w:sz w:val="21"/>
+                <w:szCs w:val="21"/>
+              </w:rPr>
+              <w:t xml:space="preserve"> </w:t>
+            </w:r>
+          </w:p>
+          <w:p>
+            <w:pPr>
+              <w:spacing w:after="260"/>
+            </w:pPr>
+            <w:r>
+              <w:rPr>
+                <w:rFonts w:ascii="Malgun Gothic" w:cs="Malgun Gothic" w:eastAsia="Malgun Gothic" w:hAnsi="Malgun Gothic"/>
+                <w:sz w:val="21"/>
+                <w:szCs w:val="21"/>
+              </w:rPr>
+              <w:t xml:space="preserve"> </w:t>
+            </w:r>
+          </w:p>
+        </w:tc>
+      </w:tr>
+    </w:tbl>
+    <w:p>
+      <w:pPr>
+        <w:pStyle w:val="Heading1"/>
+        <w:keepNext/>
+        <w:pBdr>
+          <w:bottom w:val="single" w:color="2F5496" w:sz="6"/>
+        </w:pBdr>
+        <w:spacing w:after="160" w:before="320"/>
+      </w:pPr>
+      <w:r>
+        <w:rPr>
+          <w:rFonts w:ascii="Malgun Gothic" w:cs="Malgun Gothic" w:eastAsia="Malgun Gothic" w:hAnsi="Malgun Gothic"/>
+          <w:b/>
+          <w:bCs/>
+          <w:color w:val="1F3864"/>
+          <w:sz w:val="30"/>
+          <w:szCs w:val="30"/>
+        </w:rPr>
+        <w:t xml:space="preserve">6. 무인 리허설 — 30분 동안 아무도 손대지 않습니다</w:t>
+      </w:r>
+    </w:p>
+    <w:p>
+      <w:pPr>
+        <w:keepNext w:val="false"/>
+        <w:spacing w:after="120"/>
+      </w:pPr>
+      <w:r>
+        <w:rPr>
+          <w:rFonts w:ascii="Malgun Gothic" w:cs="Malgun Gothic" w:eastAsia="Malgun Gothic" w:hAnsi="Malgun Gothic"/>
+          <w:b/>
+          <w:bCs/>
+          <w:i w:val="false"/>
+          <w:iCs w:val="false"/>
+          <w:sz w:val="21"/>
+          <w:szCs w:val="21"/>
+        </w:rPr>
+        <w:t xml:space="preserve">지금부터 30분 동안 코드를 고치지 않습니다. 그동안 작품이 혼자 버티는지 봅니다.</w:t>
+      </w:r>
+    </w:p>
+    <w:p>
+      <w:pPr>
+        <w:spacing w:after="120"/>
+      </w:pPr>
+    </w:p>
+    <w:p>
+      <w:pPr>
+        <w:spacing w:after="100"/>
+        <w:ind w:left="260"/>
+      </w:pPr>
+      <w:r>
+        <w:rPr>
+          <w:rFonts w:ascii="Malgun Gothic" w:cs="Malgun Gothic" w:eastAsia="Malgun Gothic" w:hAnsi="Malgun Gothic"/>
+          <w:sz w:val="21"/>
+          <w:szCs w:val="21"/>
+        </w:rPr>
+        <w:t xml:space="preserve">☐  전시 모드를 켜 두고 30분 뒤에도 화면이 켜져 있다</w:t>
+      </w:r>
+    </w:p>
+    <w:p>
+      <w:pPr>
+        <w:spacing w:after="100"/>
+        <w:ind w:left="260"/>
+      </w:pPr>
+      <w:r>
+        <w:rPr>
+          <w:rFonts w:ascii="Malgun Gothic" w:cs="Malgun Gothic" w:eastAsia="Malgun Gothic" w:hAnsi="Malgun Gothic"/>
+          <w:sz w:val="21"/>
+          <w:szCs w:val="21"/>
+        </w:rPr>
+        <w:t xml:space="preserve">☐  중간에 가상 Pico 창에 x 를 쳐서 끊었다가, 아무것도 안 누르고 저절로 ONLINE 으로 돌아왔다</w:t>
+      </w:r>
+    </w:p>
+    <w:p>
+      <w:pPr>
+        <w:spacing w:after="100"/>
+        <w:ind w:left="260"/>
+      </w:pPr>
+      <w:r>
+        <w:rPr>
+          <w:rFonts w:ascii="Malgun Gothic" w:cs="Malgun Gothic" w:eastAsia="Malgun Gothic" w:hAnsi="Malgun Gothic"/>
+          <w:sz w:val="21"/>
+          <w:szCs w:val="21"/>
+        </w:rPr>
+        <w:t xml:space="preserve">☐  30분 내내 오류 화면이 한 번도 안 떴다</w:t>
+      </w:r>
+    </w:p>
+    <w:p>
+      <w:pPr>
+        <w:spacing w:after="100"/>
+        <w:ind w:left="260"/>
+      </w:pPr>
+      <w:r>
+        <w:rPr>
+          <w:rFonts w:ascii="Malgun Gothic" w:cs="Malgun Gothic" w:eastAsia="Malgun Gothic" w:hAnsi="Malgun Gothic"/>
+          <w:sz w:val="21"/>
+          <w:szCs w:val="21"/>
+        </w:rPr>
+        <w:t xml:space="preserve">☐  센서 카드에 '데이터 없음' 이 없다</w:t>
+      </w:r>
+    </w:p>
+    <w:p>
+      <w:pPr>
+        <w:spacing w:after="100"/>
+        <w:ind w:left="260"/>
+      </w:pPr>
+      <w:r>
+        <w:rPr>
+          <w:rFonts w:ascii="Malgun Gothic" w:cs="Malgun Gothic" w:eastAsia="Malgun Gothic" w:hAnsi="Malgun Gothic"/>
+          <w:sz w:val="21"/>
+          <w:szCs w:val="21"/>
+        </w:rPr>
+        <w:t xml:space="preserve">☐  노트북 전원 어댑터가 꽂혀 있다</w:t>
+      </w:r>
+    </w:p>
+    <w:p>
+      <w:pPr>
+        <w:spacing w:after="160"/>
+      </w:pPr>
+    </w:p>
+    <w:tbl>
+      <w:tblPr>
+        <w:tblW w:type="dxa" w:w="9350"/>
+        <w:tblBorders>
+          <w:top w:val="single" w:color="BFBFBF" w:sz="4"/>
+          <w:left w:val="single" w:color="BFBFBF" w:sz="4"/>
+          <w:bottom w:val="single" w:color="BFBFBF" w:sz="4"/>
+          <w:right w:val="single" w:color="BFBFBF" w:sz="4"/>
+          <w:insideH w:val="single" w:color="BFBFBF" w:sz="4"/>
+          <w:insideV w:val="single" w:color="BFBFBF" w:sz="4"/>
+        </w:tblBorders>
+      </w:tblPr>
+      <w:tblGrid>
+        <w:gridCol w:w="9350"/>
+      </w:tblGrid>
+      <w:tr>
+        <w:trPr>
+          <w:cantSplit/>
+        </w:trPr>
+        <w:tc>
+          <w:tcPr>
+            <w:tcW w:type="dxa" w:w="9350"/>
             <w:shd w:fill="EEF3FB" w:val="clear"/>
             <w:tcMar>
               <w:top w:type="dxa" w:w="140"/>
@@ -5163,7 +5271,7 @@
                 <w:sz w:val="20"/>
                 <w:szCs w:val="20"/>
               </w:rPr>
-              <w:t xml:space="preserve">새 대화로 시작하는 이유 — 앞 대화에는 스마트팜 코드가 가득합니다. 거기에 우리 팀 코드를 또 올리면 AI 가 두 개를 섞어서 답합니다. 대화를 비우고 시작하세요.</w:t>
+              <w:t xml:space="preserve">두 번째 줄이 안 되는 팀은 11주차 프롬프트 4 를 아직 안 끝낸 것입니다. 오늘 미션보다 이것이 먼저입니다. 전시 중에 Wi-Fi 는 반드시 한 번은 끊깁니다. 그때 저절로 돌아오지 않으면 그 뒤로 몇 시간 동안 멈춘 화면이 걸려 있게 됩니다.</w:t>
             </w:r>
           </w:p>
         </w:tc>
@@ -5189,7 +5297,1002 @@
           <w:sz w:val="24"/>
           <w:szCs w:val="24"/>
         </w:rPr>
-        <w:t xml:space="preserve">우리 팀 센서에 어떤 아이콘을 붙일까</w:t>
+        <w:t xml:space="preserve">30분 동안 무슨 일이 있었나 — 시간과 함께 적으세요</w:t>
+      </w:r>
+    </w:p>
+    <w:tbl>
+      <w:tblPr>
+        <w:tblW w:type="dxa" w:w="9350"/>
+        <w:tblBorders>
+          <w:top w:val="single" w:color="BFBFBF" w:sz="4"/>
+          <w:left w:val="single" w:color="BFBFBF" w:sz="4"/>
+          <w:bottom w:val="single" w:color="BFBFBF" w:sz="4"/>
+          <w:right w:val="single" w:color="BFBFBF" w:sz="4"/>
+          <w:insideH w:val="single" w:color="BFBFBF" w:sz="4"/>
+          <w:insideV w:val="single" w:color="BFBFBF" w:sz="4"/>
+        </w:tblBorders>
+      </w:tblPr>
+      <w:tblGrid>
+        <w:gridCol w:w="1800"/>
+        <w:gridCol w:w="4750"/>
+        <w:gridCol w:w="2800"/>
+      </w:tblGrid>
+      <w:tr>
+        <w:trPr>
+          <w:cantSplit/>
+          <w:tblHeader/>
+        </w:trPr>
+        <w:tc>
+          <w:tcPr>
+            <w:tcW w:type="dxa" w:w="1800"/>
+            <w:shd w:fill="2F5496" w:val="clear"/>
+            <w:tcMar>
+              <w:top w:type="dxa" w:w="100"/>
+              <w:left w:type="dxa" w:w="120"/>
+              <w:bottom w:type="dxa" w:w="100"/>
+              <w:right w:type="dxa" w:w="120"/>
+            </w:tcMar>
+            <w:vAlign w:val="center"/>
+          </w:tcPr>
+          <w:p>
+            <w:r>
+              <w:rPr>
+                <w:rFonts w:ascii="Malgun Gothic" w:cs="Malgun Gothic" w:eastAsia="Malgun Gothic" w:hAnsi="Malgun Gothic"/>
+                <w:b/>
+                <w:bCs/>
+                <w:color w:val="FFFFFF"/>
+                <w:sz w:val="20"/>
+                <w:szCs w:val="20"/>
+              </w:rPr>
+              <w:t xml:space="preserve">몇 분쯤</w:t>
+            </w:r>
+          </w:p>
+        </w:tc>
+        <w:tc>
+          <w:tcPr>
+            <w:tcW w:type="dxa" w:w="4750"/>
+            <w:shd w:fill="2F5496" w:val="clear"/>
+            <w:tcMar>
+              <w:top w:type="dxa" w:w="100"/>
+              <w:left w:type="dxa" w:w="120"/>
+              <w:bottom w:type="dxa" w:w="100"/>
+              <w:right w:type="dxa" w:w="120"/>
+            </w:tcMar>
+            <w:vAlign w:val="center"/>
+          </w:tcPr>
+          <w:p>
+            <w:r>
+              <w:rPr>
+                <w:rFonts w:ascii="Malgun Gothic" w:cs="Malgun Gothic" w:eastAsia="Malgun Gothic" w:hAnsi="Malgun Gothic"/>
+                <w:b/>
+                <w:bCs/>
+                <w:color w:val="FFFFFF"/>
+                <w:sz w:val="20"/>
+                <w:szCs w:val="20"/>
+              </w:rPr>
+              <w:t xml:space="preserve">무슨 일이 있었나</w:t>
+            </w:r>
+          </w:p>
+        </w:tc>
+        <w:tc>
+          <w:tcPr>
+            <w:tcW w:type="dxa" w:w="2800"/>
+            <w:shd w:fill="2F5496" w:val="clear"/>
+            <w:tcMar>
+              <w:top w:type="dxa" w:w="100"/>
+              <w:left w:type="dxa" w:w="120"/>
+              <w:bottom w:type="dxa" w:w="100"/>
+              <w:right w:type="dxa" w:w="120"/>
+            </w:tcMar>
+            <w:vAlign w:val="center"/>
+          </w:tcPr>
+          <w:p>
+            <w:r>
+              <w:rPr>
+                <w:rFonts w:ascii="Malgun Gothic" w:cs="Malgun Gothic" w:eastAsia="Malgun Gothic" w:hAnsi="Malgun Gothic"/>
+                <w:b/>
+                <w:bCs/>
+                <w:color w:val="FFFFFF"/>
+                <w:sz w:val="20"/>
+                <w:szCs w:val="20"/>
+              </w:rPr>
+              <w:t xml:space="preserve">저절로 회복됐나</w:t>
+            </w:r>
+          </w:p>
+        </w:tc>
+      </w:tr>
+      <w:tr>
+        <w:trPr>
+          <w:cantSplit/>
+        </w:trPr>
+        <w:tc>
+          <w:tcPr>
+            <w:tcW w:type="dxa" w:w="1800"/>
+            <w:tcMar>
+              <w:top w:type="dxa" w:w="260"/>
+              <w:left w:type="dxa" w:w="120"/>
+              <w:bottom w:type="dxa" w:w="260"/>
+              <w:right w:type="dxa" w:w="120"/>
+            </w:tcMar>
+          </w:tcPr>
+          <w:p>
+            <w:r>
+              <w:rPr>
+                <w:rFonts w:ascii="Malgun Gothic" w:cs="Malgun Gothic" w:eastAsia="Malgun Gothic" w:hAnsi="Malgun Gothic"/>
+                <w:sz w:val="20"/>
+                <w:szCs w:val="20"/>
+              </w:rPr>
+              <w:t xml:space="preserve"/>
+            </w:r>
+          </w:p>
+        </w:tc>
+        <w:tc>
+          <w:tcPr>
+            <w:tcW w:type="dxa" w:w="4750"/>
+            <w:tcMar>
+              <w:top w:type="dxa" w:w="260"/>
+              <w:left w:type="dxa" w:w="120"/>
+              <w:bottom w:type="dxa" w:w="260"/>
+              <w:right w:type="dxa" w:w="120"/>
+            </w:tcMar>
+          </w:tcPr>
+          <w:p>
+            <w:r>
+              <w:rPr>
+                <w:rFonts w:ascii="Malgun Gothic" w:cs="Malgun Gothic" w:eastAsia="Malgun Gothic" w:hAnsi="Malgun Gothic"/>
+                <w:sz w:val="20"/>
+                <w:szCs w:val="20"/>
+              </w:rPr>
+              <w:t xml:space="preserve"/>
+            </w:r>
+          </w:p>
+        </w:tc>
+        <w:tc>
+          <w:tcPr>
+            <w:tcW w:type="dxa" w:w="2800"/>
+            <w:tcMar>
+              <w:top w:type="dxa" w:w="260"/>
+              <w:left w:type="dxa" w:w="120"/>
+              <w:bottom w:type="dxa" w:w="260"/>
+              <w:right w:type="dxa" w:w="120"/>
+            </w:tcMar>
+          </w:tcPr>
+          <w:p>
+            <w:r>
+              <w:rPr>
+                <w:rFonts w:ascii="Malgun Gothic" w:cs="Malgun Gothic" w:eastAsia="Malgun Gothic" w:hAnsi="Malgun Gothic"/>
+                <w:sz w:val="20"/>
+                <w:szCs w:val="20"/>
+              </w:rPr>
+              <w:t xml:space="preserve"/>
+            </w:r>
+          </w:p>
+        </w:tc>
+      </w:tr>
+      <w:tr>
+        <w:trPr>
+          <w:cantSplit/>
+        </w:trPr>
+        <w:tc>
+          <w:tcPr>
+            <w:tcW w:type="dxa" w:w="1800"/>
+            <w:tcMar>
+              <w:top w:type="dxa" w:w="260"/>
+              <w:left w:type="dxa" w:w="120"/>
+              <w:bottom w:type="dxa" w:w="260"/>
+              <w:right w:type="dxa" w:w="120"/>
+            </w:tcMar>
+          </w:tcPr>
+          <w:p>
+            <w:r>
+              <w:rPr>
+                <w:rFonts w:ascii="Malgun Gothic" w:cs="Malgun Gothic" w:eastAsia="Malgun Gothic" w:hAnsi="Malgun Gothic"/>
+                <w:sz w:val="20"/>
+                <w:szCs w:val="20"/>
+              </w:rPr>
+              <w:t xml:space="preserve"/>
+            </w:r>
+          </w:p>
+        </w:tc>
+        <w:tc>
+          <w:tcPr>
+            <w:tcW w:type="dxa" w:w="4750"/>
+            <w:tcMar>
+              <w:top w:type="dxa" w:w="260"/>
+              <w:left w:type="dxa" w:w="120"/>
+              <w:bottom w:type="dxa" w:w="260"/>
+              <w:right w:type="dxa" w:w="120"/>
+            </w:tcMar>
+          </w:tcPr>
+          <w:p>
+            <w:r>
+              <w:rPr>
+                <w:rFonts w:ascii="Malgun Gothic" w:cs="Malgun Gothic" w:eastAsia="Malgun Gothic" w:hAnsi="Malgun Gothic"/>
+                <w:sz w:val="20"/>
+                <w:szCs w:val="20"/>
+              </w:rPr>
+              <w:t xml:space="preserve"/>
+            </w:r>
+          </w:p>
+        </w:tc>
+        <w:tc>
+          <w:tcPr>
+            <w:tcW w:type="dxa" w:w="2800"/>
+            <w:tcMar>
+              <w:top w:type="dxa" w:w="260"/>
+              <w:left w:type="dxa" w:w="120"/>
+              <w:bottom w:type="dxa" w:w="260"/>
+              <w:right w:type="dxa" w:w="120"/>
+            </w:tcMar>
+          </w:tcPr>
+          <w:p>
+            <w:r>
+              <w:rPr>
+                <w:rFonts w:ascii="Malgun Gothic" w:cs="Malgun Gothic" w:eastAsia="Malgun Gothic" w:hAnsi="Malgun Gothic"/>
+                <w:sz w:val="20"/>
+                <w:szCs w:val="20"/>
+              </w:rPr>
+              <w:t xml:space="preserve"/>
+            </w:r>
+          </w:p>
+        </w:tc>
+      </w:tr>
+      <w:tr>
+        <w:trPr>
+          <w:cantSplit/>
+        </w:trPr>
+        <w:tc>
+          <w:tcPr>
+            <w:tcW w:type="dxa" w:w="1800"/>
+            <w:tcMar>
+              <w:top w:type="dxa" w:w="260"/>
+              <w:left w:type="dxa" w:w="120"/>
+              <w:bottom w:type="dxa" w:w="260"/>
+              <w:right w:type="dxa" w:w="120"/>
+            </w:tcMar>
+          </w:tcPr>
+          <w:p>
+            <w:r>
+              <w:rPr>
+                <w:rFonts w:ascii="Malgun Gothic" w:cs="Malgun Gothic" w:eastAsia="Malgun Gothic" w:hAnsi="Malgun Gothic"/>
+                <w:sz w:val="20"/>
+                <w:szCs w:val="20"/>
+              </w:rPr>
+              <w:t xml:space="preserve"/>
+            </w:r>
+          </w:p>
+        </w:tc>
+        <w:tc>
+          <w:tcPr>
+            <w:tcW w:type="dxa" w:w="4750"/>
+            <w:tcMar>
+              <w:top w:type="dxa" w:w="260"/>
+              <w:left w:type="dxa" w:w="120"/>
+              <w:bottom w:type="dxa" w:w="260"/>
+              <w:right w:type="dxa" w:w="120"/>
+            </w:tcMar>
+          </w:tcPr>
+          <w:p>
+            <w:r>
+              <w:rPr>
+                <w:rFonts w:ascii="Malgun Gothic" w:cs="Malgun Gothic" w:eastAsia="Malgun Gothic" w:hAnsi="Malgun Gothic"/>
+                <w:sz w:val="20"/>
+                <w:szCs w:val="20"/>
+              </w:rPr>
+              <w:t xml:space="preserve"/>
+            </w:r>
+          </w:p>
+        </w:tc>
+        <w:tc>
+          <w:tcPr>
+            <w:tcW w:type="dxa" w:w="2800"/>
+            <w:tcMar>
+              <w:top w:type="dxa" w:w="260"/>
+              <w:left w:type="dxa" w:w="120"/>
+              <w:bottom w:type="dxa" w:w="260"/>
+              <w:right w:type="dxa" w:w="120"/>
+            </w:tcMar>
+          </w:tcPr>
+          <w:p>
+            <w:r>
+              <w:rPr>
+                <w:rFonts w:ascii="Malgun Gothic" w:cs="Malgun Gothic" w:eastAsia="Malgun Gothic" w:hAnsi="Malgun Gothic"/>
+                <w:sz w:val="20"/>
+                <w:szCs w:val="20"/>
+              </w:rPr>
+              <w:t xml:space="preserve"/>
+            </w:r>
+          </w:p>
+        </w:tc>
+      </w:tr>
+      <w:tr>
+        <w:trPr>
+          <w:cantSplit/>
+        </w:trPr>
+        <w:tc>
+          <w:tcPr>
+            <w:tcW w:type="dxa" w:w="1800"/>
+            <w:tcMar>
+              <w:top w:type="dxa" w:w="260"/>
+              <w:left w:type="dxa" w:w="120"/>
+              <w:bottom w:type="dxa" w:w="260"/>
+              <w:right w:type="dxa" w:w="120"/>
+            </w:tcMar>
+          </w:tcPr>
+          <w:p>
+            <w:r>
+              <w:rPr>
+                <w:rFonts w:ascii="Malgun Gothic" w:cs="Malgun Gothic" w:eastAsia="Malgun Gothic" w:hAnsi="Malgun Gothic"/>
+                <w:sz w:val="20"/>
+                <w:szCs w:val="20"/>
+              </w:rPr>
+              <w:t xml:space="preserve"/>
+            </w:r>
+          </w:p>
+        </w:tc>
+        <w:tc>
+          <w:tcPr>
+            <w:tcW w:type="dxa" w:w="4750"/>
+            <w:tcMar>
+              <w:top w:type="dxa" w:w="260"/>
+              <w:left w:type="dxa" w:w="120"/>
+              <w:bottom w:type="dxa" w:w="260"/>
+              <w:right w:type="dxa" w:w="120"/>
+            </w:tcMar>
+          </w:tcPr>
+          <w:p>
+            <w:r>
+              <w:rPr>
+                <w:rFonts w:ascii="Malgun Gothic" w:cs="Malgun Gothic" w:eastAsia="Malgun Gothic" w:hAnsi="Malgun Gothic"/>
+                <w:sz w:val="20"/>
+                <w:szCs w:val="20"/>
+              </w:rPr>
+              <w:t xml:space="preserve"/>
+            </w:r>
+          </w:p>
+        </w:tc>
+        <w:tc>
+          <w:tcPr>
+            <w:tcW w:type="dxa" w:w="2800"/>
+            <w:tcMar>
+              <w:top w:type="dxa" w:w="260"/>
+              <w:left w:type="dxa" w:w="120"/>
+              <w:bottom w:type="dxa" w:w="260"/>
+              <w:right w:type="dxa" w:w="120"/>
+            </w:tcMar>
+          </w:tcPr>
+          <w:p>
+            <w:r>
+              <w:rPr>
+                <w:rFonts w:ascii="Malgun Gothic" w:cs="Malgun Gothic" w:eastAsia="Malgun Gothic" w:hAnsi="Malgun Gothic"/>
+                <w:sz w:val="20"/>
+                <w:szCs w:val="20"/>
+              </w:rPr>
+              <w:t xml:space="preserve"/>
+            </w:r>
+          </w:p>
+        </w:tc>
+      </w:tr>
+    </w:tbl>
+    <w:p>
+      <w:pPr>
+        <w:spacing w:after="160"/>
+      </w:pPr>
+    </w:p>
+    <w:tbl>
+      <w:tblPr>
+        <w:tblW w:type="dxa" w:w="9350"/>
+        <w:tblBorders>
+          <w:top w:val="single" w:color="BFBFBF" w:sz="4"/>
+          <w:left w:val="single" w:color="BFBFBF" w:sz="4"/>
+          <w:bottom w:val="single" w:color="BFBFBF" w:sz="4"/>
+          <w:right w:val="single" w:color="BFBFBF" w:sz="4"/>
+          <w:insideH w:val="single" w:color="BFBFBF" w:sz="4"/>
+          <w:insideV w:val="single" w:color="BFBFBF" w:sz="4"/>
+        </w:tblBorders>
+      </w:tblPr>
+      <w:tblGrid>
+        <w:gridCol w:w="9350"/>
+      </w:tblGrid>
+      <w:tr>
+        <w:trPr>
+          <w:cantSplit/>
+        </w:trPr>
+        <w:tc>
+          <w:tcPr>
+            <w:tcW w:type="dxa" w:w="9350"/>
+            <w:shd w:fill="EEF3FB" w:val="clear"/>
+            <w:tcMar>
+              <w:top w:type="dxa" w:w="140"/>
+              <w:left w:type="dxa" w:w="200"/>
+              <w:bottom w:type="dxa" w:w="140"/>
+              <w:right w:type="dxa" w:w="200"/>
+            </w:tcMar>
+          </w:tcPr>
+          <w:p>
+            <w:r>
+              <w:rPr>
+                <w:rFonts w:ascii="Malgun Gothic" w:cs="Malgun Gothic" w:eastAsia="Malgun Gothic" w:hAnsi="Malgun Gothic"/>
+                <w:i/>
+                <w:iCs/>
+                <w:color w:val="1F3864"/>
+                <w:sz w:val="20"/>
+                <w:szCs w:val="20"/>
+              </w:rPr>
+              <w:t xml:space="preserve">리허설 중에 코드를 고쳤으면 30분을 처음부터 다시 셉니다. 고친 뒤 10분만 보고 괜찮다고 넘긴 것이 당일에 터집니다.</w:t>
+            </w:r>
+          </w:p>
+        </w:tc>
+      </w:tr>
+    </w:tbl>
+    <w:p>
+      <w:pPr>
+        <w:pStyle w:val="Heading1"/>
+        <w:keepNext/>
+        <w:pBdr>
+          <w:bottom w:val="single" w:color="2F5496" w:sz="6"/>
+        </w:pBdr>
+        <w:spacing w:after="160" w:before="320"/>
+      </w:pPr>
+      <w:r>
+        <w:rPr>
+          <w:rFonts w:ascii="Malgun Gothic" w:cs="Malgun Gothic" w:eastAsia="Malgun Gothic" w:hAnsi="Malgun Gothic"/>
+          <w:b/>
+          <w:bCs/>
+          <w:color w:val="1F3864"/>
+          <w:sz w:val="30"/>
+          <w:szCs w:val="30"/>
+        </w:rPr>
+        <w:t xml:space="preserve">7. 전시 당일 아침 점검표</w:t>
+      </w:r>
+    </w:p>
+    <w:p>
+      <w:pPr>
+        <w:keepNext w:val="false"/>
+        <w:spacing w:after="120"/>
+      </w:pPr>
+      <w:r>
+        <w:rPr>
+          <w:rFonts w:ascii="Malgun Gothic" w:cs="Malgun Gothic" w:eastAsia="Malgun Gothic" w:hAnsi="Malgun Gothic"/>
+          <w:b/>
+          <w:bCs/>
+          <w:i w:val="false"/>
+          <w:iCs w:val="false"/>
+          <w:sz w:val="21"/>
+          <w:szCs w:val="21"/>
+        </w:rPr>
+        <w:t xml:space="preserve">11월 20일 아침에 이 장을 펴고 위에서부터 하세요. 순서가 있습니다.</w:t>
+      </w:r>
+    </w:p>
+    <w:p>
+      <w:pPr>
+        <w:spacing w:after="120"/>
+      </w:pPr>
+    </w:p>
+    <w:p>
+      <w:pPr>
+        <w:spacing w:after="100"/>
+        <w:ind w:left="260"/>
+      </w:pPr>
+      <w:r>
+        <w:rPr>
+          <w:rFonts w:ascii="Malgun Gothic" w:cs="Malgun Gothic" w:eastAsia="Malgun Gothic" w:hAnsi="Malgun Gothic"/>
+          <w:sz w:val="21"/>
+          <w:szCs w:val="21"/>
+        </w:rPr>
+        <w:t xml:space="preserve">☐  공유기가 켜져 있고, Pico 와 노트북이 같은 공유기에 붙었다</w:t>
+      </w:r>
+    </w:p>
+    <w:p>
+      <w:pPr>
+        <w:spacing w:after="100"/>
+        <w:ind w:left="260"/>
+      </w:pPr>
+      <w:r>
+        <w:rPr>
+          <w:rFonts w:ascii="Malgun Gothic" w:cs="Malgun Gothic" w:eastAsia="Malgun Gothic" w:hAnsi="Malgun Gothic"/>
+          <w:sz w:val="21"/>
+          <w:szCs w:val="21"/>
+        </w:rPr>
+        <w:t xml:space="preserve">☐  Pico 시리얼 모니터에서 IP 를 확인하고 화면에 넣었다</w:t>
+      </w:r>
+    </w:p>
+    <w:p>
+      <w:pPr>
+        <w:spacing w:after="100"/>
+        <w:ind w:left="260"/>
+      </w:pPr>
+      <w:r>
+        <w:rPr>
+          <w:rFonts w:ascii="Malgun Gothic" w:cs="Malgun Gothic" w:eastAsia="Malgun Gothic" w:hAnsi="Malgun Gothic"/>
+          <w:sz w:val="21"/>
+          <w:szCs w:val="21"/>
+        </w:rPr>
+        <w:t xml:space="preserve">☐  배선 사진과 대조해서 빠진 선이 없다</w:t>
+      </w:r>
+    </w:p>
+    <w:p>
+      <w:pPr>
+        <w:spacing w:after="100"/>
+        <w:ind w:left="260"/>
+      </w:pPr>
+      <w:r>
+        <w:rPr>
+          <w:rFonts w:ascii="Malgun Gothic" w:cs="Malgun Gothic" w:eastAsia="Malgun Gothic" w:hAnsi="Malgun Gothic"/>
+          <w:sz w:val="21"/>
+          <w:szCs w:val="21"/>
+        </w:rPr>
+        <w:t xml:space="preserve">☐  센서 값이 전부 들어온다 ('데이터 없음' 이 없다)</w:t>
+      </w:r>
+    </w:p>
+    <w:p>
+      <w:pPr>
+        <w:spacing w:after="100"/>
+        <w:ind w:left="260"/>
+      </w:pPr>
+      <w:r>
+        <w:rPr>
+          <w:rFonts w:ascii="Malgun Gothic" w:cs="Malgun Gothic" w:eastAsia="Malgun Gothic" w:hAnsi="Malgun Gothic"/>
+          <w:sz w:val="21"/>
+          <w:szCs w:val="21"/>
+        </w:rPr>
+        <w:t xml:space="preserve">☐  한 번 끊어 보고 저절로 돌아오는 것을 확인했다</w:t>
+      </w:r>
+    </w:p>
+    <w:p>
+      <w:pPr>
+        <w:spacing w:after="100"/>
+        <w:ind w:left="260"/>
+      </w:pPr>
+      <w:r>
+        <w:rPr>
+          <w:rFonts w:ascii="Malgun Gothic" w:cs="Malgun Gothic" w:eastAsia="Malgun Gothic" w:hAnsi="Malgun Gothic"/>
+          <w:sz w:val="21"/>
+          <w:szCs w:val="21"/>
+        </w:rPr>
+        <w:t xml:space="preserve">☐  전시 모드를 켰다</w:t>
+      </w:r>
+    </w:p>
+    <w:p>
+      <w:pPr>
+        <w:spacing w:after="100"/>
+        <w:ind w:left="260"/>
+      </w:pPr>
+      <w:r>
+        <w:rPr>
+          <w:rFonts w:ascii="Malgun Gothic" w:cs="Malgun Gothic" w:eastAsia="Malgun Gothic" w:hAnsi="Malgun Gothic"/>
+          <w:sz w:val="21"/>
+          <w:szCs w:val="21"/>
+        </w:rPr>
+        <w:t xml:space="preserve">☐  노트북 전원 어댑터를 꽂았다</w:t>
+      </w:r>
+    </w:p>
+    <w:p>
+      <w:pPr>
+        <w:spacing w:after="100"/>
+        <w:ind w:left="260"/>
+      </w:pPr>
+      <w:r>
+        <w:rPr>
+          <w:rFonts w:ascii="Malgun Gothic" w:cs="Malgun Gothic" w:eastAsia="Malgun Gothic" w:hAnsi="Malgun Gothic"/>
+          <w:sz w:val="21"/>
+          <w:szCs w:val="21"/>
+        </w:rPr>
+        <w:t xml:space="preserve">☐  관람객이 해 볼 수 있는 것이 화면에 적혀 있다</w:t>
+      </w:r>
+    </w:p>
+    <w:p>
+      <w:pPr>
+        <w:spacing w:after="160"/>
+      </w:pPr>
+    </w:p>
+    <w:p>
+      <w:pPr>
+        <w:pStyle w:val="Heading2"/>
+        <w:keepNext/>
+        <w:spacing w:after="120" w:before="240"/>
+      </w:pPr>
+      <w:r>
+        <w:rPr>
+          <w:rFonts w:ascii="Malgun Gothic" w:cs="Malgun Gothic" w:eastAsia="Malgun Gothic" w:hAnsi="Malgun Gothic"/>
+          <w:b/>
+          <w:bCs/>
+          <w:color w:val="2F5496"/>
+          <w:sz w:val="24"/>
+          <w:szCs w:val="24"/>
+        </w:rPr>
+        <w:t xml:space="preserve">우리 팀 Pico 의 IP 를 적어 두세요</w:t>
+      </w:r>
+    </w:p>
+    <w:p>
+      <w:pPr>
+        <w:spacing w:after="200"/>
+      </w:pPr>
+      <w:r>
+        <w:rPr>
+          <w:rFonts w:ascii="Malgun Gothic" w:cs="Malgun Gothic" w:eastAsia="Malgun Gothic" w:hAnsi="Malgun Gothic"/>
+          <w:sz w:val="21"/>
+          <w:szCs w:val="21"/>
+        </w:rPr>
+        <w:t xml:space="preserve">→ IP: </w:t>
+      </w:r>
+      <w:r>
+        <w:rPr>
+          <w:rFonts w:ascii="Malgun Gothic" w:cs="Malgun Gothic" w:eastAsia="Malgun Gothic" w:hAnsi="Malgun Gothic"/>
+          <w:sz w:val="21"/>
+          <w:szCs w:val="21"/>
+        </w:rPr>
+        <w:t xml:space="preserve">____________________________________</w:t>
+      </w:r>
+    </w:p>
+    <w:p>
+      <w:pPr>
+        <w:keepNext w:val="false"/>
+        <w:spacing w:after="120"/>
+      </w:pPr>
+      <w:r>
+        <w:rPr>
+          <w:rFonts w:ascii="Malgun Gothic" w:cs="Malgun Gothic" w:eastAsia="Malgun Gothic" w:hAnsi="Malgun Gothic"/>
+          <w:b w:val="false"/>
+          <w:bCs w:val="false"/>
+          <w:i/>
+          <w:iCs/>
+          <w:sz w:val="21"/>
+          <w:szCs w:val="21"/>
+        </w:rPr>
+        <w:t xml:space="preserve">IP 는 공유기를 다시 켜면 바뀔 수 있습니다. 당일 아침에 다시 확인하세요.</w:t>
+      </w:r>
+    </w:p>
+    <w:p>
+      <w:pPr>
+        <w:spacing w:after="160"/>
+      </w:pPr>
+    </w:p>
+    <w:tbl>
+      <w:tblPr>
+        <w:tblW w:type="dxa" w:w="9350"/>
+        <w:tblBorders>
+          <w:top w:val="single" w:color="BFBFBF" w:sz="4"/>
+          <w:left w:val="single" w:color="BFBFBF" w:sz="4"/>
+          <w:bottom w:val="single" w:color="BFBFBF" w:sz="4"/>
+          <w:right w:val="single" w:color="BFBFBF" w:sz="4"/>
+          <w:insideH w:val="single" w:color="BFBFBF" w:sz="4"/>
+          <w:insideV w:val="single" w:color="BFBFBF" w:sz="4"/>
+        </w:tblBorders>
+      </w:tblPr>
+      <w:tblGrid>
+        <w:gridCol w:w="9350"/>
+      </w:tblGrid>
+      <w:tr>
+        <w:trPr>
+          <w:cantSplit/>
+        </w:trPr>
+        <w:tc>
+          <w:tcPr>
+            <w:tcW w:type="dxa" w:w="9350"/>
+            <w:shd w:fill="EEF3FB" w:val="clear"/>
+            <w:tcMar>
+              <w:top w:type="dxa" w:w="140"/>
+              <w:left w:type="dxa" w:w="200"/>
+              <w:bottom w:type="dxa" w:w="140"/>
+              <w:right w:type="dxa" w:w="200"/>
+            </w:tcMar>
+          </w:tcPr>
+          <w:p>
+            <w:r>
+              <w:rPr>
+                <w:rFonts w:ascii="Malgun Gothic" w:cs="Malgun Gothic" w:eastAsia="Malgun Gothic" w:hAnsi="Malgun Gothic"/>
+                <w:i/>
+                <w:iCs/>
+                <w:color w:val="1F3864"/>
+                <w:sz w:val="20"/>
+                <w:szCs w:val="20"/>
+              </w:rPr>
+              <w:t xml:space="preserve">전시 이틀 전부터는 코드를 그만 고칩니다. 마지막에 고친 것이 당일에 터집니다. 잘 되는 상태에서 멈추는 것도 실력입니다. 고치고 싶은 것이 생기면 적어만 두세요.</w:t>
+            </w:r>
+          </w:p>
+        </w:tc>
+      </w:tr>
+    </w:tbl>
+    <w:p>
+      <w:pPr>
+        <w:spacing w:after="160"/>
+      </w:pPr>
+    </w:p>
+    <w:p>
+      <w:pPr>
+        <w:pStyle w:val="Heading2"/>
+        <w:keepNext/>
+        <w:spacing w:after="120" w:before="240"/>
+      </w:pPr>
+      <w:r>
+        <w:rPr>
+          <w:rFonts w:ascii="Malgun Gothic" w:cs="Malgun Gothic" w:eastAsia="Malgun Gothic" w:hAnsi="Malgun Gothic"/>
+          <w:b/>
+          <w:bCs/>
+          <w:color w:val="2F5496"/>
+          <w:sz w:val="24"/>
+          <w:szCs w:val="24"/>
+        </w:rPr>
+        <w:t xml:space="preserve">고치고 싶지만 전시 후로 미루는 것</w:t>
+      </w:r>
+    </w:p>
+    <w:tbl>
+      <w:tblPr>
+        <w:tblW w:type="dxa" w:w="9350"/>
+        <w:tblBorders>
+          <w:top w:val="single" w:color="BFBFBF" w:sz="4"/>
+          <w:left w:val="single" w:color="BFBFBF" w:sz="4"/>
+          <w:bottom w:val="single" w:color="BFBFBF" w:sz="4"/>
+          <w:right w:val="single" w:color="BFBFBF" w:sz="4"/>
+          <w:insideH w:val="single" w:color="BFBFBF" w:sz="4"/>
+          <w:insideV w:val="single" w:color="BFBFBF" w:sz="4"/>
+        </w:tblBorders>
+      </w:tblPr>
+      <w:tblGrid>
+        <w:gridCol w:w="4675"/>
+        <w:gridCol w:w="4675"/>
+      </w:tblGrid>
+      <w:tr>
+        <w:trPr>
+          <w:cantSplit/>
+          <w:tblHeader/>
+        </w:trPr>
+        <w:tc>
+          <w:tcPr>
+            <w:tcW w:type="dxa" w:w="4675"/>
+            <w:shd w:fill="2F5496" w:val="clear"/>
+            <w:tcMar>
+              <w:top w:type="dxa" w:w="100"/>
+              <w:left w:type="dxa" w:w="120"/>
+              <w:bottom w:type="dxa" w:w="100"/>
+              <w:right w:type="dxa" w:w="120"/>
+            </w:tcMar>
+            <w:vAlign w:val="center"/>
+          </w:tcPr>
+          <w:p>
+            <w:r>
+              <w:rPr>
+                <w:rFonts w:ascii="Malgun Gothic" w:cs="Malgun Gothic" w:eastAsia="Malgun Gothic" w:hAnsi="Malgun Gothic"/>
+                <w:b/>
+                <w:bCs/>
+                <w:color w:val="FFFFFF"/>
+                <w:sz w:val="20"/>
+                <w:szCs w:val="20"/>
+              </w:rPr>
+              <w:t xml:space="preserve">무엇을</w:t>
+            </w:r>
+          </w:p>
+        </w:tc>
+        <w:tc>
+          <w:tcPr>
+            <w:tcW w:type="dxa" w:w="4675"/>
+            <w:shd w:fill="2F5496" w:val="clear"/>
+            <w:tcMar>
+              <w:top w:type="dxa" w:w="100"/>
+              <w:left w:type="dxa" w:w="120"/>
+              <w:bottom w:type="dxa" w:w="100"/>
+              <w:right w:type="dxa" w:w="120"/>
+            </w:tcMar>
+            <w:vAlign w:val="center"/>
+          </w:tcPr>
+          <w:p>
+            <w:r>
+              <w:rPr>
+                <w:rFonts w:ascii="Malgun Gothic" w:cs="Malgun Gothic" w:eastAsia="Malgun Gothic" w:hAnsi="Malgun Gothic"/>
+                <w:b/>
+                <w:bCs/>
+                <w:color w:val="FFFFFF"/>
+                <w:sz w:val="20"/>
+                <w:szCs w:val="20"/>
+              </w:rPr>
+              <w:t xml:space="preserve">왜 지금 안 하나</w:t>
+            </w:r>
+          </w:p>
+        </w:tc>
+      </w:tr>
+      <w:tr>
+        <w:trPr>
+          <w:cantSplit/>
+        </w:trPr>
+        <w:tc>
+          <w:tcPr>
+            <w:tcW w:type="dxa" w:w="4675"/>
+            <w:tcMar>
+              <w:top w:type="dxa" w:w="260"/>
+              <w:left w:type="dxa" w:w="120"/>
+              <w:bottom w:type="dxa" w:w="260"/>
+              <w:right w:type="dxa" w:w="120"/>
+            </w:tcMar>
+          </w:tcPr>
+          <w:p>
+            <w:r>
+              <w:rPr>
+                <w:rFonts w:ascii="Malgun Gothic" w:cs="Malgun Gothic" w:eastAsia="Malgun Gothic" w:hAnsi="Malgun Gothic"/>
+                <w:sz w:val="20"/>
+                <w:szCs w:val="20"/>
+              </w:rPr>
+              <w:t xml:space="preserve"/>
+            </w:r>
+          </w:p>
+        </w:tc>
+        <w:tc>
+          <w:tcPr>
+            <w:tcW w:type="dxa" w:w="4675"/>
+            <w:tcMar>
+              <w:top w:type="dxa" w:w="260"/>
+              <w:left w:type="dxa" w:w="120"/>
+              <w:bottom w:type="dxa" w:w="260"/>
+              <w:right w:type="dxa" w:w="120"/>
+            </w:tcMar>
+          </w:tcPr>
+          <w:p>
+            <w:r>
+              <w:rPr>
+                <w:rFonts w:ascii="Malgun Gothic" w:cs="Malgun Gothic" w:eastAsia="Malgun Gothic" w:hAnsi="Malgun Gothic"/>
+                <w:sz w:val="20"/>
+                <w:szCs w:val="20"/>
+              </w:rPr>
+              <w:t xml:space="preserve"/>
+            </w:r>
+          </w:p>
+        </w:tc>
+      </w:tr>
+      <w:tr>
+        <w:trPr>
+          <w:cantSplit/>
+        </w:trPr>
+        <w:tc>
+          <w:tcPr>
+            <w:tcW w:type="dxa" w:w="4675"/>
+            <w:tcMar>
+              <w:top w:type="dxa" w:w="260"/>
+              <w:left w:type="dxa" w:w="120"/>
+              <w:bottom w:type="dxa" w:w="260"/>
+              <w:right w:type="dxa" w:w="120"/>
+            </w:tcMar>
+          </w:tcPr>
+          <w:p>
+            <w:r>
+              <w:rPr>
+                <w:rFonts w:ascii="Malgun Gothic" w:cs="Malgun Gothic" w:eastAsia="Malgun Gothic" w:hAnsi="Malgun Gothic"/>
+                <w:sz w:val="20"/>
+                <w:szCs w:val="20"/>
+              </w:rPr>
+              <w:t xml:space="preserve"/>
+            </w:r>
+          </w:p>
+        </w:tc>
+        <w:tc>
+          <w:tcPr>
+            <w:tcW w:type="dxa" w:w="4675"/>
+            <w:tcMar>
+              <w:top w:type="dxa" w:w="260"/>
+              <w:left w:type="dxa" w:w="120"/>
+              <w:bottom w:type="dxa" w:w="260"/>
+              <w:right w:type="dxa" w:w="120"/>
+            </w:tcMar>
+          </w:tcPr>
+          <w:p>
+            <w:r>
+              <w:rPr>
+                <w:rFonts w:ascii="Malgun Gothic" w:cs="Malgun Gothic" w:eastAsia="Malgun Gothic" w:hAnsi="Malgun Gothic"/>
+                <w:sz w:val="20"/>
+                <w:szCs w:val="20"/>
+              </w:rPr>
+              <w:t xml:space="preserve"/>
+            </w:r>
+          </w:p>
+        </w:tc>
+      </w:tr>
+      <w:tr>
+        <w:trPr>
+          <w:cantSplit/>
+        </w:trPr>
+        <w:tc>
+          <w:tcPr>
+            <w:tcW w:type="dxa" w:w="4675"/>
+            <w:tcMar>
+              <w:top w:type="dxa" w:w="260"/>
+              <w:left w:type="dxa" w:w="120"/>
+              <w:bottom w:type="dxa" w:w="260"/>
+              <w:right w:type="dxa" w:w="120"/>
+            </w:tcMar>
+          </w:tcPr>
+          <w:p>
+            <w:r>
+              <w:rPr>
+                <w:rFonts w:ascii="Malgun Gothic" w:cs="Malgun Gothic" w:eastAsia="Malgun Gothic" w:hAnsi="Malgun Gothic"/>
+                <w:sz w:val="20"/>
+                <w:szCs w:val="20"/>
+              </w:rPr>
+              <w:t xml:space="preserve"/>
+            </w:r>
+          </w:p>
+        </w:tc>
+        <w:tc>
+          <w:tcPr>
+            <w:tcW w:type="dxa" w:w="4675"/>
+            <w:tcMar>
+              <w:top w:type="dxa" w:w="260"/>
+              <w:left w:type="dxa" w:w="120"/>
+              <w:bottom w:type="dxa" w:w="260"/>
+              <w:right w:type="dxa" w:w="120"/>
+            </w:tcMar>
+          </w:tcPr>
+          <w:p>
+            <w:r>
+              <w:rPr>
+                <w:rFonts w:ascii="Malgun Gothic" w:cs="Malgun Gothic" w:eastAsia="Malgun Gothic" w:hAnsi="Malgun Gothic"/>
+                <w:sz w:val="20"/>
+                <w:szCs w:val="20"/>
+              </w:rPr>
+              <w:t xml:space="preserve"/>
+            </w:r>
+          </w:p>
+        </w:tc>
+      </w:tr>
+    </w:tbl>
+    <w:p>
+      <w:r>
+        <w:br w:type="page"/>
+      </w:r>
+    </w:p>
+    <w:p>
+      <w:pPr>
+        <w:pStyle w:val="Heading1"/>
+        <w:keepNext/>
+        <w:pBdr>
+          <w:bottom w:val="single" w:color="2F5496" w:sz="6"/>
+        </w:pBdr>
+        <w:spacing w:after="160" w:before="320"/>
+      </w:pPr>
+      <w:r>
+        <w:rPr>
+          <w:rFonts w:ascii="Malgun Gothic" w:cs="Malgun Gothic" w:eastAsia="Malgun Gothic" w:hAnsi="Malgun Gothic"/>
+          <w:b/>
+          <w:bCs/>
+          <w:color w:val="1F3864"/>
+          <w:sz w:val="30"/>
+          <w:szCs w:val="30"/>
+        </w:rPr>
+        <w:t xml:space="preserve">8. 마무리 정리</w:t>
+      </w:r>
+    </w:p>
+    <w:p>
+      <w:pPr>
+        <w:pStyle w:val="Heading2"/>
+        <w:keepNext/>
+        <w:spacing w:after="120" w:before="240"/>
+      </w:pPr>
+      <w:r>
+        <w:rPr>
+          <w:rFonts w:ascii="Malgun Gothic" w:cs="Malgun Gothic" w:eastAsia="Malgun Gothic" w:hAnsi="Malgun Gothic"/>
+          <w:b/>
+          <w:bCs/>
+          <w:color w:val="2F5496"/>
+          <w:sz w:val="24"/>
+          <w:szCs w:val="24"/>
+        </w:rPr>
+        <w:t xml:space="preserve">AI 가 규칙을 어긴 것을 적으세요</w:t>
+      </w:r>
+    </w:p>
+    <w:p>
+      <w:pPr>
+        <w:keepNext w:val="false"/>
+        <w:spacing w:after="120"/>
+      </w:pPr>
+      <w:r>
+        <w:rPr>
+          <w:rFonts w:ascii="Malgun Gothic" w:cs="Malgun Gothic" w:eastAsia="Malgun Gothic" w:hAnsi="Malgun Gothic"/>
+          <w:b w:val="false"/>
+          <w:bCs w:val="false"/>
+          <w:i/>
+          <w:iCs/>
+          <w:sz w:val="21"/>
+          <w:szCs w:val="21"/>
+        </w:rPr>
+        <w:t xml:space="preserve">오늘 AI 가 규칙을 어긴 적이 있나요? 몇 번이든 적으세요. 이것을 찾아내는 것이 오늘 배우는 것입니다.</w:t>
       </w:r>
     </w:p>
     <w:tbl>
@@ -5236,7 +6339,7 @@
                 <w:sz w:val="20"/>
                 <w:szCs w:val="20"/>
               </w:rPr>
-              <w:t xml:space="preserve">우리 팀 센서 · 액추에이터</w:t>
+              <w:t xml:space="preserve">AI 가 한 것</w:t>
             </w:r>
           </w:p>
         </w:tc>
@@ -5262,7 +6365,7 @@
                 <w:sz w:val="20"/>
                 <w:szCs w:val="20"/>
               </w:rPr>
-              <w:t xml:space="preserve">고른 아이콘</w:t>
+              <w:t xml:space="preserve">어긴 규칙</w:t>
             </w:r>
           </w:p>
         </w:tc>
@@ -5288,7 +6391,7 @@
                 <w:sz w:val="20"/>
                 <w:szCs w:val="20"/>
               </w:rPr>
-              <w:t xml:space="preserve">글자는 무엇으로</w:t>
+              <w:t xml:space="preserve">어떻게 되돌렸나</w:t>
             </w:r>
           </w:p>
         </w:tc>
@@ -5568,24 +6671,8 @@
     </w:tbl>
     <w:p>
       <w:pPr>
-        <w:pStyle w:val="Heading1"/>
-        <w:keepNext/>
-        <w:pBdr>
-          <w:bottom w:val="single" w:color="2F5496" w:sz="6"/>
-        </w:pBdr>
-        <w:spacing w:after="160" w:before="320"/>
-      </w:pPr>
-      <w:r>
-        <w:rPr>
-          <w:rFonts w:ascii="Malgun Gothic" w:cs="Malgun Gothic" w:eastAsia="Malgun Gothic" w:hAnsi="Malgun Gothic"/>
-          <w:b/>
-          <w:bCs/>
-          <w:color w:val="1F3864"/>
-          <w:sz w:val="30"/>
-          <w:szCs w:val="30"/>
-        </w:rPr>
-        <w:t xml:space="preserve">8. 마무리 정리</w:t>
-      </w:r>
+        <w:spacing w:after="160"/>
+      </w:pPr>
     </w:p>
     <w:p>
       <w:pPr>
@@ -5602,422 +6689,7 @@
           <w:sz w:val="24"/>
           <w:szCs w:val="24"/>
         </w:rPr>
-        <w:t xml:space="preserve">AI 가 규칙을 어긴 것을 적으세요</w:t>
-      </w:r>
-    </w:p>
-    <w:p>
-      <w:pPr>
-        <w:keepNext w:val="false"/>
-        <w:spacing w:after="120"/>
-      </w:pPr>
-      <w:r>
-        <w:rPr>
-          <w:rFonts w:ascii="Malgun Gothic" w:cs="Malgun Gothic" w:eastAsia="Malgun Gothic" w:hAnsi="Malgun Gothic"/>
-          <w:b w:val="false"/>
-          <w:bCs w:val="false"/>
-          <w:i/>
-          <w:iCs/>
-          <w:sz w:val="21"/>
-          <w:szCs w:val="21"/>
-        </w:rPr>
-        <w:t xml:space="preserve">오늘 AI 가 규칙을 어긴 적이 있나요? 몇 번이든 적으세요. 이것을 찾아내는 것이 오늘 배우는 것입니다.</w:t>
-      </w:r>
-    </w:p>
-    <w:tbl>
-      <w:tblPr>
-        <w:tblW w:type="dxa" w:w="9350"/>
-        <w:tblBorders>
-          <w:top w:val="single" w:color="BFBFBF" w:sz="4"/>
-          <w:left w:val="single" w:color="BFBFBF" w:sz="4"/>
-          <w:bottom w:val="single" w:color="BFBFBF" w:sz="4"/>
-          <w:right w:val="single" w:color="BFBFBF" w:sz="4"/>
-          <w:insideH w:val="single" w:color="BFBFBF" w:sz="4"/>
-          <w:insideV w:val="single" w:color="BFBFBF" w:sz="4"/>
-        </w:tblBorders>
-      </w:tblPr>
-      <w:tblGrid>
-        <w:gridCol w:w="3100"/>
-        <w:gridCol w:w="2600"/>
-        <w:gridCol w:w="3650"/>
-      </w:tblGrid>
-      <w:tr>
-        <w:trPr>
-          <w:cantSplit/>
-          <w:tblHeader/>
-        </w:trPr>
-        <w:tc>
-          <w:tcPr>
-            <w:tcW w:type="dxa" w:w="3100"/>
-            <w:shd w:fill="2F5496" w:val="clear"/>
-            <w:tcMar>
-              <w:top w:type="dxa" w:w="100"/>
-              <w:left w:type="dxa" w:w="120"/>
-              <w:bottom w:type="dxa" w:w="100"/>
-              <w:right w:type="dxa" w:w="120"/>
-            </w:tcMar>
-            <w:vAlign w:val="center"/>
-          </w:tcPr>
-          <w:p>
-            <w:r>
-              <w:rPr>
-                <w:rFonts w:ascii="Malgun Gothic" w:cs="Malgun Gothic" w:eastAsia="Malgun Gothic" w:hAnsi="Malgun Gothic"/>
-                <w:b/>
-                <w:bCs/>
-                <w:color w:val="FFFFFF"/>
-                <w:sz w:val="20"/>
-                <w:szCs w:val="20"/>
-              </w:rPr>
-              <w:t xml:space="preserve">AI 가 한 것</w:t>
-            </w:r>
-          </w:p>
-        </w:tc>
-        <w:tc>
-          <w:tcPr>
-            <w:tcW w:type="dxa" w:w="2600"/>
-            <w:shd w:fill="2F5496" w:val="clear"/>
-            <w:tcMar>
-              <w:top w:type="dxa" w:w="100"/>
-              <w:left w:type="dxa" w:w="120"/>
-              <w:bottom w:type="dxa" w:w="100"/>
-              <w:right w:type="dxa" w:w="120"/>
-            </w:tcMar>
-            <w:vAlign w:val="center"/>
-          </w:tcPr>
-          <w:p>
-            <w:r>
-              <w:rPr>
-                <w:rFonts w:ascii="Malgun Gothic" w:cs="Malgun Gothic" w:eastAsia="Malgun Gothic" w:hAnsi="Malgun Gothic"/>
-                <w:b/>
-                <w:bCs/>
-                <w:color w:val="FFFFFF"/>
-                <w:sz w:val="20"/>
-                <w:szCs w:val="20"/>
-              </w:rPr>
-              <w:t xml:space="preserve">어긴 규칙</w:t>
-            </w:r>
-          </w:p>
-        </w:tc>
-        <w:tc>
-          <w:tcPr>
-            <w:tcW w:type="dxa" w:w="3650"/>
-            <w:shd w:fill="2F5496" w:val="clear"/>
-            <w:tcMar>
-              <w:top w:type="dxa" w:w="100"/>
-              <w:left w:type="dxa" w:w="120"/>
-              <w:bottom w:type="dxa" w:w="100"/>
-              <w:right w:type="dxa" w:w="120"/>
-            </w:tcMar>
-            <w:vAlign w:val="center"/>
-          </w:tcPr>
-          <w:p>
-            <w:r>
-              <w:rPr>
-                <w:rFonts w:ascii="Malgun Gothic" w:cs="Malgun Gothic" w:eastAsia="Malgun Gothic" w:hAnsi="Malgun Gothic"/>
-                <w:b/>
-                <w:bCs/>
-                <w:color w:val="FFFFFF"/>
-                <w:sz w:val="20"/>
-                <w:szCs w:val="20"/>
-              </w:rPr>
-              <w:t xml:space="preserve">어떻게 되돌렸나</w:t>
-            </w:r>
-          </w:p>
-        </w:tc>
-      </w:tr>
-      <w:tr>
-        <w:trPr>
-          <w:cantSplit/>
-        </w:trPr>
-        <w:tc>
-          <w:tcPr>
-            <w:tcW w:type="dxa" w:w="3100"/>
-            <w:tcMar>
-              <w:top w:type="dxa" w:w="260"/>
-              <w:left w:type="dxa" w:w="120"/>
-              <w:bottom w:type="dxa" w:w="260"/>
-              <w:right w:type="dxa" w:w="120"/>
-            </w:tcMar>
-          </w:tcPr>
-          <w:p>
-            <w:r>
-              <w:rPr>
-                <w:rFonts w:ascii="Malgun Gothic" w:cs="Malgun Gothic" w:eastAsia="Malgun Gothic" w:hAnsi="Malgun Gothic"/>
-                <w:sz w:val="20"/>
-                <w:szCs w:val="20"/>
-              </w:rPr>
-              <w:t xml:space="preserve"/>
-            </w:r>
-          </w:p>
-        </w:tc>
-        <w:tc>
-          <w:tcPr>
-            <w:tcW w:type="dxa" w:w="2600"/>
-            <w:tcMar>
-              <w:top w:type="dxa" w:w="260"/>
-              <w:left w:type="dxa" w:w="120"/>
-              <w:bottom w:type="dxa" w:w="260"/>
-              <w:right w:type="dxa" w:w="120"/>
-            </w:tcMar>
-          </w:tcPr>
-          <w:p>
-            <w:r>
-              <w:rPr>
-                <w:rFonts w:ascii="Malgun Gothic" w:cs="Malgun Gothic" w:eastAsia="Malgun Gothic" w:hAnsi="Malgun Gothic"/>
-                <w:sz w:val="20"/>
-                <w:szCs w:val="20"/>
-              </w:rPr>
-              <w:t xml:space="preserve"/>
-            </w:r>
-          </w:p>
-        </w:tc>
-        <w:tc>
-          <w:tcPr>
-            <w:tcW w:type="dxa" w:w="3650"/>
-            <w:tcMar>
-              <w:top w:type="dxa" w:w="260"/>
-              <w:left w:type="dxa" w:w="120"/>
-              <w:bottom w:type="dxa" w:w="260"/>
-              <w:right w:type="dxa" w:w="120"/>
-            </w:tcMar>
-          </w:tcPr>
-          <w:p>
-            <w:r>
-              <w:rPr>
-                <w:rFonts w:ascii="Malgun Gothic" w:cs="Malgun Gothic" w:eastAsia="Malgun Gothic" w:hAnsi="Malgun Gothic"/>
-                <w:sz w:val="20"/>
-                <w:szCs w:val="20"/>
-              </w:rPr>
-              <w:t xml:space="preserve"/>
-            </w:r>
-          </w:p>
-        </w:tc>
-      </w:tr>
-      <w:tr>
-        <w:trPr>
-          <w:cantSplit/>
-        </w:trPr>
-        <w:tc>
-          <w:tcPr>
-            <w:tcW w:type="dxa" w:w="3100"/>
-            <w:tcMar>
-              <w:top w:type="dxa" w:w="260"/>
-              <w:left w:type="dxa" w:w="120"/>
-              <w:bottom w:type="dxa" w:w="260"/>
-              <w:right w:type="dxa" w:w="120"/>
-            </w:tcMar>
-          </w:tcPr>
-          <w:p>
-            <w:r>
-              <w:rPr>
-                <w:rFonts w:ascii="Malgun Gothic" w:cs="Malgun Gothic" w:eastAsia="Malgun Gothic" w:hAnsi="Malgun Gothic"/>
-                <w:sz w:val="20"/>
-                <w:szCs w:val="20"/>
-              </w:rPr>
-              <w:t xml:space="preserve"/>
-            </w:r>
-          </w:p>
-        </w:tc>
-        <w:tc>
-          <w:tcPr>
-            <w:tcW w:type="dxa" w:w="2600"/>
-            <w:tcMar>
-              <w:top w:type="dxa" w:w="260"/>
-              <w:left w:type="dxa" w:w="120"/>
-              <w:bottom w:type="dxa" w:w="260"/>
-              <w:right w:type="dxa" w:w="120"/>
-            </w:tcMar>
-          </w:tcPr>
-          <w:p>
-            <w:r>
-              <w:rPr>
-                <w:rFonts w:ascii="Malgun Gothic" w:cs="Malgun Gothic" w:eastAsia="Malgun Gothic" w:hAnsi="Malgun Gothic"/>
-                <w:sz w:val="20"/>
-                <w:szCs w:val="20"/>
-              </w:rPr>
-              <w:t xml:space="preserve"/>
-            </w:r>
-          </w:p>
-        </w:tc>
-        <w:tc>
-          <w:tcPr>
-            <w:tcW w:type="dxa" w:w="3650"/>
-            <w:tcMar>
-              <w:top w:type="dxa" w:w="260"/>
-              <w:left w:type="dxa" w:w="120"/>
-              <w:bottom w:type="dxa" w:w="260"/>
-              <w:right w:type="dxa" w:w="120"/>
-            </w:tcMar>
-          </w:tcPr>
-          <w:p>
-            <w:r>
-              <w:rPr>
-                <w:rFonts w:ascii="Malgun Gothic" w:cs="Malgun Gothic" w:eastAsia="Malgun Gothic" w:hAnsi="Malgun Gothic"/>
-                <w:sz w:val="20"/>
-                <w:szCs w:val="20"/>
-              </w:rPr>
-              <w:t xml:space="preserve"/>
-            </w:r>
-          </w:p>
-        </w:tc>
-      </w:tr>
-      <w:tr>
-        <w:trPr>
-          <w:cantSplit/>
-        </w:trPr>
-        <w:tc>
-          <w:tcPr>
-            <w:tcW w:type="dxa" w:w="3100"/>
-            <w:tcMar>
-              <w:top w:type="dxa" w:w="260"/>
-              <w:left w:type="dxa" w:w="120"/>
-              <w:bottom w:type="dxa" w:w="260"/>
-              <w:right w:type="dxa" w:w="120"/>
-            </w:tcMar>
-          </w:tcPr>
-          <w:p>
-            <w:r>
-              <w:rPr>
-                <w:rFonts w:ascii="Malgun Gothic" w:cs="Malgun Gothic" w:eastAsia="Malgun Gothic" w:hAnsi="Malgun Gothic"/>
-                <w:sz w:val="20"/>
-                <w:szCs w:val="20"/>
-              </w:rPr>
-              <w:t xml:space="preserve"/>
-            </w:r>
-          </w:p>
-        </w:tc>
-        <w:tc>
-          <w:tcPr>
-            <w:tcW w:type="dxa" w:w="2600"/>
-            <w:tcMar>
-              <w:top w:type="dxa" w:w="260"/>
-              <w:left w:type="dxa" w:w="120"/>
-              <w:bottom w:type="dxa" w:w="260"/>
-              <w:right w:type="dxa" w:w="120"/>
-            </w:tcMar>
-          </w:tcPr>
-          <w:p>
-            <w:r>
-              <w:rPr>
-                <w:rFonts w:ascii="Malgun Gothic" w:cs="Malgun Gothic" w:eastAsia="Malgun Gothic" w:hAnsi="Malgun Gothic"/>
-                <w:sz w:val="20"/>
-                <w:szCs w:val="20"/>
-              </w:rPr>
-              <w:t xml:space="preserve"/>
-            </w:r>
-          </w:p>
-        </w:tc>
-        <w:tc>
-          <w:tcPr>
-            <w:tcW w:type="dxa" w:w="3650"/>
-            <w:tcMar>
-              <w:top w:type="dxa" w:w="260"/>
-              <w:left w:type="dxa" w:w="120"/>
-              <w:bottom w:type="dxa" w:w="260"/>
-              <w:right w:type="dxa" w:w="120"/>
-            </w:tcMar>
-          </w:tcPr>
-          <w:p>
-            <w:r>
-              <w:rPr>
-                <w:rFonts w:ascii="Malgun Gothic" w:cs="Malgun Gothic" w:eastAsia="Malgun Gothic" w:hAnsi="Malgun Gothic"/>
-                <w:sz w:val="20"/>
-                <w:szCs w:val="20"/>
-              </w:rPr>
-              <w:t xml:space="preserve"/>
-            </w:r>
-          </w:p>
-        </w:tc>
-      </w:tr>
-      <w:tr>
-        <w:trPr>
-          <w:cantSplit/>
-        </w:trPr>
-        <w:tc>
-          <w:tcPr>
-            <w:tcW w:type="dxa" w:w="3100"/>
-            <w:tcMar>
-              <w:top w:type="dxa" w:w="260"/>
-              <w:left w:type="dxa" w:w="120"/>
-              <w:bottom w:type="dxa" w:w="260"/>
-              <w:right w:type="dxa" w:w="120"/>
-            </w:tcMar>
-          </w:tcPr>
-          <w:p>
-            <w:r>
-              <w:rPr>
-                <w:rFonts w:ascii="Malgun Gothic" w:cs="Malgun Gothic" w:eastAsia="Malgun Gothic" w:hAnsi="Malgun Gothic"/>
-                <w:sz w:val="20"/>
-                <w:szCs w:val="20"/>
-              </w:rPr>
-              <w:t xml:space="preserve"/>
-            </w:r>
-          </w:p>
-        </w:tc>
-        <w:tc>
-          <w:tcPr>
-            <w:tcW w:type="dxa" w:w="2600"/>
-            <w:tcMar>
-              <w:top w:type="dxa" w:w="260"/>
-              <w:left w:type="dxa" w:w="120"/>
-              <w:bottom w:type="dxa" w:w="260"/>
-              <w:right w:type="dxa" w:w="120"/>
-            </w:tcMar>
-          </w:tcPr>
-          <w:p>
-            <w:r>
-              <w:rPr>
-                <w:rFonts w:ascii="Malgun Gothic" w:cs="Malgun Gothic" w:eastAsia="Malgun Gothic" w:hAnsi="Malgun Gothic"/>
-                <w:sz w:val="20"/>
-                <w:szCs w:val="20"/>
-              </w:rPr>
-              <w:t xml:space="preserve"/>
-            </w:r>
-          </w:p>
-        </w:tc>
-        <w:tc>
-          <w:tcPr>
-            <w:tcW w:type="dxa" w:w="3650"/>
-            <w:tcMar>
-              <w:top w:type="dxa" w:w="260"/>
-              <w:left w:type="dxa" w:w="120"/>
-              <w:bottom w:type="dxa" w:w="260"/>
-              <w:right w:type="dxa" w:w="120"/>
-            </w:tcMar>
-          </w:tcPr>
-          <w:p>
-            <w:r>
-              <w:rPr>
-                <w:rFonts w:ascii="Malgun Gothic" w:cs="Malgun Gothic" w:eastAsia="Malgun Gothic" w:hAnsi="Malgun Gothic"/>
-                <w:sz w:val="20"/>
-                <w:szCs w:val="20"/>
-              </w:rPr>
-              <w:t xml:space="preserve"/>
-            </w:r>
-          </w:p>
-        </w:tc>
-      </w:tr>
-    </w:tbl>
-    <w:p>
-      <w:pPr>
-        <w:spacing w:after="160"/>
-      </w:pPr>
-    </w:p>
-    <w:p>
-      <w:pPr>
-        <w:pStyle w:val="Heading2"/>
-        <w:keepNext/>
-        <w:spacing w:after="120" w:before="240"/>
-      </w:pPr>
-      <w:r>
-        <w:rPr>
-          <w:rFonts w:ascii="Malgun Gothic" w:cs="Malgun Gothic" w:eastAsia="Malgun Gothic" w:hAnsi="Malgun Gothic"/>
-          <w:b/>
-          <w:bCs/>
-          <w:color w:val="2F5496"/>
-          <w:sz w:val="24"/>
-          <w:szCs w:val="24"/>
-        </w:rPr>
-        <w:t xml:space="preserve">자주 나오는 것들 — 내 것과 맞춰 보세요</w:t>
+        <w:t xml:space="preserve">오늘 자주 나오는 것들 — 내 것과 맞춰 보세요</w:t>
       </w:r>
     </w:p>
     <w:tbl>
@@ -6063,7 +6735,7 @@
                 <w:sz w:val="20"/>
                 <w:szCs w:val="20"/>
               </w:rPr>
-              <w:t xml:space="preserve">AI 가 하는 말</w:t>
+              <w:t xml:space="preserve">AI 가 하는 말 · 하는 것</w:t>
             </w:r>
           </w:p>
         </w:tc>
@@ -6119,7 +6791,7 @@
                 <w:sz w:val="20"/>
                 <w:szCs w:val="20"/>
               </w:rPr>
-              <w:t xml:space="preserve">tailwind.config.js 를 만드세요</w:t>
+              <w:t xml:space="preserve">globals.css 에 @theme 블록을 만드세요</w:t>
             </w:r>
           </w:p>
         </w:tc>
@@ -6144,7 +6816,7 @@
                 <w:sz w:val="20"/>
                 <w:szCs w:val="20"/>
               </w:rPr>
-              <w:t xml:space="preserve">우리는 v4 입니다. 설정은 globals.css 의 @theme 에 씁니다</w:t>
+              <w:t xml:space="preserve">우리 토큰은 const UI 자바스크립트 객체입니다. 13주차 자료를 보고 하는 말입니다</w:t>
             </w:r>
           </w:p>
         </w:tc>
@@ -6174,7 +6846,7 @@
                 <w:sz w:val="20"/>
                 <w:szCs w:val="20"/>
               </w:rPr>
-              <w:t xml:space="preserve">bg-gray-800 / text-green-500</w:t>
+              <w:t xml:space="preserve">bg-base / text-ink / border-line</w:t>
             </w:r>
           </w:p>
         </w:tc>
@@ -6199,7 +6871,7 @@
                 <w:sz w:val="20"/>
                 <w:szCs w:val="20"/>
               </w:rPr>
-              <w:t xml:space="preserve">토큰 이름만 씁니다. 15주차에 그 자리만 색이 안 바뀝니다</w:t>
+              <w:t xml:space="preserve">우리 코드에 없는 이름입니다. 없는 색을 쓰면 그 자리가 투명해집니다</w:t>
             </w:r>
           </w:p>
         </w:tc>
@@ -6229,7 +6901,7 @@
                 <w:sz w:val="20"/>
                 <w:szCs w:val="20"/>
               </w:rPr>
-              <w:t xml:space="preserve">아이콘만 남기고 글자를 지웠다</w:t>
+              <w:t xml:space="preserve">tailwind.config.js 를 만드세요</w:t>
             </w:r>
           </w:p>
         </w:tc>
@@ -6254,7 +6926,7 @@
                 <w:sz w:val="20"/>
                 <w:szCs w:val="20"/>
               </w:rPr>
-              <w:t xml:space="preserve">아이콘만으로는 뜻이 전달되지 않습니다</w:t>
+              <w:t xml:space="preserve">우리는 v4 입니다. 인터넷에 v3 자료가 훨씬 많아서 자주 나옵니다</w:t>
             </w:r>
           </w:p>
         </w:tc>
@@ -6284,7 +6956,7 @@
                 <w:sz w:val="20"/>
                 <w:szCs w:val="20"/>
               </w:rPr>
-              <w:t xml:space="preserve">focus: 를 썼다</w:t>
+              <w:t xml:space="preserve">Wake Lock 을 try/catch 없이 썼다</w:t>
             </w:r>
           </w:p>
         </w:tc>
@@ -6309,7 +6981,7 @@
                 <w:sz w:val="20"/>
                 <w:szCs w:val="20"/>
               </w:rPr>
-              <w:t xml:space="preserve">마우스로 클릭해도 테두리가 뜨면 틀린 것입니다</w:t>
+              <w:t xml:space="preserve">지원하지 않는 브라우저에서 화면이 하얗게 됩니다</w:t>
             </w:r>
           </w:p>
         </w:tc>
@@ -6339,7 +7011,7 @@
                 <w:sz w:val="20"/>
                 <w:szCs w:val="20"/>
               </w:rPr>
-              <w:t xml:space="preserve">파일을 컴포넌트로 나눕시다</w:t>
+              <w:t xml:space="preserve">전체화면만 끄고 전시 모드는 켜 둔다</w:t>
             </w:r>
           </w:p>
         </w:tc>
@@ -6364,7 +7036,7 @@
                 <w:sz w:val="20"/>
                 <w:szCs w:val="20"/>
               </w:rPr>
-              <w:t xml:space="preserve">규칙 3-6. 한 파일 안에서 전체를 봅니다</w:t>
+              <w:t xml:space="preserve">fullscreenchange 처리가 빠진 것입니다. 되돌릴 수 없게 됩니다</w:t>
             </w:r>
           </w:p>
         </w:tc>
@@ -6394,6 +7066,226 @@
                 <w:sz w:val="20"/>
                 <w:szCs w:val="20"/>
               </w:rPr>
+              <w:t xml:space="preserve">전시 모드에서 조작 버튼을 안 숨긴다</w:t>
+            </w:r>
+          </w:p>
+        </w:tc>
+        <w:tc>
+          <w:tcPr>
+            <w:tcW w:type="dxa" w:w="5950"/>
+            <w:tcMar>
+              <w:top w:type="dxa" w:w="100"/>
+              <w:left w:type="dxa" w:w="120"/>
+              <w:bottom w:type="dxa" w:w="100"/>
+              <w:right w:type="dxa" w:w="120"/>
+            </w:tcMar>
+            <w:vAlign w:val="center"/>
+          </w:tcPr>
+          <w:p>
+            <w:r>
+              <w:rPr>
+                <w:rFonts w:ascii="Malgun Gothic" w:cs="Malgun Gothic" w:eastAsia="Malgun Gothic" w:hAnsi="Malgun Gothic"/>
+                <w:b w:val="false"/>
+                <w:bCs w:val="false"/>
+                <w:color w:val="000000"/>
+                <w:sz w:val="20"/>
+                <w:szCs w:val="20"/>
+              </w:rPr>
+              <w:t xml:space="preserve">관람객이 눌러서 연결을 끊어 버립니다</w:t>
+            </w:r>
+          </w:p>
+        </w:tc>
+      </w:tr>
+      <w:tr>
+        <w:trPr>
+          <w:cantSplit/>
+        </w:trPr>
+        <w:tc>
+          <w:tcPr>
+            <w:tcW w:type="dxa" w:w="3400"/>
+            <w:tcMar>
+              <w:top w:type="dxa" w:w="100"/>
+              <w:left w:type="dxa" w:w="120"/>
+              <w:bottom w:type="dxa" w:w="100"/>
+              <w:right w:type="dxa" w:w="120"/>
+            </w:tcMar>
+            <w:vAlign w:val="center"/>
+          </w:tcPr>
+          <w:p>
+            <w:r>
+              <w:rPr>
+                <w:rFonts w:ascii="Malgun Gothic" w:cs="Malgun Gothic" w:eastAsia="Malgun Gothic" w:hAnsi="Malgun Gothic"/>
+                <w:b w:val="false"/>
+                <w:bCs w:val="false"/>
+                <w:color w:val="000000"/>
+                <w:sz w:val="20"/>
+                <w:szCs w:val="20"/>
+              </w:rPr>
+              <w:t xml:space="preserve">작품 설명을 기술 스펙으로 다시 쓴다</w:t>
+            </w:r>
+          </w:p>
+        </w:tc>
+        <w:tc>
+          <w:tcPr>
+            <w:tcW w:type="dxa" w:w="5950"/>
+            <w:tcMar>
+              <w:top w:type="dxa" w:w="100"/>
+              <w:left w:type="dxa" w:w="120"/>
+              <w:bottom w:type="dxa" w:w="100"/>
+              <w:right w:type="dxa" w:w="120"/>
+            </w:tcMar>
+            <w:vAlign w:val="center"/>
+          </w:tcPr>
+          <w:p>
+            <w:r>
+              <w:rPr>
+                <w:rFonts w:ascii="Malgun Gothic" w:cs="Malgun Gothic" w:eastAsia="Malgun Gothic" w:hAnsi="Malgun Gothic"/>
+                <w:b w:val="false"/>
+                <w:bCs w:val="false"/>
+                <w:color w:val="000000"/>
+                <w:sz w:val="20"/>
+                <w:szCs w:val="20"/>
+              </w:rPr>
+              <w:t xml:space="preserve">관람객이 읽을 말로 직접 적으세요</w:t>
+            </w:r>
+          </w:p>
+        </w:tc>
+      </w:tr>
+      <w:tr>
+        <w:trPr>
+          <w:cantSplit/>
+        </w:trPr>
+        <w:tc>
+          <w:tcPr>
+            <w:tcW w:type="dxa" w:w="3400"/>
+            <w:tcMar>
+              <w:top w:type="dxa" w:w="100"/>
+              <w:left w:type="dxa" w:w="120"/>
+              <w:bottom w:type="dxa" w:w="100"/>
+              <w:right w:type="dxa" w:w="120"/>
+            </w:tcMar>
+            <w:vAlign w:val="center"/>
+          </w:tcPr>
+          <w:p>
+            <w:r>
+              <w:rPr>
+                <w:rFonts w:ascii="Malgun Gothic" w:cs="Malgun Gothic" w:eastAsia="Malgun Gothic" w:hAnsi="Malgun Gothic"/>
+                <w:b w:val="false"/>
+                <w:bCs w:val="false"/>
+                <w:color w:val="000000"/>
+                <w:sz w:val="20"/>
+                <w:szCs w:val="20"/>
+              </w:rPr>
+              <w:t xml:space="preserve">연결 상태를 true / false 로 바꿉시다</w:t>
+            </w:r>
+          </w:p>
+        </w:tc>
+        <w:tc>
+          <w:tcPr>
+            <w:tcW w:type="dxa" w:w="5950"/>
+            <w:tcMar>
+              <w:top w:type="dxa" w:w="100"/>
+              <w:left w:type="dxa" w:w="120"/>
+              <w:bottom w:type="dxa" w:w="100"/>
+              <w:right w:type="dxa" w:w="120"/>
+            </w:tcMar>
+            <w:vAlign w:val="center"/>
+          </w:tcPr>
+          <w:p>
+            <w:r>
+              <w:rPr>
+                <w:rFonts w:ascii="Malgun Gothic" w:cs="Malgun Gothic" w:eastAsia="Malgun Gothic" w:hAnsi="Malgun Gothic"/>
+                <w:b w:val="false"/>
+                <w:bCs w:val="false"/>
+                <w:color w:val="000000"/>
+                <w:sz w:val="20"/>
+                <w:szCs w:val="20"/>
+              </w:rPr>
+              <w:t xml:space="preserve">재연결 중인 상태가 사라집니다. 세 가지를 유지하세요</w:t>
+            </w:r>
+          </w:p>
+        </w:tc>
+      </w:tr>
+      <w:tr>
+        <w:trPr>
+          <w:cantSplit/>
+        </w:trPr>
+        <w:tc>
+          <w:tcPr>
+            <w:tcW w:type="dxa" w:w="3400"/>
+            <w:tcMar>
+              <w:top w:type="dxa" w:w="100"/>
+              <w:left w:type="dxa" w:w="120"/>
+              <w:bottom w:type="dxa" w:w="100"/>
+              <w:right w:type="dxa" w:w="120"/>
+            </w:tcMar>
+            <w:vAlign w:val="center"/>
+          </w:tcPr>
+          <w:p>
+            <w:r>
+              <w:rPr>
+                <w:rFonts w:ascii="Malgun Gothic" w:cs="Malgun Gothic" w:eastAsia="Malgun Gothic" w:hAnsi="Malgun Gothic"/>
+                <w:b w:val="false"/>
+                <w:bCs w:val="false"/>
+                <w:color w:val="000000"/>
+                <w:sz w:val="20"/>
+                <w:szCs w:val="20"/>
+              </w:rPr>
+              <w:t xml:space="preserve">파일을 컴포넌트로 나눕시다</w:t>
+            </w:r>
+          </w:p>
+        </w:tc>
+        <w:tc>
+          <w:tcPr>
+            <w:tcW w:type="dxa" w:w="5950"/>
+            <w:tcMar>
+              <w:top w:type="dxa" w:w="100"/>
+              <w:left w:type="dxa" w:w="120"/>
+              <w:bottom w:type="dxa" w:w="100"/>
+              <w:right w:type="dxa" w:w="120"/>
+            </w:tcMar>
+            <w:vAlign w:val="center"/>
+          </w:tcPr>
+          <w:p>
+            <w:r>
+              <w:rPr>
+                <w:rFonts w:ascii="Malgun Gothic" w:cs="Malgun Gothic" w:eastAsia="Malgun Gothic" w:hAnsi="Malgun Gothic"/>
+                <w:b w:val="false"/>
+                <w:bCs w:val="false"/>
+                <w:color w:val="000000"/>
+                <w:sz w:val="20"/>
+                <w:szCs w:val="20"/>
+              </w:rPr>
+              <w:t xml:space="preserve">규칙 3-6. 한 파일 안에서 전체를 봅니다</w:t>
+            </w:r>
+          </w:p>
+        </w:tc>
+      </w:tr>
+      <w:tr>
+        <w:trPr>
+          <w:cantSplit/>
+        </w:trPr>
+        <w:tc>
+          <w:tcPr>
+            <w:tcW w:type="dxa" w:w="3400"/>
+            <w:tcMar>
+              <w:top w:type="dxa" w:w="100"/>
+              <w:left w:type="dxa" w:w="120"/>
+              <w:bottom w:type="dxa" w:w="100"/>
+              <w:right w:type="dxa" w:w="120"/>
+            </w:tcMar>
+            <w:vAlign w:val="center"/>
+          </w:tcPr>
+          <w:p>
+            <w:r>
+              <w:rPr>
+                <w:rFonts w:ascii="Malgun Gothic" w:cs="Malgun Gothic" w:eastAsia="Malgun Gothic" w:hAnsi="Malgun Gothic"/>
+                <w:b w:val="false"/>
+                <w:bCs w:val="false"/>
+                <w:color w:val="000000"/>
+                <w:sz w:val="20"/>
+                <w:szCs w:val="20"/>
+              </w:rPr>
               <w:t xml:space="preserve">npm install 하세요</w:t>
             </w:r>
           </w:p>
@@ -6419,7 +7311,7 @@
                 <w:sz w:val="20"/>
                 <w:szCs w:val="20"/>
               </w:rPr>
-              <w:t xml:space="preserve">lucide-react 말고는 새 라이브러리를 넣지 않습니다</w:t>
+              <w:t xml:space="preserve">전시 이틀 전에 새 라이브러리를 넣지 않습니다</w:t>
             </w:r>
           </w:p>
         </w:tc>
@@ -6459,7 +7351,7 @@
           <w:sz w:val="21"/>
           <w:szCs w:val="21"/>
         </w:rPr>
-        <w:t xml:space="preserve">☐  올리기 전에 비밀번호가 없는 것을 눈으로 확인했다</w:t>
+        <w:t xml:space="preserve">☐  올리기 전에 .env.local 과 비밀번호가 빠진 것을 눈으로 확인했다</w:t>
       </w:r>
     </w:p>
     <w:p>
@@ -6473,7 +7365,7 @@
           <w:sz w:val="21"/>
           <w:szCs w:val="21"/>
         </w:rPr>
-        <w:t xml:space="preserve">☐  코드를 달라고 하기 전에 계획부터 받았다</w:t>
+        <w:t xml:space="preserve">☐  11주차에 받은 프로젝트-규칙.md 를 올렸다 (13주차 것이 아니다)</w:t>
       </w:r>
     </w:p>
     <w:p>
@@ -6529,7 +7421,7 @@
           <w:sz w:val="21"/>
           <w:szCs w:val="21"/>
         </w:rPr>
-        <w:t xml:space="preserve">☐  통신 코드가 그대로인 것을 확인했다</w:t>
+        <w:t xml:space="preserve">☐  통신 코드와 데이터베이스 코드가 그대로인 것을 확인했다</w:t>
       </w:r>
     </w:p>
     <w:p>
@@ -6543,7 +7435,7 @@
           <w:sz w:val="21"/>
           <w:szCs w:val="21"/>
         </w:rPr>
-        <w:t xml:space="preserve">☐  아이콘 · 휴대폰 · 반응 세 가지가 모두 동작한다</w:t>
+        <w:t xml:space="preserve">☐  전시 모드 · 가독성 · 작품 설명 세 가지가 모두 동작한다</w:t>
       </w:r>
     </w:p>
     <w:p>
@@ -6557,7 +7449,21 @@
           <w:sz w:val="21"/>
           <w:szCs w:val="21"/>
         </w:rPr>
-        <w:t xml:space="preserve">☐  우리 팀 화면에도 같은 일을 시작했다</w:t>
+        <w:t xml:space="preserve">☐  ESC 를 눌러도 되돌릴 수 있는 것을 확인했다</w:t>
+      </w:r>
+    </w:p>
+    <w:p>
+      <w:pPr>
+        <w:spacing w:after="100"/>
+        <w:ind w:left="260"/>
+      </w:pPr>
+      <w:r>
+        <w:rPr>
+          <w:rFonts w:ascii="Malgun Gothic" w:cs="Malgun Gothic" w:eastAsia="Malgun Gothic" w:hAnsi="Malgun Gothic"/>
+          <w:sz w:val="21"/>
+          <w:szCs w:val="21"/>
+        </w:rPr>
+        <w:t xml:space="preserve">☐  30분 무인 리허설을 끝까지 했다</w:t>
       </w:r>
     </w:p>
     <w:p>
@@ -6598,7 +7504,7 @@
           <w:sz w:val="21"/>
           <w:szCs w:val="21"/>
         </w:rPr>
-        <w:t xml:space="preserve">'무엇을 올리지 않을 것인가' 를 정하는 것이 왜 중요했는지 써 보세요.</w:t>
+        <w:t xml:space="preserve">'기능이 되는 것' 과 '전시장에서 버티는 것' 은 어떻게 다릅니까? 오늘 고친 것 중 하나를 예로 들어 쓰세요.</w:t>
       </w:r>
     </w:p>
     <w:tbl>
@@ -6714,7 +7620,7 @@
           <w:sz w:val="24"/>
           <w:szCs w:val="24"/>
         </w:rPr>
-        <w:t xml:space="preserve">다음 주 예고</w:t>
+        <w:t xml:space="preserve">다음은 수업이 아닙니다 — 11월 20일 전시회입니다</w:t>
       </w:r>
     </w:p>
     <w:tbl>
@@ -6757,7 +7663,7 @@
                 <w:sz w:val="20"/>
                 <w:szCs w:val="20"/>
               </w:rPr>
-              <w:t xml:space="preserve">15주차에서는 13주차에 만든 색 토큰 다섯 개의 값만 갈아끼워 디자인 스타일 네 가지를 만듭니다. 명암비를 직접 계산해서 전시회에 쓸 조합을 고르고, 레이아웃을 정해 전시 화면을 고정합니다. 15주차도 오늘처럼 바이브 코딩으로 합니다.</w:t>
+              <w:t xml:space="preserve">오늘까지 일곱 번의 수업으로 센서를 읽고, 서버와 데이터베이스를 붙이고, 화면을 만들고, AI 에게 부탁해서 우리 작품에 맞게 고쳤습니다. 이제 남은 일은 전시회 전까지 손대지 않고 아껴 두는 것입니다. 당일 아침에는 7번 점검표만 보세요. 관람객이 멈춰 서서 손으로 센서를 가려 보고 화면이 바뀌는 것을 보는 순간, 그것이 작품이 완성되는 순간입니다.</w:t>
             </w:r>
           </w:p>
         </w:tc>

--- a/worksheets/14주차_학생워크시트.docx
+++ b/worksheets/14주차_학생워크시트.docx
@@ -46,7 +46,7 @@
           <w:sz w:val="24"/>
           <w:szCs w:val="24"/>
         </w:rPr>
-        <w:t xml:space="preserve">전시장에 내놓기 — 전시 모드 · 멀리서 보이게 · 작품 설명</w:t>
+        <w:t xml:space="preserve">전시회에 내놓을 수준으로 다시 디자인하기 — 진단 · 재설계 · 구현 · 검증</w:t>
       </w:r>
     </w:p>
     <w:tbl>
@@ -328,7 +328,7 @@
                 <w:sz w:val="20"/>
                 <w:szCs w:val="20"/>
               </w:rPr>
-              <w:t xml:space="preserve">마지막 수업입니다. 다음은 11월 20일 전시회입니다. 오늘은 새 기능을 배우지 않습니다. 몇 시간 동안 사람 없이 켜 두어도 멀쩡한 화면을 만듭니다. 기능이 되는 것과 전시장에서 버티는 것은 다릅니다. 오늘 고치는 것은 전부 '관람객이 보는 쪽' 입니다.</w:t>
+              <w:t xml:space="preserve">마지막 수업입니다. 다음은 11월 20일 전시회입니다. 오늘은 새 기능을 배우지 않습니다. 지금 화면을 통째로 다시 짭니다. 그런데 순서가 거꾸로면 안 됩니다. 무엇이 문제인지 먼저 알아야 다시 디자인할 수 있습니다. 그래서 오늘은 진단부터 시작하고, 방향을 두 가지 비교해서 고른 뒤에 코드를 받습니다. 기능이 되는 것과 전시장에서 작품으로 보이는 것은 다릅니다.</w:t>
             </w:r>
           </w:p>
         </w:tc>
@@ -399,7 +399,7 @@
           <w:sz w:val="21"/>
           <w:szCs w:val="21"/>
         </w:rPr>
-        <w:t xml:space="preserve">☐  몇 시간 동안 화면이 꺼지지 않게 만들고, 그것을 직접 확인할 수 있다.</w:t>
+        <w:t xml:space="preserve">☐  코드를 받기 전에 진단을 먼저 받고, 문제의 심각도를 P0 부터 P3 까지로 나눌 수 있다.</w:t>
       </w:r>
     </w:p>
     <w:p>
@@ -413,7 +413,7 @@
           <w:sz w:val="21"/>
           <w:szCs w:val="21"/>
         </w:rPr>
-        <w:t xml:space="preserve">☐  관람객이 1m 밖에서 읽을 수 있는 화면과 노트북 앞에서 보는 화면이 다르다는 것을 설명할 수 있다.</w:t>
+        <w:t xml:space="preserve">☐  AI 의 진단에서 빠진 것을 내가 아는 것으로 찾아낼 수 있다 (AI 는 올린 파일만 봅니다).</w:t>
       </w:r>
     </w:p>
     <w:p>
@@ -427,7 +427,7 @@
           <w:sz w:val="21"/>
           <w:szCs w:val="21"/>
         </w:rPr>
-        <w:t xml:space="preserve">☐  상태를 색 하나로만 알리면 안 되는 이유를 설명할 수 있다.</w:t>
+        <w:t xml:space="preserve">☐  레이아웃 방향을 두 가지 받아 비교하고, 우리 작품에 맞는 쪽을 골라 이유를 말할 수 있다.</w:t>
       </w:r>
     </w:p>
     <w:p>
@@ -441,7 +441,35 @@
           <w:sz w:val="21"/>
           <w:szCs w:val="21"/>
         </w:rPr>
-        <w:t xml:space="preserve">☐  관람객이 읽을 작품 설명을 내 말로 쓸 수 있다.</w:t>
+        <w:t xml:space="preserve">☐  모든 정보를 같은 크기 카드로 만들지 않고, 주인공을 가장 크게 둘 수 있다.</w:t>
+      </w:r>
+    </w:p>
+    <w:p>
+      <w:pPr>
+        <w:spacing w:after="100"/>
+        <w:ind w:left="260"/>
+      </w:pPr>
+      <w:r>
+        <w:rPr>
+          <w:rFonts w:ascii="Malgun Gothic" w:cs="Malgun Gothic" w:eastAsia="Malgun Gothic" w:hAnsi="Malgun Gothic"/>
+          <w:sz w:val="21"/>
+          <w:szCs w:val="21"/>
+        </w:rPr>
+        <w:t xml:space="preserve">☐  화면을 다시 짜도 전시 모드와 자동 재연결이 사라지지 않게 지킬 수 있다.</w:t>
+      </w:r>
+    </w:p>
+    <w:p>
+      <w:pPr>
+        <w:spacing w:after="100"/>
+        <w:ind w:left="260"/>
+      </w:pPr>
+      <w:r>
+        <w:rPr>
+          <w:rFonts w:ascii="Malgun Gothic" w:cs="Malgun Gothic" w:eastAsia="Malgun Gothic" w:hAnsi="Malgun Gothic"/>
+          <w:sz w:val="21"/>
+          <w:szCs w:val="21"/>
+        </w:rPr>
+        <w:t xml:space="preserve">☐  AI 가 실행할 수 없는 일을 '했다' 고 말한다는 것을 알고, 통과 · 실패 · 미검증을 내가 적을 수 있다.</w:t>
       </w:r>
     </w:p>
     <w:p>
@@ -639,7 +667,7 @@
                 <w:sz w:val="20"/>
                 <w:szCs w:val="20"/>
               </w:rPr>
-              <w:t xml:space="preserve">화면 소스 묶기 · 올리기 전 확인</w:t>
+              <w:t xml:space="preserve">화면 소스 묶기 · 올리기 전 확인 · .bak 백업</w:t>
             </w:r>
           </w:p>
         </w:tc>
@@ -669,7 +697,7 @@
                 <w:sz w:val="20"/>
                 <w:szCs w:val="20"/>
               </w:rPr>
-              <w:t xml:space="preserve">미션 1</w:t>
+              <w:t xml:space="preserve">1단계 진단</w:t>
             </w:r>
           </w:p>
         </w:tc>
@@ -694,6 +722,166 @@
                 <w:sz w:val="20"/>
                 <w:szCs w:val="20"/>
               </w:rPr>
+              <w:t xml:space="preserve">20분</w:t>
+            </w:r>
+          </w:p>
+        </w:tc>
+        <w:tc>
+          <w:tcPr>
+            <w:tcW w:type="dxa" w:w="6350"/>
+            <w:tcMar>
+              <w:top w:type="dxa" w:w="100"/>
+              <w:left w:type="dxa" w:w="120"/>
+              <w:bottom w:type="dxa" w:w="100"/>
+              <w:right w:type="dxa" w:w="120"/>
+            </w:tcMar>
+            <w:vAlign w:val="center"/>
+          </w:tcPr>
+          <w:p>
+            <w:r>
+              <w:rPr>
+                <w:rFonts w:ascii="Malgun Gothic" w:cs="Malgun Gothic" w:eastAsia="Malgun Gothic" w:hAnsi="Malgun Gothic"/>
+                <w:b w:val="false"/>
+                <w:bCs w:val="false"/>
+                <w:color w:val="000000"/>
+                <w:sz w:val="20"/>
+                <w:szCs w:val="20"/>
+              </w:rPr>
+              <w:t xml:space="preserve">AI 가 우리 화면을 읽고 문제를 찾아 P0~P3 로 매깁니다 (코드 없음)</w:t>
+            </w:r>
+          </w:p>
+        </w:tc>
+      </w:tr>
+      <w:tr>
+        <w:trPr>
+          <w:cantSplit/>
+        </w:trPr>
+        <w:tc>
+          <w:tcPr>
+            <w:tcW w:type="dxa" w:w="1700"/>
+            <w:tcMar>
+              <w:top w:type="dxa" w:w="100"/>
+              <w:left w:type="dxa" w:w="120"/>
+              <w:bottom w:type="dxa" w:w="100"/>
+              <w:right w:type="dxa" w:w="120"/>
+            </w:tcMar>
+            <w:vAlign w:val="center"/>
+          </w:tcPr>
+          <w:p>
+            <w:r>
+              <w:rPr>
+                <w:rFonts w:ascii="Malgun Gothic" w:cs="Malgun Gothic" w:eastAsia="Malgun Gothic" w:hAnsi="Malgun Gothic"/>
+                <w:b w:val="false"/>
+                <w:bCs w:val="false"/>
+                <w:color w:val="000000"/>
+                <w:sz w:val="20"/>
+                <w:szCs w:val="20"/>
+              </w:rPr>
+              <w:t xml:space="preserve">재설계 방향</w:t>
+            </w:r>
+          </w:p>
+        </w:tc>
+        <w:tc>
+          <w:tcPr>
+            <w:tcW w:type="dxa" w:w="1300"/>
+            <w:tcMar>
+              <w:top w:type="dxa" w:w="100"/>
+              <w:left w:type="dxa" w:w="120"/>
+              <w:bottom w:type="dxa" w:w="100"/>
+              <w:right w:type="dxa" w:w="120"/>
+            </w:tcMar>
+            <w:vAlign w:val="center"/>
+          </w:tcPr>
+          <w:p>
+            <w:r>
+              <w:rPr>
+                <w:rFonts w:ascii="Malgun Gothic" w:cs="Malgun Gothic" w:eastAsia="Malgun Gothic" w:hAnsi="Malgun Gothic"/>
+                <w:b w:val="false"/>
+                <w:bCs w:val="false"/>
+                <w:color w:val="000000"/>
+                <w:sz w:val="20"/>
+                <w:szCs w:val="20"/>
+              </w:rPr>
+              <w:t xml:space="preserve">20분</w:t>
+            </w:r>
+          </w:p>
+        </w:tc>
+        <w:tc>
+          <w:tcPr>
+            <w:tcW w:type="dxa" w:w="6350"/>
+            <w:tcMar>
+              <w:top w:type="dxa" w:w="100"/>
+              <w:left w:type="dxa" w:w="120"/>
+              <w:bottom w:type="dxa" w:w="100"/>
+              <w:right w:type="dxa" w:w="120"/>
+            </w:tcMar>
+            <w:vAlign w:val="center"/>
+          </w:tcPr>
+          <w:p>
+            <w:r>
+              <w:rPr>
+                <w:rFonts w:ascii="Malgun Gothic" w:cs="Malgun Gothic" w:eastAsia="Malgun Gothic" w:hAnsi="Malgun Gothic"/>
+                <w:b w:val="false"/>
+                <w:bCs w:val="false"/>
+                <w:color w:val="000000"/>
+                <w:sz w:val="20"/>
+                <w:szCs w:val="20"/>
+              </w:rPr>
+              <w:t xml:space="preserve">레이아웃 방향 두 가지를 비교해서 고릅니다 (코드 없음)</w:t>
+            </w:r>
+          </w:p>
+        </w:tc>
+      </w:tr>
+      <w:tr>
+        <w:trPr>
+          <w:cantSplit/>
+        </w:trPr>
+        <w:tc>
+          <w:tcPr>
+            <w:tcW w:type="dxa" w:w="1700"/>
+            <w:tcMar>
+              <w:top w:type="dxa" w:w="100"/>
+              <w:left w:type="dxa" w:w="120"/>
+              <w:bottom w:type="dxa" w:w="100"/>
+              <w:right w:type="dxa" w:w="120"/>
+            </w:tcMar>
+            <w:vAlign w:val="center"/>
+          </w:tcPr>
+          <w:p>
+            <w:r>
+              <w:rPr>
+                <w:rFonts w:ascii="Malgun Gothic" w:cs="Malgun Gothic" w:eastAsia="Malgun Gothic" w:hAnsi="Malgun Gothic"/>
+                <w:b w:val="false"/>
+                <w:bCs w:val="false"/>
+                <w:color w:val="000000"/>
+                <w:sz w:val="20"/>
+                <w:szCs w:val="20"/>
+              </w:rPr>
+              <w:t xml:space="preserve">2단계 구현</w:t>
+            </w:r>
+          </w:p>
+        </w:tc>
+        <w:tc>
+          <w:tcPr>
+            <w:tcW w:type="dxa" w:w="1300"/>
+            <w:tcMar>
+              <w:top w:type="dxa" w:w="100"/>
+              <w:left w:type="dxa" w:w="120"/>
+              <w:bottom w:type="dxa" w:w="100"/>
+              <w:right w:type="dxa" w:w="120"/>
+            </w:tcMar>
+            <w:vAlign w:val="center"/>
+          </w:tcPr>
+          <w:p>
+            <w:r>
+              <w:rPr>
+                <w:rFonts w:ascii="Malgun Gothic" w:cs="Malgun Gothic" w:eastAsia="Malgun Gothic" w:hAnsi="Malgun Gothic"/>
+                <w:b w:val="false"/>
+                <w:bCs w:val="false"/>
+                <w:color w:val="000000"/>
+                <w:sz w:val="20"/>
+                <w:szCs w:val="20"/>
+              </w:rPr>
               <w:t xml:space="preserve">30분</w:t>
             </w:r>
           </w:p>
@@ -719,7 +907,7 @@
                 <w:sz w:val="20"/>
                 <w:szCs w:val="20"/>
               </w:rPr>
-              <w:t xml:space="preserve">전시 모드 — 화면이 안 꺼지게, 전체화면, 버튼 숨김</w:t>
+              <w:t xml:space="preserve">고른 방향으로 다시 짭니다 + 전시 필수 항목</w:t>
             </w:r>
           </w:p>
         </w:tc>
@@ -749,7 +937,7 @@
                 <w:sz w:val="20"/>
                 <w:szCs w:val="20"/>
               </w:rPr>
-              <w:t xml:space="preserve">미션 2</w:t>
+              <w:t xml:space="preserve">3단계 검증</w:t>
             </w:r>
           </w:p>
         </w:tc>
@@ -774,7 +962,7 @@
                 <w:sz w:val="20"/>
                 <w:szCs w:val="20"/>
               </w:rPr>
-              <w:t xml:space="preserve">25분</w:t>
+              <w:t xml:space="preserve">10분</w:t>
             </w:r>
           </w:p>
         </w:tc>
@@ -799,87 +987,7 @@
                 <w:sz w:val="20"/>
                 <w:szCs w:val="20"/>
               </w:rPr>
-              <w:t xml:space="preserve">멀리서도 보이게</w:t>
-            </w:r>
-          </w:p>
-        </w:tc>
-      </w:tr>
-      <w:tr>
-        <w:trPr>
-          <w:cantSplit/>
-        </w:trPr>
-        <w:tc>
-          <w:tcPr>
-            <w:tcW w:type="dxa" w:w="1700"/>
-            <w:tcMar>
-              <w:top w:type="dxa" w:w="100"/>
-              <w:left w:type="dxa" w:w="120"/>
-              <w:bottom w:type="dxa" w:w="100"/>
-              <w:right w:type="dxa" w:w="120"/>
-            </w:tcMar>
-            <w:vAlign w:val="center"/>
-          </w:tcPr>
-          <w:p>
-            <w:r>
-              <w:rPr>
-                <w:rFonts w:ascii="Malgun Gothic" w:cs="Malgun Gothic" w:eastAsia="Malgun Gothic" w:hAnsi="Malgun Gothic"/>
-                <w:b w:val="false"/>
-                <w:bCs w:val="false"/>
-                <w:color w:val="000000"/>
-                <w:sz w:val="20"/>
-                <w:szCs w:val="20"/>
-              </w:rPr>
-              <w:t xml:space="preserve">미션 3</w:t>
-            </w:r>
-          </w:p>
-        </w:tc>
-        <w:tc>
-          <w:tcPr>
-            <w:tcW w:type="dxa" w:w="1300"/>
-            <w:tcMar>
-              <w:top w:type="dxa" w:w="100"/>
-              <w:left w:type="dxa" w:w="120"/>
-              <w:bottom w:type="dxa" w:w="100"/>
-              <w:right w:type="dxa" w:w="120"/>
-            </w:tcMar>
-            <w:vAlign w:val="center"/>
-          </w:tcPr>
-          <w:p>
-            <w:r>
-              <w:rPr>
-                <w:rFonts w:ascii="Malgun Gothic" w:cs="Malgun Gothic" w:eastAsia="Malgun Gothic" w:hAnsi="Malgun Gothic"/>
-                <w:b w:val="false"/>
-                <w:bCs w:val="false"/>
-                <w:color w:val="000000"/>
-                <w:sz w:val="20"/>
-                <w:szCs w:val="20"/>
-              </w:rPr>
-              <w:t xml:space="preserve">25분</w:t>
-            </w:r>
-          </w:p>
-        </w:tc>
-        <w:tc>
-          <w:tcPr>
-            <w:tcW w:type="dxa" w:w="6350"/>
-            <w:tcMar>
-              <w:top w:type="dxa" w:w="100"/>
-              <w:left w:type="dxa" w:w="120"/>
-              <w:bottom w:type="dxa" w:w="100"/>
-              <w:right w:type="dxa" w:w="120"/>
-            </w:tcMar>
-            <w:vAlign w:val="center"/>
-          </w:tcPr>
-          <w:p>
-            <w:r>
-              <w:rPr>
-                <w:rFonts w:ascii="Malgun Gothic" w:cs="Malgun Gothic" w:eastAsia="Malgun Gothic" w:hAnsi="Malgun Gothic"/>
-                <w:b w:val="false"/>
-                <w:bCs w:val="false"/>
-                <w:color w:val="000000"/>
-                <w:sz w:val="20"/>
-                <w:szCs w:val="20"/>
-              </w:rPr>
-              <w:t xml:space="preserve">관람객이 읽는 작품 설명</w:t>
+              <w:t xml:space="preserve">손으로 확인 (빌드 · ESC · 390px · Tab)</w:t>
             </w:r>
           </w:p>
         </w:tc>
@@ -2385,7 +2493,7 @@
           <w:sz w:val="30"/>
           <w:szCs w:val="30"/>
         </w:rPr>
-        <w:t xml:space="preserve">3. 미션 1 · 전시 모드</w:t>
+        <w:t xml:space="preserve">3. 1단계 · 진단 — 무엇이 문제인지 먼저 찾습니다</w:t>
       </w:r>
     </w:p>
     <w:p>
@@ -2403,330 +2511,12 @@
           <w:sz w:val="21"/>
           <w:szCs w:val="21"/>
         </w:rPr>
-        <w:t xml:space="preserve">전시장에서는 노트북 앞에 아무도 앉아 있지 않습니다. 지금 화면은 몇 분만 두면 저절로 꺼집니다.</w:t>
+        <w:t xml:space="preserve">아직 코드를 받지 않습니다. 보고서만 받습니다. 코드를 먼저 받으면, 방향이 틀렸을 때 되돌리기가 어렵습니다.</w:t>
       </w:r>
     </w:p>
     <w:p>
       <w:pPr>
         <w:spacing w:after="120"/>
-      </w:pPr>
-    </w:p>
-    <w:p>
-      <w:pPr>
-        <w:pStyle w:val="Heading2"/>
-        <w:keepNext/>
-        <w:spacing w:after="120" w:before="240"/>
-      </w:pPr>
-      <w:r>
-        <w:rPr>
-          <w:rFonts w:ascii="Malgun Gothic" w:cs="Malgun Gothic" w:eastAsia="Malgun Gothic" w:hAnsi="Malgun Gothic"/>
-          <w:b/>
-          <w:bCs/>
-          <w:color w:val="2F5496"/>
-          <w:sz w:val="24"/>
-          <w:szCs w:val="24"/>
-        </w:rPr>
-        <w:t xml:space="preserve">무엇을 부탁할 것인가 — 네 가지를 한 번에</w:t>
-      </w:r>
-    </w:p>
-    <w:tbl>
-      <w:tblPr>
-        <w:tblW w:type="dxa" w:w="9350"/>
-        <w:tblBorders>
-          <w:top w:val="single" w:color="BFBFBF" w:sz="4"/>
-          <w:left w:val="single" w:color="BFBFBF" w:sz="4"/>
-          <w:bottom w:val="single" w:color="BFBFBF" w:sz="4"/>
-          <w:right w:val="single" w:color="BFBFBF" w:sz="4"/>
-          <w:insideH w:val="single" w:color="BFBFBF" w:sz="4"/>
-          <w:insideV w:val="single" w:color="BFBFBF" w:sz="4"/>
-        </w:tblBorders>
-      </w:tblPr>
-      <w:tblGrid>
-        <w:gridCol w:w="3600"/>
-        <w:gridCol w:w="5750"/>
-      </w:tblGrid>
-      <w:tr>
-        <w:trPr>
-          <w:cantSplit/>
-          <w:tblHeader/>
-        </w:trPr>
-        <w:tc>
-          <w:tcPr>
-            <w:tcW w:type="dxa" w:w="3600"/>
-            <w:shd w:fill="2F5496" w:val="clear"/>
-            <w:tcMar>
-              <w:top w:type="dxa" w:w="100"/>
-              <w:left w:type="dxa" w:w="120"/>
-              <w:bottom w:type="dxa" w:w="100"/>
-              <w:right w:type="dxa" w:w="120"/>
-            </w:tcMar>
-            <w:vAlign w:val="center"/>
-          </w:tcPr>
-          <w:p>
-            <w:r>
-              <w:rPr>
-                <w:rFonts w:ascii="Malgun Gothic" w:cs="Malgun Gothic" w:eastAsia="Malgun Gothic" w:hAnsi="Malgun Gothic"/>
-                <w:b/>
-                <w:bCs/>
-                <w:color w:val="FFFFFF"/>
-                <w:sz w:val="20"/>
-                <w:szCs w:val="20"/>
-              </w:rPr>
-              <w:t xml:space="preserve">부탁할 것</w:t>
-            </w:r>
-          </w:p>
-        </w:tc>
-        <w:tc>
-          <w:tcPr>
-            <w:tcW w:type="dxa" w:w="5750"/>
-            <w:shd w:fill="2F5496" w:val="clear"/>
-            <w:tcMar>
-              <w:top w:type="dxa" w:w="100"/>
-              <w:left w:type="dxa" w:w="120"/>
-              <w:bottom w:type="dxa" w:w="100"/>
-              <w:right w:type="dxa" w:w="120"/>
-            </w:tcMar>
-            <w:vAlign w:val="center"/>
-          </w:tcPr>
-          <w:p>
-            <w:r>
-              <w:rPr>
-                <w:rFonts w:ascii="Malgun Gothic" w:cs="Malgun Gothic" w:eastAsia="Malgun Gothic" w:hAnsi="Malgun Gothic"/>
-                <w:b/>
-                <w:bCs/>
-                <w:color w:val="FFFFFF"/>
-                <w:sz w:val="20"/>
-                <w:szCs w:val="20"/>
-              </w:rPr>
-              <w:t xml:space="preserve">왜 필요한가</w:t>
-            </w:r>
-          </w:p>
-        </w:tc>
-      </w:tr>
-      <w:tr>
-        <w:trPr>
-          <w:cantSplit/>
-        </w:trPr>
-        <w:tc>
-          <w:tcPr>
-            <w:tcW w:type="dxa" w:w="3600"/>
-            <w:tcMar>
-              <w:top w:type="dxa" w:w="100"/>
-              <w:left w:type="dxa" w:w="120"/>
-              <w:bottom w:type="dxa" w:w="100"/>
-              <w:right w:type="dxa" w:w="120"/>
-            </w:tcMar>
-            <w:vAlign w:val="center"/>
-          </w:tcPr>
-          <w:p>
-            <w:r>
-              <w:rPr>
-                <w:rFonts w:ascii="Malgun Gothic" w:cs="Malgun Gothic" w:eastAsia="Malgun Gothic" w:hAnsi="Malgun Gothic"/>
-                <w:b w:val="false"/>
-                <w:bCs w:val="false"/>
-                <w:color w:val="000000"/>
-                <w:sz w:val="20"/>
-                <w:szCs w:val="20"/>
-              </w:rPr>
-              <w:t xml:space="preserve">화면이 꺼지지 않게 (Screen Wake Lock)</w:t>
-            </w:r>
-          </w:p>
-        </w:tc>
-        <w:tc>
-          <w:tcPr>
-            <w:tcW w:type="dxa" w:w="5750"/>
-            <w:tcMar>
-              <w:top w:type="dxa" w:w="100"/>
-              <w:left w:type="dxa" w:w="120"/>
-              <w:bottom w:type="dxa" w:w="100"/>
-              <w:right w:type="dxa" w:w="120"/>
-            </w:tcMar>
-            <w:vAlign w:val="center"/>
-          </w:tcPr>
-          <w:p>
-            <w:r>
-              <w:rPr>
-                <w:rFonts w:ascii="Malgun Gothic" w:cs="Malgun Gothic" w:eastAsia="Malgun Gothic" w:hAnsi="Malgun Gothic"/>
-                <w:b w:val="false"/>
-                <w:bCs w:val="false"/>
-                <w:color w:val="000000"/>
-                <w:sz w:val="20"/>
-                <w:szCs w:val="20"/>
-              </w:rPr>
-              <w:t xml:space="preserve">꺼진 화면을 보면 관람객은 작품이 고장 난 줄 압니다</w:t>
-            </w:r>
-          </w:p>
-        </w:tc>
-      </w:tr>
-      <w:tr>
-        <w:trPr>
-          <w:cantSplit/>
-        </w:trPr>
-        <w:tc>
-          <w:tcPr>
-            <w:tcW w:type="dxa" w:w="3600"/>
-            <w:tcMar>
-              <w:top w:type="dxa" w:w="100"/>
-              <w:left w:type="dxa" w:w="120"/>
-              <w:bottom w:type="dxa" w:w="100"/>
-              <w:right w:type="dxa" w:w="120"/>
-            </w:tcMar>
-            <w:vAlign w:val="center"/>
-          </w:tcPr>
-          <w:p>
-            <w:r>
-              <w:rPr>
-                <w:rFonts w:ascii="Malgun Gothic" w:cs="Malgun Gothic" w:eastAsia="Malgun Gothic" w:hAnsi="Malgun Gothic"/>
-                <w:b w:val="false"/>
-                <w:bCs w:val="false"/>
-                <w:color w:val="000000"/>
-                <w:sz w:val="20"/>
-                <w:szCs w:val="20"/>
-              </w:rPr>
-              <w:t xml:space="preserve">켜면 전체화면으로</w:t>
-            </w:r>
-          </w:p>
-        </w:tc>
-        <w:tc>
-          <w:tcPr>
-            <w:tcW w:type="dxa" w:w="5750"/>
-            <w:tcMar>
-              <w:top w:type="dxa" w:w="100"/>
-              <w:left w:type="dxa" w:w="120"/>
-              <w:bottom w:type="dxa" w:w="100"/>
-              <w:right w:type="dxa" w:w="120"/>
-            </w:tcMar>
-            <w:vAlign w:val="center"/>
-          </w:tcPr>
-          <w:p>
-            <w:r>
-              <w:rPr>
-                <w:rFonts w:ascii="Malgun Gothic" w:cs="Malgun Gothic" w:eastAsia="Malgun Gothic" w:hAnsi="Malgun Gothic"/>
-                <w:b w:val="false"/>
-                <w:bCs w:val="false"/>
-                <w:color w:val="000000"/>
-                <w:sz w:val="20"/>
-                <w:szCs w:val="20"/>
-              </w:rPr>
-              <w:t xml:space="preserve">브라우저 주소창과 탭은 작품이 아닙니다</w:t>
-            </w:r>
-          </w:p>
-        </w:tc>
-      </w:tr>
-      <w:tr>
-        <w:trPr>
-          <w:cantSplit/>
-        </w:trPr>
-        <w:tc>
-          <w:tcPr>
-            <w:tcW w:type="dxa" w:w="3600"/>
-            <w:tcMar>
-              <w:top w:type="dxa" w:w="100"/>
-              <w:left w:type="dxa" w:w="120"/>
-              <w:bottom w:type="dxa" w:w="100"/>
-              <w:right w:type="dxa" w:w="120"/>
-            </w:tcMar>
-            <w:vAlign w:val="center"/>
-          </w:tcPr>
-          <w:p>
-            <w:r>
-              <w:rPr>
-                <w:rFonts w:ascii="Malgun Gothic" w:cs="Malgun Gothic" w:eastAsia="Malgun Gothic" w:hAnsi="Malgun Gothic"/>
-                <w:b w:val="false"/>
-                <w:bCs w:val="false"/>
-                <w:color w:val="000000"/>
-                <w:sz w:val="20"/>
-                <w:szCs w:val="20"/>
-              </w:rPr>
-              <w:t xml:space="preserve">IP 입력칸과 연결 버튼 숨기기</w:t>
-            </w:r>
-          </w:p>
-        </w:tc>
-        <w:tc>
-          <w:tcPr>
-            <w:tcW w:type="dxa" w:w="5750"/>
-            <w:tcMar>
-              <w:top w:type="dxa" w:w="100"/>
-              <w:left w:type="dxa" w:w="120"/>
-              <w:bottom w:type="dxa" w:w="100"/>
-              <w:right w:type="dxa" w:w="120"/>
-            </w:tcMar>
-            <w:vAlign w:val="center"/>
-          </w:tcPr>
-          <w:p>
-            <w:r>
-              <w:rPr>
-                <w:rFonts w:ascii="Malgun Gothic" w:cs="Malgun Gothic" w:eastAsia="Malgun Gothic" w:hAnsi="Malgun Gothic"/>
-                <w:b w:val="false"/>
-                <w:bCs w:val="false"/>
-                <w:color w:val="000000"/>
-                <w:sz w:val="20"/>
-                <w:szCs w:val="20"/>
-              </w:rPr>
-              <w:t xml:space="preserve">관람객이 눌러서 연결을 끊어 버립니다</w:t>
-            </w:r>
-          </w:p>
-        </w:tc>
-      </w:tr>
-      <w:tr>
-        <w:trPr>
-          <w:cantSplit/>
-        </w:trPr>
-        <w:tc>
-          <w:tcPr>
-            <w:tcW w:type="dxa" w:w="3600"/>
-            <w:tcMar>
-              <w:top w:type="dxa" w:w="100"/>
-              <w:left w:type="dxa" w:w="120"/>
-              <w:bottom w:type="dxa" w:w="100"/>
-              <w:right w:type="dxa" w:w="120"/>
-            </w:tcMar>
-            <w:vAlign w:val="center"/>
-          </w:tcPr>
-          <w:p>
-            <w:r>
-              <w:rPr>
-                <w:rFonts w:ascii="Malgun Gothic" w:cs="Malgun Gothic" w:eastAsia="Malgun Gothic" w:hAnsi="Malgun Gothic"/>
-                <w:b w:val="false"/>
-                <w:bCs w:val="false"/>
-                <w:color w:val="000000"/>
-                <w:sz w:val="20"/>
-                <w:szCs w:val="20"/>
-              </w:rPr>
-              <w:t xml:space="preserve">전체화면을 빠져나가면 전시 모드도 같이 끄기</w:t>
-            </w:r>
-          </w:p>
-        </w:tc>
-        <w:tc>
-          <w:tcPr>
-            <w:tcW w:type="dxa" w:w="5750"/>
-            <w:tcMar>
-              <w:top w:type="dxa" w:w="100"/>
-              <w:left w:type="dxa" w:w="120"/>
-              <w:bottom w:type="dxa" w:w="100"/>
-              <w:right w:type="dxa" w:w="120"/>
-            </w:tcMar>
-            <w:vAlign w:val="center"/>
-          </w:tcPr>
-          <w:p>
-            <w:r>
-              <w:rPr>
-                <w:rFonts w:ascii="Malgun Gothic" w:cs="Malgun Gothic" w:eastAsia="Malgun Gothic" w:hAnsi="Malgun Gothic"/>
-                <w:b w:val="false"/>
-                <w:bCs w:val="false"/>
-                <w:color w:val="000000"/>
-                <w:sz w:val="20"/>
-                <w:szCs w:val="20"/>
-              </w:rPr>
-              <w:t xml:space="preserve">아래 경고를 읽으세요</w:t>
-            </w:r>
-          </w:p>
-        </w:tc>
-      </w:tr>
-    </w:tbl>
-    <w:p>
-      <w:pPr>
-        <w:spacing w:after="160"/>
       </w:pPr>
     </w:p>
     <w:tbl>
@@ -2769,7 +2559,7 @@
                 <w:sz w:val="20"/>
                 <w:szCs w:val="20"/>
               </w:rPr>
-              <w:t xml:space="preserve">네 번째 줄이 오늘 가장 중요합니다. 전시 모드에서는 조작 버튼이 숨어 있습니다. 누가 ESC 를 누르면 전체화면만 풀리는데, 그러면 버튼이 숨겨진 채로 남아서 되돌릴 방법이 없어집니다. 새로고침밖에 없습니다. fullscreenchange 를 보고 처리해 달라고 프롬프트에 꼭 넣으세요. AI 가 가장 자주 빼먹는 것입니다.</w:t>
+              <w:t xml:space="preserve">오늘 가장 먼저 알아야 할 것 — 제미나이는 실행할 수 없습니다. 오늘 쓰는 프롬프트는 원래 저장소를 직접 읽고 파일을 고치는 AI 도구용으로 만들어진 것을 채팅용으로 고친 것입니다. 제미나이는 npm run build 도, 린트도, 브라우저도 돌릴 수 없는데 '확인했습니다' 라고 말합니다. 올린 파일을 읽은 것이 전부입니다. 그래서 오늘 AI 에게 받는 것은 '확인 결과' 가 아니라 '확인할 목록' 이고, 통과와 실패를 적는 사람은 우리입니다.</w:t>
             </w:r>
           </w:p>
         </w:tc>
@@ -2795,236 +2585,7 @@
           <w:sz w:val="24"/>
           <w:szCs w:val="24"/>
         </w:rPr>
-        <w:t xml:space="preserve">프롬프트에 꼭 넣을 두 줄 — 빈칸을 채우세요</w:t>
-      </w:r>
-    </w:p>
-    <w:tbl>
-      <w:tblPr>
-        <w:tblW w:type="dxa" w:w="9350"/>
-        <w:tblBorders>
-          <w:top w:val="single" w:color="D9D9D9" w:sz="4"/>
-          <w:left w:val="single" w:color="D9D9D9" w:sz="4"/>
-          <w:bottom w:val="single" w:color="D9D9D9" w:sz="4"/>
-          <w:right w:val="single" w:color="D9D9D9" w:sz="4"/>
-          <w:insideH w:val="single" w:color="D9D9D9" w:sz="4"/>
-          <w:insideV w:val="single" w:color="D9D9D9" w:sz="4"/>
-        </w:tblBorders>
-      </w:tblPr>
-      <w:tblGrid>
-        <w:gridCol w:w="9350"/>
-      </w:tblGrid>
-      <w:tr>
-        <w:trPr>
-          <w:cantSplit/>
-        </w:trPr>
-        <w:tc>
-          <w:tcPr>
-            <w:tcW w:type="dxa" w:w="9350"/>
-            <w:shd w:fill="F5F5F5" w:val="clear"/>
-            <w:tcMar>
-              <w:top w:type="dxa" w:w="160"/>
-              <w:left w:type="dxa" w:w="200"/>
-              <w:bottom w:type="dxa" w:w="160"/>
-              <w:right w:type="dxa" w:w="200"/>
-            </w:tcMar>
-          </w:tcPr>
-          <w:p>
-            <w:pPr>
-              <w:spacing w:after="60"/>
-            </w:pPr>
-            <w:r>
-              <w:rPr>
-                <w:rFonts w:ascii="Courier New" w:cs="Courier New" w:eastAsia="Courier New" w:hAnsi="Courier New"/>
-                <w:b/>
-                <w:bCs/>
-                <w:color w:val="555555"/>
-                <w:sz w:val="18"/>
-                <w:szCs w:val="18"/>
-              </w:rPr>
-              <w:t xml:space="preserve"># 제미나이에 쓰는 프롬프트</w:t>
-            </w:r>
-          </w:p>
-          <w:p>
-            <w:pPr>
-              <w:spacing w:after="0"/>
-              <w:ind w:left="0"/>
-            </w:pPr>
-            <w:r>
-              <w:rPr>
-                <w:rFonts w:ascii="Courier New" w:cs="Courier New" w:eastAsia="Courier New" w:hAnsi="Courier New"/>
-                <w:i/>
-                <w:iCs/>
-                <w:color w:val="3A7D3A"/>
-                <w:sz w:val="18"/>
-                <w:szCs w:val="18"/>
-              </w:rPr>
-              <w:t xml:space="preserve"># 두 가지를 더 적지 않으면 전시 중에 반드시 문제가 됩니다</w:t>
-            </w:r>
-          </w:p>
-          <w:p>
-            <w:pPr>
-              <w:spacing w:after="0"/>
-              <w:ind w:left="0"/>
-            </w:pPr>
-            <w:r>
-              <w:rPr>
-                <w:rFonts w:ascii="Courier New" w:cs="Courier New" w:eastAsia="Courier New" w:hAnsi="Courier New"/>
-                <w:sz w:val="18"/>
-                <w:szCs w:val="18"/>
-              </w:rPr>
-              <w:t xml:space="preserve"/>
-            </w:r>
-          </w:p>
-          <w:p>
-            <w:pPr>
-              <w:spacing w:after="0"/>
-              <w:ind w:left="0"/>
-            </w:pPr>
-            <w:r>
-              <w:rPr>
-                <w:rFonts w:ascii="Courier New" w:cs="Courier New" w:eastAsia="Courier New" w:hAnsi="Courier New"/>
-                <w:sz w:val="18"/>
-                <w:szCs w:val="18"/>
-              </w:rPr>
-              <w:t xml:space="preserve">Wake Lock 은 다른 탭에 갔다 오면 저절로 풀립니다.</w:t>
-            </w:r>
-          </w:p>
-          <w:p>
-            <w:pPr>
-              <w:spacing w:after="0"/>
-              <w:ind w:left="0"/>
-            </w:pPr>
-            <w:r>
-              <w:rPr>
-                <w:rFonts w:ascii="Courier New" w:cs="Courier New" w:eastAsia="Courier New" w:hAnsi="Courier New"/>
-                <w:b/>
-                <w:bCs/>
-                <w:color w:val="AA0000"/>
-                <w:sz w:val="18"/>
-                <w:szCs w:val="18"/>
-              </w:rPr>
-              <w:t xml:space="preserve">〔 ① 〕______________________________</w:t>
-            </w:r>
-            <w:r>
-              <w:rPr>
-                <w:rFonts w:ascii="Courier New" w:cs="Courier New" w:eastAsia="Courier New" w:hAnsi="Courier New"/>
-                <w:sz w:val="18"/>
-                <w:szCs w:val="18"/>
-              </w:rPr>
-              <w:t xml:space="preserve"> 로 화면이 다시 보일 때 한 번 더 걸어 주세요.</w:t>
-            </w:r>
-          </w:p>
-          <w:p>
-            <w:pPr>
-              <w:spacing w:after="0"/>
-              <w:ind w:left="0"/>
-            </w:pPr>
-            <w:r>
-              <w:rPr>
-                <w:rFonts w:ascii="Courier New" w:cs="Courier New" w:eastAsia="Courier New" w:hAnsi="Courier New"/>
-                <w:sz w:val="18"/>
-                <w:szCs w:val="18"/>
-              </w:rPr>
-              <w:t xml:space="preserve"/>
-            </w:r>
-          </w:p>
-          <w:p>
-            <w:pPr>
-              <w:spacing w:after="0"/>
-              <w:ind w:left="0"/>
-            </w:pPr>
-            <w:r>
-              <w:rPr>
-                <w:rFonts w:ascii="Courier New" w:cs="Courier New" w:eastAsia="Courier New" w:hAnsi="Courier New"/>
-                <w:sz w:val="18"/>
-                <w:szCs w:val="18"/>
-              </w:rPr>
-              <w:t xml:space="preserve">Wake Lock 을 지원하지 않는 브라우저에서도 오류가 나면 안 됩니다.</w:t>
-            </w:r>
-          </w:p>
-          <w:p>
-            <w:pPr>
-              <w:spacing w:after="0"/>
-              <w:ind w:left="0"/>
-            </w:pPr>
-            <w:r>
-              <w:rPr>
-                <w:rFonts w:ascii="Courier New" w:cs="Courier New" w:eastAsia="Courier New" w:hAnsi="Courier New"/>
-                <w:b/>
-                <w:bCs/>
-                <w:color w:val="AA0000"/>
-                <w:sz w:val="18"/>
-                <w:szCs w:val="18"/>
-              </w:rPr>
-              <w:t xml:space="preserve">〔 ② 〕______________________________</w:t>
-            </w:r>
-            <w:r>
-              <w:rPr>
-                <w:rFonts w:ascii="Courier New" w:cs="Courier New" w:eastAsia="Courier New" w:hAnsi="Courier New"/>
-                <w:sz w:val="18"/>
-                <w:szCs w:val="18"/>
-              </w:rPr>
-              <w:t xml:space="preserve"> 로 감싸 주세요.</w:t>
-            </w:r>
-          </w:p>
-        </w:tc>
-      </w:tr>
-    </w:tbl>
-    <w:p>
-      <w:pPr>
-        <w:spacing w:after="60"/>
-        <w:ind w:left="260"/>
-      </w:pPr>
-      <w:r>
-        <w:rPr>
-          <w:rFonts w:ascii="Malgun Gothic" w:cs="Malgun Gothic" w:eastAsia="Malgun Gothic" w:hAnsi="Malgun Gothic"/>
-          <w:i/>
-          <w:iCs/>
-          <w:color w:val="555555"/>
-          <w:sz w:val="19"/>
-          <w:szCs w:val="19"/>
-        </w:rPr>
-        <w:t xml:space="preserve">· ① 탭이 보이는지 숨었는지가 바뀔 때 일어나는 사건의 이름입니다. visibility 로 시작합니다.</w:t>
-      </w:r>
-    </w:p>
-    <w:p>
-      <w:pPr>
-        <w:spacing w:after="60"/>
-        <w:ind w:left="260"/>
-      </w:pPr>
-      <w:r>
-        <w:rPr>
-          <w:rFonts w:ascii="Malgun Gothic" w:cs="Malgun Gothic" w:eastAsia="Malgun Gothic" w:hAnsi="Malgun Gothic"/>
-          <w:i/>
-          <w:iCs/>
-          <w:color w:val="555555"/>
-          <w:sz w:val="19"/>
-          <w:szCs w:val="19"/>
-        </w:rPr>
-        <w:t xml:space="preserve">· ② 오류가 나도 프로그램이 멈추지 않게 감싸는 문법입니다. 영어 두 단어이고 / 로 이어 씁니다.</w:t>
-      </w:r>
-    </w:p>
-    <w:p>
-      <w:pPr>
-        <w:spacing w:after="200"/>
-      </w:pPr>
-    </w:p>
-    <w:p>
-      <w:pPr>
-        <w:pStyle w:val="Heading2"/>
-        <w:keepNext/>
-        <w:spacing w:after="120" w:before="240"/>
-      </w:pPr>
-      <w:r>
-        <w:rPr>
-          <w:rFonts w:ascii="Malgun Gothic" w:cs="Malgun Gothic" w:eastAsia="Malgun Gothic" w:hAnsi="Malgun Gothic"/>
-          <w:b/>
-          <w:bCs/>
-          <w:color w:val="2F5496"/>
-          <w:sz w:val="24"/>
-          <w:szCs w:val="24"/>
-        </w:rPr>
-        <w:t xml:space="preserve">확인 — 네 줄 전부 직접 해보고 표시하세요</w:t>
+        <w:t xml:space="preserve">AI 가 할 수 없는 일 — 그런데 했다고 말합니다</w:t>
       </w:r>
     </w:p>
     <w:tbl>
@@ -3071,7 +2632,7 @@
                 <w:sz w:val="20"/>
                 <w:szCs w:val="20"/>
               </w:rPr>
-              <w:t xml:space="preserve">무엇을 한다</w:t>
+              <w:t xml:space="preserve">제미나이가 못 하는 것</w:t>
             </w:r>
           </w:p>
         </w:tc>
@@ -3097,7 +2658,7 @@
                 <w:sz w:val="20"/>
                 <w:szCs w:val="20"/>
               </w:rPr>
-              <w:t xml:space="preserve">어떻게 되어야 한다</w:t>
+              <w:t xml:space="preserve">그런데 이렇게 말합니다</w:t>
             </w:r>
           </w:p>
         </w:tc>
@@ -3123,7 +2684,7 @@
                 <w:sz w:val="20"/>
                 <w:szCs w:val="20"/>
               </w:rPr>
-              <w:t xml:space="preserve">실제로 그런가</w:t>
+              <w:t xml:space="preserve">그 일은 누가 하나</w:t>
             </w:r>
           </w:p>
         </w:tc>
@@ -3153,7 +2714,7 @@
                 <w:sz w:val="20"/>
                 <w:szCs w:val="20"/>
               </w:rPr>
-              <w:t xml:space="preserve">전시 모드를 켠다</w:t>
+              <w:t xml:space="preserve">폴더를 열어 보기</w:t>
             </w:r>
           </w:p>
         </w:tc>
@@ -3178,7 +2739,7 @@
                 <w:sz w:val="20"/>
                 <w:szCs w:val="20"/>
               </w:rPr>
-              <w:t xml:space="preserve">전체화면이 되고 조작 버튼이 사라진다</w:t>
+              <w:t xml:space="preserve">프로젝트 구조를 확인했습니다</w:t>
             </w:r>
           </w:p>
         </w:tc>
@@ -3203,7 +2764,7 @@
                 <w:sz w:val="20"/>
                 <w:szCs w:val="20"/>
               </w:rPr>
-              <w:t xml:space="preserve"/>
+              <w:t xml:space="preserve">올린 두 파일이 전부입니다</w:t>
             </w:r>
           </w:p>
         </w:tc>
@@ -3233,7 +2794,7 @@
                 <w:sz w:val="20"/>
                 <w:szCs w:val="20"/>
               </w:rPr>
-              <w:t xml:space="preserve">5분 동안 손대지 않는다</w:t>
+              <w:t xml:space="preserve">npm run build · 타입 검사</w:t>
             </w:r>
           </w:p>
         </w:tc>
@@ -3258,7 +2819,7 @@
                 <w:sz w:val="20"/>
                 <w:szCs w:val="20"/>
               </w:rPr>
-              <w:t xml:space="preserve">화면이 안 꺼진다</w:t>
+              <w:t xml:space="preserve">타입 오류 0건입니다</w:t>
             </w:r>
           </w:p>
         </w:tc>
@@ -3283,7 +2844,7 @@
                 <w:sz w:val="20"/>
                 <w:szCs w:val="20"/>
               </w:rPr>
-              <w:t xml:space="preserve"/>
+              <w:t xml:space="preserve">내가 직접 돌립니다</w:t>
             </w:r>
           </w:p>
         </w:tc>
@@ -3313,7 +2874,7 @@
                 <w:sz w:val="20"/>
                 <w:szCs w:val="20"/>
               </w:rPr>
-              <w:t xml:space="preserve">다른 탭에 갔다 돌아온다</w:t>
+              <w:t xml:space="preserve">브라우저로 화면 열기</w:t>
             </w:r>
           </w:p>
         </w:tc>
@@ -3338,7 +2899,7 @@
                 <w:sz w:val="20"/>
                 <w:szCs w:val="20"/>
               </w:rPr>
-              <w:t xml:space="preserve">여전히 안 꺼진다</w:t>
+              <w:t xml:space="preserve">반응형을 확인했습니다</w:t>
             </w:r>
           </w:p>
         </w:tc>
@@ -3363,7 +2924,7 @@
                 <w:sz w:val="20"/>
                 <w:szCs w:val="20"/>
               </w:rPr>
-              <w:t xml:space="preserve"/>
+              <w:t xml:space="preserve">내가 F12 로 봅니다</w:t>
             </w:r>
           </w:p>
         </w:tc>
@@ -3393,7 +2954,7 @@
                 <w:sz w:val="20"/>
                 <w:szCs w:val="20"/>
               </w:rPr>
-              <w:t xml:space="preserve">ESC 를 누른다</w:t>
+              <w:t xml:space="preserve">파일 저장</w:t>
             </w:r>
           </w:p>
         </w:tc>
@@ -3418,7 +2979,7 @@
                 <w:sz w:val="20"/>
                 <w:szCs w:val="20"/>
               </w:rPr>
-              <w:t xml:space="preserve">조작 버튼이 다시 나온다</w:t>
+              <w:t xml:space="preserve">파일을 수정했습니다</w:t>
             </w:r>
           </w:p>
         </w:tc>
@@ -3443,7 +3004,7 @@
                 <w:sz w:val="20"/>
                 <w:szCs w:val="20"/>
               </w:rPr>
-              <w:t xml:space="preserve"/>
+              <w:t xml:space="preserve">내가 복사해 붙여넣습니다</w:t>
             </w:r>
           </w:p>
         </w:tc>
@@ -3451,90 +3012,7 @@
     </w:tbl>
     <w:p>
       <w:pPr>
-        <w:spacing w:after="160"/>
-      </w:pPr>
-    </w:p>
-    <w:p>
-      <w:pPr>
-        <w:keepNext w:val="false"/>
-        <w:spacing w:after="120"/>
-      </w:pPr>
-      <w:r>
-        <w:rPr>
-          <w:rFonts w:ascii="Malgun Gothic" w:cs="Malgun Gothic" w:eastAsia="Malgun Gothic" w:hAnsi="Malgun Gothic"/>
-          <w:b w:val="false"/>
-          <w:bCs w:val="false"/>
-          <w:i/>
-          <w:iCs/>
-          <w:sz w:val="21"/>
-          <w:szCs w:val="21"/>
-        </w:rPr>
-        <w:t xml:space="preserve">세 번째 줄에서 화면이 꺼졌다면 무엇이 빠진 것입니까?</w:t>
-      </w:r>
-    </w:p>
-    <w:p>
-      <w:pPr>
         <w:spacing w:after="200"/>
-      </w:pPr>
-      <w:r>
-        <w:rPr>
-          <w:rFonts w:ascii="Malgun Gothic" w:cs="Malgun Gothic" w:eastAsia="Malgun Gothic" w:hAnsi="Malgun Gothic"/>
-          <w:sz w:val="21"/>
-          <w:szCs w:val="21"/>
-        </w:rPr>
-        <w:t xml:space="preserve">→ </w:t>
-      </w:r>
-      <w:r>
-        <w:rPr>
-          <w:rFonts w:ascii="Malgun Gothic" w:cs="Malgun Gothic" w:eastAsia="Malgun Gothic" w:hAnsi="Malgun Gothic"/>
-          <w:sz w:val="21"/>
-          <w:szCs w:val="21"/>
-        </w:rPr>
-        <w:t xml:space="preserve">____________________________________________________________</w:t>
-      </w:r>
-    </w:p>
-    <w:p>
-      <w:pPr>
-        <w:pStyle w:val="Heading1"/>
-        <w:keepNext/>
-        <w:pBdr>
-          <w:bottom w:val="single" w:color="2F5496" w:sz="6"/>
-        </w:pBdr>
-        <w:spacing w:after="160" w:before="320"/>
-      </w:pPr>
-      <w:r>
-        <w:rPr>
-          <w:rFonts w:ascii="Malgun Gothic" w:cs="Malgun Gothic" w:eastAsia="Malgun Gothic" w:hAnsi="Malgun Gothic"/>
-          <w:b/>
-          <w:bCs/>
-          <w:color w:val="1F3864"/>
-          <w:sz w:val="30"/>
-          <w:szCs w:val="30"/>
-        </w:rPr>
-        <w:t xml:space="preserve">4. 미션 2 · 멀리서도 보이게</w:t>
-      </w:r>
-    </w:p>
-    <w:p>
-      <w:pPr>
-        <w:keepNext w:val="false"/>
-        <w:spacing w:after="120"/>
-      </w:pPr>
-      <w:r>
-        <w:rPr>
-          <w:rFonts w:ascii="Malgun Gothic" w:cs="Malgun Gothic" w:eastAsia="Malgun Gothic" w:hAnsi="Malgun Gothic"/>
-          <w:b/>
-          <w:bCs/>
-          <w:i w:val="false"/>
-          <w:iCs w:val="false"/>
-          <w:sz w:val="21"/>
-          <w:szCs w:val="21"/>
-        </w:rPr>
-        <w:t xml:space="preserve">관람객은 1m 쯤 떨어져서 봅니다. 지금 글자 크기는 노트북 앞에 앉아서 보는 크기입니다.</w:t>
-      </w:r>
-    </w:p>
-    <w:p>
-      <w:pPr>
-        <w:spacing w:after="120"/>
       </w:pPr>
     </w:p>
     <w:p>
@@ -3552,7 +3030,7 @@
           <w:sz w:val="24"/>
           <w:szCs w:val="24"/>
         </w:rPr>
-        <w:t xml:space="preserve">먼저 재세요 — 고치기 전</w:t>
+        <w:t xml:space="preserve">진단 보고서에서 받은 P0 과 P1 을 적으세요</w:t>
       </w:r>
     </w:p>
     <w:p>
@@ -3570,7 +3048,7 @@
           <w:sz w:val="21"/>
           <w:szCs w:val="21"/>
         </w:rPr>
-        <w:t xml:space="preserve">센서 값 숫자를 F12 로 찍어 보고 글자 크기를 적으세요. 또는 자로 재도 됩니다.</w:t>
+        <w:t xml:space="preserve">P0 은 전시 자체가 안 되는 것, P1 은 핵심 기능이나 상태가 잘못 보이는 것입니다.</w:t>
       </w:r>
     </w:p>
     <w:tbl>
@@ -3586,9 +3064,9 @@
         </w:tblBorders>
       </w:tblPr>
       <w:tblGrid>
-        <w:gridCol w:w="3350"/>
-        <w:gridCol w:w="3000"/>
-        <w:gridCol w:w="3000"/>
+        <w:gridCol w:w="1500"/>
+        <w:gridCol w:w="4100"/>
+        <w:gridCol w:w="3750"/>
       </w:tblGrid>
       <w:tr>
         <w:trPr>
@@ -3597,7 +3075,7 @@
         </w:trPr>
         <w:tc>
           <w:tcPr>
-            <w:tcW w:type="dxa" w:w="3350"/>
+            <w:tcW w:type="dxa" w:w="1500"/>
             <w:shd w:fill="2F5496" w:val="clear"/>
             <w:tcMar>
               <w:top w:type="dxa" w:w="100"/>
@@ -3617,13 +3095,13 @@
                 <w:sz w:val="20"/>
                 <w:szCs w:val="20"/>
               </w:rPr>
-              <w:t xml:space="preserve"/>
-            </w:r>
-          </w:p>
-        </w:tc>
-        <w:tc>
-          <w:tcPr>
-            <w:tcW w:type="dxa" w:w="3000"/>
+              <w:t xml:space="preserve">등급</w:t>
+            </w:r>
+          </w:p>
+        </w:tc>
+        <w:tc>
+          <w:tcPr>
+            <w:tcW w:type="dxa" w:w="4100"/>
             <w:shd w:fill="2F5496" w:val="clear"/>
             <w:tcMar>
               <w:top w:type="dxa" w:w="100"/>
@@ -3643,13 +3121,13 @@
                 <w:sz w:val="20"/>
                 <w:szCs w:val="20"/>
               </w:rPr>
-              <w:t xml:space="preserve">고치기 전</w:t>
-            </w:r>
-          </w:p>
-        </w:tc>
-        <w:tc>
-          <w:tcPr>
-            <w:tcW w:type="dxa" w:w="3000"/>
+              <w:t xml:space="preserve">문제</w:t>
+            </w:r>
+          </w:p>
+        </w:tc>
+        <w:tc>
+          <w:tcPr>
+            <w:tcW w:type="dxa" w:w="3750"/>
             <w:shd w:fill="2F5496" w:val="clear"/>
             <w:tcMar>
               <w:top w:type="dxa" w:w="100"/>
@@ -3669,58 +3147,29 @@
                 <w:sz w:val="20"/>
                 <w:szCs w:val="20"/>
               </w:rPr>
-              <w:t xml:space="preserve">고친 뒤 (전시 모드)</w:t>
-            </w:r>
-          </w:p>
-        </w:tc>
-      </w:tr>
-      <w:tr>
-        <w:trPr>
-          <w:cantSplit/>
-        </w:trPr>
-        <w:tc>
-          <w:tcPr>
-            <w:tcW w:type="dxa" w:w="3350"/>
-            <w:tcMar>
-              <w:top w:type="dxa" w:w="100"/>
-              <w:left w:type="dxa" w:w="120"/>
-              <w:bottom w:type="dxa" w:w="100"/>
-              <w:right w:type="dxa" w:w="120"/>
-            </w:tcMar>
-            <w:vAlign w:val="center"/>
-          </w:tcPr>
-          <w:p>
-            <w:r>
-              <w:rPr>
-                <w:rFonts w:ascii="Malgun Gothic" w:cs="Malgun Gothic" w:eastAsia="Malgun Gothic" w:hAnsi="Malgun Gothic"/>
-                <w:b w:val="false"/>
-                <w:bCs w:val="false"/>
-                <w:color w:val="000000"/>
-                <w:sz w:val="20"/>
-                <w:szCs w:val="20"/>
-              </w:rPr>
-              <w:t xml:space="preserve">센서 값 숫자 크기</w:t>
-            </w:r>
-          </w:p>
-        </w:tc>
-        <w:tc>
-          <w:tcPr>
-            <w:tcW w:type="dxa" w:w="3000"/>
-            <w:tcMar>
-              <w:top w:type="dxa" w:w="100"/>
-              <w:left w:type="dxa" w:w="120"/>
-              <w:bottom w:type="dxa" w:w="100"/>
-              <w:right w:type="dxa" w:w="120"/>
-            </w:tcMar>
-            <w:vAlign w:val="center"/>
-          </w:tcPr>
-          <w:p>
-            <w:r>
-              <w:rPr>
-                <w:rFonts w:ascii="Malgun Gothic" w:cs="Malgun Gothic" w:eastAsia="Malgun Gothic" w:hAnsi="Malgun Gothic"/>
-                <w:b w:val="false"/>
-                <w:bCs w:val="false"/>
-                <w:color w:val="000000"/>
+              <w:t xml:space="preserve">AI 가 든 근거 (코드)</w:t>
+            </w:r>
+          </w:p>
+        </w:tc>
+      </w:tr>
+      <w:tr>
+        <w:trPr>
+          <w:cantSplit/>
+        </w:trPr>
+        <w:tc>
+          <w:tcPr>
+            <w:tcW w:type="dxa" w:w="1500"/>
+            <w:tcMar>
+              <w:top w:type="dxa" w:w="260"/>
+              <w:left w:type="dxa" w:w="120"/>
+              <w:bottom w:type="dxa" w:w="260"/>
+              <w:right w:type="dxa" w:w="120"/>
+            </w:tcMar>
+          </w:tcPr>
+          <w:p>
+            <w:r>
+              <w:rPr>
+                <w:rFonts w:ascii="Malgun Gothic" w:cs="Malgun Gothic" w:eastAsia="Malgun Gothic" w:hAnsi="Malgun Gothic"/>
                 <w:sz w:val="20"/>
                 <w:szCs w:val="20"/>
               </w:rPr>
@@ -3730,22 +3179,18 @@
         </w:tc>
         <w:tc>
           <w:tcPr>
-            <w:tcW w:type="dxa" w:w="3000"/>
-            <w:tcMar>
-              <w:top w:type="dxa" w:w="100"/>
-              <w:left w:type="dxa" w:w="120"/>
-              <w:bottom w:type="dxa" w:w="100"/>
-              <w:right w:type="dxa" w:w="120"/>
-            </w:tcMar>
-            <w:vAlign w:val="center"/>
-          </w:tcPr>
-          <w:p>
-            <w:r>
-              <w:rPr>
-                <w:rFonts w:ascii="Malgun Gothic" w:cs="Malgun Gothic" w:eastAsia="Malgun Gothic" w:hAnsi="Malgun Gothic"/>
-                <w:b w:val="false"/>
-                <w:bCs w:val="false"/>
-                <w:color w:val="000000"/>
+            <w:tcW w:type="dxa" w:w="4100"/>
+            <w:tcMar>
+              <w:top w:type="dxa" w:w="260"/>
+              <w:left w:type="dxa" w:w="120"/>
+              <w:bottom w:type="dxa" w:w="260"/>
+              <w:right w:type="dxa" w:w="120"/>
+            </w:tcMar>
+          </w:tcPr>
+          <w:p>
+            <w:r>
+              <w:rPr>
+                <w:rFonts w:ascii="Malgun Gothic" w:cs="Malgun Gothic" w:eastAsia="Malgun Gothic" w:hAnsi="Malgun Gothic"/>
                 <w:sz w:val="20"/>
                 <w:szCs w:val="20"/>
               </w:rPr>
@@ -3753,54 +3198,20 @@
             </w:r>
           </w:p>
         </w:tc>
-      </w:tr>
-      <w:tr>
-        <w:trPr>
-          <w:cantSplit/>
-        </w:trPr>
-        <w:tc>
-          <w:tcPr>
-            <w:tcW w:type="dxa" w:w="3350"/>
-            <w:tcMar>
-              <w:top w:type="dxa" w:w="100"/>
-              <w:left w:type="dxa" w:w="120"/>
-              <w:bottom w:type="dxa" w:w="100"/>
-              <w:right w:type="dxa" w:w="120"/>
-            </w:tcMar>
-            <w:vAlign w:val="center"/>
-          </w:tcPr>
-          <w:p>
-            <w:r>
-              <w:rPr>
-                <w:rFonts w:ascii="Malgun Gothic" w:cs="Malgun Gothic" w:eastAsia="Malgun Gothic" w:hAnsi="Malgun Gothic"/>
-                <w:b w:val="false"/>
-                <w:bCs w:val="false"/>
-                <w:color w:val="000000"/>
-                <w:sz w:val="20"/>
-                <w:szCs w:val="20"/>
-              </w:rPr>
-              <w:t xml:space="preserve">한 발짝 물러나서 읽히는가</w:t>
-            </w:r>
-          </w:p>
-        </w:tc>
-        <w:tc>
-          <w:tcPr>
-            <w:tcW w:type="dxa" w:w="3000"/>
-            <w:tcMar>
-              <w:top w:type="dxa" w:w="100"/>
-              <w:left w:type="dxa" w:w="120"/>
-              <w:bottom w:type="dxa" w:w="100"/>
-              <w:right w:type="dxa" w:w="120"/>
-            </w:tcMar>
-            <w:vAlign w:val="center"/>
-          </w:tcPr>
-          <w:p>
-            <w:r>
-              <w:rPr>
-                <w:rFonts w:ascii="Malgun Gothic" w:cs="Malgun Gothic" w:eastAsia="Malgun Gothic" w:hAnsi="Malgun Gothic"/>
-                <w:b w:val="false"/>
-                <w:bCs w:val="false"/>
-                <w:color w:val="000000"/>
+        <w:tc>
+          <w:tcPr>
+            <w:tcW w:type="dxa" w:w="3750"/>
+            <w:tcMar>
+              <w:top w:type="dxa" w:w="260"/>
+              <w:left w:type="dxa" w:w="120"/>
+              <w:bottom w:type="dxa" w:w="260"/>
+              <w:right w:type="dxa" w:w="120"/>
+            </w:tcMar>
+          </w:tcPr>
+          <w:p>
+            <w:r>
+              <w:rPr>
+                <w:rFonts w:ascii="Malgun Gothic" w:cs="Malgun Gothic" w:eastAsia="Malgun Gothic" w:hAnsi="Malgun Gothic"/>
                 <w:sz w:val="20"/>
                 <w:szCs w:val="20"/>
               </w:rPr>
@@ -3808,24 +3219,271 @@
             </w:r>
           </w:p>
         </w:tc>
-        <w:tc>
-          <w:tcPr>
-            <w:tcW w:type="dxa" w:w="3000"/>
-            <w:tcMar>
-              <w:top w:type="dxa" w:w="100"/>
-              <w:left w:type="dxa" w:w="120"/>
-              <w:bottom w:type="dxa" w:w="100"/>
-              <w:right w:type="dxa" w:w="120"/>
-            </w:tcMar>
-            <w:vAlign w:val="center"/>
-          </w:tcPr>
-          <w:p>
-            <w:r>
-              <w:rPr>
-                <w:rFonts w:ascii="Malgun Gothic" w:cs="Malgun Gothic" w:eastAsia="Malgun Gothic" w:hAnsi="Malgun Gothic"/>
-                <w:b w:val="false"/>
-                <w:bCs w:val="false"/>
-                <w:color w:val="000000"/>
+      </w:tr>
+      <w:tr>
+        <w:trPr>
+          <w:cantSplit/>
+        </w:trPr>
+        <w:tc>
+          <w:tcPr>
+            <w:tcW w:type="dxa" w:w="1500"/>
+            <w:tcMar>
+              <w:top w:type="dxa" w:w="260"/>
+              <w:left w:type="dxa" w:w="120"/>
+              <w:bottom w:type="dxa" w:w="260"/>
+              <w:right w:type="dxa" w:w="120"/>
+            </w:tcMar>
+          </w:tcPr>
+          <w:p>
+            <w:r>
+              <w:rPr>
+                <w:rFonts w:ascii="Malgun Gothic" w:cs="Malgun Gothic" w:eastAsia="Malgun Gothic" w:hAnsi="Malgun Gothic"/>
+                <w:sz w:val="20"/>
+                <w:szCs w:val="20"/>
+              </w:rPr>
+              <w:t xml:space="preserve"/>
+            </w:r>
+          </w:p>
+        </w:tc>
+        <w:tc>
+          <w:tcPr>
+            <w:tcW w:type="dxa" w:w="4100"/>
+            <w:tcMar>
+              <w:top w:type="dxa" w:w="260"/>
+              <w:left w:type="dxa" w:w="120"/>
+              <w:bottom w:type="dxa" w:w="260"/>
+              <w:right w:type="dxa" w:w="120"/>
+            </w:tcMar>
+          </w:tcPr>
+          <w:p>
+            <w:r>
+              <w:rPr>
+                <w:rFonts w:ascii="Malgun Gothic" w:cs="Malgun Gothic" w:eastAsia="Malgun Gothic" w:hAnsi="Malgun Gothic"/>
+                <w:sz w:val="20"/>
+                <w:szCs w:val="20"/>
+              </w:rPr>
+              <w:t xml:space="preserve"/>
+            </w:r>
+          </w:p>
+        </w:tc>
+        <w:tc>
+          <w:tcPr>
+            <w:tcW w:type="dxa" w:w="3750"/>
+            <w:tcMar>
+              <w:top w:type="dxa" w:w="260"/>
+              <w:left w:type="dxa" w:w="120"/>
+              <w:bottom w:type="dxa" w:w="260"/>
+              <w:right w:type="dxa" w:w="120"/>
+            </w:tcMar>
+          </w:tcPr>
+          <w:p>
+            <w:r>
+              <w:rPr>
+                <w:rFonts w:ascii="Malgun Gothic" w:cs="Malgun Gothic" w:eastAsia="Malgun Gothic" w:hAnsi="Malgun Gothic"/>
+                <w:sz w:val="20"/>
+                <w:szCs w:val="20"/>
+              </w:rPr>
+              <w:t xml:space="preserve"/>
+            </w:r>
+          </w:p>
+        </w:tc>
+      </w:tr>
+      <w:tr>
+        <w:trPr>
+          <w:cantSplit/>
+        </w:trPr>
+        <w:tc>
+          <w:tcPr>
+            <w:tcW w:type="dxa" w:w="1500"/>
+            <w:tcMar>
+              <w:top w:type="dxa" w:w="260"/>
+              <w:left w:type="dxa" w:w="120"/>
+              <w:bottom w:type="dxa" w:w="260"/>
+              <w:right w:type="dxa" w:w="120"/>
+            </w:tcMar>
+          </w:tcPr>
+          <w:p>
+            <w:r>
+              <w:rPr>
+                <w:rFonts w:ascii="Malgun Gothic" w:cs="Malgun Gothic" w:eastAsia="Malgun Gothic" w:hAnsi="Malgun Gothic"/>
+                <w:sz w:val="20"/>
+                <w:szCs w:val="20"/>
+              </w:rPr>
+              <w:t xml:space="preserve"/>
+            </w:r>
+          </w:p>
+        </w:tc>
+        <w:tc>
+          <w:tcPr>
+            <w:tcW w:type="dxa" w:w="4100"/>
+            <w:tcMar>
+              <w:top w:type="dxa" w:w="260"/>
+              <w:left w:type="dxa" w:w="120"/>
+              <w:bottom w:type="dxa" w:w="260"/>
+              <w:right w:type="dxa" w:w="120"/>
+            </w:tcMar>
+          </w:tcPr>
+          <w:p>
+            <w:r>
+              <w:rPr>
+                <w:rFonts w:ascii="Malgun Gothic" w:cs="Malgun Gothic" w:eastAsia="Malgun Gothic" w:hAnsi="Malgun Gothic"/>
+                <w:sz w:val="20"/>
+                <w:szCs w:val="20"/>
+              </w:rPr>
+              <w:t xml:space="preserve"/>
+            </w:r>
+          </w:p>
+        </w:tc>
+        <w:tc>
+          <w:tcPr>
+            <w:tcW w:type="dxa" w:w="3750"/>
+            <w:tcMar>
+              <w:top w:type="dxa" w:w="260"/>
+              <w:left w:type="dxa" w:w="120"/>
+              <w:bottom w:type="dxa" w:w="260"/>
+              <w:right w:type="dxa" w:w="120"/>
+            </w:tcMar>
+          </w:tcPr>
+          <w:p>
+            <w:r>
+              <w:rPr>
+                <w:rFonts w:ascii="Malgun Gothic" w:cs="Malgun Gothic" w:eastAsia="Malgun Gothic" w:hAnsi="Malgun Gothic"/>
+                <w:sz w:val="20"/>
+                <w:szCs w:val="20"/>
+              </w:rPr>
+              <w:t xml:space="preserve"/>
+            </w:r>
+          </w:p>
+        </w:tc>
+      </w:tr>
+      <w:tr>
+        <w:trPr>
+          <w:cantSplit/>
+        </w:trPr>
+        <w:tc>
+          <w:tcPr>
+            <w:tcW w:type="dxa" w:w="1500"/>
+            <w:tcMar>
+              <w:top w:type="dxa" w:w="260"/>
+              <w:left w:type="dxa" w:w="120"/>
+              <w:bottom w:type="dxa" w:w="260"/>
+              <w:right w:type="dxa" w:w="120"/>
+            </w:tcMar>
+          </w:tcPr>
+          <w:p>
+            <w:r>
+              <w:rPr>
+                <w:rFonts w:ascii="Malgun Gothic" w:cs="Malgun Gothic" w:eastAsia="Malgun Gothic" w:hAnsi="Malgun Gothic"/>
+                <w:sz w:val="20"/>
+                <w:szCs w:val="20"/>
+              </w:rPr>
+              <w:t xml:space="preserve"/>
+            </w:r>
+          </w:p>
+        </w:tc>
+        <w:tc>
+          <w:tcPr>
+            <w:tcW w:type="dxa" w:w="4100"/>
+            <w:tcMar>
+              <w:top w:type="dxa" w:w="260"/>
+              <w:left w:type="dxa" w:w="120"/>
+              <w:bottom w:type="dxa" w:w="260"/>
+              <w:right w:type="dxa" w:w="120"/>
+            </w:tcMar>
+          </w:tcPr>
+          <w:p>
+            <w:r>
+              <w:rPr>
+                <w:rFonts w:ascii="Malgun Gothic" w:cs="Malgun Gothic" w:eastAsia="Malgun Gothic" w:hAnsi="Malgun Gothic"/>
+                <w:sz w:val="20"/>
+                <w:szCs w:val="20"/>
+              </w:rPr>
+              <w:t xml:space="preserve"/>
+            </w:r>
+          </w:p>
+        </w:tc>
+        <w:tc>
+          <w:tcPr>
+            <w:tcW w:type="dxa" w:w="3750"/>
+            <w:tcMar>
+              <w:top w:type="dxa" w:w="260"/>
+              <w:left w:type="dxa" w:w="120"/>
+              <w:bottom w:type="dxa" w:w="260"/>
+              <w:right w:type="dxa" w:w="120"/>
+            </w:tcMar>
+          </w:tcPr>
+          <w:p>
+            <w:r>
+              <w:rPr>
+                <w:rFonts w:ascii="Malgun Gothic" w:cs="Malgun Gothic" w:eastAsia="Malgun Gothic" w:hAnsi="Malgun Gothic"/>
+                <w:sz w:val="20"/>
+                <w:szCs w:val="20"/>
+              </w:rPr>
+              <w:t xml:space="preserve"/>
+            </w:r>
+          </w:p>
+        </w:tc>
+      </w:tr>
+      <w:tr>
+        <w:trPr>
+          <w:cantSplit/>
+        </w:trPr>
+        <w:tc>
+          <w:tcPr>
+            <w:tcW w:type="dxa" w:w="1500"/>
+            <w:tcMar>
+              <w:top w:type="dxa" w:w="260"/>
+              <w:left w:type="dxa" w:w="120"/>
+              <w:bottom w:type="dxa" w:w="260"/>
+              <w:right w:type="dxa" w:w="120"/>
+            </w:tcMar>
+          </w:tcPr>
+          <w:p>
+            <w:r>
+              <w:rPr>
+                <w:rFonts w:ascii="Malgun Gothic" w:cs="Malgun Gothic" w:eastAsia="Malgun Gothic" w:hAnsi="Malgun Gothic"/>
+                <w:sz w:val="20"/>
+                <w:szCs w:val="20"/>
+              </w:rPr>
+              <w:t xml:space="preserve"/>
+            </w:r>
+          </w:p>
+        </w:tc>
+        <w:tc>
+          <w:tcPr>
+            <w:tcW w:type="dxa" w:w="4100"/>
+            <w:tcMar>
+              <w:top w:type="dxa" w:w="260"/>
+              <w:left w:type="dxa" w:w="120"/>
+              <w:bottom w:type="dxa" w:w="260"/>
+              <w:right w:type="dxa" w:w="120"/>
+            </w:tcMar>
+          </w:tcPr>
+          <w:p>
+            <w:r>
+              <w:rPr>
+                <w:rFonts w:ascii="Malgun Gothic" w:cs="Malgun Gothic" w:eastAsia="Malgun Gothic" w:hAnsi="Malgun Gothic"/>
+                <w:sz w:val="20"/>
+                <w:szCs w:val="20"/>
+              </w:rPr>
+              <w:t xml:space="preserve"/>
+            </w:r>
+          </w:p>
+        </w:tc>
+        <w:tc>
+          <w:tcPr>
+            <w:tcW w:type="dxa" w:w="3750"/>
+            <w:tcMar>
+              <w:top w:type="dxa" w:w="260"/>
+              <w:left w:type="dxa" w:w="120"/>
+              <w:bottom w:type="dxa" w:w="260"/>
+              <w:right w:type="dxa" w:w="120"/>
+            </w:tcMar>
+          </w:tcPr>
+          <w:p>
+            <w:r>
+              <w:rPr>
+                <w:rFonts w:ascii="Malgun Gothic" w:cs="Malgun Gothic" w:eastAsia="Malgun Gothic" w:hAnsi="Malgun Gothic"/>
                 <w:sz w:val="20"/>
                 <w:szCs w:val="20"/>
               </w:rPr>
@@ -3855,7 +3513,7 @@
           <w:sz w:val="24"/>
           <w:szCs w:val="24"/>
         </w:rPr>
-        <w:t xml:space="preserve">상태는 세 가지로 알립니다</w:t>
+        <w:t xml:space="preserve">검산 — AI 의 진단을 내가 아는 것으로 확인합니다</w:t>
       </w:r>
     </w:p>
     <w:p>
@@ -3873,13 +3531,8 @@
           <w:sz w:val="21"/>
           <w:szCs w:val="21"/>
         </w:rPr>
-        <w:t xml:space="preserve">정상 · 주의 · 위험을 색만으로 알리면 안 됩니다. 색 + 아이콘 + 글자 세 가지가 같이 바뀌어야 합니다.</w:t>
-      </w:r>
-    </w:p>
-    <w:p>
-      <w:pPr>
-        <w:spacing w:after="120"/>
-      </w:pPr>
+        <w:t xml:space="preserve">보고서를 그냥 믿지 마세요. 아래 세 가지는 코드에 안 적혀 있어서 AI 가 놓치기 쉽습니다. 보고서에 있는지 찾아보고, 없으면 다시 물어보세요.</w:t>
+      </w:r>
     </w:p>
     <w:tbl>
       <w:tblPr>
@@ -3894,10 +3547,9 @@
         </w:tblBorders>
       </w:tblPr>
       <w:tblGrid>
+        <w:gridCol w:w="4300"/>
         <w:gridCol w:w="1700"/>
-        <w:gridCol w:w="2550"/>
-        <w:gridCol w:w="2550"/>
-        <w:gridCol w:w="2550"/>
+        <w:gridCol w:w="3350"/>
       </w:tblGrid>
       <w:tr>
         <w:trPr>
@@ -3906,7 +3558,7 @@
         </w:trPr>
         <w:tc>
           <w:tcPr>
-            <w:tcW w:type="dxa" w:w="1700"/>
+            <w:tcW w:type="dxa" w:w="4300"/>
             <w:shd w:fill="2F5496" w:val="clear"/>
             <w:tcMar>
               <w:top w:type="dxa" w:w="100"/>
@@ -3926,13 +3578,13 @@
                 <w:sz w:val="20"/>
                 <w:szCs w:val="20"/>
               </w:rPr>
-              <w:t xml:space="preserve">상태</w:t>
-            </w:r>
-          </w:p>
-        </w:tc>
-        <w:tc>
-          <w:tcPr>
-            <w:tcW w:type="dxa" w:w="2550"/>
+              <w:t xml:space="preserve">보고서에 있어야 하는 것</w:t>
+            </w:r>
+          </w:p>
+        </w:tc>
+        <w:tc>
+          <w:tcPr>
+            <w:tcW w:type="dxa" w:w="1700"/>
             <w:shd w:fill="2F5496" w:val="clear"/>
             <w:tcMar>
               <w:top w:type="dxa" w:w="100"/>
@@ -3952,13 +3604,13 @@
                 <w:sz w:val="20"/>
                 <w:szCs w:val="20"/>
               </w:rPr>
-              <w:t xml:space="preserve">색</w:t>
-            </w:r>
-          </w:p>
-        </w:tc>
-        <w:tc>
-          <w:tcPr>
-            <w:tcW w:type="dxa" w:w="2550"/>
+              <w:t xml:space="preserve">P 등급</w:t>
+            </w:r>
+          </w:p>
+        </w:tc>
+        <w:tc>
+          <w:tcPr>
+            <w:tcW w:type="dxa" w:w="3350"/>
             <w:shd w:fill="2F5496" w:val="clear"/>
             <w:tcMar>
               <w:top w:type="dxa" w:w="100"/>
@@ -3978,41 +3630,40 @@
                 <w:sz w:val="20"/>
                 <w:szCs w:val="20"/>
               </w:rPr>
-              <w:t xml:space="preserve">아이콘</w:t>
-            </w:r>
-          </w:p>
-        </w:tc>
-        <w:tc>
-          <w:tcPr>
-            <w:tcW w:type="dxa" w:w="2550"/>
-            <w:shd w:fill="2F5496" w:val="clear"/>
-            <w:tcMar>
-              <w:top w:type="dxa" w:w="100"/>
-              <w:left w:type="dxa" w:w="120"/>
-              <w:bottom w:type="dxa" w:w="100"/>
-              <w:right w:type="dxa" w:w="120"/>
-            </w:tcMar>
-            <w:vAlign w:val="center"/>
-          </w:tcPr>
-          <w:p>
-            <w:r>
-              <w:rPr>
-                <w:rFonts w:ascii="Malgun Gothic" w:cs="Malgun Gothic" w:eastAsia="Malgun Gothic" w:hAnsi="Malgun Gothic"/>
-                <w:b/>
-                <w:bCs/>
-                <w:color w:val="FFFFFF"/>
-                <w:sz w:val="20"/>
-                <w:szCs w:val="20"/>
-              </w:rPr>
-              <w:t xml:space="preserve">글자</w:t>
-            </w:r>
-          </w:p>
-        </w:tc>
-      </w:tr>
-      <w:tr>
-        <w:trPr>
-          <w:cantSplit/>
-        </w:trPr>
+              <w:t xml:space="preserve">없으면 다시 물어봤나</w:t>
+            </w:r>
+          </w:p>
+        </w:tc>
+      </w:tr>
+      <w:tr>
+        <w:trPr>
+          <w:cantSplit/>
+        </w:trPr>
+        <w:tc>
+          <w:tcPr>
+            <w:tcW w:type="dxa" w:w="4300"/>
+            <w:tcMar>
+              <w:top w:type="dxa" w:w="100"/>
+              <w:left w:type="dxa" w:w="120"/>
+              <w:bottom w:type="dxa" w:w="100"/>
+              <w:right w:type="dxa" w:w="120"/>
+            </w:tcMar>
+            <w:vAlign w:val="center"/>
+          </w:tcPr>
+          <w:p>
+            <w:r>
+              <w:rPr>
+                <w:rFonts w:ascii="Malgun Gothic" w:cs="Malgun Gothic" w:eastAsia="Malgun Gothic" w:hAnsi="Malgun Gothic"/>
+                <w:b w:val="false"/>
+                <w:bCs w:val="false"/>
+                <w:color w:val="000000"/>
+                <w:sz w:val="20"/>
+                <w:szCs w:val="20"/>
+              </w:rPr>
+              <w:t xml:space="preserve">화면이 저절로 꺼진다</w:t>
+            </w:r>
+          </w:p>
+        </w:tc>
         <w:tc>
           <w:tcPr>
             <w:tcW w:type="dxa" w:w="1700"/>
@@ -4034,38 +3685,13 @@
                 <w:sz w:val="20"/>
                 <w:szCs w:val="20"/>
               </w:rPr>
-              <w:t xml:space="preserve">정상</w:t>
-            </w:r>
-          </w:p>
-        </w:tc>
-        <w:tc>
-          <w:tcPr>
-            <w:tcW w:type="dxa" w:w="2550"/>
-            <w:tcMar>
-              <w:top w:type="dxa" w:w="100"/>
-              <w:left w:type="dxa" w:w="120"/>
-              <w:bottom w:type="dxa" w:w="100"/>
-              <w:right w:type="dxa" w:w="120"/>
-            </w:tcMar>
-            <w:vAlign w:val="center"/>
-          </w:tcPr>
-          <w:p>
-            <w:r>
-              <w:rPr>
-                <w:rFonts w:ascii="Malgun Gothic" w:cs="Malgun Gothic" w:eastAsia="Malgun Gothic" w:hAnsi="Malgun Gothic"/>
-                <w:b w:val="false"/>
-                <w:bCs w:val="false"/>
-                <w:color w:val="000000"/>
-                <w:sz w:val="20"/>
-                <w:szCs w:val="20"/>
-              </w:rPr>
               <w:t xml:space="preserve"/>
             </w:r>
           </w:p>
         </w:tc>
         <w:tc>
           <w:tcPr>
-            <w:tcW w:type="dxa" w:w="2550"/>
+            <w:tcW w:type="dxa" w:w="3350"/>
             <w:tcMar>
               <w:top w:type="dxa" w:w="100"/>
               <w:left w:type="dxa" w:w="120"/>
@@ -4088,9 +3714,39 @@
             </w:r>
           </w:p>
         </w:tc>
-        <w:tc>
-          <w:tcPr>
-            <w:tcW w:type="dxa" w:w="2550"/>
+      </w:tr>
+      <w:tr>
+        <w:trPr>
+          <w:cantSplit/>
+        </w:trPr>
+        <w:tc>
+          <w:tcPr>
+            <w:tcW w:type="dxa" w:w="4300"/>
+            <w:tcMar>
+              <w:top w:type="dxa" w:w="100"/>
+              <w:left w:type="dxa" w:w="120"/>
+              <w:bottom w:type="dxa" w:w="100"/>
+              <w:right w:type="dxa" w:w="120"/>
+            </w:tcMar>
+            <w:vAlign w:val="center"/>
+          </w:tcPr>
+          <w:p>
+            <w:r>
+              <w:rPr>
+                <w:rFonts w:ascii="Malgun Gothic" w:cs="Malgun Gothic" w:eastAsia="Malgun Gothic" w:hAnsi="Malgun Gothic"/>
+                <w:b w:val="false"/>
+                <w:bCs w:val="false"/>
+                <w:color w:val="000000"/>
+                <w:sz w:val="20"/>
+                <w:szCs w:val="20"/>
+              </w:rPr>
+              <w:t xml:space="preserve">관람객이 1m 밖에서 값을 못 읽는다</w:t>
+            </w:r>
+          </w:p>
+        </w:tc>
+        <w:tc>
+          <w:tcPr>
+            <w:tcW w:type="dxa" w:w="1700"/>
             <w:tcMar>
               <w:top w:type="dxa" w:w="100"/>
               <w:left w:type="dxa" w:w="120"/>
@@ -4113,11 +3769,61 @@
             </w:r>
           </w:p>
         </w:tc>
-      </w:tr>
-      <w:tr>
-        <w:trPr>
-          <w:cantSplit/>
-        </w:trPr>
+        <w:tc>
+          <w:tcPr>
+            <w:tcW w:type="dxa" w:w="3350"/>
+            <w:tcMar>
+              <w:top w:type="dxa" w:w="100"/>
+              <w:left w:type="dxa" w:w="120"/>
+              <w:bottom w:type="dxa" w:w="100"/>
+              <w:right w:type="dxa" w:w="120"/>
+            </w:tcMar>
+            <w:vAlign w:val="center"/>
+          </w:tcPr>
+          <w:p>
+            <w:r>
+              <w:rPr>
+                <w:rFonts w:ascii="Malgun Gothic" w:cs="Malgun Gothic" w:eastAsia="Malgun Gothic" w:hAnsi="Malgun Gothic"/>
+                <w:b w:val="false"/>
+                <w:bCs w:val="false"/>
+                <w:color w:val="000000"/>
+                <w:sz w:val="20"/>
+                <w:szCs w:val="20"/>
+              </w:rPr>
+              <w:t xml:space="preserve"/>
+            </w:r>
+          </w:p>
+        </w:tc>
+      </w:tr>
+      <w:tr>
+        <w:trPr>
+          <w:cantSplit/>
+        </w:trPr>
+        <w:tc>
+          <w:tcPr>
+            <w:tcW w:type="dxa" w:w="4300"/>
+            <w:tcMar>
+              <w:top w:type="dxa" w:w="100"/>
+              <w:left w:type="dxa" w:w="120"/>
+              <w:bottom w:type="dxa" w:w="100"/>
+              <w:right w:type="dxa" w:w="120"/>
+            </w:tcMar>
+            <w:vAlign w:val="center"/>
+          </w:tcPr>
+          <w:p>
+            <w:r>
+              <w:rPr>
+                <w:rFonts w:ascii="Malgun Gothic" w:cs="Malgun Gothic" w:eastAsia="Malgun Gothic" w:hAnsi="Malgun Gothic"/>
+                <w:b w:val="false"/>
+                <w:bCs w:val="false"/>
+                <w:color w:val="000000"/>
+                <w:sz w:val="20"/>
+                <w:szCs w:val="20"/>
+              </w:rPr>
+              <w:t xml:space="preserve">작품 설명이 관람객용이 아니다</w:t>
+            </w:r>
+          </w:p>
+        </w:tc>
         <w:tc>
           <w:tcPr>
             <w:tcW w:type="dxa" w:w="1700"/>
@@ -4139,168 +3845,13 @@
                 <w:sz w:val="20"/>
                 <w:szCs w:val="20"/>
               </w:rPr>
-              <w:t xml:space="preserve">주의</w:t>
-            </w:r>
-          </w:p>
-        </w:tc>
-        <w:tc>
-          <w:tcPr>
-            <w:tcW w:type="dxa" w:w="2550"/>
-            <w:tcMar>
-              <w:top w:type="dxa" w:w="100"/>
-              <w:left w:type="dxa" w:w="120"/>
-              <w:bottom w:type="dxa" w:w="100"/>
-              <w:right w:type="dxa" w:w="120"/>
-            </w:tcMar>
-            <w:vAlign w:val="center"/>
-          </w:tcPr>
-          <w:p>
-            <w:r>
-              <w:rPr>
-                <w:rFonts w:ascii="Malgun Gothic" w:cs="Malgun Gothic" w:eastAsia="Malgun Gothic" w:hAnsi="Malgun Gothic"/>
-                <w:b w:val="false"/>
-                <w:bCs w:val="false"/>
-                <w:color w:val="000000"/>
-                <w:sz w:val="20"/>
-                <w:szCs w:val="20"/>
-              </w:rPr>
               <w:t xml:space="preserve"/>
             </w:r>
           </w:p>
         </w:tc>
         <w:tc>
           <w:tcPr>
-            <w:tcW w:type="dxa" w:w="2550"/>
-            <w:tcMar>
-              <w:top w:type="dxa" w:w="100"/>
-              <w:left w:type="dxa" w:w="120"/>
-              <w:bottom w:type="dxa" w:w="100"/>
-              <w:right w:type="dxa" w:w="120"/>
-            </w:tcMar>
-            <w:vAlign w:val="center"/>
-          </w:tcPr>
-          <w:p>
-            <w:r>
-              <w:rPr>
-                <w:rFonts w:ascii="Malgun Gothic" w:cs="Malgun Gothic" w:eastAsia="Malgun Gothic" w:hAnsi="Malgun Gothic"/>
-                <w:b w:val="false"/>
-                <w:bCs w:val="false"/>
-                <w:color w:val="000000"/>
-                <w:sz w:val="20"/>
-                <w:szCs w:val="20"/>
-              </w:rPr>
-              <w:t xml:space="preserve"/>
-            </w:r>
-          </w:p>
-        </w:tc>
-        <w:tc>
-          <w:tcPr>
-            <w:tcW w:type="dxa" w:w="2550"/>
-            <w:tcMar>
-              <w:top w:type="dxa" w:w="100"/>
-              <w:left w:type="dxa" w:w="120"/>
-              <w:bottom w:type="dxa" w:w="100"/>
-              <w:right w:type="dxa" w:w="120"/>
-            </w:tcMar>
-            <w:vAlign w:val="center"/>
-          </w:tcPr>
-          <w:p>
-            <w:r>
-              <w:rPr>
-                <w:rFonts w:ascii="Malgun Gothic" w:cs="Malgun Gothic" w:eastAsia="Malgun Gothic" w:hAnsi="Malgun Gothic"/>
-                <w:b w:val="false"/>
-                <w:bCs w:val="false"/>
-                <w:color w:val="000000"/>
-                <w:sz w:val="20"/>
-                <w:szCs w:val="20"/>
-              </w:rPr>
-              <w:t xml:space="preserve"/>
-            </w:r>
-          </w:p>
-        </w:tc>
-      </w:tr>
-      <w:tr>
-        <w:trPr>
-          <w:cantSplit/>
-        </w:trPr>
-        <w:tc>
-          <w:tcPr>
-            <w:tcW w:type="dxa" w:w="1700"/>
-            <w:tcMar>
-              <w:top w:type="dxa" w:w="100"/>
-              <w:left w:type="dxa" w:w="120"/>
-              <w:bottom w:type="dxa" w:w="100"/>
-              <w:right w:type="dxa" w:w="120"/>
-            </w:tcMar>
-            <w:vAlign w:val="center"/>
-          </w:tcPr>
-          <w:p>
-            <w:r>
-              <w:rPr>
-                <w:rFonts w:ascii="Malgun Gothic" w:cs="Malgun Gothic" w:eastAsia="Malgun Gothic" w:hAnsi="Malgun Gothic"/>
-                <w:b w:val="false"/>
-                <w:bCs w:val="false"/>
-                <w:color w:val="000000"/>
-                <w:sz w:val="20"/>
-                <w:szCs w:val="20"/>
-              </w:rPr>
-              <w:t xml:space="preserve">위험</w:t>
-            </w:r>
-          </w:p>
-        </w:tc>
-        <w:tc>
-          <w:tcPr>
-            <w:tcW w:type="dxa" w:w="2550"/>
-            <w:tcMar>
-              <w:top w:type="dxa" w:w="100"/>
-              <w:left w:type="dxa" w:w="120"/>
-              <w:bottom w:type="dxa" w:w="100"/>
-              <w:right w:type="dxa" w:w="120"/>
-            </w:tcMar>
-            <w:vAlign w:val="center"/>
-          </w:tcPr>
-          <w:p>
-            <w:r>
-              <w:rPr>
-                <w:rFonts w:ascii="Malgun Gothic" w:cs="Malgun Gothic" w:eastAsia="Malgun Gothic" w:hAnsi="Malgun Gothic"/>
-                <w:b w:val="false"/>
-                <w:bCs w:val="false"/>
-                <w:color w:val="000000"/>
-                <w:sz w:val="20"/>
-                <w:szCs w:val="20"/>
-              </w:rPr>
-              <w:t xml:space="preserve"/>
-            </w:r>
-          </w:p>
-        </w:tc>
-        <w:tc>
-          <w:tcPr>
-            <w:tcW w:type="dxa" w:w="2550"/>
-            <w:tcMar>
-              <w:top w:type="dxa" w:w="100"/>
-              <w:left w:type="dxa" w:w="120"/>
-              <w:bottom w:type="dxa" w:w="100"/>
-              <w:right w:type="dxa" w:w="120"/>
-            </w:tcMar>
-            <w:vAlign w:val="center"/>
-          </w:tcPr>
-          <w:p>
-            <w:r>
-              <w:rPr>
-                <w:rFonts w:ascii="Malgun Gothic" w:cs="Malgun Gothic" w:eastAsia="Malgun Gothic" w:hAnsi="Malgun Gothic"/>
-                <w:b w:val="false"/>
-                <w:bCs w:val="false"/>
-                <w:color w:val="000000"/>
-                <w:sz w:val="20"/>
-                <w:szCs w:val="20"/>
-              </w:rPr>
-              <w:t xml:space="preserve"/>
-            </w:r>
-          </w:p>
-        </w:tc>
-        <w:tc>
-          <w:tcPr>
-            <w:tcW w:type="dxa" w:w="2550"/>
+            <w:tcW w:type="dxa" w:w="3350"/>
             <w:tcMar>
               <w:top w:type="dxa" w:w="100"/>
               <w:left w:type="dxa" w:w="120"/>
@@ -4345,7 +3896,7 @@
           <w:sz w:val="21"/>
           <w:szCs w:val="21"/>
         </w:rPr>
-        <w:t xml:space="preserve">색만으로 알리면 안 되는 이유를 두 가지 쓰세요.</w:t>
+        <w:t xml:space="preserve">AI 가 이 세 가지를 놓친 이유가 무엇이라고 생각합니까?</w:t>
       </w:r>
     </w:p>
     <w:tbl>
@@ -4439,24 +3990,7 @@
           <w:sz w:val="19"/>
           <w:szCs w:val="19"/>
         </w:rPr>
-        <w:t xml:space="preserve">· 하나는 보는 사람에 관한 것입니다. 색을 구분하기 어려운 사람이 전시회에 옵니다.</w:t>
-      </w:r>
-    </w:p>
-    <w:p>
-      <w:pPr>
-        <w:spacing w:after="60"/>
-        <w:ind w:left="260"/>
-      </w:pPr>
-      <w:r>
-        <w:rPr>
-          <w:rFonts w:ascii="Malgun Gothic" w:cs="Malgun Gothic" w:eastAsia="Malgun Gothic" w:hAnsi="Malgun Gothic"/>
-          <w:i/>
-          <w:iCs/>
-          <w:color w:val="555555"/>
-          <w:sz w:val="19"/>
-          <w:szCs w:val="19"/>
-        </w:rPr>
-        <w:t xml:space="preserve">· 하나는 거리에 관한 것입니다. 멀리서는 작은 색 점이 어떻게 보일까요?</w:t>
+        <w:t xml:space="preserve">· AI 가 본 것은 우리가 올린 두 파일뿐입니다. 전시장과 노트북은 보지 못했습니다.</w:t>
       </w:r>
     </w:p>
     <w:p>
@@ -4493,7 +4027,7 @@
           <w:sz w:val="21"/>
           <w:szCs w:val="21"/>
         </w:rPr>
-        <w:t xml:space="preserve">☐  전시 모드에서 값이 훨씬 크다</w:t>
+        <w:t xml:space="preserve">☐  보고서에 코드가 섞여 있지 않다 (진단만 요청했습니다)</w:t>
       </w:r>
     </w:p>
     <w:p>
@@ -4507,7 +4041,7 @@
           <w:sz w:val="21"/>
           <w:szCs w:val="21"/>
         </w:rPr>
-        <w:t xml:space="preserve">☐  전시 모드를 끄면 원래 크기로 돌아온다 (평소에 쓸 수 없게 되면 안 됩니다)</w:t>
+        <w:t xml:space="preserve">☐  '확인 불가' 목록에 통신 코드와 데이터베이스 코드가 들어 있다 (일부러 안 올렸으니 정상)</w:t>
       </w:r>
     </w:p>
     <w:p>
@@ -4521,7 +4055,7 @@
           <w:sz w:val="21"/>
           <w:szCs w:val="21"/>
         </w:rPr>
-        <w:t xml:space="preserve">☐  한 발짝 물러나서도 값이 읽힌다</w:t>
+        <w:t xml:space="preserve">☐  위 세 가지가 전부 P0 이나 P1 에 있다 (없으면 다시 물어봤다)</w:t>
       </w:r>
     </w:p>
     <w:p>
@@ -4535,21 +4069,7 @@
           <w:sz w:val="21"/>
           <w:szCs w:val="21"/>
         </w:rPr>
-        <w:t xml:space="preserve">☐  상태가 색 · 아이콘 · 글자 세 가지로 같이 바뀐다</w:t>
-      </w:r>
-    </w:p>
-    <w:p>
-      <w:pPr>
-        <w:spacing w:after="100"/>
-        <w:ind w:left="260"/>
-      </w:pPr>
-      <w:r>
-        <w:rPr>
-          <w:rFonts w:ascii="Malgun Gothic" w:cs="Malgun Gothic" w:eastAsia="Malgun Gothic" w:hAnsi="Malgun Gothic"/>
-          <w:sz w:val="21"/>
-          <w:szCs w:val="21"/>
-        </w:rPr>
-        <w:t xml:space="preserve">☐  새 CSS 파일이 생기지 않았다 (조건부 className 으로만 바꿨다)</w:t>
+        <w:t xml:space="preserve">☐  AI 가 파일을 컴포넌트로 나누자고 했다면 거절했다 (규칙 3-6)</w:t>
       </w:r>
     </w:p>
     <w:p>
@@ -4575,7 +4095,7 @@
           <w:sz w:val="30"/>
           <w:szCs w:val="30"/>
         </w:rPr>
-        <w:t xml:space="preserve">5. 미션 3 · 관람객이 읽는 작품 설명</w:t>
+        <w:t xml:space="preserve">4. 재설계 · 방향 — 두 가지를 비교해서 고릅니다</w:t>
       </w:r>
     </w:p>
     <w:p>
@@ -4593,12 +4113,12 @@
           <w:sz w:val="21"/>
           <w:szCs w:val="21"/>
         </w:rPr>
-        <w:t xml:space="preserve">지금 '이 작품은?' 에는 보통 Next.js, TypeScript, Tailwind CSS 같은 것이 적혀 있습니다. 관람객은 이것을 궁금해하지 않습니다. 그리고 버튼을 눌러 창을 열지도 않습니다.</w:t>
-      </w:r>
-    </w:p>
-    <w:p>
-      <w:pPr>
-        <w:spacing w:after="160"/>
+        <w:t xml:space="preserve">여기가 오늘의 중심입니다. 여기서도 코드를 받지 않습니다. 하나만 받으면 비교할 것이 없어서 좋은지 나쁜지 알 수 없습니다.</w:t>
+      </w:r>
+    </w:p>
+    <w:p>
+      <w:pPr>
+        <w:spacing w:after="120"/>
       </w:pPr>
     </w:p>
     <w:p>
@@ -4616,31 +4136,8 @@
           <w:sz w:val="24"/>
           <w:szCs w:val="24"/>
         </w:rPr>
-        <w:t xml:space="preserve">직접 적을 것 — AI 가 대신 못 씁니다</w:t>
-      </w:r>
-    </w:p>
-    <w:p>
-      <w:pPr>
-        <w:keepNext w:val="false"/>
-        <w:spacing w:after="120"/>
-      </w:pPr>
-      <w:r>
-        <w:rPr>
-          <w:rFonts w:ascii="Malgun Gothic" w:cs="Malgun Gothic" w:eastAsia="Malgun Gothic" w:hAnsi="Malgun Gothic"/>
-          <w:b w:val="false"/>
-          <w:bCs w:val="false"/>
-          <w:i w:val="false"/>
-          <w:iCs w:val="false"/>
-          <w:sz w:val="21"/>
-          <w:szCs w:val="21"/>
-        </w:rPr>
-        <w:t xml:space="preserve">우리 작품은 우리가 제일 잘 압니다. 쉬운 말로, 짧게 쓰세요.</w:t>
-      </w:r>
-    </w:p>
-    <w:p>
-      <w:pPr>
-        <w:spacing w:after="120"/>
-      </w:pPr>
+        <w:t xml:space="preserve">지금 우리 화면의 문제 — 프롬프트에 그대로 넣습니다</w:t>
+      </w:r>
     </w:p>
     <w:tbl>
       <w:tblPr>
@@ -4655,8 +4152,8 @@
         </w:tblBorders>
       </w:tblPr>
       <w:tblGrid>
-        <w:gridCol w:w="3350"/>
-        <w:gridCol w:w="6000"/>
+        <w:gridCol w:w="4300"/>
+        <w:gridCol w:w="5050"/>
       </w:tblGrid>
       <w:tr>
         <w:trPr>
@@ -4665,7 +4162,7 @@
         </w:trPr>
         <w:tc>
           <w:tcPr>
-            <w:tcW w:type="dxa" w:w="3350"/>
+            <w:tcW w:type="dxa" w:w="4300"/>
             <w:shd w:fill="2F5496" w:val="clear"/>
             <w:tcMar>
               <w:top w:type="dxa" w:w="100"/>
@@ -4685,13 +4182,13 @@
                 <w:sz w:val="20"/>
                 <w:szCs w:val="20"/>
               </w:rPr>
-              <w:t xml:space="preserve"/>
-            </w:r>
-          </w:p>
-        </w:tc>
-        <w:tc>
-          <w:tcPr>
-            <w:tcW w:type="dxa" w:w="6000"/>
+              <w:t xml:space="preserve">지금 이렇다</w:t>
+            </w:r>
+          </w:p>
+        </w:tc>
+        <w:tc>
+          <w:tcPr>
+            <w:tcW w:type="dxa" w:w="5050"/>
             <w:shd w:fill="2F5496" w:val="clear"/>
             <w:tcMar>
               <w:top w:type="dxa" w:w="100"/>
@@ -4711,58 +4208,342 @@
                 <w:sz w:val="20"/>
                 <w:szCs w:val="20"/>
               </w:rPr>
-              <w:t xml:space="preserve">우리 팀 작품 설명</w:t>
-            </w:r>
-          </w:p>
-        </w:tc>
-      </w:tr>
-      <w:tr>
-        <w:trPr>
-          <w:cantSplit/>
-        </w:trPr>
-        <w:tc>
-          <w:tcPr>
-            <w:tcW w:type="dxa" w:w="3350"/>
-            <w:tcMar>
-              <w:top w:type="dxa" w:w="100"/>
-              <w:left w:type="dxa" w:w="120"/>
-              <w:bottom w:type="dxa" w:w="100"/>
-              <w:right w:type="dxa" w:w="120"/>
-            </w:tcMar>
-            <w:vAlign w:val="center"/>
-          </w:tcPr>
-          <w:p>
-            <w:r>
-              <w:rPr>
-                <w:rFonts w:ascii="Malgun Gothic" w:cs="Malgun Gothic" w:eastAsia="Malgun Gothic" w:hAnsi="Malgun Gothic"/>
-                <w:b w:val="false"/>
-                <w:bCs w:val="false"/>
-                <w:color w:val="000000"/>
-                <w:sz w:val="20"/>
-                <w:szCs w:val="20"/>
-              </w:rPr>
-              <w:t xml:space="preserve">무엇을 하는 물건인가 (한 문장)</w:t>
-            </w:r>
-          </w:p>
-        </w:tc>
-        <w:tc>
-          <w:tcPr>
-            <w:tcW w:type="dxa" w:w="6000"/>
-            <w:tcMar>
-              <w:top w:type="dxa" w:w="100"/>
-              <w:left w:type="dxa" w:w="120"/>
-              <w:bottom w:type="dxa" w:w="100"/>
-              <w:right w:type="dxa" w:w="120"/>
-            </w:tcMar>
-            <w:vAlign w:val="center"/>
-          </w:tcPr>
-          <w:p>
-            <w:r>
-              <w:rPr>
-                <w:rFonts w:ascii="Malgun Gothic" w:cs="Malgun Gothic" w:eastAsia="Malgun Gothic" w:hAnsi="Malgun Gothic"/>
-                <w:b w:val="false"/>
-                <w:bCs w:val="false"/>
-                <w:color w:val="000000"/>
+              <w:t xml:space="preserve">그래서 무슨 일이 생기나</w:t>
+            </w:r>
+          </w:p>
+        </w:tc>
+      </w:tr>
+      <w:tr>
+        <w:trPr>
+          <w:cantSplit/>
+        </w:trPr>
+        <w:tc>
+          <w:tcPr>
+            <w:tcW w:type="dxa" w:w="4300"/>
+            <w:tcMar>
+              <w:top w:type="dxa" w:w="100"/>
+              <w:left w:type="dxa" w:w="120"/>
+              <w:bottom w:type="dxa" w:w="100"/>
+              <w:right w:type="dxa" w:w="120"/>
+            </w:tcMar>
+            <w:vAlign w:val="center"/>
+          </w:tcPr>
+          <w:p>
+            <w:r>
+              <w:rPr>
+                <w:rFonts w:ascii="Malgun Gothic" w:cs="Malgun Gothic" w:eastAsia="Malgun Gothic" w:hAnsi="Malgun Gothic"/>
+                <w:b w:val="false"/>
+                <w:bCs w:val="false"/>
+                <w:color w:val="000000"/>
+                <w:sz w:val="20"/>
+                <w:szCs w:val="20"/>
+              </w:rPr>
+              <w:t xml:space="preserve">const UI 의 card 토큰 하나로 모든 블록이 똑같은 흰 카드</w:t>
+            </w:r>
+          </w:p>
+        </w:tc>
+        <w:tc>
+          <w:tcPr>
+            <w:tcW w:type="dxa" w:w="5050"/>
+            <w:tcMar>
+              <w:top w:type="dxa" w:w="100"/>
+              <w:left w:type="dxa" w:w="120"/>
+              <w:bottom w:type="dxa" w:w="100"/>
+              <w:right w:type="dxa" w:w="120"/>
+            </w:tcMar>
+            <w:vAlign w:val="center"/>
+          </w:tcPr>
+          <w:p>
+            <w:r>
+              <w:rPr>
+                <w:rFonts w:ascii="Malgun Gothic" w:cs="Malgun Gothic" w:eastAsia="Malgun Gothic" w:hAnsi="Malgun Gothic"/>
+                <w:b w:val="false"/>
+                <w:bCs w:val="false"/>
+                <w:color w:val="000000"/>
+                <w:sz w:val="20"/>
+                <w:szCs w:val="20"/>
+              </w:rPr>
+              <w:t xml:space="preserve">무엇이 중요한지 화면만 보고 알 수 없다</w:t>
+            </w:r>
+          </w:p>
+        </w:tc>
+      </w:tr>
+      <w:tr>
+        <w:trPr>
+          <w:cantSplit/>
+        </w:trPr>
+        <w:tc>
+          <w:tcPr>
+            <w:tcW w:type="dxa" w:w="4300"/>
+            <w:tcMar>
+              <w:top w:type="dxa" w:w="100"/>
+              <w:left w:type="dxa" w:w="120"/>
+              <w:bottom w:type="dxa" w:w="100"/>
+              <w:right w:type="dxa" w:w="120"/>
+            </w:tcMar>
+            <w:vAlign w:val="center"/>
+          </w:tcPr>
+          <w:p>
+            <w:r>
+              <w:rPr>
+                <w:rFonts w:ascii="Malgun Gothic" w:cs="Malgun Gothic" w:eastAsia="Malgun Gothic" w:hAnsi="Malgun Gothic"/>
+                <w:b w:val="false"/>
+                <w:bCs w:val="false"/>
+                <w:color w:val="000000"/>
+                <w:sz w:val="20"/>
+                <w:szCs w:val="20"/>
+              </w:rPr>
+              <w:t xml:space="preserve">보조 글자가 거의 전부 text-sm 한 가지 크기</w:t>
+            </w:r>
+          </w:p>
+        </w:tc>
+        <w:tc>
+          <w:tcPr>
+            <w:tcW w:type="dxa" w:w="5050"/>
+            <w:tcMar>
+              <w:top w:type="dxa" w:w="100"/>
+              <w:left w:type="dxa" w:w="120"/>
+              <w:bottom w:type="dxa" w:w="100"/>
+              <w:right w:type="dxa" w:w="120"/>
+            </w:tcMar>
+            <w:vAlign w:val="center"/>
+          </w:tcPr>
+          <w:p>
+            <w:r>
+              <w:rPr>
+                <w:rFonts w:ascii="Malgun Gothic" w:cs="Malgun Gothic" w:eastAsia="Malgun Gothic" w:hAnsi="Malgun Gothic"/>
+                <w:b w:val="false"/>
+                <w:bCs w:val="false"/>
+                <w:color w:val="000000"/>
+                <w:sz w:val="20"/>
+                <w:szCs w:val="20"/>
+              </w:rPr>
+              <w:t xml:space="preserve">읽을 것과 안 읽을 것이 구분되지 않는다</w:t>
+            </w:r>
+          </w:p>
+        </w:tc>
+      </w:tr>
+      <w:tr>
+        <w:trPr>
+          <w:cantSplit/>
+        </w:trPr>
+        <w:tc>
+          <w:tcPr>
+            <w:tcW w:type="dxa" w:w="4300"/>
+            <w:tcMar>
+              <w:top w:type="dxa" w:w="100"/>
+              <w:left w:type="dxa" w:w="120"/>
+              <w:bottom w:type="dxa" w:w="100"/>
+              <w:right w:type="dxa" w:w="120"/>
+            </w:tcMar>
+            <w:vAlign w:val="center"/>
+          </w:tcPr>
+          <w:p>
+            <w:r>
+              <w:rPr>
+                <w:rFonts w:ascii="Malgun Gothic" w:cs="Malgun Gothic" w:eastAsia="Malgun Gothic" w:hAnsi="Malgun Gothic"/>
+                <w:b w:val="false"/>
+                <w:bCs w:val="false"/>
+                <w:color w:val="000000"/>
+                <w:sz w:val="20"/>
+                <w:szCs w:val="20"/>
+              </w:rPr>
+              <w:t xml:space="preserve">모든 블록에 같은 테두리(border-slate-200)</w:t>
+            </w:r>
+          </w:p>
+        </w:tc>
+        <w:tc>
+          <w:tcPr>
+            <w:tcW w:type="dxa" w:w="5050"/>
+            <w:tcMar>
+              <w:top w:type="dxa" w:w="100"/>
+              <w:left w:type="dxa" w:w="120"/>
+              <w:bottom w:type="dxa" w:w="100"/>
+              <w:right w:type="dxa" w:w="120"/>
+            </w:tcMar>
+            <w:vAlign w:val="center"/>
+          </w:tcPr>
+          <w:p>
+            <w:r>
+              <w:rPr>
+                <w:rFonts w:ascii="Malgun Gothic" w:cs="Malgun Gothic" w:eastAsia="Malgun Gothic" w:hAnsi="Malgun Gothic"/>
+                <w:b w:val="false"/>
+                <w:bCs w:val="false"/>
+                <w:color w:val="000000"/>
+                <w:sz w:val="20"/>
+                <w:szCs w:val="20"/>
+              </w:rPr>
+              <w:t xml:space="preserve">화면이 격자처럼 보이고 주인공이 없다</w:t>
+            </w:r>
+          </w:p>
+        </w:tc>
+      </w:tr>
+    </w:tbl>
+    <w:p>
+      <w:pPr>
+        <w:spacing w:after="160"/>
+      </w:pPr>
+    </w:p>
+    <w:p>
+      <w:pPr>
+        <w:pStyle w:val="Heading2"/>
+        <w:keepNext/>
+        <w:spacing w:after="120" w:before="240"/>
+      </w:pPr>
+      <w:r>
+        <w:rPr>
+          <w:rFonts w:ascii="Malgun Gothic" w:cs="Malgun Gothic" w:eastAsia="Malgun Gothic" w:hAnsi="Malgun Gothic"/>
+          <w:b/>
+          <w:bCs/>
+          <w:color w:val="2F5496"/>
+          <w:sz w:val="24"/>
+          <w:szCs w:val="24"/>
+        </w:rPr>
+        <w:t xml:space="preserve">우리 작품의 주인공을 먼저 정하세요</w:t>
+      </w:r>
+    </w:p>
+    <w:p>
+      <w:pPr>
+        <w:keepNext w:val="false"/>
+        <w:spacing w:after="120"/>
+      </w:pPr>
+      <w:r>
+        <w:rPr>
+          <w:rFonts w:ascii="Malgun Gothic" w:cs="Malgun Gothic" w:eastAsia="Malgun Gothic" w:hAnsi="Malgun Gothic"/>
+          <w:b/>
+          <w:bCs/>
+          <w:i w:val="false"/>
+          <w:iCs w:val="false"/>
+          <w:sz w:val="21"/>
+          <w:szCs w:val="21"/>
+        </w:rPr>
+        <w:t xml:space="preserve">가장 크게, 가장 먼저 보이게 할 것 하나입니다. 센서 하나일 수도 있고 '문이 열린 각도' 처럼 동작일 수도 있습니다. 이것을 안 정하면 AI 가 멋대로 고릅니다.</w:t>
+      </w:r>
+    </w:p>
+    <w:p>
+      <w:pPr>
+        <w:spacing w:after="200"/>
+      </w:pPr>
+      <w:r>
+        <w:rPr>
+          <w:rFonts w:ascii="Malgun Gothic" w:cs="Malgun Gothic" w:eastAsia="Malgun Gothic" w:hAnsi="Malgun Gothic"/>
+          <w:sz w:val="21"/>
+          <w:szCs w:val="21"/>
+        </w:rPr>
+        <w:t xml:space="preserve">→ 우리 작품의 주인공: </w:t>
+      </w:r>
+      <w:r>
+        <w:rPr>
+          <w:rFonts w:ascii="Malgun Gothic" w:cs="Malgun Gothic" w:eastAsia="Malgun Gothic" w:hAnsi="Malgun Gothic"/>
+          <w:sz w:val="21"/>
+          <w:szCs w:val="21"/>
+        </w:rPr>
+        <w:t xml:space="preserve">____________________________________________________</w:t>
+      </w:r>
+    </w:p>
+    <w:p>
+      <w:pPr>
+        <w:keepNext w:val="false"/>
+        <w:spacing w:after="120"/>
+      </w:pPr>
+      <w:r>
+        <w:rPr>
+          <w:rFonts w:ascii="Malgun Gothic" w:cs="Malgun Gothic" w:eastAsia="Malgun Gothic" w:hAnsi="Malgun Gothic"/>
+          <w:b w:val="false"/>
+          <w:bCs w:val="false"/>
+          <w:i/>
+          <w:iCs/>
+          <w:sz w:val="21"/>
+          <w:szCs w:val="21"/>
+        </w:rPr>
+        <w:t xml:space="preserve">왜 그것이 주인공입니까?</w:t>
+      </w:r>
+    </w:p>
+    <w:p>
+      <w:pPr>
+        <w:spacing w:after="200"/>
+      </w:pPr>
+      <w:r>
+        <w:rPr>
+          <w:rFonts w:ascii="Malgun Gothic" w:cs="Malgun Gothic" w:eastAsia="Malgun Gothic" w:hAnsi="Malgun Gothic"/>
+          <w:sz w:val="21"/>
+          <w:szCs w:val="21"/>
+        </w:rPr>
+        <w:t xml:space="preserve">→ </w:t>
+      </w:r>
+      <w:r>
+        <w:rPr>
+          <w:rFonts w:ascii="Malgun Gothic" w:cs="Malgun Gothic" w:eastAsia="Malgun Gothic" w:hAnsi="Malgun Gothic"/>
+          <w:sz w:val="21"/>
+          <w:szCs w:val="21"/>
+        </w:rPr>
+        <w:t xml:space="preserve">____________________________________________________________</w:t>
+      </w:r>
+    </w:p>
+    <w:p>
+      <w:pPr>
+        <w:spacing w:after="200"/>
+      </w:pPr>
+    </w:p>
+    <w:p>
+      <w:pPr>
+        <w:pStyle w:val="Heading2"/>
+        <w:keepNext/>
+        <w:spacing w:after="120" w:before="240"/>
+      </w:pPr>
+      <w:r>
+        <w:rPr>
+          <w:rFonts w:ascii="Malgun Gothic" w:cs="Malgun Gothic" w:eastAsia="Malgun Gothic" w:hAnsi="Malgun Gothic"/>
+          <w:b/>
+          <w:bCs/>
+          <w:color w:val="2F5496"/>
+          <w:sz w:val="24"/>
+          <w:szCs w:val="24"/>
+        </w:rPr>
+        <w:t xml:space="preserve">받은 두 방향을 적고 비교하세요</w:t>
+      </w:r>
+    </w:p>
+    <w:tbl>
+      <w:tblPr>
+        <w:tblW w:type="dxa" w:w="9350"/>
+        <w:tblBorders>
+          <w:top w:val="single" w:color="BFBFBF" w:sz="4"/>
+          <w:left w:val="single" w:color="BFBFBF" w:sz="4"/>
+          <w:bottom w:val="single" w:color="BFBFBF" w:sz="4"/>
+          <w:right w:val="single" w:color="BFBFBF" w:sz="4"/>
+          <w:insideH w:val="single" w:color="BFBFBF" w:sz="4"/>
+          <w:insideV w:val="single" w:color="BFBFBF" w:sz="4"/>
+        </w:tblBorders>
+      </w:tblPr>
+      <w:tblGrid>
+        <w:gridCol w:w="2950"/>
+        <w:gridCol w:w="3200"/>
+        <w:gridCol w:w="3200"/>
+      </w:tblGrid>
+      <w:tr>
+        <w:trPr>
+          <w:cantSplit/>
+          <w:tblHeader/>
+        </w:trPr>
+        <w:tc>
+          <w:tcPr>
+            <w:tcW w:type="dxa" w:w="2950"/>
+            <w:shd w:fill="2F5496" w:val="clear"/>
+            <w:tcMar>
+              <w:top w:type="dxa" w:w="100"/>
+              <w:left w:type="dxa" w:w="120"/>
+              <w:bottom w:type="dxa" w:w="100"/>
+              <w:right w:type="dxa" w:w="120"/>
+            </w:tcMar>
+            <w:vAlign w:val="center"/>
+          </w:tcPr>
+          <w:p>
+            <w:r>
+              <w:rPr>
+                <w:rFonts w:ascii="Malgun Gothic" w:cs="Malgun Gothic" w:eastAsia="Malgun Gothic" w:hAnsi="Malgun Gothic"/>
+                <w:b/>
+                <w:bCs/>
+                <w:color w:val="FFFFFF"/>
                 <w:sz w:val="20"/>
                 <w:szCs w:val="20"/>
               </w:rPr>
@@ -4770,39 +4551,91 @@
             </w:r>
           </w:p>
         </w:tc>
-      </w:tr>
-      <w:tr>
-        <w:trPr>
-          <w:cantSplit/>
-        </w:trPr>
-        <w:tc>
-          <w:tcPr>
-            <w:tcW w:type="dxa" w:w="3350"/>
-            <w:tcMar>
-              <w:top w:type="dxa" w:w="100"/>
-              <w:left w:type="dxa" w:w="120"/>
-              <w:bottom w:type="dxa" w:w="100"/>
-              <w:right w:type="dxa" w:w="120"/>
-            </w:tcMar>
-            <w:vAlign w:val="center"/>
-          </w:tcPr>
-          <w:p>
-            <w:r>
-              <w:rPr>
-                <w:rFonts w:ascii="Malgun Gothic" w:cs="Malgun Gothic" w:eastAsia="Malgun Gothic" w:hAnsi="Malgun Gothic"/>
-                <w:b w:val="false"/>
-                <w:bCs w:val="false"/>
-                <w:color w:val="000000"/>
-                <w:sz w:val="20"/>
-                <w:szCs w:val="20"/>
-              </w:rPr>
-              <w:t xml:space="preserve">어떻게 동작하는가 (두세 문장)</w:t>
-            </w:r>
-          </w:p>
-        </w:tc>
-        <w:tc>
-          <w:tcPr>
-            <w:tcW w:type="dxa" w:w="6000"/>
+        <w:tc>
+          <w:tcPr>
+            <w:tcW w:type="dxa" w:w="3200"/>
+            <w:shd w:fill="2F5496" w:val="clear"/>
+            <w:tcMar>
+              <w:top w:type="dxa" w:w="100"/>
+              <w:left w:type="dxa" w:w="120"/>
+              <w:bottom w:type="dxa" w:w="100"/>
+              <w:right w:type="dxa" w:w="120"/>
+            </w:tcMar>
+            <w:vAlign w:val="center"/>
+          </w:tcPr>
+          <w:p>
+            <w:r>
+              <w:rPr>
+                <w:rFonts w:ascii="Malgun Gothic" w:cs="Malgun Gothic" w:eastAsia="Malgun Gothic" w:hAnsi="Malgun Gothic"/>
+                <w:b/>
+                <w:bCs/>
+                <w:color w:val="FFFFFF"/>
+                <w:sz w:val="20"/>
+                <w:szCs w:val="20"/>
+              </w:rPr>
+              <w:t xml:space="preserve">1번 방향</w:t>
+            </w:r>
+          </w:p>
+        </w:tc>
+        <w:tc>
+          <w:tcPr>
+            <w:tcW w:type="dxa" w:w="3200"/>
+            <w:shd w:fill="2F5496" w:val="clear"/>
+            <w:tcMar>
+              <w:top w:type="dxa" w:w="100"/>
+              <w:left w:type="dxa" w:w="120"/>
+              <w:bottom w:type="dxa" w:w="100"/>
+              <w:right w:type="dxa" w:w="120"/>
+            </w:tcMar>
+            <w:vAlign w:val="center"/>
+          </w:tcPr>
+          <w:p>
+            <w:r>
+              <w:rPr>
+                <w:rFonts w:ascii="Malgun Gothic" w:cs="Malgun Gothic" w:eastAsia="Malgun Gothic" w:hAnsi="Malgun Gothic"/>
+                <w:b/>
+                <w:bCs/>
+                <w:color w:val="FFFFFF"/>
+                <w:sz w:val="20"/>
+                <w:szCs w:val="20"/>
+              </w:rPr>
+              <w:t xml:space="preserve">2번 방향</w:t>
+            </w:r>
+          </w:p>
+        </w:tc>
+      </w:tr>
+      <w:tr>
+        <w:trPr>
+          <w:cantSplit/>
+        </w:trPr>
+        <w:tc>
+          <w:tcPr>
+            <w:tcW w:type="dxa" w:w="2950"/>
+            <w:tcMar>
+              <w:top w:type="dxa" w:w="100"/>
+              <w:left w:type="dxa" w:w="120"/>
+              <w:bottom w:type="dxa" w:w="100"/>
+              <w:right w:type="dxa" w:w="120"/>
+            </w:tcMar>
+            <w:vAlign w:val="center"/>
+          </w:tcPr>
+          <w:p>
+            <w:r>
+              <w:rPr>
+                <w:rFonts w:ascii="Malgun Gothic" w:cs="Malgun Gothic" w:eastAsia="Malgun Gothic" w:hAnsi="Malgun Gothic"/>
+                <w:b w:val="false"/>
+                <w:bCs w:val="false"/>
+                <w:color w:val="000000"/>
+                <w:sz w:val="20"/>
+                <w:szCs w:val="20"/>
+              </w:rPr>
+              <w:t xml:space="preserve">어디에 무엇이 가장 크게</w:t>
+            </w:r>
+          </w:p>
+        </w:tc>
+        <w:tc>
+          <w:tcPr>
+            <w:tcW w:type="dxa" w:w="3200"/>
             <w:tcMar>
               <w:top w:type="dxa" w:w="100"/>
               <w:left w:type="dxa" w:w="120"/>
@@ -4825,39 +4658,9 @@
             </w:r>
           </w:p>
         </w:tc>
-      </w:tr>
-      <w:tr>
-        <w:trPr>
-          <w:cantSplit/>
-        </w:trPr>
-        <w:tc>
-          <w:tcPr>
-            <w:tcW w:type="dxa" w:w="3350"/>
-            <w:tcMar>
-              <w:top w:type="dxa" w:w="100"/>
-              <w:left w:type="dxa" w:w="120"/>
-              <w:bottom w:type="dxa" w:w="100"/>
-              <w:right w:type="dxa" w:w="120"/>
-            </w:tcMar>
-            <w:vAlign w:val="center"/>
-          </w:tcPr>
-          <w:p>
-            <w:r>
-              <w:rPr>
-                <w:rFonts w:ascii="Malgun Gothic" w:cs="Malgun Gothic" w:eastAsia="Malgun Gothic" w:hAnsi="Malgun Gothic"/>
-                <w:b w:val="false"/>
-                <w:bCs w:val="false"/>
-                <w:color w:val="000000"/>
-                <w:sz w:val="20"/>
-                <w:szCs w:val="20"/>
-              </w:rPr>
-              <w:t xml:space="preserve">관람객이 직접 해 볼 수 있는 것 한 가지</w:t>
-            </w:r>
-          </w:p>
-        </w:tc>
-        <w:tc>
-          <w:tcPr>
-            <w:tcW w:type="dxa" w:w="6000"/>
+        <w:tc>
+          <w:tcPr>
+            <w:tcW w:type="dxa" w:w="3200"/>
             <w:tcMar>
               <w:top w:type="dxa" w:w="100"/>
               <w:left w:type="dxa" w:w="120"/>
@@ -4881,11 +4684,290 @@
           </w:p>
         </w:tc>
       </w:tr>
+      <w:tr>
+        <w:trPr>
+          <w:cantSplit/>
+        </w:trPr>
+        <w:tc>
+          <w:tcPr>
+            <w:tcW w:type="dxa" w:w="2950"/>
+            <w:tcMar>
+              <w:top w:type="dxa" w:w="100"/>
+              <w:left w:type="dxa" w:w="120"/>
+              <w:bottom w:type="dxa" w:w="100"/>
+              <w:right w:type="dxa" w:w="120"/>
+            </w:tcMar>
+            <w:vAlign w:val="center"/>
+          </w:tcPr>
+          <w:p>
+            <w:r>
+              <w:rPr>
+                <w:rFonts w:ascii="Malgun Gothic" w:cs="Malgun Gothic" w:eastAsia="Malgun Gothic" w:hAnsi="Malgun Gothic"/>
+                <w:b w:val="false"/>
+                <w:bCs w:val="false"/>
+                <w:color w:val="000000"/>
+                <w:sz w:val="20"/>
+                <w:szCs w:val="20"/>
+              </w:rPr>
+              <w:t xml:space="preserve">장점</w:t>
+            </w:r>
+          </w:p>
+        </w:tc>
+        <w:tc>
+          <w:tcPr>
+            <w:tcW w:type="dxa" w:w="3200"/>
+            <w:tcMar>
+              <w:top w:type="dxa" w:w="100"/>
+              <w:left w:type="dxa" w:w="120"/>
+              <w:bottom w:type="dxa" w:w="100"/>
+              <w:right w:type="dxa" w:w="120"/>
+            </w:tcMar>
+            <w:vAlign w:val="center"/>
+          </w:tcPr>
+          <w:p>
+            <w:r>
+              <w:rPr>
+                <w:rFonts w:ascii="Malgun Gothic" w:cs="Malgun Gothic" w:eastAsia="Malgun Gothic" w:hAnsi="Malgun Gothic"/>
+                <w:b w:val="false"/>
+                <w:bCs w:val="false"/>
+                <w:color w:val="000000"/>
+                <w:sz w:val="20"/>
+                <w:szCs w:val="20"/>
+              </w:rPr>
+              <w:t xml:space="preserve"/>
+            </w:r>
+          </w:p>
+        </w:tc>
+        <w:tc>
+          <w:tcPr>
+            <w:tcW w:type="dxa" w:w="3200"/>
+            <w:tcMar>
+              <w:top w:type="dxa" w:w="100"/>
+              <w:left w:type="dxa" w:w="120"/>
+              <w:bottom w:type="dxa" w:w="100"/>
+              <w:right w:type="dxa" w:w="120"/>
+            </w:tcMar>
+            <w:vAlign w:val="center"/>
+          </w:tcPr>
+          <w:p>
+            <w:r>
+              <w:rPr>
+                <w:rFonts w:ascii="Malgun Gothic" w:cs="Malgun Gothic" w:eastAsia="Malgun Gothic" w:hAnsi="Malgun Gothic"/>
+                <w:b w:val="false"/>
+                <w:bCs w:val="false"/>
+                <w:color w:val="000000"/>
+                <w:sz w:val="20"/>
+                <w:szCs w:val="20"/>
+              </w:rPr>
+              <w:t xml:space="preserve"/>
+            </w:r>
+          </w:p>
+        </w:tc>
+      </w:tr>
+      <w:tr>
+        <w:trPr>
+          <w:cantSplit/>
+        </w:trPr>
+        <w:tc>
+          <w:tcPr>
+            <w:tcW w:type="dxa" w:w="2950"/>
+            <w:tcMar>
+              <w:top w:type="dxa" w:w="100"/>
+              <w:left w:type="dxa" w:w="120"/>
+              <w:bottom w:type="dxa" w:w="100"/>
+              <w:right w:type="dxa" w:w="120"/>
+            </w:tcMar>
+            <w:vAlign w:val="center"/>
+          </w:tcPr>
+          <w:p>
+            <w:r>
+              <w:rPr>
+                <w:rFonts w:ascii="Malgun Gothic" w:cs="Malgun Gothic" w:eastAsia="Malgun Gothic" w:hAnsi="Malgun Gothic"/>
+                <w:b w:val="false"/>
+                <w:bCs w:val="false"/>
+                <w:color w:val="000000"/>
+                <w:sz w:val="20"/>
+                <w:szCs w:val="20"/>
+              </w:rPr>
+              <w:t xml:space="preserve">단점</w:t>
+            </w:r>
+          </w:p>
+        </w:tc>
+        <w:tc>
+          <w:tcPr>
+            <w:tcW w:type="dxa" w:w="3200"/>
+            <w:tcMar>
+              <w:top w:type="dxa" w:w="100"/>
+              <w:left w:type="dxa" w:w="120"/>
+              <w:bottom w:type="dxa" w:w="100"/>
+              <w:right w:type="dxa" w:w="120"/>
+            </w:tcMar>
+            <w:vAlign w:val="center"/>
+          </w:tcPr>
+          <w:p>
+            <w:r>
+              <w:rPr>
+                <w:rFonts w:ascii="Malgun Gothic" w:cs="Malgun Gothic" w:eastAsia="Malgun Gothic" w:hAnsi="Malgun Gothic"/>
+                <w:b w:val="false"/>
+                <w:bCs w:val="false"/>
+                <w:color w:val="000000"/>
+                <w:sz w:val="20"/>
+                <w:szCs w:val="20"/>
+              </w:rPr>
+              <w:t xml:space="preserve"/>
+            </w:r>
+          </w:p>
+        </w:tc>
+        <w:tc>
+          <w:tcPr>
+            <w:tcW w:type="dxa" w:w="3200"/>
+            <w:tcMar>
+              <w:top w:type="dxa" w:w="100"/>
+              <w:left w:type="dxa" w:w="120"/>
+              <w:bottom w:type="dxa" w:w="100"/>
+              <w:right w:type="dxa" w:w="120"/>
+            </w:tcMar>
+            <w:vAlign w:val="center"/>
+          </w:tcPr>
+          <w:p>
+            <w:r>
+              <w:rPr>
+                <w:rFonts w:ascii="Malgun Gothic" w:cs="Malgun Gothic" w:eastAsia="Malgun Gothic" w:hAnsi="Malgun Gothic"/>
+                <w:b w:val="false"/>
+                <w:bCs w:val="false"/>
+                <w:color w:val="000000"/>
+                <w:sz w:val="20"/>
+                <w:szCs w:val="20"/>
+              </w:rPr>
+              <w:t xml:space="preserve"/>
+            </w:r>
+          </w:p>
+        </w:tc>
+      </w:tr>
+      <w:tr>
+        <w:trPr>
+          <w:cantSplit/>
+        </w:trPr>
+        <w:tc>
+          <w:tcPr>
+            <w:tcW w:type="dxa" w:w="2950"/>
+            <w:tcMar>
+              <w:top w:type="dxa" w:w="100"/>
+              <w:left w:type="dxa" w:w="120"/>
+              <w:bottom w:type="dxa" w:w="100"/>
+              <w:right w:type="dxa" w:w="120"/>
+            </w:tcMar>
+            <w:vAlign w:val="center"/>
+          </w:tcPr>
+          <w:p>
+            <w:r>
+              <w:rPr>
+                <w:rFonts w:ascii="Malgun Gothic" w:cs="Malgun Gothic" w:eastAsia="Malgun Gothic" w:hAnsi="Malgun Gothic"/>
+                <w:b w:val="false"/>
+                <w:bCs w:val="false"/>
+                <w:color w:val="000000"/>
+                <w:sz w:val="20"/>
+                <w:szCs w:val="20"/>
+              </w:rPr>
+              <w:t xml:space="preserve">1m 떨어져 보면 어느 쪽이</w:t>
+            </w:r>
+          </w:p>
+        </w:tc>
+        <w:tc>
+          <w:tcPr>
+            <w:tcW w:type="dxa" w:w="3200"/>
+            <w:tcMar>
+              <w:top w:type="dxa" w:w="100"/>
+              <w:left w:type="dxa" w:w="120"/>
+              <w:bottom w:type="dxa" w:w="100"/>
+              <w:right w:type="dxa" w:w="120"/>
+            </w:tcMar>
+            <w:vAlign w:val="center"/>
+          </w:tcPr>
+          <w:p>
+            <w:r>
+              <w:rPr>
+                <w:rFonts w:ascii="Malgun Gothic" w:cs="Malgun Gothic" w:eastAsia="Malgun Gothic" w:hAnsi="Malgun Gothic"/>
+                <w:b w:val="false"/>
+                <w:bCs w:val="false"/>
+                <w:color w:val="000000"/>
+                <w:sz w:val="20"/>
+                <w:szCs w:val="20"/>
+              </w:rPr>
+              <w:t xml:space="preserve"/>
+            </w:r>
+          </w:p>
+        </w:tc>
+        <w:tc>
+          <w:tcPr>
+            <w:tcW w:type="dxa" w:w="3200"/>
+            <w:tcMar>
+              <w:top w:type="dxa" w:w="100"/>
+              <w:left w:type="dxa" w:w="120"/>
+              <w:bottom w:type="dxa" w:w="100"/>
+              <w:right w:type="dxa" w:w="120"/>
+            </w:tcMar>
+            <w:vAlign w:val="center"/>
+          </w:tcPr>
+          <w:p>
+            <w:r>
+              <w:rPr>
+                <w:rFonts w:ascii="Malgun Gothic" w:cs="Malgun Gothic" w:eastAsia="Malgun Gothic" w:hAnsi="Malgun Gothic"/>
+                <w:b w:val="false"/>
+                <w:bCs w:val="false"/>
+                <w:color w:val="000000"/>
+                <w:sz w:val="20"/>
+                <w:szCs w:val="20"/>
+              </w:rPr>
+              <w:t xml:space="preserve"/>
+            </w:r>
+          </w:p>
+        </w:tc>
+      </w:tr>
     </w:tbl>
     <w:p>
       <w:pPr>
         <w:spacing w:after="160"/>
       </w:pPr>
+    </w:p>
+    <w:p>
+      <w:pPr>
+        <w:spacing w:after="200"/>
+      </w:pPr>
+      <w:r>
+        <w:rPr>
+          <w:rFonts w:ascii="Malgun Gothic" w:cs="Malgun Gothic" w:eastAsia="Malgun Gothic" w:hAnsi="Malgun Gothic"/>
+          <w:sz w:val="21"/>
+          <w:szCs w:val="21"/>
+        </w:rPr>
+        <w:t xml:space="preserve">→ 우리 팀이 고른 방향: </w:t>
+      </w:r>
+      <w:r>
+        <w:rPr>
+          <w:rFonts w:ascii="Malgun Gothic" w:cs="Malgun Gothic" w:eastAsia="Malgun Gothic" w:hAnsi="Malgun Gothic"/>
+          <w:sz w:val="21"/>
+          <w:szCs w:val="21"/>
+        </w:rPr>
+        <w:t xml:space="preserve">____________________</w:t>
+      </w:r>
+    </w:p>
+    <w:p>
+      <w:pPr>
+        <w:keepNext w:val="false"/>
+        <w:spacing w:after="120"/>
+      </w:pPr>
+      <w:r>
+        <w:rPr>
+          <w:rFonts w:ascii="Malgun Gothic" w:cs="Malgun Gothic" w:eastAsia="Malgun Gothic" w:hAnsi="Malgun Gothic"/>
+          <w:b w:val="false"/>
+          <w:bCs w:val="false"/>
+          <w:i/>
+          <w:iCs/>
+          <w:sz w:val="21"/>
+          <w:szCs w:val="21"/>
+        </w:rPr>
+        <w:t xml:space="preserve">그 방향을 고른 이유를 쓰세요. AI 가 권한 쪽과 달라도 됩니다 — 우리 작품은 우리가 제일 잘 압니다.</w:t>
+      </w:r>
     </w:p>
     <w:tbl>
       <w:tblPr>
@@ -4909,25 +4991,56 @@
         <w:tc>
           <w:tcPr>
             <w:tcW w:type="dxa" w:w="9350"/>
-            <w:shd w:fill="EEF3FB" w:val="clear"/>
-            <w:tcMar>
-              <w:top w:type="dxa" w:w="140"/>
+            <w:tcMar>
+              <w:top w:type="dxa" w:w="160"/>
               <w:left w:type="dxa" w:w="200"/>
-              <w:bottom w:type="dxa" w:w="140"/>
+              <w:bottom w:type="dxa" w:w="160"/>
               <w:right w:type="dxa" w:w="200"/>
             </w:tcMar>
           </w:tcPr>
           <w:p>
-            <w:r>
-              <w:rPr>
-                <w:rFonts w:ascii="Malgun Gothic" w:cs="Malgun Gothic" w:eastAsia="Malgun Gothic" w:hAnsi="Malgun Gothic"/>
-                <w:i/>
-                <w:iCs/>
-                <w:color w:val="1F3864"/>
-                <w:sz w:val="20"/>
-                <w:szCs w:val="20"/>
-              </w:rPr>
-              <w:t xml:space="preserve">세 번째 칸이 전시의 성패를 가릅니다. '조도 센서를 손으로 가려 보세요' 한 줄이 있으면 관람객이 멈춰 서서 해 봅니다. 없으면 그냥 지나갑니다. 우리 작품에서 관람객이 손으로 바꿀 수 있는 값이 무엇인지 찾아보세요.</w:t>
+            <w:pPr>
+              <w:pBdr>
+                <w:bottom w:val="single" w:color="D9D9D9" w:sz="2"/>
+              </w:pBdr>
+              <w:spacing w:after="260"/>
+            </w:pPr>
+            <w:r>
+              <w:rPr>
+                <w:rFonts w:ascii="Malgun Gothic" w:cs="Malgun Gothic" w:eastAsia="Malgun Gothic" w:hAnsi="Malgun Gothic"/>
+                <w:sz w:val="21"/>
+                <w:szCs w:val="21"/>
+              </w:rPr>
+              <w:t xml:space="preserve"> </w:t>
+            </w:r>
+          </w:p>
+          <w:p>
+            <w:pPr>
+              <w:pBdr>
+                <w:bottom w:val="single" w:color="D9D9D9" w:sz="2"/>
+              </w:pBdr>
+              <w:spacing w:after="260"/>
+            </w:pPr>
+            <w:r>
+              <w:rPr>
+                <w:rFonts w:ascii="Malgun Gothic" w:cs="Malgun Gothic" w:eastAsia="Malgun Gothic" w:hAnsi="Malgun Gothic"/>
+                <w:sz w:val="21"/>
+                <w:szCs w:val="21"/>
+              </w:rPr>
+              <w:t xml:space="preserve"> </w:t>
+            </w:r>
+          </w:p>
+          <w:p>
+            <w:pPr>
+              <w:spacing w:after="260"/>
+            </w:pPr>
+            <w:r>
+              <w:rPr>
+                <w:rFonts w:ascii="Malgun Gothic" w:cs="Malgun Gothic" w:eastAsia="Malgun Gothic" w:hAnsi="Malgun Gothic"/>
+                <w:sz w:val="21"/>
+                <w:szCs w:val="21"/>
+              </w:rPr>
+              <w:t xml:space="preserve"> </w:t>
             </w:r>
           </w:p>
         </w:tc>
@@ -4953,8 +5066,31 @@
           <w:sz w:val="24"/>
           <w:szCs w:val="24"/>
         </w:rPr>
-        <w:t xml:space="preserve">확인</w:t>
-      </w:r>
+        <w:t xml:space="preserve">쓰지 말아야 할 여섯 가지 — 지금 우리 코드에는 하나도 없습니다</w:t>
+      </w:r>
+    </w:p>
+    <w:p>
+      <w:pPr>
+        <w:keepNext w:val="false"/>
+        <w:spacing w:after="120"/>
+      </w:pPr>
+      <w:r>
+        <w:rPr>
+          <w:rFonts w:ascii="Malgun Gothic" w:cs="Malgun Gothic" w:eastAsia="Malgun Gothic" w:hAnsi="Malgun Gothic"/>
+          <w:b/>
+          <w:bCs/>
+          <w:i w:val="false"/>
+          <w:iCs w:val="false"/>
+          <w:sz w:val="21"/>
+          <w:szCs w:val="21"/>
+        </w:rPr>
+        <w:t xml:space="preserve">그라데이션 · 글래스모피즘(반투명 유리 효과) · 네온 효과 · 과도한 그림자 · 장식용 차트 · 뜻 없는 애니메이션. 새로 넣지 말라는 예방 목록입니다.</w:t>
+      </w:r>
+    </w:p>
+    <w:p>
+      <w:pPr>
+        <w:spacing w:after="120"/>
+      </w:pPr>
     </w:p>
     <w:p>
       <w:pPr>
@@ -4967,7 +5103,7 @@
           <w:sz w:val="21"/>
           <w:szCs w:val="21"/>
         </w:rPr>
-        <w:t xml:space="preserve">☐  기술 이름(Next.js, Tailwind 같은 것)이 관람객 화면에서 사라졌다</w:t>
+        <w:t xml:space="preserve">☐  방향이 두 가지 이상 나왔다 (하나만 왔으면 '다른 방향도 하나 더 주세요')</w:t>
       </w:r>
     </w:p>
     <w:p>
@@ -4981,7 +5117,7 @@
           <w:sz w:val="21"/>
           <w:szCs w:val="21"/>
         </w:rPr>
-        <w:t xml:space="preserve">☐  전시 모드에서는 버튼을 누르지 않아도 설명이 보인다</w:t>
+        <w:t xml:space="preserve">☐  둘 중 하나를 내가 골랐다 (AI 가 정해 준 것을 그냥 쓰지 않았다)</w:t>
       </w:r>
     </w:p>
     <w:p>
@@ -4995,7 +5131,7 @@
           <w:sz w:val="21"/>
           <w:szCs w:val="21"/>
         </w:rPr>
-        <w:t xml:space="preserve">☐  '해 볼 수 있는 것' 이 화면에 적혀 있다</w:t>
+        <w:t xml:space="preserve">☐  고른 방향에 주인공이 가장 크게 들어가 있다</w:t>
       </w:r>
     </w:p>
     <w:p>
@@ -5009,13 +5145,62 @@
           <w:sz w:val="21"/>
           <w:szCs w:val="21"/>
         </w:rPr>
-        <w:t xml:space="preserve">☐  초등학생이 읽어도 무슨 물건인지 알 수 있다</w:t>
-      </w:r>
-    </w:p>
-    <w:p>
-      <w:pPr>
-        <w:spacing w:after="160"/>
-      </w:pPr>
+        <w:t xml:space="preserve">☐  어두운 테마로 바꾸자는 말이 없다 (우리는 bg-slate-50 밝은 테마입니다)</w:t>
+      </w:r>
+    </w:p>
+    <w:p>
+      <w:pPr>
+        <w:spacing w:after="100"/>
+        <w:ind w:left="260"/>
+      </w:pPr>
+      <w:r>
+        <w:rPr>
+          <w:rFonts w:ascii="Malgun Gothic" w:cs="Malgun Gothic" w:eastAsia="Malgun Gothic" w:hAnsi="Malgun Gothic"/>
+          <w:sz w:val="21"/>
+          <w:szCs w:val="21"/>
+        </w:rPr>
+        <w:t xml:space="preserve">☐  위 여섯 가지를 넣자는 말이 없다</w:t>
+      </w:r>
+    </w:p>
+    <w:p>
+      <w:pPr>
+        <w:spacing w:after="100"/>
+        <w:ind w:left="260"/>
+      </w:pPr>
+      <w:r>
+        <w:rPr>
+          <w:rFonts w:ascii="Malgun Gothic" w:cs="Malgun Gothic" w:eastAsia="Malgun Gothic" w:hAnsi="Malgun Gothic"/>
+          <w:sz w:val="21"/>
+          <w:szCs w:val="21"/>
+        </w:rPr>
+        <w:t xml:space="preserve">☐  const UI 에 들어갈 토큰 목록을 받았다</w:t>
+      </w:r>
+    </w:p>
+    <w:p>
+      <w:r>
+        <w:br w:type="page"/>
+      </w:r>
+    </w:p>
+    <w:p>
+      <w:pPr>
+        <w:pStyle w:val="Heading1"/>
+        <w:keepNext/>
+        <w:pBdr>
+          <w:bottom w:val="single" w:color="2F5496" w:sz="6"/>
+        </w:pBdr>
+        <w:spacing w:after="160" w:before="320"/>
+      </w:pPr>
+      <w:r>
+        <w:rPr>
+          <w:rFonts w:ascii="Malgun Gothic" w:cs="Malgun Gothic" w:eastAsia="Malgun Gothic" w:hAnsi="Malgun Gothic"/>
+          <w:b/>
+          <w:bCs/>
+          <w:color w:val="1F3864"/>
+          <w:sz w:val="30"/>
+          <w:szCs w:val="30"/>
+        </w:rPr>
+        <w:t xml:space="preserve">5. 2단계 · 구현 — 고른 방향으로 다시 짭니다</w:t>
+      </w:r>
     </w:p>
     <w:p>
       <w:pPr>
@@ -5025,15 +5210,785 @@
       <w:r>
         <w:rPr>
           <w:rFonts w:ascii="Malgun Gothic" w:cs="Malgun Gothic" w:eastAsia="Malgun Gothic" w:hAnsi="Malgun Gothic"/>
-          <w:b w:val="false"/>
-          <w:bCs w:val="false"/>
-          <w:i/>
-          <w:iCs/>
+          <w:b/>
+          <w:bCs/>
+          <w:i w:val="false"/>
+          <w:iCs w:val="false"/>
           <w:sz w:val="21"/>
           <w:szCs w:val="21"/>
         </w:rPr>
-        <w:t xml:space="preserve">우리 작품에서 관람객이 손으로 바꿀 수 있는 값은 무엇입니까? 그리고 화면의 무엇이 바뀝니까?</w:t>
-      </w:r>
+        <w:t xml:space="preserve">화면을 다시 짜면 11주차와 14주차가 통째로 사라질 수 있습니다. AI 는 지우려고 지우는 것이 아니라, 새 레이아웃에 자리가 없어서 빠뜨립니다.</w:t>
+      </w:r>
+    </w:p>
+    <w:p>
+      <w:pPr>
+        <w:spacing w:after="120"/>
+      </w:pPr>
+    </w:p>
+    <w:p>
+      <w:pPr>
+        <w:pStyle w:val="Heading2"/>
+        <w:keepNext/>
+        <w:spacing w:after="120" w:before="240"/>
+      </w:pPr>
+      <w:r>
+        <w:rPr>
+          <w:rFonts w:ascii="Malgun Gothic" w:cs="Malgun Gothic" w:eastAsia="Malgun Gothic" w:hAnsi="Malgun Gothic"/>
+          <w:b/>
+          <w:bCs/>
+          <w:color w:val="2F5496"/>
+          <w:sz w:val="24"/>
+          <w:szCs w:val="24"/>
+        </w:rPr>
+        <w:t xml:space="preserve">반드시 남아야 하는 여덟 가지 — 받은 코드에서 눈으로 찾으세요</w:t>
+      </w:r>
+    </w:p>
+    <w:tbl>
+      <w:tblPr>
+        <w:tblW w:type="dxa" w:w="9350"/>
+        <w:tblBorders>
+          <w:top w:val="single" w:color="BFBFBF" w:sz="4"/>
+          <w:left w:val="single" w:color="BFBFBF" w:sz="4"/>
+          <w:bottom w:val="single" w:color="BFBFBF" w:sz="4"/>
+          <w:right w:val="single" w:color="BFBFBF" w:sz="4"/>
+          <w:insideH w:val="single" w:color="BFBFBF" w:sz="4"/>
+          <w:insideV w:val="single" w:color="BFBFBF" w:sz="4"/>
+        </w:tblBorders>
+      </w:tblPr>
+      <w:tblGrid>
+        <w:gridCol w:w="3100"/>
+        <w:gridCol w:w="4100"/>
+        <w:gridCol w:w="2150"/>
+      </w:tblGrid>
+      <w:tr>
+        <w:trPr>
+          <w:cantSplit/>
+          <w:tblHeader/>
+        </w:trPr>
+        <w:tc>
+          <w:tcPr>
+            <w:tcW w:type="dxa" w:w="3100"/>
+            <w:shd w:fill="2F5496" w:val="clear"/>
+            <w:tcMar>
+              <w:top w:type="dxa" w:w="100"/>
+              <w:left w:type="dxa" w:w="120"/>
+              <w:bottom w:type="dxa" w:w="100"/>
+              <w:right w:type="dxa" w:w="120"/>
+            </w:tcMar>
+            <w:vAlign w:val="center"/>
+          </w:tcPr>
+          <w:p>
+            <w:r>
+              <w:rPr>
+                <w:rFonts w:ascii="Malgun Gothic" w:cs="Malgun Gothic" w:eastAsia="Malgun Gothic" w:hAnsi="Malgun Gothic"/>
+                <w:b/>
+                <w:bCs/>
+                <w:color w:val="FFFFFF"/>
+                <w:sz w:val="20"/>
+                <w:szCs w:val="20"/>
+              </w:rPr>
+              <w:t xml:space="preserve">이것이 빠지면</w:t>
+            </w:r>
+          </w:p>
+        </w:tc>
+        <w:tc>
+          <w:tcPr>
+            <w:tcW w:type="dxa" w:w="4100"/>
+            <w:shd w:fill="2F5496" w:val="clear"/>
+            <w:tcMar>
+              <w:top w:type="dxa" w:w="100"/>
+              <w:left w:type="dxa" w:w="120"/>
+              <w:bottom w:type="dxa" w:w="100"/>
+              <w:right w:type="dxa" w:w="120"/>
+            </w:tcMar>
+            <w:vAlign w:val="center"/>
+          </w:tcPr>
+          <w:p>
+            <w:r>
+              <w:rPr>
+                <w:rFonts w:ascii="Malgun Gothic" w:cs="Malgun Gothic" w:eastAsia="Malgun Gothic" w:hAnsi="Malgun Gothic"/>
+                <w:b/>
+                <w:bCs/>
+                <w:color w:val="FFFFFF"/>
+                <w:sz w:val="20"/>
+                <w:szCs w:val="20"/>
+              </w:rPr>
+              <w:t xml:space="preserve">전시장에서 무슨 일이 나나</w:t>
+            </w:r>
+          </w:p>
+        </w:tc>
+        <w:tc>
+          <w:tcPr>
+            <w:tcW w:type="dxa" w:w="2150"/>
+            <w:shd w:fill="2F5496" w:val="clear"/>
+            <w:tcMar>
+              <w:top w:type="dxa" w:w="100"/>
+              <w:left w:type="dxa" w:w="120"/>
+              <w:bottom w:type="dxa" w:w="100"/>
+              <w:right w:type="dxa" w:w="120"/>
+            </w:tcMar>
+            <w:vAlign w:val="center"/>
+          </w:tcPr>
+          <w:p>
+            <w:r>
+              <w:rPr>
+                <w:rFonts w:ascii="Malgun Gothic" w:cs="Malgun Gothic" w:eastAsia="Malgun Gothic" w:hAnsi="Malgun Gothic"/>
+                <w:b/>
+                <w:bCs/>
+                <w:color w:val="FFFFFF"/>
+                <w:sz w:val="20"/>
+                <w:szCs w:val="20"/>
+              </w:rPr>
+              <w:t xml:space="preserve">코드에 있나</w:t>
+            </w:r>
+          </w:p>
+        </w:tc>
+      </w:tr>
+      <w:tr>
+        <w:trPr>
+          <w:cantSplit/>
+        </w:trPr>
+        <w:tc>
+          <w:tcPr>
+            <w:tcW w:type="dxa" w:w="3100"/>
+            <w:tcMar>
+              <w:top w:type="dxa" w:w="100"/>
+              <w:left w:type="dxa" w:w="120"/>
+              <w:bottom w:type="dxa" w:w="100"/>
+              <w:right w:type="dxa" w:w="120"/>
+            </w:tcMar>
+            <w:vAlign w:val="center"/>
+          </w:tcPr>
+          <w:p>
+            <w:r>
+              <w:rPr>
+                <w:rFonts w:ascii="Malgun Gothic" w:cs="Malgun Gothic" w:eastAsia="Malgun Gothic" w:hAnsi="Malgun Gothic"/>
+                <w:b w:val="false"/>
+                <w:bCs w:val="false"/>
+                <w:color w:val="000000"/>
+                <w:sz w:val="20"/>
+                <w:szCs w:val="20"/>
+              </w:rPr>
+              <w:t xml:space="preserve">전시 모드 (Wake Lock)</w:t>
+            </w:r>
+          </w:p>
+        </w:tc>
+        <w:tc>
+          <w:tcPr>
+            <w:tcW w:type="dxa" w:w="4100"/>
+            <w:tcMar>
+              <w:top w:type="dxa" w:w="100"/>
+              <w:left w:type="dxa" w:w="120"/>
+              <w:bottom w:type="dxa" w:w="100"/>
+              <w:right w:type="dxa" w:w="120"/>
+            </w:tcMar>
+            <w:vAlign w:val="center"/>
+          </w:tcPr>
+          <w:p>
+            <w:r>
+              <w:rPr>
+                <w:rFonts w:ascii="Malgun Gothic" w:cs="Malgun Gothic" w:eastAsia="Malgun Gothic" w:hAnsi="Malgun Gothic"/>
+                <w:b w:val="false"/>
+                <w:bCs w:val="false"/>
+                <w:color w:val="000000"/>
+                <w:sz w:val="20"/>
+                <w:szCs w:val="20"/>
+              </w:rPr>
+              <w:t xml:space="preserve">몇 분 뒤 화면이 저절로 꺼진다</w:t>
+            </w:r>
+          </w:p>
+        </w:tc>
+        <w:tc>
+          <w:tcPr>
+            <w:tcW w:type="dxa" w:w="2150"/>
+            <w:tcMar>
+              <w:top w:type="dxa" w:w="100"/>
+              <w:left w:type="dxa" w:w="120"/>
+              <w:bottom w:type="dxa" w:w="100"/>
+              <w:right w:type="dxa" w:w="120"/>
+            </w:tcMar>
+            <w:vAlign w:val="center"/>
+          </w:tcPr>
+          <w:p>
+            <w:r>
+              <w:rPr>
+                <w:rFonts w:ascii="Malgun Gothic" w:cs="Malgun Gothic" w:eastAsia="Malgun Gothic" w:hAnsi="Malgun Gothic"/>
+                <w:b w:val="false"/>
+                <w:bCs w:val="false"/>
+                <w:color w:val="000000"/>
+                <w:sz w:val="20"/>
+                <w:szCs w:val="20"/>
+              </w:rPr>
+              <w:t xml:space="preserve"/>
+            </w:r>
+          </w:p>
+        </w:tc>
+      </w:tr>
+      <w:tr>
+        <w:trPr>
+          <w:cantSplit/>
+        </w:trPr>
+        <w:tc>
+          <w:tcPr>
+            <w:tcW w:type="dxa" w:w="3100"/>
+            <w:tcMar>
+              <w:top w:type="dxa" w:w="100"/>
+              <w:left w:type="dxa" w:w="120"/>
+              <w:bottom w:type="dxa" w:w="100"/>
+              <w:right w:type="dxa" w:w="120"/>
+            </w:tcMar>
+            <w:vAlign w:val="center"/>
+          </w:tcPr>
+          <w:p>
+            <w:r>
+              <w:rPr>
+                <w:rFonts w:ascii="Malgun Gothic" w:cs="Malgun Gothic" w:eastAsia="Malgun Gothic" w:hAnsi="Malgun Gothic"/>
+                <w:b w:val="false"/>
+                <w:bCs w:val="false"/>
+                <w:color w:val="000000"/>
+                <w:sz w:val="20"/>
+                <w:szCs w:val="20"/>
+              </w:rPr>
+              <w:t xml:space="preserve">visibilitychange 재획득</w:t>
+            </w:r>
+          </w:p>
+        </w:tc>
+        <w:tc>
+          <w:tcPr>
+            <w:tcW w:type="dxa" w:w="4100"/>
+            <w:tcMar>
+              <w:top w:type="dxa" w:w="100"/>
+              <w:left w:type="dxa" w:w="120"/>
+              <w:bottom w:type="dxa" w:w="100"/>
+              <w:right w:type="dxa" w:w="120"/>
+            </w:tcMar>
+            <w:vAlign w:val="center"/>
+          </w:tcPr>
+          <w:p>
+            <w:r>
+              <w:rPr>
+                <w:rFonts w:ascii="Malgun Gothic" w:cs="Malgun Gothic" w:eastAsia="Malgun Gothic" w:hAnsi="Malgun Gothic"/>
+                <w:b w:val="false"/>
+                <w:bCs w:val="false"/>
+                <w:color w:val="000000"/>
+                <w:sz w:val="20"/>
+                <w:szCs w:val="20"/>
+              </w:rPr>
+              <w:t xml:space="preserve">다른 창 봤다 오면 그때부터 꺼진다</w:t>
+            </w:r>
+          </w:p>
+        </w:tc>
+        <w:tc>
+          <w:tcPr>
+            <w:tcW w:type="dxa" w:w="2150"/>
+            <w:tcMar>
+              <w:top w:type="dxa" w:w="100"/>
+              <w:left w:type="dxa" w:w="120"/>
+              <w:bottom w:type="dxa" w:w="100"/>
+              <w:right w:type="dxa" w:w="120"/>
+            </w:tcMar>
+            <w:vAlign w:val="center"/>
+          </w:tcPr>
+          <w:p>
+            <w:r>
+              <w:rPr>
+                <w:rFonts w:ascii="Malgun Gothic" w:cs="Malgun Gothic" w:eastAsia="Malgun Gothic" w:hAnsi="Malgun Gothic"/>
+                <w:b w:val="false"/>
+                <w:bCs w:val="false"/>
+                <w:color w:val="000000"/>
+                <w:sz w:val="20"/>
+                <w:szCs w:val="20"/>
+              </w:rPr>
+              <w:t xml:space="preserve"/>
+            </w:r>
+          </w:p>
+        </w:tc>
+      </w:tr>
+      <w:tr>
+        <w:trPr>
+          <w:cantSplit/>
+        </w:trPr>
+        <w:tc>
+          <w:tcPr>
+            <w:tcW w:type="dxa" w:w="3100"/>
+            <w:tcMar>
+              <w:top w:type="dxa" w:w="100"/>
+              <w:left w:type="dxa" w:w="120"/>
+              <w:bottom w:type="dxa" w:w="100"/>
+              <w:right w:type="dxa" w:w="120"/>
+            </w:tcMar>
+            <w:vAlign w:val="center"/>
+          </w:tcPr>
+          <w:p>
+            <w:r>
+              <w:rPr>
+                <w:rFonts w:ascii="Malgun Gothic" w:cs="Malgun Gothic" w:eastAsia="Malgun Gothic" w:hAnsi="Malgun Gothic"/>
+                <w:b w:val="false"/>
+                <w:bCs w:val="false"/>
+                <w:color w:val="000000"/>
+                <w:sz w:val="20"/>
+                <w:szCs w:val="20"/>
+              </w:rPr>
+              <w:t xml:space="preserve">fullscreenchange 처리</w:t>
+            </w:r>
+          </w:p>
+        </w:tc>
+        <w:tc>
+          <w:tcPr>
+            <w:tcW w:type="dxa" w:w="4100"/>
+            <w:tcMar>
+              <w:top w:type="dxa" w:w="100"/>
+              <w:left w:type="dxa" w:w="120"/>
+              <w:bottom w:type="dxa" w:w="100"/>
+              <w:right w:type="dxa" w:w="120"/>
+            </w:tcMar>
+            <w:vAlign w:val="center"/>
+          </w:tcPr>
+          <w:p>
+            <w:r>
+              <w:rPr>
+                <w:rFonts w:ascii="Malgun Gothic" w:cs="Malgun Gothic" w:eastAsia="Malgun Gothic" w:hAnsi="Malgun Gothic"/>
+                <w:b w:val="false"/>
+                <w:bCs w:val="false"/>
+                <w:color w:val="000000"/>
+                <w:sz w:val="20"/>
+                <w:szCs w:val="20"/>
+              </w:rPr>
+              <w:t xml:space="preserve">ESC 를 누르면 버튼이 숨은 채로 남는다</w:t>
+            </w:r>
+          </w:p>
+        </w:tc>
+        <w:tc>
+          <w:tcPr>
+            <w:tcW w:type="dxa" w:w="2150"/>
+            <w:tcMar>
+              <w:top w:type="dxa" w:w="100"/>
+              <w:left w:type="dxa" w:w="120"/>
+              <w:bottom w:type="dxa" w:w="100"/>
+              <w:right w:type="dxa" w:w="120"/>
+            </w:tcMar>
+            <w:vAlign w:val="center"/>
+          </w:tcPr>
+          <w:p>
+            <w:r>
+              <w:rPr>
+                <w:rFonts w:ascii="Malgun Gothic" w:cs="Malgun Gothic" w:eastAsia="Malgun Gothic" w:hAnsi="Malgun Gothic"/>
+                <w:b w:val="false"/>
+                <w:bCs w:val="false"/>
+                <w:color w:val="000000"/>
+                <w:sz w:val="20"/>
+                <w:szCs w:val="20"/>
+              </w:rPr>
+              <w:t xml:space="preserve"/>
+            </w:r>
+          </w:p>
+        </w:tc>
+      </w:tr>
+      <w:tr>
+        <w:trPr>
+          <w:cantSplit/>
+        </w:trPr>
+        <w:tc>
+          <w:tcPr>
+            <w:tcW w:type="dxa" w:w="3100"/>
+            <w:tcMar>
+              <w:top w:type="dxa" w:w="100"/>
+              <w:left w:type="dxa" w:w="120"/>
+              <w:bottom w:type="dxa" w:w="100"/>
+              <w:right w:type="dxa" w:w="120"/>
+            </w:tcMar>
+            <w:vAlign w:val="center"/>
+          </w:tcPr>
+          <w:p>
+            <w:r>
+              <w:rPr>
+                <w:rFonts w:ascii="Malgun Gothic" w:cs="Malgun Gothic" w:eastAsia="Malgun Gothic" w:hAnsi="Malgun Gothic"/>
+                <w:b w:val="false"/>
+                <w:bCs w:val="false"/>
+                <w:color w:val="000000"/>
+                <w:sz w:val="20"/>
+                <w:szCs w:val="20"/>
+              </w:rPr>
+              <w:t xml:space="preserve">Wake Lock 의 try/catch</w:t>
+            </w:r>
+          </w:p>
+        </w:tc>
+        <w:tc>
+          <w:tcPr>
+            <w:tcW w:type="dxa" w:w="4100"/>
+            <w:tcMar>
+              <w:top w:type="dxa" w:w="100"/>
+              <w:left w:type="dxa" w:w="120"/>
+              <w:bottom w:type="dxa" w:w="100"/>
+              <w:right w:type="dxa" w:w="120"/>
+            </w:tcMar>
+            <w:vAlign w:val="center"/>
+          </w:tcPr>
+          <w:p>
+            <w:r>
+              <w:rPr>
+                <w:rFonts w:ascii="Malgun Gothic" w:cs="Malgun Gothic" w:eastAsia="Malgun Gothic" w:hAnsi="Malgun Gothic"/>
+                <w:b w:val="false"/>
+                <w:bCs w:val="false"/>
+                <w:color w:val="000000"/>
+                <w:sz w:val="20"/>
+                <w:szCs w:val="20"/>
+              </w:rPr>
+              <w:t xml:space="preserve">지원 안 하는 브라우저에서 하얘진다</w:t>
+            </w:r>
+          </w:p>
+        </w:tc>
+        <w:tc>
+          <w:tcPr>
+            <w:tcW w:type="dxa" w:w="2150"/>
+            <w:tcMar>
+              <w:top w:type="dxa" w:w="100"/>
+              <w:left w:type="dxa" w:w="120"/>
+              <w:bottom w:type="dxa" w:w="100"/>
+              <w:right w:type="dxa" w:w="120"/>
+            </w:tcMar>
+            <w:vAlign w:val="center"/>
+          </w:tcPr>
+          <w:p>
+            <w:r>
+              <w:rPr>
+                <w:rFonts w:ascii="Malgun Gothic" w:cs="Malgun Gothic" w:eastAsia="Malgun Gothic" w:hAnsi="Malgun Gothic"/>
+                <w:b w:val="false"/>
+                <w:bCs w:val="false"/>
+                <w:color w:val="000000"/>
+                <w:sz w:val="20"/>
+                <w:szCs w:val="20"/>
+              </w:rPr>
+              <w:t xml:space="preserve"/>
+            </w:r>
+          </w:p>
+        </w:tc>
+      </w:tr>
+      <w:tr>
+        <w:trPr>
+          <w:cantSplit/>
+        </w:trPr>
+        <w:tc>
+          <w:tcPr>
+            <w:tcW w:type="dxa" w:w="3100"/>
+            <w:tcMar>
+              <w:top w:type="dxa" w:w="100"/>
+              <w:left w:type="dxa" w:w="120"/>
+              <w:bottom w:type="dxa" w:w="100"/>
+              <w:right w:type="dxa" w:w="120"/>
+            </w:tcMar>
+            <w:vAlign w:val="center"/>
+          </w:tcPr>
+          <w:p>
+            <w:r>
+              <w:rPr>
+                <w:rFonts w:ascii="Malgun Gothic" w:cs="Malgun Gothic" w:eastAsia="Malgun Gothic" w:hAnsi="Malgun Gothic"/>
+                <w:b w:val="false"/>
+                <w:bCs w:val="false"/>
+                <w:color w:val="000000"/>
+                <w:sz w:val="20"/>
+                <w:szCs w:val="20"/>
+              </w:rPr>
+              <w:t xml:space="preserve">자동 재연결</w:t>
+            </w:r>
+          </w:p>
+        </w:tc>
+        <w:tc>
+          <w:tcPr>
+            <w:tcW w:type="dxa" w:w="4100"/>
+            <w:tcMar>
+              <w:top w:type="dxa" w:w="100"/>
+              <w:left w:type="dxa" w:w="120"/>
+              <w:bottom w:type="dxa" w:w="100"/>
+              <w:right w:type="dxa" w:w="120"/>
+            </w:tcMar>
+            <w:vAlign w:val="center"/>
+          </w:tcPr>
+          <w:p>
+            <w:r>
+              <w:rPr>
+                <w:rFonts w:ascii="Malgun Gothic" w:cs="Malgun Gothic" w:eastAsia="Malgun Gothic" w:hAnsi="Malgun Gothic"/>
+                <w:b w:val="false"/>
+                <w:bCs w:val="false"/>
+                <w:color w:val="000000"/>
+                <w:sz w:val="20"/>
+                <w:szCs w:val="20"/>
+              </w:rPr>
+              <w:t xml:space="preserve">Wi-Fi 가 끊기면 몇 시간 멈춘 화면</w:t>
+            </w:r>
+          </w:p>
+        </w:tc>
+        <w:tc>
+          <w:tcPr>
+            <w:tcW w:type="dxa" w:w="2150"/>
+            <w:tcMar>
+              <w:top w:type="dxa" w:w="100"/>
+              <w:left w:type="dxa" w:w="120"/>
+              <w:bottom w:type="dxa" w:w="100"/>
+              <w:right w:type="dxa" w:w="120"/>
+            </w:tcMar>
+            <w:vAlign w:val="center"/>
+          </w:tcPr>
+          <w:p>
+            <w:r>
+              <w:rPr>
+                <w:rFonts w:ascii="Malgun Gothic" w:cs="Malgun Gothic" w:eastAsia="Malgun Gothic" w:hAnsi="Malgun Gothic"/>
+                <w:b w:val="false"/>
+                <w:bCs w:val="false"/>
+                <w:color w:val="000000"/>
+                <w:sz w:val="20"/>
+                <w:szCs w:val="20"/>
+              </w:rPr>
+              <w:t xml:space="preserve"/>
+            </w:r>
+          </w:p>
+        </w:tc>
+      </w:tr>
+      <w:tr>
+        <w:trPr>
+          <w:cantSplit/>
+        </w:trPr>
+        <w:tc>
+          <w:tcPr>
+            <w:tcW w:type="dxa" w:w="3100"/>
+            <w:tcMar>
+              <w:top w:type="dxa" w:w="100"/>
+              <w:left w:type="dxa" w:w="120"/>
+              <w:bottom w:type="dxa" w:w="100"/>
+              <w:right w:type="dxa" w:w="120"/>
+            </w:tcMar>
+            <w:vAlign w:val="center"/>
+          </w:tcPr>
+          <w:p>
+            <w:r>
+              <w:rPr>
+                <w:rFonts w:ascii="Malgun Gothic" w:cs="Malgun Gothic" w:eastAsia="Malgun Gothic" w:hAnsi="Malgun Gothic"/>
+                <w:b w:val="false"/>
+                <w:bCs w:val="false"/>
+                <w:color w:val="000000"/>
+                <w:sz w:val="20"/>
+                <w:szCs w:val="20"/>
+              </w:rPr>
+              <w:t xml:space="preserve">연결 상태 세 가지</w:t>
+            </w:r>
+          </w:p>
+        </w:tc>
+        <w:tc>
+          <w:tcPr>
+            <w:tcW w:type="dxa" w:w="4100"/>
+            <w:tcMar>
+              <w:top w:type="dxa" w:w="100"/>
+              <w:left w:type="dxa" w:w="120"/>
+              <w:bottom w:type="dxa" w:w="100"/>
+              <w:right w:type="dxa" w:w="120"/>
+            </w:tcMar>
+            <w:vAlign w:val="center"/>
+          </w:tcPr>
+          <w:p>
+            <w:r>
+              <w:rPr>
+                <w:rFonts w:ascii="Malgun Gothic" w:cs="Malgun Gothic" w:eastAsia="Malgun Gothic" w:hAnsi="Malgun Gothic"/>
+                <w:b w:val="false"/>
+                <w:bCs w:val="false"/>
+                <w:color w:val="000000"/>
+                <w:sz w:val="20"/>
+                <w:szCs w:val="20"/>
+              </w:rPr>
+              <w:t xml:space="preserve">재연결 중인지 알 수 없다</w:t>
+            </w:r>
+          </w:p>
+        </w:tc>
+        <w:tc>
+          <w:tcPr>
+            <w:tcW w:type="dxa" w:w="2150"/>
+            <w:tcMar>
+              <w:top w:type="dxa" w:w="100"/>
+              <w:left w:type="dxa" w:w="120"/>
+              <w:bottom w:type="dxa" w:w="100"/>
+              <w:right w:type="dxa" w:w="120"/>
+            </w:tcMar>
+            <w:vAlign w:val="center"/>
+          </w:tcPr>
+          <w:p>
+            <w:r>
+              <w:rPr>
+                <w:rFonts w:ascii="Malgun Gothic" w:cs="Malgun Gothic" w:eastAsia="Malgun Gothic" w:hAnsi="Malgun Gothic"/>
+                <w:b w:val="false"/>
+                <w:bCs w:val="false"/>
+                <w:color w:val="000000"/>
+                <w:sz w:val="20"/>
+                <w:szCs w:val="20"/>
+              </w:rPr>
+              <w:t xml:space="preserve"/>
+            </w:r>
+          </w:p>
+        </w:tc>
+      </w:tr>
+      <w:tr>
+        <w:trPr>
+          <w:cantSplit/>
+        </w:trPr>
+        <w:tc>
+          <w:tcPr>
+            <w:tcW w:type="dxa" w:w="3100"/>
+            <w:tcMar>
+              <w:top w:type="dxa" w:w="100"/>
+              <w:left w:type="dxa" w:w="120"/>
+              <w:bottom w:type="dxa" w:w="100"/>
+              <w:right w:type="dxa" w:w="120"/>
+            </w:tcMar>
+            <w:vAlign w:val="center"/>
+          </w:tcPr>
+          <w:p>
+            <w:r>
+              <w:rPr>
+                <w:rFonts w:ascii="Malgun Gothic" w:cs="Malgun Gothic" w:eastAsia="Malgun Gothic" w:hAnsi="Malgun Gothic"/>
+                <w:b w:val="false"/>
+                <w:bCs w:val="false"/>
+                <w:color w:val="000000"/>
+                <w:sz w:val="20"/>
+                <w:szCs w:val="20"/>
+              </w:rPr>
+              <w:t xml:space="preserve">빈 값 세 가지 구분</w:t>
+            </w:r>
+          </w:p>
+        </w:tc>
+        <w:tc>
+          <w:tcPr>
+            <w:tcW w:type="dxa" w:w="4100"/>
+            <w:tcMar>
+              <w:top w:type="dxa" w:w="100"/>
+              <w:left w:type="dxa" w:w="120"/>
+              <w:bottom w:type="dxa" w:w="100"/>
+              <w:right w:type="dxa" w:w="120"/>
+            </w:tcMar>
+            <w:vAlign w:val="center"/>
+          </w:tcPr>
+          <w:p>
+            <w:r>
+              <w:rPr>
+                <w:rFonts w:ascii="Malgun Gothic" w:cs="Malgun Gothic" w:eastAsia="Malgun Gothic" w:hAnsi="Malgun Gothic"/>
+                <w:b w:val="false"/>
+                <w:bCs w:val="false"/>
+                <w:color w:val="000000"/>
+                <w:sz w:val="20"/>
+                <w:szCs w:val="20"/>
+              </w:rPr>
+              <w:t xml:space="preserve">'데이터 없음' 이 0 으로 보인다</w:t>
+            </w:r>
+          </w:p>
+        </w:tc>
+        <w:tc>
+          <w:tcPr>
+            <w:tcW w:type="dxa" w:w="2150"/>
+            <w:tcMar>
+              <w:top w:type="dxa" w:w="100"/>
+              <w:left w:type="dxa" w:w="120"/>
+              <w:bottom w:type="dxa" w:w="100"/>
+              <w:right w:type="dxa" w:w="120"/>
+            </w:tcMar>
+            <w:vAlign w:val="center"/>
+          </w:tcPr>
+          <w:p>
+            <w:r>
+              <w:rPr>
+                <w:rFonts w:ascii="Malgun Gothic" w:cs="Malgun Gothic" w:eastAsia="Malgun Gothic" w:hAnsi="Malgun Gothic"/>
+                <w:b w:val="false"/>
+                <w:bCs w:val="false"/>
+                <w:color w:val="000000"/>
+                <w:sz w:val="20"/>
+                <w:szCs w:val="20"/>
+              </w:rPr>
+              <w:t xml:space="preserve"/>
+            </w:r>
+          </w:p>
+        </w:tc>
+      </w:tr>
+      <w:tr>
+        <w:trPr>
+          <w:cantSplit/>
+        </w:trPr>
+        <w:tc>
+          <w:tcPr>
+            <w:tcW w:type="dxa" w:w="3100"/>
+            <w:tcMar>
+              <w:top w:type="dxa" w:w="100"/>
+              <w:left w:type="dxa" w:w="120"/>
+              <w:bottom w:type="dxa" w:w="100"/>
+              <w:right w:type="dxa" w:w="120"/>
+            </w:tcMar>
+            <w:vAlign w:val="center"/>
+          </w:tcPr>
+          <w:p>
+            <w:r>
+              <w:rPr>
+                <w:rFonts w:ascii="Malgun Gothic" w:cs="Malgun Gothic" w:eastAsia="Malgun Gothic" w:hAnsi="Malgun Gothic"/>
+                <w:b w:val="false"/>
+                <w:bCs w:val="false"/>
+                <w:color w:val="000000"/>
+                <w:sz w:val="20"/>
+                <w:szCs w:val="20"/>
+              </w:rPr>
+              <w:t xml:space="preserve">액추에이터 안전</w:t>
+            </w:r>
+          </w:p>
+        </w:tc>
+        <w:tc>
+          <w:tcPr>
+            <w:tcW w:type="dxa" w:w="4100"/>
+            <w:tcMar>
+              <w:top w:type="dxa" w:w="100"/>
+              <w:left w:type="dxa" w:w="120"/>
+              <w:bottom w:type="dxa" w:w="100"/>
+              <w:right w:type="dxa" w:w="120"/>
+            </w:tcMar>
+            <w:vAlign w:val="center"/>
+          </w:tcPr>
+          <w:p>
+            <w:r>
+              <w:rPr>
+                <w:rFonts w:ascii="Malgun Gothic" w:cs="Malgun Gothic" w:eastAsia="Malgun Gothic" w:hAnsi="Malgun Gothic"/>
+                <w:b w:val="false"/>
+                <w:bCs w:val="false"/>
+                <w:color w:val="000000"/>
+                <w:sz w:val="20"/>
+                <w:szCs w:val="20"/>
+              </w:rPr>
+              <w:t xml:space="preserve">관람객이 펌프를 켜 놓고 그냥 간다</w:t>
+            </w:r>
+          </w:p>
+        </w:tc>
+        <w:tc>
+          <w:tcPr>
+            <w:tcW w:type="dxa" w:w="2150"/>
+            <w:tcMar>
+              <w:top w:type="dxa" w:w="100"/>
+              <w:left w:type="dxa" w:w="120"/>
+              <w:bottom w:type="dxa" w:w="100"/>
+              <w:right w:type="dxa" w:w="120"/>
+            </w:tcMar>
+            <w:vAlign w:val="center"/>
+          </w:tcPr>
+          <w:p>
+            <w:r>
+              <w:rPr>
+                <w:rFonts w:ascii="Malgun Gothic" w:cs="Malgun Gothic" w:eastAsia="Malgun Gothic" w:hAnsi="Malgun Gothic"/>
+                <w:b w:val="false"/>
+                <w:bCs w:val="false"/>
+                <w:color w:val="000000"/>
+                <w:sz w:val="20"/>
+                <w:szCs w:val="20"/>
+              </w:rPr>
+              <w:t xml:space="preserve"/>
+            </w:r>
+          </w:p>
+        </w:tc>
+      </w:tr>
+    </w:tbl>
+    <w:p>
+      <w:pPr>
+        <w:spacing w:after="160"/>
+      </w:pPr>
     </w:p>
     <w:tbl>
       <w:tblPr>
@@ -5057,56 +6012,25 @@
         <w:tc>
           <w:tcPr>
             <w:tcW w:type="dxa" w:w="9350"/>
-            <w:tcMar>
-              <w:top w:type="dxa" w:w="160"/>
+            <w:shd w:fill="EEF3FB" w:val="clear"/>
+            <w:tcMar>
+              <w:top w:type="dxa" w:w="140"/>
               <w:left w:type="dxa" w:w="200"/>
-              <w:bottom w:type="dxa" w:w="160"/>
+              <w:bottom w:type="dxa" w:w="140"/>
               <w:right w:type="dxa" w:w="200"/>
             </w:tcMar>
           </w:tcPr>
           <w:p>
-            <w:pPr>
-              <w:pBdr>
-                <w:bottom w:val="single" w:color="D9D9D9" w:sz="2"/>
-              </w:pBdr>
-              <w:spacing w:after="260"/>
-            </w:pPr>
-            <w:r>
-              <w:rPr>
-                <w:rFonts w:ascii="Malgun Gothic" w:cs="Malgun Gothic" w:eastAsia="Malgun Gothic" w:hAnsi="Malgun Gothic"/>
-                <w:sz w:val="21"/>
-                <w:szCs w:val="21"/>
-              </w:rPr>
-              <w:t xml:space="preserve"> </w:t>
-            </w:r>
-          </w:p>
-          <w:p>
-            <w:pPr>
-              <w:pBdr>
-                <w:bottom w:val="single" w:color="D9D9D9" w:sz="2"/>
-              </w:pBdr>
-              <w:spacing w:after="260"/>
-            </w:pPr>
-            <w:r>
-              <w:rPr>
-                <w:rFonts w:ascii="Malgun Gothic" w:cs="Malgun Gothic" w:eastAsia="Malgun Gothic" w:hAnsi="Malgun Gothic"/>
-                <w:sz w:val="21"/>
-                <w:szCs w:val="21"/>
-              </w:rPr>
-              <w:t xml:space="preserve"> </w:t>
-            </w:r>
-          </w:p>
-          <w:p>
-            <w:pPr>
-              <w:spacing w:after="260"/>
-            </w:pPr>
-            <w:r>
-              <w:rPr>
-                <w:rFonts w:ascii="Malgun Gothic" w:cs="Malgun Gothic" w:eastAsia="Malgun Gothic" w:hAnsi="Malgun Gothic"/>
-                <w:sz w:val="21"/>
-                <w:szCs w:val="21"/>
-              </w:rPr>
-              <w:t xml:space="preserve"> </w:t>
+            <w:r>
+              <w:rPr>
+                <w:rFonts w:ascii="Malgun Gothic" w:cs="Malgun Gothic" w:eastAsia="Malgun Gothic" w:hAnsi="Malgun Gothic"/>
+                <w:i/>
+                <w:iCs/>
+                <w:color w:val="1F3864"/>
+                <w:sz w:val="20"/>
+                <w:szCs w:val="20"/>
+              </w:rPr>
+              <w:t xml:space="preserve">일곱 번째 줄을 특히 보세요. 측정 대기와 0 은 다릅니다. '데이터 없음' 을 0 으로 바꾸면 관람객이 틀린 값을 읽습니다. 흙이 안 말랐는데 0% 라고 적혀 있으면, 그것은 고장이 아니라 거짓말입니다.</w:t>
             </w:r>
           </w:p>
         </w:tc>
@@ -5114,23 +6038,25 @@
     </w:tbl>
     <w:p>
       <w:pPr>
-        <w:pStyle w:val="Heading1"/>
+        <w:spacing w:after="160"/>
+      </w:pPr>
+    </w:p>
+    <w:p>
+      <w:pPr>
+        <w:pStyle w:val="Heading2"/>
         <w:keepNext/>
-        <w:pBdr>
-          <w:bottom w:val="single" w:color="2F5496" w:sz="6"/>
-        </w:pBdr>
-        <w:spacing w:after="160" w:before="320"/>
+        <w:spacing w:after="120" w:before="240"/>
       </w:pPr>
       <w:r>
         <w:rPr>
           <w:rFonts w:ascii="Malgun Gothic" w:cs="Malgun Gothic" w:eastAsia="Malgun Gothic" w:hAnsi="Malgun Gothic"/>
           <w:b/>
           <w:bCs/>
-          <w:color w:val="1F3864"/>
-          <w:sz w:val="30"/>
-          <w:szCs w:val="30"/>
-        </w:rPr>
-        <w:t xml:space="preserve">6. 무인 리허설 — 30분 동안 아무도 손대지 않습니다</w:t>
+          <w:color w:val="2F5496"/>
+          <w:sz w:val="24"/>
+          <w:szCs w:val="24"/>
+        </w:rPr>
+        <w:t xml:space="preserve">우리 팀 액추에이터 — 전시 모드에서 어떻게 할지 내가 정합니다</w:t>
       </w:r>
     </w:p>
     <w:p>
@@ -5148,13 +6074,316 @@
           <w:sz w:val="21"/>
           <w:szCs w:val="21"/>
         </w:rPr>
-        <w:t xml:space="preserve">지금부터 30분 동안 코드를 고치지 않습니다. 그동안 작품이 혼자 버티는지 봅니다.</w:t>
-      </w:r>
-    </w:p>
-    <w:p>
-      <w:pPr>
+        <w:t xml:space="preserve">전시 모드는 액추에이터 버튼을 막아 주지 않습니다. IP 칸과 연결 버튼만 숨고, 11주차에 만든 버튼은 그대로 눌립니다.</w:t>
+      </w:r>
+    </w:p>
+    <w:tbl>
+      <w:tblPr>
+        <w:tblW w:type="dxa" w:w="9350"/>
+        <w:tblBorders>
+          <w:top w:val="single" w:color="BFBFBF" w:sz="4"/>
+          <w:left w:val="single" w:color="BFBFBF" w:sz="4"/>
+          <w:bottom w:val="single" w:color="BFBFBF" w:sz="4"/>
+          <w:right w:val="single" w:color="BFBFBF" w:sz="4"/>
+          <w:insideH w:val="single" w:color="BFBFBF" w:sz="4"/>
+          <w:insideV w:val="single" w:color="BFBFBF" w:sz="4"/>
+        </w:tblBorders>
+      </w:tblPr>
+      <w:tblGrid>
+        <w:gridCol w:w="2800"/>
+        <w:gridCol w:w="3900"/>
+        <w:gridCol w:w="2650"/>
+      </w:tblGrid>
+      <w:tr>
+        <w:trPr>
+          <w:cantSplit/>
+          <w:tblHeader/>
+        </w:trPr>
+        <w:tc>
+          <w:tcPr>
+            <w:tcW w:type="dxa" w:w="2800"/>
+            <w:shd w:fill="2F5496" w:val="clear"/>
+            <w:tcMar>
+              <w:top w:type="dxa" w:w="100"/>
+              <w:left w:type="dxa" w:w="120"/>
+              <w:bottom w:type="dxa" w:w="100"/>
+              <w:right w:type="dxa" w:w="120"/>
+            </w:tcMar>
+            <w:vAlign w:val="center"/>
+          </w:tcPr>
+          <w:p>
+            <w:r>
+              <w:rPr>
+                <w:rFonts w:ascii="Malgun Gothic" w:cs="Malgun Gothic" w:eastAsia="Malgun Gothic" w:hAnsi="Malgun Gothic"/>
+                <w:b/>
+                <w:bCs/>
+                <w:color w:val="FFFFFF"/>
+                <w:sz w:val="20"/>
+                <w:szCs w:val="20"/>
+              </w:rPr>
+              <w:t xml:space="preserve">우리 팀 액추에이터</w:t>
+            </w:r>
+          </w:p>
+        </w:tc>
+        <w:tc>
+          <w:tcPr>
+            <w:tcW w:type="dxa" w:w="3900"/>
+            <w:shd w:fill="2F5496" w:val="clear"/>
+            <w:tcMar>
+              <w:top w:type="dxa" w:w="100"/>
+              <w:left w:type="dxa" w:w="120"/>
+              <w:bottom w:type="dxa" w:w="100"/>
+              <w:right w:type="dxa" w:w="120"/>
+            </w:tcMar>
+            <w:vAlign w:val="center"/>
+          </w:tcPr>
+          <w:p>
+            <w:r>
+              <w:rPr>
+                <w:rFonts w:ascii="Malgun Gothic" w:cs="Malgun Gothic" w:eastAsia="Malgun Gothic" w:hAnsi="Malgun Gothic"/>
+                <w:b/>
+                <w:bCs/>
+                <w:color w:val="FFFFFF"/>
+                <w:sz w:val="20"/>
+                <w:szCs w:val="20"/>
+              </w:rPr>
+              <w:t xml:space="preserve">어떤 장치인가</w:t>
+            </w:r>
+          </w:p>
+        </w:tc>
+        <w:tc>
+          <w:tcPr>
+            <w:tcW w:type="dxa" w:w="2650"/>
+            <w:shd w:fill="2F5496" w:val="clear"/>
+            <w:tcMar>
+              <w:top w:type="dxa" w:w="100"/>
+              <w:left w:type="dxa" w:w="120"/>
+              <w:bottom w:type="dxa" w:w="100"/>
+              <w:right w:type="dxa" w:w="120"/>
+            </w:tcMar>
+            <w:vAlign w:val="center"/>
+          </w:tcPr>
+          <w:p>
+            <w:r>
+              <w:rPr>
+                <w:rFonts w:ascii="Malgun Gothic" w:cs="Malgun Gothic" w:eastAsia="Malgun Gothic" w:hAnsi="Malgun Gothic"/>
+                <w:b/>
+                <w:bCs/>
+                <w:color w:val="FFFFFF"/>
+                <w:sz w:val="20"/>
+                <w:szCs w:val="20"/>
+              </w:rPr>
+              <w:t xml:space="preserve">전시 모드에서 어떻게</w:t>
+            </w:r>
+          </w:p>
+        </w:tc>
+      </w:tr>
+      <w:tr>
+        <w:trPr>
+          <w:cantSplit/>
+        </w:trPr>
+        <w:tc>
+          <w:tcPr>
+            <w:tcW w:type="dxa" w:w="2800"/>
+            <w:tcMar>
+              <w:top w:type="dxa" w:w="100"/>
+              <w:left w:type="dxa" w:w="120"/>
+              <w:bottom w:type="dxa" w:w="100"/>
+              <w:right w:type="dxa" w:w="120"/>
+            </w:tcMar>
+            <w:vAlign w:val="center"/>
+          </w:tcPr>
+          <w:p>
+            <w:r>
+              <w:rPr>
+                <w:rFonts w:ascii="Malgun Gothic" w:cs="Malgun Gothic" w:eastAsia="Malgun Gothic" w:hAnsi="Malgun Gothic"/>
+                <w:b w:val="false"/>
+                <w:bCs w:val="false"/>
+                <w:color w:val="000000"/>
+                <w:sz w:val="20"/>
+                <w:szCs w:val="20"/>
+              </w:rPr>
+              <w:t xml:space="preserve"/>
+            </w:r>
+          </w:p>
+        </w:tc>
+        <w:tc>
+          <w:tcPr>
+            <w:tcW w:type="dxa" w:w="3900"/>
+            <w:tcMar>
+              <w:top w:type="dxa" w:w="100"/>
+              <w:left w:type="dxa" w:w="120"/>
+              <w:bottom w:type="dxa" w:w="100"/>
+              <w:right w:type="dxa" w:w="120"/>
+            </w:tcMar>
+            <w:vAlign w:val="center"/>
+          </w:tcPr>
+          <w:p>
+            <w:r>
+              <w:rPr>
+                <w:rFonts w:ascii="Malgun Gothic" w:cs="Malgun Gothic" w:eastAsia="Malgun Gothic" w:hAnsi="Malgun Gothic"/>
+                <w:b w:val="false"/>
+                <w:bCs w:val="false"/>
+                <w:color w:val="000000"/>
+                <w:sz w:val="20"/>
+                <w:szCs w:val="20"/>
+              </w:rPr>
+              <w:t xml:space="preserve">LED · 부저처럼 되돌아온다 / 물 · 열 · 움직임이 있다</w:t>
+            </w:r>
+          </w:p>
+        </w:tc>
+        <w:tc>
+          <w:tcPr>
+            <w:tcW w:type="dxa" w:w="2650"/>
+            <w:tcMar>
+              <w:top w:type="dxa" w:w="100"/>
+              <w:left w:type="dxa" w:w="120"/>
+              <w:bottom w:type="dxa" w:w="100"/>
+              <w:right w:type="dxa" w:w="120"/>
+            </w:tcMar>
+            <w:vAlign w:val="center"/>
+          </w:tcPr>
+          <w:p>
+            <w:r>
+              <w:rPr>
+                <w:rFonts w:ascii="Malgun Gothic" w:cs="Malgun Gothic" w:eastAsia="Malgun Gothic" w:hAnsi="Malgun Gothic"/>
+                <w:b w:val="false"/>
+                <w:bCs w:val="false"/>
+                <w:color w:val="000000"/>
+                <w:sz w:val="20"/>
+                <w:szCs w:val="20"/>
+              </w:rPr>
+              <w:t xml:space="preserve">그대로 둔다 / 숨긴다 / 몇 초 뒤 꺼지게</w:t>
+            </w:r>
+          </w:p>
+        </w:tc>
+      </w:tr>
+      <w:tr>
+        <w:trPr>
+          <w:cantSplit/>
+        </w:trPr>
+        <w:tc>
+          <w:tcPr>
+            <w:tcW w:type="dxa" w:w="2800"/>
+            <w:tcMar>
+              <w:top w:type="dxa" w:w="100"/>
+              <w:left w:type="dxa" w:w="120"/>
+              <w:bottom w:type="dxa" w:w="100"/>
+              <w:right w:type="dxa" w:w="120"/>
+            </w:tcMar>
+            <w:vAlign w:val="center"/>
+          </w:tcPr>
+          <w:p>
+            <w:r>
+              <w:rPr>
+                <w:rFonts w:ascii="Malgun Gothic" w:cs="Malgun Gothic" w:eastAsia="Malgun Gothic" w:hAnsi="Malgun Gothic"/>
+                <w:b w:val="false"/>
+                <w:bCs w:val="false"/>
+                <w:color w:val="000000"/>
+                <w:sz w:val="20"/>
+                <w:szCs w:val="20"/>
+              </w:rPr>
+              <w:t xml:space="preserve"/>
+            </w:r>
+          </w:p>
+        </w:tc>
+        <w:tc>
+          <w:tcPr>
+            <w:tcW w:type="dxa" w:w="3900"/>
+            <w:tcMar>
+              <w:top w:type="dxa" w:w="100"/>
+              <w:left w:type="dxa" w:w="120"/>
+              <w:bottom w:type="dxa" w:w="100"/>
+              <w:right w:type="dxa" w:w="120"/>
+            </w:tcMar>
+            <w:vAlign w:val="center"/>
+          </w:tcPr>
+          <w:p>
+            <w:r>
+              <w:rPr>
+                <w:rFonts w:ascii="Malgun Gothic" w:cs="Malgun Gothic" w:eastAsia="Malgun Gothic" w:hAnsi="Malgun Gothic"/>
+                <w:b w:val="false"/>
+                <w:bCs w:val="false"/>
+                <w:color w:val="000000"/>
+                <w:sz w:val="20"/>
+                <w:szCs w:val="20"/>
+              </w:rPr>
+              <w:t xml:space="preserve"/>
+            </w:r>
+          </w:p>
+        </w:tc>
+        <w:tc>
+          <w:tcPr>
+            <w:tcW w:type="dxa" w:w="2650"/>
+            <w:tcMar>
+              <w:top w:type="dxa" w:w="100"/>
+              <w:left w:type="dxa" w:w="120"/>
+              <w:bottom w:type="dxa" w:w="100"/>
+              <w:right w:type="dxa" w:w="120"/>
+            </w:tcMar>
+            <w:vAlign w:val="center"/>
+          </w:tcPr>
+          <w:p>
+            <w:r>
+              <w:rPr>
+                <w:rFonts w:ascii="Malgun Gothic" w:cs="Malgun Gothic" w:eastAsia="Malgun Gothic" w:hAnsi="Malgun Gothic"/>
+                <w:b w:val="false"/>
+                <w:bCs w:val="false"/>
+                <w:color w:val="000000"/>
+                <w:sz w:val="20"/>
+                <w:szCs w:val="20"/>
+              </w:rPr>
+              <w:t xml:space="preserve"/>
+            </w:r>
+          </w:p>
+        </w:tc>
+      </w:tr>
+    </w:tbl>
+    <w:p>
+      <w:pPr>
+        <w:spacing w:after="160"/>
+      </w:pPr>
+    </w:p>
+    <w:p>
+      <w:pPr>
+        <w:keepNext w:val="false"/>
         <w:spacing w:after="120"/>
       </w:pPr>
+      <w:r>
+        <w:rPr>
+          <w:rFonts w:ascii="Malgun Gothic" w:cs="Malgun Gothic" w:eastAsia="Malgun Gothic" w:hAnsi="Malgun Gothic"/>
+          <w:b w:val="false"/>
+          <w:bCs w:val="false"/>
+          <w:i/>
+          <w:iCs/>
+          <w:sz w:val="21"/>
+          <w:szCs w:val="21"/>
+        </w:rPr>
+        <w:t xml:space="preserve">전부 숨기는 것도 답이 아닙니다. 관람객이 눌러 보고 반응을 확인하는 것이 전시의 핵심입니다. 위험한 것만 가리세요.</w:t>
+      </w:r>
+    </w:p>
+    <w:p>
+      <w:pPr>
+        <w:spacing w:after="200"/>
+      </w:pPr>
+    </w:p>
+    <w:p>
+      <w:pPr>
+        <w:pStyle w:val="Heading2"/>
+        <w:keepNext/>
+        <w:spacing w:after="120" w:before="240"/>
+      </w:pPr>
+      <w:r>
+        <w:rPr>
+          <w:rFonts w:ascii="Malgun Gothic" w:cs="Malgun Gothic" w:eastAsia="Malgun Gothic" w:hAnsi="Malgun Gothic"/>
+          <w:b/>
+          <w:bCs/>
+          <w:color w:val="2F5496"/>
+          <w:sz w:val="24"/>
+          <w:szCs w:val="24"/>
+        </w:rPr>
+        <w:t xml:space="preserve">확인 — 붙여넣기 전에 눈으로 훑습니다</w:t>
+      </w:r>
     </w:p>
     <w:p>
       <w:pPr>
@@ -5167,7 +6396,7 @@
           <w:sz w:val="21"/>
           <w:szCs w:val="21"/>
         </w:rPr>
-        <w:t xml:space="preserve">☐  전시 모드를 켜 두고 30분 뒤에도 화면이 켜져 있다</w:t>
+        <w:t xml:space="preserve">☐  마지막 줄이 } 로 제대로 끝난다 (중간에 잘리지 않았다)</w:t>
       </w:r>
     </w:p>
     <w:p>
@@ -5181,7 +6410,7 @@
           <w:sz w:val="21"/>
           <w:szCs w:val="21"/>
         </w:rPr>
-        <w:t xml:space="preserve">☐  중간에 가상 Pico 창에 x 를 쳐서 끊었다가, 아무것도 안 누르고 저절로 ONLINE 으로 돌아왔다</w:t>
+        <w:t xml:space="preserve">☐  첫 줄이 "use client"; 이고, npm install 하라는 말이 없다</w:t>
       </w:r>
     </w:p>
     <w:p>
@@ -5195,7 +6424,7 @@
           <w:sz w:val="21"/>
           <w:szCs w:val="21"/>
         </w:rPr>
-        <w:t xml:space="preserve">☐  30분 내내 오류 화면이 한 번도 안 떴다</w:t>
+        <w:t xml:space="preserve">☐  globals.css 에 @theme 을 만들라는 말이 없다 (우리 토큰은 const UI 객체)</w:t>
       </w:r>
     </w:p>
     <w:p>
@@ -5209,7 +6438,7 @@
           <w:sz w:val="21"/>
           <w:szCs w:val="21"/>
         </w:rPr>
-        <w:t xml:space="preserve">☐  센서 카드에 '데이터 없음' 이 없다</w:t>
+        <w:t xml:space="preserve">☐  없는 토큰 이름이 없다 — bg-base · text-ink · border-line · text-ok</w:t>
       </w:r>
     </w:p>
     <w:p>
@@ -5223,7 +6452,21 @@
           <w:sz w:val="21"/>
           <w:szCs w:val="21"/>
         </w:rPr>
-        <w:t xml:space="preserve">☐  노트북 전원 어댑터가 꽂혀 있다</w:t>
+        <w:t xml:space="preserve">☐  위 표의 여덟 줄이 전부 코드에 보인다</w:t>
+      </w:r>
+    </w:p>
+    <w:p>
+      <w:pPr>
+        <w:spacing w:after="100"/>
+        <w:ind w:left="260"/>
+      </w:pPr>
+      <w:r>
+        <w:rPr>
+          <w:rFonts w:ascii="Malgun Gothic" w:cs="Malgun Gothic" w:eastAsia="Malgun Gothic" w:hAnsi="Malgun Gothic"/>
+          <w:sz w:val="21"/>
+          <w:szCs w:val="21"/>
+        </w:rPr>
+        <w:t xml:space="preserve">☐  센서 값을 그럴듯한 숫자로 채워 넣은 곳이 없다</w:t>
       </w:r>
     </w:p>
     <w:p>
@@ -5271,7 +6514,1598 @@
                 <w:sz w:val="20"/>
                 <w:szCs w:val="20"/>
               </w:rPr>
-              <w:t xml:space="preserve">두 번째 줄이 안 되는 팀은 11주차 프롬프트 4 를 아직 안 끝낸 것입니다. 오늘 미션보다 이것이 먼저입니다. 전시 중에 Wi-Fi 는 반드시 한 번은 끊깁니다. 그때 저절로 돌아오지 않으면 그 뒤로 몇 시간 동안 멈춘 화면이 걸려 있게 됩니다.</w:t>
+              <w:t xml:space="preserve">30분에 다 안 끝나는 팀이 나옵니다. 정상입니다. 그때는 주인공 영역만 끝내고 멈추세요. 보조 센서 영역은 방과후에 이어서 합니다. 반쯤 바뀐 화면으로 리허설에 들어가지 마세요. page.tsx.bak 으로 되돌리고 돌아가는 화면으로 리허설하는 것이 맞습니다. 전시장에 나가는 것은 '다 바뀐 반쪽 화면' 이 아니라 '돌아가는 화면' 입니다.</w:t>
+            </w:r>
+          </w:p>
+        </w:tc>
+      </w:tr>
+    </w:tbl>
+    <w:p>
+      <w:pPr>
+        <w:pStyle w:val="Heading1"/>
+        <w:keepNext/>
+        <w:pBdr>
+          <w:bottom w:val="single" w:color="2F5496" w:sz="6"/>
+        </w:pBdr>
+        <w:spacing w:after="160" w:before="320"/>
+      </w:pPr>
+      <w:r>
+        <w:rPr>
+          <w:rFonts w:ascii="Malgun Gothic" w:cs="Malgun Gothic" w:eastAsia="Malgun Gothic" w:hAnsi="Malgun Gothic"/>
+          <w:b/>
+          <w:bCs/>
+          <w:color w:val="1F3864"/>
+          <w:sz w:val="30"/>
+          <w:szCs w:val="30"/>
+        </w:rPr>
+        <w:t xml:space="preserve">6. 3단계 · 검증 — 통과 / 실패 / 미검증</w:t>
+      </w:r>
+    </w:p>
+    <w:p>
+      <w:pPr>
+        <w:keepNext w:val="false"/>
+        <w:spacing w:after="120"/>
+      </w:pPr>
+      <w:r>
+        <w:rPr>
+          <w:rFonts w:ascii="Malgun Gothic" w:cs="Malgun Gothic" w:eastAsia="Malgun Gothic" w:hAnsi="Malgun Gothic"/>
+          <w:b/>
+          <w:bCs/>
+          <w:i w:val="false"/>
+          <w:iCs w:val="false"/>
+          <w:sz w:val="21"/>
+          <w:szCs w:val="21"/>
+        </w:rPr>
+        <w:t xml:space="preserve">AI 는 아무것도 실행할 수 없습니다. 그래서 AI 에게는 '확인할 목록' 만 받고, 통과와 실패를 적는 것은 우리입니다.</w:t>
+      </w:r>
+    </w:p>
+    <w:p>
+      <w:pPr>
+        <w:spacing w:after="120"/>
+      </w:pPr>
+    </w:p>
+    <w:p>
+      <w:pPr>
+        <w:pStyle w:val="Heading2"/>
+        <w:keepNext/>
+        <w:spacing w:after="120" w:before="240"/>
+      </w:pPr>
+      <w:r>
+        <w:rPr>
+          <w:rFonts w:ascii="Malgun Gothic" w:cs="Malgun Gothic" w:eastAsia="Malgun Gothic" w:hAnsi="Malgun Gothic"/>
+          <w:b/>
+          <w:bCs/>
+          <w:color w:val="2F5496"/>
+          <w:sz w:val="24"/>
+          <w:szCs w:val="24"/>
+        </w:rPr>
+        <w:t xml:space="preserve">먼저 손으로 확인합니다 (10분) — 여기서는 만져도 됩니다</w:t>
+      </w:r>
+    </w:p>
+    <w:tbl>
+      <w:tblPr>
+        <w:tblW w:type="dxa" w:w="9350"/>
+        <w:tblBorders>
+          <w:top w:val="single" w:color="BFBFBF" w:sz="4"/>
+          <w:left w:val="single" w:color="BFBFBF" w:sz="4"/>
+          <w:bottom w:val="single" w:color="BFBFBF" w:sz="4"/>
+          <w:right w:val="single" w:color="BFBFBF" w:sz="4"/>
+          <w:insideH w:val="single" w:color="BFBFBF" w:sz="4"/>
+          <w:insideV w:val="single" w:color="BFBFBF" w:sz="4"/>
+        </w:tblBorders>
+      </w:tblPr>
+      <w:tblGrid>
+        <w:gridCol w:w="2900"/>
+        <w:gridCol w:w="4150"/>
+        <w:gridCol w:w="2300"/>
+      </w:tblGrid>
+      <w:tr>
+        <w:trPr>
+          <w:cantSplit/>
+          <w:tblHeader/>
+        </w:trPr>
+        <w:tc>
+          <w:tcPr>
+            <w:tcW w:type="dxa" w:w="2900"/>
+            <w:shd w:fill="2F5496" w:val="clear"/>
+            <w:tcMar>
+              <w:top w:type="dxa" w:w="100"/>
+              <w:left w:type="dxa" w:w="120"/>
+              <w:bottom w:type="dxa" w:w="100"/>
+              <w:right w:type="dxa" w:w="120"/>
+            </w:tcMar>
+            <w:vAlign w:val="center"/>
+          </w:tcPr>
+          <w:p>
+            <w:r>
+              <w:rPr>
+                <w:rFonts w:ascii="Malgun Gothic" w:cs="Malgun Gothic" w:eastAsia="Malgun Gothic" w:hAnsi="Malgun Gothic"/>
+                <w:b/>
+                <w:bCs/>
+                <w:color w:val="FFFFFF"/>
+                <w:sz w:val="20"/>
+                <w:szCs w:val="20"/>
+              </w:rPr>
+              <w:t xml:space="preserve">해 보는 것</w:t>
+            </w:r>
+          </w:p>
+        </w:tc>
+        <w:tc>
+          <w:tcPr>
+            <w:tcW w:type="dxa" w:w="4150"/>
+            <w:shd w:fill="2F5496" w:val="clear"/>
+            <w:tcMar>
+              <w:top w:type="dxa" w:w="100"/>
+              <w:left w:type="dxa" w:w="120"/>
+              <w:bottom w:type="dxa" w:w="100"/>
+              <w:right w:type="dxa" w:w="120"/>
+            </w:tcMar>
+            <w:vAlign w:val="center"/>
+          </w:tcPr>
+          <w:p>
+            <w:r>
+              <w:rPr>
+                <w:rFonts w:ascii="Malgun Gothic" w:cs="Malgun Gothic" w:eastAsia="Malgun Gothic" w:hAnsi="Malgun Gothic"/>
+                <w:b/>
+                <w:bCs/>
+                <w:color w:val="FFFFFF"/>
+                <w:sz w:val="20"/>
+                <w:szCs w:val="20"/>
+              </w:rPr>
+              <w:t xml:space="preserve">통과 기준</w:t>
+            </w:r>
+          </w:p>
+        </w:tc>
+        <w:tc>
+          <w:tcPr>
+            <w:tcW w:type="dxa" w:w="2300"/>
+            <w:shd w:fill="2F5496" w:val="clear"/>
+            <w:tcMar>
+              <w:top w:type="dxa" w:w="100"/>
+              <w:left w:type="dxa" w:w="120"/>
+              <w:bottom w:type="dxa" w:w="100"/>
+              <w:right w:type="dxa" w:w="120"/>
+            </w:tcMar>
+            <w:vAlign w:val="center"/>
+          </w:tcPr>
+          <w:p>
+            <w:r>
+              <w:rPr>
+                <w:rFonts w:ascii="Malgun Gothic" w:cs="Malgun Gothic" w:eastAsia="Malgun Gothic" w:hAnsi="Malgun Gothic"/>
+                <w:b/>
+                <w:bCs/>
+                <w:color w:val="FFFFFF"/>
+                <w:sz w:val="20"/>
+                <w:szCs w:val="20"/>
+              </w:rPr>
+              <w:t xml:space="preserve">통과 / 실패 / 미검증</w:t>
+            </w:r>
+          </w:p>
+        </w:tc>
+      </w:tr>
+      <w:tr>
+        <w:trPr>
+          <w:cantSplit/>
+        </w:trPr>
+        <w:tc>
+          <w:tcPr>
+            <w:tcW w:type="dxa" w:w="2900"/>
+            <w:tcMar>
+              <w:top w:type="dxa" w:w="100"/>
+              <w:left w:type="dxa" w:w="120"/>
+              <w:bottom w:type="dxa" w:w="100"/>
+              <w:right w:type="dxa" w:w="120"/>
+            </w:tcMar>
+            <w:vAlign w:val="center"/>
+          </w:tcPr>
+          <w:p>
+            <w:r>
+              <w:rPr>
+                <w:rFonts w:ascii="Malgun Gothic" w:cs="Malgun Gothic" w:eastAsia="Malgun Gothic" w:hAnsi="Malgun Gothic"/>
+                <w:b w:val="false"/>
+                <w:bCs w:val="false"/>
+                <w:color w:val="000000"/>
+                <w:sz w:val="20"/>
+                <w:szCs w:val="20"/>
+              </w:rPr>
+              <w:t xml:space="preserve">npm run build</w:t>
+            </w:r>
+          </w:p>
+        </w:tc>
+        <w:tc>
+          <w:tcPr>
+            <w:tcW w:type="dxa" w:w="4150"/>
+            <w:tcMar>
+              <w:top w:type="dxa" w:w="100"/>
+              <w:left w:type="dxa" w:w="120"/>
+              <w:bottom w:type="dxa" w:w="100"/>
+              <w:right w:type="dxa" w:w="120"/>
+            </w:tcMar>
+            <w:vAlign w:val="center"/>
+          </w:tcPr>
+          <w:p>
+            <w:r>
+              <w:rPr>
+                <w:rFonts w:ascii="Malgun Gothic" w:cs="Malgun Gothic" w:eastAsia="Malgun Gothic" w:hAnsi="Malgun Gothic"/>
+                <w:b w:val="false"/>
+                <w:bCs w:val="false"/>
+                <w:color w:val="000000"/>
+                <w:sz w:val="20"/>
+                <w:szCs w:val="20"/>
+              </w:rPr>
+              <w:t xml:space="preserve">오류 없이 끝난다 (AI 말이 아니라 내 화면에 찍힌 것)</w:t>
+            </w:r>
+          </w:p>
+        </w:tc>
+        <w:tc>
+          <w:tcPr>
+            <w:tcW w:type="dxa" w:w="2300"/>
+            <w:tcMar>
+              <w:top w:type="dxa" w:w="100"/>
+              <w:left w:type="dxa" w:w="120"/>
+              <w:bottom w:type="dxa" w:w="100"/>
+              <w:right w:type="dxa" w:w="120"/>
+            </w:tcMar>
+            <w:vAlign w:val="center"/>
+          </w:tcPr>
+          <w:p>
+            <w:r>
+              <w:rPr>
+                <w:rFonts w:ascii="Malgun Gothic" w:cs="Malgun Gothic" w:eastAsia="Malgun Gothic" w:hAnsi="Malgun Gothic"/>
+                <w:b w:val="false"/>
+                <w:bCs w:val="false"/>
+                <w:color w:val="000000"/>
+                <w:sz w:val="20"/>
+                <w:szCs w:val="20"/>
+              </w:rPr>
+              <w:t xml:space="preserve"/>
+            </w:r>
+          </w:p>
+        </w:tc>
+      </w:tr>
+      <w:tr>
+        <w:trPr>
+          <w:cantSplit/>
+        </w:trPr>
+        <w:tc>
+          <w:tcPr>
+            <w:tcW w:type="dxa" w:w="2900"/>
+            <w:tcMar>
+              <w:top w:type="dxa" w:w="100"/>
+              <w:left w:type="dxa" w:w="120"/>
+              <w:bottom w:type="dxa" w:w="100"/>
+              <w:right w:type="dxa" w:w="120"/>
+            </w:tcMar>
+            <w:vAlign w:val="center"/>
+          </w:tcPr>
+          <w:p>
+            <w:r>
+              <w:rPr>
+                <w:rFonts w:ascii="Malgun Gothic" w:cs="Malgun Gothic" w:eastAsia="Malgun Gothic" w:hAnsi="Malgun Gothic"/>
+                <w:b w:val="false"/>
+                <w:bCs w:val="false"/>
+                <w:color w:val="000000"/>
+                <w:sz w:val="20"/>
+                <w:szCs w:val="20"/>
+              </w:rPr>
+              <w:t xml:space="preserve">F12 → Console</w:t>
+            </w:r>
+          </w:p>
+        </w:tc>
+        <w:tc>
+          <w:tcPr>
+            <w:tcW w:type="dxa" w:w="4150"/>
+            <w:tcMar>
+              <w:top w:type="dxa" w:w="100"/>
+              <w:left w:type="dxa" w:w="120"/>
+              <w:bottom w:type="dxa" w:w="100"/>
+              <w:right w:type="dxa" w:w="120"/>
+            </w:tcMar>
+            <w:vAlign w:val="center"/>
+          </w:tcPr>
+          <w:p>
+            <w:r>
+              <w:rPr>
+                <w:rFonts w:ascii="Malgun Gothic" w:cs="Malgun Gothic" w:eastAsia="Malgun Gothic" w:hAnsi="Malgun Gothic"/>
+                <w:b w:val="false"/>
+                <w:bCs w:val="false"/>
+                <w:color w:val="000000"/>
+                <w:sz w:val="20"/>
+                <w:szCs w:val="20"/>
+              </w:rPr>
+              <w:t xml:space="preserve">빨간 오류가 없다</w:t>
+            </w:r>
+          </w:p>
+        </w:tc>
+        <w:tc>
+          <w:tcPr>
+            <w:tcW w:type="dxa" w:w="2300"/>
+            <w:tcMar>
+              <w:top w:type="dxa" w:w="100"/>
+              <w:left w:type="dxa" w:w="120"/>
+              <w:bottom w:type="dxa" w:w="100"/>
+              <w:right w:type="dxa" w:w="120"/>
+            </w:tcMar>
+            <w:vAlign w:val="center"/>
+          </w:tcPr>
+          <w:p>
+            <w:r>
+              <w:rPr>
+                <w:rFonts w:ascii="Malgun Gothic" w:cs="Malgun Gothic" w:eastAsia="Malgun Gothic" w:hAnsi="Malgun Gothic"/>
+                <w:b w:val="false"/>
+                <w:bCs w:val="false"/>
+                <w:color w:val="000000"/>
+                <w:sz w:val="20"/>
+                <w:szCs w:val="20"/>
+              </w:rPr>
+              <w:t xml:space="preserve"/>
+            </w:r>
+          </w:p>
+        </w:tc>
+      </w:tr>
+      <w:tr>
+        <w:trPr>
+          <w:cantSplit/>
+        </w:trPr>
+        <w:tc>
+          <w:tcPr>
+            <w:tcW w:type="dxa" w:w="2900"/>
+            <w:tcMar>
+              <w:top w:type="dxa" w:w="100"/>
+              <w:left w:type="dxa" w:w="120"/>
+              <w:bottom w:type="dxa" w:w="100"/>
+              <w:right w:type="dxa" w:w="120"/>
+            </w:tcMar>
+            <w:vAlign w:val="center"/>
+          </w:tcPr>
+          <w:p>
+            <w:r>
+              <w:rPr>
+                <w:rFonts w:ascii="Malgun Gothic" w:cs="Malgun Gothic" w:eastAsia="Malgun Gothic" w:hAnsi="Malgun Gothic"/>
+                <w:b w:val="false"/>
+                <w:bCs w:val="false"/>
+                <w:color w:val="000000"/>
+                <w:sz w:val="20"/>
+                <w:szCs w:val="20"/>
+              </w:rPr>
+              <w:t xml:space="preserve">전시 모드를 켠다</w:t>
+            </w:r>
+          </w:p>
+        </w:tc>
+        <w:tc>
+          <w:tcPr>
+            <w:tcW w:type="dxa" w:w="4150"/>
+            <w:tcMar>
+              <w:top w:type="dxa" w:w="100"/>
+              <w:left w:type="dxa" w:w="120"/>
+              <w:bottom w:type="dxa" w:w="100"/>
+              <w:right w:type="dxa" w:w="120"/>
+            </w:tcMar>
+            <w:vAlign w:val="center"/>
+          </w:tcPr>
+          <w:p>
+            <w:r>
+              <w:rPr>
+                <w:rFonts w:ascii="Malgun Gothic" w:cs="Malgun Gothic" w:eastAsia="Malgun Gothic" w:hAnsi="Malgun Gothic"/>
+                <w:b w:val="false"/>
+                <w:bCs w:val="false"/>
+                <w:color w:val="000000"/>
+                <w:sz w:val="20"/>
+                <w:szCs w:val="20"/>
+              </w:rPr>
+              <w:t xml:space="preserve">전체화면이 되고 조작 버튼이 사라진다</w:t>
+            </w:r>
+          </w:p>
+        </w:tc>
+        <w:tc>
+          <w:tcPr>
+            <w:tcW w:type="dxa" w:w="2300"/>
+            <w:tcMar>
+              <w:top w:type="dxa" w:w="100"/>
+              <w:left w:type="dxa" w:w="120"/>
+              <w:bottom w:type="dxa" w:w="100"/>
+              <w:right w:type="dxa" w:w="120"/>
+            </w:tcMar>
+            <w:vAlign w:val="center"/>
+          </w:tcPr>
+          <w:p>
+            <w:r>
+              <w:rPr>
+                <w:rFonts w:ascii="Malgun Gothic" w:cs="Malgun Gothic" w:eastAsia="Malgun Gothic" w:hAnsi="Malgun Gothic"/>
+                <w:b w:val="false"/>
+                <w:bCs w:val="false"/>
+                <w:color w:val="000000"/>
+                <w:sz w:val="20"/>
+                <w:szCs w:val="20"/>
+              </w:rPr>
+              <w:t xml:space="preserve"/>
+            </w:r>
+          </w:p>
+        </w:tc>
+      </w:tr>
+      <w:tr>
+        <w:trPr>
+          <w:cantSplit/>
+        </w:trPr>
+        <w:tc>
+          <w:tcPr>
+            <w:tcW w:type="dxa" w:w="2900"/>
+            <w:tcMar>
+              <w:top w:type="dxa" w:w="100"/>
+              <w:left w:type="dxa" w:w="120"/>
+              <w:bottom w:type="dxa" w:w="100"/>
+              <w:right w:type="dxa" w:w="120"/>
+            </w:tcMar>
+            <w:vAlign w:val="center"/>
+          </w:tcPr>
+          <w:p>
+            <w:r>
+              <w:rPr>
+                <w:rFonts w:ascii="Malgun Gothic" w:cs="Malgun Gothic" w:eastAsia="Malgun Gothic" w:hAnsi="Malgun Gothic"/>
+                <w:b w:val="false"/>
+                <w:bCs w:val="false"/>
+                <w:color w:val="000000"/>
+                <w:sz w:val="20"/>
+                <w:szCs w:val="20"/>
+              </w:rPr>
+              <w:t xml:space="preserve">ESC 를 누른다</w:t>
+            </w:r>
+          </w:p>
+        </w:tc>
+        <w:tc>
+          <w:tcPr>
+            <w:tcW w:type="dxa" w:w="4150"/>
+            <w:tcMar>
+              <w:top w:type="dxa" w:w="100"/>
+              <w:left w:type="dxa" w:w="120"/>
+              <w:bottom w:type="dxa" w:w="100"/>
+              <w:right w:type="dxa" w:w="120"/>
+            </w:tcMar>
+            <w:vAlign w:val="center"/>
+          </w:tcPr>
+          <w:p>
+            <w:r>
+              <w:rPr>
+                <w:rFonts w:ascii="Malgun Gothic" w:cs="Malgun Gothic" w:eastAsia="Malgun Gothic" w:hAnsi="Malgun Gothic"/>
+                <w:b w:val="false"/>
+                <w:bCs w:val="false"/>
+                <w:color w:val="000000"/>
+                <w:sz w:val="20"/>
+                <w:szCs w:val="20"/>
+              </w:rPr>
+              <w:t xml:space="preserve">조작 버튼이 다시 나온다</w:t>
+            </w:r>
+          </w:p>
+        </w:tc>
+        <w:tc>
+          <w:tcPr>
+            <w:tcW w:type="dxa" w:w="2300"/>
+            <w:tcMar>
+              <w:top w:type="dxa" w:w="100"/>
+              <w:left w:type="dxa" w:w="120"/>
+              <w:bottom w:type="dxa" w:w="100"/>
+              <w:right w:type="dxa" w:w="120"/>
+            </w:tcMar>
+            <w:vAlign w:val="center"/>
+          </w:tcPr>
+          <w:p>
+            <w:r>
+              <w:rPr>
+                <w:rFonts w:ascii="Malgun Gothic" w:cs="Malgun Gothic" w:eastAsia="Malgun Gothic" w:hAnsi="Malgun Gothic"/>
+                <w:b w:val="false"/>
+                <w:bCs w:val="false"/>
+                <w:color w:val="000000"/>
+                <w:sz w:val="20"/>
+                <w:szCs w:val="20"/>
+              </w:rPr>
+              <w:t xml:space="preserve"/>
+            </w:r>
+          </w:p>
+        </w:tc>
+      </w:tr>
+      <w:tr>
+        <w:trPr>
+          <w:cantSplit/>
+        </w:trPr>
+        <w:tc>
+          <w:tcPr>
+            <w:tcW w:type="dxa" w:w="2900"/>
+            <w:tcMar>
+              <w:top w:type="dxa" w:w="100"/>
+              <w:left w:type="dxa" w:w="120"/>
+              <w:bottom w:type="dxa" w:w="100"/>
+              <w:right w:type="dxa" w:w="120"/>
+            </w:tcMar>
+            <w:vAlign w:val="center"/>
+          </w:tcPr>
+          <w:p>
+            <w:r>
+              <w:rPr>
+                <w:rFonts w:ascii="Malgun Gothic" w:cs="Malgun Gothic" w:eastAsia="Malgun Gothic" w:hAnsi="Malgun Gothic"/>
+                <w:b w:val="false"/>
+                <w:bCs w:val="false"/>
+                <w:color w:val="000000"/>
+                <w:sz w:val="20"/>
+                <w:szCs w:val="20"/>
+              </w:rPr>
+              <w:t xml:space="preserve">다른 탭에 갔다 온다</w:t>
+            </w:r>
+          </w:p>
+        </w:tc>
+        <w:tc>
+          <w:tcPr>
+            <w:tcW w:type="dxa" w:w="4150"/>
+            <w:tcMar>
+              <w:top w:type="dxa" w:w="100"/>
+              <w:left w:type="dxa" w:w="120"/>
+              <w:bottom w:type="dxa" w:w="100"/>
+              <w:right w:type="dxa" w:w="120"/>
+            </w:tcMar>
+            <w:vAlign w:val="center"/>
+          </w:tcPr>
+          <w:p>
+            <w:r>
+              <w:rPr>
+                <w:rFonts w:ascii="Malgun Gothic" w:cs="Malgun Gothic" w:eastAsia="Malgun Gothic" w:hAnsi="Malgun Gothic"/>
+                <w:b w:val="false"/>
+                <w:bCs w:val="false"/>
+                <w:color w:val="000000"/>
+                <w:sz w:val="20"/>
+                <w:szCs w:val="20"/>
+              </w:rPr>
+              <w:t xml:space="preserve">전시 모드가 그대로다</w:t>
+            </w:r>
+          </w:p>
+        </w:tc>
+        <w:tc>
+          <w:tcPr>
+            <w:tcW w:type="dxa" w:w="2300"/>
+            <w:tcMar>
+              <w:top w:type="dxa" w:w="100"/>
+              <w:left w:type="dxa" w:w="120"/>
+              <w:bottom w:type="dxa" w:w="100"/>
+              <w:right w:type="dxa" w:w="120"/>
+            </w:tcMar>
+            <w:vAlign w:val="center"/>
+          </w:tcPr>
+          <w:p>
+            <w:r>
+              <w:rPr>
+                <w:rFonts w:ascii="Malgun Gothic" w:cs="Malgun Gothic" w:eastAsia="Malgun Gothic" w:hAnsi="Malgun Gothic"/>
+                <w:b w:val="false"/>
+                <w:bCs w:val="false"/>
+                <w:color w:val="000000"/>
+                <w:sz w:val="20"/>
+                <w:szCs w:val="20"/>
+              </w:rPr>
+              <w:t xml:space="preserve"/>
+            </w:r>
+          </w:p>
+        </w:tc>
+      </w:tr>
+      <w:tr>
+        <w:trPr>
+          <w:cantSplit/>
+        </w:trPr>
+        <w:tc>
+          <w:tcPr>
+            <w:tcW w:type="dxa" w:w="2900"/>
+            <w:tcMar>
+              <w:top w:type="dxa" w:w="100"/>
+              <w:left w:type="dxa" w:w="120"/>
+              <w:bottom w:type="dxa" w:w="100"/>
+              <w:right w:type="dxa" w:w="120"/>
+            </w:tcMar>
+            <w:vAlign w:val="center"/>
+          </w:tcPr>
+          <w:p>
+            <w:r>
+              <w:rPr>
+                <w:rFonts w:ascii="Malgun Gothic" w:cs="Malgun Gothic" w:eastAsia="Malgun Gothic" w:hAnsi="Malgun Gothic"/>
+                <w:b w:val="false"/>
+                <w:bCs w:val="false"/>
+                <w:color w:val="000000"/>
+                <w:sz w:val="20"/>
+                <w:szCs w:val="20"/>
+              </w:rPr>
+              <w:t xml:space="preserve">한 발짝 물러난다</w:t>
+            </w:r>
+          </w:p>
+        </w:tc>
+        <w:tc>
+          <w:tcPr>
+            <w:tcW w:type="dxa" w:w="4150"/>
+            <w:tcMar>
+              <w:top w:type="dxa" w:w="100"/>
+              <w:left w:type="dxa" w:w="120"/>
+              <w:bottom w:type="dxa" w:w="100"/>
+              <w:right w:type="dxa" w:w="120"/>
+            </w:tcMar>
+            <w:vAlign w:val="center"/>
+          </w:tcPr>
+          <w:p>
+            <w:r>
+              <w:rPr>
+                <w:rFonts w:ascii="Malgun Gothic" w:cs="Malgun Gothic" w:eastAsia="Malgun Gothic" w:hAnsi="Malgun Gothic"/>
+                <w:b w:val="false"/>
+                <w:bCs w:val="false"/>
+                <w:color w:val="000000"/>
+                <w:sz w:val="20"/>
+                <w:szCs w:val="20"/>
+              </w:rPr>
+              <w:t xml:space="preserve">주인공 값이 읽힌다</w:t>
+            </w:r>
+          </w:p>
+        </w:tc>
+        <w:tc>
+          <w:tcPr>
+            <w:tcW w:type="dxa" w:w="2300"/>
+            <w:tcMar>
+              <w:top w:type="dxa" w:w="100"/>
+              <w:left w:type="dxa" w:w="120"/>
+              <w:bottom w:type="dxa" w:w="100"/>
+              <w:right w:type="dxa" w:w="120"/>
+            </w:tcMar>
+            <w:vAlign w:val="center"/>
+          </w:tcPr>
+          <w:p>
+            <w:r>
+              <w:rPr>
+                <w:rFonts w:ascii="Malgun Gothic" w:cs="Malgun Gothic" w:eastAsia="Malgun Gothic" w:hAnsi="Malgun Gothic"/>
+                <w:b w:val="false"/>
+                <w:bCs w:val="false"/>
+                <w:color w:val="000000"/>
+                <w:sz w:val="20"/>
+                <w:szCs w:val="20"/>
+              </w:rPr>
+              <w:t xml:space="preserve"/>
+            </w:r>
+          </w:p>
+        </w:tc>
+      </w:tr>
+      <w:tr>
+        <w:trPr>
+          <w:cantSplit/>
+        </w:trPr>
+        <w:tc>
+          <w:tcPr>
+            <w:tcW w:type="dxa" w:w="2900"/>
+            <w:tcMar>
+              <w:top w:type="dxa" w:w="100"/>
+              <w:left w:type="dxa" w:w="120"/>
+              <w:bottom w:type="dxa" w:w="100"/>
+              <w:right w:type="dxa" w:w="120"/>
+            </w:tcMar>
+            <w:vAlign w:val="center"/>
+          </w:tcPr>
+          <w:p>
+            <w:r>
+              <w:rPr>
+                <w:rFonts w:ascii="Malgun Gothic" w:cs="Malgun Gothic" w:eastAsia="Malgun Gothic" w:hAnsi="Malgun Gothic"/>
+                <w:b w:val="false"/>
+                <w:bCs w:val="false"/>
+                <w:color w:val="000000"/>
+                <w:sz w:val="20"/>
+                <w:szCs w:val="20"/>
+              </w:rPr>
+              <w:t xml:space="preserve">전시 모드를 끈다</w:t>
+            </w:r>
+          </w:p>
+        </w:tc>
+        <w:tc>
+          <w:tcPr>
+            <w:tcW w:type="dxa" w:w="4150"/>
+            <w:tcMar>
+              <w:top w:type="dxa" w:w="100"/>
+              <w:left w:type="dxa" w:w="120"/>
+              <w:bottom w:type="dxa" w:w="100"/>
+              <w:right w:type="dxa" w:w="120"/>
+            </w:tcMar>
+            <w:vAlign w:val="center"/>
+          </w:tcPr>
+          <w:p>
+            <w:r>
+              <w:rPr>
+                <w:rFonts w:ascii="Malgun Gothic" w:cs="Malgun Gothic" w:eastAsia="Malgun Gothic" w:hAnsi="Malgun Gothic"/>
+                <w:b w:val="false"/>
+                <w:bCs w:val="false"/>
+                <w:color w:val="000000"/>
+                <w:sz w:val="20"/>
+                <w:szCs w:val="20"/>
+              </w:rPr>
+              <w:t xml:space="preserve">원래 크기로 돌아온다</w:t>
+            </w:r>
+          </w:p>
+        </w:tc>
+        <w:tc>
+          <w:tcPr>
+            <w:tcW w:type="dxa" w:w="2300"/>
+            <w:tcMar>
+              <w:top w:type="dxa" w:w="100"/>
+              <w:left w:type="dxa" w:w="120"/>
+              <w:bottom w:type="dxa" w:w="100"/>
+              <w:right w:type="dxa" w:w="120"/>
+            </w:tcMar>
+            <w:vAlign w:val="center"/>
+          </w:tcPr>
+          <w:p>
+            <w:r>
+              <w:rPr>
+                <w:rFonts w:ascii="Malgun Gothic" w:cs="Malgun Gothic" w:eastAsia="Malgun Gothic" w:hAnsi="Malgun Gothic"/>
+                <w:b w:val="false"/>
+                <w:bCs w:val="false"/>
+                <w:color w:val="000000"/>
+                <w:sz w:val="20"/>
+                <w:szCs w:val="20"/>
+              </w:rPr>
+              <w:t xml:space="preserve"/>
+            </w:r>
+          </w:p>
+        </w:tc>
+      </w:tr>
+      <w:tr>
+        <w:trPr>
+          <w:cantSplit/>
+        </w:trPr>
+        <w:tc>
+          <w:tcPr>
+            <w:tcW w:type="dxa" w:w="2900"/>
+            <w:tcMar>
+              <w:top w:type="dxa" w:w="100"/>
+              <w:left w:type="dxa" w:w="120"/>
+              <w:bottom w:type="dxa" w:w="100"/>
+              <w:right w:type="dxa" w:w="120"/>
+            </w:tcMar>
+            <w:vAlign w:val="center"/>
+          </w:tcPr>
+          <w:p>
+            <w:r>
+              <w:rPr>
+                <w:rFonts w:ascii="Malgun Gothic" w:cs="Malgun Gothic" w:eastAsia="Malgun Gothic" w:hAnsi="Malgun Gothic"/>
+                <w:b w:val="false"/>
+                <w:bCs w:val="false"/>
+                <w:color w:val="000000"/>
+                <w:sz w:val="20"/>
+                <w:szCs w:val="20"/>
+              </w:rPr>
+              <w:t xml:space="preserve">F12 → 휴대폰 모양 → 390</w:t>
+            </w:r>
+          </w:p>
+        </w:tc>
+        <w:tc>
+          <w:tcPr>
+            <w:tcW w:type="dxa" w:w="4150"/>
+            <w:tcMar>
+              <w:top w:type="dxa" w:w="100"/>
+              <w:left w:type="dxa" w:w="120"/>
+              <w:bottom w:type="dxa" w:w="100"/>
+              <w:right w:type="dxa" w:w="120"/>
+            </w:tcMar>
+            <w:vAlign w:val="center"/>
+          </w:tcPr>
+          <w:p>
+            <w:r>
+              <w:rPr>
+                <w:rFonts w:ascii="Malgun Gothic" w:cs="Malgun Gothic" w:eastAsia="Malgun Gothic" w:hAnsi="Malgun Gothic"/>
+                <w:b w:val="false"/>
+                <w:bCs w:val="false"/>
+                <w:color w:val="000000"/>
+                <w:sz w:val="20"/>
+                <w:szCs w:val="20"/>
+              </w:rPr>
+              <w:t xml:space="preserve">가로로 밀리는 것이 없다</w:t>
+            </w:r>
+          </w:p>
+        </w:tc>
+        <w:tc>
+          <w:tcPr>
+            <w:tcW w:type="dxa" w:w="2300"/>
+            <w:tcMar>
+              <w:top w:type="dxa" w:w="100"/>
+              <w:left w:type="dxa" w:w="120"/>
+              <w:bottom w:type="dxa" w:w="100"/>
+              <w:right w:type="dxa" w:w="120"/>
+            </w:tcMar>
+            <w:vAlign w:val="center"/>
+          </w:tcPr>
+          <w:p>
+            <w:r>
+              <w:rPr>
+                <w:rFonts w:ascii="Malgun Gothic" w:cs="Malgun Gothic" w:eastAsia="Malgun Gothic" w:hAnsi="Malgun Gothic"/>
+                <w:b w:val="false"/>
+                <w:bCs w:val="false"/>
+                <w:color w:val="000000"/>
+                <w:sz w:val="20"/>
+                <w:szCs w:val="20"/>
+              </w:rPr>
+              <w:t xml:space="preserve"/>
+            </w:r>
+          </w:p>
+        </w:tc>
+      </w:tr>
+      <w:tr>
+        <w:trPr>
+          <w:cantSplit/>
+        </w:trPr>
+        <w:tc>
+          <w:tcPr>
+            <w:tcW w:type="dxa" w:w="2900"/>
+            <w:tcMar>
+              <w:top w:type="dxa" w:w="100"/>
+              <w:left w:type="dxa" w:w="120"/>
+              <w:bottom w:type="dxa" w:w="100"/>
+              <w:right w:type="dxa" w:w="120"/>
+            </w:tcMar>
+            <w:vAlign w:val="center"/>
+          </w:tcPr>
+          <w:p>
+            <w:r>
+              <w:rPr>
+                <w:rFonts w:ascii="Malgun Gothic" w:cs="Malgun Gothic" w:eastAsia="Malgun Gothic" w:hAnsi="Malgun Gothic"/>
+                <w:b w:val="false"/>
+                <w:bCs w:val="false"/>
+                <w:color w:val="000000"/>
+                <w:sz w:val="20"/>
+                <w:szCs w:val="20"/>
+              </w:rPr>
+              <w:t xml:space="preserve">Tab 키를 누른다</w:t>
+            </w:r>
+          </w:p>
+        </w:tc>
+        <w:tc>
+          <w:tcPr>
+            <w:tcW w:type="dxa" w:w="4150"/>
+            <w:tcMar>
+              <w:top w:type="dxa" w:w="100"/>
+              <w:left w:type="dxa" w:w="120"/>
+              <w:bottom w:type="dxa" w:w="100"/>
+              <w:right w:type="dxa" w:w="120"/>
+            </w:tcMar>
+            <w:vAlign w:val="center"/>
+          </w:tcPr>
+          <w:p>
+            <w:r>
+              <w:rPr>
+                <w:rFonts w:ascii="Malgun Gothic" w:cs="Malgun Gothic" w:eastAsia="Malgun Gothic" w:hAnsi="Malgun Gothic"/>
+                <w:b w:val="false"/>
+                <w:bCs w:val="false"/>
+                <w:color w:val="000000"/>
+                <w:sz w:val="20"/>
+                <w:szCs w:val="20"/>
+              </w:rPr>
+              <w:t xml:space="preserve">초점 테두리가 차례로 옮겨 다닌다</w:t>
+            </w:r>
+          </w:p>
+        </w:tc>
+        <w:tc>
+          <w:tcPr>
+            <w:tcW w:type="dxa" w:w="2300"/>
+            <w:tcMar>
+              <w:top w:type="dxa" w:w="100"/>
+              <w:left w:type="dxa" w:w="120"/>
+              <w:bottom w:type="dxa" w:w="100"/>
+              <w:right w:type="dxa" w:w="120"/>
+            </w:tcMar>
+            <w:vAlign w:val="center"/>
+          </w:tcPr>
+          <w:p>
+            <w:r>
+              <w:rPr>
+                <w:rFonts w:ascii="Malgun Gothic" w:cs="Malgun Gothic" w:eastAsia="Malgun Gothic" w:hAnsi="Malgun Gothic"/>
+                <w:b w:val="false"/>
+                <w:bCs w:val="false"/>
+                <w:color w:val="000000"/>
+                <w:sz w:val="20"/>
+                <w:szCs w:val="20"/>
+              </w:rPr>
+              <w:t xml:space="preserve"/>
+            </w:r>
+          </w:p>
+        </w:tc>
+      </w:tr>
+      <w:tr>
+        <w:trPr>
+          <w:cantSplit/>
+        </w:trPr>
+        <w:tc>
+          <w:tcPr>
+            <w:tcW w:type="dxa" w:w="2900"/>
+            <w:tcMar>
+              <w:top w:type="dxa" w:w="100"/>
+              <w:left w:type="dxa" w:w="120"/>
+              <w:bottom w:type="dxa" w:w="100"/>
+              <w:right w:type="dxa" w:w="120"/>
+            </w:tcMar>
+            <w:vAlign w:val="center"/>
+          </w:tcPr>
+          <w:p>
+            <w:r>
+              <w:rPr>
+                <w:rFonts w:ascii="Malgun Gothic" w:cs="Malgun Gothic" w:eastAsia="Malgun Gothic" w:hAnsi="Malgun Gothic"/>
+                <w:b w:val="false"/>
+                <w:bCs w:val="false"/>
+                <w:color w:val="000000"/>
+                <w:sz w:val="20"/>
+                <w:szCs w:val="20"/>
+              </w:rPr>
+              <w:t xml:space="preserve">가상 Pico 에 add 로 값을 넣는다</w:t>
+            </w:r>
+          </w:p>
+        </w:tc>
+        <w:tc>
+          <w:tcPr>
+            <w:tcW w:type="dxa" w:w="4150"/>
+            <w:tcMar>
+              <w:top w:type="dxa" w:w="100"/>
+              <w:left w:type="dxa" w:w="120"/>
+              <w:bottom w:type="dxa" w:w="100"/>
+              <w:right w:type="dxa" w:w="120"/>
+            </w:tcMar>
+            <w:vAlign w:val="center"/>
+          </w:tcPr>
+          <w:p>
+            <w:r>
+              <w:rPr>
+                <w:rFonts w:ascii="Malgun Gothic" w:cs="Malgun Gothic" w:eastAsia="Malgun Gothic" w:hAnsi="Malgun Gothic"/>
+                <w:b w:val="false"/>
+                <w:bCs w:val="false"/>
+                <w:color w:val="000000"/>
+                <w:sz w:val="20"/>
+                <w:szCs w:val="20"/>
+              </w:rPr>
+              <w:t xml:space="preserve">상태가 색 + 아이콘 + 글자 세 가지로 바뀐다</w:t>
+            </w:r>
+          </w:p>
+        </w:tc>
+        <w:tc>
+          <w:tcPr>
+            <w:tcW w:type="dxa" w:w="2300"/>
+            <w:tcMar>
+              <w:top w:type="dxa" w:w="100"/>
+              <w:left w:type="dxa" w:w="120"/>
+              <w:bottom w:type="dxa" w:w="100"/>
+              <w:right w:type="dxa" w:w="120"/>
+            </w:tcMar>
+            <w:vAlign w:val="center"/>
+          </w:tcPr>
+          <w:p>
+            <w:r>
+              <w:rPr>
+                <w:rFonts w:ascii="Malgun Gothic" w:cs="Malgun Gothic" w:eastAsia="Malgun Gothic" w:hAnsi="Malgun Gothic"/>
+                <w:b w:val="false"/>
+                <w:bCs w:val="false"/>
+                <w:color w:val="000000"/>
+                <w:sz w:val="20"/>
+                <w:szCs w:val="20"/>
+              </w:rPr>
+              <w:t xml:space="preserve"/>
+            </w:r>
+          </w:p>
+        </w:tc>
+      </w:tr>
+      <w:tr>
+        <w:trPr>
+          <w:cantSplit/>
+        </w:trPr>
+        <w:tc>
+          <w:tcPr>
+            <w:tcW w:type="dxa" w:w="2900"/>
+            <w:tcMar>
+              <w:top w:type="dxa" w:w="100"/>
+              <w:left w:type="dxa" w:w="120"/>
+              <w:bottom w:type="dxa" w:w="100"/>
+              <w:right w:type="dxa" w:w="120"/>
+            </w:tcMar>
+            <w:vAlign w:val="center"/>
+          </w:tcPr>
+          <w:p>
+            <w:r>
+              <w:rPr>
+                <w:rFonts w:ascii="Malgun Gothic" w:cs="Malgun Gothic" w:eastAsia="Malgun Gothic" w:hAnsi="Malgun Gothic"/>
+                <w:b w:val="false"/>
+                <w:bCs w:val="false"/>
+                <w:color w:val="000000"/>
+                <w:sz w:val="20"/>
+                <w:szCs w:val="20"/>
+              </w:rPr>
+              <w:t xml:space="preserve">액추에이터 버튼을 누른다</w:t>
+            </w:r>
+          </w:p>
+        </w:tc>
+        <w:tc>
+          <w:tcPr>
+            <w:tcW w:type="dxa" w:w="4150"/>
+            <w:tcMar>
+              <w:top w:type="dxa" w:w="100"/>
+              <w:left w:type="dxa" w:w="120"/>
+              <w:bottom w:type="dxa" w:w="100"/>
+              <w:right w:type="dxa" w:w="120"/>
+            </w:tcMar>
+            <w:vAlign w:val="center"/>
+          </w:tcPr>
+          <w:p>
+            <w:r>
+              <w:rPr>
+                <w:rFonts w:ascii="Malgun Gothic" w:cs="Malgun Gothic" w:eastAsia="Malgun Gothic" w:hAnsi="Malgun Gothic"/>
+                <w:b w:val="false"/>
+                <w:bCs w:val="false"/>
+                <w:color w:val="000000"/>
+                <w:sz w:val="20"/>
+                <w:szCs w:val="20"/>
+              </w:rPr>
+              <w:t xml:space="preserve">가상 Pico 창에 '우리 팀 액추에이터 … 적용' 이 찍힌다</w:t>
+            </w:r>
+          </w:p>
+        </w:tc>
+        <w:tc>
+          <w:tcPr>
+            <w:tcW w:type="dxa" w:w="2300"/>
+            <w:tcMar>
+              <w:top w:type="dxa" w:w="100"/>
+              <w:left w:type="dxa" w:w="120"/>
+              <w:bottom w:type="dxa" w:w="100"/>
+              <w:right w:type="dxa" w:w="120"/>
+            </w:tcMar>
+            <w:vAlign w:val="center"/>
+          </w:tcPr>
+          <w:p>
+            <w:r>
+              <w:rPr>
+                <w:rFonts w:ascii="Malgun Gothic" w:cs="Malgun Gothic" w:eastAsia="Malgun Gothic" w:hAnsi="Malgun Gothic"/>
+                <w:b w:val="false"/>
+                <w:bCs w:val="false"/>
+                <w:color w:val="000000"/>
+                <w:sz w:val="20"/>
+                <w:szCs w:val="20"/>
+              </w:rPr>
+              <w:t xml:space="preserve"/>
+            </w:r>
+          </w:p>
+        </w:tc>
+      </w:tr>
+    </w:tbl>
+    <w:p>
+      <w:pPr>
+        <w:spacing w:after="160"/>
+      </w:pPr>
+    </w:p>
+    <w:tbl>
+      <w:tblPr>
+        <w:tblW w:type="dxa" w:w="9350"/>
+        <w:tblBorders>
+          <w:top w:val="single" w:color="BFBFBF" w:sz="4"/>
+          <w:left w:val="single" w:color="BFBFBF" w:sz="4"/>
+          <w:bottom w:val="single" w:color="BFBFBF" w:sz="4"/>
+          <w:right w:val="single" w:color="BFBFBF" w:sz="4"/>
+          <w:insideH w:val="single" w:color="BFBFBF" w:sz="4"/>
+          <w:insideV w:val="single" w:color="BFBFBF" w:sz="4"/>
+        </w:tblBorders>
+      </w:tblPr>
+      <w:tblGrid>
+        <w:gridCol w:w="9350"/>
+      </w:tblGrid>
+      <w:tr>
+        <w:trPr>
+          <w:cantSplit/>
+        </w:trPr>
+        <w:tc>
+          <w:tcPr>
+            <w:tcW w:type="dxa" w:w="9350"/>
+            <w:shd w:fill="EEF3FB" w:val="clear"/>
+            <w:tcMar>
+              <w:top w:type="dxa" w:w="140"/>
+              <w:left w:type="dxa" w:w="200"/>
+              <w:bottom w:type="dxa" w:w="140"/>
+              <w:right w:type="dxa" w:w="200"/>
+            </w:tcMar>
+          </w:tcPr>
+          <w:p>
+            <w:r>
+              <w:rPr>
+                <w:rFonts w:ascii="Malgun Gothic" w:cs="Malgun Gothic" w:eastAsia="Malgun Gothic" w:hAnsi="Malgun Gothic"/>
+                <w:i/>
+                <w:iCs/>
+                <w:color w:val="1F3864"/>
+                <w:sz w:val="20"/>
+                <w:szCs w:val="20"/>
+              </w:rPr>
+              <w:t xml:space="preserve">'미검증' 을 '통과' 로 적지 마세요. 실물 Pico 가 없어서 확인 못 한 것은 미검증입니다. 미검증은 부끄러운 것이 아니라 전시 전에 해야 할 일 목록입니다. 통과로 적어 버리면 그 목록이 사라집니다.</w:t>
+            </w:r>
+          </w:p>
+        </w:tc>
+      </w:tr>
+    </w:tbl>
+    <w:p>
+      <w:pPr>
+        <w:spacing w:after="160"/>
+      </w:pPr>
+    </w:p>
+    <w:p>
+      <w:pPr>
+        <w:pStyle w:val="Heading2"/>
+        <w:keepNext/>
+        <w:spacing w:after="120" w:before="240"/>
+      </w:pPr>
+      <w:r>
+        <w:rPr>
+          <w:rFonts w:ascii="Malgun Gothic" w:cs="Malgun Gothic" w:eastAsia="Malgun Gothic" w:hAnsi="Malgun Gothic"/>
+          <w:b/>
+          <w:bCs/>
+          <w:color w:val="2F5496"/>
+          <w:sz w:val="24"/>
+          <w:szCs w:val="24"/>
+        </w:rPr>
+        <w:t xml:space="preserve">미검증으로 남은 것 — 전시 전에 해야 할 일입니다</w:t>
+      </w:r>
+    </w:p>
+    <w:tbl>
+      <w:tblPr>
+        <w:tblW w:type="dxa" w:w="9350"/>
+        <w:tblBorders>
+          <w:top w:val="single" w:color="BFBFBF" w:sz="4"/>
+          <w:left w:val="single" w:color="BFBFBF" w:sz="4"/>
+          <w:bottom w:val="single" w:color="BFBFBF" w:sz="4"/>
+          <w:right w:val="single" w:color="BFBFBF" w:sz="4"/>
+          <w:insideH w:val="single" w:color="BFBFBF" w:sz="4"/>
+          <w:insideV w:val="single" w:color="BFBFBF" w:sz="4"/>
+        </w:tblBorders>
+      </w:tblPr>
+      <w:tblGrid>
+        <w:gridCol w:w="3100"/>
+        <w:gridCol w:w="3450"/>
+        <w:gridCol w:w="2800"/>
+      </w:tblGrid>
+      <w:tr>
+        <w:trPr>
+          <w:cantSplit/>
+          <w:tblHeader/>
+        </w:trPr>
+        <w:tc>
+          <w:tcPr>
+            <w:tcW w:type="dxa" w:w="3100"/>
+            <w:shd w:fill="2F5496" w:val="clear"/>
+            <w:tcMar>
+              <w:top w:type="dxa" w:w="100"/>
+              <w:left w:type="dxa" w:w="120"/>
+              <w:bottom w:type="dxa" w:w="100"/>
+              <w:right w:type="dxa" w:w="120"/>
+            </w:tcMar>
+            <w:vAlign w:val="center"/>
+          </w:tcPr>
+          <w:p>
+            <w:r>
+              <w:rPr>
+                <w:rFonts w:ascii="Malgun Gothic" w:cs="Malgun Gothic" w:eastAsia="Malgun Gothic" w:hAnsi="Malgun Gothic"/>
+                <w:b/>
+                <w:bCs/>
+                <w:color w:val="FFFFFF"/>
+                <w:sz w:val="20"/>
+                <w:szCs w:val="20"/>
+              </w:rPr>
+              <w:t xml:space="preserve">무엇이</w:t>
+            </w:r>
+          </w:p>
+        </w:tc>
+        <w:tc>
+          <w:tcPr>
+            <w:tcW w:type="dxa" w:w="3450"/>
+            <w:shd w:fill="2F5496" w:val="clear"/>
+            <w:tcMar>
+              <w:top w:type="dxa" w:w="100"/>
+              <w:left w:type="dxa" w:w="120"/>
+              <w:bottom w:type="dxa" w:w="100"/>
+              <w:right w:type="dxa" w:w="120"/>
+            </w:tcMar>
+            <w:vAlign w:val="center"/>
+          </w:tcPr>
+          <w:p>
+            <w:r>
+              <w:rPr>
+                <w:rFonts w:ascii="Malgun Gothic" w:cs="Malgun Gothic" w:eastAsia="Malgun Gothic" w:hAnsi="Malgun Gothic"/>
+                <w:b/>
+                <w:bCs/>
+                <w:color w:val="FFFFFF"/>
+                <w:sz w:val="20"/>
+                <w:szCs w:val="20"/>
+              </w:rPr>
+              <w:t xml:space="preserve">왜 지금 확인할 수 없나</w:t>
+            </w:r>
+          </w:p>
+        </w:tc>
+        <w:tc>
+          <w:tcPr>
+            <w:tcW w:type="dxa" w:w="2800"/>
+            <w:shd w:fill="2F5496" w:val="clear"/>
+            <w:tcMar>
+              <w:top w:type="dxa" w:w="100"/>
+              <w:left w:type="dxa" w:w="120"/>
+              <w:bottom w:type="dxa" w:w="100"/>
+              <w:right w:type="dxa" w:w="120"/>
+            </w:tcMar>
+            <w:vAlign w:val="center"/>
+          </w:tcPr>
+          <w:p>
+            <w:r>
+              <w:rPr>
+                <w:rFonts w:ascii="Malgun Gothic" w:cs="Malgun Gothic" w:eastAsia="Malgun Gothic" w:hAnsi="Malgun Gothic"/>
+                <w:b/>
+                <w:bCs/>
+                <w:color w:val="FFFFFF"/>
+                <w:sz w:val="20"/>
+                <w:szCs w:val="20"/>
+              </w:rPr>
+              <w:t xml:space="preserve">언제 확인할까</w:t>
+            </w:r>
+          </w:p>
+        </w:tc>
+      </w:tr>
+      <w:tr>
+        <w:trPr>
+          <w:cantSplit/>
+        </w:trPr>
+        <w:tc>
+          <w:tcPr>
+            <w:tcW w:type="dxa" w:w="3100"/>
+            <w:tcMar>
+              <w:top w:type="dxa" w:w="260"/>
+              <w:left w:type="dxa" w:w="120"/>
+              <w:bottom w:type="dxa" w:w="260"/>
+              <w:right w:type="dxa" w:w="120"/>
+            </w:tcMar>
+          </w:tcPr>
+          <w:p>
+            <w:r>
+              <w:rPr>
+                <w:rFonts w:ascii="Malgun Gothic" w:cs="Malgun Gothic" w:eastAsia="Malgun Gothic" w:hAnsi="Malgun Gothic"/>
+                <w:sz w:val="20"/>
+                <w:szCs w:val="20"/>
+              </w:rPr>
+              <w:t xml:space="preserve"/>
+            </w:r>
+          </w:p>
+        </w:tc>
+        <w:tc>
+          <w:tcPr>
+            <w:tcW w:type="dxa" w:w="3450"/>
+            <w:tcMar>
+              <w:top w:type="dxa" w:w="260"/>
+              <w:left w:type="dxa" w:w="120"/>
+              <w:bottom w:type="dxa" w:w="260"/>
+              <w:right w:type="dxa" w:w="120"/>
+            </w:tcMar>
+          </w:tcPr>
+          <w:p>
+            <w:r>
+              <w:rPr>
+                <w:rFonts w:ascii="Malgun Gothic" w:cs="Malgun Gothic" w:eastAsia="Malgun Gothic" w:hAnsi="Malgun Gothic"/>
+                <w:sz w:val="20"/>
+                <w:szCs w:val="20"/>
+              </w:rPr>
+              <w:t xml:space="preserve"/>
+            </w:r>
+          </w:p>
+        </w:tc>
+        <w:tc>
+          <w:tcPr>
+            <w:tcW w:type="dxa" w:w="2800"/>
+            <w:tcMar>
+              <w:top w:type="dxa" w:w="260"/>
+              <w:left w:type="dxa" w:w="120"/>
+              <w:bottom w:type="dxa" w:w="260"/>
+              <w:right w:type="dxa" w:w="120"/>
+            </w:tcMar>
+          </w:tcPr>
+          <w:p>
+            <w:r>
+              <w:rPr>
+                <w:rFonts w:ascii="Malgun Gothic" w:cs="Malgun Gothic" w:eastAsia="Malgun Gothic" w:hAnsi="Malgun Gothic"/>
+                <w:sz w:val="20"/>
+                <w:szCs w:val="20"/>
+              </w:rPr>
+              <w:t xml:space="preserve"/>
+            </w:r>
+          </w:p>
+        </w:tc>
+      </w:tr>
+      <w:tr>
+        <w:trPr>
+          <w:cantSplit/>
+        </w:trPr>
+        <w:tc>
+          <w:tcPr>
+            <w:tcW w:type="dxa" w:w="3100"/>
+            <w:tcMar>
+              <w:top w:type="dxa" w:w="260"/>
+              <w:left w:type="dxa" w:w="120"/>
+              <w:bottom w:type="dxa" w:w="260"/>
+              <w:right w:type="dxa" w:w="120"/>
+            </w:tcMar>
+          </w:tcPr>
+          <w:p>
+            <w:r>
+              <w:rPr>
+                <w:rFonts w:ascii="Malgun Gothic" w:cs="Malgun Gothic" w:eastAsia="Malgun Gothic" w:hAnsi="Malgun Gothic"/>
+                <w:sz w:val="20"/>
+                <w:szCs w:val="20"/>
+              </w:rPr>
+              <w:t xml:space="preserve"/>
+            </w:r>
+          </w:p>
+        </w:tc>
+        <w:tc>
+          <w:tcPr>
+            <w:tcW w:type="dxa" w:w="3450"/>
+            <w:tcMar>
+              <w:top w:type="dxa" w:w="260"/>
+              <w:left w:type="dxa" w:w="120"/>
+              <w:bottom w:type="dxa" w:w="260"/>
+              <w:right w:type="dxa" w:w="120"/>
+            </w:tcMar>
+          </w:tcPr>
+          <w:p>
+            <w:r>
+              <w:rPr>
+                <w:rFonts w:ascii="Malgun Gothic" w:cs="Malgun Gothic" w:eastAsia="Malgun Gothic" w:hAnsi="Malgun Gothic"/>
+                <w:sz w:val="20"/>
+                <w:szCs w:val="20"/>
+              </w:rPr>
+              <w:t xml:space="preserve"/>
+            </w:r>
+          </w:p>
+        </w:tc>
+        <w:tc>
+          <w:tcPr>
+            <w:tcW w:type="dxa" w:w="2800"/>
+            <w:tcMar>
+              <w:top w:type="dxa" w:w="260"/>
+              <w:left w:type="dxa" w:w="120"/>
+              <w:bottom w:type="dxa" w:w="260"/>
+              <w:right w:type="dxa" w:w="120"/>
+            </w:tcMar>
+          </w:tcPr>
+          <w:p>
+            <w:r>
+              <w:rPr>
+                <w:rFonts w:ascii="Malgun Gothic" w:cs="Malgun Gothic" w:eastAsia="Malgun Gothic" w:hAnsi="Malgun Gothic"/>
+                <w:sz w:val="20"/>
+                <w:szCs w:val="20"/>
+              </w:rPr>
+              <w:t xml:space="preserve"/>
+            </w:r>
+          </w:p>
+        </w:tc>
+      </w:tr>
+      <w:tr>
+        <w:trPr>
+          <w:cantSplit/>
+        </w:trPr>
+        <w:tc>
+          <w:tcPr>
+            <w:tcW w:type="dxa" w:w="3100"/>
+            <w:tcMar>
+              <w:top w:type="dxa" w:w="260"/>
+              <w:left w:type="dxa" w:w="120"/>
+              <w:bottom w:type="dxa" w:w="260"/>
+              <w:right w:type="dxa" w:w="120"/>
+            </w:tcMar>
+          </w:tcPr>
+          <w:p>
+            <w:r>
+              <w:rPr>
+                <w:rFonts w:ascii="Malgun Gothic" w:cs="Malgun Gothic" w:eastAsia="Malgun Gothic" w:hAnsi="Malgun Gothic"/>
+                <w:sz w:val="20"/>
+                <w:szCs w:val="20"/>
+              </w:rPr>
+              <w:t xml:space="preserve"/>
+            </w:r>
+          </w:p>
+        </w:tc>
+        <w:tc>
+          <w:tcPr>
+            <w:tcW w:type="dxa" w:w="3450"/>
+            <w:tcMar>
+              <w:top w:type="dxa" w:w="260"/>
+              <w:left w:type="dxa" w:w="120"/>
+              <w:bottom w:type="dxa" w:w="260"/>
+              <w:right w:type="dxa" w:w="120"/>
+            </w:tcMar>
+          </w:tcPr>
+          <w:p>
+            <w:r>
+              <w:rPr>
+                <w:rFonts w:ascii="Malgun Gothic" w:cs="Malgun Gothic" w:eastAsia="Malgun Gothic" w:hAnsi="Malgun Gothic"/>
+                <w:sz w:val="20"/>
+                <w:szCs w:val="20"/>
+              </w:rPr>
+              <w:t xml:space="preserve"/>
+            </w:r>
+          </w:p>
+        </w:tc>
+        <w:tc>
+          <w:tcPr>
+            <w:tcW w:type="dxa" w:w="2800"/>
+            <w:tcMar>
+              <w:top w:type="dxa" w:w="260"/>
+              <w:left w:type="dxa" w:w="120"/>
+              <w:bottom w:type="dxa" w:w="260"/>
+              <w:right w:type="dxa" w:w="120"/>
+            </w:tcMar>
+          </w:tcPr>
+          <w:p>
+            <w:r>
+              <w:rPr>
+                <w:rFonts w:ascii="Malgun Gothic" w:cs="Malgun Gothic" w:eastAsia="Malgun Gothic" w:hAnsi="Malgun Gothic"/>
+                <w:sz w:val="20"/>
+                <w:szCs w:val="20"/>
+              </w:rPr>
+              <w:t xml:space="preserve"/>
+            </w:r>
+          </w:p>
+        </w:tc>
+      </w:tr>
+    </w:tbl>
+    <w:p>
+      <w:pPr>
+        <w:spacing w:after="200"/>
+      </w:pPr>
+    </w:p>
+    <w:p>
+      <w:pPr>
+        <w:pStyle w:val="Heading2"/>
+        <w:keepNext/>
+        <w:spacing w:after="120" w:before="240"/>
+      </w:pPr>
+      <w:r>
+        <w:rPr>
+          <w:rFonts w:ascii="Malgun Gothic" w:cs="Malgun Gothic" w:eastAsia="Malgun Gothic" w:hAnsi="Malgun Gothic"/>
+          <w:b/>
+          <w:bCs/>
+          <w:color w:val="2F5496"/>
+          <w:sz w:val="24"/>
+          <w:szCs w:val="24"/>
+        </w:rPr>
+        <w:t xml:space="preserve">무인 리허설 30분 — 지금부터 아무도 손대지 않습니다</w:t>
+      </w:r>
+    </w:p>
+    <w:p>
+      <w:pPr>
+        <w:keepNext w:val="false"/>
+        <w:spacing w:after="120"/>
+      </w:pPr>
+      <w:r>
+        <w:rPr>
+          <w:rFonts w:ascii="Malgun Gothic" w:cs="Malgun Gothic" w:eastAsia="Malgun Gothic" w:hAnsi="Malgun Gothic"/>
+          <w:b/>
+          <w:bCs/>
+          <w:i w:val="false"/>
+          <w:iCs w:val="false"/>
+          <w:sz w:val="21"/>
+          <w:szCs w:val="21"/>
+        </w:rPr>
+        <w:t xml:space="preserve">지금부터 30분 동안 코드를 고치지 않습니다. 그동안 작품이 혼자 버티는지 봅니다. 화면을 통째로 다시 짰으니, 전시 모드와 자동 재연결이 아직 살아 있는지 확인할 방법은 이것 하나뿐입니다.</w:t>
+      </w:r>
+    </w:p>
+    <w:p>
+      <w:pPr>
+        <w:spacing w:after="120"/>
+      </w:pPr>
+    </w:p>
+    <w:p>
+      <w:pPr>
+        <w:spacing w:after="100"/>
+        <w:ind w:left="260"/>
+      </w:pPr>
+      <w:r>
+        <w:rPr>
+          <w:rFonts w:ascii="Malgun Gothic" w:cs="Malgun Gothic" w:eastAsia="Malgun Gothic" w:hAnsi="Malgun Gothic"/>
+          <w:sz w:val="21"/>
+          <w:szCs w:val="21"/>
+        </w:rPr>
+        <w:t xml:space="preserve">☐  전시 모드를 켜 두고 30분 뒤에도 화면이 켜져 있다</w:t>
+      </w:r>
+    </w:p>
+    <w:p>
+      <w:pPr>
+        <w:spacing w:after="100"/>
+        <w:ind w:left="260"/>
+      </w:pPr>
+      <w:r>
+        <w:rPr>
+          <w:rFonts w:ascii="Malgun Gothic" w:cs="Malgun Gothic" w:eastAsia="Malgun Gothic" w:hAnsi="Malgun Gothic"/>
+          <w:sz w:val="21"/>
+          <w:szCs w:val="21"/>
+        </w:rPr>
+        <w:t xml:space="preserve">☐  중간에 가상 Pico 창에 x 를 쳐서 끊었다가, 아무것도 안 누르고 저절로 ONLINE 으로 돌아왔다</w:t>
+      </w:r>
+    </w:p>
+    <w:p>
+      <w:pPr>
+        <w:spacing w:after="100"/>
+        <w:ind w:left="260"/>
+      </w:pPr>
+      <w:r>
+        <w:rPr>
+          <w:rFonts w:ascii="Malgun Gothic" w:cs="Malgun Gothic" w:eastAsia="Malgun Gothic" w:hAnsi="Malgun Gothic"/>
+          <w:sz w:val="21"/>
+          <w:szCs w:val="21"/>
+        </w:rPr>
+        <w:t xml:space="preserve">☐  30분 내내 오류 화면이 한 번도 안 떴다</w:t>
+      </w:r>
+    </w:p>
+    <w:p>
+      <w:pPr>
+        <w:spacing w:after="100"/>
+        <w:ind w:left="260"/>
+      </w:pPr>
+      <w:r>
+        <w:rPr>
+          <w:rFonts w:ascii="Malgun Gothic" w:cs="Malgun Gothic" w:eastAsia="Malgun Gothic" w:hAnsi="Malgun Gothic"/>
+          <w:sz w:val="21"/>
+          <w:szCs w:val="21"/>
+        </w:rPr>
+        <w:t xml:space="preserve">☐  센서 카드에 '데이터 없음' 이 없다</w:t>
+      </w:r>
+    </w:p>
+    <w:p>
+      <w:pPr>
+        <w:spacing w:after="100"/>
+        <w:ind w:left="260"/>
+      </w:pPr>
+      <w:r>
+        <w:rPr>
+          <w:rFonts w:ascii="Malgun Gothic" w:cs="Malgun Gothic" w:eastAsia="Malgun Gothic" w:hAnsi="Malgun Gothic"/>
+          <w:sz w:val="21"/>
+          <w:szCs w:val="21"/>
+        </w:rPr>
+        <w:t xml:space="preserve">☐  노트북 전원 어댑터가 꽂혀 있다</w:t>
+      </w:r>
+    </w:p>
+    <w:p>
+      <w:pPr>
+        <w:spacing w:after="160"/>
+      </w:pPr>
+    </w:p>
+    <w:tbl>
+      <w:tblPr>
+        <w:tblW w:type="dxa" w:w="9350"/>
+        <w:tblBorders>
+          <w:top w:val="single" w:color="BFBFBF" w:sz="4"/>
+          <w:left w:val="single" w:color="BFBFBF" w:sz="4"/>
+          <w:bottom w:val="single" w:color="BFBFBF" w:sz="4"/>
+          <w:right w:val="single" w:color="BFBFBF" w:sz="4"/>
+          <w:insideH w:val="single" w:color="BFBFBF" w:sz="4"/>
+          <w:insideV w:val="single" w:color="BFBFBF" w:sz="4"/>
+        </w:tblBorders>
+      </w:tblPr>
+      <w:tblGrid>
+        <w:gridCol w:w="9350"/>
+      </w:tblGrid>
+      <w:tr>
+        <w:trPr>
+          <w:cantSplit/>
+        </w:trPr>
+        <w:tc>
+          <w:tcPr>
+            <w:tcW w:type="dxa" w:w="9350"/>
+            <w:shd w:fill="EEF3FB" w:val="clear"/>
+            <w:tcMar>
+              <w:top w:type="dxa" w:w="140"/>
+              <w:left w:type="dxa" w:w="200"/>
+              <w:bottom w:type="dxa" w:w="140"/>
+              <w:right w:type="dxa" w:w="200"/>
+            </w:tcMar>
+          </w:tcPr>
+          <w:p>
+            <w:r>
+              <w:rPr>
+                <w:rFonts w:ascii="Malgun Gothic" w:cs="Malgun Gothic" w:eastAsia="Malgun Gothic" w:hAnsi="Malgun Gothic"/>
+                <w:i/>
+                <w:iCs/>
+                <w:color w:val="1F3864"/>
+                <w:sz w:val="20"/>
+                <w:szCs w:val="20"/>
+              </w:rPr>
+              <w:t xml:space="preserve">두 번째 줄이 안 되는 팀은 11주차 프롬프트 4 를 아직 안 끝낸 것입니다. 오늘 재설계보다 이것이 먼저입니다. 전시 중에 Wi-Fi 는 반드시 한 번은 끊깁니다. 그때 저절로 돌아오지 않으면 그 뒤로 몇 시간 동안 멈춘 화면이 걸려 있게 됩니다.</w:t>
             </w:r>
           </w:p>
         </w:tc>
@@ -5864,6 +8698,20 @@
           <w:sz w:val="21"/>
           <w:szCs w:val="21"/>
         </w:rPr>
+        <w:t xml:space="preserve">☐  전시 모드에서 관람객이 눌러도 되는 버튼만 남아 있다 (펌프 · 모터 · 히터는 숨김 또는 자동 꺼짐)</w:t>
+      </w:r>
+    </w:p>
+    <w:p>
+      <w:pPr>
+        <w:spacing w:after="100"/>
+        <w:ind w:left="260"/>
+      </w:pPr>
+      <w:r>
+        <w:rPr>
+          <w:rFonts w:ascii="Malgun Gothic" w:cs="Malgun Gothic" w:eastAsia="Malgun Gothic" w:hAnsi="Malgun Gothic"/>
+          <w:sz w:val="21"/>
+          <w:szCs w:val="21"/>
+        </w:rPr>
         <w:t xml:space="preserve">☐  노트북 전원 어댑터를 꽂았다</w:t>
       </w:r>
     </w:p>
@@ -6791,6 +9639,391 @@
                 <w:sz w:val="20"/>
                 <w:szCs w:val="20"/>
               </w:rPr>
+              <w:t xml:space="preserve">빌드했습니다 · 타입 오류 0건입니다 · 반응형을 확인했습니다</w:t>
+            </w:r>
+          </w:p>
+        </w:tc>
+        <w:tc>
+          <w:tcPr>
+            <w:tcW w:type="dxa" w:w="5950"/>
+            <w:tcMar>
+              <w:top w:type="dxa" w:w="100"/>
+              <w:left w:type="dxa" w:w="120"/>
+              <w:bottom w:type="dxa" w:w="100"/>
+              <w:right w:type="dxa" w:w="120"/>
+            </w:tcMar>
+            <w:vAlign w:val="center"/>
+          </w:tcPr>
+          <w:p>
+            <w:r>
+              <w:rPr>
+                <w:rFonts w:ascii="Malgun Gothic" w:cs="Malgun Gothic" w:eastAsia="Malgun Gothic" w:hAnsi="Malgun Gothic"/>
+                <w:b w:val="false"/>
+                <w:bCs w:val="false"/>
+                <w:color w:val="000000"/>
+                <w:sz w:val="20"/>
+                <w:szCs w:val="20"/>
+              </w:rPr>
+              <w:t xml:space="preserve">거짓입니다. 제미나이는 내 컴퓨터에서 아무것도 실행할 수 없습니다. 올린 파일을 읽은 것이 전부입니다</w:t>
+            </w:r>
+          </w:p>
+        </w:tc>
+      </w:tr>
+      <w:tr>
+        <w:trPr>
+          <w:cantSplit/>
+        </w:trPr>
+        <w:tc>
+          <w:tcPr>
+            <w:tcW w:type="dxa" w:w="3400"/>
+            <w:tcMar>
+              <w:top w:type="dxa" w:w="100"/>
+              <w:left w:type="dxa" w:w="120"/>
+              <w:bottom w:type="dxa" w:w="100"/>
+              <w:right w:type="dxa" w:w="120"/>
+            </w:tcMar>
+            <w:vAlign w:val="center"/>
+          </w:tcPr>
+          <w:p>
+            <w:r>
+              <w:rPr>
+                <w:rFonts w:ascii="Malgun Gothic" w:cs="Malgun Gothic" w:eastAsia="Malgun Gothic" w:hAnsi="Malgun Gothic"/>
+                <w:b w:val="false"/>
+                <w:bCs w:val="false"/>
+                <w:color w:val="000000"/>
+                <w:sz w:val="20"/>
+                <w:szCs w:val="20"/>
+              </w:rPr>
+              <w:t xml:space="preserve">(진단만 부탁했는데) 코드를 준다</w:t>
+            </w:r>
+          </w:p>
+        </w:tc>
+        <w:tc>
+          <w:tcPr>
+            <w:tcW w:type="dxa" w:w="5950"/>
+            <w:tcMar>
+              <w:top w:type="dxa" w:w="100"/>
+              <w:left w:type="dxa" w:w="120"/>
+              <w:bottom w:type="dxa" w:w="100"/>
+              <w:right w:type="dxa" w:w="120"/>
+            </w:tcMar>
+            <w:vAlign w:val="center"/>
+          </w:tcPr>
+          <w:p>
+            <w:r>
+              <w:rPr>
+                <w:rFonts w:ascii="Malgun Gothic" w:cs="Malgun Gothic" w:eastAsia="Malgun Gothic" w:hAnsi="Malgun Gothic"/>
+                <w:b w:val="false"/>
+                <w:bCs w:val="false"/>
+                <w:color w:val="000000"/>
+                <w:sz w:val="20"/>
+                <w:szCs w:val="20"/>
+              </w:rPr>
+              <w:t xml:space="preserve">방향이 틀렸을 때 되돌리기가 어려워집니다. '보고서만 주세요' 라고 하세요</w:t>
+            </w:r>
+          </w:p>
+        </w:tc>
+      </w:tr>
+      <w:tr>
+        <w:trPr>
+          <w:cantSplit/>
+        </w:trPr>
+        <w:tc>
+          <w:tcPr>
+            <w:tcW w:type="dxa" w:w="3400"/>
+            <w:tcMar>
+              <w:top w:type="dxa" w:w="100"/>
+              <w:left w:type="dxa" w:w="120"/>
+              <w:bottom w:type="dxa" w:w="100"/>
+              <w:right w:type="dxa" w:w="120"/>
+            </w:tcMar>
+            <w:vAlign w:val="center"/>
+          </w:tcPr>
+          <w:p>
+            <w:r>
+              <w:rPr>
+                <w:rFonts w:ascii="Malgun Gothic" w:cs="Malgun Gothic" w:eastAsia="Malgun Gothic" w:hAnsi="Malgun Gothic"/>
+                <w:b w:val="false"/>
+                <w:bCs w:val="false"/>
+                <w:color w:val="000000"/>
+                <w:sz w:val="20"/>
+                <w:szCs w:val="20"/>
+              </w:rPr>
+              <w:t xml:space="preserve">재설계 방향을 하나만 준다</w:t>
+            </w:r>
+          </w:p>
+        </w:tc>
+        <w:tc>
+          <w:tcPr>
+            <w:tcW w:type="dxa" w:w="5950"/>
+            <w:tcMar>
+              <w:top w:type="dxa" w:w="100"/>
+              <w:left w:type="dxa" w:w="120"/>
+              <w:bottom w:type="dxa" w:w="100"/>
+              <w:right w:type="dxa" w:w="120"/>
+            </w:tcMar>
+            <w:vAlign w:val="center"/>
+          </w:tcPr>
+          <w:p>
+            <w:r>
+              <w:rPr>
+                <w:rFonts w:ascii="Malgun Gothic" w:cs="Malgun Gothic" w:eastAsia="Malgun Gothic" w:hAnsi="Malgun Gothic"/>
+                <w:b w:val="false"/>
+                <w:bCs w:val="false"/>
+                <w:color w:val="000000"/>
+                <w:sz w:val="20"/>
+                <w:szCs w:val="20"/>
+              </w:rPr>
+              <w:t xml:space="preserve">비교할 것이 있어야 고를 수 있습니다. '다른 방향도 하나 더 주세요'</w:t>
+            </w:r>
+          </w:p>
+        </w:tc>
+      </w:tr>
+      <w:tr>
+        <w:trPr>
+          <w:cantSplit/>
+        </w:trPr>
+        <w:tc>
+          <w:tcPr>
+            <w:tcW w:type="dxa" w:w="3400"/>
+            <w:tcMar>
+              <w:top w:type="dxa" w:w="100"/>
+              <w:left w:type="dxa" w:w="120"/>
+              <w:bottom w:type="dxa" w:w="100"/>
+              <w:right w:type="dxa" w:w="120"/>
+            </w:tcMar>
+            <w:vAlign w:val="center"/>
+          </w:tcPr>
+          <w:p>
+            <w:r>
+              <w:rPr>
+                <w:rFonts w:ascii="Malgun Gothic" w:cs="Malgun Gothic" w:eastAsia="Malgun Gothic" w:hAnsi="Malgun Gothic"/>
+                <w:b w:val="false"/>
+                <w:bCs w:val="false"/>
+                <w:color w:val="000000"/>
+                <w:sz w:val="20"/>
+                <w:szCs w:val="20"/>
+              </w:rPr>
+              <w:t xml:space="preserve">재설계하고 나니 전시 모드가 사라졌다</w:t>
+            </w:r>
+          </w:p>
+        </w:tc>
+        <w:tc>
+          <w:tcPr>
+            <w:tcW w:type="dxa" w:w="5950"/>
+            <w:tcMar>
+              <w:top w:type="dxa" w:w="100"/>
+              <w:left w:type="dxa" w:w="120"/>
+              <w:bottom w:type="dxa" w:w="100"/>
+              <w:right w:type="dxa" w:w="120"/>
+            </w:tcMar>
+            <w:vAlign w:val="center"/>
+          </w:tcPr>
+          <w:p>
+            <w:r>
+              <w:rPr>
+                <w:rFonts w:ascii="Malgun Gothic" w:cs="Malgun Gothic" w:eastAsia="Malgun Gothic" w:hAnsi="Malgun Gothic"/>
+                <w:b w:val="false"/>
+                <w:bCs w:val="false"/>
+                <w:color w:val="000000"/>
+                <w:sz w:val="20"/>
+                <w:szCs w:val="20"/>
+              </w:rPr>
+              <w:t xml:space="preserve">새 레이아웃에 자리가 없어서 빠뜨린 것입니다. 5장의 여덟 줄을 다시 붙여 넣고 요청하세요</w:t>
+            </w:r>
+          </w:p>
+        </w:tc>
+      </w:tr>
+      <w:tr>
+        <w:trPr>
+          <w:cantSplit/>
+        </w:trPr>
+        <w:tc>
+          <w:tcPr>
+            <w:tcW w:type="dxa" w:w="3400"/>
+            <w:tcMar>
+              <w:top w:type="dxa" w:w="100"/>
+              <w:left w:type="dxa" w:w="120"/>
+              <w:bottom w:type="dxa" w:w="100"/>
+              <w:right w:type="dxa" w:w="120"/>
+            </w:tcMar>
+            <w:vAlign w:val="center"/>
+          </w:tcPr>
+          <w:p>
+            <w:r>
+              <w:rPr>
+                <w:rFonts w:ascii="Malgun Gothic" w:cs="Malgun Gothic" w:eastAsia="Malgun Gothic" w:hAnsi="Malgun Gothic"/>
+                <w:b w:val="false"/>
+                <w:bCs w:val="false"/>
+                <w:color w:val="000000"/>
+                <w:sz w:val="20"/>
+                <w:szCs w:val="20"/>
+              </w:rPr>
+              <w:t xml:space="preserve">어두운 테마로 바꿔 준다</w:t>
+            </w:r>
+          </w:p>
+        </w:tc>
+        <w:tc>
+          <w:tcPr>
+            <w:tcW w:type="dxa" w:w="5950"/>
+            <w:tcMar>
+              <w:top w:type="dxa" w:w="100"/>
+              <w:left w:type="dxa" w:w="120"/>
+              <w:bottom w:type="dxa" w:w="100"/>
+              <w:right w:type="dxa" w:w="120"/>
+            </w:tcMar>
+            <w:vAlign w:val="center"/>
+          </w:tcPr>
+          <w:p>
+            <w:r>
+              <w:rPr>
+                <w:rFonts w:ascii="Malgun Gothic" w:cs="Malgun Gothic" w:eastAsia="Malgun Gothic" w:hAnsi="Malgun Gothic"/>
+                <w:b w:val="false"/>
+                <w:bCs w:val="false"/>
+                <w:color w:val="000000"/>
+                <w:sz w:val="20"/>
+                <w:szCs w:val="20"/>
+              </w:rPr>
+              <w:t xml:space="preserve">인터넷의 대시보드 예제가 대부분 어둡습니다. 우리는 bg-slate-50 밝은 테마입니다</w:t>
+            </w:r>
+          </w:p>
+        </w:tc>
+      </w:tr>
+      <w:tr>
+        <w:trPr>
+          <w:cantSplit/>
+        </w:trPr>
+        <w:tc>
+          <w:tcPr>
+            <w:tcW w:type="dxa" w:w="3400"/>
+            <w:tcMar>
+              <w:top w:type="dxa" w:w="100"/>
+              <w:left w:type="dxa" w:w="120"/>
+              <w:bottom w:type="dxa" w:w="100"/>
+              <w:right w:type="dxa" w:w="120"/>
+            </w:tcMar>
+            <w:vAlign w:val="center"/>
+          </w:tcPr>
+          <w:p>
+            <w:r>
+              <w:rPr>
+                <w:rFonts w:ascii="Malgun Gothic" w:cs="Malgun Gothic" w:eastAsia="Malgun Gothic" w:hAnsi="Malgun Gothic"/>
+                <w:b w:val="false"/>
+                <w:bCs w:val="false"/>
+                <w:color w:val="000000"/>
+                <w:sz w:val="20"/>
+                <w:szCs w:val="20"/>
+              </w:rPr>
+              <w:t xml:space="preserve">그라데이션 · 반투명 유리 효과를 넣는다</w:t>
+            </w:r>
+          </w:p>
+        </w:tc>
+        <w:tc>
+          <w:tcPr>
+            <w:tcW w:type="dxa" w:w="5950"/>
+            <w:tcMar>
+              <w:top w:type="dxa" w:w="100"/>
+              <w:left w:type="dxa" w:w="120"/>
+              <w:bottom w:type="dxa" w:w="100"/>
+              <w:right w:type="dxa" w:w="120"/>
+            </w:tcMar>
+            <w:vAlign w:val="center"/>
+          </w:tcPr>
+          <w:p>
+            <w:r>
+              <w:rPr>
+                <w:rFonts w:ascii="Malgun Gothic" w:cs="Malgun Gothic" w:eastAsia="Malgun Gothic" w:hAnsi="Malgun Gothic"/>
+                <w:b w:val="false"/>
+                <w:bCs w:val="false"/>
+                <w:color w:val="000000"/>
+                <w:sz w:val="20"/>
+                <w:szCs w:val="20"/>
+              </w:rPr>
+              <w:t xml:space="preserve">규칙 3-9 의 금지 목록입니다. 지금 코드에는 하나도 없습니다</w:t>
+            </w:r>
+          </w:p>
+        </w:tc>
+      </w:tr>
+      <w:tr>
+        <w:trPr>
+          <w:cantSplit/>
+        </w:trPr>
+        <w:tc>
+          <w:tcPr>
+            <w:tcW w:type="dxa" w:w="3400"/>
+            <w:tcMar>
+              <w:top w:type="dxa" w:w="100"/>
+              <w:left w:type="dxa" w:w="120"/>
+              <w:bottom w:type="dxa" w:w="100"/>
+              <w:right w:type="dxa" w:w="120"/>
+            </w:tcMar>
+            <w:vAlign w:val="center"/>
+          </w:tcPr>
+          <w:p>
+            <w:r>
+              <w:rPr>
+                <w:rFonts w:ascii="Malgun Gothic" w:cs="Malgun Gothic" w:eastAsia="Malgun Gothic" w:hAnsi="Malgun Gothic"/>
+                <w:b w:val="false"/>
+                <w:bCs w:val="false"/>
+                <w:color w:val="000000"/>
+                <w:sz w:val="20"/>
+                <w:szCs w:val="20"/>
+              </w:rPr>
+              <w:t xml:space="preserve">'데이터 없음' 을 0 으로 바꾼다</w:t>
+            </w:r>
+          </w:p>
+        </w:tc>
+        <w:tc>
+          <w:tcPr>
+            <w:tcW w:type="dxa" w:w="5950"/>
+            <w:tcMar>
+              <w:top w:type="dxa" w:w="100"/>
+              <w:left w:type="dxa" w:w="120"/>
+              <w:bottom w:type="dxa" w:w="100"/>
+              <w:right w:type="dxa" w:w="120"/>
+            </w:tcMar>
+            <w:vAlign w:val="center"/>
+          </w:tcPr>
+          <w:p>
+            <w:r>
+              <w:rPr>
+                <w:rFonts w:ascii="Malgun Gothic" w:cs="Malgun Gothic" w:eastAsia="Malgun Gothic" w:hAnsi="Malgun Gothic"/>
+                <w:b w:val="false"/>
+                <w:bCs w:val="false"/>
+                <w:color w:val="000000"/>
+                <w:sz w:val="20"/>
+                <w:szCs w:val="20"/>
+              </w:rPr>
+              <w:t xml:space="preserve">관람객이 틀린 값을 읽습니다. 측정 대기와 0 은 다릅니다</w:t>
+            </w:r>
+          </w:p>
+        </w:tc>
+      </w:tr>
+      <w:tr>
+        <w:trPr>
+          <w:cantSplit/>
+        </w:trPr>
+        <w:tc>
+          <w:tcPr>
+            <w:tcW w:type="dxa" w:w="3400"/>
+            <w:tcMar>
+              <w:top w:type="dxa" w:w="100"/>
+              <w:left w:type="dxa" w:w="120"/>
+              <w:bottom w:type="dxa" w:w="100"/>
+              <w:right w:type="dxa" w:w="120"/>
+            </w:tcMar>
+            <w:vAlign w:val="center"/>
+          </w:tcPr>
+          <w:p>
+            <w:r>
+              <w:rPr>
+                <w:rFonts w:ascii="Malgun Gothic" w:cs="Malgun Gothic" w:eastAsia="Malgun Gothic" w:hAnsi="Malgun Gothic"/>
+                <w:b w:val="false"/>
+                <w:bCs w:val="false"/>
+                <w:color w:val="000000"/>
+                <w:sz w:val="20"/>
+                <w:szCs w:val="20"/>
+              </w:rPr>
               <w:t xml:space="preserve">globals.css 에 @theme 블록을 만드세요</w:t>
             </w:r>
           </w:p>
@@ -7435,7 +10668,63 @@
           <w:sz w:val="21"/>
           <w:szCs w:val="21"/>
         </w:rPr>
-        <w:t xml:space="preserve">☐  전시 모드 · 가독성 · 작품 설명 세 가지가 모두 동작한다</w:t>
+        <w:t xml:space="preserve">☐  코드를 받기 전에 진단과 방향을 먼저 받았다</w:t>
+      </w:r>
+    </w:p>
+    <w:p>
+      <w:pPr>
+        <w:spacing w:after="100"/>
+        <w:ind w:left="260"/>
+      </w:pPr>
+      <w:r>
+        <w:rPr>
+          <w:rFonts w:ascii="Malgun Gothic" w:cs="Malgun Gothic" w:eastAsia="Malgun Gothic" w:hAnsi="Malgun Gothic"/>
+          <w:sz w:val="21"/>
+          <w:szCs w:val="21"/>
+        </w:rPr>
+        <w:t xml:space="preserve">☐  방향을 두 가지 받아 비교하고 내가 골랐다</w:t>
+      </w:r>
+    </w:p>
+    <w:p>
+      <w:pPr>
+        <w:spacing w:after="100"/>
+        <w:ind w:left="260"/>
+      </w:pPr>
+      <w:r>
+        <w:rPr>
+          <w:rFonts w:ascii="Malgun Gothic" w:cs="Malgun Gothic" w:eastAsia="Malgun Gothic" w:hAnsi="Malgun Gothic"/>
+          <w:sz w:val="21"/>
+          <w:szCs w:val="21"/>
+        </w:rPr>
+        <w:t xml:space="preserve">☐  AI 가 '확인했다' 고 한 것을 그대로 믿지 않고 내가 직접 확인했다</w:t>
+      </w:r>
+    </w:p>
+    <w:p>
+      <w:pPr>
+        <w:spacing w:after="100"/>
+        <w:ind w:left="260"/>
+      </w:pPr>
+      <w:r>
+        <w:rPr>
+          <w:rFonts w:ascii="Malgun Gothic" w:cs="Malgun Gothic" w:eastAsia="Malgun Gothic" w:hAnsi="Malgun Gothic"/>
+          <w:sz w:val="21"/>
+          <w:szCs w:val="21"/>
+        </w:rPr>
+        <w:t xml:space="preserve">☐  미검증을 통과로 적지 않았다</w:t>
+      </w:r>
+    </w:p>
+    <w:p>
+      <w:pPr>
+        <w:spacing w:after="100"/>
+        <w:ind w:left="260"/>
+      </w:pPr>
+      <w:r>
+        <w:rPr>
+          <w:rFonts w:ascii="Malgun Gothic" w:cs="Malgun Gothic" w:eastAsia="Malgun Gothic" w:hAnsi="Malgun Gothic"/>
+          <w:sz w:val="21"/>
+          <w:szCs w:val="21"/>
+        </w:rPr>
+        <w:t xml:space="preserve">☐  재설계한 뒤에도 전시 모드와 자동 재연결이 살아 있는 것을 확인했다</w:t>
       </w:r>
     </w:p>
     <w:p>
@@ -7504,7 +10793,7 @@
           <w:sz w:val="21"/>
           <w:szCs w:val="21"/>
         </w:rPr>
-        <w:t xml:space="preserve">'기능이 되는 것' 과 '전시장에서 버티는 것' 은 어떻게 다릅니까? 오늘 고친 것 중 하나를 예로 들어 쓰세요.</w:t>
+        <w:t xml:space="preserve">AI 에게 '이것을 고쳐 주세요' 라고 바로 말하는 것과, 먼저 '무엇이 문제인지 알려 주세요' 라고 묻는 것은 어떻게 다릅니까? 오늘 겪은 것을 예로 들어 쓰세요.</w:t>
       </w:r>
     </w:p>
     <w:tbl>
@@ -7595,6 +10884,338 @@
                 <w:szCs w:val="21"/>
               </w:rPr>
               <w:t xml:space="preserve"> </w:t>
+            </w:r>
+          </w:p>
+        </w:tc>
+      </w:tr>
+    </w:tbl>
+    <w:p>
+      <w:pPr>
+        <w:spacing w:after="200"/>
+      </w:pPr>
+    </w:p>
+    <w:p>
+      <w:pPr>
+        <w:pStyle w:val="Heading2"/>
+        <w:keepNext/>
+        <w:spacing w:after="120" w:before="240"/>
+      </w:pPr>
+      <w:r>
+        <w:rPr>
+          <w:rFonts w:ascii="Malgun Gothic" w:cs="Malgun Gothic" w:eastAsia="Malgun Gothic" w:hAnsi="Malgun Gothic"/>
+          <w:b/>
+          <w:bCs/>
+          <w:color w:val="2F5496"/>
+          <w:sz w:val="24"/>
+          <w:szCs w:val="24"/>
+        </w:rPr>
+        <w:t xml:space="preserve">방과후에 할 일 — 관람객이 읽는 작품 설명</w:t>
+      </w:r>
+    </w:p>
+    <w:p>
+      <w:pPr>
+        <w:keepNext w:val="false"/>
+        <w:spacing w:after="120"/>
+      </w:pPr>
+      <w:r>
+        <w:rPr>
+          <w:rFonts w:ascii="Malgun Gothic" w:cs="Malgun Gothic" w:eastAsia="Malgun Gothic" w:hAnsi="Malgun Gothic"/>
+          <w:b/>
+          <w:bCs/>
+          <w:i w:val="false"/>
+          <w:iCs w:val="false"/>
+          <w:sz w:val="21"/>
+          <w:szCs w:val="21"/>
+        </w:rPr>
+        <w:t xml:space="preserve">프롬프트는 5분이면 끝납니다. 오래 걸리는 것은 무엇을 적을지 정하는 것이고, 그것은 AI 가 대신 못 합니다. 지금 적어 두세요.</w:t>
+      </w:r>
+    </w:p>
+    <w:tbl>
+      <w:tblPr>
+        <w:tblW w:type="dxa" w:w="9350"/>
+        <w:tblBorders>
+          <w:top w:val="single" w:color="BFBFBF" w:sz="4"/>
+          <w:left w:val="single" w:color="BFBFBF" w:sz="4"/>
+          <w:bottom w:val="single" w:color="BFBFBF" w:sz="4"/>
+          <w:right w:val="single" w:color="BFBFBF" w:sz="4"/>
+          <w:insideH w:val="single" w:color="BFBFBF" w:sz="4"/>
+          <w:insideV w:val="single" w:color="BFBFBF" w:sz="4"/>
+        </w:tblBorders>
+      </w:tblPr>
+      <w:tblGrid>
+        <w:gridCol w:w="3350"/>
+        <w:gridCol w:w="6000"/>
+      </w:tblGrid>
+      <w:tr>
+        <w:trPr>
+          <w:cantSplit/>
+          <w:tblHeader/>
+        </w:trPr>
+        <w:tc>
+          <w:tcPr>
+            <w:tcW w:type="dxa" w:w="3350"/>
+            <w:shd w:fill="2F5496" w:val="clear"/>
+            <w:tcMar>
+              <w:top w:type="dxa" w:w="100"/>
+              <w:left w:type="dxa" w:w="120"/>
+              <w:bottom w:type="dxa" w:w="100"/>
+              <w:right w:type="dxa" w:w="120"/>
+            </w:tcMar>
+            <w:vAlign w:val="center"/>
+          </w:tcPr>
+          <w:p>
+            <w:r>
+              <w:rPr>
+                <w:rFonts w:ascii="Malgun Gothic" w:cs="Malgun Gothic" w:eastAsia="Malgun Gothic" w:hAnsi="Malgun Gothic"/>
+                <w:b/>
+                <w:bCs/>
+                <w:color w:val="FFFFFF"/>
+                <w:sz w:val="20"/>
+                <w:szCs w:val="20"/>
+              </w:rPr>
+              <w:t xml:space="preserve"/>
+            </w:r>
+          </w:p>
+        </w:tc>
+        <w:tc>
+          <w:tcPr>
+            <w:tcW w:type="dxa" w:w="6000"/>
+            <w:shd w:fill="2F5496" w:val="clear"/>
+            <w:tcMar>
+              <w:top w:type="dxa" w:w="100"/>
+              <w:left w:type="dxa" w:w="120"/>
+              <w:bottom w:type="dxa" w:w="100"/>
+              <w:right w:type="dxa" w:w="120"/>
+            </w:tcMar>
+            <w:vAlign w:val="center"/>
+          </w:tcPr>
+          <w:p>
+            <w:r>
+              <w:rPr>
+                <w:rFonts w:ascii="Malgun Gothic" w:cs="Malgun Gothic" w:eastAsia="Malgun Gothic" w:hAnsi="Malgun Gothic"/>
+                <w:b/>
+                <w:bCs/>
+                <w:color w:val="FFFFFF"/>
+                <w:sz w:val="20"/>
+                <w:szCs w:val="20"/>
+              </w:rPr>
+              <w:t xml:space="preserve">우리 팀 작품 설명</w:t>
+            </w:r>
+          </w:p>
+        </w:tc>
+      </w:tr>
+      <w:tr>
+        <w:trPr>
+          <w:cantSplit/>
+        </w:trPr>
+        <w:tc>
+          <w:tcPr>
+            <w:tcW w:type="dxa" w:w="3350"/>
+            <w:tcMar>
+              <w:top w:type="dxa" w:w="100"/>
+              <w:left w:type="dxa" w:w="120"/>
+              <w:bottom w:type="dxa" w:w="100"/>
+              <w:right w:type="dxa" w:w="120"/>
+            </w:tcMar>
+            <w:vAlign w:val="center"/>
+          </w:tcPr>
+          <w:p>
+            <w:r>
+              <w:rPr>
+                <w:rFonts w:ascii="Malgun Gothic" w:cs="Malgun Gothic" w:eastAsia="Malgun Gothic" w:hAnsi="Malgun Gothic"/>
+                <w:b w:val="false"/>
+                <w:bCs w:val="false"/>
+                <w:color w:val="000000"/>
+                <w:sz w:val="20"/>
+                <w:szCs w:val="20"/>
+              </w:rPr>
+              <w:t xml:space="preserve">무엇을 하는 물건인가 (한 문장)</w:t>
+            </w:r>
+          </w:p>
+        </w:tc>
+        <w:tc>
+          <w:tcPr>
+            <w:tcW w:type="dxa" w:w="6000"/>
+            <w:tcMar>
+              <w:top w:type="dxa" w:w="100"/>
+              <w:left w:type="dxa" w:w="120"/>
+              <w:bottom w:type="dxa" w:w="100"/>
+              <w:right w:type="dxa" w:w="120"/>
+            </w:tcMar>
+            <w:vAlign w:val="center"/>
+          </w:tcPr>
+          <w:p>
+            <w:r>
+              <w:rPr>
+                <w:rFonts w:ascii="Malgun Gothic" w:cs="Malgun Gothic" w:eastAsia="Malgun Gothic" w:hAnsi="Malgun Gothic"/>
+                <w:b w:val="false"/>
+                <w:bCs w:val="false"/>
+                <w:color w:val="000000"/>
+                <w:sz w:val="20"/>
+                <w:szCs w:val="20"/>
+              </w:rPr>
+              <w:t xml:space="preserve"/>
+            </w:r>
+          </w:p>
+        </w:tc>
+      </w:tr>
+      <w:tr>
+        <w:trPr>
+          <w:cantSplit/>
+        </w:trPr>
+        <w:tc>
+          <w:tcPr>
+            <w:tcW w:type="dxa" w:w="3350"/>
+            <w:tcMar>
+              <w:top w:type="dxa" w:w="100"/>
+              <w:left w:type="dxa" w:w="120"/>
+              <w:bottom w:type="dxa" w:w="100"/>
+              <w:right w:type="dxa" w:w="120"/>
+            </w:tcMar>
+            <w:vAlign w:val="center"/>
+          </w:tcPr>
+          <w:p>
+            <w:r>
+              <w:rPr>
+                <w:rFonts w:ascii="Malgun Gothic" w:cs="Malgun Gothic" w:eastAsia="Malgun Gothic" w:hAnsi="Malgun Gothic"/>
+                <w:b w:val="false"/>
+                <w:bCs w:val="false"/>
+                <w:color w:val="000000"/>
+                <w:sz w:val="20"/>
+                <w:szCs w:val="20"/>
+              </w:rPr>
+              <w:t xml:space="preserve">어떻게 동작하는가 (두세 문장)</w:t>
+            </w:r>
+          </w:p>
+        </w:tc>
+        <w:tc>
+          <w:tcPr>
+            <w:tcW w:type="dxa" w:w="6000"/>
+            <w:tcMar>
+              <w:top w:type="dxa" w:w="100"/>
+              <w:left w:type="dxa" w:w="120"/>
+              <w:bottom w:type="dxa" w:w="100"/>
+              <w:right w:type="dxa" w:w="120"/>
+            </w:tcMar>
+            <w:vAlign w:val="center"/>
+          </w:tcPr>
+          <w:p>
+            <w:r>
+              <w:rPr>
+                <w:rFonts w:ascii="Malgun Gothic" w:cs="Malgun Gothic" w:eastAsia="Malgun Gothic" w:hAnsi="Malgun Gothic"/>
+                <w:b w:val="false"/>
+                <w:bCs w:val="false"/>
+                <w:color w:val="000000"/>
+                <w:sz w:val="20"/>
+                <w:szCs w:val="20"/>
+              </w:rPr>
+              <w:t xml:space="preserve"/>
+            </w:r>
+          </w:p>
+        </w:tc>
+      </w:tr>
+      <w:tr>
+        <w:trPr>
+          <w:cantSplit/>
+        </w:trPr>
+        <w:tc>
+          <w:tcPr>
+            <w:tcW w:type="dxa" w:w="3350"/>
+            <w:tcMar>
+              <w:top w:type="dxa" w:w="100"/>
+              <w:left w:type="dxa" w:w="120"/>
+              <w:bottom w:type="dxa" w:w="100"/>
+              <w:right w:type="dxa" w:w="120"/>
+            </w:tcMar>
+            <w:vAlign w:val="center"/>
+          </w:tcPr>
+          <w:p>
+            <w:r>
+              <w:rPr>
+                <w:rFonts w:ascii="Malgun Gothic" w:cs="Malgun Gothic" w:eastAsia="Malgun Gothic" w:hAnsi="Malgun Gothic"/>
+                <w:b w:val="false"/>
+                <w:bCs w:val="false"/>
+                <w:color w:val="000000"/>
+                <w:sz w:val="20"/>
+                <w:szCs w:val="20"/>
+              </w:rPr>
+              <w:t xml:space="preserve">관람객이 직접 해 볼 수 있는 것 한 가지</w:t>
+            </w:r>
+          </w:p>
+        </w:tc>
+        <w:tc>
+          <w:tcPr>
+            <w:tcW w:type="dxa" w:w="6000"/>
+            <w:tcMar>
+              <w:top w:type="dxa" w:w="100"/>
+              <w:left w:type="dxa" w:w="120"/>
+              <w:bottom w:type="dxa" w:w="100"/>
+              <w:right w:type="dxa" w:w="120"/>
+            </w:tcMar>
+            <w:vAlign w:val="center"/>
+          </w:tcPr>
+          <w:p>
+            <w:r>
+              <w:rPr>
+                <w:rFonts w:ascii="Malgun Gothic" w:cs="Malgun Gothic" w:eastAsia="Malgun Gothic" w:hAnsi="Malgun Gothic"/>
+                <w:b w:val="false"/>
+                <w:bCs w:val="false"/>
+                <w:color w:val="000000"/>
+                <w:sz w:val="20"/>
+                <w:szCs w:val="20"/>
+              </w:rPr>
+              <w:t xml:space="preserve"/>
+            </w:r>
+          </w:p>
+        </w:tc>
+      </w:tr>
+    </w:tbl>
+    <w:p>
+      <w:pPr>
+        <w:spacing w:after="160"/>
+      </w:pPr>
+    </w:p>
+    <w:tbl>
+      <w:tblPr>
+        <w:tblW w:type="dxa" w:w="9350"/>
+        <w:tblBorders>
+          <w:top w:val="single" w:color="BFBFBF" w:sz="4"/>
+          <w:left w:val="single" w:color="BFBFBF" w:sz="4"/>
+          <w:bottom w:val="single" w:color="BFBFBF" w:sz="4"/>
+          <w:right w:val="single" w:color="BFBFBF" w:sz="4"/>
+          <w:insideH w:val="single" w:color="BFBFBF" w:sz="4"/>
+          <w:insideV w:val="single" w:color="BFBFBF" w:sz="4"/>
+        </w:tblBorders>
+      </w:tblPr>
+      <w:tblGrid>
+        <w:gridCol w:w="9350"/>
+      </w:tblGrid>
+      <w:tr>
+        <w:trPr>
+          <w:cantSplit/>
+        </w:trPr>
+        <w:tc>
+          <w:tcPr>
+            <w:tcW w:type="dxa" w:w="9350"/>
+            <w:shd w:fill="EEF3FB" w:val="clear"/>
+            <w:tcMar>
+              <w:top w:type="dxa" w:w="140"/>
+              <w:left w:type="dxa" w:w="200"/>
+              <w:bottom w:type="dxa" w:w="140"/>
+              <w:right w:type="dxa" w:w="200"/>
+            </w:tcMar>
+          </w:tcPr>
+          <w:p>
+            <w:r>
+              <w:rPr>
+                <w:rFonts w:ascii="Malgun Gothic" w:cs="Malgun Gothic" w:eastAsia="Malgun Gothic" w:hAnsi="Malgun Gothic"/>
+                <w:i/>
+                <w:iCs/>
+                <w:color w:val="1F3864"/>
+                <w:sz w:val="20"/>
+                <w:szCs w:val="20"/>
+              </w:rPr>
+              <w:t xml:space="preserve">세 번째 칸이 전시의 성패를 가릅니다. '조도 센서를 손으로 가려 보세요' 한 줄이 있으면 관람객이 멈춰 서서 해 봅니다. 없으면 그냥 지나갑니다. 그리고 재설계를 방과후에 더 손댔으면, 무인 리허설 30분을 다시 통과해야 전시에 나갑니다. 화면을 바꾸면 지난번 리허설 결과는 무효입니다.</w:t>
             </w:r>
           </w:p>
         </w:tc>

--- a/worksheets/14주차_학생워크시트.docx
+++ b/worksheets/14주차_학생워크시트.docx
@@ -46,7 +46,7 @@
           <w:sz w:val="24"/>
           <w:szCs w:val="24"/>
         </w:rPr>
-        <w:t xml:space="preserve">전시회에 내놓을 수준으로 다시 디자인하기 — 진단 · 재설계 · 구현 · 검증</w:t>
+        <w:t xml:space="preserve">화면을 전시장에 맞추기 — 전시판 QA · 전시 모드 · 주인공 · 액추에이터 안전</w:t>
       </w:r>
     </w:p>
     <w:tbl>
@@ -328,7 +328,7 @@
                 <w:sz w:val="20"/>
                 <w:szCs w:val="20"/>
               </w:rPr>
-              <w:t xml:space="preserve">마지막 수업입니다. 다음은 11월 20일 전시회입니다. 오늘은 새 기능을 배우지 않습니다. 지금 화면을 통째로 다시 짭니다. 그런데 순서가 거꾸로면 안 됩니다. 무엇이 문제인지 먼저 알아야 다시 디자인할 수 있습니다. 그래서 오늘은 진단부터 시작하고, 방향을 두 가지 비교해서 고른 뒤에 코드를 받습니다. 기능이 되는 것과 전시장에서 작품으로 보이는 것은 다릅니다.</w:t>
+              <w:t xml:space="preserve">마지막 수업입니다. 다음은 11월 20일 전시회입니다. 오늘은 새 기능을 배우지 않습니다. 그리고 화면을 다시 디자인하지도 않습니다. 여러분은 Tailwind 심화 19단계에서 이미 상용 수준으로 완성했습니다. 오늘 하는 일은 하나입니다 — 잘 만든 화면을 전시장에서 버티게 만드는 것. 전시장은 교실과 다릅니다. 관람객은 1m 밖에서 서서 지나가고, 몇 시간 동안 아무도 손대지 않으며, 처음 보는 사람이 설명 없이 만집니다.</w:t>
             </w:r>
           </w:p>
         </w:tc>
@@ -399,7 +399,7 @@
           <w:sz w:val="21"/>
           <w:szCs w:val="21"/>
         </w:rPr>
-        <w:t xml:space="preserve">☐  코드를 받기 전에 진단을 먼저 받고, 문제의 심각도를 P0 부터 P3 까지로 나눌 수 있다.</w:t>
+        <w:t xml:space="preserve">☐  이미 만든 화면을 전시장 조건(1m · 무인 몇 시간 · 관람객이 만짐)으로 다시 점검할 수 있다.</w:t>
       </w:r>
     </w:p>
     <w:p>
@@ -413,7 +413,7 @@
           <w:sz w:val="21"/>
           <w:szCs w:val="21"/>
         </w:rPr>
-        <w:t xml:space="preserve">☐  AI 의 진단에서 빠진 것을 내가 아는 것으로 찾아낼 수 있다 (AI 는 올린 파일만 봅니다).</w:t>
+        <w:t xml:space="preserve">☐  AI 의 점검에서 빠진 것을 내가 아는 것으로 찾아낼 수 있다 (AI 는 올린 파일만 봅니다).</w:t>
       </w:r>
     </w:p>
     <w:p>
@@ -427,7 +427,7 @@
           <w:sz w:val="21"/>
           <w:szCs w:val="21"/>
         </w:rPr>
-        <w:t xml:space="preserve">☐  레이아웃 방향을 두 가지 받아 비교하고, 우리 작품에 맞는 쪽을 골라 이유를 말할 수 있다.</w:t>
+        <w:t xml:space="preserve">☐  이미 끝낸 설계를 다시 하자는 제안을 알아보고 거절할 수 있다 (19단계에서 정한 Bento Grid 를 지킵니다).</w:t>
       </w:r>
     </w:p>
     <w:p>
@@ -441,7 +441,7 @@
           <w:sz w:val="21"/>
           <w:szCs w:val="21"/>
         </w:rPr>
-        <w:t xml:space="preserve">☐  모든 정보를 같은 크기 카드로 만들지 않고, 주인공을 가장 크게 둘 수 있다.</w:t>
+        <w:t xml:space="preserve">☐  전시 모드(화면 안 꺼짐 · 전체화면 · ESC 로 되돌리기)를 내 코드에 넣을 수 있다.</w:t>
       </w:r>
     </w:p>
     <w:p>
@@ -455,7 +455,21 @@
           <w:sz w:val="21"/>
           <w:szCs w:val="21"/>
         </w:rPr>
-        <w:t xml:space="preserve">☐  화면을 다시 짜도 전시 모드와 자동 재연결이 사라지지 않게 지킬 수 있다.</w:t>
+        <w:t xml:space="preserve">☐  레이아웃을 바꾸지 않고 주인공 값의 글자 크기만 키울 수 있다.</w:t>
+      </w:r>
+    </w:p>
+    <w:p>
+      <w:pPr>
+        <w:spacing w:after="100"/>
+        <w:ind w:left="260"/>
+      </w:pPr>
+      <w:r>
+        <w:rPr>
+          <w:rFonts w:ascii="Malgun Gothic" w:cs="Malgun Gothic" w:eastAsia="Malgun Gothic" w:hAnsi="Malgun Gothic"/>
+          <w:sz w:val="21"/>
+          <w:szCs w:val="21"/>
+        </w:rPr>
+        <w:t xml:space="preserve">☐  관람객이 만지면 안 되는 액추에이터를 전시 모드에서 가릴 수 있다.</w:t>
       </w:r>
     </w:p>
     <w:p>
@@ -697,7 +711,7 @@
                 <w:sz w:val="20"/>
                 <w:szCs w:val="20"/>
               </w:rPr>
-              <w:t xml:space="preserve">1단계 진단</w:t>
+              <w:t xml:space="preserve">전시판 QA</w:t>
             </w:r>
           </w:p>
         </w:tc>
@@ -747,7 +761,7 @@
                 <w:sz w:val="20"/>
                 <w:szCs w:val="20"/>
               </w:rPr>
-              <w:t xml:space="preserve">AI 가 우리 화면을 읽고 문제를 찾아 P0~P3 로 매깁니다 (코드 없음)</w:t>
+              <w:t xml:space="preserve">19단계 QA 를 전시장 조건으로 다시 채점합니다 (코드 없음)</w:t>
             </w:r>
           </w:p>
         </w:tc>
@@ -777,7 +791,7 @@
                 <w:sz w:val="20"/>
                 <w:szCs w:val="20"/>
               </w:rPr>
-              <w:t xml:space="preserve">재설계 방향</w:t>
+              <w:t xml:space="preserve">전시 모드</w:t>
             </w:r>
           </w:p>
         </w:tc>
@@ -827,7 +841,7 @@
                 <w:sz w:val="20"/>
                 <w:szCs w:val="20"/>
               </w:rPr>
-              <w:t xml:space="preserve">레이아웃 방향 두 가지를 비교해서 고릅니다 (코드 없음)</w:t>
+              <w:t xml:space="preserve">선생님이 준 검증된 블록을 넣습니다 (전체 완성본 1회)</w:t>
             </w:r>
           </w:p>
         </w:tc>
@@ -857,7 +871,7 @@
                 <w:sz w:val="20"/>
                 <w:szCs w:val="20"/>
               </w:rPr>
-              <w:t xml:space="preserve">2단계 구현</w:t>
+              <w:t xml:space="preserve">주인공 크게</w:t>
             </w:r>
           </w:p>
         </w:tc>
@@ -882,6 +896,246 @@
                 <w:sz w:val="20"/>
                 <w:szCs w:val="20"/>
               </w:rPr>
+              <w:t xml:space="preserve">15분</w:t>
+            </w:r>
+          </w:p>
+        </w:tc>
+        <w:tc>
+          <w:tcPr>
+            <w:tcW w:type="dxa" w:w="6350"/>
+            <w:tcMar>
+              <w:top w:type="dxa" w:w="100"/>
+              <w:left w:type="dxa" w:w="120"/>
+              <w:bottom w:type="dxa" w:w="100"/>
+              <w:right w:type="dxa" w:w="120"/>
+            </w:tcMar>
+            <w:vAlign w:val="center"/>
+          </w:tcPr>
+          <w:p>
+            <w:r>
+              <w:rPr>
+                <w:rFonts w:ascii="Malgun Gothic" w:cs="Malgun Gothic" w:eastAsia="Malgun Gothic" w:hAnsi="Malgun Gothic"/>
+                <w:b w:val="false"/>
+                <w:bCs w:val="false"/>
+                <w:color w:val="000000"/>
+                <w:sz w:val="20"/>
+                <w:szCs w:val="20"/>
+              </w:rPr>
+              <w:t xml:space="preserve">주인공 값 글자 크기만 — 배치는 그대로 (바뀐 줄만)</w:t>
+            </w:r>
+          </w:p>
+        </w:tc>
+      </w:tr>
+      <w:tr>
+        <w:trPr>
+          <w:cantSplit/>
+        </w:trPr>
+        <w:tc>
+          <w:tcPr>
+            <w:tcW w:type="dxa" w:w="1700"/>
+            <w:tcMar>
+              <w:top w:type="dxa" w:w="100"/>
+              <w:left w:type="dxa" w:w="120"/>
+              <w:bottom w:type="dxa" w:w="100"/>
+              <w:right w:type="dxa" w:w="120"/>
+            </w:tcMar>
+            <w:vAlign w:val="center"/>
+          </w:tcPr>
+          <w:p>
+            <w:r>
+              <w:rPr>
+                <w:rFonts w:ascii="Malgun Gothic" w:cs="Malgun Gothic" w:eastAsia="Malgun Gothic" w:hAnsi="Malgun Gothic"/>
+                <w:b w:val="false"/>
+                <w:bCs w:val="false"/>
+                <w:color w:val="000000"/>
+                <w:sz w:val="20"/>
+                <w:szCs w:val="20"/>
+              </w:rPr>
+              <w:t xml:space="preserve">액추에이터 안전</w:t>
+            </w:r>
+          </w:p>
+        </w:tc>
+        <w:tc>
+          <w:tcPr>
+            <w:tcW w:type="dxa" w:w="1300"/>
+            <w:tcMar>
+              <w:top w:type="dxa" w:w="100"/>
+              <w:left w:type="dxa" w:w="120"/>
+              <w:bottom w:type="dxa" w:w="100"/>
+              <w:right w:type="dxa" w:w="120"/>
+            </w:tcMar>
+            <w:vAlign w:val="center"/>
+          </w:tcPr>
+          <w:p>
+            <w:r>
+              <w:rPr>
+                <w:rFonts w:ascii="Malgun Gothic" w:cs="Malgun Gothic" w:eastAsia="Malgun Gothic" w:hAnsi="Malgun Gothic"/>
+                <w:b w:val="false"/>
+                <w:bCs w:val="false"/>
+                <w:color w:val="000000"/>
+                <w:sz w:val="20"/>
+                <w:szCs w:val="20"/>
+              </w:rPr>
+              <w:t xml:space="preserve">15분</w:t>
+            </w:r>
+          </w:p>
+        </w:tc>
+        <w:tc>
+          <w:tcPr>
+            <w:tcW w:type="dxa" w:w="6350"/>
+            <w:tcMar>
+              <w:top w:type="dxa" w:w="100"/>
+              <w:left w:type="dxa" w:w="120"/>
+              <w:bottom w:type="dxa" w:w="100"/>
+              <w:right w:type="dxa" w:w="120"/>
+            </w:tcMar>
+            <w:vAlign w:val="center"/>
+          </w:tcPr>
+          <w:p>
+            <w:r>
+              <w:rPr>
+                <w:rFonts w:ascii="Malgun Gothic" w:cs="Malgun Gothic" w:eastAsia="Malgun Gothic" w:hAnsi="Malgun Gothic"/>
+                <w:b w:val="false"/>
+                <w:bCs w:val="false"/>
+                <w:color w:val="000000"/>
+                <w:sz w:val="20"/>
+                <w:szCs w:val="20"/>
+              </w:rPr>
+              <w:t xml:space="preserve">관람객이 위험한 것을 못 켜게 (바뀐 줄만)</w:t>
+            </w:r>
+          </w:p>
+        </w:tc>
+      </w:tr>
+      <w:tr>
+        <w:trPr>
+          <w:cantSplit/>
+        </w:trPr>
+        <w:tc>
+          <w:tcPr>
+            <w:tcW w:type="dxa" w:w="1700"/>
+            <w:tcMar>
+              <w:top w:type="dxa" w:w="100"/>
+              <w:left w:type="dxa" w:w="120"/>
+              <w:bottom w:type="dxa" w:w="100"/>
+              <w:right w:type="dxa" w:w="120"/>
+            </w:tcMar>
+            <w:vAlign w:val="center"/>
+          </w:tcPr>
+          <w:p>
+            <w:r>
+              <w:rPr>
+                <w:rFonts w:ascii="Malgun Gothic" w:cs="Malgun Gothic" w:eastAsia="Malgun Gothic" w:hAnsi="Malgun Gothic"/>
+                <w:b w:val="false"/>
+                <w:bCs w:val="false"/>
+                <w:color w:val="000000"/>
+                <w:sz w:val="20"/>
+                <w:szCs w:val="20"/>
+              </w:rPr>
+              <w:t xml:space="preserve">검증</w:t>
+            </w:r>
+          </w:p>
+        </w:tc>
+        <w:tc>
+          <w:tcPr>
+            <w:tcW w:type="dxa" w:w="1300"/>
+            <w:tcMar>
+              <w:top w:type="dxa" w:w="100"/>
+              <w:left w:type="dxa" w:w="120"/>
+              <w:bottom w:type="dxa" w:w="100"/>
+              <w:right w:type="dxa" w:w="120"/>
+            </w:tcMar>
+            <w:vAlign w:val="center"/>
+          </w:tcPr>
+          <w:p>
+            <w:r>
+              <w:rPr>
+                <w:rFonts w:ascii="Malgun Gothic" w:cs="Malgun Gothic" w:eastAsia="Malgun Gothic" w:hAnsi="Malgun Gothic"/>
+                <w:b w:val="false"/>
+                <w:bCs w:val="false"/>
+                <w:color w:val="000000"/>
+                <w:sz w:val="20"/>
+                <w:szCs w:val="20"/>
+              </w:rPr>
+              <w:t xml:space="preserve">10분</w:t>
+            </w:r>
+          </w:p>
+        </w:tc>
+        <w:tc>
+          <w:tcPr>
+            <w:tcW w:type="dxa" w:w="6350"/>
+            <w:tcMar>
+              <w:top w:type="dxa" w:w="100"/>
+              <w:left w:type="dxa" w:w="120"/>
+              <w:bottom w:type="dxa" w:w="100"/>
+              <w:right w:type="dxa" w:w="120"/>
+            </w:tcMar>
+            <w:vAlign w:val="center"/>
+          </w:tcPr>
+          <w:p>
+            <w:r>
+              <w:rPr>
+                <w:rFonts w:ascii="Malgun Gothic" w:cs="Malgun Gothic" w:eastAsia="Malgun Gothic" w:hAnsi="Malgun Gothic"/>
+                <w:b w:val="false"/>
+                <w:bCs w:val="false"/>
+                <w:color w:val="000000"/>
+                <w:sz w:val="20"/>
+                <w:szCs w:val="20"/>
+              </w:rPr>
+              <w:t xml:space="preserve">손으로 확인 — 통과 / 실패 / 미검증</w:t>
+            </w:r>
+          </w:p>
+        </w:tc>
+      </w:tr>
+      <w:tr>
+        <w:trPr>
+          <w:cantSplit/>
+        </w:trPr>
+        <w:tc>
+          <w:tcPr>
+            <w:tcW w:type="dxa" w:w="1700"/>
+            <w:tcMar>
+              <w:top w:type="dxa" w:w="100"/>
+              <w:left w:type="dxa" w:w="120"/>
+              <w:bottom w:type="dxa" w:w="100"/>
+              <w:right w:type="dxa" w:w="120"/>
+            </w:tcMar>
+            <w:vAlign w:val="center"/>
+          </w:tcPr>
+          <w:p>
+            <w:r>
+              <w:rPr>
+                <w:rFonts w:ascii="Malgun Gothic" w:cs="Malgun Gothic" w:eastAsia="Malgun Gothic" w:hAnsi="Malgun Gothic"/>
+                <w:b w:val="false"/>
+                <w:bCs w:val="false"/>
+                <w:color w:val="000000"/>
+                <w:sz w:val="20"/>
+                <w:szCs w:val="20"/>
+              </w:rPr>
+              <w:t xml:space="preserve">무인 리허설</w:t>
+            </w:r>
+          </w:p>
+        </w:tc>
+        <w:tc>
+          <w:tcPr>
+            <w:tcW w:type="dxa" w:w="1300"/>
+            <w:tcMar>
+              <w:top w:type="dxa" w:w="100"/>
+              <w:left w:type="dxa" w:w="120"/>
+              <w:bottom w:type="dxa" w:w="100"/>
+              <w:right w:type="dxa" w:w="120"/>
+            </w:tcMar>
+            <w:vAlign w:val="center"/>
+          </w:tcPr>
+          <w:p>
+            <w:r>
+              <w:rPr>
+                <w:rFonts w:ascii="Malgun Gothic" w:cs="Malgun Gothic" w:eastAsia="Malgun Gothic" w:hAnsi="Malgun Gothic"/>
+                <w:b w:val="false"/>
+                <w:bCs w:val="false"/>
+                <w:color w:val="000000"/>
+                <w:sz w:val="20"/>
+                <w:szCs w:val="20"/>
+              </w:rPr>
               <w:t xml:space="preserve">30분</w:t>
             </w:r>
           </w:p>
@@ -907,167 +1161,7 @@
                 <w:sz w:val="20"/>
                 <w:szCs w:val="20"/>
               </w:rPr>
-              <w:t xml:space="preserve">고른 방향으로 다시 짭니다 + 전시 필수 항목</w:t>
-            </w:r>
-          </w:p>
-        </w:tc>
-      </w:tr>
-      <w:tr>
-        <w:trPr>
-          <w:cantSplit/>
-        </w:trPr>
-        <w:tc>
-          <w:tcPr>
-            <w:tcW w:type="dxa" w:w="1700"/>
-            <w:tcMar>
-              <w:top w:type="dxa" w:w="100"/>
-              <w:left w:type="dxa" w:w="120"/>
-              <w:bottom w:type="dxa" w:w="100"/>
-              <w:right w:type="dxa" w:w="120"/>
-            </w:tcMar>
-            <w:vAlign w:val="center"/>
-          </w:tcPr>
-          <w:p>
-            <w:r>
-              <w:rPr>
-                <w:rFonts w:ascii="Malgun Gothic" w:cs="Malgun Gothic" w:eastAsia="Malgun Gothic" w:hAnsi="Malgun Gothic"/>
-                <w:b w:val="false"/>
-                <w:bCs w:val="false"/>
-                <w:color w:val="000000"/>
-                <w:sz w:val="20"/>
-                <w:szCs w:val="20"/>
-              </w:rPr>
-              <w:t xml:space="preserve">3단계 검증</w:t>
-            </w:r>
-          </w:p>
-        </w:tc>
-        <w:tc>
-          <w:tcPr>
-            <w:tcW w:type="dxa" w:w="1300"/>
-            <w:tcMar>
-              <w:top w:type="dxa" w:w="100"/>
-              <w:left w:type="dxa" w:w="120"/>
-              <w:bottom w:type="dxa" w:w="100"/>
-              <w:right w:type="dxa" w:w="120"/>
-            </w:tcMar>
-            <w:vAlign w:val="center"/>
-          </w:tcPr>
-          <w:p>
-            <w:r>
-              <w:rPr>
-                <w:rFonts w:ascii="Malgun Gothic" w:cs="Malgun Gothic" w:eastAsia="Malgun Gothic" w:hAnsi="Malgun Gothic"/>
-                <w:b w:val="false"/>
-                <w:bCs w:val="false"/>
-                <w:color w:val="000000"/>
-                <w:sz w:val="20"/>
-                <w:szCs w:val="20"/>
-              </w:rPr>
-              <w:t xml:space="preserve">10분</w:t>
-            </w:r>
-          </w:p>
-        </w:tc>
-        <w:tc>
-          <w:tcPr>
-            <w:tcW w:type="dxa" w:w="6350"/>
-            <w:tcMar>
-              <w:top w:type="dxa" w:w="100"/>
-              <w:left w:type="dxa" w:w="120"/>
-              <w:bottom w:type="dxa" w:w="100"/>
-              <w:right w:type="dxa" w:w="120"/>
-            </w:tcMar>
-            <w:vAlign w:val="center"/>
-          </w:tcPr>
-          <w:p>
-            <w:r>
-              <w:rPr>
-                <w:rFonts w:ascii="Malgun Gothic" w:cs="Malgun Gothic" w:eastAsia="Malgun Gothic" w:hAnsi="Malgun Gothic"/>
-                <w:b w:val="false"/>
-                <w:bCs w:val="false"/>
-                <w:color w:val="000000"/>
-                <w:sz w:val="20"/>
-                <w:szCs w:val="20"/>
-              </w:rPr>
-              <w:t xml:space="preserve">손으로 확인 (빌드 · ESC · 390px · Tab)</w:t>
-            </w:r>
-          </w:p>
-        </w:tc>
-      </w:tr>
-      <w:tr>
-        <w:trPr>
-          <w:cantSplit/>
-        </w:trPr>
-        <w:tc>
-          <w:tcPr>
-            <w:tcW w:type="dxa" w:w="1700"/>
-            <w:tcMar>
-              <w:top w:type="dxa" w:w="100"/>
-              <w:left w:type="dxa" w:w="120"/>
-              <w:bottom w:type="dxa" w:w="100"/>
-              <w:right w:type="dxa" w:w="120"/>
-            </w:tcMar>
-            <w:vAlign w:val="center"/>
-          </w:tcPr>
-          <w:p>
-            <w:r>
-              <w:rPr>
-                <w:rFonts w:ascii="Malgun Gothic" w:cs="Malgun Gothic" w:eastAsia="Malgun Gothic" w:hAnsi="Malgun Gothic"/>
-                <w:b w:val="false"/>
-                <w:bCs w:val="false"/>
-                <w:color w:val="000000"/>
-                <w:sz w:val="20"/>
-                <w:szCs w:val="20"/>
-              </w:rPr>
-              <w:t xml:space="preserve">마무리</w:t>
-            </w:r>
-          </w:p>
-        </w:tc>
-        <w:tc>
-          <w:tcPr>
-            <w:tcW w:type="dxa" w:w="1300"/>
-            <w:tcMar>
-              <w:top w:type="dxa" w:w="100"/>
-              <w:left w:type="dxa" w:w="120"/>
-              <w:bottom w:type="dxa" w:w="100"/>
-              <w:right w:type="dxa" w:w="120"/>
-            </w:tcMar>
-            <w:vAlign w:val="center"/>
-          </w:tcPr>
-          <w:p>
-            <w:r>
-              <w:rPr>
-                <w:rFonts w:ascii="Malgun Gothic" w:cs="Malgun Gothic" w:eastAsia="Malgun Gothic" w:hAnsi="Malgun Gothic"/>
-                <w:b w:val="false"/>
-                <w:bCs w:val="false"/>
-                <w:color w:val="000000"/>
-                <w:sz w:val="20"/>
-                <w:szCs w:val="20"/>
-              </w:rPr>
-              <w:t xml:space="preserve">30분</w:t>
-            </w:r>
-          </w:p>
-        </w:tc>
-        <w:tc>
-          <w:tcPr>
-            <w:tcW w:type="dxa" w:w="6350"/>
-            <w:tcMar>
-              <w:top w:type="dxa" w:w="100"/>
-              <w:left w:type="dxa" w:w="120"/>
-              <w:bottom w:type="dxa" w:w="100"/>
-              <w:right w:type="dxa" w:w="120"/>
-            </w:tcMar>
-            <w:vAlign w:val="center"/>
-          </w:tcPr>
-          <w:p>
-            <w:r>
-              <w:rPr>
-                <w:rFonts w:ascii="Malgun Gothic" w:cs="Malgun Gothic" w:eastAsia="Malgun Gothic" w:hAnsi="Malgun Gothic"/>
-                <w:b w:val="false"/>
-                <w:bCs w:val="false"/>
-                <w:color w:val="000000"/>
-                <w:sz w:val="20"/>
-                <w:szCs w:val="20"/>
-              </w:rPr>
-              <w:t xml:space="preserve">무인 리허설 (아무도 손대지 않습니다)</w:t>
+              <w:t xml:space="preserve">아무도 손대지 않습니다</w:t>
             </w:r>
           </w:p>
         </w:tc>
@@ -2493,7 +2587,7 @@
           <w:sz w:val="30"/>
           <w:szCs w:val="30"/>
         </w:rPr>
-        <w:t xml:space="preserve">3. 1단계 · 진단 — 무엇이 문제인지 먼저 찾습니다</w:t>
+        <w:t xml:space="preserve">3. 전시판 QA — 같은 화면을 다른 조건으로 다시 채점합니다</w:t>
       </w:r>
     </w:p>
     <w:p>
@@ -2511,7 +2605,7 @@
           <w:sz w:val="21"/>
           <w:szCs w:val="21"/>
         </w:rPr>
-        <w:t xml:space="preserve">아직 코드를 받지 않습니다. 보고서만 받습니다. 코드를 먼저 받으면, 방향이 틀렸을 때 되돌리기가 어렵습니다.</w:t>
+        <w:t xml:space="preserve">오늘은 심화 19단계를 다시 하지 않습니다. 여러분은 거기서 정보구조 · 레이아웃 · 디자인토큰 · 반응형 · 접근성 · Commercial UI · QA 를 이미 끝냈습니다. 오늘은 같은 화면을 전시장 조건으로 다시 채점합니다.</w:t>
       </w:r>
     </w:p>
     <w:p>
@@ -2559,7 +2653,7 @@
                 <w:sz w:val="20"/>
                 <w:szCs w:val="20"/>
               </w:rPr>
-              <w:t xml:space="preserve">오늘 가장 먼저 알아야 할 것 — 제미나이는 실행할 수 없습니다. 오늘 쓰는 프롬프트는 원래 저장소를 직접 읽고 파일을 고치는 AI 도구용으로 만들어진 것을 채팅용으로 고친 것입니다. 제미나이는 npm run build 도, 린트도, 브라우저도 돌릴 수 없는데 '확인했습니다' 라고 말합니다. 올린 파일을 읽은 것이 전부입니다. 그래서 오늘 AI 에게 받는 것은 '확인 결과' 가 아니라 '확인할 목록' 이고, 통과와 실패를 적는 사람은 우리입니다.</w:t>
+              <w:t xml:space="preserve">2026-10-23 — 전에는 오늘 '진단하고 다시 디자인하자' 고 했습니다. 그런데 제미나이가 '기 작성 내용과 새로 작성하려는 방향이 많은 부분 충돌한다' 고 답했습니다. 제미나이가 맞았습니다. 19단계는 Bento Grid(카드 격자)로 가라고 했는데 옛 14주차는 '불필요한 카드와 테두리를 제거하고 비대칭 레이아웃으로' 라고 했습니다. 정반대입니다. 그래서 끝까지 해도 19단계 결과물보다 나아지지 않았습니다. 당연합니다 — 같은 일이니까요.</w:t>
             </w:r>
           </w:p>
         </w:tc>
@@ -2568,6 +2662,489 @@
     <w:p>
       <w:pPr>
         <w:spacing w:after="160"/>
+      </w:pPr>
+    </w:p>
+    <w:p>
+      <w:pPr>
+        <w:pStyle w:val="Heading2"/>
+        <w:keepNext/>
+        <w:spacing w:after="120" w:before="240"/>
+      </w:pPr>
+      <w:r>
+        <w:rPr>
+          <w:rFonts w:ascii="Malgun Gothic" w:cs="Malgun Gothic" w:eastAsia="Malgun Gothic" w:hAnsi="Malgun Gothic"/>
+          <w:b/>
+          <w:bCs/>
+          <w:color w:val="2F5496"/>
+          <w:sz w:val="24"/>
+          <w:szCs w:val="24"/>
+        </w:rPr>
+        <w:t xml:space="preserve">19단계 QA 와 무엇이 다른가</w:t>
+      </w:r>
+    </w:p>
+    <w:tbl>
+      <w:tblPr>
+        <w:tblW w:type="dxa" w:w="9350"/>
+        <w:tblBorders>
+          <w:top w:val="single" w:color="BFBFBF" w:sz="4"/>
+          <w:left w:val="single" w:color="BFBFBF" w:sz="4"/>
+          <w:bottom w:val="single" w:color="BFBFBF" w:sz="4"/>
+          <w:right w:val="single" w:color="BFBFBF" w:sz="4"/>
+          <w:insideH w:val="single" w:color="BFBFBF" w:sz="4"/>
+          <w:insideV w:val="single" w:color="BFBFBF" w:sz="4"/>
+        </w:tblBorders>
+      </w:tblPr>
+      <w:tblGrid>
+        <w:gridCol w:w="4600"/>
+        <w:gridCol w:w="4750"/>
+      </w:tblGrid>
+      <w:tr>
+        <w:trPr>
+          <w:cantSplit/>
+          <w:tblHeader/>
+        </w:trPr>
+        <w:tc>
+          <w:tcPr>
+            <w:tcW w:type="dxa" w:w="4600"/>
+            <w:shd w:fill="2F5496" w:val="clear"/>
+            <w:tcMar>
+              <w:top w:type="dxa" w:w="100"/>
+              <w:left w:type="dxa" w:w="120"/>
+              <w:bottom w:type="dxa" w:w="100"/>
+              <w:right w:type="dxa" w:w="120"/>
+            </w:tcMar>
+            <w:vAlign w:val="center"/>
+          </w:tcPr>
+          <w:p>
+            <w:r>
+              <w:rPr>
+                <w:rFonts w:ascii="Malgun Gothic" w:cs="Malgun Gothic" w:eastAsia="Malgun Gothic" w:hAnsi="Malgun Gothic"/>
+                <w:b/>
+                <w:bCs/>
+                <w:color w:val="FFFFFF"/>
+                <w:sz w:val="20"/>
+                <w:szCs w:val="20"/>
+              </w:rPr>
+              <w:t xml:space="preserve">19단계가 물은 것</w:t>
+            </w:r>
+          </w:p>
+        </w:tc>
+        <w:tc>
+          <w:tcPr>
+            <w:tcW w:type="dxa" w:w="4750"/>
+            <w:shd w:fill="2F5496" w:val="clear"/>
+            <w:tcMar>
+              <w:top w:type="dxa" w:w="100"/>
+              <w:left w:type="dxa" w:w="120"/>
+              <w:bottom w:type="dxa" w:w="100"/>
+              <w:right w:type="dxa" w:w="120"/>
+            </w:tcMar>
+            <w:vAlign w:val="center"/>
+          </w:tcPr>
+          <w:p>
+            <w:r>
+              <w:rPr>
+                <w:rFonts w:ascii="Malgun Gothic" w:cs="Malgun Gothic" w:eastAsia="Malgun Gothic" w:hAnsi="Malgun Gothic"/>
+                <w:b/>
+                <w:bCs/>
+                <w:color w:val="FFFFFF"/>
+                <w:sz w:val="20"/>
+                <w:szCs w:val="20"/>
+              </w:rPr>
+              <w:t xml:space="preserve">오늘 다시 묻는 것</w:t>
+            </w:r>
+          </w:p>
+        </w:tc>
+      </w:tr>
+      <w:tr>
+        <w:trPr>
+          <w:cantSplit/>
+        </w:trPr>
+        <w:tc>
+          <w:tcPr>
+            <w:tcW w:type="dxa" w:w="4600"/>
+            <w:tcMar>
+              <w:top w:type="dxa" w:w="100"/>
+              <w:left w:type="dxa" w:w="120"/>
+              <w:bottom w:type="dxa" w:w="100"/>
+              <w:right w:type="dxa" w:w="120"/>
+            </w:tcMar>
+            <w:vAlign w:val="center"/>
+          </w:tcPr>
+          <w:p>
+            <w:r>
+              <w:rPr>
+                <w:rFonts w:ascii="Malgun Gothic" w:cs="Malgun Gothic" w:eastAsia="Malgun Gothic" w:hAnsi="Malgun Gothic"/>
+                <w:b w:val="false"/>
+                <w:bCs w:val="false"/>
+                <w:color w:val="000000"/>
+                <w:sz w:val="20"/>
+                <w:szCs w:val="20"/>
+              </w:rPr>
+              <w:t xml:space="preserve">Information Hierarchy — 위계가 있는가</w:t>
+            </w:r>
+          </w:p>
+        </w:tc>
+        <w:tc>
+          <w:tcPr>
+            <w:tcW w:type="dxa" w:w="4750"/>
+            <w:tcMar>
+              <w:top w:type="dxa" w:w="100"/>
+              <w:left w:type="dxa" w:w="120"/>
+              <w:bottom w:type="dxa" w:w="100"/>
+              <w:right w:type="dxa" w:w="120"/>
+            </w:tcMar>
+            <w:vAlign w:val="center"/>
+          </w:tcPr>
+          <w:p>
+            <w:r>
+              <w:rPr>
+                <w:rFonts w:ascii="Malgun Gothic" w:cs="Malgun Gothic" w:eastAsia="Malgun Gothic" w:hAnsi="Malgun Gothic"/>
+                <w:b w:val="false"/>
+                <w:bCs w:val="false"/>
+                <w:color w:val="000000"/>
+                <w:sz w:val="20"/>
+                <w:szCs w:val="20"/>
+              </w:rPr>
+              <w:t xml:space="preserve">1m 밖에서 주인공이 먼저 보이는가</w:t>
+            </w:r>
+          </w:p>
+        </w:tc>
+      </w:tr>
+      <w:tr>
+        <w:trPr>
+          <w:cantSplit/>
+        </w:trPr>
+        <w:tc>
+          <w:tcPr>
+            <w:tcW w:type="dxa" w:w="4600"/>
+            <w:tcMar>
+              <w:top w:type="dxa" w:w="100"/>
+              <w:left w:type="dxa" w:w="120"/>
+              <w:bottom w:type="dxa" w:w="100"/>
+              <w:right w:type="dxa" w:w="120"/>
+            </w:tcMar>
+            <w:vAlign w:val="center"/>
+          </w:tcPr>
+          <w:p>
+            <w:r>
+              <w:rPr>
+                <w:rFonts w:ascii="Malgun Gothic" w:cs="Malgun Gothic" w:eastAsia="Malgun Gothic" w:hAnsi="Malgun Gothic"/>
+                <w:b w:val="false"/>
+                <w:bCs w:val="false"/>
+                <w:color w:val="000000"/>
+                <w:sz w:val="20"/>
+                <w:szCs w:val="20"/>
+              </w:rPr>
+              <w:t xml:space="preserve">Typography — 타입 체계가 일관된가</w:t>
+            </w:r>
+          </w:p>
+        </w:tc>
+        <w:tc>
+          <w:tcPr>
+            <w:tcW w:type="dxa" w:w="4750"/>
+            <w:tcMar>
+              <w:top w:type="dxa" w:w="100"/>
+              <w:left w:type="dxa" w:w="120"/>
+              <w:bottom w:type="dxa" w:w="100"/>
+              <w:right w:type="dxa" w:w="120"/>
+            </w:tcMar>
+            <w:vAlign w:val="center"/>
+          </w:tcPr>
+          <w:p>
+            <w:r>
+              <w:rPr>
+                <w:rFonts w:ascii="Malgun Gothic" w:cs="Malgun Gothic" w:eastAsia="Malgun Gothic" w:hAnsi="Malgun Gothic"/>
+                <w:b w:val="false"/>
+                <w:bCs w:val="false"/>
+                <w:color w:val="000000"/>
+                <w:sz w:val="20"/>
+                <w:szCs w:val="20"/>
+              </w:rPr>
+              <w:t xml:space="preserve">1m 밖에서 숫자가 읽히는가</w:t>
+            </w:r>
+          </w:p>
+        </w:tc>
+      </w:tr>
+      <w:tr>
+        <w:trPr>
+          <w:cantSplit/>
+        </w:trPr>
+        <w:tc>
+          <w:tcPr>
+            <w:tcW w:type="dxa" w:w="4600"/>
+            <w:tcMar>
+              <w:top w:type="dxa" w:w="100"/>
+              <w:left w:type="dxa" w:w="120"/>
+              <w:bottom w:type="dxa" w:w="100"/>
+              <w:right w:type="dxa" w:w="120"/>
+            </w:tcMar>
+            <w:vAlign w:val="center"/>
+          </w:tcPr>
+          <w:p>
+            <w:r>
+              <w:rPr>
+                <w:rFonts w:ascii="Malgun Gothic" w:cs="Malgun Gothic" w:eastAsia="Malgun Gothic" w:hAnsi="Malgun Gothic"/>
+                <w:b w:val="false"/>
+                <w:bCs w:val="false"/>
+                <w:color w:val="000000"/>
+                <w:sz w:val="20"/>
+                <w:szCs w:val="20"/>
+              </w:rPr>
+              <w:t xml:space="preserve">Empty · Error State — 구분되는가</w:t>
+            </w:r>
+          </w:p>
+        </w:tc>
+        <w:tc>
+          <w:tcPr>
+            <w:tcW w:type="dxa" w:w="4750"/>
+            <w:tcMar>
+              <w:top w:type="dxa" w:w="100"/>
+              <w:left w:type="dxa" w:w="120"/>
+              <w:bottom w:type="dxa" w:w="100"/>
+              <w:right w:type="dxa" w:w="120"/>
+            </w:tcMar>
+            <w:vAlign w:val="center"/>
+          </w:tcPr>
+          <w:p>
+            <w:r>
+              <w:rPr>
+                <w:rFonts w:ascii="Malgun Gothic" w:cs="Malgun Gothic" w:eastAsia="Malgun Gothic" w:hAnsi="Malgun Gothic"/>
+                <w:b w:val="false"/>
+                <w:bCs w:val="false"/>
+                <w:color w:val="000000"/>
+                <w:sz w:val="20"/>
+                <w:szCs w:val="20"/>
+              </w:rPr>
+              <w:t xml:space="preserve">무인 몇 시간 그 상태여도 관람객이 오해 안 하는가</w:t>
+            </w:r>
+          </w:p>
+        </w:tc>
+      </w:tr>
+      <w:tr>
+        <w:trPr>
+          <w:cantSplit/>
+        </w:trPr>
+        <w:tc>
+          <w:tcPr>
+            <w:tcW w:type="dxa" w:w="4600"/>
+            <w:tcMar>
+              <w:top w:type="dxa" w:w="100"/>
+              <w:left w:type="dxa" w:w="120"/>
+              <w:bottom w:type="dxa" w:w="100"/>
+              <w:right w:type="dxa" w:w="120"/>
+            </w:tcMar>
+            <w:vAlign w:val="center"/>
+          </w:tcPr>
+          <w:p>
+            <w:r>
+              <w:rPr>
+                <w:rFonts w:ascii="Malgun Gothic" w:cs="Malgun Gothic" w:eastAsia="Malgun Gothic" w:hAnsi="Malgun Gothic"/>
+                <w:b w:val="false"/>
+                <w:bCs w:val="false"/>
+                <w:color w:val="000000"/>
+                <w:sz w:val="20"/>
+                <w:szCs w:val="20"/>
+              </w:rPr>
+              <w:t xml:space="preserve">Accessibility — 접근성</w:t>
+            </w:r>
+          </w:p>
+        </w:tc>
+        <w:tc>
+          <w:tcPr>
+            <w:tcW w:type="dxa" w:w="4750"/>
+            <w:tcMar>
+              <w:top w:type="dxa" w:w="100"/>
+              <w:left w:type="dxa" w:w="120"/>
+              <w:bottom w:type="dxa" w:w="100"/>
+              <w:right w:type="dxa" w:w="120"/>
+            </w:tcMar>
+            <w:vAlign w:val="center"/>
+          </w:tcPr>
+          <w:p>
+            <w:r>
+              <w:rPr>
+                <w:rFonts w:ascii="Malgun Gothic" w:cs="Malgun Gothic" w:eastAsia="Malgun Gothic" w:hAnsi="Malgun Gothic"/>
+                <w:b w:val="false"/>
+                <w:bCs w:val="false"/>
+                <w:color w:val="000000"/>
+                <w:sz w:val="20"/>
+                <w:szCs w:val="20"/>
+              </w:rPr>
+              <w:t xml:space="preserve">전시장 조명에서 색만으로 알리는 곳이 있는가</w:t>
+            </w:r>
+          </w:p>
+        </w:tc>
+      </w:tr>
+      <w:tr>
+        <w:trPr>
+          <w:cantSplit/>
+        </w:trPr>
+        <w:tc>
+          <w:tcPr>
+            <w:tcW w:type="dxa" w:w="4600"/>
+            <w:tcMar>
+              <w:top w:type="dxa" w:w="100"/>
+              <w:left w:type="dxa" w:w="120"/>
+              <w:bottom w:type="dxa" w:w="100"/>
+              <w:right w:type="dxa" w:w="120"/>
+            </w:tcMar>
+            <w:vAlign w:val="center"/>
+          </w:tcPr>
+          <w:p>
+            <w:r>
+              <w:rPr>
+                <w:rFonts w:ascii="Malgun Gothic" w:cs="Malgun Gothic" w:eastAsia="Malgun Gothic" w:hAnsi="Malgun Gothic"/>
+                <w:b w:val="false"/>
+                <w:bCs w:val="false"/>
+                <w:color w:val="000000"/>
+                <w:sz w:val="20"/>
+                <w:szCs w:val="20"/>
+              </w:rPr>
+              <w:t xml:space="preserve">Interaction · Feedback</w:t>
+            </w:r>
+          </w:p>
+        </w:tc>
+        <w:tc>
+          <w:tcPr>
+            <w:tcW w:type="dxa" w:w="4750"/>
+            <w:tcMar>
+              <w:top w:type="dxa" w:w="100"/>
+              <w:left w:type="dxa" w:w="120"/>
+              <w:bottom w:type="dxa" w:w="100"/>
+              <w:right w:type="dxa" w:w="120"/>
+            </w:tcMar>
+            <w:vAlign w:val="center"/>
+          </w:tcPr>
+          <w:p>
+            <w:r>
+              <w:rPr>
+                <w:rFonts w:ascii="Malgun Gothic" w:cs="Malgun Gothic" w:eastAsia="Malgun Gothic" w:hAnsi="Malgun Gothic"/>
+                <w:b w:val="false"/>
+                <w:bCs w:val="false"/>
+                <w:color w:val="000000"/>
+                <w:sz w:val="20"/>
+                <w:szCs w:val="20"/>
+              </w:rPr>
+              <w:t xml:space="preserve">설명 없이 눌러 보고 결과를 아는가</w:t>
+            </w:r>
+          </w:p>
+        </w:tc>
+      </w:tr>
+      <w:tr>
+        <w:trPr>
+          <w:cantSplit/>
+        </w:trPr>
+        <w:tc>
+          <w:tcPr>
+            <w:tcW w:type="dxa" w:w="4600"/>
+            <w:tcMar>
+              <w:top w:type="dxa" w:w="100"/>
+              <w:left w:type="dxa" w:w="120"/>
+              <w:bottom w:type="dxa" w:w="100"/>
+              <w:right w:type="dxa" w:w="120"/>
+            </w:tcMar>
+            <w:vAlign w:val="center"/>
+          </w:tcPr>
+          <w:p>
+            <w:r>
+              <w:rPr>
+                <w:rFonts w:ascii="Malgun Gothic" w:cs="Malgun Gothic" w:eastAsia="Malgun Gothic" w:hAnsi="Malgun Gothic"/>
+                <w:b w:val="false"/>
+                <w:bCs w:val="false"/>
+                <w:color w:val="000000"/>
+                <w:sz w:val="20"/>
+                <w:szCs w:val="20"/>
+              </w:rPr>
+              <w:t xml:space="preserve">Responsive</w:t>
+            </w:r>
+          </w:p>
+        </w:tc>
+        <w:tc>
+          <w:tcPr>
+            <w:tcW w:type="dxa" w:w="4750"/>
+            <w:tcMar>
+              <w:top w:type="dxa" w:w="100"/>
+              <w:left w:type="dxa" w:w="120"/>
+              <w:bottom w:type="dxa" w:w="100"/>
+              <w:right w:type="dxa" w:w="120"/>
+            </w:tcMar>
+            <w:vAlign w:val="center"/>
+          </w:tcPr>
+          <w:p>
+            <w:r>
+              <w:rPr>
+                <w:rFonts w:ascii="Malgun Gothic" w:cs="Malgun Gothic" w:eastAsia="Malgun Gothic" w:hAnsi="Malgun Gothic"/>
+                <w:b w:val="false"/>
+                <w:bCs w:val="false"/>
+                <w:color w:val="000000"/>
+                <w:sz w:val="20"/>
+                <w:szCs w:val="20"/>
+              </w:rPr>
+              <w:t xml:space="preserve">전시는 노트북 고정 — 오늘은 우선순위가 낮습니다</w:t>
+            </w:r>
+          </w:p>
+        </w:tc>
+      </w:tr>
+      <w:tr>
+        <w:trPr>
+          <w:cantSplit/>
+        </w:trPr>
+        <w:tc>
+          <w:tcPr>
+            <w:tcW w:type="dxa" w:w="4600"/>
+            <w:tcMar>
+              <w:top w:type="dxa" w:w="100"/>
+              <w:left w:type="dxa" w:w="120"/>
+              <w:bottom w:type="dxa" w:w="100"/>
+              <w:right w:type="dxa" w:w="120"/>
+            </w:tcMar>
+            <w:vAlign w:val="center"/>
+          </w:tcPr>
+          <w:p>
+            <w:r>
+              <w:rPr>
+                <w:rFonts w:ascii="Malgun Gothic" w:cs="Malgun Gothic" w:eastAsia="Malgun Gothic" w:hAnsi="Malgun Gothic"/>
+                <w:b w:val="false"/>
+                <w:bCs w:val="false"/>
+                <w:color w:val="000000"/>
+                <w:sz w:val="20"/>
+                <w:szCs w:val="20"/>
+              </w:rPr>
+              <w:t xml:space="preserve">Commercial UI</w:t>
+            </w:r>
+          </w:p>
+        </w:tc>
+        <w:tc>
+          <w:tcPr>
+            <w:tcW w:type="dxa" w:w="4750"/>
+            <w:tcMar>
+              <w:top w:type="dxa" w:w="100"/>
+              <w:left w:type="dxa" w:w="120"/>
+              <w:bottom w:type="dxa" w:w="100"/>
+              <w:right w:type="dxa" w:w="120"/>
+            </w:tcMar>
+            <w:vAlign w:val="center"/>
+          </w:tcPr>
+          <w:p>
+            <w:r>
+              <w:rPr>
+                <w:rFonts w:ascii="Malgun Gothic" w:cs="Malgun Gothic" w:eastAsia="Malgun Gothic" w:hAnsi="Malgun Gothic"/>
+                <w:b w:val="false"/>
+                <w:bCs w:val="false"/>
+                <w:color w:val="000000"/>
+                <w:sz w:val="20"/>
+                <w:szCs w:val="20"/>
+              </w:rPr>
+              <w:t xml:space="preserve">19단계에서 끝났습니다. 다시 하지 않습니다</w:t>
+            </w:r>
+          </w:p>
+        </w:tc>
+      </w:tr>
+    </w:tbl>
+    <w:p>
+      <w:pPr>
+        <w:spacing w:after="200"/>
       </w:pPr>
     </w:p>
     <w:p>
@@ -3030,25 +3607,7 @@
           <w:sz w:val="24"/>
           <w:szCs w:val="24"/>
         </w:rPr>
-        <w:t xml:space="preserve">진단 보고서에서 받은 P0 과 P1 을 적으세요</w:t>
-      </w:r>
-    </w:p>
-    <w:p>
-      <w:pPr>
-        <w:keepNext w:val="false"/>
-        <w:spacing w:after="120"/>
-      </w:pPr>
-      <w:r>
-        <w:rPr>
-          <w:rFonts w:ascii="Malgun Gothic" w:cs="Malgun Gothic" w:eastAsia="Malgun Gothic" w:hAnsi="Malgun Gothic"/>
-          <w:b w:val="false"/>
-          <w:bCs w:val="false"/>
-          <w:i w:val="false"/>
-          <w:iCs w:val="false"/>
-          <w:sz w:val="21"/>
-          <w:szCs w:val="21"/>
-        </w:rPr>
-        <w:t xml:space="preserve">P0 은 전시 자체가 안 되는 것, P1 은 핵심 기능이나 상태가 잘못 보이는 것입니다.</w:t>
+        <w:t xml:space="preserve">점검표에서 받은 것을 적으세요 — 50분 안에 할 수 있는 것부터</w:t>
       </w:r>
     </w:p>
     <w:tbl>
@@ -3064,9 +3623,9 @@
         </w:tblBorders>
       </w:tblPr>
       <w:tblGrid>
-        <w:gridCol w:w="1500"/>
-        <w:gridCol w:w="4100"/>
-        <w:gridCol w:w="3750"/>
+        <w:gridCol w:w="1200"/>
+        <w:gridCol w:w="4200"/>
+        <w:gridCol w:w="3950"/>
       </w:tblGrid>
       <w:tr>
         <w:trPr>
@@ -3075,7 +3634,7 @@
         </w:trPr>
         <w:tc>
           <w:tcPr>
-            <w:tcW w:type="dxa" w:w="1500"/>
+            <w:tcW w:type="dxa" w:w="1200"/>
             <w:shd w:fill="2F5496" w:val="clear"/>
             <w:tcMar>
               <w:top w:type="dxa" w:w="100"/>
@@ -3095,13 +3654,13 @@
                 <w:sz w:val="20"/>
                 <w:szCs w:val="20"/>
               </w:rPr>
-              <w:t xml:space="preserve">등급</w:t>
-            </w:r>
-          </w:p>
-        </w:tc>
-        <w:tc>
-          <w:tcPr>
-            <w:tcW w:type="dxa" w:w="4100"/>
+              <w:t xml:space="preserve">순서</w:t>
+            </w:r>
+          </w:p>
+        </w:tc>
+        <w:tc>
+          <w:tcPr>
+            <w:tcW w:type="dxa" w:w="4200"/>
             <w:shd w:fill="2F5496" w:val="clear"/>
             <w:tcMar>
               <w:top w:type="dxa" w:w="100"/>
@@ -3121,13 +3680,13 @@
                 <w:sz w:val="20"/>
                 <w:szCs w:val="20"/>
               </w:rPr>
-              <w:t xml:space="preserve">문제</w:t>
-            </w:r>
-          </w:p>
-        </w:tc>
-        <w:tc>
-          <w:tcPr>
-            <w:tcW w:type="dxa" w:w="3750"/>
+              <w:t xml:space="preserve">무엇이 문제인가</w:t>
+            </w:r>
+          </w:p>
+        </w:tc>
+        <w:tc>
+          <w:tcPr>
+            <w:tcW w:type="dxa" w:w="3950"/>
             <w:shd w:fill="2F5496" w:val="clear"/>
             <w:tcMar>
               <w:top w:type="dxa" w:w="100"/>
@@ -3147,18 +3706,18 @@
                 <w:sz w:val="20"/>
                 <w:szCs w:val="20"/>
               </w:rPr>
-              <w:t xml:space="preserve">AI 가 든 근거 (코드)</w:t>
-            </w:r>
-          </w:p>
-        </w:tc>
-      </w:tr>
-      <w:tr>
-        <w:trPr>
-          <w:cantSplit/>
-        </w:trPr>
-        <w:tc>
-          <w:tcPr>
-            <w:tcW w:type="dxa" w:w="1500"/>
+              <w:t xml:space="preserve">전시장에서 무슨 일이 나나</w:t>
+            </w:r>
+          </w:p>
+        </w:tc>
+      </w:tr>
+      <w:tr>
+        <w:trPr>
+          <w:cantSplit/>
+        </w:trPr>
+        <w:tc>
+          <w:tcPr>
+            <w:tcW w:type="dxa" w:w="1200"/>
             <w:tcMar>
               <w:top w:type="dxa" w:w="260"/>
               <w:left w:type="dxa" w:w="120"/>
@@ -3179,7 +3738,7 @@
         </w:tc>
         <w:tc>
           <w:tcPr>
-            <w:tcW w:type="dxa" w:w="4100"/>
+            <w:tcW w:type="dxa" w:w="4200"/>
             <w:tcMar>
               <w:top w:type="dxa" w:w="260"/>
               <w:left w:type="dxa" w:w="120"/>
@@ -3200,7 +3759,7 @@
         </w:tc>
         <w:tc>
           <w:tcPr>
-            <w:tcW w:type="dxa" w:w="3750"/>
+            <w:tcW w:type="dxa" w:w="3950"/>
             <w:tcMar>
               <w:top w:type="dxa" w:w="260"/>
               <w:left w:type="dxa" w:w="120"/>
@@ -3226,7 +3785,7 @@
         </w:trPr>
         <w:tc>
           <w:tcPr>
-            <w:tcW w:type="dxa" w:w="1500"/>
+            <w:tcW w:type="dxa" w:w="1200"/>
             <w:tcMar>
               <w:top w:type="dxa" w:w="260"/>
               <w:left w:type="dxa" w:w="120"/>
@@ -3247,7 +3806,7 @@
         </w:tc>
         <w:tc>
           <w:tcPr>
-            <w:tcW w:type="dxa" w:w="4100"/>
+            <w:tcW w:type="dxa" w:w="4200"/>
             <w:tcMar>
               <w:top w:type="dxa" w:w="260"/>
               <w:left w:type="dxa" w:w="120"/>
@@ -3268,7 +3827,7 @@
         </w:tc>
         <w:tc>
           <w:tcPr>
-            <w:tcW w:type="dxa" w:w="3750"/>
+            <w:tcW w:type="dxa" w:w="3950"/>
             <w:tcMar>
               <w:top w:type="dxa" w:w="260"/>
               <w:left w:type="dxa" w:w="120"/>
@@ -3294,7 +3853,7 @@
         </w:trPr>
         <w:tc>
           <w:tcPr>
-            <w:tcW w:type="dxa" w:w="1500"/>
+            <w:tcW w:type="dxa" w:w="1200"/>
             <w:tcMar>
               <w:top w:type="dxa" w:w="260"/>
               <w:left w:type="dxa" w:w="120"/>
@@ -3315,7 +3874,7 @@
         </w:tc>
         <w:tc>
           <w:tcPr>
-            <w:tcW w:type="dxa" w:w="4100"/>
+            <w:tcW w:type="dxa" w:w="4200"/>
             <w:tcMar>
               <w:top w:type="dxa" w:w="260"/>
               <w:left w:type="dxa" w:w="120"/>
@@ -3336,7 +3895,7 @@
         </w:tc>
         <w:tc>
           <w:tcPr>
-            <w:tcW w:type="dxa" w:w="3750"/>
+            <w:tcW w:type="dxa" w:w="3950"/>
             <w:tcMar>
               <w:top w:type="dxa" w:w="260"/>
               <w:left w:type="dxa" w:w="120"/>
@@ -3362,7 +3921,7 @@
         </w:trPr>
         <w:tc>
           <w:tcPr>
-            <w:tcW w:type="dxa" w:w="1500"/>
+            <w:tcW w:type="dxa" w:w="1200"/>
             <w:tcMar>
               <w:top w:type="dxa" w:w="260"/>
               <w:left w:type="dxa" w:w="120"/>
@@ -3383,7 +3942,7 @@
         </w:tc>
         <w:tc>
           <w:tcPr>
-            <w:tcW w:type="dxa" w:w="4100"/>
+            <w:tcW w:type="dxa" w:w="4200"/>
             <w:tcMar>
               <w:top w:type="dxa" w:w="260"/>
               <w:left w:type="dxa" w:w="120"/>
@@ -3404,7 +3963,7 @@
         </w:tc>
         <w:tc>
           <w:tcPr>
-            <w:tcW w:type="dxa" w:w="3750"/>
+            <w:tcW w:type="dxa" w:w="3950"/>
             <w:tcMar>
               <w:top w:type="dxa" w:w="260"/>
               <w:left w:type="dxa" w:w="120"/>
@@ -3430,7 +3989,7 @@
         </w:trPr>
         <w:tc>
           <w:tcPr>
-            <w:tcW w:type="dxa" w:w="1500"/>
+            <w:tcW w:type="dxa" w:w="1200"/>
             <w:tcMar>
               <w:top w:type="dxa" w:w="260"/>
               <w:left w:type="dxa" w:w="120"/>
@@ -3451,7 +4010,7 @@
         </w:tc>
         <w:tc>
           <w:tcPr>
-            <w:tcW w:type="dxa" w:w="4100"/>
+            <w:tcW w:type="dxa" w:w="4200"/>
             <w:tcMar>
               <w:top w:type="dxa" w:w="260"/>
               <w:left w:type="dxa" w:w="120"/>
@@ -3472,7 +4031,7 @@
         </w:tc>
         <w:tc>
           <w:tcPr>
-            <w:tcW w:type="dxa" w:w="3750"/>
+            <w:tcW w:type="dxa" w:w="3950"/>
             <w:tcMar>
               <w:top w:type="dxa" w:w="260"/>
               <w:left w:type="dxa" w:w="120"/>
@@ -3513,7 +4072,7 @@
           <w:sz w:val="24"/>
           <w:szCs w:val="24"/>
         </w:rPr>
-        <w:t xml:space="preserve">검산 — AI 의 진단을 내가 아는 것으로 확인합니다</w:t>
+        <w:t xml:space="preserve">검산 — AI 의 점검을 내가 아는 것으로 확인합니다</w:t>
       </w:r>
     </w:p>
     <w:p>
@@ -3531,7 +4090,7 @@
           <w:sz w:val="21"/>
           <w:szCs w:val="21"/>
         </w:rPr>
-        <w:t xml:space="preserve">보고서를 그냥 믿지 마세요. 아래 세 가지는 코드에 안 적혀 있어서 AI 가 놓치기 쉽습니다. 보고서에 있는지 찾아보고, 없으면 다시 물어보세요.</w:t>
+        <w:t xml:space="preserve">AI 는 올린 파일만 봅니다. 아래 세 가지는 코드에 안 적혀 있어서 놓치기 쉽습니다. 점검표에 있는지 찾아보고, 없으면 다시 물어보세요.</w:t>
       </w:r>
     </w:p>
     <w:tbl>
@@ -3578,7 +4137,7 @@
                 <w:sz w:val="20"/>
                 <w:szCs w:val="20"/>
               </w:rPr>
-              <w:t xml:space="preserve">보고서에 있어야 하는 것</w:t>
+              <w:t xml:space="preserve">점검표에 있어야 하는 것</w:t>
             </w:r>
           </w:p>
         </w:tc>
@@ -3604,7 +4163,7 @@
                 <w:sz w:val="20"/>
                 <w:szCs w:val="20"/>
               </w:rPr>
-              <w:t xml:space="preserve">P 등급</w:t>
+              <w:t xml:space="preserve">있었나</w:t>
             </w:r>
           </w:p>
         </w:tc>
@@ -4027,7 +4586,7 @@
           <w:sz w:val="21"/>
           <w:szCs w:val="21"/>
         </w:rPr>
-        <w:t xml:space="preserve">☐  보고서에 코드가 섞여 있지 않다 (진단만 요청했습니다)</w:t>
+        <w:t xml:space="preserve">☐  점검표에 코드가 섞여 있지 않다 (점검만 요청했습니다)</w:t>
       </w:r>
     </w:p>
     <w:p>
@@ -4055,7 +4614,21 @@
           <w:sz w:val="21"/>
           <w:szCs w:val="21"/>
         </w:rPr>
-        <w:t xml:space="preserve">☐  위 세 가지가 전부 P0 이나 P1 에 있다 (없으면 다시 물어봤다)</w:t>
+        <w:t xml:space="preserve">☐  위 세 가지가 전부 점검표에 있다 (없으면 다시 물어봤다)</w:t>
+      </w:r>
+    </w:p>
+    <w:p>
+      <w:pPr>
+        <w:spacing w:after="100"/>
+        <w:ind w:left="260"/>
+      </w:pPr>
+      <w:r>
+        <w:rPr>
+          <w:rFonts w:ascii="Malgun Gothic" w:cs="Malgun Gothic" w:eastAsia="Malgun Gothic" w:hAnsi="Malgun Gothic"/>
+          <w:sz w:val="21"/>
+          <w:szCs w:val="21"/>
+        </w:rPr>
+        <w:t xml:space="preserve">☐  레이아웃을 다시 짜자는 말이 없다 (있으면 거절했다 — 규칙 3-9 · 12)</w:t>
       </w:r>
     </w:p>
     <w:p>
@@ -4095,7 +4668,7 @@
           <w:sz w:val="30"/>
           <w:szCs w:val="30"/>
         </w:rPr>
-        <w:t xml:space="preserve">4. 재설계 · 방향 — 두 가지를 비교해서 고릅니다</w:t>
+        <w:t xml:space="preserve">4. 전시 모드 — 코드는 선생님이 줍니다</w:t>
       </w:r>
     </w:p>
     <w:p>
@@ -4113,7 +4686,7 @@
           <w:sz w:val="21"/>
           <w:szCs w:val="21"/>
         </w:rPr>
-        <w:t xml:space="preserve">여기가 오늘의 중심입니다. 여기서도 코드를 받지 않습니다. 하나만 받으면 비교할 것이 없어서 좋은지 나쁜지 알 수 없습니다.</w:t>
+        <w:t xml:space="preserve">센서와 액추에이터는 팀마다 다르지만 Wake Lock 은 모든 팀이 똑같습니다. 팀마다 다를 이유가 하나도 없는 코드를 매번 AI 가 새로 쓰면 매번 다르게 틀립니다. 그리고 14주차가 마지막 수업이라 전시 모드가 깨지면 되돌릴 기회가 없습니다.</w:t>
       </w:r>
     </w:p>
     <w:p>
@@ -4136,7 +4709,7 @@
           <w:sz w:val="24"/>
           <w:szCs w:val="24"/>
         </w:rPr>
-        <w:t xml:space="preserve">지금 우리 화면의 문제 — 프롬프트에 그대로 넣습니다</w:t>
+        <w:t xml:space="preserve">AI 에게는 코드가 아니라 '어디에 넣는가' 를 묻습니다</w:t>
       </w:r>
     </w:p>
     <w:tbl>
@@ -4152,8 +4725,8 @@
         </w:tblBorders>
       </w:tblPr>
       <w:tblGrid>
-        <w:gridCol w:w="4300"/>
-        <w:gridCol w:w="5050"/>
+        <w:gridCol w:w="4000"/>
+        <w:gridCol w:w="5350"/>
       </w:tblGrid>
       <w:tr>
         <w:trPr>
@@ -4162,7 +4735,7 @@
         </w:trPr>
         <w:tc>
           <w:tcPr>
-            <w:tcW w:type="dxa" w:w="4300"/>
+            <w:tcW w:type="dxa" w:w="4000"/>
             <w:shd w:fill="2F5496" w:val="clear"/>
             <w:tcMar>
               <w:top w:type="dxa" w:w="100"/>
@@ -4182,13 +4755,13 @@
                 <w:sz w:val="20"/>
                 <w:szCs w:val="20"/>
               </w:rPr>
-              <w:t xml:space="preserve">지금 이렇다</w:t>
-            </w:r>
-          </w:p>
-        </w:tc>
-        <w:tc>
-          <w:tcPr>
-            <w:tcW w:type="dxa" w:w="5050"/>
+              <w:t xml:space="preserve">물어볼 것</w:t>
+            </w:r>
+          </w:p>
+        </w:tc>
+        <w:tc>
+          <w:tcPr>
+            <w:tcW w:type="dxa" w:w="5350"/>
             <w:shd w:fill="2F5496" w:val="clear"/>
             <w:tcMar>
               <w:top w:type="dxa" w:w="100"/>
@@ -4208,172 +4781,282 @@
                 <w:sz w:val="20"/>
                 <w:szCs w:val="20"/>
               </w:rPr>
-              <w:t xml:space="preserve">그래서 무슨 일이 생기나</w:t>
-            </w:r>
-          </w:p>
-        </w:tc>
-      </w:tr>
-      <w:tr>
-        <w:trPr>
-          <w:cantSplit/>
-        </w:trPr>
-        <w:tc>
-          <w:tcPr>
-            <w:tcW w:type="dxa" w:w="4300"/>
-            <w:tcMar>
-              <w:top w:type="dxa" w:w="100"/>
-              <w:left w:type="dxa" w:w="120"/>
-              <w:bottom w:type="dxa" w:w="100"/>
-              <w:right w:type="dxa" w:w="120"/>
-            </w:tcMar>
-            <w:vAlign w:val="center"/>
-          </w:tcPr>
-          <w:p>
-            <w:r>
-              <w:rPr>
-                <w:rFonts w:ascii="Malgun Gothic" w:cs="Malgun Gothic" w:eastAsia="Malgun Gothic" w:hAnsi="Malgun Gothic"/>
-                <w:b w:val="false"/>
-                <w:bCs w:val="false"/>
-                <w:color w:val="000000"/>
-                <w:sz w:val="20"/>
-                <w:szCs w:val="20"/>
-              </w:rPr>
-              <w:t xml:space="preserve">const UI 의 card 토큰 하나로 모든 블록이 똑같은 흰 카드</w:t>
-            </w:r>
-          </w:p>
-        </w:tc>
-        <w:tc>
-          <w:tcPr>
-            <w:tcW w:type="dxa" w:w="5050"/>
-            <w:tcMar>
-              <w:top w:type="dxa" w:w="100"/>
-              <w:left w:type="dxa" w:w="120"/>
-              <w:bottom w:type="dxa" w:w="100"/>
-              <w:right w:type="dxa" w:w="120"/>
-            </w:tcMar>
-            <w:vAlign w:val="center"/>
-          </w:tcPr>
-          <w:p>
-            <w:r>
-              <w:rPr>
-                <w:rFonts w:ascii="Malgun Gothic" w:cs="Malgun Gothic" w:eastAsia="Malgun Gothic" w:hAnsi="Malgun Gothic"/>
-                <w:b w:val="false"/>
-                <w:bCs w:val="false"/>
-                <w:color w:val="000000"/>
-                <w:sz w:val="20"/>
-                <w:szCs w:val="20"/>
-              </w:rPr>
-              <w:t xml:space="preserve">무엇이 중요한지 화면만 보고 알 수 없다</w:t>
-            </w:r>
-          </w:p>
-        </w:tc>
-      </w:tr>
-      <w:tr>
-        <w:trPr>
-          <w:cantSplit/>
-        </w:trPr>
-        <w:tc>
-          <w:tcPr>
-            <w:tcW w:type="dxa" w:w="4300"/>
-            <w:tcMar>
-              <w:top w:type="dxa" w:w="100"/>
-              <w:left w:type="dxa" w:w="120"/>
-              <w:bottom w:type="dxa" w:w="100"/>
-              <w:right w:type="dxa" w:w="120"/>
-            </w:tcMar>
-            <w:vAlign w:val="center"/>
-          </w:tcPr>
-          <w:p>
-            <w:r>
-              <w:rPr>
-                <w:rFonts w:ascii="Malgun Gothic" w:cs="Malgun Gothic" w:eastAsia="Malgun Gothic" w:hAnsi="Malgun Gothic"/>
-                <w:b w:val="false"/>
-                <w:bCs w:val="false"/>
-                <w:color w:val="000000"/>
-                <w:sz w:val="20"/>
-                <w:szCs w:val="20"/>
-              </w:rPr>
-              <w:t xml:space="preserve">보조 글자가 거의 전부 text-sm 한 가지 크기</w:t>
-            </w:r>
-          </w:p>
-        </w:tc>
-        <w:tc>
-          <w:tcPr>
-            <w:tcW w:type="dxa" w:w="5050"/>
-            <w:tcMar>
-              <w:top w:type="dxa" w:w="100"/>
-              <w:left w:type="dxa" w:w="120"/>
-              <w:bottom w:type="dxa" w:w="100"/>
-              <w:right w:type="dxa" w:w="120"/>
-            </w:tcMar>
-            <w:vAlign w:val="center"/>
-          </w:tcPr>
-          <w:p>
-            <w:r>
-              <w:rPr>
-                <w:rFonts w:ascii="Malgun Gothic" w:cs="Malgun Gothic" w:eastAsia="Malgun Gothic" w:hAnsi="Malgun Gothic"/>
-                <w:b w:val="false"/>
-                <w:bCs w:val="false"/>
-                <w:color w:val="000000"/>
-                <w:sz w:val="20"/>
-                <w:szCs w:val="20"/>
-              </w:rPr>
-              <w:t xml:space="preserve">읽을 것과 안 읽을 것이 구분되지 않는다</w:t>
-            </w:r>
-          </w:p>
-        </w:tc>
-      </w:tr>
-      <w:tr>
-        <w:trPr>
-          <w:cantSplit/>
-        </w:trPr>
-        <w:tc>
-          <w:tcPr>
-            <w:tcW w:type="dxa" w:w="4300"/>
-            <w:tcMar>
-              <w:top w:type="dxa" w:w="100"/>
-              <w:left w:type="dxa" w:w="120"/>
-              <w:bottom w:type="dxa" w:w="100"/>
-              <w:right w:type="dxa" w:w="120"/>
-            </w:tcMar>
-            <w:vAlign w:val="center"/>
-          </w:tcPr>
-          <w:p>
-            <w:r>
-              <w:rPr>
-                <w:rFonts w:ascii="Malgun Gothic" w:cs="Malgun Gothic" w:eastAsia="Malgun Gothic" w:hAnsi="Malgun Gothic"/>
-                <w:b w:val="false"/>
-                <w:bCs w:val="false"/>
-                <w:color w:val="000000"/>
-                <w:sz w:val="20"/>
-                <w:szCs w:val="20"/>
-              </w:rPr>
-              <w:t xml:space="preserve">모든 블록에 같은 테두리(border-slate-200)</w:t>
-            </w:r>
-          </w:p>
-        </w:tc>
-        <w:tc>
-          <w:tcPr>
-            <w:tcW w:type="dxa" w:w="5050"/>
-            <w:tcMar>
-              <w:top w:type="dxa" w:w="100"/>
-              <w:left w:type="dxa" w:w="120"/>
-              <w:bottom w:type="dxa" w:w="100"/>
-              <w:right w:type="dxa" w:w="120"/>
-            </w:tcMar>
-            <w:vAlign w:val="center"/>
-          </w:tcPr>
-          <w:p>
-            <w:r>
-              <w:rPr>
-                <w:rFonts w:ascii="Malgun Gothic" w:cs="Malgun Gothic" w:eastAsia="Malgun Gothic" w:hAnsi="Malgun Gothic"/>
-                <w:b w:val="false"/>
-                <w:bCs w:val="false"/>
-                <w:color w:val="000000"/>
-                <w:sz w:val="20"/>
-                <w:szCs w:val="20"/>
-              </w:rPr>
-              <w:t xml:space="preserve">화면이 격자처럼 보이고 주인공이 없다</w:t>
+              <w:t xml:space="preserve">받은 답을 적으세요</w:t>
+            </w:r>
+          </w:p>
+        </w:tc>
+      </w:tr>
+      <w:tr>
+        <w:trPr>
+          <w:cantSplit/>
+        </w:trPr>
+        <w:tc>
+          <w:tcPr>
+            <w:tcW w:type="dxa" w:w="4000"/>
+            <w:tcMar>
+              <w:top w:type="dxa" w:w="100"/>
+              <w:left w:type="dxa" w:w="120"/>
+              <w:bottom w:type="dxa" w:w="100"/>
+              <w:right w:type="dxa" w:w="120"/>
+            </w:tcMar>
+            <w:vAlign w:val="center"/>
+          </w:tcPr>
+          <w:p>
+            <w:r>
+              <w:rPr>
+                <w:rFonts w:ascii="Malgun Gothic" w:cs="Malgun Gothic" w:eastAsia="Malgun Gothic" w:hAnsi="Malgun Gothic"/>
+                <w:b w:val="false"/>
+                <w:bCs w:val="false"/>
+                <w:color w:val="000000"/>
+                <w:sz w:val="20"/>
+                <w:szCs w:val="20"/>
+              </w:rPr>
+              <w:t xml:space="preserve">kiosk 상태(useState)를 어디에 선언하나</w:t>
+            </w:r>
+          </w:p>
+        </w:tc>
+        <w:tc>
+          <w:tcPr>
+            <w:tcW w:type="dxa" w:w="5350"/>
+            <w:tcMar>
+              <w:top w:type="dxa" w:w="100"/>
+              <w:left w:type="dxa" w:w="120"/>
+              <w:bottom w:type="dxa" w:w="100"/>
+              <w:right w:type="dxa" w:w="120"/>
+            </w:tcMar>
+            <w:vAlign w:val="center"/>
+          </w:tcPr>
+          <w:p>
+            <w:r>
+              <w:rPr>
+                <w:rFonts w:ascii="Malgun Gothic" w:cs="Malgun Gothic" w:eastAsia="Malgun Gothic" w:hAnsi="Malgun Gothic"/>
+                <w:b w:val="false"/>
+                <w:bCs w:val="false"/>
+                <w:color w:val="000000"/>
+                <w:sz w:val="20"/>
+                <w:szCs w:val="20"/>
+              </w:rPr>
+              <w:t xml:space="preserve"/>
+            </w:r>
+          </w:p>
+        </w:tc>
+      </w:tr>
+      <w:tr>
+        <w:trPr>
+          <w:cantSplit/>
+        </w:trPr>
+        <w:tc>
+          <w:tcPr>
+            <w:tcW w:type="dxa" w:w="4000"/>
+            <w:tcMar>
+              <w:top w:type="dxa" w:w="100"/>
+              <w:left w:type="dxa" w:w="120"/>
+              <w:bottom w:type="dxa" w:w="100"/>
+              <w:right w:type="dxa" w:w="120"/>
+            </w:tcMar>
+            <w:vAlign w:val="center"/>
+          </w:tcPr>
+          <w:p>
+            <w:r>
+              <w:rPr>
+                <w:rFonts w:ascii="Malgun Gothic" w:cs="Malgun Gothic" w:eastAsia="Malgun Gothic" w:hAnsi="Malgun Gothic"/>
+                <w:b w:val="false"/>
+                <w:bCs w:val="false"/>
+                <w:color w:val="000000"/>
+                <w:sz w:val="20"/>
+                <w:szCs w:val="20"/>
+              </w:rPr>
+              <w:t xml:space="preserve">useEffect 두 개를 어느 위치에 넣나</w:t>
+            </w:r>
+          </w:p>
+        </w:tc>
+        <w:tc>
+          <w:tcPr>
+            <w:tcW w:type="dxa" w:w="5350"/>
+            <w:tcMar>
+              <w:top w:type="dxa" w:w="100"/>
+              <w:left w:type="dxa" w:w="120"/>
+              <w:bottom w:type="dxa" w:w="100"/>
+              <w:right w:type="dxa" w:w="120"/>
+            </w:tcMar>
+            <w:vAlign w:val="center"/>
+          </w:tcPr>
+          <w:p>
+            <w:r>
+              <w:rPr>
+                <w:rFonts w:ascii="Malgun Gothic" w:cs="Malgun Gothic" w:eastAsia="Malgun Gothic" w:hAnsi="Malgun Gothic"/>
+                <w:b w:val="false"/>
+                <w:bCs w:val="false"/>
+                <w:color w:val="000000"/>
+                <w:sz w:val="20"/>
+                <w:szCs w:val="20"/>
+              </w:rPr>
+              <w:t xml:space="preserve"/>
+            </w:r>
+          </w:p>
+        </w:tc>
+      </w:tr>
+      <w:tr>
+        <w:trPr>
+          <w:cantSplit/>
+        </w:trPr>
+        <w:tc>
+          <w:tcPr>
+            <w:tcW w:type="dxa" w:w="4000"/>
+            <w:tcMar>
+              <w:top w:type="dxa" w:w="100"/>
+              <w:left w:type="dxa" w:w="120"/>
+              <w:bottom w:type="dxa" w:w="100"/>
+              <w:right w:type="dxa" w:w="120"/>
+            </w:tcMar>
+            <w:vAlign w:val="center"/>
+          </w:tcPr>
+          <w:p>
+            <w:r>
+              <w:rPr>
+                <w:rFonts w:ascii="Malgun Gothic" w:cs="Malgun Gothic" w:eastAsia="Malgun Gothic" w:hAnsi="Malgun Gothic"/>
+                <w:b w:val="false"/>
+                <w:bCs w:val="false"/>
+                <w:color w:val="000000"/>
+                <w:sz w:val="20"/>
+                <w:szCs w:val="20"/>
+              </w:rPr>
+              <w:t xml:space="preserve">전시 모드 버튼을 어디에 두나</w:t>
+            </w:r>
+          </w:p>
+        </w:tc>
+        <w:tc>
+          <w:tcPr>
+            <w:tcW w:type="dxa" w:w="5350"/>
+            <w:tcMar>
+              <w:top w:type="dxa" w:w="100"/>
+              <w:left w:type="dxa" w:w="120"/>
+              <w:bottom w:type="dxa" w:w="100"/>
+              <w:right w:type="dxa" w:w="120"/>
+            </w:tcMar>
+            <w:vAlign w:val="center"/>
+          </w:tcPr>
+          <w:p>
+            <w:r>
+              <w:rPr>
+                <w:rFonts w:ascii="Malgun Gothic" w:cs="Malgun Gothic" w:eastAsia="Malgun Gothic" w:hAnsi="Malgun Gothic"/>
+                <w:b w:val="false"/>
+                <w:bCs w:val="false"/>
+                <w:color w:val="000000"/>
+                <w:sz w:val="20"/>
+                <w:szCs w:val="20"/>
+              </w:rPr>
+              <w:t xml:space="preserve"/>
+            </w:r>
+          </w:p>
+        </w:tc>
+      </w:tr>
+      <w:tr>
+        <w:trPr>
+          <w:cantSplit/>
+        </w:trPr>
+        <w:tc>
+          <w:tcPr>
+            <w:tcW w:type="dxa" w:w="4000"/>
+            <w:tcMar>
+              <w:top w:type="dxa" w:w="100"/>
+              <w:left w:type="dxa" w:w="120"/>
+              <w:bottom w:type="dxa" w:w="100"/>
+              <w:right w:type="dxa" w:w="120"/>
+            </w:tcMar>
+            <w:vAlign w:val="center"/>
+          </w:tcPr>
+          <w:p>
+            <w:r>
+              <w:rPr>
+                <w:rFonts w:ascii="Malgun Gothic" w:cs="Malgun Gothic" w:eastAsia="Malgun Gothic" w:hAnsi="Malgun Gothic"/>
+                <w:b w:val="false"/>
+                <w:bCs w:val="false"/>
+                <w:color w:val="000000"/>
+                <w:sz w:val="20"/>
+                <w:szCs w:val="20"/>
+              </w:rPr>
+              <w:t xml:space="preserve">전시 모드에서 숨길 것이 몇 번째 줄인가</w:t>
+            </w:r>
+          </w:p>
+        </w:tc>
+        <w:tc>
+          <w:tcPr>
+            <w:tcW w:type="dxa" w:w="5350"/>
+            <w:tcMar>
+              <w:top w:type="dxa" w:w="100"/>
+              <w:left w:type="dxa" w:w="120"/>
+              <w:bottom w:type="dxa" w:w="100"/>
+              <w:right w:type="dxa" w:w="120"/>
+            </w:tcMar>
+            <w:vAlign w:val="center"/>
+          </w:tcPr>
+          <w:p>
+            <w:r>
+              <w:rPr>
+                <w:rFonts w:ascii="Malgun Gothic" w:cs="Malgun Gothic" w:eastAsia="Malgun Gothic" w:hAnsi="Malgun Gothic"/>
+                <w:b w:val="false"/>
+                <w:bCs w:val="false"/>
+                <w:color w:val="000000"/>
+                <w:sz w:val="20"/>
+                <w:szCs w:val="20"/>
+              </w:rPr>
+              <w:t xml:space="preserve"/>
+            </w:r>
+          </w:p>
+        </w:tc>
+      </w:tr>
+      <w:tr>
+        <w:trPr>
+          <w:cantSplit/>
+        </w:trPr>
+        <w:tc>
+          <w:tcPr>
+            <w:tcW w:type="dxa" w:w="4000"/>
+            <w:tcMar>
+              <w:top w:type="dxa" w:w="100"/>
+              <w:left w:type="dxa" w:w="120"/>
+              <w:bottom w:type="dxa" w:w="100"/>
+              <w:right w:type="dxa" w:w="120"/>
+            </w:tcMar>
+            <w:vAlign w:val="center"/>
+          </w:tcPr>
+          <w:p>
+            <w:r>
+              <w:rPr>
+                <w:rFonts w:ascii="Malgun Gothic" w:cs="Malgun Gothic" w:eastAsia="Malgun Gothic" w:hAnsi="Malgun Gothic"/>
+                <w:b w:val="false"/>
+                <w:bCs w:val="false"/>
+                <w:color w:val="000000"/>
+                <w:sz w:val="20"/>
+                <w:szCs w:val="20"/>
+              </w:rPr>
+              <w:t xml:space="preserve">이미 있는 kiosk · 전체화면 코드가 있나</w:t>
+            </w:r>
+          </w:p>
+        </w:tc>
+        <w:tc>
+          <w:tcPr>
+            <w:tcW w:type="dxa" w:w="5350"/>
+            <w:tcMar>
+              <w:top w:type="dxa" w:w="100"/>
+              <w:left w:type="dxa" w:w="120"/>
+              <w:bottom w:type="dxa" w:w="100"/>
+              <w:right w:type="dxa" w:w="120"/>
+            </w:tcMar>
+            <w:vAlign w:val="center"/>
+          </w:tcPr>
+          <w:p>
+            <w:r>
+              <w:rPr>
+                <w:rFonts w:ascii="Malgun Gothic" w:cs="Malgun Gothic" w:eastAsia="Malgun Gothic" w:hAnsi="Malgun Gothic"/>
+                <w:b w:val="false"/>
+                <w:bCs w:val="false"/>
+                <w:color w:val="000000"/>
+                <w:sz w:val="20"/>
+                <w:szCs w:val="20"/>
+              </w:rPr>
+              <w:t xml:space="preserve"/>
             </w:r>
           </w:p>
         </w:tc>
@@ -4381,7 +5064,7 @@
     </w:tbl>
     <w:p>
       <w:pPr>
-        <w:spacing w:after="160"/>
+        <w:spacing w:after="200"/>
       </w:pPr>
     </w:p>
     <w:p>
@@ -4399,30 +5082,27 @@
           <w:sz w:val="24"/>
           <w:szCs w:val="24"/>
         </w:rPr>
-        <w:t xml:space="preserve">우리 작품의 주인공을 먼저 정하세요</w:t>
-      </w:r>
-    </w:p>
-    <w:p>
-      <w:pPr>
-        <w:keepNext w:val="false"/>
-        <w:spacing w:after="120"/>
-      </w:pPr>
-      <w:r>
-        <w:rPr>
-          <w:rFonts w:ascii="Malgun Gothic" w:cs="Malgun Gothic" w:eastAsia="Malgun Gothic" w:hAnsi="Malgun Gothic"/>
-          <w:b/>
-          <w:bCs/>
-          <w:i w:val="false"/>
-          <w:iCs w:val="false"/>
+        <w:t xml:space="preserve">붙여넣은 뒤 네 줄을 직접 해 보세요</w:t>
+      </w:r>
+    </w:p>
+    <w:p>
+      <w:pPr>
+        <w:spacing w:after="100"/>
+        <w:ind w:left="260"/>
+      </w:pPr>
+      <w:r>
+        <w:rPr>
+          <w:rFonts w:ascii="Malgun Gothic" w:cs="Malgun Gothic" w:eastAsia="Malgun Gothic" w:hAnsi="Malgun Gothic"/>
           <w:sz w:val="21"/>
           <w:szCs w:val="21"/>
         </w:rPr>
-        <w:t xml:space="preserve">가장 크게, 가장 먼저 보이게 할 것 하나입니다. 센서 하나일 수도 있고 '문이 열린 각도' 처럼 동작일 수도 있습니다. 이것을 안 정하면 AI 가 멋대로 고릅니다.</w:t>
-      </w:r>
-    </w:p>
-    <w:p>
-      <w:pPr>
-        <w:spacing w:after="200"/>
+        <w:t xml:space="preserve">☐  전시 모드를 켜면 전체화면이 되고 조작 버튼이 사라진다</w:t>
+      </w:r>
+    </w:p>
+    <w:p>
+      <w:pPr>
+        <w:spacing w:after="100"/>
+        <w:ind w:left="260"/>
       </w:pPr>
       <w:r>
         <w:rPr>
@@ -4430,38 +5110,41 @@
           <w:sz w:val="21"/>
           <w:szCs w:val="21"/>
         </w:rPr>
-        <w:t xml:space="preserve">→ 우리 작품의 주인공: </w:t>
-      </w:r>
+        <w:t xml:space="preserve">☐  5분 동안 손대지 않아도 화면이 안 꺼진다</w:t>
+      </w:r>
+    </w:p>
+    <w:p>
+      <w:pPr>
+        <w:spacing w:after="100"/>
+        <w:ind w:left="260"/>
+      </w:pPr>
       <w:r>
         <w:rPr>
           <w:rFonts w:ascii="Malgun Gothic" w:cs="Malgun Gothic" w:eastAsia="Malgun Gothic" w:hAnsi="Malgun Gothic"/>
           <w:sz w:val="21"/>
           <w:szCs w:val="21"/>
         </w:rPr>
-        <w:t xml:space="preserve">____________________________________________________</w:t>
-      </w:r>
-    </w:p>
-    <w:p>
-      <w:pPr>
-        <w:keepNext w:val="false"/>
-        <w:spacing w:after="120"/>
-      </w:pPr>
-      <w:r>
-        <w:rPr>
-          <w:rFonts w:ascii="Malgun Gothic" w:cs="Malgun Gothic" w:eastAsia="Malgun Gothic" w:hAnsi="Malgun Gothic"/>
-          <w:b w:val="false"/>
-          <w:bCs w:val="false"/>
-          <w:i/>
-          <w:iCs/>
+        <w:t xml:space="preserve">☐  다른 탭에 갔다 돌아와도 여전히 안 꺼진다</w:t>
+      </w:r>
+    </w:p>
+    <w:p>
+      <w:pPr>
+        <w:spacing w:after="100"/>
+        <w:ind w:left="260"/>
+      </w:pPr>
+      <w:r>
+        <w:rPr>
+          <w:rFonts w:ascii="Malgun Gothic" w:cs="Malgun Gothic" w:eastAsia="Malgun Gothic" w:hAnsi="Malgun Gothic"/>
           <w:sz w:val="21"/>
           <w:szCs w:val="21"/>
         </w:rPr>
-        <w:t xml:space="preserve">왜 그것이 주인공입니까?</w:t>
-      </w:r>
-    </w:p>
-    <w:p>
-      <w:pPr>
-        <w:spacing w:after="200"/>
+        <w:t xml:space="preserve">☐  ESC 를 누르면 전체화면이 풀리고 조작 버튼이 다시 나온다</w:t>
+      </w:r>
+    </w:p>
+    <w:p>
+      <w:pPr>
+        <w:spacing w:after="100"/>
+        <w:ind w:left="260"/>
       </w:pPr>
       <w:r>
         <w:rPr>
@@ -4469,505 +5152,13 @@
           <w:sz w:val="21"/>
           <w:szCs w:val="21"/>
         </w:rPr>
-        <w:t xml:space="preserve">→ </w:t>
-      </w:r>
-      <w:r>
-        <w:rPr>
-          <w:rFonts w:ascii="Malgun Gothic" w:cs="Malgun Gothic" w:eastAsia="Malgun Gothic" w:hAnsi="Malgun Gothic"/>
-          <w:sz w:val="21"/>
-          <w:szCs w:val="21"/>
-        </w:rPr>
-        <w:t xml:space="preserve">____________________________________________________________</w:t>
-      </w:r>
-    </w:p>
-    <w:p>
-      <w:pPr>
-        <w:spacing w:after="200"/>
-      </w:pPr>
-    </w:p>
-    <w:p>
-      <w:pPr>
-        <w:pStyle w:val="Heading2"/>
-        <w:keepNext/>
-        <w:spacing w:after="120" w:before="240"/>
-      </w:pPr>
-      <w:r>
-        <w:rPr>
-          <w:rFonts w:ascii="Malgun Gothic" w:cs="Malgun Gothic" w:eastAsia="Malgun Gothic" w:hAnsi="Malgun Gothic"/>
-          <w:b/>
-          <w:bCs/>
-          <w:color w:val="2F5496"/>
-          <w:sz w:val="24"/>
-          <w:szCs w:val="24"/>
-        </w:rPr>
-        <w:t xml:space="preserve">받은 두 방향을 적고 비교하세요</w:t>
-      </w:r>
-    </w:p>
-    <w:tbl>
-      <w:tblPr>
-        <w:tblW w:type="dxa" w:w="9350"/>
-        <w:tblBorders>
-          <w:top w:val="single" w:color="BFBFBF" w:sz="4"/>
-          <w:left w:val="single" w:color="BFBFBF" w:sz="4"/>
-          <w:bottom w:val="single" w:color="BFBFBF" w:sz="4"/>
-          <w:right w:val="single" w:color="BFBFBF" w:sz="4"/>
-          <w:insideH w:val="single" w:color="BFBFBF" w:sz="4"/>
-          <w:insideV w:val="single" w:color="BFBFBF" w:sz="4"/>
-        </w:tblBorders>
-      </w:tblPr>
-      <w:tblGrid>
-        <w:gridCol w:w="2950"/>
-        <w:gridCol w:w="3200"/>
-        <w:gridCol w:w="3200"/>
-      </w:tblGrid>
-      <w:tr>
-        <w:trPr>
-          <w:cantSplit/>
-          <w:tblHeader/>
-        </w:trPr>
-        <w:tc>
-          <w:tcPr>
-            <w:tcW w:type="dxa" w:w="2950"/>
-            <w:shd w:fill="2F5496" w:val="clear"/>
-            <w:tcMar>
-              <w:top w:type="dxa" w:w="100"/>
-              <w:left w:type="dxa" w:w="120"/>
-              <w:bottom w:type="dxa" w:w="100"/>
-              <w:right w:type="dxa" w:w="120"/>
-            </w:tcMar>
-            <w:vAlign w:val="center"/>
-          </w:tcPr>
-          <w:p>
-            <w:r>
-              <w:rPr>
-                <w:rFonts w:ascii="Malgun Gothic" w:cs="Malgun Gothic" w:eastAsia="Malgun Gothic" w:hAnsi="Malgun Gothic"/>
-                <w:b/>
-                <w:bCs/>
-                <w:color w:val="FFFFFF"/>
-                <w:sz w:val="20"/>
-                <w:szCs w:val="20"/>
-              </w:rPr>
-              <w:t xml:space="preserve"/>
-            </w:r>
-          </w:p>
-        </w:tc>
-        <w:tc>
-          <w:tcPr>
-            <w:tcW w:type="dxa" w:w="3200"/>
-            <w:shd w:fill="2F5496" w:val="clear"/>
-            <w:tcMar>
-              <w:top w:type="dxa" w:w="100"/>
-              <w:left w:type="dxa" w:w="120"/>
-              <w:bottom w:type="dxa" w:w="100"/>
-              <w:right w:type="dxa" w:w="120"/>
-            </w:tcMar>
-            <w:vAlign w:val="center"/>
-          </w:tcPr>
-          <w:p>
-            <w:r>
-              <w:rPr>
-                <w:rFonts w:ascii="Malgun Gothic" w:cs="Malgun Gothic" w:eastAsia="Malgun Gothic" w:hAnsi="Malgun Gothic"/>
-                <w:b/>
-                <w:bCs/>
-                <w:color w:val="FFFFFF"/>
-                <w:sz w:val="20"/>
-                <w:szCs w:val="20"/>
-              </w:rPr>
-              <w:t xml:space="preserve">1번 방향</w:t>
-            </w:r>
-          </w:p>
-        </w:tc>
-        <w:tc>
-          <w:tcPr>
-            <w:tcW w:type="dxa" w:w="3200"/>
-            <w:shd w:fill="2F5496" w:val="clear"/>
-            <w:tcMar>
-              <w:top w:type="dxa" w:w="100"/>
-              <w:left w:type="dxa" w:w="120"/>
-              <w:bottom w:type="dxa" w:w="100"/>
-              <w:right w:type="dxa" w:w="120"/>
-            </w:tcMar>
-            <w:vAlign w:val="center"/>
-          </w:tcPr>
-          <w:p>
-            <w:r>
-              <w:rPr>
-                <w:rFonts w:ascii="Malgun Gothic" w:cs="Malgun Gothic" w:eastAsia="Malgun Gothic" w:hAnsi="Malgun Gothic"/>
-                <w:b/>
-                <w:bCs/>
-                <w:color w:val="FFFFFF"/>
-                <w:sz w:val="20"/>
-                <w:szCs w:val="20"/>
-              </w:rPr>
-              <w:t xml:space="preserve">2번 방향</w:t>
-            </w:r>
-          </w:p>
-        </w:tc>
-      </w:tr>
-      <w:tr>
-        <w:trPr>
-          <w:cantSplit/>
-        </w:trPr>
-        <w:tc>
-          <w:tcPr>
-            <w:tcW w:type="dxa" w:w="2950"/>
-            <w:tcMar>
-              <w:top w:type="dxa" w:w="100"/>
-              <w:left w:type="dxa" w:w="120"/>
-              <w:bottom w:type="dxa" w:w="100"/>
-              <w:right w:type="dxa" w:w="120"/>
-            </w:tcMar>
-            <w:vAlign w:val="center"/>
-          </w:tcPr>
-          <w:p>
-            <w:r>
-              <w:rPr>
-                <w:rFonts w:ascii="Malgun Gothic" w:cs="Malgun Gothic" w:eastAsia="Malgun Gothic" w:hAnsi="Malgun Gothic"/>
-                <w:b w:val="false"/>
-                <w:bCs w:val="false"/>
-                <w:color w:val="000000"/>
-                <w:sz w:val="20"/>
-                <w:szCs w:val="20"/>
-              </w:rPr>
-              <w:t xml:space="preserve">어디에 무엇이 가장 크게</w:t>
-            </w:r>
-          </w:p>
-        </w:tc>
-        <w:tc>
-          <w:tcPr>
-            <w:tcW w:type="dxa" w:w="3200"/>
-            <w:tcMar>
-              <w:top w:type="dxa" w:w="100"/>
-              <w:left w:type="dxa" w:w="120"/>
-              <w:bottom w:type="dxa" w:w="100"/>
-              <w:right w:type="dxa" w:w="120"/>
-            </w:tcMar>
-            <w:vAlign w:val="center"/>
-          </w:tcPr>
-          <w:p>
-            <w:r>
-              <w:rPr>
-                <w:rFonts w:ascii="Malgun Gothic" w:cs="Malgun Gothic" w:eastAsia="Malgun Gothic" w:hAnsi="Malgun Gothic"/>
-                <w:b w:val="false"/>
-                <w:bCs w:val="false"/>
-                <w:color w:val="000000"/>
-                <w:sz w:val="20"/>
-                <w:szCs w:val="20"/>
-              </w:rPr>
-              <w:t xml:space="preserve"/>
-            </w:r>
-          </w:p>
-        </w:tc>
-        <w:tc>
-          <w:tcPr>
-            <w:tcW w:type="dxa" w:w="3200"/>
-            <w:tcMar>
-              <w:top w:type="dxa" w:w="100"/>
-              <w:left w:type="dxa" w:w="120"/>
-              <w:bottom w:type="dxa" w:w="100"/>
-              <w:right w:type="dxa" w:w="120"/>
-            </w:tcMar>
-            <w:vAlign w:val="center"/>
-          </w:tcPr>
-          <w:p>
-            <w:r>
-              <w:rPr>
-                <w:rFonts w:ascii="Malgun Gothic" w:cs="Malgun Gothic" w:eastAsia="Malgun Gothic" w:hAnsi="Malgun Gothic"/>
-                <w:b w:val="false"/>
-                <w:bCs w:val="false"/>
-                <w:color w:val="000000"/>
-                <w:sz w:val="20"/>
-                <w:szCs w:val="20"/>
-              </w:rPr>
-              <w:t xml:space="preserve"/>
-            </w:r>
-          </w:p>
-        </w:tc>
-      </w:tr>
-      <w:tr>
-        <w:trPr>
-          <w:cantSplit/>
-        </w:trPr>
-        <w:tc>
-          <w:tcPr>
-            <w:tcW w:type="dxa" w:w="2950"/>
-            <w:tcMar>
-              <w:top w:type="dxa" w:w="100"/>
-              <w:left w:type="dxa" w:w="120"/>
-              <w:bottom w:type="dxa" w:w="100"/>
-              <w:right w:type="dxa" w:w="120"/>
-            </w:tcMar>
-            <w:vAlign w:val="center"/>
-          </w:tcPr>
-          <w:p>
-            <w:r>
-              <w:rPr>
-                <w:rFonts w:ascii="Malgun Gothic" w:cs="Malgun Gothic" w:eastAsia="Malgun Gothic" w:hAnsi="Malgun Gothic"/>
-                <w:b w:val="false"/>
-                <w:bCs w:val="false"/>
-                <w:color w:val="000000"/>
-                <w:sz w:val="20"/>
-                <w:szCs w:val="20"/>
-              </w:rPr>
-              <w:t xml:space="preserve">장점</w:t>
-            </w:r>
-          </w:p>
-        </w:tc>
-        <w:tc>
-          <w:tcPr>
-            <w:tcW w:type="dxa" w:w="3200"/>
-            <w:tcMar>
-              <w:top w:type="dxa" w:w="100"/>
-              <w:left w:type="dxa" w:w="120"/>
-              <w:bottom w:type="dxa" w:w="100"/>
-              <w:right w:type="dxa" w:w="120"/>
-            </w:tcMar>
-            <w:vAlign w:val="center"/>
-          </w:tcPr>
-          <w:p>
-            <w:r>
-              <w:rPr>
-                <w:rFonts w:ascii="Malgun Gothic" w:cs="Malgun Gothic" w:eastAsia="Malgun Gothic" w:hAnsi="Malgun Gothic"/>
-                <w:b w:val="false"/>
-                <w:bCs w:val="false"/>
-                <w:color w:val="000000"/>
-                <w:sz w:val="20"/>
-                <w:szCs w:val="20"/>
-              </w:rPr>
-              <w:t xml:space="preserve"/>
-            </w:r>
-          </w:p>
-        </w:tc>
-        <w:tc>
-          <w:tcPr>
-            <w:tcW w:type="dxa" w:w="3200"/>
-            <w:tcMar>
-              <w:top w:type="dxa" w:w="100"/>
-              <w:left w:type="dxa" w:w="120"/>
-              <w:bottom w:type="dxa" w:w="100"/>
-              <w:right w:type="dxa" w:w="120"/>
-            </w:tcMar>
-            <w:vAlign w:val="center"/>
-          </w:tcPr>
-          <w:p>
-            <w:r>
-              <w:rPr>
-                <w:rFonts w:ascii="Malgun Gothic" w:cs="Malgun Gothic" w:eastAsia="Malgun Gothic" w:hAnsi="Malgun Gothic"/>
-                <w:b w:val="false"/>
-                <w:bCs w:val="false"/>
-                <w:color w:val="000000"/>
-                <w:sz w:val="20"/>
-                <w:szCs w:val="20"/>
-              </w:rPr>
-              <w:t xml:space="preserve"/>
-            </w:r>
-          </w:p>
-        </w:tc>
-      </w:tr>
-      <w:tr>
-        <w:trPr>
-          <w:cantSplit/>
-        </w:trPr>
-        <w:tc>
-          <w:tcPr>
-            <w:tcW w:type="dxa" w:w="2950"/>
-            <w:tcMar>
-              <w:top w:type="dxa" w:w="100"/>
-              <w:left w:type="dxa" w:w="120"/>
-              <w:bottom w:type="dxa" w:w="100"/>
-              <w:right w:type="dxa" w:w="120"/>
-            </w:tcMar>
-            <w:vAlign w:val="center"/>
-          </w:tcPr>
-          <w:p>
-            <w:r>
-              <w:rPr>
-                <w:rFonts w:ascii="Malgun Gothic" w:cs="Malgun Gothic" w:eastAsia="Malgun Gothic" w:hAnsi="Malgun Gothic"/>
-                <w:b w:val="false"/>
-                <w:bCs w:val="false"/>
-                <w:color w:val="000000"/>
-                <w:sz w:val="20"/>
-                <w:szCs w:val="20"/>
-              </w:rPr>
-              <w:t xml:space="preserve">단점</w:t>
-            </w:r>
-          </w:p>
-        </w:tc>
-        <w:tc>
-          <w:tcPr>
-            <w:tcW w:type="dxa" w:w="3200"/>
-            <w:tcMar>
-              <w:top w:type="dxa" w:w="100"/>
-              <w:left w:type="dxa" w:w="120"/>
-              <w:bottom w:type="dxa" w:w="100"/>
-              <w:right w:type="dxa" w:w="120"/>
-            </w:tcMar>
-            <w:vAlign w:val="center"/>
-          </w:tcPr>
-          <w:p>
-            <w:r>
-              <w:rPr>
-                <w:rFonts w:ascii="Malgun Gothic" w:cs="Malgun Gothic" w:eastAsia="Malgun Gothic" w:hAnsi="Malgun Gothic"/>
-                <w:b w:val="false"/>
-                <w:bCs w:val="false"/>
-                <w:color w:val="000000"/>
-                <w:sz w:val="20"/>
-                <w:szCs w:val="20"/>
-              </w:rPr>
-              <w:t xml:space="preserve"/>
-            </w:r>
-          </w:p>
-        </w:tc>
-        <w:tc>
-          <w:tcPr>
-            <w:tcW w:type="dxa" w:w="3200"/>
-            <w:tcMar>
-              <w:top w:type="dxa" w:w="100"/>
-              <w:left w:type="dxa" w:w="120"/>
-              <w:bottom w:type="dxa" w:w="100"/>
-              <w:right w:type="dxa" w:w="120"/>
-            </w:tcMar>
-            <w:vAlign w:val="center"/>
-          </w:tcPr>
-          <w:p>
-            <w:r>
-              <w:rPr>
-                <w:rFonts w:ascii="Malgun Gothic" w:cs="Malgun Gothic" w:eastAsia="Malgun Gothic" w:hAnsi="Malgun Gothic"/>
-                <w:b w:val="false"/>
-                <w:bCs w:val="false"/>
-                <w:color w:val="000000"/>
-                <w:sz w:val="20"/>
-                <w:szCs w:val="20"/>
-              </w:rPr>
-              <w:t xml:space="preserve"/>
-            </w:r>
-          </w:p>
-        </w:tc>
-      </w:tr>
-      <w:tr>
-        <w:trPr>
-          <w:cantSplit/>
-        </w:trPr>
-        <w:tc>
-          <w:tcPr>
-            <w:tcW w:type="dxa" w:w="2950"/>
-            <w:tcMar>
-              <w:top w:type="dxa" w:w="100"/>
-              <w:left w:type="dxa" w:w="120"/>
-              <w:bottom w:type="dxa" w:w="100"/>
-              <w:right w:type="dxa" w:w="120"/>
-            </w:tcMar>
-            <w:vAlign w:val="center"/>
-          </w:tcPr>
-          <w:p>
-            <w:r>
-              <w:rPr>
-                <w:rFonts w:ascii="Malgun Gothic" w:cs="Malgun Gothic" w:eastAsia="Malgun Gothic" w:hAnsi="Malgun Gothic"/>
-                <w:b w:val="false"/>
-                <w:bCs w:val="false"/>
-                <w:color w:val="000000"/>
-                <w:sz w:val="20"/>
-                <w:szCs w:val="20"/>
-              </w:rPr>
-              <w:t xml:space="preserve">1m 떨어져 보면 어느 쪽이</w:t>
-            </w:r>
-          </w:p>
-        </w:tc>
-        <w:tc>
-          <w:tcPr>
-            <w:tcW w:type="dxa" w:w="3200"/>
-            <w:tcMar>
-              <w:top w:type="dxa" w:w="100"/>
-              <w:left w:type="dxa" w:w="120"/>
-              <w:bottom w:type="dxa" w:w="100"/>
-              <w:right w:type="dxa" w:w="120"/>
-            </w:tcMar>
-            <w:vAlign w:val="center"/>
-          </w:tcPr>
-          <w:p>
-            <w:r>
-              <w:rPr>
-                <w:rFonts w:ascii="Malgun Gothic" w:cs="Malgun Gothic" w:eastAsia="Malgun Gothic" w:hAnsi="Malgun Gothic"/>
-                <w:b w:val="false"/>
-                <w:bCs w:val="false"/>
-                <w:color w:val="000000"/>
-                <w:sz w:val="20"/>
-                <w:szCs w:val="20"/>
-              </w:rPr>
-              <w:t xml:space="preserve"/>
-            </w:r>
-          </w:p>
-        </w:tc>
-        <w:tc>
-          <w:tcPr>
-            <w:tcW w:type="dxa" w:w="3200"/>
-            <w:tcMar>
-              <w:top w:type="dxa" w:w="100"/>
-              <w:left w:type="dxa" w:w="120"/>
-              <w:bottom w:type="dxa" w:w="100"/>
-              <w:right w:type="dxa" w:w="120"/>
-            </w:tcMar>
-            <w:vAlign w:val="center"/>
-          </w:tcPr>
-          <w:p>
-            <w:r>
-              <w:rPr>
-                <w:rFonts w:ascii="Malgun Gothic" w:cs="Malgun Gothic" w:eastAsia="Malgun Gothic" w:hAnsi="Malgun Gothic"/>
-                <w:b w:val="false"/>
-                <w:bCs w:val="false"/>
-                <w:color w:val="000000"/>
-                <w:sz w:val="20"/>
-                <w:szCs w:val="20"/>
-              </w:rPr>
-              <w:t xml:space="preserve"/>
-            </w:r>
-          </w:p>
-        </w:tc>
-      </w:tr>
-    </w:tbl>
+        <w:t xml:space="preserve">☐  전시 모드를 끄면 원래 화면으로 돌아온다 (평소에 못 쓰게 되면 안 됩니다)</w:t>
+      </w:r>
+    </w:p>
     <w:p>
       <w:pPr>
         <w:spacing w:after="160"/>
       </w:pPr>
-    </w:p>
-    <w:p>
-      <w:pPr>
-        <w:spacing w:after="200"/>
-      </w:pPr>
-      <w:r>
-        <w:rPr>
-          <w:rFonts w:ascii="Malgun Gothic" w:cs="Malgun Gothic" w:eastAsia="Malgun Gothic" w:hAnsi="Malgun Gothic"/>
-          <w:sz w:val="21"/>
-          <w:szCs w:val="21"/>
-        </w:rPr>
-        <w:t xml:space="preserve">→ 우리 팀이 고른 방향: </w:t>
-      </w:r>
-      <w:r>
-        <w:rPr>
-          <w:rFonts w:ascii="Malgun Gothic" w:cs="Malgun Gothic" w:eastAsia="Malgun Gothic" w:hAnsi="Malgun Gothic"/>
-          <w:sz w:val="21"/>
-          <w:szCs w:val="21"/>
-        </w:rPr>
-        <w:t xml:space="preserve">____________________</w:t>
-      </w:r>
-    </w:p>
-    <w:p>
-      <w:pPr>
-        <w:keepNext w:val="false"/>
-        <w:spacing w:after="120"/>
-      </w:pPr>
-      <w:r>
-        <w:rPr>
-          <w:rFonts w:ascii="Malgun Gothic" w:cs="Malgun Gothic" w:eastAsia="Malgun Gothic" w:hAnsi="Malgun Gothic"/>
-          <w:b w:val="false"/>
-          <w:bCs w:val="false"/>
-          <w:i/>
-          <w:iCs/>
-          <w:sz w:val="21"/>
-          <w:szCs w:val="21"/>
-        </w:rPr>
-        <w:t xml:space="preserve">그 방향을 고른 이유를 쓰세요. AI 가 권한 쪽과 달라도 됩니다 — 우리 작품은 우리가 제일 잘 압니다.</w:t>
-      </w:r>
     </w:p>
     <w:tbl>
       <w:tblPr>
@@ -4991,56 +5182,25 @@
         <w:tc>
           <w:tcPr>
             <w:tcW w:type="dxa" w:w="9350"/>
-            <w:tcMar>
-              <w:top w:type="dxa" w:w="160"/>
+            <w:shd w:fill="EEF3FB" w:val="clear"/>
+            <w:tcMar>
+              <w:top w:type="dxa" w:w="140"/>
               <w:left w:type="dxa" w:w="200"/>
-              <w:bottom w:type="dxa" w:w="160"/>
+              <w:bottom w:type="dxa" w:w="140"/>
               <w:right w:type="dxa" w:w="200"/>
             </w:tcMar>
           </w:tcPr>
           <w:p>
-            <w:pPr>
-              <w:pBdr>
-                <w:bottom w:val="single" w:color="D9D9D9" w:sz="2"/>
-              </w:pBdr>
-              <w:spacing w:after="260"/>
-            </w:pPr>
-            <w:r>
-              <w:rPr>
-                <w:rFonts w:ascii="Malgun Gothic" w:cs="Malgun Gothic" w:eastAsia="Malgun Gothic" w:hAnsi="Malgun Gothic"/>
-                <w:sz w:val="21"/>
-                <w:szCs w:val="21"/>
-              </w:rPr>
-              <w:t xml:space="preserve"> </w:t>
-            </w:r>
-          </w:p>
-          <w:p>
-            <w:pPr>
-              <w:pBdr>
-                <w:bottom w:val="single" w:color="D9D9D9" w:sz="2"/>
-              </w:pBdr>
-              <w:spacing w:after="260"/>
-            </w:pPr>
-            <w:r>
-              <w:rPr>
-                <w:rFonts w:ascii="Malgun Gothic" w:cs="Malgun Gothic" w:eastAsia="Malgun Gothic" w:hAnsi="Malgun Gothic"/>
-                <w:sz w:val="21"/>
-                <w:szCs w:val="21"/>
-              </w:rPr>
-              <w:t xml:space="preserve"> </w:t>
-            </w:r>
-          </w:p>
-          <w:p>
-            <w:pPr>
-              <w:spacing w:after="260"/>
-            </w:pPr>
-            <w:r>
-              <w:rPr>
-                <w:rFonts w:ascii="Malgun Gothic" w:cs="Malgun Gothic" w:eastAsia="Malgun Gothic" w:hAnsi="Malgun Gothic"/>
-                <w:sz w:val="21"/>
-                <w:szCs w:val="21"/>
-              </w:rPr>
-              <w:t xml:space="preserve"> </w:t>
+            <w:r>
+              <w:rPr>
+                <w:rFonts w:ascii="Malgun Gothic" w:cs="Malgun Gothic" w:eastAsia="Malgun Gothic" w:hAnsi="Malgun Gothic"/>
+                <w:i/>
+                <w:iCs/>
+                <w:color w:val="1F3864"/>
+                <w:sz w:val="20"/>
+                <w:szCs w:val="20"/>
+              </w:rPr>
+              <w:t xml:space="preserve">네 번째 줄이 가장 자주 빠집니다. 전시 모드에서는 조작 버튼이 숨어 있습니다. 누가 ESC 를 누르면 전체화면만 풀리는데, 그러면 버튼이 숨겨진 채로 남아 아무것도 못 하게 됩니다. 새로고침밖에 방법이 없습니다. 이것을 막는 것이 fullscreenchange 처리입니다.</w:t>
             </w:r>
           </w:p>
         </w:tc>
@@ -5050,24 +5210,6 @@
       <w:pPr>
         <w:spacing w:after="160"/>
       </w:pPr>
-    </w:p>
-    <w:p>
-      <w:pPr>
-        <w:pStyle w:val="Heading2"/>
-        <w:keepNext/>
-        <w:spacing w:after="120" w:before="240"/>
-      </w:pPr>
-      <w:r>
-        <w:rPr>
-          <w:rFonts w:ascii="Malgun Gothic" w:cs="Malgun Gothic" w:eastAsia="Malgun Gothic" w:hAnsi="Malgun Gothic"/>
-          <w:b/>
-          <w:bCs/>
-          <w:color w:val="2F5496"/>
-          <w:sz w:val="24"/>
-          <w:szCs w:val="24"/>
-        </w:rPr>
-        <w:t xml:space="preserve">쓰지 말아야 할 여섯 가지 — 지금 우리 코드에는 하나도 없습니다</w:t>
-      </w:r>
     </w:p>
     <w:p>
       <w:pPr>
@@ -5077,918 +5219,15 @@
       <w:r>
         <w:rPr>
           <w:rFonts w:ascii="Malgun Gothic" w:cs="Malgun Gothic" w:eastAsia="Malgun Gothic" w:hAnsi="Malgun Gothic"/>
-          <w:b/>
-          <w:bCs/>
-          <w:i w:val="false"/>
-          <w:iCs w:val="false"/>
+          <w:b w:val="false"/>
+          <w:bCs w:val="false"/>
+          <w:i/>
+          <w:iCs/>
           <w:sz w:val="21"/>
           <w:szCs w:val="21"/>
         </w:rPr>
-        <w:t xml:space="preserve">그라데이션 · 글래스모피즘(반투명 유리 효과) · 네온 효과 · 과도한 그림자 · 장식용 차트 · 뜻 없는 애니메이션. 새로 넣지 말라는 예방 목록입니다.</w:t>
-      </w:r>
-    </w:p>
-    <w:p>
-      <w:pPr>
-        <w:spacing w:after="120"/>
-      </w:pPr>
-    </w:p>
-    <w:p>
-      <w:pPr>
-        <w:spacing w:after="100"/>
-        <w:ind w:left="260"/>
-      </w:pPr>
-      <w:r>
-        <w:rPr>
-          <w:rFonts w:ascii="Malgun Gothic" w:cs="Malgun Gothic" w:eastAsia="Malgun Gothic" w:hAnsi="Malgun Gothic"/>
-          <w:sz w:val="21"/>
-          <w:szCs w:val="21"/>
-        </w:rPr>
-        <w:t xml:space="preserve">☐  방향이 두 가지 이상 나왔다 (하나만 왔으면 '다른 방향도 하나 더 주세요')</w:t>
-      </w:r>
-    </w:p>
-    <w:p>
-      <w:pPr>
-        <w:spacing w:after="100"/>
-        <w:ind w:left="260"/>
-      </w:pPr>
-      <w:r>
-        <w:rPr>
-          <w:rFonts w:ascii="Malgun Gothic" w:cs="Malgun Gothic" w:eastAsia="Malgun Gothic" w:hAnsi="Malgun Gothic"/>
-          <w:sz w:val="21"/>
-          <w:szCs w:val="21"/>
-        </w:rPr>
-        <w:t xml:space="preserve">☐  둘 중 하나를 내가 골랐다 (AI 가 정해 준 것을 그냥 쓰지 않았다)</w:t>
-      </w:r>
-    </w:p>
-    <w:p>
-      <w:pPr>
-        <w:spacing w:after="100"/>
-        <w:ind w:left="260"/>
-      </w:pPr>
-      <w:r>
-        <w:rPr>
-          <w:rFonts w:ascii="Malgun Gothic" w:cs="Malgun Gothic" w:eastAsia="Malgun Gothic" w:hAnsi="Malgun Gothic"/>
-          <w:sz w:val="21"/>
-          <w:szCs w:val="21"/>
-        </w:rPr>
-        <w:t xml:space="preserve">☐  고른 방향에 주인공이 가장 크게 들어가 있다</w:t>
-      </w:r>
-    </w:p>
-    <w:p>
-      <w:pPr>
-        <w:spacing w:after="100"/>
-        <w:ind w:left="260"/>
-      </w:pPr>
-      <w:r>
-        <w:rPr>
-          <w:rFonts w:ascii="Malgun Gothic" w:cs="Malgun Gothic" w:eastAsia="Malgun Gothic" w:hAnsi="Malgun Gothic"/>
-          <w:sz w:val="21"/>
-          <w:szCs w:val="21"/>
-        </w:rPr>
-        <w:t xml:space="preserve">☐  어두운 테마로 바꾸자는 말이 없다 (우리는 bg-slate-50 밝은 테마입니다)</w:t>
-      </w:r>
-    </w:p>
-    <w:p>
-      <w:pPr>
-        <w:spacing w:after="100"/>
-        <w:ind w:left="260"/>
-      </w:pPr>
-      <w:r>
-        <w:rPr>
-          <w:rFonts w:ascii="Malgun Gothic" w:cs="Malgun Gothic" w:eastAsia="Malgun Gothic" w:hAnsi="Malgun Gothic"/>
-          <w:sz w:val="21"/>
-          <w:szCs w:val="21"/>
-        </w:rPr>
-        <w:t xml:space="preserve">☐  위 여섯 가지를 넣자는 말이 없다</w:t>
-      </w:r>
-    </w:p>
-    <w:p>
-      <w:pPr>
-        <w:spacing w:after="100"/>
-        <w:ind w:left="260"/>
-      </w:pPr>
-      <w:r>
-        <w:rPr>
-          <w:rFonts w:ascii="Malgun Gothic" w:cs="Malgun Gothic" w:eastAsia="Malgun Gothic" w:hAnsi="Malgun Gothic"/>
-          <w:sz w:val="21"/>
-          <w:szCs w:val="21"/>
-        </w:rPr>
-        <w:t xml:space="preserve">☐  const UI 에 들어갈 토큰 목록을 받았다</w:t>
-      </w:r>
-    </w:p>
-    <w:p>
-      <w:r>
-        <w:br w:type="page"/>
-      </w:r>
-    </w:p>
-    <w:p>
-      <w:pPr>
-        <w:pStyle w:val="Heading1"/>
-        <w:keepNext/>
-        <w:pBdr>
-          <w:bottom w:val="single" w:color="2F5496" w:sz="6"/>
-        </w:pBdr>
-        <w:spacing w:after="160" w:before="320"/>
-      </w:pPr>
-      <w:r>
-        <w:rPr>
-          <w:rFonts w:ascii="Malgun Gothic" w:cs="Malgun Gothic" w:eastAsia="Malgun Gothic" w:hAnsi="Malgun Gothic"/>
-          <w:b/>
-          <w:bCs/>
-          <w:color w:val="1F3864"/>
-          <w:sz w:val="30"/>
-          <w:szCs w:val="30"/>
-        </w:rPr>
-        <w:t xml:space="preserve">5. 2단계 · 구현 — 고른 방향으로 다시 짭니다</w:t>
-      </w:r>
-    </w:p>
-    <w:p>
-      <w:pPr>
-        <w:keepNext w:val="false"/>
-        <w:spacing w:after="120"/>
-      </w:pPr>
-      <w:r>
-        <w:rPr>
-          <w:rFonts w:ascii="Malgun Gothic" w:cs="Malgun Gothic" w:eastAsia="Malgun Gothic" w:hAnsi="Malgun Gothic"/>
-          <w:b/>
-          <w:bCs/>
-          <w:i w:val="false"/>
-          <w:iCs w:val="false"/>
-          <w:sz w:val="21"/>
-          <w:szCs w:val="21"/>
-        </w:rPr>
-        <w:t xml:space="preserve">화면을 다시 짜면 11주차와 14주차가 통째로 사라질 수 있습니다. AI 는 지우려고 지우는 것이 아니라, 새 레이아웃에 자리가 없어서 빠뜨립니다.</w:t>
-      </w:r>
-    </w:p>
-    <w:p>
-      <w:pPr>
-        <w:spacing w:after="120"/>
-      </w:pPr>
-    </w:p>
-    <w:p>
-      <w:pPr>
-        <w:pStyle w:val="Heading2"/>
-        <w:keepNext/>
-        <w:spacing w:after="120" w:before="240"/>
-      </w:pPr>
-      <w:r>
-        <w:rPr>
-          <w:rFonts w:ascii="Malgun Gothic" w:cs="Malgun Gothic" w:eastAsia="Malgun Gothic" w:hAnsi="Malgun Gothic"/>
-          <w:b/>
-          <w:bCs/>
-          <w:color w:val="2F5496"/>
-          <w:sz w:val="24"/>
-          <w:szCs w:val="24"/>
-        </w:rPr>
-        <w:t xml:space="preserve">반드시 남아야 하는 여덟 가지 — 받은 코드에서 눈으로 찾으세요</w:t>
-      </w:r>
-    </w:p>
-    <w:tbl>
-      <w:tblPr>
-        <w:tblW w:type="dxa" w:w="9350"/>
-        <w:tblBorders>
-          <w:top w:val="single" w:color="BFBFBF" w:sz="4"/>
-          <w:left w:val="single" w:color="BFBFBF" w:sz="4"/>
-          <w:bottom w:val="single" w:color="BFBFBF" w:sz="4"/>
-          <w:right w:val="single" w:color="BFBFBF" w:sz="4"/>
-          <w:insideH w:val="single" w:color="BFBFBF" w:sz="4"/>
-          <w:insideV w:val="single" w:color="BFBFBF" w:sz="4"/>
-        </w:tblBorders>
-      </w:tblPr>
-      <w:tblGrid>
-        <w:gridCol w:w="3100"/>
-        <w:gridCol w:w="4100"/>
-        <w:gridCol w:w="2150"/>
-      </w:tblGrid>
-      <w:tr>
-        <w:trPr>
-          <w:cantSplit/>
-          <w:tblHeader/>
-        </w:trPr>
-        <w:tc>
-          <w:tcPr>
-            <w:tcW w:type="dxa" w:w="3100"/>
-            <w:shd w:fill="2F5496" w:val="clear"/>
-            <w:tcMar>
-              <w:top w:type="dxa" w:w="100"/>
-              <w:left w:type="dxa" w:w="120"/>
-              <w:bottom w:type="dxa" w:w="100"/>
-              <w:right w:type="dxa" w:w="120"/>
-            </w:tcMar>
-            <w:vAlign w:val="center"/>
-          </w:tcPr>
-          <w:p>
-            <w:r>
-              <w:rPr>
-                <w:rFonts w:ascii="Malgun Gothic" w:cs="Malgun Gothic" w:eastAsia="Malgun Gothic" w:hAnsi="Malgun Gothic"/>
-                <w:b/>
-                <w:bCs/>
-                <w:color w:val="FFFFFF"/>
-                <w:sz w:val="20"/>
-                <w:szCs w:val="20"/>
-              </w:rPr>
-              <w:t xml:space="preserve">이것이 빠지면</w:t>
-            </w:r>
-          </w:p>
-        </w:tc>
-        <w:tc>
-          <w:tcPr>
-            <w:tcW w:type="dxa" w:w="4100"/>
-            <w:shd w:fill="2F5496" w:val="clear"/>
-            <w:tcMar>
-              <w:top w:type="dxa" w:w="100"/>
-              <w:left w:type="dxa" w:w="120"/>
-              <w:bottom w:type="dxa" w:w="100"/>
-              <w:right w:type="dxa" w:w="120"/>
-            </w:tcMar>
-            <w:vAlign w:val="center"/>
-          </w:tcPr>
-          <w:p>
-            <w:r>
-              <w:rPr>
-                <w:rFonts w:ascii="Malgun Gothic" w:cs="Malgun Gothic" w:eastAsia="Malgun Gothic" w:hAnsi="Malgun Gothic"/>
-                <w:b/>
-                <w:bCs/>
-                <w:color w:val="FFFFFF"/>
-                <w:sz w:val="20"/>
-                <w:szCs w:val="20"/>
-              </w:rPr>
-              <w:t xml:space="preserve">전시장에서 무슨 일이 나나</w:t>
-            </w:r>
-          </w:p>
-        </w:tc>
-        <w:tc>
-          <w:tcPr>
-            <w:tcW w:type="dxa" w:w="2150"/>
-            <w:shd w:fill="2F5496" w:val="clear"/>
-            <w:tcMar>
-              <w:top w:type="dxa" w:w="100"/>
-              <w:left w:type="dxa" w:w="120"/>
-              <w:bottom w:type="dxa" w:w="100"/>
-              <w:right w:type="dxa" w:w="120"/>
-            </w:tcMar>
-            <w:vAlign w:val="center"/>
-          </w:tcPr>
-          <w:p>
-            <w:r>
-              <w:rPr>
-                <w:rFonts w:ascii="Malgun Gothic" w:cs="Malgun Gothic" w:eastAsia="Malgun Gothic" w:hAnsi="Malgun Gothic"/>
-                <w:b/>
-                <w:bCs/>
-                <w:color w:val="FFFFFF"/>
-                <w:sz w:val="20"/>
-                <w:szCs w:val="20"/>
-              </w:rPr>
-              <w:t xml:space="preserve">코드에 있나</w:t>
-            </w:r>
-          </w:p>
-        </w:tc>
-      </w:tr>
-      <w:tr>
-        <w:trPr>
-          <w:cantSplit/>
-        </w:trPr>
-        <w:tc>
-          <w:tcPr>
-            <w:tcW w:type="dxa" w:w="3100"/>
-            <w:tcMar>
-              <w:top w:type="dxa" w:w="100"/>
-              <w:left w:type="dxa" w:w="120"/>
-              <w:bottom w:type="dxa" w:w="100"/>
-              <w:right w:type="dxa" w:w="120"/>
-            </w:tcMar>
-            <w:vAlign w:val="center"/>
-          </w:tcPr>
-          <w:p>
-            <w:r>
-              <w:rPr>
-                <w:rFonts w:ascii="Malgun Gothic" w:cs="Malgun Gothic" w:eastAsia="Malgun Gothic" w:hAnsi="Malgun Gothic"/>
-                <w:b w:val="false"/>
-                <w:bCs w:val="false"/>
-                <w:color w:val="000000"/>
-                <w:sz w:val="20"/>
-                <w:szCs w:val="20"/>
-              </w:rPr>
-              <w:t xml:space="preserve">전시 모드 (Wake Lock)</w:t>
-            </w:r>
-          </w:p>
-        </w:tc>
-        <w:tc>
-          <w:tcPr>
-            <w:tcW w:type="dxa" w:w="4100"/>
-            <w:tcMar>
-              <w:top w:type="dxa" w:w="100"/>
-              <w:left w:type="dxa" w:w="120"/>
-              <w:bottom w:type="dxa" w:w="100"/>
-              <w:right w:type="dxa" w:w="120"/>
-            </w:tcMar>
-            <w:vAlign w:val="center"/>
-          </w:tcPr>
-          <w:p>
-            <w:r>
-              <w:rPr>
-                <w:rFonts w:ascii="Malgun Gothic" w:cs="Malgun Gothic" w:eastAsia="Malgun Gothic" w:hAnsi="Malgun Gothic"/>
-                <w:b w:val="false"/>
-                <w:bCs w:val="false"/>
-                <w:color w:val="000000"/>
-                <w:sz w:val="20"/>
-                <w:szCs w:val="20"/>
-              </w:rPr>
-              <w:t xml:space="preserve">몇 분 뒤 화면이 저절로 꺼진다</w:t>
-            </w:r>
-          </w:p>
-        </w:tc>
-        <w:tc>
-          <w:tcPr>
-            <w:tcW w:type="dxa" w:w="2150"/>
-            <w:tcMar>
-              <w:top w:type="dxa" w:w="100"/>
-              <w:left w:type="dxa" w:w="120"/>
-              <w:bottom w:type="dxa" w:w="100"/>
-              <w:right w:type="dxa" w:w="120"/>
-            </w:tcMar>
-            <w:vAlign w:val="center"/>
-          </w:tcPr>
-          <w:p>
-            <w:r>
-              <w:rPr>
-                <w:rFonts w:ascii="Malgun Gothic" w:cs="Malgun Gothic" w:eastAsia="Malgun Gothic" w:hAnsi="Malgun Gothic"/>
-                <w:b w:val="false"/>
-                <w:bCs w:val="false"/>
-                <w:color w:val="000000"/>
-                <w:sz w:val="20"/>
-                <w:szCs w:val="20"/>
-              </w:rPr>
-              <w:t xml:space="preserve"/>
-            </w:r>
-          </w:p>
-        </w:tc>
-      </w:tr>
-      <w:tr>
-        <w:trPr>
-          <w:cantSplit/>
-        </w:trPr>
-        <w:tc>
-          <w:tcPr>
-            <w:tcW w:type="dxa" w:w="3100"/>
-            <w:tcMar>
-              <w:top w:type="dxa" w:w="100"/>
-              <w:left w:type="dxa" w:w="120"/>
-              <w:bottom w:type="dxa" w:w="100"/>
-              <w:right w:type="dxa" w:w="120"/>
-            </w:tcMar>
-            <w:vAlign w:val="center"/>
-          </w:tcPr>
-          <w:p>
-            <w:r>
-              <w:rPr>
-                <w:rFonts w:ascii="Malgun Gothic" w:cs="Malgun Gothic" w:eastAsia="Malgun Gothic" w:hAnsi="Malgun Gothic"/>
-                <w:b w:val="false"/>
-                <w:bCs w:val="false"/>
-                <w:color w:val="000000"/>
-                <w:sz w:val="20"/>
-                <w:szCs w:val="20"/>
-              </w:rPr>
-              <w:t xml:space="preserve">visibilitychange 재획득</w:t>
-            </w:r>
-          </w:p>
-        </w:tc>
-        <w:tc>
-          <w:tcPr>
-            <w:tcW w:type="dxa" w:w="4100"/>
-            <w:tcMar>
-              <w:top w:type="dxa" w:w="100"/>
-              <w:left w:type="dxa" w:w="120"/>
-              <w:bottom w:type="dxa" w:w="100"/>
-              <w:right w:type="dxa" w:w="120"/>
-            </w:tcMar>
-            <w:vAlign w:val="center"/>
-          </w:tcPr>
-          <w:p>
-            <w:r>
-              <w:rPr>
-                <w:rFonts w:ascii="Malgun Gothic" w:cs="Malgun Gothic" w:eastAsia="Malgun Gothic" w:hAnsi="Malgun Gothic"/>
-                <w:b w:val="false"/>
-                <w:bCs w:val="false"/>
-                <w:color w:val="000000"/>
-                <w:sz w:val="20"/>
-                <w:szCs w:val="20"/>
-              </w:rPr>
-              <w:t xml:space="preserve">다른 창 봤다 오면 그때부터 꺼진다</w:t>
-            </w:r>
-          </w:p>
-        </w:tc>
-        <w:tc>
-          <w:tcPr>
-            <w:tcW w:type="dxa" w:w="2150"/>
-            <w:tcMar>
-              <w:top w:type="dxa" w:w="100"/>
-              <w:left w:type="dxa" w:w="120"/>
-              <w:bottom w:type="dxa" w:w="100"/>
-              <w:right w:type="dxa" w:w="120"/>
-            </w:tcMar>
-            <w:vAlign w:val="center"/>
-          </w:tcPr>
-          <w:p>
-            <w:r>
-              <w:rPr>
-                <w:rFonts w:ascii="Malgun Gothic" w:cs="Malgun Gothic" w:eastAsia="Malgun Gothic" w:hAnsi="Malgun Gothic"/>
-                <w:b w:val="false"/>
-                <w:bCs w:val="false"/>
-                <w:color w:val="000000"/>
-                <w:sz w:val="20"/>
-                <w:szCs w:val="20"/>
-              </w:rPr>
-              <w:t xml:space="preserve"/>
-            </w:r>
-          </w:p>
-        </w:tc>
-      </w:tr>
-      <w:tr>
-        <w:trPr>
-          <w:cantSplit/>
-        </w:trPr>
-        <w:tc>
-          <w:tcPr>
-            <w:tcW w:type="dxa" w:w="3100"/>
-            <w:tcMar>
-              <w:top w:type="dxa" w:w="100"/>
-              <w:left w:type="dxa" w:w="120"/>
-              <w:bottom w:type="dxa" w:w="100"/>
-              <w:right w:type="dxa" w:w="120"/>
-            </w:tcMar>
-            <w:vAlign w:val="center"/>
-          </w:tcPr>
-          <w:p>
-            <w:r>
-              <w:rPr>
-                <w:rFonts w:ascii="Malgun Gothic" w:cs="Malgun Gothic" w:eastAsia="Malgun Gothic" w:hAnsi="Malgun Gothic"/>
-                <w:b w:val="false"/>
-                <w:bCs w:val="false"/>
-                <w:color w:val="000000"/>
-                <w:sz w:val="20"/>
-                <w:szCs w:val="20"/>
-              </w:rPr>
-              <w:t xml:space="preserve">fullscreenchange 처리</w:t>
-            </w:r>
-          </w:p>
-        </w:tc>
-        <w:tc>
-          <w:tcPr>
-            <w:tcW w:type="dxa" w:w="4100"/>
-            <w:tcMar>
-              <w:top w:type="dxa" w:w="100"/>
-              <w:left w:type="dxa" w:w="120"/>
-              <w:bottom w:type="dxa" w:w="100"/>
-              <w:right w:type="dxa" w:w="120"/>
-            </w:tcMar>
-            <w:vAlign w:val="center"/>
-          </w:tcPr>
-          <w:p>
-            <w:r>
-              <w:rPr>
-                <w:rFonts w:ascii="Malgun Gothic" w:cs="Malgun Gothic" w:eastAsia="Malgun Gothic" w:hAnsi="Malgun Gothic"/>
-                <w:b w:val="false"/>
-                <w:bCs w:val="false"/>
-                <w:color w:val="000000"/>
-                <w:sz w:val="20"/>
-                <w:szCs w:val="20"/>
-              </w:rPr>
-              <w:t xml:space="preserve">ESC 를 누르면 버튼이 숨은 채로 남는다</w:t>
-            </w:r>
-          </w:p>
-        </w:tc>
-        <w:tc>
-          <w:tcPr>
-            <w:tcW w:type="dxa" w:w="2150"/>
-            <w:tcMar>
-              <w:top w:type="dxa" w:w="100"/>
-              <w:left w:type="dxa" w:w="120"/>
-              <w:bottom w:type="dxa" w:w="100"/>
-              <w:right w:type="dxa" w:w="120"/>
-            </w:tcMar>
-            <w:vAlign w:val="center"/>
-          </w:tcPr>
-          <w:p>
-            <w:r>
-              <w:rPr>
-                <w:rFonts w:ascii="Malgun Gothic" w:cs="Malgun Gothic" w:eastAsia="Malgun Gothic" w:hAnsi="Malgun Gothic"/>
-                <w:b w:val="false"/>
-                <w:bCs w:val="false"/>
-                <w:color w:val="000000"/>
-                <w:sz w:val="20"/>
-                <w:szCs w:val="20"/>
-              </w:rPr>
-              <w:t xml:space="preserve"/>
-            </w:r>
-          </w:p>
-        </w:tc>
-      </w:tr>
-      <w:tr>
-        <w:trPr>
-          <w:cantSplit/>
-        </w:trPr>
-        <w:tc>
-          <w:tcPr>
-            <w:tcW w:type="dxa" w:w="3100"/>
-            <w:tcMar>
-              <w:top w:type="dxa" w:w="100"/>
-              <w:left w:type="dxa" w:w="120"/>
-              <w:bottom w:type="dxa" w:w="100"/>
-              <w:right w:type="dxa" w:w="120"/>
-            </w:tcMar>
-            <w:vAlign w:val="center"/>
-          </w:tcPr>
-          <w:p>
-            <w:r>
-              <w:rPr>
-                <w:rFonts w:ascii="Malgun Gothic" w:cs="Malgun Gothic" w:eastAsia="Malgun Gothic" w:hAnsi="Malgun Gothic"/>
-                <w:b w:val="false"/>
-                <w:bCs w:val="false"/>
-                <w:color w:val="000000"/>
-                <w:sz w:val="20"/>
-                <w:szCs w:val="20"/>
-              </w:rPr>
-              <w:t xml:space="preserve">Wake Lock 의 try/catch</w:t>
-            </w:r>
-          </w:p>
-        </w:tc>
-        <w:tc>
-          <w:tcPr>
-            <w:tcW w:type="dxa" w:w="4100"/>
-            <w:tcMar>
-              <w:top w:type="dxa" w:w="100"/>
-              <w:left w:type="dxa" w:w="120"/>
-              <w:bottom w:type="dxa" w:w="100"/>
-              <w:right w:type="dxa" w:w="120"/>
-            </w:tcMar>
-            <w:vAlign w:val="center"/>
-          </w:tcPr>
-          <w:p>
-            <w:r>
-              <w:rPr>
-                <w:rFonts w:ascii="Malgun Gothic" w:cs="Malgun Gothic" w:eastAsia="Malgun Gothic" w:hAnsi="Malgun Gothic"/>
-                <w:b w:val="false"/>
-                <w:bCs w:val="false"/>
-                <w:color w:val="000000"/>
-                <w:sz w:val="20"/>
-                <w:szCs w:val="20"/>
-              </w:rPr>
-              <w:t xml:space="preserve">지원 안 하는 브라우저에서 하얘진다</w:t>
-            </w:r>
-          </w:p>
-        </w:tc>
-        <w:tc>
-          <w:tcPr>
-            <w:tcW w:type="dxa" w:w="2150"/>
-            <w:tcMar>
-              <w:top w:type="dxa" w:w="100"/>
-              <w:left w:type="dxa" w:w="120"/>
-              <w:bottom w:type="dxa" w:w="100"/>
-              <w:right w:type="dxa" w:w="120"/>
-            </w:tcMar>
-            <w:vAlign w:val="center"/>
-          </w:tcPr>
-          <w:p>
-            <w:r>
-              <w:rPr>
-                <w:rFonts w:ascii="Malgun Gothic" w:cs="Malgun Gothic" w:eastAsia="Malgun Gothic" w:hAnsi="Malgun Gothic"/>
-                <w:b w:val="false"/>
-                <w:bCs w:val="false"/>
-                <w:color w:val="000000"/>
-                <w:sz w:val="20"/>
-                <w:szCs w:val="20"/>
-              </w:rPr>
-              <w:t xml:space="preserve"/>
-            </w:r>
-          </w:p>
-        </w:tc>
-      </w:tr>
-      <w:tr>
-        <w:trPr>
-          <w:cantSplit/>
-        </w:trPr>
-        <w:tc>
-          <w:tcPr>
-            <w:tcW w:type="dxa" w:w="3100"/>
-            <w:tcMar>
-              <w:top w:type="dxa" w:w="100"/>
-              <w:left w:type="dxa" w:w="120"/>
-              <w:bottom w:type="dxa" w:w="100"/>
-              <w:right w:type="dxa" w:w="120"/>
-            </w:tcMar>
-            <w:vAlign w:val="center"/>
-          </w:tcPr>
-          <w:p>
-            <w:r>
-              <w:rPr>
-                <w:rFonts w:ascii="Malgun Gothic" w:cs="Malgun Gothic" w:eastAsia="Malgun Gothic" w:hAnsi="Malgun Gothic"/>
-                <w:b w:val="false"/>
-                <w:bCs w:val="false"/>
-                <w:color w:val="000000"/>
-                <w:sz w:val="20"/>
-                <w:szCs w:val="20"/>
-              </w:rPr>
-              <w:t xml:space="preserve">자동 재연결</w:t>
-            </w:r>
-          </w:p>
-        </w:tc>
-        <w:tc>
-          <w:tcPr>
-            <w:tcW w:type="dxa" w:w="4100"/>
-            <w:tcMar>
-              <w:top w:type="dxa" w:w="100"/>
-              <w:left w:type="dxa" w:w="120"/>
-              <w:bottom w:type="dxa" w:w="100"/>
-              <w:right w:type="dxa" w:w="120"/>
-            </w:tcMar>
-            <w:vAlign w:val="center"/>
-          </w:tcPr>
-          <w:p>
-            <w:r>
-              <w:rPr>
-                <w:rFonts w:ascii="Malgun Gothic" w:cs="Malgun Gothic" w:eastAsia="Malgun Gothic" w:hAnsi="Malgun Gothic"/>
-                <w:b w:val="false"/>
-                <w:bCs w:val="false"/>
-                <w:color w:val="000000"/>
-                <w:sz w:val="20"/>
-                <w:szCs w:val="20"/>
-              </w:rPr>
-              <w:t xml:space="preserve">Wi-Fi 가 끊기면 몇 시간 멈춘 화면</w:t>
-            </w:r>
-          </w:p>
-        </w:tc>
-        <w:tc>
-          <w:tcPr>
-            <w:tcW w:type="dxa" w:w="2150"/>
-            <w:tcMar>
-              <w:top w:type="dxa" w:w="100"/>
-              <w:left w:type="dxa" w:w="120"/>
-              <w:bottom w:type="dxa" w:w="100"/>
-              <w:right w:type="dxa" w:w="120"/>
-            </w:tcMar>
-            <w:vAlign w:val="center"/>
-          </w:tcPr>
-          <w:p>
-            <w:r>
-              <w:rPr>
-                <w:rFonts w:ascii="Malgun Gothic" w:cs="Malgun Gothic" w:eastAsia="Malgun Gothic" w:hAnsi="Malgun Gothic"/>
-                <w:b w:val="false"/>
-                <w:bCs w:val="false"/>
-                <w:color w:val="000000"/>
-                <w:sz w:val="20"/>
-                <w:szCs w:val="20"/>
-              </w:rPr>
-              <w:t xml:space="preserve"/>
-            </w:r>
-          </w:p>
-        </w:tc>
-      </w:tr>
-      <w:tr>
-        <w:trPr>
-          <w:cantSplit/>
-        </w:trPr>
-        <w:tc>
-          <w:tcPr>
-            <w:tcW w:type="dxa" w:w="3100"/>
-            <w:tcMar>
-              <w:top w:type="dxa" w:w="100"/>
-              <w:left w:type="dxa" w:w="120"/>
-              <w:bottom w:type="dxa" w:w="100"/>
-              <w:right w:type="dxa" w:w="120"/>
-            </w:tcMar>
-            <w:vAlign w:val="center"/>
-          </w:tcPr>
-          <w:p>
-            <w:r>
-              <w:rPr>
-                <w:rFonts w:ascii="Malgun Gothic" w:cs="Malgun Gothic" w:eastAsia="Malgun Gothic" w:hAnsi="Malgun Gothic"/>
-                <w:b w:val="false"/>
-                <w:bCs w:val="false"/>
-                <w:color w:val="000000"/>
-                <w:sz w:val="20"/>
-                <w:szCs w:val="20"/>
-              </w:rPr>
-              <w:t xml:space="preserve">연결 상태 세 가지</w:t>
-            </w:r>
-          </w:p>
-        </w:tc>
-        <w:tc>
-          <w:tcPr>
-            <w:tcW w:type="dxa" w:w="4100"/>
-            <w:tcMar>
-              <w:top w:type="dxa" w:w="100"/>
-              <w:left w:type="dxa" w:w="120"/>
-              <w:bottom w:type="dxa" w:w="100"/>
-              <w:right w:type="dxa" w:w="120"/>
-            </w:tcMar>
-            <w:vAlign w:val="center"/>
-          </w:tcPr>
-          <w:p>
-            <w:r>
-              <w:rPr>
-                <w:rFonts w:ascii="Malgun Gothic" w:cs="Malgun Gothic" w:eastAsia="Malgun Gothic" w:hAnsi="Malgun Gothic"/>
-                <w:b w:val="false"/>
-                <w:bCs w:val="false"/>
-                <w:color w:val="000000"/>
-                <w:sz w:val="20"/>
-                <w:szCs w:val="20"/>
-              </w:rPr>
-              <w:t xml:space="preserve">재연결 중인지 알 수 없다</w:t>
-            </w:r>
-          </w:p>
-        </w:tc>
-        <w:tc>
-          <w:tcPr>
-            <w:tcW w:type="dxa" w:w="2150"/>
-            <w:tcMar>
-              <w:top w:type="dxa" w:w="100"/>
-              <w:left w:type="dxa" w:w="120"/>
-              <w:bottom w:type="dxa" w:w="100"/>
-              <w:right w:type="dxa" w:w="120"/>
-            </w:tcMar>
-            <w:vAlign w:val="center"/>
-          </w:tcPr>
-          <w:p>
-            <w:r>
-              <w:rPr>
-                <w:rFonts w:ascii="Malgun Gothic" w:cs="Malgun Gothic" w:eastAsia="Malgun Gothic" w:hAnsi="Malgun Gothic"/>
-                <w:b w:val="false"/>
-                <w:bCs w:val="false"/>
-                <w:color w:val="000000"/>
-                <w:sz w:val="20"/>
-                <w:szCs w:val="20"/>
-              </w:rPr>
-              <w:t xml:space="preserve"/>
-            </w:r>
-          </w:p>
-        </w:tc>
-      </w:tr>
-      <w:tr>
-        <w:trPr>
-          <w:cantSplit/>
-        </w:trPr>
-        <w:tc>
-          <w:tcPr>
-            <w:tcW w:type="dxa" w:w="3100"/>
-            <w:tcMar>
-              <w:top w:type="dxa" w:w="100"/>
-              <w:left w:type="dxa" w:w="120"/>
-              <w:bottom w:type="dxa" w:w="100"/>
-              <w:right w:type="dxa" w:w="120"/>
-            </w:tcMar>
-            <w:vAlign w:val="center"/>
-          </w:tcPr>
-          <w:p>
-            <w:r>
-              <w:rPr>
-                <w:rFonts w:ascii="Malgun Gothic" w:cs="Malgun Gothic" w:eastAsia="Malgun Gothic" w:hAnsi="Malgun Gothic"/>
-                <w:b w:val="false"/>
-                <w:bCs w:val="false"/>
-                <w:color w:val="000000"/>
-                <w:sz w:val="20"/>
-                <w:szCs w:val="20"/>
-              </w:rPr>
-              <w:t xml:space="preserve">빈 값 세 가지 구분</w:t>
-            </w:r>
-          </w:p>
-        </w:tc>
-        <w:tc>
-          <w:tcPr>
-            <w:tcW w:type="dxa" w:w="4100"/>
-            <w:tcMar>
-              <w:top w:type="dxa" w:w="100"/>
-              <w:left w:type="dxa" w:w="120"/>
-              <w:bottom w:type="dxa" w:w="100"/>
-              <w:right w:type="dxa" w:w="120"/>
-            </w:tcMar>
-            <w:vAlign w:val="center"/>
-          </w:tcPr>
-          <w:p>
-            <w:r>
-              <w:rPr>
-                <w:rFonts w:ascii="Malgun Gothic" w:cs="Malgun Gothic" w:eastAsia="Malgun Gothic" w:hAnsi="Malgun Gothic"/>
-                <w:b w:val="false"/>
-                <w:bCs w:val="false"/>
-                <w:color w:val="000000"/>
-                <w:sz w:val="20"/>
-                <w:szCs w:val="20"/>
-              </w:rPr>
-              <w:t xml:space="preserve">'데이터 없음' 이 0 으로 보인다</w:t>
-            </w:r>
-          </w:p>
-        </w:tc>
-        <w:tc>
-          <w:tcPr>
-            <w:tcW w:type="dxa" w:w="2150"/>
-            <w:tcMar>
-              <w:top w:type="dxa" w:w="100"/>
-              <w:left w:type="dxa" w:w="120"/>
-              <w:bottom w:type="dxa" w:w="100"/>
-              <w:right w:type="dxa" w:w="120"/>
-            </w:tcMar>
-            <w:vAlign w:val="center"/>
-          </w:tcPr>
-          <w:p>
-            <w:r>
-              <w:rPr>
-                <w:rFonts w:ascii="Malgun Gothic" w:cs="Malgun Gothic" w:eastAsia="Malgun Gothic" w:hAnsi="Malgun Gothic"/>
-                <w:b w:val="false"/>
-                <w:bCs w:val="false"/>
-                <w:color w:val="000000"/>
-                <w:sz w:val="20"/>
-                <w:szCs w:val="20"/>
-              </w:rPr>
-              <w:t xml:space="preserve"/>
-            </w:r>
-          </w:p>
-        </w:tc>
-      </w:tr>
-      <w:tr>
-        <w:trPr>
-          <w:cantSplit/>
-        </w:trPr>
-        <w:tc>
-          <w:tcPr>
-            <w:tcW w:type="dxa" w:w="3100"/>
-            <w:tcMar>
-              <w:top w:type="dxa" w:w="100"/>
-              <w:left w:type="dxa" w:w="120"/>
-              <w:bottom w:type="dxa" w:w="100"/>
-              <w:right w:type="dxa" w:w="120"/>
-            </w:tcMar>
-            <w:vAlign w:val="center"/>
-          </w:tcPr>
-          <w:p>
-            <w:r>
-              <w:rPr>
-                <w:rFonts w:ascii="Malgun Gothic" w:cs="Malgun Gothic" w:eastAsia="Malgun Gothic" w:hAnsi="Malgun Gothic"/>
-                <w:b w:val="false"/>
-                <w:bCs w:val="false"/>
-                <w:color w:val="000000"/>
-                <w:sz w:val="20"/>
-                <w:szCs w:val="20"/>
-              </w:rPr>
-              <w:t xml:space="preserve">액추에이터 안전</w:t>
-            </w:r>
-          </w:p>
-        </w:tc>
-        <w:tc>
-          <w:tcPr>
-            <w:tcW w:type="dxa" w:w="4100"/>
-            <w:tcMar>
-              <w:top w:type="dxa" w:w="100"/>
-              <w:left w:type="dxa" w:w="120"/>
-              <w:bottom w:type="dxa" w:w="100"/>
-              <w:right w:type="dxa" w:w="120"/>
-            </w:tcMar>
-            <w:vAlign w:val="center"/>
-          </w:tcPr>
-          <w:p>
-            <w:r>
-              <w:rPr>
-                <w:rFonts w:ascii="Malgun Gothic" w:cs="Malgun Gothic" w:eastAsia="Malgun Gothic" w:hAnsi="Malgun Gothic"/>
-                <w:b w:val="false"/>
-                <w:bCs w:val="false"/>
-                <w:color w:val="000000"/>
-                <w:sz w:val="20"/>
-                <w:szCs w:val="20"/>
-              </w:rPr>
-              <w:t xml:space="preserve">관람객이 펌프를 켜 놓고 그냥 간다</w:t>
-            </w:r>
-          </w:p>
-        </w:tc>
-        <w:tc>
-          <w:tcPr>
-            <w:tcW w:type="dxa" w:w="2150"/>
-            <w:tcMar>
-              <w:top w:type="dxa" w:w="100"/>
-              <w:left w:type="dxa" w:w="120"/>
-              <w:bottom w:type="dxa" w:w="100"/>
-              <w:right w:type="dxa" w:w="120"/>
-            </w:tcMar>
-            <w:vAlign w:val="center"/>
-          </w:tcPr>
-          <w:p>
-            <w:r>
-              <w:rPr>
-                <w:rFonts w:ascii="Malgun Gothic" w:cs="Malgun Gothic" w:eastAsia="Malgun Gothic" w:hAnsi="Malgun Gothic"/>
-                <w:b w:val="false"/>
-                <w:bCs w:val="false"/>
-                <w:color w:val="000000"/>
-                <w:sz w:val="20"/>
-                <w:szCs w:val="20"/>
-              </w:rPr>
-              <w:t xml:space="preserve"/>
-            </w:r>
-          </w:p>
-        </w:tc>
-      </w:tr>
-    </w:tbl>
-    <w:p>
-      <w:pPr>
-        <w:spacing w:after="160"/>
-      </w:pPr>
+        <w:t xml:space="preserve">Wake Lock 을 try/catch 로 감싸지 않으면 어떤 일이 일어날까요?</w:t>
+      </w:r>
     </w:p>
     <w:tbl>
       <w:tblPr>
@@ -6012,25 +5251,40 @@
         <w:tc>
           <w:tcPr>
             <w:tcW w:type="dxa" w:w="9350"/>
-            <w:shd w:fill="EEF3FB" w:val="clear"/>
-            <w:tcMar>
-              <w:top w:type="dxa" w:w="140"/>
+            <w:tcMar>
+              <w:top w:type="dxa" w:w="160"/>
               <w:left w:type="dxa" w:w="200"/>
-              <w:bottom w:type="dxa" w:w="140"/>
+              <w:bottom w:type="dxa" w:w="160"/>
               <w:right w:type="dxa" w:w="200"/>
             </w:tcMar>
           </w:tcPr>
           <w:p>
-            <w:r>
-              <w:rPr>
-                <w:rFonts w:ascii="Malgun Gothic" w:cs="Malgun Gothic" w:eastAsia="Malgun Gothic" w:hAnsi="Malgun Gothic"/>
-                <w:i/>
-                <w:iCs/>
-                <w:color w:val="1F3864"/>
-                <w:sz w:val="20"/>
-                <w:szCs w:val="20"/>
-              </w:rPr>
-              <w:t xml:space="preserve">일곱 번째 줄을 특히 보세요. 측정 대기와 0 은 다릅니다. '데이터 없음' 을 0 으로 바꾸면 관람객이 틀린 값을 읽습니다. 흙이 안 말랐는데 0% 라고 적혀 있으면, 그것은 고장이 아니라 거짓말입니다.</w:t>
+            <w:pPr>
+              <w:pBdr>
+                <w:bottom w:val="single" w:color="D9D9D9" w:sz="2"/>
+              </w:pBdr>
+              <w:spacing w:after="260"/>
+            </w:pPr>
+            <w:r>
+              <w:rPr>
+                <w:rFonts w:ascii="Malgun Gothic" w:cs="Malgun Gothic" w:eastAsia="Malgun Gothic" w:hAnsi="Malgun Gothic"/>
+                <w:sz w:val="21"/>
+                <w:szCs w:val="21"/>
+              </w:rPr>
+              <w:t xml:space="preserve"> </w:t>
+            </w:r>
+          </w:p>
+          <w:p>
+            <w:pPr>
+              <w:spacing w:after="260"/>
+            </w:pPr>
+            <w:r>
+              <w:rPr>
+                <w:rFonts w:ascii="Malgun Gothic" w:cs="Malgun Gothic" w:eastAsia="Malgun Gothic" w:hAnsi="Malgun Gothic"/>
+                <w:sz w:val="21"/>
+                <w:szCs w:val="21"/>
+              </w:rPr>
+              <w:t xml:space="preserve"> </w:t>
             </w:r>
           </w:p>
         </w:tc>
@@ -6038,8 +5292,46 @@
     </w:tbl>
     <w:p>
       <w:pPr>
-        <w:spacing w:after="160"/>
-      </w:pPr>
+        <w:spacing w:after="60"/>
+        <w:ind w:left="260"/>
+      </w:pPr>
+      <w:r>
+        <w:rPr>
+          <w:rFonts w:ascii="Malgun Gothic" w:cs="Malgun Gothic" w:eastAsia="Malgun Gothic" w:hAnsi="Malgun Gothic"/>
+          <w:i/>
+          <w:iCs/>
+          <w:color w:val="555555"/>
+          <w:sz w:val="19"/>
+          <w:szCs w:val="19"/>
+        </w:rPr>
+        <w:t xml:space="preserve">· 지원하지 않는 브라우저에서 오류가 나서 화면이 하얗게 됩니다.</w:t>
+      </w:r>
+    </w:p>
+    <w:p>
+      <w:r>
+        <w:br w:type="page"/>
+      </w:r>
+    </w:p>
+    <w:p>
+      <w:pPr>
+        <w:pStyle w:val="Heading1"/>
+        <w:keepNext/>
+        <w:pBdr>
+          <w:bottom w:val="single" w:color="2F5496" w:sz="6"/>
+        </w:pBdr>
+        <w:spacing w:after="160" w:before="320"/>
+      </w:pPr>
+      <w:r>
+        <w:rPr>
+          <w:rFonts w:ascii="Malgun Gothic" w:cs="Malgun Gothic" w:eastAsia="Malgun Gothic" w:hAnsi="Malgun Gothic"/>
+          <w:b/>
+          <w:bCs/>
+          <w:color w:val="1F3864"/>
+          <w:sz w:val="30"/>
+          <w:szCs w:val="30"/>
+        </w:rPr>
+        <w:t xml:space="preserve">5. 주인공 크게 · 액추에이터 안전 — 레이아웃은 바꾸지 않습니다</w:t>
+      </w:r>
     </w:p>
     <w:p>
       <w:pPr>
@@ -6056,7 +5348,28 @@
           <w:sz w:val="24"/>
           <w:szCs w:val="24"/>
         </w:rPr>
-        <w:t xml:space="preserve">우리 팀 액추에이터 — 전시 모드에서 어떻게 할지 내가 정합니다</w:t>
+        <w:t xml:space="preserve">우리 작품의 주인공</w:t>
+      </w:r>
+    </w:p>
+    <w:p>
+      <w:pPr>
+        <w:spacing w:after="200"/>
+      </w:pPr>
+      <w:r>
+        <w:rPr>
+          <w:rFonts w:ascii="Malgun Gothic" w:cs="Malgun Gothic" w:eastAsia="Malgun Gothic" w:hAnsi="Malgun Gothic"/>
+          <w:sz w:val="21"/>
+          <w:szCs w:val="21"/>
+        </w:rPr>
+        <w:t xml:space="preserve">가장 크게, 가장 먼저 보이게 할 것 하나 </w:t>
+      </w:r>
+      <w:r>
+        <w:rPr>
+          <w:rFonts w:ascii="Malgun Gothic" w:cs="Malgun Gothic" w:eastAsia="Malgun Gothic" w:hAnsi="Malgun Gothic"/>
+          <w:sz w:val="21"/>
+          <w:szCs w:val="21"/>
+        </w:rPr>
+        <w:t xml:space="preserve">________________________________________</w:t>
       </w:r>
     </w:p>
     <w:p>
@@ -6074,274 +5387,12 @@
           <w:sz w:val="21"/>
           <w:szCs w:val="21"/>
         </w:rPr>
-        <w:t xml:space="preserve">전시 모드는 액추에이터 버튼을 막아 주지 않습니다. IP 칸과 연결 버튼만 숨고, 11주차에 만든 버튼은 그대로 눌립니다.</w:t>
-      </w:r>
-    </w:p>
-    <w:tbl>
-      <w:tblPr>
-        <w:tblW w:type="dxa" w:w="9350"/>
-        <w:tblBorders>
-          <w:top w:val="single" w:color="BFBFBF" w:sz="4"/>
-          <w:left w:val="single" w:color="BFBFBF" w:sz="4"/>
-          <w:bottom w:val="single" w:color="BFBFBF" w:sz="4"/>
-          <w:right w:val="single" w:color="BFBFBF" w:sz="4"/>
-          <w:insideH w:val="single" w:color="BFBFBF" w:sz="4"/>
-          <w:insideV w:val="single" w:color="BFBFBF" w:sz="4"/>
-        </w:tblBorders>
-      </w:tblPr>
-      <w:tblGrid>
-        <w:gridCol w:w="2800"/>
-        <w:gridCol w:w="3900"/>
-        <w:gridCol w:w="2650"/>
-      </w:tblGrid>
-      <w:tr>
-        <w:trPr>
-          <w:cantSplit/>
-          <w:tblHeader/>
-        </w:trPr>
-        <w:tc>
-          <w:tcPr>
-            <w:tcW w:type="dxa" w:w="2800"/>
-            <w:shd w:fill="2F5496" w:val="clear"/>
-            <w:tcMar>
-              <w:top w:type="dxa" w:w="100"/>
-              <w:left w:type="dxa" w:w="120"/>
-              <w:bottom w:type="dxa" w:w="100"/>
-              <w:right w:type="dxa" w:w="120"/>
-            </w:tcMar>
-            <w:vAlign w:val="center"/>
-          </w:tcPr>
-          <w:p>
-            <w:r>
-              <w:rPr>
-                <w:rFonts w:ascii="Malgun Gothic" w:cs="Malgun Gothic" w:eastAsia="Malgun Gothic" w:hAnsi="Malgun Gothic"/>
-                <w:b/>
-                <w:bCs/>
-                <w:color w:val="FFFFFF"/>
-                <w:sz w:val="20"/>
-                <w:szCs w:val="20"/>
-              </w:rPr>
-              <w:t xml:space="preserve">우리 팀 액추에이터</w:t>
-            </w:r>
-          </w:p>
-        </w:tc>
-        <w:tc>
-          <w:tcPr>
-            <w:tcW w:type="dxa" w:w="3900"/>
-            <w:shd w:fill="2F5496" w:val="clear"/>
-            <w:tcMar>
-              <w:top w:type="dxa" w:w="100"/>
-              <w:left w:type="dxa" w:w="120"/>
-              <w:bottom w:type="dxa" w:w="100"/>
-              <w:right w:type="dxa" w:w="120"/>
-            </w:tcMar>
-            <w:vAlign w:val="center"/>
-          </w:tcPr>
-          <w:p>
-            <w:r>
-              <w:rPr>
-                <w:rFonts w:ascii="Malgun Gothic" w:cs="Malgun Gothic" w:eastAsia="Malgun Gothic" w:hAnsi="Malgun Gothic"/>
-                <w:b/>
-                <w:bCs/>
-                <w:color w:val="FFFFFF"/>
-                <w:sz w:val="20"/>
-                <w:szCs w:val="20"/>
-              </w:rPr>
-              <w:t xml:space="preserve">어떤 장치인가</w:t>
-            </w:r>
-          </w:p>
-        </w:tc>
-        <w:tc>
-          <w:tcPr>
-            <w:tcW w:type="dxa" w:w="2650"/>
-            <w:shd w:fill="2F5496" w:val="clear"/>
-            <w:tcMar>
-              <w:top w:type="dxa" w:w="100"/>
-              <w:left w:type="dxa" w:w="120"/>
-              <w:bottom w:type="dxa" w:w="100"/>
-              <w:right w:type="dxa" w:w="120"/>
-            </w:tcMar>
-            <w:vAlign w:val="center"/>
-          </w:tcPr>
-          <w:p>
-            <w:r>
-              <w:rPr>
-                <w:rFonts w:ascii="Malgun Gothic" w:cs="Malgun Gothic" w:eastAsia="Malgun Gothic" w:hAnsi="Malgun Gothic"/>
-                <w:b/>
-                <w:bCs/>
-                <w:color w:val="FFFFFF"/>
-                <w:sz w:val="20"/>
-                <w:szCs w:val="20"/>
-              </w:rPr>
-              <w:t xml:space="preserve">전시 모드에서 어떻게</w:t>
-            </w:r>
-          </w:p>
-        </w:tc>
-      </w:tr>
-      <w:tr>
-        <w:trPr>
-          <w:cantSplit/>
-        </w:trPr>
-        <w:tc>
-          <w:tcPr>
-            <w:tcW w:type="dxa" w:w="2800"/>
-            <w:tcMar>
-              <w:top w:type="dxa" w:w="100"/>
-              <w:left w:type="dxa" w:w="120"/>
-              <w:bottom w:type="dxa" w:w="100"/>
-              <w:right w:type="dxa" w:w="120"/>
-            </w:tcMar>
-            <w:vAlign w:val="center"/>
-          </w:tcPr>
-          <w:p>
-            <w:r>
-              <w:rPr>
-                <w:rFonts w:ascii="Malgun Gothic" w:cs="Malgun Gothic" w:eastAsia="Malgun Gothic" w:hAnsi="Malgun Gothic"/>
-                <w:b w:val="false"/>
-                <w:bCs w:val="false"/>
-                <w:color w:val="000000"/>
-                <w:sz w:val="20"/>
-                <w:szCs w:val="20"/>
-              </w:rPr>
-              <w:t xml:space="preserve"/>
-            </w:r>
-          </w:p>
-        </w:tc>
-        <w:tc>
-          <w:tcPr>
-            <w:tcW w:type="dxa" w:w="3900"/>
-            <w:tcMar>
-              <w:top w:type="dxa" w:w="100"/>
-              <w:left w:type="dxa" w:w="120"/>
-              <w:bottom w:type="dxa" w:w="100"/>
-              <w:right w:type="dxa" w:w="120"/>
-            </w:tcMar>
-            <w:vAlign w:val="center"/>
-          </w:tcPr>
-          <w:p>
-            <w:r>
-              <w:rPr>
-                <w:rFonts w:ascii="Malgun Gothic" w:cs="Malgun Gothic" w:eastAsia="Malgun Gothic" w:hAnsi="Malgun Gothic"/>
-                <w:b w:val="false"/>
-                <w:bCs w:val="false"/>
-                <w:color w:val="000000"/>
-                <w:sz w:val="20"/>
-                <w:szCs w:val="20"/>
-              </w:rPr>
-              <w:t xml:space="preserve">LED · 부저처럼 되돌아온다 / 물 · 열 · 움직임이 있다</w:t>
-            </w:r>
-          </w:p>
-        </w:tc>
-        <w:tc>
-          <w:tcPr>
-            <w:tcW w:type="dxa" w:w="2650"/>
-            <w:tcMar>
-              <w:top w:type="dxa" w:w="100"/>
-              <w:left w:type="dxa" w:w="120"/>
-              <w:bottom w:type="dxa" w:w="100"/>
-              <w:right w:type="dxa" w:w="120"/>
-            </w:tcMar>
-            <w:vAlign w:val="center"/>
-          </w:tcPr>
-          <w:p>
-            <w:r>
-              <w:rPr>
-                <w:rFonts w:ascii="Malgun Gothic" w:cs="Malgun Gothic" w:eastAsia="Malgun Gothic" w:hAnsi="Malgun Gothic"/>
-                <w:b w:val="false"/>
-                <w:bCs w:val="false"/>
-                <w:color w:val="000000"/>
-                <w:sz w:val="20"/>
-                <w:szCs w:val="20"/>
-              </w:rPr>
-              <w:t xml:space="preserve">그대로 둔다 / 숨긴다 / 몇 초 뒤 꺼지게</w:t>
-            </w:r>
-          </w:p>
-        </w:tc>
-      </w:tr>
-      <w:tr>
-        <w:trPr>
-          <w:cantSplit/>
-        </w:trPr>
-        <w:tc>
-          <w:tcPr>
-            <w:tcW w:type="dxa" w:w="2800"/>
-            <w:tcMar>
-              <w:top w:type="dxa" w:w="100"/>
-              <w:left w:type="dxa" w:w="120"/>
-              <w:bottom w:type="dxa" w:w="100"/>
-              <w:right w:type="dxa" w:w="120"/>
-            </w:tcMar>
-            <w:vAlign w:val="center"/>
-          </w:tcPr>
-          <w:p>
-            <w:r>
-              <w:rPr>
-                <w:rFonts w:ascii="Malgun Gothic" w:cs="Malgun Gothic" w:eastAsia="Malgun Gothic" w:hAnsi="Malgun Gothic"/>
-                <w:b w:val="false"/>
-                <w:bCs w:val="false"/>
-                <w:color w:val="000000"/>
-                <w:sz w:val="20"/>
-                <w:szCs w:val="20"/>
-              </w:rPr>
-              <w:t xml:space="preserve"/>
-            </w:r>
-          </w:p>
-        </w:tc>
-        <w:tc>
-          <w:tcPr>
-            <w:tcW w:type="dxa" w:w="3900"/>
-            <w:tcMar>
-              <w:top w:type="dxa" w:w="100"/>
-              <w:left w:type="dxa" w:w="120"/>
-              <w:bottom w:type="dxa" w:w="100"/>
-              <w:right w:type="dxa" w:w="120"/>
-            </w:tcMar>
-            <w:vAlign w:val="center"/>
-          </w:tcPr>
-          <w:p>
-            <w:r>
-              <w:rPr>
-                <w:rFonts w:ascii="Malgun Gothic" w:cs="Malgun Gothic" w:eastAsia="Malgun Gothic" w:hAnsi="Malgun Gothic"/>
-                <w:b w:val="false"/>
-                <w:bCs w:val="false"/>
-                <w:color w:val="000000"/>
-                <w:sz w:val="20"/>
-                <w:szCs w:val="20"/>
-              </w:rPr>
-              <w:t xml:space="preserve"/>
-            </w:r>
-          </w:p>
-        </w:tc>
-        <w:tc>
-          <w:tcPr>
-            <w:tcW w:type="dxa" w:w="2650"/>
-            <w:tcMar>
-              <w:top w:type="dxa" w:w="100"/>
-              <w:left w:type="dxa" w:w="120"/>
-              <w:bottom w:type="dxa" w:w="100"/>
-              <w:right w:type="dxa" w:w="120"/>
-            </w:tcMar>
-            <w:vAlign w:val="center"/>
-          </w:tcPr>
-          <w:p>
-            <w:r>
-              <w:rPr>
-                <w:rFonts w:ascii="Malgun Gothic" w:cs="Malgun Gothic" w:eastAsia="Malgun Gothic" w:hAnsi="Malgun Gothic"/>
-                <w:b w:val="false"/>
-                <w:bCs w:val="false"/>
-                <w:color w:val="000000"/>
-                <w:sz w:val="20"/>
-                <w:szCs w:val="20"/>
-              </w:rPr>
-              <w:t xml:space="preserve"/>
-            </w:r>
-          </w:p>
-        </w:tc>
-      </w:tr>
-    </w:tbl>
-    <w:p>
-      <w:pPr>
-        <w:spacing w:after="160"/>
+        <w:t xml:space="preserve">센서 하나일 수도 있고 '문이 열린 각도' 처럼 동작일 수도 있습니다. 이것을 안 정하면 AI 가 멋대로 고릅니다.</w:t>
+      </w:r>
+    </w:p>
+    <w:p>
+      <w:pPr>
+        <w:spacing w:after="120"/>
       </w:pPr>
     </w:p>
     <w:p>
@@ -6359,120 +5410,8 @@
           <w:sz w:val="21"/>
           <w:szCs w:val="21"/>
         </w:rPr>
-        <w:t xml:space="preserve">전부 숨기는 것도 답이 아닙니다. 관람객이 눌러 보고 반응을 확인하는 것이 전시의 핵심입니다. 위험한 것만 가리세요.</w:t>
-      </w:r>
-    </w:p>
-    <w:p>
-      <w:pPr>
-        <w:spacing w:after="200"/>
-      </w:pPr>
-    </w:p>
-    <w:p>
-      <w:pPr>
-        <w:pStyle w:val="Heading2"/>
-        <w:keepNext/>
-        <w:spacing w:after="120" w:before="240"/>
-      </w:pPr>
-      <w:r>
-        <w:rPr>
-          <w:rFonts w:ascii="Malgun Gothic" w:cs="Malgun Gothic" w:eastAsia="Malgun Gothic" w:hAnsi="Malgun Gothic"/>
-          <w:b/>
-          <w:bCs/>
-          <w:color w:val="2F5496"/>
-          <w:sz w:val="24"/>
-          <w:szCs w:val="24"/>
-        </w:rPr>
-        <w:t xml:space="preserve">확인 — 붙여넣기 전에 눈으로 훑습니다</w:t>
-      </w:r>
-    </w:p>
-    <w:p>
-      <w:pPr>
-        <w:spacing w:after="100"/>
-        <w:ind w:left="260"/>
-      </w:pPr>
-      <w:r>
-        <w:rPr>
-          <w:rFonts w:ascii="Malgun Gothic" w:cs="Malgun Gothic" w:eastAsia="Malgun Gothic" w:hAnsi="Malgun Gothic"/>
-          <w:sz w:val="21"/>
-          <w:szCs w:val="21"/>
-        </w:rPr>
-        <w:t xml:space="preserve">☐  마지막 줄이 } 로 제대로 끝난다 (중간에 잘리지 않았다)</w:t>
-      </w:r>
-    </w:p>
-    <w:p>
-      <w:pPr>
-        <w:spacing w:after="100"/>
-        <w:ind w:left="260"/>
-      </w:pPr>
-      <w:r>
-        <w:rPr>
-          <w:rFonts w:ascii="Malgun Gothic" w:cs="Malgun Gothic" w:eastAsia="Malgun Gothic" w:hAnsi="Malgun Gothic"/>
-          <w:sz w:val="21"/>
-          <w:szCs w:val="21"/>
-        </w:rPr>
-        <w:t xml:space="preserve">☐  첫 줄이 "use client"; 이고, npm install 하라는 말이 없다</w:t>
-      </w:r>
-    </w:p>
-    <w:p>
-      <w:pPr>
-        <w:spacing w:after="100"/>
-        <w:ind w:left="260"/>
-      </w:pPr>
-      <w:r>
-        <w:rPr>
-          <w:rFonts w:ascii="Malgun Gothic" w:cs="Malgun Gothic" w:eastAsia="Malgun Gothic" w:hAnsi="Malgun Gothic"/>
-          <w:sz w:val="21"/>
-          <w:szCs w:val="21"/>
-        </w:rPr>
-        <w:t xml:space="preserve">☐  globals.css 에 @theme 을 만들라는 말이 없다 (우리 토큰은 const UI 객체)</w:t>
-      </w:r>
-    </w:p>
-    <w:p>
-      <w:pPr>
-        <w:spacing w:after="100"/>
-        <w:ind w:left="260"/>
-      </w:pPr>
-      <w:r>
-        <w:rPr>
-          <w:rFonts w:ascii="Malgun Gothic" w:cs="Malgun Gothic" w:eastAsia="Malgun Gothic" w:hAnsi="Malgun Gothic"/>
-          <w:sz w:val="21"/>
-          <w:szCs w:val="21"/>
-        </w:rPr>
-        <w:t xml:space="preserve">☐  없는 토큰 이름이 없다 — bg-base · text-ink · border-line · text-ok</w:t>
-      </w:r>
-    </w:p>
-    <w:p>
-      <w:pPr>
-        <w:spacing w:after="100"/>
-        <w:ind w:left="260"/>
-      </w:pPr>
-      <w:r>
-        <w:rPr>
-          <w:rFonts w:ascii="Malgun Gothic" w:cs="Malgun Gothic" w:eastAsia="Malgun Gothic" w:hAnsi="Malgun Gothic"/>
-          <w:sz w:val="21"/>
-          <w:szCs w:val="21"/>
-        </w:rPr>
-        <w:t xml:space="preserve">☐  위 표의 여덟 줄이 전부 코드에 보인다</w:t>
-      </w:r>
-    </w:p>
-    <w:p>
-      <w:pPr>
-        <w:spacing w:after="100"/>
-        <w:ind w:left="260"/>
-      </w:pPr>
-      <w:r>
-        <w:rPr>
-          <w:rFonts w:ascii="Malgun Gothic" w:cs="Malgun Gothic" w:eastAsia="Malgun Gothic" w:hAnsi="Malgun Gothic"/>
-          <w:sz w:val="21"/>
-          <w:szCs w:val="21"/>
-        </w:rPr>
-        <w:t xml:space="preserve">☐  센서 값을 그럴듯한 숫자로 채워 넣은 곳이 없다</w:t>
-      </w:r>
-    </w:p>
-    <w:p>
-      <w:pPr>
-        <w:spacing w:after="160"/>
-      </w:pPr>
+        <w:t xml:space="preserve">왜 그것이 주인공입니까?</w:t>
+      </w:r>
     </w:p>
     <w:tbl>
       <w:tblPr>
@@ -6496,6 +5435,723 @@
         <w:tc>
           <w:tcPr>
             <w:tcW w:type="dxa" w:w="9350"/>
+            <w:tcMar>
+              <w:top w:type="dxa" w:w="160"/>
+              <w:left w:type="dxa" w:w="200"/>
+              <w:bottom w:type="dxa" w:w="160"/>
+              <w:right w:type="dxa" w:w="200"/>
+            </w:tcMar>
+          </w:tcPr>
+          <w:p>
+            <w:pPr>
+              <w:pBdr>
+                <w:bottom w:val="single" w:color="D9D9D9" w:sz="2"/>
+              </w:pBdr>
+              <w:spacing w:after="260"/>
+            </w:pPr>
+            <w:r>
+              <w:rPr>
+                <w:rFonts w:ascii="Malgun Gothic" w:cs="Malgun Gothic" w:eastAsia="Malgun Gothic" w:hAnsi="Malgun Gothic"/>
+                <w:sz w:val="21"/>
+                <w:szCs w:val="21"/>
+              </w:rPr>
+              <w:t xml:space="preserve"> </w:t>
+            </w:r>
+          </w:p>
+          <w:p>
+            <w:pPr>
+              <w:spacing w:after="260"/>
+            </w:pPr>
+            <w:r>
+              <w:rPr>
+                <w:rFonts w:ascii="Malgun Gothic" w:cs="Malgun Gothic" w:eastAsia="Malgun Gothic" w:hAnsi="Malgun Gothic"/>
+                <w:sz w:val="21"/>
+                <w:szCs w:val="21"/>
+              </w:rPr>
+              <w:t xml:space="preserve"> </w:t>
+            </w:r>
+          </w:p>
+        </w:tc>
+      </w:tr>
+    </w:tbl>
+    <w:p>
+      <w:pPr>
+        <w:spacing w:after="160"/>
+      </w:pPr>
+    </w:p>
+    <w:p>
+      <w:pPr>
+        <w:pStyle w:val="Heading2"/>
+        <w:keepNext/>
+        <w:spacing w:after="120" w:before="240"/>
+      </w:pPr>
+      <w:r>
+        <w:rPr>
+          <w:rFonts w:ascii="Malgun Gothic" w:cs="Malgun Gothic" w:eastAsia="Malgun Gothic" w:hAnsi="Malgun Gothic"/>
+          <w:b/>
+          <w:bCs/>
+          <w:color w:val="2F5496"/>
+          <w:sz w:val="24"/>
+          <w:szCs w:val="24"/>
+        </w:rPr>
+        <w:t xml:space="preserve">바꾸는 것과 바꾸지 않는 것</w:t>
+      </w:r>
+    </w:p>
+    <w:tbl>
+      <w:tblPr>
+        <w:tblW w:type="dxa" w:w="9350"/>
+        <w:tblBorders>
+          <w:top w:val="single" w:color="BFBFBF" w:sz="4"/>
+          <w:left w:val="single" w:color="BFBFBF" w:sz="4"/>
+          <w:bottom w:val="single" w:color="BFBFBF" w:sz="4"/>
+          <w:right w:val="single" w:color="BFBFBF" w:sz="4"/>
+          <w:insideH w:val="single" w:color="BFBFBF" w:sz="4"/>
+          <w:insideV w:val="single" w:color="BFBFBF" w:sz="4"/>
+        </w:tblBorders>
+      </w:tblPr>
+      <w:tblGrid>
+        <w:gridCol w:w="4675"/>
+        <w:gridCol w:w="4675"/>
+      </w:tblGrid>
+      <w:tr>
+        <w:trPr>
+          <w:cantSplit/>
+          <w:tblHeader/>
+        </w:trPr>
+        <w:tc>
+          <w:tcPr>
+            <w:tcW w:type="dxa" w:w="4675"/>
+            <w:shd w:fill="2F5496" w:val="clear"/>
+            <w:tcMar>
+              <w:top w:type="dxa" w:w="100"/>
+              <w:left w:type="dxa" w:w="120"/>
+              <w:bottom w:type="dxa" w:w="100"/>
+              <w:right w:type="dxa" w:w="120"/>
+            </w:tcMar>
+            <w:vAlign w:val="center"/>
+          </w:tcPr>
+          <w:p>
+            <w:r>
+              <w:rPr>
+                <w:rFonts w:ascii="Malgun Gothic" w:cs="Malgun Gothic" w:eastAsia="Malgun Gothic" w:hAnsi="Malgun Gothic"/>
+                <w:b/>
+                <w:bCs/>
+                <w:color w:val="FFFFFF"/>
+                <w:sz w:val="20"/>
+                <w:szCs w:val="20"/>
+              </w:rPr>
+              <w:t xml:space="preserve">바꾸는 것</w:t>
+            </w:r>
+          </w:p>
+        </w:tc>
+        <w:tc>
+          <w:tcPr>
+            <w:tcW w:type="dxa" w:w="4675"/>
+            <w:shd w:fill="2F5496" w:val="clear"/>
+            <w:tcMar>
+              <w:top w:type="dxa" w:w="100"/>
+              <w:left w:type="dxa" w:w="120"/>
+              <w:bottom w:type="dxa" w:w="100"/>
+              <w:right w:type="dxa" w:w="120"/>
+            </w:tcMar>
+            <w:vAlign w:val="center"/>
+          </w:tcPr>
+          <w:p>
+            <w:r>
+              <w:rPr>
+                <w:rFonts w:ascii="Malgun Gothic" w:cs="Malgun Gothic" w:eastAsia="Malgun Gothic" w:hAnsi="Malgun Gothic"/>
+                <w:b/>
+                <w:bCs/>
+                <w:color w:val="FFFFFF"/>
+                <w:sz w:val="20"/>
+                <w:szCs w:val="20"/>
+              </w:rPr>
+              <w:t xml:space="preserve">바꾸지 않는 것</w:t>
+            </w:r>
+          </w:p>
+        </w:tc>
+      </w:tr>
+      <w:tr>
+        <w:trPr>
+          <w:cantSplit/>
+        </w:trPr>
+        <w:tc>
+          <w:tcPr>
+            <w:tcW w:type="dxa" w:w="4675"/>
+            <w:tcMar>
+              <w:top w:type="dxa" w:w="100"/>
+              <w:left w:type="dxa" w:w="120"/>
+              <w:bottom w:type="dxa" w:w="100"/>
+              <w:right w:type="dxa" w:w="120"/>
+            </w:tcMar>
+            <w:vAlign w:val="center"/>
+          </w:tcPr>
+          <w:p>
+            <w:r>
+              <w:rPr>
+                <w:rFonts w:ascii="Malgun Gothic" w:cs="Malgun Gothic" w:eastAsia="Malgun Gothic" w:hAnsi="Malgun Gothic"/>
+                <w:b w:val="false"/>
+                <w:bCs w:val="false"/>
+                <w:color w:val="000000"/>
+                <w:sz w:val="20"/>
+                <w:szCs w:val="20"/>
+              </w:rPr>
+              <w:t xml:space="preserve">전시 모드일 때 주인공 값의 글자 크기</w:t>
+            </w:r>
+          </w:p>
+        </w:tc>
+        <w:tc>
+          <w:tcPr>
+            <w:tcW w:type="dxa" w:w="4675"/>
+            <w:tcMar>
+              <w:top w:type="dxa" w:w="100"/>
+              <w:left w:type="dxa" w:w="120"/>
+              <w:bottom w:type="dxa" w:w="100"/>
+              <w:right w:type="dxa" w:w="120"/>
+            </w:tcMar>
+            <w:vAlign w:val="center"/>
+          </w:tcPr>
+          <w:p>
+            <w:r>
+              <w:rPr>
+                <w:rFonts w:ascii="Malgun Gothic" w:cs="Malgun Gothic" w:eastAsia="Malgun Gothic" w:hAnsi="Malgun Gothic"/>
+                <w:b w:val="false"/>
+                <w:bCs w:val="false"/>
+                <w:color w:val="000000"/>
+                <w:sz w:val="20"/>
+                <w:szCs w:val="20"/>
+              </w:rPr>
+              <w:t xml:space="preserve">카드의 위치 · 개수 · 순서</w:t>
+            </w:r>
+          </w:p>
+        </w:tc>
+      </w:tr>
+      <w:tr>
+        <w:trPr>
+          <w:cantSplit/>
+        </w:trPr>
+        <w:tc>
+          <w:tcPr>
+            <w:tcW w:type="dxa" w:w="4675"/>
+            <w:tcMar>
+              <w:top w:type="dxa" w:w="100"/>
+              <w:left w:type="dxa" w:w="120"/>
+              <w:bottom w:type="dxa" w:w="100"/>
+              <w:right w:type="dxa" w:w="120"/>
+            </w:tcMar>
+            <w:vAlign w:val="center"/>
+          </w:tcPr>
+          <w:p>
+            <w:r>
+              <w:rPr>
+                <w:rFonts w:ascii="Malgun Gothic" w:cs="Malgun Gothic" w:eastAsia="Malgun Gothic" w:hAnsi="Malgun Gothic"/>
+                <w:b w:val="false"/>
+                <w:bCs w:val="false"/>
+                <w:color w:val="000000"/>
+                <w:sz w:val="20"/>
+                <w:szCs w:val="20"/>
+              </w:rPr>
+              <w:t xml:space="preserve">단위와 상태 글자(정상/주의/위험) 크기</w:t>
+            </w:r>
+          </w:p>
+        </w:tc>
+        <w:tc>
+          <w:tcPr>
+            <w:tcW w:type="dxa" w:w="4675"/>
+            <w:tcMar>
+              <w:top w:type="dxa" w:w="100"/>
+              <w:left w:type="dxa" w:w="120"/>
+              <w:bottom w:type="dxa" w:w="100"/>
+              <w:right w:type="dxa" w:w="120"/>
+            </w:tcMar>
+            <w:vAlign w:val="center"/>
+          </w:tcPr>
+          <w:p>
+            <w:r>
+              <w:rPr>
+                <w:rFonts w:ascii="Malgun Gothic" w:cs="Malgun Gothic" w:eastAsia="Malgun Gothic" w:hAnsi="Malgun Gothic"/>
+                <w:b w:val="false"/>
+                <w:bCs w:val="false"/>
+                <w:color w:val="000000"/>
+                <w:sz w:val="20"/>
+                <w:szCs w:val="20"/>
+              </w:rPr>
+              <w:t xml:space="preserve">색과 Bento Grid 배치</w:t>
+            </w:r>
+          </w:p>
+        </w:tc>
+      </w:tr>
+      <w:tr>
+        <w:trPr>
+          <w:cantSplit/>
+        </w:trPr>
+        <w:tc>
+          <w:tcPr>
+            <w:tcW w:type="dxa" w:w="4675"/>
+            <w:tcMar>
+              <w:top w:type="dxa" w:w="100"/>
+              <w:left w:type="dxa" w:w="120"/>
+              <w:bottom w:type="dxa" w:w="100"/>
+              <w:right w:type="dxa" w:w="120"/>
+            </w:tcMar>
+            <w:vAlign w:val="center"/>
+          </w:tcPr>
+          <w:p>
+            <w:r>
+              <w:rPr>
+                <w:rFonts w:ascii="Malgun Gothic" w:cs="Malgun Gothic" w:eastAsia="Malgun Gothic" w:hAnsi="Malgun Gothic"/>
+                <w:b w:val="false"/>
+                <w:bCs w:val="false"/>
+                <w:color w:val="000000"/>
+                <w:sz w:val="20"/>
+                <w:szCs w:val="20"/>
+              </w:rPr>
+              <w:t xml:space="preserve">전시 모드에서 위험한 버튼의 노출</w:t>
+            </w:r>
+          </w:p>
+        </w:tc>
+        <w:tc>
+          <w:tcPr>
+            <w:tcW w:type="dxa" w:w="4675"/>
+            <w:tcMar>
+              <w:top w:type="dxa" w:w="100"/>
+              <w:left w:type="dxa" w:w="120"/>
+              <w:bottom w:type="dxa" w:w="100"/>
+              <w:right w:type="dxa" w:w="120"/>
+            </w:tcMar>
+            <w:vAlign w:val="center"/>
+          </w:tcPr>
+          <w:p>
+            <w:r>
+              <w:rPr>
+                <w:rFonts w:ascii="Malgun Gothic" w:cs="Malgun Gothic" w:eastAsia="Malgun Gothic" w:hAnsi="Malgun Gothic"/>
+                <w:b w:val="false"/>
+                <w:bCs w:val="false"/>
+                <w:color w:val="000000"/>
+                <w:sz w:val="20"/>
+                <w:szCs w:val="20"/>
+              </w:rPr>
+              <w:t xml:space="preserve">평소 화면의 버튼</w:t>
+            </w:r>
+          </w:p>
+        </w:tc>
+      </w:tr>
+    </w:tbl>
+    <w:p>
+      <w:pPr>
+        <w:spacing w:after="200"/>
+      </w:pPr>
+    </w:p>
+    <w:p>
+      <w:pPr>
+        <w:pStyle w:val="Heading2"/>
+        <w:keepNext/>
+        <w:spacing w:after="120" w:before="240"/>
+      </w:pPr>
+      <w:r>
+        <w:rPr>
+          <w:rFonts w:ascii="Malgun Gothic" w:cs="Malgun Gothic" w:eastAsia="Malgun Gothic" w:hAnsi="Malgun Gothic"/>
+          <w:b/>
+          <w:bCs/>
+          <w:color w:val="2F5496"/>
+          <w:sz w:val="24"/>
+          <w:szCs w:val="24"/>
+        </w:rPr>
+        <w:t xml:space="preserve">액추에이터 안전 — 무엇을 가릴지는 내가 정합니다</w:t>
+      </w:r>
+    </w:p>
+    <w:p>
+      <w:pPr>
+        <w:keepNext w:val="false"/>
+        <w:spacing w:after="120"/>
+      </w:pPr>
+      <w:r>
+        <w:rPr>
+          <w:rFonts w:ascii="Malgun Gothic" w:cs="Malgun Gothic" w:eastAsia="Malgun Gothic" w:hAnsi="Malgun Gothic"/>
+          <w:b/>
+          <w:bCs/>
+          <w:i w:val="false"/>
+          <w:iCs w:val="false"/>
+          <w:sz w:val="21"/>
+          <w:szCs w:val="21"/>
+        </w:rPr>
+        <w:t xml:space="preserve">전시 모드는 액추에이터 버튼을 막아 주지 않습니다. IP 칸과 연결 버튼만 숨고, 11주차에 만든 버튼은 그대로 눌립니다. 가상 Pico 로 재어 보니 명령이 Pico 까지 가서 적용됐습니다.</w:t>
+      </w:r>
+    </w:p>
+    <w:p>
+      <w:pPr>
+        <w:spacing w:after="120"/>
+      </w:pPr>
+    </w:p>
+    <w:tbl>
+      <w:tblPr>
+        <w:tblW w:type="dxa" w:w="9350"/>
+        <w:tblBorders>
+          <w:top w:val="single" w:color="BFBFBF" w:sz="4"/>
+          <w:left w:val="single" w:color="BFBFBF" w:sz="4"/>
+          <w:bottom w:val="single" w:color="BFBFBF" w:sz="4"/>
+          <w:right w:val="single" w:color="BFBFBF" w:sz="4"/>
+          <w:insideH w:val="single" w:color="BFBFBF" w:sz="4"/>
+          <w:insideV w:val="single" w:color="BFBFBF" w:sz="4"/>
+        </w:tblBorders>
+      </w:tblPr>
+      <w:tblGrid>
+        <w:gridCol w:w="3100"/>
+        <w:gridCol w:w="3100"/>
+        <w:gridCol w:w="3150"/>
+      </w:tblGrid>
+      <w:tr>
+        <w:trPr>
+          <w:cantSplit/>
+          <w:tblHeader/>
+        </w:trPr>
+        <w:tc>
+          <w:tcPr>
+            <w:tcW w:type="dxa" w:w="3100"/>
+            <w:shd w:fill="2F5496" w:val="clear"/>
+            <w:tcMar>
+              <w:top w:type="dxa" w:w="100"/>
+              <w:left w:type="dxa" w:w="120"/>
+              <w:bottom w:type="dxa" w:w="100"/>
+              <w:right w:type="dxa" w:w="120"/>
+            </w:tcMar>
+            <w:vAlign w:val="center"/>
+          </w:tcPr>
+          <w:p>
+            <w:r>
+              <w:rPr>
+                <w:rFonts w:ascii="Malgun Gothic" w:cs="Malgun Gothic" w:eastAsia="Malgun Gothic" w:hAnsi="Malgun Gothic"/>
+                <w:b/>
+                <w:bCs/>
+                <w:color w:val="FFFFFF"/>
+                <w:sz w:val="20"/>
+                <w:szCs w:val="20"/>
+              </w:rPr>
+              <w:t xml:space="preserve">우리 팀 액추에이터</w:t>
+            </w:r>
+          </w:p>
+        </w:tc>
+        <w:tc>
+          <w:tcPr>
+            <w:tcW w:type="dxa" w:w="3100"/>
+            <w:shd w:fill="2F5496" w:val="clear"/>
+            <w:tcMar>
+              <w:top w:type="dxa" w:w="100"/>
+              <w:left w:type="dxa" w:w="120"/>
+              <w:bottom w:type="dxa" w:w="100"/>
+              <w:right w:type="dxa" w:w="120"/>
+            </w:tcMar>
+            <w:vAlign w:val="center"/>
+          </w:tcPr>
+          <w:p>
+            <w:r>
+              <w:rPr>
+                <w:rFonts w:ascii="Malgun Gothic" w:cs="Malgun Gothic" w:eastAsia="Malgun Gothic" w:hAnsi="Malgun Gothic"/>
+                <w:b/>
+                <w:bCs/>
+                <w:color w:val="FFFFFF"/>
+                <w:sz w:val="20"/>
+                <w:szCs w:val="20"/>
+              </w:rPr>
+              <w:t xml:space="preserve">어떤 것인가</w:t>
+            </w:r>
+          </w:p>
+        </w:tc>
+        <w:tc>
+          <w:tcPr>
+            <w:tcW w:type="dxa" w:w="3150"/>
+            <w:shd w:fill="2F5496" w:val="clear"/>
+            <w:tcMar>
+              <w:top w:type="dxa" w:w="100"/>
+              <w:left w:type="dxa" w:w="120"/>
+              <w:bottom w:type="dxa" w:w="100"/>
+              <w:right w:type="dxa" w:w="120"/>
+            </w:tcMar>
+            <w:vAlign w:val="center"/>
+          </w:tcPr>
+          <w:p>
+            <w:r>
+              <w:rPr>
+                <w:rFonts w:ascii="Malgun Gothic" w:cs="Malgun Gothic" w:eastAsia="Malgun Gothic" w:hAnsi="Malgun Gothic"/>
+                <w:b/>
+                <w:bCs/>
+                <w:color w:val="FFFFFF"/>
+                <w:sz w:val="20"/>
+                <w:szCs w:val="20"/>
+              </w:rPr>
+              <w:t xml:space="preserve">전시 모드에서 어떻게</w:t>
+            </w:r>
+          </w:p>
+        </w:tc>
+      </w:tr>
+      <w:tr>
+        <w:trPr>
+          <w:cantSplit/>
+        </w:trPr>
+        <w:tc>
+          <w:tcPr>
+            <w:tcW w:type="dxa" w:w="3100"/>
+            <w:tcMar>
+              <w:top w:type="dxa" w:w="100"/>
+              <w:left w:type="dxa" w:w="120"/>
+              <w:bottom w:type="dxa" w:w="100"/>
+              <w:right w:type="dxa" w:w="120"/>
+            </w:tcMar>
+            <w:vAlign w:val="center"/>
+          </w:tcPr>
+          <w:p>
+            <w:r>
+              <w:rPr>
+                <w:rFonts w:ascii="Malgun Gothic" w:cs="Malgun Gothic" w:eastAsia="Malgun Gothic" w:hAnsi="Malgun Gothic"/>
+                <w:b w:val="false"/>
+                <w:bCs w:val="false"/>
+                <w:color w:val="000000"/>
+                <w:sz w:val="20"/>
+                <w:szCs w:val="20"/>
+              </w:rPr>
+              <w:t xml:space="preserve"/>
+            </w:r>
+          </w:p>
+        </w:tc>
+        <w:tc>
+          <w:tcPr>
+            <w:tcW w:type="dxa" w:w="3100"/>
+            <w:tcMar>
+              <w:top w:type="dxa" w:w="100"/>
+              <w:left w:type="dxa" w:w="120"/>
+              <w:bottom w:type="dxa" w:w="100"/>
+              <w:right w:type="dxa" w:w="120"/>
+            </w:tcMar>
+            <w:vAlign w:val="center"/>
+          </w:tcPr>
+          <w:p>
+            <w:r>
+              <w:rPr>
+                <w:rFonts w:ascii="Malgun Gothic" w:cs="Malgun Gothic" w:eastAsia="Malgun Gothic" w:hAnsi="Malgun Gothic"/>
+                <w:b w:val="false"/>
+                <w:bCs w:val="false"/>
+                <w:color w:val="000000"/>
+                <w:sz w:val="20"/>
+                <w:szCs w:val="20"/>
+              </w:rPr>
+              <w:t xml:space="preserve">되돌아옴 / 물·열·움직임</w:t>
+            </w:r>
+          </w:p>
+        </w:tc>
+        <w:tc>
+          <w:tcPr>
+            <w:tcW w:type="dxa" w:w="3150"/>
+            <w:tcMar>
+              <w:top w:type="dxa" w:w="100"/>
+              <w:left w:type="dxa" w:w="120"/>
+              <w:bottom w:type="dxa" w:w="100"/>
+              <w:right w:type="dxa" w:w="120"/>
+            </w:tcMar>
+            <w:vAlign w:val="center"/>
+          </w:tcPr>
+          <w:p>
+            <w:r>
+              <w:rPr>
+                <w:rFonts w:ascii="Malgun Gothic" w:cs="Malgun Gothic" w:eastAsia="Malgun Gothic" w:hAnsi="Malgun Gothic"/>
+                <w:b w:val="false"/>
+                <w:bCs w:val="false"/>
+                <w:color w:val="000000"/>
+                <w:sz w:val="20"/>
+                <w:szCs w:val="20"/>
+              </w:rPr>
+              <w:t xml:space="preserve">그대로 / 숨김 / N초 뒤 꺼짐</w:t>
+            </w:r>
+          </w:p>
+        </w:tc>
+      </w:tr>
+      <w:tr>
+        <w:trPr>
+          <w:cantSplit/>
+        </w:trPr>
+        <w:tc>
+          <w:tcPr>
+            <w:tcW w:type="dxa" w:w="3100"/>
+            <w:tcMar>
+              <w:top w:type="dxa" w:w="100"/>
+              <w:left w:type="dxa" w:w="120"/>
+              <w:bottom w:type="dxa" w:w="100"/>
+              <w:right w:type="dxa" w:w="120"/>
+            </w:tcMar>
+            <w:vAlign w:val="center"/>
+          </w:tcPr>
+          <w:p>
+            <w:r>
+              <w:rPr>
+                <w:rFonts w:ascii="Malgun Gothic" w:cs="Malgun Gothic" w:eastAsia="Malgun Gothic" w:hAnsi="Malgun Gothic"/>
+                <w:b w:val="false"/>
+                <w:bCs w:val="false"/>
+                <w:color w:val="000000"/>
+                <w:sz w:val="20"/>
+                <w:szCs w:val="20"/>
+              </w:rPr>
+              <w:t xml:space="preserve"/>
+            </w:r>
+          </w:p>
+        </w:tc>
+        <w:tc>
+          <w:tcPr>
+            <w:tcW w:type="dxa" w:w="3100"/>
+            <w:tcMar>
+              <w:top w:type="dxa" w:w="100"/>
+              <w:left w:type="dxa" w:w="120"/>
+              <w:bottom w:type="dxa" w:w="100"/>
+              <w:right w:type="dxa" w:w="120"/>
+            </w:tcMar>
+            <w:vAlign w:val="center"/>
+          </w:tcPr>
+          <w:p>
+            <w:r>
+              <w:rPr>
+                <w:rFonts w:ascii="Malgun Gothic" w:cs="Malgun Gothic" w:eastAsia="Malgun Gothic" w:hAnsi="Malgun Gothic"/>
+                <w:b w:val="false"/>
+                <w:bCs w:val="false"/>
+                <w:color w:val="000000"/>
+                <w:sz w:val="20"/>
+                <w:szCs w:val="20"/>
+              </w:rPr>
+              <w:t xml:space="preserve"/>
+            </w:r>
+          </w:p>
+        </w:tc>
+        <w:tc>
+          <w:tcPr>
+            <w:tcW w:type="dxa" w:w="3150"/>
+            <w:tcMar>
+              <w:top w:type="dxa" w:w="100"/>
+              <w:left w:type="dxa" w:w="120"/>
+              <w:bottom w:type="dxa" w:w="100"/>
+              <w:right w:type="dxa" w:w="120"/>
+            </w:tcMar>
+            <w:vAlign w:val="center"/>
+          </w:tcPr>
+          <w:p>
+            <w:r>
+              <w:rPr>
+                <w:rFonts w:ascii="Malgun Gothic" w:cs="Malgun Gothic" w:eastAsia="Malgun Gothic" w:hAnsi="Malgun Gothic"/>
+                <w:b w:val="false"/>
+                <w:bCs w:val="false"/>
+                <w:color w:val="000000"/>
+                <w:sz w:val="20"/>
+                <w:szCs w:val="20"/>
+              </w:rPr>
+              <w:t xml:space="preserve"/>
+            </w:r>
+          </w:p>
+        </w:tc>
+      </w:tr>
+      <w:tr>
+        <w:trPr>
+          <w:cantSplit/>
+        </w:trPr>
+        <w:tc>
+          <w:tcPr>
+            <w:tcW w:type="dxa" w:w="3100"/>
+            <w:tcMar>
+              <w:top w:type="dxa" w:w="100"/>
+              <w:left w:type="dxa" w:w="120"/>
+              <w:bottom w:type="dxa" w:w="100"/>
+              <w:right w:type="dxa" w:w="120"/>
+            </w:tcMar>
+            <w:vAlign w:val="center"/>
+          </w:tcPr>
+          <w:p>
+            <w:r>
+              <w:rPr>
+                <w:rFonts w:ascii="Malgun Gothic" w:cs="Malgun Gothic" w:eastAsia="Malgun Gothic" w:hAnsi="Malgun Gothic"/>
+                <w:b w:val="false"/>
+                <w:bCs w:val="false"/>
+                <w:color w:val="000000"/>
+                <w:sz w:val="20"/>
+                <w:szCs w:val="20"/>
+              </w:rPr>
+              <w:t xml:space="preserve"/>
+            </w:r>
+          </w:p>
+        </w:tc>
+        <w:tc>
+          <w:tcPr>
+            <w:tcW w:type="dxa" w:w="3100"/>
+            <w:tcMar>
+              <w:top w:type="dxa" w:w="100"/>
+              <w:left w:type="dxa" w:w="120"/>
+              <w:bottom w:type="dxa" w:w="100"/>
+              <w:right w:type="dxa" w:w="120"/>
+            </w:tcMar>
+            <w:vAlign w:val="center"/>
+          </w:tcPr>
+          <w:p>
+            <w:r>
+              <w:rPr>
+                <w:rFonts w:ascii="Malgun Gothic" w:cs="Malgun Gothic" w:eastAsia="Malgun Gothic" w:hAnsi="Malgun Gothic"/>
+                <w:b w:val="false"/>
+                <w:bCs w:val="false"/>
+                <w:color w:val="000000"/>
+                <w:sz w:val="20"/>
+                <w:szCs w:val="20"/>
+              </w:rPr>
+              <w:t xml:space="preserve"/>
+            </w:r>
+          </w:p>
+        </w:tc>
+        <w:tc>
+          <w:tcPr>
+            <w:tcW w:type="dxa" w:w="3150"/>
+            <w:tcMar>
+              <w:top w:type="dxa" w:w="100"/>
+              <w:left w:type="dxa" w:w="120"/>
+              <w:bottom w:type="dxa" w:w="100"/>
+              <w:right w:type="dxa" w:w="120"/>
+            </w:tcMar>
+            <w:vAlign w:val="center"/>
+          </w:tcPr>
+          <w:p>
+            <w:r>
+              <w:rPr>
+                <w:rFonts w:ascii="Malgun Gothic" w:cs="Malgun Gothic" w:eastAsia="Malgun Gothic" w:hAnsi="Malgun Gothic"/>
+                <w:b w:val="false"/>
+                <w:bCs w:val="false"/>
+                <w:color w:val="000000"/>
+                <w:sz w:val="20"/>
+                <w:szCs w:val="20"/>
+              </w:rPr>
+              <w:t xml:space="preserve"/>
+            </w:r>
+          </w:p>
+        </w:tc>
+      </w:tr>
+    </w:tbl>
+    <w:p>
+      <w:pPr>
+        <w:spacing w:after="160"/>
+      </w:pPr>
+    </w:p>
+    <w:tbl>
+      <w:tblPr>
+        <w:tblW w:type="dxa" w:w="9350"/>
+        <w:tblBorders>
+          <w:top w:val="single" w:color="BFBFBF" w:sz="4"/>
+          <w:left w:val="single" w:color="BFBFBF" w:sz="4"/>
+          <w:bottom w:val="single" w:color="BFBFBF" w:sz="4"/>
+          <w:right w:val="single" w:color="BFBFBF" w:sz="4"/>
+          <w:insideH w:val="single" w:color="BFBFBF" w:sz="4"/>
+          <w:insideV w:val="single" w:color="BFBFBF" w:sz="4"/>
+        </w:tblBorders>
+      </w:tblPr>
+      <w:tblGrid>
+        <w:gridCol w:w="9350"/>
+      </w:tblGrid>
+      <w:tr>
+        <w:trPr>
+          <w:cantSplit/>
+        </w:trPr>
+        <w:tc>
+          <w:tcPr>
+            <w:tcW w:type="dxa" w:w="9350"/>
             <w:shd w:fill="EEF3FB" w:val="clear"/>
             <w:tcMar>
               <w:top w:type="dxa" w:w="140"/>
@@ -6514,12 +6170,119 @@
                 <w:sz w:val="20"/>
                 <w:szCs w:val="20"/>
               </w:rPr>
-              <w:t xml:space="preserve">30분에 다 안 끝나는 팀이 나옵니다. 정상입니다. 그때는 주인공 영역만 끝내고 멈추세요. 보조 센서 영역은 방과후에 이어서 합니다. 반쯤 바뀐 화면으로 리허설에 들어가지 마세요. page.tsx.bak 으로 되돌리고 돌아가는 화면으로 리허설하는 것이 맞습니다. 전시장에 나가는 것은 '다 바뀐 반쪽 화면' 이 아니라 '돌아가는 화면' 입니다.</w:t>
+              <w:t xml:space="preserve">전부 숨기는 것도 답이 아닙니다. 관람객이 눌러 보고 반응을 확인하는 것이 전시의 핵심입니다. LED 나 부저처럼 되돌아오는 것은 남겨 두고, 펌프 · 모터 · 히터처럼 물 · 열 · 움직임이 있는 것만 가리세요. 무인 전시라 관람객이 켜 놓고 그냥 갑니다.</w:t>
             </w:r>
           </w:p>
         </w:tc>
       </w:tr>
     </w:tbl>
+    <w:p>
+      <w:pPr>
+        <w:spacing w:after="160"/>
+      </w:pPr>
+    </w:p>
+    <w:p>
+      <w:pPr>
+        <w:pStyle w:val="Heading2"/>
+        <w:keepNext/>
+        <w:spacing w:after="120" w:before="240"/>
+      </w:pPr>
+      <w:r>
+        <w:rPr>
+          <w:rFonts w:ascii="Malgun Gothic" w:cs="Malgun Gothic" w:eastAsia="Malgun Gothic" w:hAnsi="Malgun Gothic"/>
+          <w:b/>
+          <w:bCs/>
+          <w:color w:val="2F5496"/>
+          <w:sz w:val="24"/>
+          <w:szCs w:val="24"/>
+        </w:rPr>
+        <w:t xml:space="preserve">확인</w:t>
+      </w:r>
+    </w:p>
+    <w:p>
+      <w:pPr>
+        <w:spacing w:after="100"/>
+        <w:ind w:left="260"/>
+      </w:pPr>
+      <w:r>
+        <w:rPr>
+          <w:rFonts w:ascii="Malgun Gothic" w:cs="Malgun Gothic" w:eastAsia="Malgun Gothic" w:hAnsi="Malgun Gothic"/>
+          <w:sz w:val="21"/>
+          <w:szCs w:val="21"/>
+        </w:rPr>
+        <w:t xml:space="preserve">☐  전시 모드에서 한 발짝 물러나도 주인공 값이 읽힌다</w:t>
+      </w:r>
+    </w:p>
+    <w:p>
+      <w:pPr>
+        <w:spacing w:after="100"/>
+        <w:ind w:left="260"/>
+      </w:pPr>
+      <w:r>
+        <w:rPr>
+          <w:rFonts w:ascii="Malgun Gothic" w:cs="Malgun Gothic" w:eastAsia="Malgun Gothic" w:hAnsi="Malgun Gothic"/>
+          <w:sz w:val="21"/>
+          <w:szCs w:val="21"/>
+        </w:rPr>
+        <w:t xml:space="preserve">☐  단위와 상태 글자도 같이 커졌다 (숫자만 크면 무슨 값인지 모릅니다)</w:t>
+      </w:r>
+    </w:p>
+    <w:p>
+      <w:pPr>
+        <w:spacing w:after="100"/>
+        <w:ind w:left="260"/>
+      </w:pPr>
+      <w:r>
+        <w:rPr>
+          <w:rFonts w:ascii="Malgun Gothic" w:cs="Malgun Gothic" w:eastAsia="Malgun Gothic" w:hAnsi="Malgun Gothic"/>
+          <w:sz w:val="21"/>
+          <w:szCs w:val="21"/>
+        </w:rPr>
+        <w:t xml:space="preserve">☐  카드 배치가 그대로다 — 개수 · 순서 · 색이 안 바뀌었다</w:t>
+      </w:r>
+    </w:p>
+    <w:p>
+      <w:pPr>
+        <w:spacing w:after="100"/>
+        <w:ind w:left="260"/>
+      </w:pPr>
+      <w:r>
+        <w:rPr>
+          <w:rFonts w:ascii="Malgun Gothic" w:cs="Malgun Gothic" w:eastAsia="Malgun Gothic" w:hAnsi="Malgun Gothic"/>
+          <w:sz w:val="21"/>
+          <w:szCs w:val="21"/>
+        </w:rPr>
+        <w:t xml:space="preserve">☐  전시 모드에서 위험한 버튼이 안 보이거나, 켜도 저절로 꺼진다</w:t>
+      </w:r>
+    </w:p>
+    <w:p>
+      <w:pPr>
+        <w:spacing w:after="100"/>
+        <w:ind w:left="260"/>
+      </w:pPr>
+      <w:r>
+        <w:rPr>
+          <w:rFonts w:ascii="Malgun Gothic" w:cs="Malgun Gothic" w:eastAsia="Malgun Gothic" w:hAnsi="Malgun Gothic"/>
+          <w:sz w:val="21"/>
+          <w:szCs w:val="21"/>
+        </w:rPr>
+        <w:t xml:space="preserve">☐  전시 모드를 끄면 평소처럼 전부 보인다</w:t>
+      </w:r>
+    </w:p>
+    <w:p>
+      <w:pPr>
+        <w:spacing w:after="100"/>
+        <w:ind w:left="260"/>
+      </w:pPr>
+      <w:r>
+        <w:rPr>
+          <w:rFonts w:ascii="Malgun Gothic" w:cs="Malgun Gothic" w:eastAsia="Malgun Gothic" w:hAnsi="Malgun Gothic"/>
+          <w:sz w:val="21"/>
+          <w:szCs w:val="21"/>
+        </w:rPr>
+        <w:t xml:space="preserve">☐  관람객이 해 볼 안전한 것이 하나는 남아 있다</w:t>
+      </w:r>
+    </w:p>
     <w:p>
       <w:pPr>
         <w:pStyle w:val="Heading1"/>
@@ -8105,7 +7868,7 @@
                 <w:sz w:val="20"/>
                 <w:szCs w:val="20"/>
               </w:rPr>
-              <w:t xml:space="preserve">두 번째 줄이 안 되는 팀은 11주차 프롬프트 4 를 아직 안 끝낸 것입니다. 오늘 재설계보다 이것이 먼저입니다. 전시 중에 Wi-Fi 는 반드시 한 번은 끊깁니다. 그때 저절로 돌아오지 않으면 그 뒤로 몇 시간 동안 멈춘 화면이 걸려 있게 됩니다.</w:t>
+              <w:t xml:space="preserve">두 번째 줄이 안 되는 팀은 11주차 자동 재연결(대화 4)을 아직 안 끝낸 것입니다. 오늘 전시 적응보다 이것이 먼저입니다. 전시 중에 Wi-Fi 는 반드시 한 번은 끊깁니다. 그때 저절로 돌아오지 않으면 그 뒤로 몇 시간 동안 멈춘 화면이 걸려 있게 됩니다.</w:t>
             </w:r>
           </w:p>
         </w:tc>
@@ -9694,7 +9457,7 @@
                 <w:sz w:val="20"/>
                 <w:szCs w:val="20"/>
               </w:rPr>
-              <w:t xml:space="preserve">(진단만 부탁했는데) 코드를 준다</w:t>
+              <w:t xml:space="preserve">(점검만 부탁했는데) 코드를 준다</w:t>
             </w:r>
           </w:p>
         </w:tc>
@@ -9719,7 +9482,7 @@
                 <w:sz w:val="20"/>
                 <w:szCs w:val="20"/>
               </w:rPr>
-              <w:t xml:space="preserve">방향이 틀렸을 때 되돌리기가 어려워집니다. '보고서만 주세요' 라고 하세요</w:t>
+              <w:t xml:space="preserve">방향이 틀렸을 때 되돌리기가 어려워집니다. '점검 결과만 주세요' 라고 하세요</w:t>
             </w:r>
           </w:p>
         </w:tc>
@@ -9749,7 +9512,7 @@
                 <w:sz w:val="20"/>
                 <w:szCs w:val="20"/>
               </w:rPr>
-              <w:t xml:space="preserve">재설계 방향을 하나만 준다</w:t>
+              <w:t xml:space="preserve">레이아웃을 다시 짜겠습니다 / 기존 내용과 충돌합니다</w:t>
             </w:r>
           </w:p>
         </w:tc>
@@ -9774,7 +9537,7 @@
                 <w:sz w:val="20"/>
                 <w:szCs w:val="20"/>
               </w:rPr>
-              <w:t xml:space="preserve">비교할 것이 있어야 고를 수 있습니다. '다른 방향도 하나 더 주세요'</w:t>
+              <w:t xml:space="preserve">오늘 할 일이 아닙니다. '19단계에서 정한 Bento Grid 를 유지하세요. 전시장 조건에서 고칠 것만' — 규칙 3-9 · 12</w:t>
             </w:r>
           </w:p>
         </w:tc>
@@ -9804,7 +9567,7 @@
                 <w:sz w:val="20"/>
                 <w:szCs w:val="20"/>
               </w:rPr>
-              <w:t xml:space="preserve">재설계하고 나니 전시 모드가 사라졌다</w:t>
+              <w:t xml:space="preserve">'바뀐 부분만' 인데 전체를 준다</w:t>
             </w:r>
           </w:p>
         </w:tc>
@@ -9829,7 +9592,7 @@
                 <w:sz w:val="20"/>
                 <w:szCs w:val="20"/>
               </w:rPr>
-              <w:t xml:space="preserve">새 레이아웃에 자리가 없어서 빠뜨린 것입니다. 5장의 여덟 줄을 다시 붙여 넣고 요청하세요</w:t>
+              <w:t xml:space="preserve">길면 작은 모델이 틀립니다. '바뀐 줄만 before / after 로 주세요' 를 다시 말하세요</w:t>
             </w:r>
           </w:p>
         </w:tc>
@@ -9859,6 +9622,171 @@
                 <w:sz w:val="20"/>
                 <w:szCs w:val="20"/>
               </w:rPr>
+              <w:t xml:space="preserve">같은 파일 전체를 네 번째 요구하게 된다</w:t>
+            </w:r>
+          </w:p>
+        </w:tc>
+        <w:tc>
+          <w:tcPr>
+            <w:tcW w:type="dxa" w:w="5950"/>
+            <w:tcMar>
+              <w:top w:type="dxa" w:w="100"/>
+              <w:left w:type="dxa" w:w="120"/>
+              <w:bottom w:type="dxa" w:w="100"/>
+              <w:right w:type="dxa" w:w="120"/>
+            </w:tcMar>
+            <w:vAlign w:val="center"/>
+          </w:tcPr>
+          <w:p>
+            <w:r>
+              <w:rPr>
+                <w:rFonts w:ascii="Malgun Gothic" w:cs="Malgun Gothic" w:eastAsia="Malgun Gothic" w:hAnsi="Malgun Gothic"/>
+                <w:b w:val="false"/>
+                <w:bCs w:val="false"/>
+                <w:color w:val="000000"/>
+                <w:sz w:val="20"/>
+                <w:szCs w:val="20"/>
+              </w:rPr>
+              <w:t xml:space="preserve">새 대화를 열고 지금 저장된 파일을 다시 올리세요 — 규칙 9-9</w:t>
+            </w:r>
+          </w:p>
+        </w:tc>
+      </w:tr>
+      <w:tr>
+        <w:trPr>
+          <w:cantSplit/>
+        </w:trPr>
+        <w:tc>
+          <w:tcPr>
+            <w:tcW w:type="dxa" w:w="3400"/>
+            <w:tcMar>
+              <w:top w:type="dxa" w:w="100"/>
+              <w:left w:type="dxa" w:w="120"/>
+              <w:bottom w:type="dxa" w:w="100"/>
+              <w:right w:type="dxa" w:w="120"/>
+            </w:tcMar>
+            <w:vAlign w:val="center"/>
+          </w:tcPr>
+          <w:p>
+            <w:r>
+              <w:rPr>
+                <w:rFonts w:ascii="Malgun Gothic" w:cs="Malgun Gothic" w:eastAsia="Malgun Gothic" w:hAnsi="Malgun Gothic"/>
+                <w:b w:val="false"/>
+                <w:bCs w:val="false"/>
+                <w:color w:val="000000"/>
+                <w:sz w:val="20"/>
+                <w:szCs w:val="20"/>
+              </w:rPr>
+              <w:t xml:space="preserve">전시 모드 코드를 고쳐서 준다</w:t>
+            </w:r>
+          </w:p>
+        </w:tc>
+        <w:tc>
+          <w:tcPr>
+            <w:tcW w:type="dxa" w:w="5950"/>
+            <w:tcMar>
+              <w:top w:type="dxa" w:w="100"/>
+              <w:left w:type="dxa" w:w="120"/>
+              <w:bottom w:type="dxa" w:w="100"/>
+              <w:right w:type="dxa" w:w="120"/>
+            </w:tcMar>
+            <w:vAlign w:val="center"/>
+          </w:tcPr>
+          <w:p>
+            <w:r>
+              <w:rPr>
+                <w:rFonts w:ascii="Malgun Gothic" w:cs="Malgun Gothic" w:eastAsia="Malgun Gothic" w:hAnsi="Malgun Gothic"/>
+                <w:b w:val="false"/>
+                <w:bCs w:val="false"/>
+                <w:color w:val="000000"/>
+                <w:sz w:val="20"/>
+                <w:szCs w:val="20"/>
+              </w:rPr>
+              <w:t xml:space="preserve">선생님이 준 블록은 검증된 코드입니다. '그대로 쓰세요' 라고 하세요</w:t>
+            </w:r>
+          </w:p>
+        </w:tc>
+      </w:tr>
+      <w:tr>
+        <w:trPr>
+          <w:cantSplit/>
+        </w:trPr>
+        <w:tc>
+          <w:tcPr>
+            <w:tcW w:type="dxa" w:w="3400"/>
+            <w:tcMar>
+              <w:top w:type="dxa" w:w="100"/>
+              <w:left w:type="dxa" w:w="120"/>
+              <w:bottom w:type="dxa" w:w="100"/>
+              <w:right w:type="dxa" w:w="120"/>
+            </w:tcMar>
+            <w:vAlign w:val="center"/>
+          </w:tcPr>
+          <w:p>
+            <w:r>
+              <w:rPr>
+                <w:rFonts w:ascii="Malgun Gothic" w:cs="Malgun Gothic" w:eastAsia="Malgun Gothic" w:hAnsi="Malgun Gothic"/>
+                <w:b w:val="false"/>
+                <w:bCs w:val="false"/>
+                <w:color w:val="000000"/>
+                <w:sz w:val="20"/>
+                <w:szCs w:val="20"/>
+              </w:rPr>
+              <w:t xml:space="preserve">고치고 나니 전시 모드가 사라졌다</w:t>
+            </w:r>
+          </w:p>
+        </w:tc>
+        <w:tc>
+          <w:tcPr>
+            <w:tcW w:type="dxa" w:w="5950"/>
+            <w:tcMar>
+              <w:top w:type="dxa" w:w="100"/>
+              <w:left w:type="dxa" w:w="120"/>
+              <w:bottom w:type="dxa" w:w="100"/>
+              <w:right w:type="dxa" w:w="120"/>
+            </w:tcMar>
+            <w:vAlign w:val="center"/>
+          </w:tcPr>
+          <w:p>
+            <w:r>
+              <w:rPr>
+                <w:rFonts w:ascii="Malgun Gothic" w:cs="Malgun Gothic" w:eastAsia="Malgun Gothic" w:hAnsi="Malgun Gothic"/>
+                <w:b w:val="false"/>
+                <w:bCs w:val="false"/>
+                <w:color w:val="000000"/>
+                <w:sz w:val="20"/>
+                <w:szCs w:val="20"/>
+              </w:rPr>
+              <w:t xml:space="preserve">레이아웃을 건드리게 두면 생깁니다. .bak 으로 되돌리고 4장부터 다시 하세요</w:t>
+            </w:r>
+          </w:p>
+        </w:tc>
+      </w:tr>
+      <w:tr>
+        <w:trPr>
+          <w:cantSplit/>
+        </w:trPr>
+        <w:tc>
+          <w:tcPr>
+            <w:tcW w:type="dxa" w:w="3400"/>
+            <w:tcMar>
+              <w:top w:type="dxa" w:w="100"/>
+              <w:left w:type="dxa" w:w="120"/>
+              <w:bottom w:type="dxa" w:w="100"/>
+              <w:right w:type="dxa" w:w="120"/>
+            </w:tcMar>
+            <w:vAlign w:val="center"/>
+          </w:tcPr>
+          <w:p>
+            <w:r>
+              <w:rPr>
+                <w:rFonts w:ascii="Malgun Gothic" w:cs="Malgun Gothic" w:eastAsia="Malgun Gothic" w:hAnsi="Malgun Gothic"/>
+                <w:b w:val="false"/>
+                <w:bCs w:val="false"/>
+                <w:color w:val="000000"/>
+                <w:sz w:val="20"/>
+                <w:szCs w:val="20"/>
+              </w:rPr>
               <w:t xml:space="preserve">어두운 테마로 바꿔 준다</w:t>
             </w:r>
           </w:p>
@@ -9884,7 +9812,7 @@
                 <w:sz w:val="20"/>
                 <w:szCs w:val="20"/>
               </w:rPr>
-              <w:t xml:space="preserve">인터넷의 대시보드 예제가 대부분 어둡습니다. 우리는 bg-slate-50 밝은 테마입니다</w:t>
+              <w:t xml:space="preserve">올린 코드의 테마를 그대로 쓰라고 하세요. 심화 15단계를 한 팀은 테마 전환 구조가 있습니다</w:t>
             </w:r>
           </w:p>
         </w:tc>
@@ -10668,7 +10596,7 @@
           <w:sz w:val="21"/>
           <w:szCs w:val="21"/>
         </w:rPr>
-        <w:t xml:space="preserve">☐  코드를 받기 전에 진단과 방향을 먼저 받았다</w:t>
+        <w:t xml:space="preserve">☐  코드를 받기 전에 전시판 QA 를 먼저 받았다</w:t>
       </w:r>
     </w:p>
     <w:p>
@@ -10682,7 +10610,7 @@
           <w:sz w:val="21"/>
           <w:szCs w:val="21"/>
         </w:rPr>
-        <w:t xml:space="preserve">☐  방향을 두 가지 받아 비교하고 내가 골랐다</w:t>
+        <w:t xml:space="preserve">☐  AI 가 레이아웃을 다시 짜자고 했을 때 거절했다 (19단계에서 이미 정했습니다)</w:t>
       </w:r>
     </w:p>
     <w:p>
@@ -10724,7 +10652,7 @@
           <w:sz w:val="21"/>
           <w:szCs w:val="21"/>
         </w:rPr>
-        <w:t xml:space="preserve">☐  재설계한 뒤에도 전시 모드와 자동 재연결이 살아 있는 것을 확인했다</w:t>
+        <w:t xml:space="preserve">☐  고친 뒤에도 전시 모드와 자동 재연결이 살아 있는 것을 확인했다</w:t>
       </w:r>
     </w:p>
     <w:p>
